--- a/DOCS/word/NGHIEP_VU_DB_API.docx
+++ b/DOCS/word/NGHIEP_VU_DB_API.docx
@@ -52,7 +52,7 @@
         <w:t>B. Cơ sở dữ liệu</w:t>
       </w:r>
       <w:r>
-        <w:t xml:space="preserve"> (32 bảng) · </w:t>
+        <w:t xml:space="preserve"> (33 bảng) · </w:t>
       </w:r>
       <w:r>
         <w:rPr>
@@ -66,7 +66,7 @@
         <w:jc w:val="both"/>
       </w:pPr>
       <w:r>
-        <w:t xml:space="preserve">(118 đường). Cuối cùng là phần </w:t>
+        <w:t xml:space="preserve">(122 đường). Cuối cùng là phần </w:t>
       </w:r>
       <w:r>
         <w:rPr>
@@ -1761,7 +1761,7 @@
         <w:t>Xe liên kết</w:t>
       </w:r>
       <w:r>
-        <w:t>: EPL trả chủ xe = giá thuê × tấn − 2 %/phiếu − 1 USD mỗi tấn vượt 40 t − các khoản EPL</w:t>
+        <w:t>: EPL trả chủ xe = giá thuê × tấn − 2 %/phiếu − một đơn vị tiền mỗi tấn vượt 40 t − các</w:t>
       </w:r>
     </w:p>
     <w:p>
@@ -1769,7 +1769,815 @@
         <w:jc w:val="both"/>
       </w:pPr>
       <w:r>
-        <w:t xml:space="preserve">  đã ứng. Lãi = tiền khách trả − tiền thuê. Quỹ bấm *Trả chủ xe* sau khi phiếu khoá.</w:t>
+        <w:t xml:space="preserve">  khoản EPL đã ứng (quy về tiền thuê). Lãi = tiền khách trả − tiền thuê, so với nhau sau khi cùng quy</w:t>
+      </w:r>
+    </w:p>
+    <w:p>
+      <w:pPr>
+        <w:jc w:val="both"/>
+      </w:pPr>
+      <w:r>
+        <w:t xml:space="preserve">  về Kíp. Quỹ bấm *Trả chủ xe* sau khi phiếu khoá. Xem A7 về tiền tệ.</w:t>
+      </w:r>
+    </w:p>
+    <w:p>
+      <w:pPr>
+        <w:pStyle w:val="Heading1"/>
+      </w:pPr>
+      <w:r>
+        <w:rPr>
+          <w:color w:val="145C4A"/>
+        </w:rPr>
+        <w:t>A7. Tiền tệ và thu tiền</w:t>
+      </w:r>
+    </w:p>
+    <w:p>
+      <w:pPr>
+        <w:jc w:val="both"/>
+      </w:pPr>
+      <w:r>
+        <w:t xml:space="preserve">EPL Lào </w:t>
+      </w:r>
+      <w:r>
+        <w:rPr>
+          <w:b/>
+        </w:rPr>
+        <w:t>nhận cước bằng nhiều loại tiền</w:t>
+      </w:r>
+      <w:r>
+        <w:t>: USD, Kíp Lào (LAK), Nhân dân tệ (CNY), Bath Thái (THB) —</w:t>
+      </w:r>
+    </w:p>
+    <w:p>
+      <w:pPr>
+        <w:jc w:val="both"/>
+      </w:pPr>
+      <w:r>
+        <w:t>tuỳ hợp đồng từng khách. Chi phí dọc đường thì trộn LAK, VND, THB ngay trong cùng một phiếu. Nên</w:t>
+      </w:r>
+    </w:p>
+    <w:p>
+      <w:pPr>
+        <w:jc w:val="both"/>
+      </w:pPr>
+      <w:r>
+        <w:t>phần mềm đặt ba quy tắc:</w:t>
+      </w:r>
+    </w:p>
+    <w:p>
+      <w:pPr>
+        <w:jc w:val="both"/>
+      </w:pPr>
+      <w:r>
+        <w:rPr>
+          <w:b/>
+        </w:rPr>
+        <w:t>1. Kíp là tiền gốc.</w:t>
+      </w:r>
+      <w:r>
+        <w:t xml:space="preserve"> Mọi tỷ giá ghi dạng *bao nhiêu Kíp cho một đơn vị tiền đó*, và được **khoá</w:t>
+      </w:r>
+    </w:p>
+    <w:p>
+      <w:pPr>
+        <w:jc w:val="both"/>
+      </w:pPr>
+      <w:r>
+        <w:t>vào phiếu lúc lập** (</w:t>
+      </w:r>
+      <w:r>
+        <w:rPr>
+          <w:rFonts w:ascii="Consolas" w:hAnsi="Consolas"/>
+          <w:sz w:val="19"/>
+        </w:rPr>
+        <w:t>rate_usd</w:t>
+      </w:r>
+      <w:r>
+        <w:t xml:space="preserve">, </w:t>
+      </w:r>
+      <w:r>
+        <w:rPr>
+          <w:rFonts w:ascii="Consolas" w:hAnsi="Consolas"/>
+          <w:sz w:val="19"/>
+        </w:rPr>
+        <w:t>rate_thb</w:t>
+      </w:r>
+      <w:r>
+        <w:t xml:space="preserve">, </w:t>
+      </w:r>
+      <w:r>
+        <w:rPr>
+          <w:rFonts w:ascii="Consolas" w:hAnsi="Consolas"/>
+          <w:sz w:val="19"/>
+        </w:rPr>
+        <w:t>rate_vnd</w:t>
+      </w:r>
+      <w:r>
+        <w:t xml:space="preserve">, </w:t>
+      </w:r>
+      <w:r>
+        <w:rPr>
+          <w:rFonts w:ascii="Consolas" w:hAnsi="Consolas"/>
+          <w:sz w:val="19"/>
+        </w:rPr>
+        <w:t>rate_cny</w:t>
+      </w:r>
+      <w:r>
+        <w:t>). Tỷ giá thị trường đổi về sau</w:t>
+      </w:r>
+    </w:p>
+    <w:p>
+      <w:pPr>
+        <w:jc w:val="both"/>
+      </w:pPr>
+      <w:r>
+        <w:t>không làm đổi con số trên phiếu đã lập — tờ giấy đã in phải đứng yên.</w:t>
+      </w:r>
+    </w:p>
+    <w:p>
+      <w:pPr>
+        <w:jc w:val="both"/>
+      </w:pPr>
+      <w:r>
+        <w:rPr>
+          <w:b/>
+        </w:rPr>
+        <w:t>2. Cước theo tiền của hợp đồng, không mặc định USD.</w:t>
+      </w:r>
+      <w:r>
+        <w:t xml:space="preserve"> Phiếu có ô </w:t>
+      </w:r>
+      <w:r>
+        <w:rPr>
+          <w:b/>
+        </w:rPr>
+        <w:t>Tiền tệ cước</w:t>
+      </w:r>
+      <w:r>
+        <w:t xml:space="preserve"> (</w:t>
+      </w:r>
+      <w:r>
+        <w:rPr>
+          <w:rFonts w:ascii="Consolas" w:hAnsi="Consolas"/>
+          <w:sz w:val="19"/>
+        </w:rPr>
+        <w:t>price_ccy</w:t>
+      </w:r>
+      <w:r>
+        <w:t>) và</w:t>
+      </w:r>
+    </w:p>
+    <w:p>
+      <w:pPr>
+        <w:jc w:val="both"/>
+      </w:pPr>
+      <w:r>
+        <w:t xml:space="preserve">đơn giá </w:t>
+      </w:r>
+      <w:r>
+        <w:rPr>
+          <w:rFonts w:ascii="Consolas" w:hAnsi="Consolas"/>
+          <w:sz w:val="19"/>
+        </w:rPr>
+        <w:t>price</w:t>
+      </w:r>
+      <w:r>
+        <w:t xml:space="preserve"> hiểu theo tiền đó. Bảng giá khách × tuyến cũng mang tiền tệ riêng, nên mở phiếu cho</w:t>
+      </w:r>
+    </w:p>
+    <w:p>
+      <w:pPr>
+        <w:jc w:val="both"/>
+      </w:pPr>
+      <w:r>
+        <w:t xml:space="preserve">khách Trung Quốc là máy tự điền Nhân dân tệ, không rơi về USD. Xe liên kết có thêm </w:t>
+      </w:r>
+      <w:r>
+        <w:rPr>
+          <w:b/>
+        </w:rPr>
+        <w:t>tiền tệ thuê</w:t>
+      </w:r>
+    </w:p>
+    <w:p>
+      <w:pPr>
+        <w:jc w:val="both"/>
+      </w:pPr>
+      <w:r>
+        <w:t>(</w:t>
+      </w:r>
+      <w:r>
+        <w:rPr>
+          <w:rFonts w:ascii="Consolas" w:hAnsi="Consolas"/>
+          <w:sz w:val="19"/>
+        </w:rPr>
+        <w:t>hire_ccy</w:t>
+      </w:r>
+      <w:r>
+        <w:t>) vì bán bằng USD mà thuê xe Lào trả bằng Kíp là chuyện bình thường; bỏ trống thì hiểu là</w:t>
+      </w:r>
+    </w:p>
+    <w:p>
+      <w:pPr>
+        <w:jc w:val="both"/>
+      </w:pPr>
+      <w:r>
+        <w:t>cùng tiền với cước.</w:t>
+      </w:r>
+    </w:p>
+    <w:p>
+      <w:pPr>
+        <w:jc w:val="both"/>
+      </w:pPr>
+      <w:r>
+        <w:rPr>
+          <w:b/>
+        </w:rPr>
+        <w:t>3. Mọi TỔNG quy về Kíp, kèm chia theo từng loại tiền.</w:t>
+      </w:r>
+      <w:r>
+        <w:t xml:space="preserve"> Cộng thẳng USD với Nhân dân tệ là cộng táo</w:t>
+      </w:r>
+    </w:p>
+    <w:p>
+      <w:pPr>
+        <w:jc w:val="both"/>
+      </w:pPr>
+      <w:r>
+        <w:t xml:space="preserve">với cam, nên báo cáo trả </w:t>
+      </w:r>
+      <w:r>
+        <w:rPr>
+          <w:rFonts w:ascii="Consolas" w:hAnsi="Consolas"/>
+          <w:sz w:val="19"/>
+        </w:rPr>
+        <w:t>doanh_thu_lak</w:t>
+      </w:r>
+      <w:r>
+        <w:t xml:space="preserve"> (một con số cộng được) và </w:t>
+      </w:r>
+      <w:r>
+        <w:rPr>
+          <w:rFonts w:ascii="Consolas" w:hAnsi="Consolas"/>
+          <w:sz w:val="19"/>
+        </w:rPr>
+        <w:t>doanh_thu_tien</w:t>
+      </w:r>
+    </w:p>
+    <w:p>
+      <w:pPr>
+        <w:jc w:val="both"/>
+      </w:pPr>
+      <w:r>
+        <w:t>(</w:t>
+      </w:r>
+      <w:r>
+        <w:rPr>
+          <w:rFonts w:ascii="Consolas" w:hAnsi="Consolas"/>
+          <w:sz w:val="19"/>
+        </w:rPr>
+        <w:t>{"USD": 5059, "CNY": 12618, "LAK": 37710000}</w:t>
+      </w:r>
+      <w:r>
+        <w:t>) để người đọc thấy con số đó gồm những gì. Bảng</w:t>
+      </w:r>
+    </w:p>
+    <w:p>
+      <w:pPr>
+        <w:jc w:val="both"/>
+      </w:pPr>
+      <w:r>
+        <w:t xml:space="preserve">*Theo dõi phiếu vận chuyển* có thêm cột </w:t>
+      </w:r>
+      <w:r>
+        <w:rPr>
+          <w:b/>
+        </w:rPr>
+        <w:t>Tiền</w:t>
+      </w:r>
+      <w:r>
+        <w:t xml:space="preserve"> nói rõ từng dòng tính bằng tiền gì, dòng tổng cộng</w:t>
+      </w:r>
+    </w:p>
+    <w:p>
+      <w:pPr>
+        <w:jc w:val="both"/>
+      </w:pPr>
+      <w:r>
+        <w:t xml:space="preserve">riêng từng loại tiền, và ô </w:t>
+      </w:r>
+      <w:r>
+        <w:rPr>
+          <w:b/>
+        </w:rPr>
+        <w:t>Quy đổi</w:t>
+      </w:r>
+      <w:r>
+        <w:t xml:space="preserve"> để gom cả bảng về một tiền khi cần một con số duy nhất.</w:t>
+      </w:r>
+    </w:p>
+    <w:p>
+      <w:pPr>
+        <w:pStyle w:val="Heading2"/>
+      </w:pPr>
+      <w:r>
+        <w:t>Khách trả tiền — sổ thu từng lần</w:t>
+      </w:r>
+    </w:p>
+    <w:p>
+      <w:pPr>
+        <w:jc w:val="both"/>
+      </w:pPr>
+      <w:r>
+        <w:t xml:space="preserve">Trước 21/09/2026 chỗ này chỉ là một cái nút *đã thu* bật trạng thái phiếu sang </w:t>
+      </w:r>
+      <w:r>
+        <w:rPr>
+          <w:rFonts w:ascii="Consolas" w:hAnsi="Consolas"/>
+          <w:sz w:val="19"/>
+        </w:rPr>
+        <w:t>paid</w:t>
+      </w:r>
+      <w:r>
+        <w:t>. Nó không ghi</w:t>
+      </w:r>
+    </w:p>
+    <w:p>
+      <w:pPr>
+        <w:jc w:val="both"/>
+      </w:pPr>
+      <w:r>
+        <w:t>được khách trả bao nhiêu, bằng tiền gì, ngày nào — trong khi thực tế **hoá đơn ghi USD mà khách</w:t>
+      </w:r>
+    </w:p>
+    <w:p>
+      <w:pPr>
+        <w:jc w:val="both"/>
+      </w:pPr>
+      <w:r>
+        <w:t>chuyển Kíp</w:t>
+      </w:r>
+      <w:r>
+        <w:rPr>
+          <w:b/>
+        </w:rPr>
+        <w:t xml:space="preserve">, và trả làm nhiều lần. Giờ mỗi lần tiền về là </w:t>
+      </w:r>
+      <w:r>
+        <w:t xml:space="preserve">một dòng** trong bảng </w:t>
+      </w:r>
+      <w:r>
+        <w:rPr>
+          <w:rFonts w:ascii="Consolas" w:hAnsi="Consolas"/>
+          <w:sz w:val="19"/>
+        </w:rPr>
+        <w:t>trip_payments</w:t>
+      </w:r>
+      <w:r>
+        <w:t>:</w:t>
+      </w:r>
+    </w:p>
+    <w:tbl>
+      <w:tblPr>
+        <w:tblStyle w:val="LightGrid-Accent1"/>
+        <w:tblW w:type="auto" w:w="0"/>
+        <w:tblLook w:firstColumn="1" w:firstRow="1" w:lastColumn="0" w:lastRow="0" w:noHBand="0" w:noVBand="1" w:val="04A0"/>
+      </w:tblPr>
+      <w:tblGrid>
+        <w:gridCol w:w="4320"/>
+        <w:gridCol w:w="4320"/>
+      </w:tblGrid>
+      <w:tr>
+        <w:tc>
+          <w:tcPr>
+            <w:tcW w:type="dxa" w:w="4320"/>
+          </w:tcPr>
+          <w:p>
+            <w:r>
+              <w:rPr>
+                <w:b/>
+              </w:rPr>
+            </w:r>
+            <w:r>
+              <w:rPr>
+                <w:b/>
+              </w:rPr>
+              <w:t>Ô</w:t>
+            </w:r>
+          </w:p>
+        </w:tc>
+        <w:tc>
+          <w:tcPr>
+            <w:tcW w:type="dxa" w:w="4320"/>
+          </w:tcPr>
+          <w:p>
+            <w:r>
+              <w:rPr>
+                <w:b/>
+              </w:rPr>
+            </w:r>
+            <w:r>
+              <w:rPr>
+                <w:b/>
+              </w:rPr>
+              <w:t>Nghĩa</w:t>
+            </w:r>
+          </w:p>
+        </w:tc>
+      </w:tr>
+      <w:tr>
+        <w:tc>
+          <w:tcPr>
+            <w:tcW w:type="dxa" w:w="4320"/>
+          </w:tcPr>
+          <w:p>
+            <w:r/>
+            <w:r>
+              <w:rPr>
+                <w:rFonts w:ascii="Consolas" w:hAnsi="Consolas"/>
+                <w:sz w:val="19"/>
+              </w:rPr>
+              <w:t>pay_date</w:t>
+            </w:r>
+          </w:p>
+        </w:tc>
+        <w:tc>
+          <w:tcPr>
+            <w:tcW w:type="dxa" w:w="4320"/>
+          </w:tcPr>
+          <w:p>
+            <w:r/>
+            <w:r>
+              <w:t>Ngày tiền về</w:t>
+            </w:r>
+          </w:p>
+        </w:tc>
+      </w:tr>
+      <w:tr>
+        <w:tc>
+          <w:tcPr>
+            <w:tcW w:type="dxa" w:w="4320"/>
+          </w:tcPr>
+          <w:p>
+            <w:r/>
+            <w:r>
+              <w:rPr>
+                <w:rFonts w:ascii="Consolas" w:hAnsi="Consolas"/>
+                <w:sz w:val="19"/>
+              </w:rPr>
+              <w:t>amount</w:t>
+            </w:r>
+            <w:r>
+              <w:t xml:space="preserve"> · </w:t>
+            </w:r>
+            <w:r>
+              <w:rPr>
+                <w:rFonts w:ascii="Consolas" w:hAnsi="Consolas"/>
+                <w:sz w:val="19"/>
+              </w:rPr>
+              <w:t>currency</w:t>
+            </w:r>
+          </w:p>
+        </w:tc>
+        <w:tc>
+          <w:tcPr>
+            <w:tcW w:type="dxa" w:w="4320"/>
+          </w:tcPr>
+          <w:p>
+            <w:r/>
+            <w:r>
+              <w:t xml:space="preserve">Số tiền và </w:t>
+            </w:r>
+            <w:r>
+              <w:rPr>
+                <w:b/>
+              </w:rPr>
+              <w:t>tiền khách thật sự trả</w:t>
+            </w:r>
+            <w:r>
+              <w:t xml:space="preserve"> — không bắt buộc trùng tiền hoá đơn</w:t>
+            </w:r>
+          </w:p>
+        </w:tc>
+      </w:tr>
+      <w:tr>
+        <w:tc>
+          <w:tcPr>
+            <w:tcW w:type="dxa" w:w="4320"/>
+          </w:tcPr>
+          <w:p>
+            <w:r/>
+            <w:r>
+              <w:rPr>
+                <w:rFonts w:ascii="Consolas" w:hAnsi="Consolas"/>
+                <w:sz w:val="19"/>
+              </w:rPr>
+              <w:t>rate_to_lak</w:t>
+            </w:r>
+          </w:p>
+        </w:tc>
+        <w:tc>
+          <w:tcPr>
+            <w:tcW w:type="dxa" w:w="4320"/>
+          </w:tcPr>
+          <w:p>
+            <w:r/>
+            <w:r>
+              <w:t xml:space="preserve">Tỷ giá </w:t>
+            </w:r>
+            <w:r>
+              <w:rPr>
+                <w:b/>
+              </w:rPr>
+              <w:t>ngày thu</w:t>
+            </w:r>
+            <w:r>
+              <w:t>; không gửi thì lấy tỷ giá khoá trên phiếu làm mặc định</w:t>
+            </w:r>
+          </w:p>
+        </w:tc>
+      </w:tr>
+      <w:tr>
+        <w:tc>
+          <w:tcPr>
+            <w:tcW w:type="dxa" w:w="4320"/>
+          </w:tcPr>
+          <w:p>
+            <w:r/>
+            <w:r>
+              <w:rPr>
+                <w:rFonts w:ascii="Consolas" w:hAnsi="Consolas"/>
+                <w:sz w:val="19"/>
+              </w:rPr>
+              <w:t>amount_lak</w:t>
+            </w:r>
+          </w:p>
+        </w:tc>
+        <w:tc>
+          <w:tcPr>
+            <w:tcW w:type="dxa" w:w="4320"/>
+          </w:tcPr>
+          <w:p>
+            <w:r/>
+            <w:r>
+              <w:rPr>
+                <w:rFonts w:ascii="Consolas" w:hAnsi="Consolas"/>
+                <w:sz w:val="19"/>
+              </w:rPr>
+              <w:t>amount × rate_to_lak</w:t>
+            </w:r>
+            <w:r>
+              <w:t>, tính sẵn để khỏi tính lại</w:t>
+            </w:r>
+          </w:p>
+        </w:tc>
+      </w:tr>
+      <w:tr>
+        <w:tc>
+          <w:tcPr>
+            <w:tcW w:type="dxa" w:w="4320"/>
+          </w:tcPr>
+          <w:p>
+            <w:r/>
+            <w:r>
+              <w:rPr>
+                <w:rFonts w:ascii="Consolas" w:hAnsi="Consolas"/>
+                <w:sz w:val="19"/>
+              </w:rPr>
+              <w:t>method</w:t>
+            </w:r>
+          </w:p>
+        </w:tc>
+        <w:tc>
+          <w:tcPr>
+            <w:tcW w:type="dxa" w:w="4320"/>
+          </w:tcPr>
+          <w:p>
+            <w:r/>
+            <w:r>
+              <w:rPr>
+                <w:rFonts w:ascii="Consolas" w:hAnsi="Consolas"/>
+                <w:sz w:val="19"/>
+              </w:rPr>
+              <w:t>cash</w:t>
+            </w:r>
+            <w:r>
+              <w:t xml:space="preserve"> tiền mặt · </w:t>
+            </w:r>
+            <w:r>
+              <w:rPr>
+                <w:rFonts w:ascii="Consolas" w:hAnsi="Consolas"/>
+                <w:sz w:val="19"/>
+              </w:rPr>
+              <w:t>bank</w:t>
+            </w:r>
+            <w:r>
+              <w:t xml:space="preserve"> chuyển khoản · </w:t>
+            </w:r>
+            <w:r>
+              <w:rPr>
+                <w:rFonts w:ascii="Consolas" w:hAnsi="Consolas"/>
+                <w:sz w:val="19"/>
+              </w:rPr>
+              <w:t>offset</w:t>
+            </w:r>
+            <w:r>
+              <w:t xml:space="preserve"> cấn trừ · </w:t>
+            </w:r>
+            <w:r>
+              <w:rPr>
+                <w:rFonts w:ascii="Consolas" w:hAnsi="Consolas"/>
+                <w:sz w:val="19"/>
+              </w:rPr>
+              <w:t>other</w:t>
+            </w:r>
+          </w:p>
+        </w:tc>
+      </w:tr>
+      <w:tr>
+        <w:tc>
+          <w:tcPr>
+            <w:tcW w:type="dxa" w:w="4320"/>
+          </w:tcPr>
+          <w:p>
+            <w:r/>
+            <w:r>
+              <w:rPr>
+                <w:rFonts w:ascii="Consolas" w:hAnsi="Consolas"/>
+                <w:sz w:val="19"/>
+              </w:rPr>
+              <w:t>ref</w:t>
+            </w:r>
+          </w:p>
+        </w:tc>
+        <w:tc>
+          <w:tcPr>
+            <w:tcW w:type="dxa" w:w="4320"/>
+          </w:tcPr>
+          <w:p>
+            <w:r/>
+            <w:r>
+              <w:t>Số uỷ nhiệm chi hoặc biên lai bên khách</w:t>
+            </w:r>
+          </w:p>
+        </w:tc>
+      </w:tr>
+    </w:tbl>
+    <w:p/>
+    <w:p>
+      <w:pPr>
+        <w:jc w:val="both"/>
+      </w:pPr>
+      <w:r>
+        <w:t xml:space="preserve">Từ đó: </w:t>
+      </w:r>
+      <w:r>
+        <w:rPr>
+          <w:b/>
+        </w:rPr>
+        <w:t>trạng thái tài chính của phiếu do tổng các dòng này quyết định</w:t>
+      </w:r>
+      <w:r>
+        <w:t>, không ai bấm tay nữa —</w:t>
+      </w:r>
+    </w:p>
+    <w:p>
+      <w:pPr>
+        <w:jc w:val="both"/>
+      </w:pPr>
+      <w:r>
+        <w:t>chưa có dòng nào là *chưa thu*, tổng bằng tiền hoá đơn (lệch dưới 1 Kíp) là *đã thu*, ở giữa là *thu</w:t>
+      </w:r>
+    </w:p>
+    <w:p>
+      <w:pPr>
+        <w:jc w:val="both"/>
+      </w:pPr>
+      <w:r>
+        <w:t xml:space="preserve">một phần*. Mỗi dòng thu để lại một chứng từ </w:t>
+      </w:r>
+      <w:r>
+        <w:rPr>
+          <w:rFonts w:ascii="Consolas" w:hAnsi="Consolas"/>
+          <w:sz w:val="19"/>
+        </w:rPr>
+        <w:t>PT</w:t>
+      </w:r>
+      <w:r>
+        <w:t xml:space="preserve"> mang đúng số tiền và tiền tệ khách trả, nên khi đẩy</w:t>
+      </w:r>
+    </w:p>
+    <w:p>
+      <w:pPr>
+        <w:jc w:val="both"/>
+      </w:pPr>
+      <w:r>
+        <w:t>sang kế toán anh Khang thì con số khớp với tiền thật vào tài khoản.</w:t>
+      </w:r>
+    </w:p>
+    <w:p>
+      <w:pPr>
+        <w:jc w:val="both"/>
+      </w:pPr>
+      <w:r>
+        <w:t xml:space="preserve">Hai chỗ chặn: thu </w:t>
+      </w:r>
+      <w:r>
+        <w:rPr>
+          <w:b/>
+        </w:rPr>
+        <w:t>nhiều hơn phần còn lại</w:t>
+      </w:r>
+      <w:r>
+        <w:t xml:space="preserve"> của hoá đơn thì máy hỏi lại (</w:t>
+      </w:r>
+      <w:r>
+        <w:rPr>
+          <w:rFonts w:ascii="Consolas" w:hAnsi="Consolas"/>
+          <w:sz w:val="19"/>
+        </w:rPr>
+        <w:t>THU_QUA_HOA_DON</w:t>
+      </w:r>
+      <w:r>
+        <w:t>) rồi mới</w:t>
+      </w:r>
+    </w:p>
+    <w:p>
+      <w:pPr>
+        <w:jc w:val="both"/>
+      </w:pPr>
+      <w:r>
+        <w:t xml:space="preserve">ghi; xoá một lần thu mà tờ </w:t>
+      </w:r>
+      <w:r>
+        <w:rPr>
+          <w:rFonts w:ascii="Consolas" w:hAnsi="Consolas"/>
+          <w:sz w:val="19"/>
+        </w:rPr>
+        <w:t>PT</w:t>
+      </w:r>
+      <w:r>
+        <w:t xml:space="preserve"> của nó </w:t>
+      </w:r>
+      <w:r>
+        <w:rPr>
+          <w:b/>
+        </w:rPr>
+        <w:t>đã đẩy sang kế toán</w:t>
+      </w:r>
+      <w:r>
+        <w:t xml:space="preserve"> thì từ chối (</w:t>
+      </w:r>
+      <w:r>
+        <w:rPr>
+          <w:rFonts w:ascii="Consolas" w:hAnsi="Consolas"/>
+          <w:sz w:val="19"/>
+        </w:rPr>
+        <w:t>DA_DAY_KE_TOAN</w:t>
+      </w:r>
+      <w:r>
+        <w:t>) — bên</w:t>
+      </w:r>
+    </w:p>
+    <w:p>
+      <w:pPr>
+        <w:jc w:val="both"/>
+      </w:pPr>
+      <w:r>
+        <w:t>kia đã vào sổ, xoá lặng lẽ bên này là hai bên nói hai số.</w:t>
+      </w:r>
+    </w:p>
+    <w:p>
+      <w:pPr>
+        <w:jc w:val="both"/>
+      </w:pPr>
+      <w:r>
+        <w:t>Phần chênh lệch tỷ giá (hoá đơn 1.693,30 USD quy 37.252.600 Kíp mà khách chuyển 37.000.000 Kíp) thì</w:t>
+      </w:r>
+    </w:p>
+    <w:p>
+      <w:pPr>
+        <w:jc w:val="both"/>
+      </w:pPr>
+      <w:r>
+        <w:t xml:space="preserve">phần mềm </w:t>
+      </w:r>
+      <w:r>
+        <w:rPr>
+          <w:b/>
+        </w:rPr>
+        <w:t>chỉ hiện ra</w:t>
+      </w:r>
+      <w:r>
+        <w:t>, hạch toán chênh lệch tỷ giá là việc của bên kế toán — bên mình không dựng</w:t>
+      </w:r>
+    </w:p>
+    <w:p>
+      <w:pPr>
+        <w:jc w:val="both"/>
+      </w:pPr>
+      <w:r>
+        <w:t>sổ thứ hai.</w:t>
       </w:r>
     </w:p>
     <w:p>
@@ -2846,7 +3654,7 @@
         <w:jc w:val="both"/>
       </w:pPr>
       <w:r>
-        <w:t>32 bảng, nhóm theo việc:</w:t>
+        <w:t>33 bảng, nhóm theo việc:</w:t>
       </w:r>
     </w:p>
     <w:p>
@@ -3097,7 +3905,16 @@
                 <w:rFonts w:ascii="Consolas" w:hAnsi="Consolas"/>
                 <w:sz w:val="19"/>
               </w:rPr>
-              <w:t>price_usd</w:t>
+              <w:t>price</w:t>
+            </w:r>
+            <w:r>
+              <w:t xml:space="preserve"> + </w:t>
+            </w:r>
+            <w:r>
+              <w:rPr>
+                <w:b/>
+              </w:rPr>
+              <w:t>`price_ccy`</w:t>
             </w:r>
             <w:r>
               <w:t xml:space="preserve">, </w:t>
@@ -3107,17 +3924,17 @@
                 <w:rFonts w:ascii="Consolas" w:hAnsi="Consolas"/>
                 <w:sz w:val="19"/>
               </w:rPr>
-              <w:t>hire_price_usd</w:t>
-            </w:r>
-            <w:r>
-              <w:t xml:space="preserve">, </w:t>
+              <w:t>hire_price</w:t>
+            </w:r>
+            <w:r>
+              <w:t xml:space="preserve"> + </w:t>
             </w:r>
             <w:r>
               <w:rPr>
                 <w:rFonts w:ascii="Consolas" w:hAnsi="Consolas"/>
                 <w:sz w:val="19"/>
               </w:rPr>
-              <w:t>valid_from</w:t>
+              <w:t>hire_ccy</w:t>
             </w:r>
             <w:r>
               <w:t xml:space="preserve">, </w:t>
@@ -3127,6 +3944,16 @@
                 <w:rFonts w:ascii="Consolas" w:hAnsi="Consolas"/>
                 <w:sz w:val="19"/>
               </w:rPr>
+              <w:t>valid_from</w:t>
+            </w:r>
+            <w:r>
+              <w:t xml:space="preserve">, </w:t>
+            </w:r>
+            <w:r>
+              <w:rPr>
+                <w:rFonts w:ascii="Consolas" w:hAnsi="Consolas"/>
+                <w:sz w:val="19"/>
+              </w:rPr>
               <w:t>goods_type</w:t>
             </w:r>
           </w:p>
@@ -3637,7 +4464,16 @@
           <w:p>
             <w:r/>
             <w:r>
-              <w:t>USD, THB, VND</w:t>
+              <w:t xml:space="preserve">USD, THB, VND, </w:t>
+            </w:r>
+            <w:r>
+              <w:rPr>
+                <w:b/>
+              </w:rPr>
+              <w:t>CNY</w:t>
+            </w:r>
+            <w:r>
+              <w:t xml:space="preserve"> — dùng làm mặc định cho phiếu mới</w:t>
             </w:r>
           </w:p>
         </w:tc>
@@ -3801,23 +4637,131 @@
               <w:t>giao</w:t>
             </w:r>
             <w:r>
-              <w:t xml:space="preserve">; số phiếu, ngày, xe và tài xế (chép giá trị vào phiếu, không chỉ khoá ngoại), khách, tuyến, cân đầu/cuối, giá cước, phần xe liên kết, tỷ giá khoá trên phiếu, </w:t>
+              <w:t xml:space="preserve">; số phiếu, ngày, xe và tài xế (chép giá trị vào phiếu, không chỉ khoá ngoại), khách, tuyến, cân đầu/cuối, </w:t>
+            </w:r>
+            <w:r>
+              <w:rPr>
+                <w:b/>
+              </w:rPr>
+              <w:t>`price` + `price_ccy`</w:t>
+            </w:r>
+            <w:r>
+              <w:t xml:space="preserve"> (cước và tiền tệ của nó), phần xe liên kết (</w:t>
             </w:r>
             <w:r>
               <w:rPr>
                 <w:rFonts w:ascii="Consolas" w:hAnsi="Consolas"/>
                 <w:sz w:val="19"/>
               </w:rPr>
-              <w:t>locked</w:t>
-            </w:r>
-            <w:r>
-              <w:t xml:space="preserve">, </w:t>
+              <w:t>hire_price</w:t>
+            </w:r>
+            <w:r>
+              <w:t xml:space="preserve"> + </w:t>
             </w:r>
             <w:r>
               <w:rPr>
                 <w:rFonts w:ascii="Consolas" w:hAnsi="Consolas"/>
                 <w:sz w:val="19"/>
               </w:rPr>
+              <w:t>hire_ccy</w:t>
+            </w:r>
+            <w:r>
+              <w:t xml:space="preserve">, </w:t>
+            </w:r>
+            <w:r>
+              <w:rPr>
+                <w:rFonts w:ascii="Consolas" w:hAnsi="Consolas"/>
+                <w:sz w:val="19"/>
+              </w:rPr>
+              <w:t>fee_pct</w:t>
+            </w:r>
+            <w:r>
+              <w:t xml:space="preserve">, </w:t>
+            </w:r>
+            <w:r>
+              <w:rPr>
+                <w:rFonts w:ascii="Consolas" w:hAnsi="Consolas"/>
+                <w:sz w:val="19"/>
+              </w:rPr>
+              <w:t>over_limit_t</w:t>
+            </w:r>
+            <w:r>
+              <w:t xml:space="preserve">, </w:t>
+            </w:r>
+            <w:r>
+              <w:rPr>
+                <w:rFonts w:ascii="Consolas" w:hAnsi="Consolas"/>
+                <w:sz w:val="19"/>
+              </w:rPr>
+              <w:t>over_price</w:t>
+            </w:r>
+            <w:r>
+              <w:t xml:space="preserve">), </w:t>
+            </w:r>
+            <w:r>
+              <w:rPr>
+                <w:b/>
+              </w:rPr>
+              <w:t>bốn tỷ giá khoá trên phiếu</w:t>
+            </w:r>
+            <w:r>
+              <w:t xml:space="preserve"> (</w:t>
+            </w:r>
+            <w:r>
+              <w:rPr>
+                <w:rFonts w:ascii="Consolas" w:hAnsi="Consolas"/>
+                <w:sz w:val="19"/>
+              </w:rPr>
+              <w:t>rate_usd</w:t>
+            </w:r>
+            <w:r>
+              <w:t xml:space="preserve">, </w:t>
+            </w:r>
+            <w:r>
+              <w:rPr>
+                <w:rFonts w:ascii="Consolas" w:hAnsi="Consolas"/>
+                <w:sz w:val="19"/>
+              </w:rPr>
+              <w:t>rate_thb</w:t>
+            </w:r>
+            <w:r>
+              <w:t xml:space="preserve">, </w:t>
+            </w:r>
+            <w:r>
+              <w:rPr>
+                <w:rFonts w:ascii="Consolas" w:hAnsi="Consolas"/>
+                <w:sz w:val="19"/>
+              </w:rPr>
+              <w:t>rate_vnd</w:t>
+            </w:r>
+            <w:r>
+              <w:t xml:space="preserve">, </w:t>
+            </w:r>
+            <w:r>
+              <w:rPr>
+                <w:rFonts w:ascii="Consolas" w:hAnsi="Consolas"/>
+                <w:sz w:val="19"/>
+              </w:rPr>
+              <w:t>rate_cny</w:t>
+            </w:r>
+            <w:r>
+              <w:t xml:space="preserve">), </w:t>
+            </w:r>
+            <w:r>
+              <w:rPr>
+                <w:rFonts w:ascii="Consolas" w:hAnsi="Consolas"/>
+                <w:sz w:val="19"/>
+              </w:rPr>
+              <w:t>locked</w:t>
+            </w:r>
+            <w:r>
+              <w:t xml:space="preserve">, </w:t>
+            </w:r>
+            <w:r>
+              <w:rPr>
+                <w:rFonts w:ascii="Consolas" w:hAnsi="Consolas"/>
+                <w:sz w:val="19"/>
+              </w:rPr>
               <w:t>owner_paid</w:t>
             </w:r>
           </w:p>
@@ -4245,6 +5189,110 @@
             </w:r>
             <w:r>
               <w:t xml:space="preserve"> chờ duyệt)</w:t>
+            </w:r>
+          </w:p>
+        </w:tc>
+      </w:tr>
+      <w:tr>
+        <w:tc>
+          <w:tcPr>
+            <w:tcW w:type="dxa" w:w="4320"/>
+          </w:tcPr>
+          <w:p>
+            <w:r/>
+            <w:r>
+              <w:rPr>
+                <w:rFonts w:ascii="Consolas" w:hAnsi="Consolas"/>
+                <w:sz w:val="19"/>
+              </w:rPr>
+              <w:t>trip_payments</w:t>
+            </w:r>
+          </w:p>
+        </w:tc>
+        <w:tc>
+          <w:tcPr>
+            <w:tcW w:type="dxa" w:w="4320"/>
+          </w:tcPr>
+          <w:p>
+            <w:r/>
+            <w:r>
+              <w:rPr>
+                <w:b/>
+              </w:rPr>
+              <w:t>Sổ thu tiền</w:t>
+            </w:r>
+            <w:r>
+              <w:t xml:space="preserve">: mỗi lần khách trả một dòng — </w:t>
+            </w:r>
+            <w:r>
+              <w:rPr>
+                <w:rFonts w:ascii="Consolas" w:hAnsi="Consolas"/>
+                <w:sz w:val="19"/>
+              </w:rPr>
+              <w:t>pay_date</w:t>
+            </w:r>
+            <w:r>
+              <w:t xml:space="preserve">, </w:t>
+            </w:r>
+            <w:r>
+              <w:rPr>
+                <w:rFonts w:ascii="Consolas" w:hAnsi="Consolas"/>
+                <w:sz w:val="19"/>
+              </w:rPr>
+              <w:t>amount</w:t>
+            </w:r>
+            <w:r>
+              <w:t xml:space="preserve"> + </w:t>
+            </w:r>
+            <w:r>
+              <w:rPr>
+                <w:rFonts w:ascii="Consolas" w:hAnsi="Consolas"/>
+                <w:sz w:val="19"/>
+              </w:rPr>
+              <w:t>currency</w:t>
+            </w:r>
+            <w:r>
+              <w:t xml:space="preserve">, </w:t>
+            </w:r>
+            <w:r>
+              <w:rPr>
+                <w:rFonts w:ascii="Consolas" w:hAnsi="Consolas"/>
+                <w:sz w:val="19"/>
+              </w:rPr>
+              <w:t>rate_to_lak</w:t>
+            </w:r>
+            <w:r>
+              <w:t xml:space="preserve">, </w:t>
+            </w:r>
+            <w:r>
+              <w:rPr>
+                <w:rFonts w:ascii="Consolas" w:hAnsi="Consolas"/>
+                <w:sz w:val="19"/>
+              </w:rPr>
+              <w:t>amount_lak</w:t>
+            </w:r>
+            <w:r>
+              <w:t xml:space="preserve">, </w:t>
+            </w:r>
+            <w:r>
+              <w:rPr>
+                <w:rFonts w:ascii="Consolas" w:hAnsi="Consolas"/>
+                <w:sz w:val="19"/>
+              </w:rPr>
+              <w:t>method</w:t>
+            </w:r>
+            <w:r>
+              <w:t xml:space="preserve">, </w:t>
+            </w:r>
+            <w:r>
+              <w:rPr>
+                <w:rFonts w:ascii="Consolas" w:hAnsi="Consolas"/>
+                <w:sz w:val="19"/>
+              </w:rPr>
+              <w:t>ref</w:t>
+            </w:r>
+            <w:r>
+              <w:t>. Trạng thái tài chính của phiếu suy ra từ tổng các dòng này</w:t>
             </w:r>
           </w:p>
         </w:tc>
@@ -5599,7 +6647,17 @@
                 <w:rFonts w:ascii="Consolas" w:hAnsi="Consolas"/>
                 <w:sz w:val="19"/>
               </w:rPr>
-              <w:t>POST /api/trips/{id}/finance-status</w:t>
+              <w:t>GET POST /api/trips/{id}/thu-tien</w:t>
+            </w:r>
+            <w:r>
+              <w:t xml:space="preserve"> · </w:t>
+            </w:r>
+            <w:r>
+              <w:rPr>
+                <w:rFonts w:ascii="Consolas" w:hAnsi="Consolas"/>
+                <w:sz w:val="19"/>
+              </w:rPr>
+              <w:t>DELETE /api/thu-tien/{id}</w:t>
             </w:r>
           </w:p>
         </w:tc>
@@ -5610,7 +6668,23 @@
           <w:p>
             <w:r/>
             <w:r>
-              <w:t>Ghi thu tiền khách</w:t>
+              <w:rPr>
+                <w:b/>
+              </w:rPr>
+              <w:t>Sổ thu tiền</w:t>
+            </w:r>
+            <w:r>
+              <w:t xml:space="preserve">: xem, ghi một lần khách trả (tiền nào cũng được, có tỷ giá ngày thu), xoá dòng ghi nhầm. Thu dư phải xác nhận; tờ </w:t>
+            </w:r>
+            <w:r>
+              <w:rPr>
+                <w:rFonts w:ascii="Consolas" w:hAnsi="Consolas"/>
+                <w:sz w:val="19"/>
+              </w:rPr>
+              <w:t>PT</w:t>
+            </w:r>
+            <w:r>
+              <w:t xml:space="preserve"> đã đẩy kế toán thì không xoá được</w:t>
             </w:r>
           </w:p>
         </w:tc>
@@ -8030,6 +9104,40 @@
             <w:r/>
             <w:r>
               <w:t>GPS: ai được gửi, lọc điểm dày, GPS cũ</w:t>
+            </w:r>
+          </w:p>
+        </w:tc>
+      </w:tr>
+      <w:tr>
+        <w:tc>
+          <w:tcPr>
+            <w:tcW w:type="dxa" w:w="4320"/>
+          </w:tcPr>
+          <w:p>
+            <w:r/>
+            <w:r>
+              <w:rPr>
+                <w:rFonts w:ascii="Consolas" w:hAnsi="Consolas"/>
+                <w:sz w:val="19"/>
+              </w:rPr>
+              <w:t>python kiem\thu_tien_te.py</w:t>
+            </w:r>
+          </w:p>
+        </w:tc>
+        <w:tc>
+          <w:tcPr>
+            <w:tcW w:type="dxa" w:w="4320"/>
+          </w:tcPr>
+          <w:p>
+            <w:r/>
+            <w:r>
+              <w:rPr>
+                <w:b/>
+              </w:rPr>
+              <w:t>Nhiều tiền tệ và sổ thu tiền</w:t>
+            </w:r>
+            <w:r>
+              <w:t>: cước Nhân dân tệ, quy Kíp đúng tỷ giá khoá, thu nhiều lần bằng nhiều tiền, trạng thái tự suy, chặn thu dư, chặn xoá tờ đã đẩy</w:t>
             </w:r>
           </w:p>
         </w:tc>

--- a/DOCS/word/NGHIEP_VU_DB_API.docx
+++ b/DOCS/word/NGHIEP_VU_DB_API.docx
@@ -52,7 +52,7 @@
         <w:t>B. Cơ sở dữ liệu</w:t>
       </w:r>
       <w:r>
-        <w:t xml:space="preserve"> (33 bảng) · </w:t>
+        <w:t xml:space="preserve"> (34 bảng) · </w:t>
       </w:r>
       <w:r>
         <w:rPr>
@@ -66,7 +66,7 @@
         <w:jc w:val="both"/>
       </w:pPr>
       <w:r>
-        <w:t xml:space="preserve">(122 đường). Cuối cùng là phần </w:t>
+        <w:t xml:space="preserve">(123 đường). Cuối cùng là phần </w:t>
       </w:r>
       <w:r>
         <w:rPr>
@@ -1993,6 +1993,99 @@
         <w:rPr>
           <w:b/>
         </w:rPr>
+        <w:t>Đặt tỷ giá ở đâu</w:t>
+      </w:r>
+      <w:r>
+        <w:t xml:space="preserve">: màn </w:t>
+      </w:r>
+      <w:r>
+        <w:rPr>
+          <w:b/>
+        </w:rPr>
+        <w:t>Tỷ giá</w:t>
+      </w:r>
+      <w:r>
+        <w:t xml:space="preserve"> (</w:t>
+      </w:r>
+      <w:r>
+        <w:rPr>
+          <w:rFonts w:ascii="Consolas" w:hAnsi="Consolas"/>
+          <w:sz w:val="19"/>
+        </w:rPr>
+        <w:t>#/ty-gia</w:t>
+      </w:r>
+      <w:r>
+        <w:t>, nhóm Danh mục) — mỗi loại tiền một thẻ đọc là</w:t>
+      </w:r>
+    </w:p>
+    <w:p>
+      <w:pPr>
+        <w:jc w:val="both"/>
+      </w:pPr>
+      <w:r>
+        <w:t>*"1 đơn vị tiền đó ăn bao nhiêu Kíp"*, kèm số lần trước, mức thay đổi, người đặt, một máy tính quy</w:t>
+      </w:r>
+    </w:p>
+    <w:p>
+      <w:pPr>
+        <w:jc w:val="both"/>
+      </w:pPr>
+      <w:r>
+        <w:t xml:space="preserve">đổi chạy theo con số </w:t>
+      </w:r>
+      <w:r>
+        <w:rPr>
+          <w:b/>
+        </w:rPr>
+        <w:t>đang gõ</w:t>
+      </w:r>
+      <w:r>
+        <w:t xml:space="preserve"> (chưa lưu cũng thử được), và bảng lịch sử mọi lần đổi. Kế toán</w:t>
+      </w:r>
+    </w:p>
+    <w:p>
+      <w:pPr>
+        <w:jc w:val="both"/>
+      </w:pPr>
+      <w:r>
+        <w:t>Thu/Chi VC và Kế toán Doanh thu VC sửa được; các vai tiền khác chỉ xem; Bãi và tài xế không thấy màn</w:t>
+      </w:r>
+    </w:p>
+    <w:p>
+      <w:pPr>
+        <w:jc w:val="both"/>
+      </w:pPr>
+      <w:r>
+        <w:t xml:space="preserve">này nhưng vẫn </w:t>
+      </w:r>
+      <w:r>
+        <w:rPr>
+          <w:b/>
+        </w:rPr>
+        <w:t>đọc</w:t>
+      </w:r>
+      <w:r>
+        <w:t xml:space="preserve"> được tỷ giá qua </w:t>
+      </w:r>
+      <w:r>
+        <w:rPr>
+          <w:rFonts w:ascii="Consolas" w:hAnsi="Consolas"/>
+          <w:sz w:val="19"/>
+        </w:rPr>
+        <w:t>/api/rates</w:t>
+      </w:r>
+      <w:r>
+        <w:t xml:space="preserve"> vì chi phí của họ có VND và THB.</w:t>
+      </w:r>
+    </w:p>
+    <w:p>
+      <w:pPr>
+        <w:jc w:val="both"/>
+      </w:pPr>
+      <w:r>
+        <w:rPr>
+          <w:b/>
+        </w:rPr>
         <w:t>3. Mọi TỔNG quy về Kíp, kèm chia theo từng loại tiền.</w:t>
       </w:r>
       <w:r>
@@ -3654,7 +3747,7 @@
         <w:jc w:val="both"/>
       </w:pPr>
       <w:r>
-        <w:t>33 bảng, nhóm theo việc:</w:t>
+        <w:t>34 bảng, nhóm theo việc:</w:t>
       </w:r>
     </w:p>
     <w:p>
@@ -4473,7 +4566,136 @@
               <w:t>CNY</w:t>
             </w:r>
             <w:r>
-              <w:t xml:space="preserve"> — dùng làm mặc định cho phiếu mới</w:t>
+              <w:t xml:space="preserve"> — dùng làm mặc định cho phiếu mới; </w:t>
+            </w:r>
+            <w:r>
+              <w:rPr>
+                <w:rFonts w:ascii="Consolas" w:hAnsi="Consolas"/>
+                <w:sz w:val="19"/>
+              </w:rPr>
+              <w:t>by_user</w:t>
+            </w:r>
+            <w:r>
+              <w:t xml:space="preserve"> ai đặt lần gần nhất</w:t>
+            </w:r>
+          </w:p>
+        </w:tc>
+      </w:tr>
+      <w:tr>
+        <w:tc>
+          <w:tcPr>
+            <w:tcW w:type="dxa" w:w="2880"/>
+          </w:tcPr>
+          <w:p>
+            <w:r/>
+            <w:r>
+              <w:rPr>
+                <w:rFonts w:ascii="Consolas" w:hAnsi="Consolas"/>
+                <w:sz w:val="19"/>
+              </w:rPr>
+              <w:t>exchange_rate_logs</w:t>
+            </w:r>
+          </w:p>
+        </w:tc>
+        <w:tc>
+          <w:tcPr>
+            <w:tcW w:type="dxa" w:w="2880"/>
+          </w:tcPr>
+          <w:p>
+            <w:r/>
+            <w:r>
+              <w:rPr>
+                <w:b/>
+              </w:rPr>
+              <w:t>Lịch sử tỷ giá</w:t>
+            </w:r>
+          </w:p>
+        </w:tc>
+        <w:tc>
+          <w:tcPr>
+            <w:tcW w:type="dxa" w:w="2880"/>
+          </w:tcPr>
+          <w:p>
+            <w:r/>
+            <w:r>
+              <w:t xml:space="preserve">Mỗi lần đổi một dòng: </w:t>
+            </w:r>
+            <w:r>
+              <w:rPr>
+                <w:rFonts w:ascii="Consolas" w:hAnsi="Consolas"/>
+                <w:sz w:val="19"/>
+              </w:rPr>
+              <w:t>rate_to_lak</w:t>
+            </w:r>
+            <w:r>
+              <w:t xml:space="preserve"> số mới, </w:t>
+            </w:r>
+            <w:r>
+              <w:rPr>
+                <w:rFonts w:ascii="Consolas" w:hAnsi="Consolas"/>
+                <w:sz w:val="19"/>
+              </w:rPr>
+              <w:t>rate_cu</w:t>
+            </w:r>
+            <w:r>
+              <w:t xml:space="preserve"> số cũ, </w:t>
+            </w:r>
+            <w:r>
+              <w:rPr>
+                <w:rFonts w:ascii="Consolas" w:hAnsi="Consolas"/>
+                <w:sz w:val="19"/>
+              </w:rPr>
+              <w:t>ap_dung_tu</w:t>
+            </w:r>
+            <w:r>
+              <w:t xml:space="preserve">, </w:t>
+            </w:r>
+            <w:r>
+              <w:rPr>
+                <w:rFonts w:ascii="Consolas" w:hAnsi="Consolas"/>
+                <w:sz w:val="19"/>
+              </w:rPr>
+              <w:t>nguon</w:t>
+            </w:r>
+            <w:r>
+              <w:t xml:space="preserve"> (</w:t>
+            </w:r>
+            <w:r>
+              <w:rPr>
+                <w:rFonts w:ascii="Consolas" w:hAnsi="Consolas"/>
+                <w:sz w:val="19"/>
+              </w:rPr>
+              <w:t>tay</w:t>
+            </w:r>
+            <w:r>
+              <w:t>/</w:t>
+            </w:r>
+            <w:r>
+              <w:rPr>
+                <w:rFonts w:ascii="Consolas" w:hAnsi="Consolas"/>
+                <w:sz w:val="19"/>
+              </w:rPr>
+              <w:t>api</w:t>
+            </w:r>
+            <w:r>
+              <w:t xml:space="preserve">), </w:t>
+            </w:r>
+            <w:r>
+              <w:rPr>
+                <w:rFonts w:ascii="Consolas" w:hAnsi="Consolas"/>
+                <w:sz w:val="19"/>
+              </w:rPr>
+              <w:t>by_user</w:t>
+            </w:r>
+            <w:r>
+              <w:t xml:space="preserve">, </w:t>
+            </w:r>
+            <w:r>
+              <w:rPr>
+                <w:rFonts w:ascii="Consolas" w:hAnsi="Consolas"/>
+                <w:sz w:val="19"/>
+              </w:rPr>
+              <w:t>ghi_chu</w:t>
             </w:r>
           </w:p>
         </w:tc>
@@ -7743,7 +7965,7 @@
         <w:rPr>
           <w:color w:val="145C4A"/>
         </w:rPr>
-        <w:t>C6. Theo dõi, báo cáo, chứng từ</w:t>
+        <w:t>C5b. Tỷ giá — `routes/danh_muc.py`</w:t>
       </w:r>
     </w:p>
     <w:tbl>
@@ -7806,28 +8028,37 @@
                 <w:rFonts w:ascii="Consolas" w:hAnsi="Consolas"/>
                 <w:sz w:val="19"/>
               </w:rPr>
-              <w:t>GET /api/theo-doi</w:t>
-            </w:r>
-            <w:r>
-              <w:t xml:space="preserve">, </w:t>
+              <w:t>GET /api/rates</w:t>
+            </w:r>
+          </w:p>
+        </w:tc>
+        <w:tc>
+          <w:tcPr>
+            <w:tcW w:type="dxa" w:w="4320"/>
+          </w:tcPr>
+          <w:p>
+            <w:r/>
+            <w:r>
+              <w:t xml:space="preserve">Dạng phẳng </w:t>
             </w:r>
             <w:r>
               <w:rPr>
                 <w:rFonts w:ascii="Consolas" w:hAnsi="Consolas"/>
                 <w:sz w:val="19"/>
               </w:rPr>
-              <w:t>/api/theo-doi/su-co</w:t>
-            </w:r>
-          </w:p>
-        </w:tc>
-        <w:tc>
-          <w:tcPr>
-            <w:tcW w:type="dxa" w:w="4320"/>
-          </w:tcPr>
-          <w:p>
-            <w:r/>
-            <w:r>
-              <w:t>Trung tâm điều hành: dải ô số, danh sách chuyến, sổ sự cố</w:t>
+              <w:t>{mã: tỷ giá}</w:t>
+            </w:r>
+            <w:r>
+              <w:t xml:space="preserve">, mọi màn đang gọi đường này. Phải đăng nhập; </w:t>
+            </w:r>
+            <w:r>
+              <w:rPr>
+                <w:b/>
+              </w:rPr>
+              <w:t>mọi vai đều xem được</w:t>
+            </w:r>
+            <w:r>
+              <w:t xml:space="preserve"> vì dòng chi có VND, THB</w:t>
             </w:r>
           </w:p>
         </w:tc>
@@ -7844,7 +8075,7 @@
                 <w:rFonts w:ascii="Consolas" w:hAnsi="Consolas"/>
                 <w:sz w:val="19"/>
               </w:rPr>
-              <w:t>GET /api/bao-cao/tong-quan?thang=</w:t>
+              <w:t>GET /api/rates/chi-tiet</w:t>
             </w:r>
           </w:p>
         </w:tc>
@@ -7855,7 +8086,7 @@
           <w:p>
             <w:r/>
             <w:r>
-              <w:t>Bốn con số, tiến trình, cơ cấu chi, việc cần xử lý</w:t>
+              <w:t>Cho màn Tỷ giá: số đang áp dụng · số lần trước · mức đổi · ai đặt · lịch sử 200 dòng gần nhất</w:t>
             </w:r>
           </w:p>
         </w:tc>
@@ -7872,7 +8103,7 @@
                 <w:rFonts w:ascii="Consolas" w:hAnsi="Consolas"/>
                 <w:sz w:val="19"/>
               </w:rPr>
-              <w:t>GET /api/bao-cao/xu-huong?thang=</w:t>
+              <w:t>PUT /api/rates</w:t>
             </w:r>
           </w:p>
         </w:tc>
@@ -7883,465 +8114,25 @@
           <w:p>
             <w:r/>
             <w:r>
-              <w:t>Sáu tháng, theo ngày, hao hụt, hiệu suất xe, vận hành, xem nhanh, dòng thời gian</w:t>
-            </w:r>
-          </w:p>
-        </w:tc>
-      </w:tr>
-      <w:tr>
-        <w:tc>
-          <w:tcPr>
-            <w:tcW w:type="dxa" w:w="4320"/>
-          </w:tcPr>
-          <w:p>
-            <w:r/>
-            <w:r>
-              <w:rPr>
-                <w:rFonts w:ascii="Consolas" w:hAnsi="Consolas"/>
-                <w:sz w:val="19"/>
-              </w:rPr>
-              <w:t>GET /api/bao-cao/theo-doi</w:t>
-            </w:r>
-            <w:r>
-              <w:t xml:space="preserve">, </w:t>
-            </w:r>
-            <w:r>
-              <w:rPr>
-                <w:rFonts w:ascii="Consolas" w:hAnsi="Consolas"/>
-                <w:sz w:val="19"/>
-              </w:rPr>
-              <w:t>/xe-lien-ket</w:t>
-            </w:r>
-            <w:r>
-              <w:t xml:space="preserve">, </w:t>
-            </w:r>
-            <w:r>
-              <w:rPr>
-                <w:rFonts w:ascii="Consolas" w:hAnsi="Consolas"/>
-                <w:sz w:val="19"/>
-              </w:rPr>
-              <w:t>/tien-tai-xe</w:t>
-            </w:r>
-          </w:p>
-        </w:tc>
-        <w:tc>
-          <w:tcPr>
-            <w:tcW w:type="dxa" w:w="4320"/>
-          </w:tcPr>
-          <w:p>
-            <w:r/>
-            <w:r>
-              <w:t>Ba bảng báo cáo trong Excel của họ</w:t>
-            </w:r>
-          </w:p>
-        </w:tc>
-      </w:tr>
-      <w:tr>
-        <w:tc>
-          <w:tcPr>
-            <w:tcW w:type="dxa" w:w="4320"/>
-          </w:tcPr>
-          <w:p>
-            <w:r/>
-            <w:r>
-              <w:rPr>
-                <w:rFonts w:ascii="Consolas" w:hAnsi="Consolas"/>
-                <w:sz w:val="19"/>
-              </w:rPr>
-              <w:t>GET /api/dem-viec</w:t>
-            </w:r>
-          </w:p>
-        </w:tc>
-        <w:tc>
-          <w:tcPr>
-            <w:tcW w:type="dxa" w:w="4320"/>
-          </w:tcPr>
-          <w:p>
-            <w:r/>
-            <w:r>
-              <w:t>Số việc đang chờ của từng màn, theo vai đang đăng nhập</w:t>
-            </w:r>
-          </w:p>
-        </w:tc>
-      </w:tr>
-      <w:tr>
-        <w:tc>
-          <w:tcPr>
-            <w:tcW w:type="dxa" w:w="4320"/>
-          </w:tcPr>
-          <w:p>
-            <w:r/>
-            <w:r>
-              <w:rPr>
-                <w:rFonts w:ascii="Consolas" w:hAnsi="Consolas"/>
-                <w:sz w:val="19"/>
-              </w:rPr>
-              <w:t>GET /api/chung-tu</w:t>
-            </w:r>
-            <w:r>
-              <w:t xml:space="preserve">, </w:t>
-            </w:r>
-            <w:r>
-              <w:rPr>
-                <w:rFonts w:ascii="Consolas" w:hAnsi="Consolas"/>
-                <w:sz w:val="19"/>
-              </w:rPr>
-              <w:t>/loai</w:t>
-            </w:r>
-            <w:r>
-              <w:t xml:space="preserve">, </w:t>
-            </w:r>
-            <w:r>
-              <w:rPr>
-                <w:rFonts w:ascii="Consolas" w:hAnsi="Consolas"/>
-                <w:sz w:val="19"/>
-              </w:rPr>
-              <w:t>/{id}</w:t>
-            </w:r>
-            <w:r>
-              <w:t xml:space="preserve">, </w:t>
-            </w:r>
-            <w:r>
-              <w:rPr>
-                <w:rFonts w:ascii="Consolas" w:hAnsi="Consolas"/>
-                <w:sz w:val="19"/>
-              </w:rPr>
-              <w:t>POST /{id}/da-day</w:t>
-            </w:r>
-          </w:p>
-        </w:tc>
-        <w:tc>
-          <w:tcPr>
-            <w:tcW w:type="dxa" w:w="4320"/>
-          </w:tcPr>
-          <w:p>
-            <w:r/>
+              <w:t xml:space="preserve">Đặt tỷ giá mặc định cho phiếu </w:t>
+            </w:r>
             <w:r>
               <w:rPr>
                 <w:b/>
               </w:rPr>
-              <w:t>Sổ chứng từ</w:t>
-            </w:r>
-            <w:r>
-              <w:t xml:space="preserve"> cho bên kế toán kéo về hoặc đánh dấu tay</w:t>
-            </w:r>
-          </w:p>
-        </w:tc>
-      </w:tr>
-      <w:tr>
-        <w:tc>
-          <w:tcPr>
-            <w:tcW w:type="dxa" w:w="4320"/>
-          </w:tcPr>
-          <w:p>
-            <w:r/>
-            <w:r>
-              <w:rPr>
-                <w:rFonts w:ascii="Consolas" w:hAnsi="Consolas"/>
-                <w:sz w:val="19"/>
-              </w:rPr>
-              <w:t>POST /api/chung-tu/day</w:t>
-            </w:r>
-            <w:r>
-              <w:t xml:space="preserve">, </w:t>
-            </w:r>
-            <w:r>
-              <w:rPr>
-                <w:rFonts w:ascii="Consolas" w:hAnsi="Consolas"/>
-                <w:sz w:val="19"/>
-              </w:rPr>
-              <w:t>POST /api/chung-tu/{id}/day</w:t>
-            </w:r>
-          </w:p>
-        </w:tc>
-        <w:tc>
-          <w:tcPr>
-            <w:tcW w:type="dxa" w:w="4320"/>
-          </w:tcPr>
-          <w:p>
-            <w:r/>
+              <w:t>lập mới</w:t>
+            </w:r>
+            <w:r>
+              <w:t xml:space="preserve">. Chỉ KT Thu/Chi VC, KT Doanh thu VC và Sếp. Gõ lại đúng số cũ thì </w:t>
+            </w:r>
             <w:r>
               <w:rPr>
                 <w:b/>
               </w:rPr>
-              <w:t>Đẩy chứng từ sang kế toán anh Khang</w:t>
-            </w:r>
-            <w:r>
-              <w:t xml:space="preserve"> (hết tờ chưa đẩy · một tờ). KT Thu/Chi VC và Sếp. Chưa cấu hình → </w:t>
-            </w:r>
-            <w:r>
-              <w:rPr>
-                <w:rFonts w:ascii="Consolas" w:hAnsi="Consolas"/>
-                <w:sz w:val="19"/>
-              </w:rPr>
-              <w:t>CHUA_CAU_HINH</w:t>
-            </w:r>
-            <w:r>
-              <w:t xml:space="preserve">; bên kia hỏng → </w:t>
-            </w:r>
-            <w:r>
-              <w:rPr>
-                <w:rFonts w:ascii="Consolas" w:hAnsi="Consolas"/>
-                <w:sz w:val="19"/>
-              </w:rPr>
-              <w:t>DAY_HONG</w:t>
-            </w:r>
-            <w:r>
-              <w:t>, tờ giữ nguyên kèm câu lỗi</w:t>
-            </w:r>
-          </w:p>
-        </w:tc>
-      </w:tr>
-      <w:tr>
-        <w:tc>
-          <w:tcPr>
-            <w:tcW w:type="dxa" w:w="4320"/>
-          </w:tcPr>
-          <w:p>
-            <w:r/>
-            <w:r>
-              <w:rPr>
-                <w:rFonts w:ascii="Consolas" w:hAnsi="Consolas"/>
-                <w:sz w:val="19"/>
-              </w:rPr>
-              <w:t>GET /api/ke-toan/trang-thai</w:t>
-            </w:r>
-          </w:p>
-        </w:tc>
-        <w:tc>
-          <w:tcPr>
-            <w:tcW w:type="dxa" w:w="4320"/>
-          </w:tcPr>
-          <w:p>
-            <w:r/>
-            <w:r>
-              <w:t>Đã nối chưa, bao nhiêu tờ đã/chưa/lỗi, lần đẩy gần nhất</w:t>
-            </w:r>
-          </w:p>
-        </w:tc>
-      </w:tr>
-      <w:tr>
-        <w:tc>
-          <w:tcPr>
-            <w:tcW w:type="dxa" w:w="4320"/>
-          </w:tcPr>
-          <w:p>
-            <w:r/>
-            <w:r>
-              <w:rPr>
-                <w:rFonts w:ascii="Consolas" w:hAnsi="Consolas"/>
-                <w:sz w:val="19"/>
-              </w:rPr>
-              <w:t>GET PUT /api/ke-toan/cau-hinh</w:t>
-            </w:r>
-          </w:p>
-        </w:tc>
-        <w:tc>
-          <w:tcPr>
-            <w:tcW w:type="dxa" w:w="4320"/>
-          </w:tcPr>
-          <w:p>
-            <w:r/>
-            <w:r>
-              <w:t>Sếp đặt địa chỉ API và token kế toán ngay trong màn hình, không cần khởi động lại; token không trả về trình duyệt</w:t>
-            </w:r>
-          </w:p>
-        </w:tc>
-      </w:tr>
-      <w:tr>
-        <w:tc>
-          <w:tcPr>
-            <w:tcW w:type="dxa" w:w="4320"/>
-          </w:tcPr>
-          <w:p>
-            <w:r/>
-            <w:r>
-              <w:rPr>
-                <w:rFonts w:ascii="Consolas" w:hAnsi="Consolas"/>
-                <w:sz w:val="19"/>
-              </w:rPr>
-              <w:t>GET /api/acc-codes</w:t>
-            </w:r>
-          </w:p>
-        </w:tc>
-        <w:tc>
-          <w:tcPr>
-            <w:tcW w:type="dxa" w:w="4320"/>
-          </w:tcPr>
-          <w:p>
-            <w:r/>
-            <w:r>
-              <w:t>Danh mục mã tài khoản (gọi API bên anh Khang, có danh mục dự phòng)</w:t>
-            </w:r>
-          </w:p>
-        </w:tc>
-      </w:tr>
-      <w:tr>
-        <w:tc>
-          <w:tcPr>
-            <w:tcW w:type="dxa" w:w="4320"/>
-          </w:tcPr>
-          <w:p>
-            <w:r/>
-            <w:r>
-              <w:rPr>
-                <w:rFonts w:ascii="Consolas" w:hAnsi="Consolas"/>
-                <w:sz w:val="19"/>
-              </w:rPr>
-              <w:t>GET POST DELETE /api/tat-toan</w:t>
-            </w:r>
-          </w:p>
-        </w:tc>
-        <w:tc>
-          <w:tcPr>
-            <w:tcW w:type="dxa" w:w="4320"/>
-          </w:tcPr>
-          <w:p>
-            <w:r/>
-            <w:r>
-              <w:t>Tất toán tài xế theo tháng</w:t>
-            </w:r>
-          </w:p>
-        </w:tc>
-      </w:tr>
-      <w:tr>
-        <w:tc>
-          <w:tcPr>
-            <w:tcW w:type="dxa" w:w="4320"/>
-          </w:tcPr>
-          <w:p>
-            <w:r/>
-            <w:r>
-              <w:rPr>
-                <w:rFonts w:ascii="Consolas" w:hAnsi="Consolas"/>
-                <w:sz w:val="19"/>
-              </w:rPr>
-              <w:t>GET POST /api/suppliers</w:t>
-            </w:r>
-            <w:r>
-              <w:t xml:space="preserve">, </w:t>
-            </w:r>
-            <w:r>
-              <w:rPr>
-                <w:rFonts w:ascii="Consolas" w:hAnsi="Consolas"/>
-                <w:sz w:val="19"/>
-              </w:rPr>
-              <w:t>/api/suppliers/{id}/payments</w:t>
-            </w:r>
-          </w:p>
-        </w:tc>
-        <w:tc>
-          <w:tcPr>
-            <w:tcW w:type="dxa" w:w="4320"/>
-          </w:tcPr>
-          <w:p>
-            <w:r/>
-            <w:r>
-              <w:t>Nhà cung cấp và các đợt trả</w:t>
-            </w:r>
-          </w:p>
-        </w:tc>
-      </w:tr>
-      <w:tr>
-        <w:tc>
-          <w:tcPr>
-            <w:tcW w:type="dxa" w:w="4320"/>
-          </w:tcPr>
-          <w:p>
-            <w:r/>
-            <w:r>
-              <w:rPr>
-                <w:rFonts w:ascii="Consolas" w:hAnsi="Consolas"/>
-                <w:sz w:val="19"/>
-              </w:rPr>
-              <w:t>GET POST DELETE /api/ban-hang</w:t>
-            </w:r>
-            <w:r>
-              <w:t xml:space="preserve">, </w:t>
-            </w:r>
-            <w:r>
-              <w:rPr>
-                <w:rFonts w:ascii="Consolas" w:hAnsi="Consolas"/>
-                <w:sz w:val="19"/>
-              </w:rPr>
-              <w:t>POST /api/ban-hang/{id}/thu</w:t>
-            </w:r>
-          </w:p>
-        </w:tc>
-        <w:tc>
-          <w:tcPr>
-            <w:tcW w:type="dxa" w:w="4320"/>
-          </w:tcPr>
-          <w:p>
-            <w:r/>
-            <w:r>
-              <w:t>Bán phụ tùng, xăng dầu ra ngoài</w:t>
-            </w:r>
-          </w:p>
-        </w:tc>
-      </w:tr>
-      <w:tr>
-        <w:tc>
-          <w:tcPr>
-            <w:tcW w:type="dxa" w:w="4320"/>
-          </w:tcPr>
-          <w:p>
-            <w:r/>
-            <w:r>
-              <w:rPr>
-                <w:rFonts w:ascii="Consolas" w:hAnsi="Consolas"/>
-                <w:sz w:val="19"/>
-              </w:rPr>
-              <w:t>POST /api/trips/{id}/vi-tri</w:t>
-            </w:r>
-            <w:r>
-              <w:t xml:space="preserve">, </w:t>
-            </w:r>
-            <w:r>
-              <w:rPr>
-                <w:rFonts w:ascii="Consolas" w:hAnsi="Consolas"/>
-                <w:sz w:val="19"/>
-              </w:rPr>
-              <w:t>GET /api/trips/{id}/vet</w:t>
-            </w:r>
-          </w:p>
-        </w:tc>
-        <w:tc>
-          <w:tcPr>
-            <w:tcW w:type="dxa" w:w="4320"/>
-          </w:tcPr>
-          <w:p>
-            <w:r/>
-            <w:r>
-              <w:t>GPS: app tài xế gửi vị trí, màn theo dõi lấy vệt</w:t>
-            </w:r>
-          </w:p>
-        </w:tc>
-      </w:tr>
-      <w:tr>
-        <w:tc>
-          <w:tcPr>
-            <w:tcW w:type="dxa" w:w="4320"/>
-          </w:tcPr>
-          <w:p>
-            <w:r/>
-            <w:r>
-              <w:rPr>
-                <w:rFonts w:ascii="Consolas" w:hAnsi="Consolas"/>
-                <w:sz w:val="19"/>
-              </w:rPr>
-              <w:t>GET /api/quy-trinh</w:t>
-            </w:r>
-          </w:p>
-        </w:tc>
-        <w:tc>
-          <w:tcPr>
-            <w:tcW w:type="dxa" w:w="4320"/>
-          </w:tcPr>
-          <w:p>
-            <w:r/>
-            <w:r>
-              <w:t>Sơ đồ quy trình và ma trận vai × mục (màn Quy trình đọc từ đây)</w:t>
+              <w:t>không</w:t>
+            </w:r>
+            <w:r>
+              <w:t xml:space="preserve"> ghi một dòng lịch sử rỗng; số ≤ 0 hoặc không phải số thì 422</w:t>
             </w:r>
           </w:p>
         </w:tc>
@@ -8350,13 +8141,19 @@
     <w:p/>
     <w:p>
       <w:pPr>
-        <w:pStyle w:val="Heading1"/>
+        <w:jc w:val="both"/>
       </w:pPr>
       <w:r>
+        <w:t xml:space="preserve">Sửa tỷ giá </w:t>
+      </w:r>
+      <w:r>
         <w:rPr>
-          <w:color w:val="145C4A"/>
+          <w:b/>
         </w:rPr>
-        <w:t>C7. Quy ước lỗi</w:t>
+        <w:t>không bao giờ</w:t>
+      </w:r>
+      <w:r>
+        <w:t xml:space="preserve"> làm đổi con số trên phiếu đã lập: phiếu khoá bốn tỷ giá của riêng nó</w:t>
       </w:r>
     </w:p>
     <w:p>
@@ -8364,17 +8161,36 @@
         <w:jc w:val="both"/>
       </w:pPr>
       <w:r>
-        <w:t xml:space="preserve">Mọi lỗi trả JSON </w:t>
+        <w:t>(</w:t>
       </w:r>
       <w:r>
         <w:rPr>
           <w:rFonts w:ascii="Consolas" w:hAnsi="Consolas"/>
           <w:sz w:val="19"/>
         </w:rPr>
-        <w:t>{"detail": {"ma": "MA_LOI", "loi": "câu tiếng Việt cho người dùng"}}</w:t>
-      </w:r>
-      <w:r>
-        <w:t>.</w:t>
+        <w:t>trips.rate_usd</w:t>
+      </w:r>
+      <w:r>
+        <w:t>…) ngay lúc lập. Màn hình nói thẳng câu đó ở đầu trang, vì hiểu nhầm chỗ này là</w:t>
+      </w:r>
+    </w:p>
+    <w:p>
+      <w:pPr>
+        <w:jc w:val="both"/>
+      </w:pPr>
+      <w:r>
+        <w:t>hiểu nhầm về tiền.</w:t>
+      </w:r>
+    </w:p>
+    <w:p>
+      <w:pPr>
+        <w:pStyle w:val="Heading1"/>
+      </w:pPr>
+      <w:r>
+        <w:rPr>
+          <w:color w:val="145C4A"/>
+        </w:rPr>
+        <w:t>C6. Theo dõi, báo cáo, chứng từ</w:t>
       </w:r>
     </w:p>
     <w:tbl>
@@ -8402,7 +8218,7 @@
               <w:rPr>
                 <w:b/>
               </w:rPr>
-              <w:t>Mã</w:t>
+              <w:t>Đường</w:t>
             </w:r>
           </w:p>
         </w:tc>
@@ -8420,7 +8236,7 @@
               <w:rPr>
                 <w:b/>
               </w:rPr>
-              <w:t>Nghĩa</w:t>
+              <w:t>Việc</w:t>
             </w:r>
           </w:p>
         </w:tc>
@@ -8437,10 +8253,17 @@
                 <w:rFonts w:ascii="Consolas" w:hAnsi="Consolas"/>
                 <w:sz w:val="19"/>
               </w:rPr>
-              <w:t>KHONG_CO_QUYEN</w:t>
-            </w:r>
-            <w:r>
-              <w:t xml:space="preserve"> (403)</w:t>
+              <w:t>GET /api/theo-doi</w:t>
+            </w:r>
+            <w:r>
+              <w:t xml:space="preserve">, </w:t>
+            </w:r>
+            <w:r>
+              <w:rPr>
+                <w:rFonts w:ascii="Consolas" w:hAnsi="Consolas"/>
+                <w:sz w:val="19"/>
+              </w:rPr>
+              <w:t>/api/theo-doi/su-co</w:t>
             </w:r>
           </w:p>
         </w:tc>
@@ -8451,7 +8274,7 @@
           <w:p>
             <w:r/>
             <w:r>
-              <w:t>Vai này không được làm việc đó</w:t>
+              <w:t>Trung tâm điều hành: dải ô số, danh sách chuyến, sổ sự cố</w:t>
             </w:r>
           </w:p>
         </w:tc>
@@ -8468,10 +8291,7 @@
                 <w:rFonts w:ascii="Consolas" w:hAnsi="Consolas"/>
                 <w:sz w:val="19"/>
               </w:rPr>
-              <w:t>MUC_DA_KHOA</w:t>
-            </w:r>
-            <w:r>
-              <w:t xml:space="preserve"> (409)</w:t>
+              <w:t>GET /api/bao-cao/tong-quan?thang=</w:t>
             </w:r>
           </w:p>
         </w:tc>
@@ -8482,7 +8302,7 @@
           <w:p>
             <w:r/>
             <w:r>
-              <w:t>Mục đã kiểm, phải trả lại mới sửa</w:t>
+              <w:t>Bốn con số, tiến trình, cơ cấu chi, việc cần xử lý</w:t>
             </w:r>
           </w:p>
         </w:tc>
@@ -8499,10 +8319,7 @@
                 <w:rFonts w:ascii="Consolas" w:hAnsi="Consolas"/>
                 <w:sz w:val="19"/>
               </w:rPr>
-              <w:t>SAI_BUOC</w:t>
-            </w:r>
-            <w:r>
-              <w:t xml:space="preserve"> (409)</w:t>
+              <w:t>GET /api/bao-cao/xu-huong?thang=</w:t>
             </w:r>
           </w:p>
         </w:tc>
@@ -8513,7 +8330,7 @@
           <w:p>
             <w:r/>
             <w:r>
-              <w:t>Chuyển bước không đúng thứ tự</w:t>
+              <w:t>Sáu tháng, theo ngày, hao hụt, hiệu suất xe, vận hành, xem nhanh, dòng thời gian</w:t>
             </w:r>
           </w:p>
         </w:tc>
@@ -8530,10 +8347,27 @@
                 <w:rFonts w:ascii="Consolas" w:hAnsi="Consolas"/>
                 <w:sz w:val="19"/>
               </w:rPr>
-              <w:t>DA_KHOA</w:t>
-            </w:r>
-            <w:r>
-              <w:t xml:space="preserve"> (409)</w:t>
+              <w:t>GET /api/bao-cao/theo-doi</w:t>
+            </w:r>
+            <w:r>
+              <w:t xml:space="preserve">, </w:t>
+            </w:r>
+            <w:r>
+              <w:rPr>
+                <w:rFonts w:ascii="Consolas" w:hAnsi="Consolas"/>
+                <w:sz w:val="19"/>
+              </w:rPr>
+              <w:t>/xe-lien-ket</w:t>
+            </w:r>
+            <w:r>
+              <w:t xml:space="preserve">, </w:t>
+            </w:r>
+            <w:r>
+              <w:rPr>
+                <w:rFonts w:ascii="Consolas" w:hAnsi="Consolas"/>
+                <w:sz w:val="19"/>
+              </w:rPr>
+              <w:t>/tien-tai-xe</w:t>
             </w:r>
           </w:p>
         </w:tc>
@@ -8544,7 +8378,7 @@
           <w:p>
             <w:r/>
             <w:r>
-              <w:t>Phiếu đã khoá</w:t>
+              <w:t>Ba bảng báo cáo trong Excel của họ</w:t>
             </w:r>
           </w:p>
         </w:tc>
@@ -8561,10 +8395,7 @@
                 <w:rFonts w:ascii="Consolas" w:hAnsi="Consolas"/>
                 <w:sz w:val="19"/>
               </w:rPr>
-              <w:t>KHONG_DU_HANG</w:t>
-            </w:r>
-            <w:r>
-              <w:t xml:space="preserve"> (409)</w:t>
+              <w:t>GET /api/dem-viec</w:t>
             </w:r>
           </w:p>
         </w:tc>
@@ -8575,7 +8406,7 @@
           <w:p>
             <w:r/>
             <w:r>
-              <w:t>Lấy quá tồn của lô</w:t>
+              <w:t>Số việc đang chờ của từng màn, theo vai đang đăng nhập</w:t>
             </w:r>
           </w:p>
         </w:tc>
@@ -8592,10 +8423,37 @@
                 <w:rFonts w:ascii="Consolas" w:hAnsi="Consolas"/>
                 <w:sz w:val="19"/>
               </w:rPr>
-              <w:t>LO_DA_XUAT</w:t>
-            </w:r>
-            <w:r>
-              <w:t xml:space="preserve"> (409)</w:t>
+              <w:t>GET /api/chung-tu</w:t>
+            </w:r>
+            <w:r>
+              <w:t xml:space="preserve">, </w:t>
+            </w:r>
+            <w:r>
+              <w:rPr>
+                <w:rFonts w:ascii="Consolas" w:hAnsi="Consolas"/>
+                <w:sz w:val="19"/>
+              </w:rPr>
+              <w:t>/loai</w:t>
+            </w:r>
+            <w:r>
+              <w:t xml:space="preserve">, </w:t>
+            </w:r>
+            <w:r>
+              <w:rPr>
+                <w:rFonts w:ascii="Consolas" w:hAnsi="Consolas"/>
+                <w:sz w:val="19"/>
+              </w:rPr>
+              <w:t>/{id}</w:t>
+            </w:r>
+            <w:r>
+              <w:t xml:space="preserve">, </w:t>
+            </w:r>
+            <w:r>
+              <w:rPr>
+                <w:rFonts w:ascii="Consolas" w:hAnsi="Consolas"/>
+                <w:sz w:val="19"/>
+              </w:rPr>
+              <w:t>POST /{id}/da-day</w:t>
             </w:r>
           </w:p>
         </w:tc>
@@ -8606,7 +8464,13 @@
           <w:p>
             <w:r/>
             <w:r>
-              <w:t>Xoá DO gom mà hàng đã có người lấy</w:t>
+              <w:rPr>
+                <w:b/>
+              </w:rPr>
+              <w:t>Sổ chứng từ</w:t>
+            </w:r>
+            <w:r>
+              <w:t xml:space="preserve"> cho bên kế toán kéo về hoặc đánh dấu tay</w:t>
             </w:r>
           </w:p>
         </w:tc>
@@ -8623,10 +8487,17 @@
                 <w:rFonts w:ascii="Consolas" w:hAnsi="Consolas"/>
                 <w:sz w:val="19"/>
               </w:rPr>
-              <w:t>HANG_DA_NHAP_KHO</w:t>
-            </w:r>
-            <w:r>
-              <w:t xml:space="preserve"> (409)</w:t>
+              <w:t>POST /api/chung-tu/day</w:t>
+            </w:r>
+            <w:r>
+              <w:t xml:space="preserve">, </w:t>
+            </w:r>
+            <w:r>
+              <w:rPr>
+                <w:rFonts w:ascii="Consolas" w:hAnsi="Consolas"/>
+                <w:sz w:val="19"/>
+              </w:rPr>
+              <w:t>POST /api/chung-tu/{id}/day</w:t>
             </w:r>
           </w:p>
         </w:tc>
@@ -8637,7 +8508,33 @@
           <w:p>
             <w:r/>
             <w:r>
-              <w:t>Sửa dòng hàng hoặc cân của DO gom đã nhập kho</w:t>
+              <w:rPr>
+                <w:b/>
+              </w:rPr>
+              <w:t>Đẩy chứng từ sang kế toán anh Khang</w:t>
+            </w:r>
+            <w:r>
+              <w:t xml:space="preserve"> (hết tờ chưa đẩy · một tờ). KT Thu/Chi VC và Sếp. Chưa cấu hình → </w:t>
+            </w:r>
+            <w:r>
+              <w:rPr>
+                <w:rFonts w:ascii="Consolas" w:hAnsi="Consolas"/>
+                <w:sz w:val="19"/>
+              </w:rPr>
+              <w:t>CHUA_CAU_HINH</w:t>
+            </w:r>
+            <w:r>
+              <w:t xml:space="preserve">; bên kia hỏng → </w:t>
+            </w:r>
+            <w:r>
+              <w:rPr>
+                <w:rFonts w:ascii="Consolas" w:hAnsi="Consolas"/>
+                <w:sz w:val="19"/>
+              </w:rPr>
+              <w:t>DAY_HONG</w:t>
+            </w:r>
+            <w:r>
+              <w:t>, tờ giữ nguyên kèm câu lỗi</w:t>
             </w:r>
           </w:p>
         </w:tc>
@@ -8654,10 +8551,7 @@
                 <w:rFonts w:ascii="Consolas" w:hAnsi="Consolas"/>
                 <w:sz w:val="19"/>
               </w:rPr>
-              <w:t>KHONG_DOI_LOAI</w:t>
-            </w:r>
-            <w:r>
-              <w:t xml:space="preserve"> (409)</w:t>
+              <w:t>GET /api/ke-toan/trang-thai</w:t>
             </w:r>
           </w:p>
         </w:tc>
@@ -8668,7 +8562,7 @@
           <w:p>
             <w:r/>
             <w:r>
-              <w:t>Đổi loại gom/giao khi phiếu đã có dòng hàng hay sổ kho</w:t>
+              <w:t>Đã nối chưa, bao nhiêu tờ đã/chưa/lỗi, lần đẩy gần nhất</w:t>
             </w:r>
           </w:p>
         </w:tc>
@@ -8685,10 +8579,7 @@
                 <w:rFonts w:ascii="Consolas" w:hAnsi="Consolas"/>
                 <w:sz w:val="19"/>
               </w:rPr>
-              <w:t>TON_AM</w:t>
-            </w:r>
-            <w:r>
-              <w:t xml:space="preserve"> (409)</w:t>
+              <w:t>GET PUT /api/ke-toan/cau-hinh</w:t>
             </w:r>
           </w:p>
         </w:tc>
@@ -8699,7 +8590,7 @@
           <w:p>
             <w:r/>
             <w:r>
-              <w:t>Điều chỉnh giảm quá tồn của lô</w:t>
+              <w:t>Sếp đặt địa chỉ API và token kế toán ngay trong màn hình, không cần khởi động lại; token không trả về trình duyệt</w:t>
             </w:r>
           </w:p>
         </w:tc>
@@ -8716,10 +8607,7 @@
                 <w:rFonts w:ascii="Consolas" w:hAnsi="Consolas"/>
                 <w:sz w:val="19"/>
               </w:rPr>
-              <w:t>THIEU_LY_DO</w:t>
-            </w:r>
-            <w:r>
-              <w:t xml:space="preserve"> (422)</w:t>
+              <w:t>GET /api/acc-codes</w:t>
             </w:r>
           </w:p>
         </w:tc>
@@ -8730,7 +8618,7 @@
           <w:p>
             <w:r/>
             <w:r>
-              <w:t>Điều chỉnh kho không ghi lý do</w:t>
+              <w:t>Danh mục mã tài khoản (gọi API bên anh Khang, có danh mục dự phòng)</w:t>
             </w:r>
           </w:p>
         </w:tc>
@@ -8747,10 +8635,7 @@
                 <w:rFonts w:ascii="Consolas" w:hAnsi="Consolas"/>
                 <w:sz w:val="19"/>
               </w:rPr>
-              <w:t>PHIEU_GOM</w:t>
-            </w:r>
-            <w:r>
-              <w:t xml:space="preserve"> (409)</w:t>
+              <w:t>GET POST DELETE /api/tat-toan</w:t>
             </w:r>
           </w:p>
         </w:tc>
@@ -8761,7 +8646,7 @@
           <w:p>
             <w:r/>
             <w:r>
-              <w:t>Xuất hoá đơn cho phiếu gom</w:t>
+              <w:t>Tất toán tài xế theo tháng</w:t>
             </w:r>
           </w:p>
         </w:tc>
@@ -8778,7 +8663,7 @@
                 <w:rFonts w:ascii="Consolas" w:hAnsi="Consolas"/>
                 <w:sz w:val="19"/>
               </w:rPr>
-              <w:t>THANG_SAI</w:t>
+              <w:t>GET POST /api/suppliers</w:t>
             </w:r>
             <w:r>
               <w:t xml:space="preserve">, </w:t>
@@ -8788,20 +8673,45 @@
                 <w:rFonts w:ascii="Consolas" w:hAnsi="Consolas"/>
                 <w:sz w:val="19"/>
               </w:rPr>
-              <w:t>TUAN_SAI</w:t>
-            </w:r>
-            <w:r>
-              <w:t xml:space="preserve">, </w:t>
-            </w:r>
+              <w:t>/api/suppliers/{id}/payments</w:t>
+            </w:r>
+          </w:p>
+        </w:tc>
+        <w:tc>
+          <w:tcPr>
+            <w:tcW w:type="dxa" w:w="4320"/>
+          </w:tcPr>
+          <w:p>
+            <w:r/>
+            <w:r>
+              <w:t>Nhà cung cấp và các đợt trả</w:t>
+            </w:r>
+          </w:p>
+        </w:tc>
+      </w:tr>
+      <w:tr>
+        <w:tc>
+          <w:tcPr>
+            <w:tcW w:type="dxa" w:w="4320"/>
+          </w:tcPr>
+          <w:p>
+            <w:r/>
             <w:r>
               <w:rPr>
                 <w:rFonts w:ascii="Consolas" w:hAnsi="Consolas"/>
                 <w:sz w:val="19"/>
               </w:rPr>
-              <w:t>SO_SAI</w:t>
-            </w:r>
-            <w:r>
-              <w:t>… (422)</w:t>
+              <w:t>GET POST DELETE /api/ban-hang</w:t>
+            </w:r>
+            <w:r>
+              <w:t xml:space="preserve">, </w:t>
+            </w:r>
+            <w:r>
+              <w:rPr>
+                <w:rFonts w:ascii="Consolas" w:hAnsi="Consolas"/>
+                <w:sz w:val="19"/>
+              </w:rPr>
+              <w:t>POST /api/ban-hang/{id}/thu</w:t>
             </w:r>
           </w:p>
         </w:tc>
@@ -8812,7 +8722,73 @@
           <w:p>
             <w:r/>
             <w:r>
-              <w:t>Dữ liệu gửi lên sai dạng</w:t>
+              <w:t>Bán phụ tùng, xăng dầu ra ngoài</w:t>
+            </w:r>
+          </w:p>
+        </w:tc>
+      </w:tr>
+      <w:tr>
+        <w:tc>
+          <w:tcPr>
+            <w:tcW w:type="dxa" w:w="4320"/>
+          </w:tcPr>
+          <w:p>
+            <w:r/>
+            <w:r>
+              <w:rPr>
+                <w:rFonts w:ascii="Consolas" w:hAnsi="Consolas"/>
+                <w:sz w:val="19"/>
+              </w:rPr>
+              <w:t>POST /api/trips/{id}/vi-tri</w:t>
+            </w:r>
+            <w:r>
+              <w:t xml:space="preserve">, </w:t>
+            </w:r>
+            <w:r>
+              <w:rPr>
+                <w:rFonts w:ascii="Consolas" w:hAnsi="Consolas"/>
+                <w:sz w:val="19"/>
+              </w:rPr>
+              <w:t>GET /api/trips/{id}/vet</w:t>
+            </w:r>
+          </w:p>
+        </w:tc>
+        <w:tc>
+          <w:tcPr>
+            <w:tcW w:type="dxa" w:w="4320"/>
+          </w:tcPr>
+          <w:p>
+            <w:r/>
+            <w:r>
+              <w:t>GPS: app tài xế gửi vị trí, màn theo dõi lấy vệt</w:t>
+            </w:r>
+          </w:p>
+        </w:tc>
+      </w:tr>
+      <w:tr>
+        <w:tc>
+          <w:tcPr>
+            <w:tcW w:type="dxa" w:w="4320"/>
+          </w:tcPr>
+          <w:p>
+            <w:r/>
+            <w:r>
+              <w:rPr>
+                <w:rFonts w:ascii="Consolas" w:hAnsi="Consolas"/>
+                <w:sz w:val="19"/>
+              </w:rPr>
+              <w:t>GET /api/quy-trinh</w:t>
+            </w:r>
+          </w:p>
+        </w:tc>
+        <w:tc>
+          <w:tcPr>
+            <w:tcW w:type="dxa" w:w="4320"/>
+          </w:tcPr>
+          <w:p>
+            <w:r/>
+            <w:r>
+              <w:t>Sơ đồ quy trình và ma trận vai × mục (màn Quy trình đọc từ đây)</w:t>
             </w:r>
           </w:p>
         </w:tc>
@@ -8821,21 +8797,13 @@
     <w:p/>
     <w:p>
       <w:pPr>
-        <w:jc w:val="both"/>
-      </w:pPr>
-      <w:r>
-        <w:t>---</w:t>
-      </w:r>
-    </w:p>
-    <w:p>
-      <w:pPr>
-        <w:pStyle w:val="Title"/>
+        <w:pStyle w:val="Heading1"/>
       </w:pPr>
       <w:r>
         <w:rPr>
           <w:color w:val="145C4A"/>
         </w:rPr>
-        <w:t>D. Chạy và kiểm</w:t>
+        <w:t>C7. Quy ước lỗi</w:t>
       </w:r>
     </w:p>
     <w:p>
@@ -8843,47 +8811,17 @@
         <w:jc w:val="both"/>
       </w:pPr>
       <w:r>
+        <w:t xml:space="preserve">Mọi lỗi trả JSON </w:t>
+      </w:r>
+      <w:r>
         <w:rPr>
           <w:rFonts w:ascii="Consolas" w:hAnsi="Consolas"/>
           <w:sz w:val="19"/>
         </w:rPr>
-        <w:t>`</w:t>
-      </w:r>
-    </w:p>
-    <w:p>
-      <w:pPr>
-        <w:jc w:val="both"/>
-      </w:pPr>
-      <w:r>
-        <w:t>python backend\app\seed.py                       # dựng bảng + gieo dữ liệu mẫu (có sẵn một cặp DO gom/giao)</w:t>
-      </w:r>
-    </w:p>
-    <w:p>
-      <w:pPr>
-        <w:jc w:val="both"/>
-      </w:pPr>
-      <w:r>
-        <w:t>python -m uvicorn backend.app.main:app --host 0.0.0.0 --port 8010 --no-access-log</w:t>
-      </w:r>
-    </w:p>
-    <w:p>
-      <w:pPr>
-        <w:jc w:val="both"/>
-      </w:pPr>
-      <w:r>
-        <w:rPr>
-          <w:rFonts w:ascii="Consolas" w:hAnsi="Consolas"/>
-          <w:sz w:val="19"/>
-        </w:rPr>
-        <w:t>`</w:t>
-      </w:r>
-    </w:p>
-    <w:p>
-      <w:pPr>
-        <w:jc w:val="both"/>
-      </w:pPr>
-      <w:r>
-        <w:t>Chín bộ kiểm, chạy khi máy chủ đang bật:</w:t>
+        <w:t>{"detail": {"ma": "MA_LOI", "loi": "câu tiếng Việt cho người dùng"}}</w:t>
+      </w:r>
+      <w:r>
+        <w:t>.</w:t>
       </w:r>
     </w:p>
     <w:tbl>
@@ -8911,7 +8849,7 @@
               <w:rPr>
                 <w:b/>
               </w:rPr>
-              <w:t>Lệnh</w:t>
+              <w:t>Mã</w:t>
             </w:r>
           </w:p>
         </w:tc>
@@ -8929,7 +8867,7 @@
               <w:rPr>
                 <w:b/>
               </w:rPr>
-              <w:t>Kiểm gì</w:t>
+              <w:t>Nghĩa</w:t>
             </w:r>
           </w:p>
         </w:tc>
@@ -8946,7 +8884,10 @@
                 <w:rFonts w:ascii="Consolas" w:hAnsi="Consolas"/>
                 <w:sz w:val="19"/>
               </w:rPr>
-              <w:t>python kiem\test_tinh_toan.py</w:t>
+              <w:t>KHONG_CO_QUYEN</w:t>
+            </w:r>
+            <w:r>
+              <w:t xml:space="preserve"> (403)</w:t>
             </w:r>
           </w:p>
         </w:tc>
@@ -8957,7 +8898,7 @@
           <w:p>
             <w:r/>
             <w:r>
-              <w:t>Phép tính phiếu và phân quyền (không cần máy chủ)</w:t>
+              <w:t>Vai này không được làm việc đó</w:t>
             </w:r>
           </w:p>
         </w:tc>
@@ -8974,7 +8915,10 @@
                 <w:rFonts w:ascii="Consolas" w:hAnsi="Consolas"/>
                 <w:sz w:val="19"/>
               </w:rPr>
-              <w:t>python kiem\thu_hai_do.py</w:t>
+              <w:t>MUC_DA_KHOA</w:t>
+            </w:r>
+            <w:r>
+              <w:t xml:space="preserve"> (409)</w:t>
             </w:r>
           </w:p>
         </w:tc>
@@ -8985,13 +8929,7 @@
           <w:p>
             <w:r/>
             <w:r>
-              <w:rPr>
-                <w:b/>
-              </w:rPr>
-              <w:t>Luồng hai DO</w:t>
-            </w:r>
-            <w:r>
-              <w:t>: gom → nhập kho → giao lấy lô → xuất kho → hao hụt, và ba chỗ phải bị từ chối</w:t>
+              <w:t>Mục đã kiểm, phải trả lại mới sửa</w:t>
             </w:r>
           </w:p>
         </w:tc>
@@ -9008,7 +8946,10 @@
                 <w:rFonts w:ascii="Consolas" w:hAnsi="Consolas"/>
                 <w:sz w:val="19"/>
               </w:rPr>
-              <w:t>python kiem\thu_luong_api.py</w:t>
+              <w:t>SAI_BUOC</w:t>
+            </w:r>
+            <w:r>
+              <w:t xml:space="preserve"> (409)</w:t>
             </w:r>
           </w:p>
         </w:tc>
@@ -9019,7 +8960,7 @@
           <w:p>
             <w:r/>
             <w:r>
-              <w:t>Trọn luồng: lập phiếu → kiểm → ghi sổ → chi → hoá đơn → thu tiền</w:t>
+              <w:t>Chuyển bước không đúng thứ tự</w:t>
             </w:r>
           </w:p>
         </w:tc>
@@ -9036,7 +8977,10 @@
                 <w:rFonts w:ascii="Consolas" w:hAnsi="Consolas"/>
                 <w:sz w:val="19"/>
               </w:rPr>
-              <w:t>python kiem\thu_phieu_linh.py</w:t>
+              <w:t>DA_KHOA</w:t>
+            </w:r>
+            <w:r>
+              <w:t xml:space="preserve"> (409)</w:t>
             </w:r>
           </w:p>
         </w:tc>
@@ -9047,7 +8991,7 @@
           <w:p>
             <w:r/>
             <w:r>
-              <w:t>Phiếu lĩnh QR, thủ kho cấp dầu, khai đổ dọc đường, tất toán</w:t>
+              <w:t>Phiếu đã khoá</w:t>
             </w:r>
           </w:p>
         </w:tc>
@@ -9064,7 +9008,10 @@
                 <w:rFonts w:ascii="Consolas" w:hAnsi="Consolas"/>
                 <w:sz w:val="19"/>
               </w:rPr>
-              <w:t>python kiem\thu_ban_hang.py</w:t>
+              <w:t>KHONG_DU_HANG</w:t>
+            </w:r>
+            <w:r>
+              <w:t xml:space="preserve"> (409)</w:t>
             </w:r>
           </w:p>
         </w:tc>
@@ -9075,7 +9022,7 @@
           <w:p>
             <w:r/>
             <w:r>
-              <w:t>Bán phụ tùng, xăng dầu ra ngoài</w:t>
+              <w:t>Lấy quá tồn của lô</w:t>
             </w:r>
           </w:p>
         </w:tc>
@@ -9092,6 +9039,506 @@
                 <w:rFonts w:ascii="Consolas" w:hAnsi="Consolas"/>
                 <w:sz w:val="19"/>
               </w:rPr>
+              <w:t>LO_DA_XUAT</w:t>
+            </w:r>
+            <w:r>
+              <w:t xml:space="preserve"> (409)</w:t>
+            </w:r>
+          </w:p>
+        </w:tc>
+        <w:tc>
+          <w:tcPr>
+            <w:tcW w:type="dxa" w:w="4320"/>
+          </w:tcPr>
+          <w:p>
+            <w:r/>
+            <w:r>
+              <w:t>Xoá DO gom mà hàng đã có người lấy</w:t>
+            </w:r>
+          </w:p>
+        </w:tc>
+      </w:tr>
+      <w:tr>
+        <w:tc>
+          <w:tcPr>
+            <w:tcW w:type="dxa" w:w="4320"/>
+          </w:tcPr>
+          <w:p>
+            <w:r/>
+            <w:r>
+              <w:rPr>
+                <w:rFonts w:ascii="Consolas" w:hAnsi="Consolas"/>
+                <w:sz w:val="19"/>
+              </w:rPr>
+              <w:t>HANG_DA_NHAP_KHO</w:t>
+            </w:r>
+            <w:r>
+              <w:t xml:space="preserve"> (409)</w:t>
+            </w:r>
+          </w:p>
+        </w:tc>
+        <w:tc>
+          <w:tcPr>
+            <w:tcW w:type="dxa" w:w="4320"/>
+          </w:tcPr>
+          <w:p>
+            <w:r/>
+            <w:r>
+              <w:t>Sửa dòng hàng hoặc cân của DO gom đã nhập kho</w:t>
+            </w:r>
+          </w:p>
+        </w:tc>
+      </w:tr>
+      <w:tr>
+        <w:tc>
+          <w:tcPr>
+            <w:tcW w:type="dxa" w:w="4320"/>
+          </w:tcPr>
+          <w:p>
+            <w:r/>
+            <w:r>
+              <w:rPr>
+                <w:rFonts w:ascii="Consolas" w:hAnsi="Consolas"/>
+                <w:sz w:val="19"/>
+              </w:rPr>
+              <w:t>KHONG_DOI_LOAI</w:t>
+            </w:r>
+            <w:r>
+              <w:t xml:space="preserve"> (409)</w:t>
+            </w:r>
+          </w:p>
+        </w:tc>
+        <w:tc>
+          <w:tcPr>
+            <w:tcW w:type="dxa" w:w="4320"/>
+          </w:tcPr>
+          <w:p>
+            <w:r/>
+            <w:r>
+              <w:t>Đổi loại gom/giao khi phiếu đã có dòng hàng hay sổ kho</w:t>
+            </w:r>
+          </w:p>
+        </w:tc>
+      </w:tr>
+      <w:tr>
+        <w:tc>
+          <w:tcPr>
+            <w:tcW w:type="dxa" w:w="4320"/>
+          </w:tcPr>
+          <w:p>
+            <w:r/>
+            <w:r>
+              <w:rPr>
+                <w:rFonts w:ascii="Consolas" w:hAnsi="Consolas"/>
+                <w:sz w:val="19"/>
+              </w:rPr>
+              <w:t>TON_AM</w:t>
+            </w:r>
+            <w:r>
+              <w:t xml:space="preserve"> (409)</w:t>
+            </w:r>
+          </w:p>
+        </w:tc>
+        <w:tc>
+          <w:tcPr>
+            <w:tcW w:type="dxa" w:w="4320"/>
+          </w:tcPr>
+          <w:p>
+            <w:r/>
+            <w:r>
+              <w:t>Điều chỉnh giảm quá tồn của lô</w:t>
+            </w:r>
+          </w:p>
+        </w:tc>
+      </w:tr>
+      <w:tr>
+        <w:tc>
+          <w:tcPr>
+            <w:tcW w:type="dxa" w:w="4320"/>
+          </w:tcPr>
+          <w:p>
+            <w:r/>
+            <w:r>
+              <w:rPr>
+                <w:rFonts w:ascii="Consolas" w:hAnsi="Consolas"/>
+                <w:sz w:val="19"/>
+              </w:rPr>
+              <w:t>THIEU_LY_DO</w:t>
+            </w:r>
+            <w:r>
+              <w:t xml:space="preserve"> (422)</w:t>
+            </w:r>
+          </w:p>
+        </w:tc>
+        <w:tc>
+          <w:tcPr>
+            <w:tcW w:type="dxa" w:w="4320"/>
+          </w:tcPr>
+          <w:p>
+            <w:r/>
+            <w:r>
+              <w:t>Điều chỉnh kho không ghi lý do</w:t>
+            </w:r>
+          </w:p>
+        </w:tc>
+      </w:tr>
+      <w:tr>
+        <w:tc>
+          <w:tcPr>
+            <w:tcW w:type="dxa" w:w="4320"/>
+          </w:tcPr>
+          <w:p>
+            <w:r/>
+            <w:r>
+              <w:rPr>
+                <w:rFonts w:ascii="Consolas" w:hAnsi="Consolas"/>
+                <w:sz w:val="19"/>
+              </w:rPr>
+              <w:t>PHIEU_GOM</w:t>
+            </w:r>
+            <w:r>
+              <w:t xml:space="preserve"> (409)</w:t>
+            </w:r>
+          </w:p>
+        </w:tc>
+        <w:tc>
+          <w:tcPr>
+            <w:tcW w:type="dxa" w:w="4320"/>
+          </w:tcPr>
+          <w:p>
+            <w:r/>
+            <w:r>
+              <w:t>Xuất hoá đơn cho phiếu gom</w:t>
+            </w:r>
+          </w:p>
+        </w:tc>
+      </w:tr>
+      <w:tr>
+        <w:tc>
+          <w:tcPr>
+            <w:tcW w:type="dxa" w:w="4320"/>
+          </w:tcPr>
+          <w:p>
+            <w:r/>
+            <w:r>
+              <w:rPr>
+                <w:rFonts w:ascii="Consolas" w:hAnsi="Consolas"/>
+                <w:sz w:val="19"/>
+              </w:rPr>
+              <w:t>THANG_SAI</w:t>
+            </w:r>
+            <w:r>
+              <w:t xml:space="preserve">, </w:t>
+            </w:r>
+            <w:r>
+              <w:rPr>
+                <w:rFonts w:ascii="Consolas" w:hAnsi="Consolas"/>
+                <w:sz w:val="19"/>
+              </w:rPr>
+              <w:t>TUAN_SAI</w:t>
+            </w:r>
+            <w:r>
+              <w:t xml:space="preserve">, </w:t>
+            </w:r>
+            <w:r>
+              <w:rPr>
+                <w:rFonts w:ascii="Consolas" w:hAnsi="Consolas"/>
+                <w:sz w:val="19"/>
+              </w:rPr>
+              <w:t>SO_SAI</w:t>
+            </w:r>
+            <w:r>
+              <w:t>… (422)</w:t>
+            </w:r>
+          </w:p>
+        </w:tc>
+        <w:tc>
+          <w:tcPr>
+            <w:tcW w:type="dxa" w:w="4320"/>
+          </w:tcPr>
+          <w:p>
+            <w:r/>
+            <w:r>
+              <w:t>Dữ liệu gửi lên sai dạng</w:t>
+            </w:r>
+          </w:p>
+        </w:tc>
+      </w:tr>
+    </w:tbl>
+    <w:p/>
+    <w:p>
+      <w:pPr>
+        <w:jc w:val="both"/>
+      </w:pPr>
+      <w:r>
+        <w:t>---</w:t>
+      </w:r>
+    </w:p>
+    <w:p>
+      <w:pPr>
+        <w:pStyle w:val="Title"/>
+      </w:pPr>
+      <w:r>
+        <w:rPr>
+          <w:color w:val="145C4A"/>
+        </w:rPr>
+        <w:t>D. Chạy và kiểm</w:t>
+      </w:r>
+    </w:p>
+    <w:p>
+      <w:pPr>
+        <w:jc w:val="both"/>
+      </w:pPr>
+      <w:r>
+        <w:rPr>
+          <w:rFonts w:ascii="Consolas" w:hAnsi="Consolas"/>
+          <w:sz w:val="19"/>
+        </w:rPr>
+        <w:t>`</w:t>
+      </w:r>
+    </w:p>
+    <w:p>
+      <w:pPr>
+        <w:jc w:val="both"/>
+      </w:pPr>
+      <w:r>
+        <w:t>python backend\app\seed.py                       # dựng bảng + gieo dữ liệu mẫu (có sẵn một cặp DO gom/giao)</w:t>
+      </w:r>
+    </w:p>
+    <w:p>
+      <w:pPr>
+        <w:jc w:val="both"/>
+      </w:pPr>
+      <w:r>
+        <w:t>python -m uvicorn backend.app.main:app --host 0.0.0.0 --port 8010 --no-access-log</w:t>
+      </w:r>
+    </w:p>
+    <w:p>
+      <w:pPr>
+        <w:jc w:val="both"/>
+      </w:pPr>
+      <w:r>
+        <w:rPr>
+          <w:rFonts w:ascii="Consolas" w:hAnsi="Consolas"/>
+          <w:sz w:val="19"/>
+        </w:rPr>
+        <w:t>`</w:t>
+      </w:r>
+    </w:p>
+    <w:p>
+      <w:pPr>
+        <w:jc w:val="both"/>
+      </w:pPr>
+      <w:r>
+        <w:t>Chín bộ kiểm, chạy khi máy chủ đang bật:</w:t>
+      </w:r>
+    </w:p>
+    <w:tbl>
+      <w:tblPr>
+        <w:tblStyle w:val="LightGrid-Accent1"/>
+        <w:tblW w:type="auto" w:w="0"/>
+        <w:tblLook w:firstColumn="1" w:firstRow="1" w:lastColumn="0" w:lastRow="0" w:noHBand="0" w:noVBand="1" w:val="04A0"/>
+      </w:tblPr>
+      <w:tblGrid>
+        <w:gridCol w:w="4320"/>
+        <w:gridCol w:w="4320"/>
+      </w:tblGrid>
+      <w:tr>
+        <w:tc>
+          <w:tcPr>
+            <w:tcW w:type="dxa" w:w="4320"/>
+          </w:tcPr>
+          <w:p>
+            <w:r>
+              <w:rPr>
+                <w:b/>
+              </w:rPr>
+            </w:r>
+            <w:r>
+              <w:rPr>
+                <w:b/>
+              </w:rPr>
+              <w:t>Lệnh</w:t>
+            </w:r>
+          </w:p>
+        </w:tc>
+        <w:tc>
+          <w:tcPr>
+            <w:tcW w:type="dxa" w:w="4320"/>
+          </w:tcPr>
+          <w:p>
+            <w:r>
+              <w:rPr>
+                <w:b/>
+              </w:rPr>
+            </w:r>
+            <w:r>
+              <w:rPr>
+                <w:b/>
+              </w:rPr>
+              <w:t>Kiểm gì</w:t>
+            </w:r>
+          </w:p>
+        </w:tc>
+      </w:tr>
+      <w:tr>
+        <w:tc>
+          <w:tcPr>
+            <w:tcW w:type="dxa" w:w="4320"/>
+          </w:tcPr>
+          <w:p>
+            <w:r/>
+            <w:r>
+              <w:rPr>
+                <w:rFonts w:ascii="Consolas" w:hAnsi="Consolas"/>
+                <w:sz w:val="19"/>
+              </w:rPr>
+              <w:t>python kiem\test_tinh_toan.py</w:t>
+            </w:r>
+          </w:p>
+        </w:tc>
+        <w:tc>
+          <w:tcPr>
+            <w:tcW w:type="dxa" w:w="4320"/>
+          </w:tcPr>
+          <w:p>
+            <w:r/>
+            <w:r>
+              <w:t>Phép tính phiếu và phân quyền (không cần máy chủ)</w:t>
+            </w:r>
+          </w:p>
+        </w:tc>
+      </w:tr>
+      <w:tr>
+        <w:tc>
+          <w:tcPr>
+            <w:tcW w:type="dxa" w:w="4320"/>
+          </w:tcPr>
+          <w:p>
+            <w:r/>
+            <w:r>
+              <w:rPr>
+                <w:rFonts w:ascii="Consolas" w:hAnsi="Consolas"/>
+                <w:sz w:val="19"/>
+              </w:rPr>
+              <w:t>python kiem\thu_hai_do.py</w:t>
+            </w:r>
+          </w:p>
+        </w:tc>
+        <w:tc>
+          <w:tcPr>
+            <w:tcW w:type="dxa" w:w="4320"/>
+          </w:tcPr>
+          <w:p>
+            <w:r/>
+            <w:r>
+              <w:rPr>
+                <w:b/>
+              </w:rPr>
+              <w:t>Luồng hai DO</w:t>
+            </w:r>
+            <w:r>
+              <w:t>: gom → nhập kho → giao lấy lô → xuất kho → hao hụt, và ba chỗ phải bị từ chối</w:t>
+            </w:r>
+          </w:p>
+        </w:tc>
+      </w:tr>
+      <w:tr>
+        <w:tc>
+          <w:tcPr>
+            <w:tcW w:type="dxa" w:w="4320"/>
+          </w:tcPr>
+          <w:p>
+            <w:r/>
+            <w:r>
+              <w:rPr>
+                <w:rFonts w:ascii="Consolas" w:hAnsi="Consolas"/>
+                <w:sz w:val="19"/>
+              </w:rPr>
+              <w:t>python kiem\thu_luong_api.py</w:t>
+            </w:r>
+          </w:p>
+        </w:tc>
+        <w:tc>
+          <w:tcPr>
+            <w:tcW w:type="dxa" w:w="4320"/>
+          </w:tcPr>
+          <w:p>
+            <w:r/>
+            <w:r>
+              <w:t>Trọn luồng: lập phiếu → kiểm → ghi sổ → chi → hoá đơn → thu tiền</w:t>
+            </w:r>
+          </w:p>
+        </w:tc>
+      </w:tr>
+      <w:tr>
+        <w:tc>
+          <w:tcPr>
+            <w:tcW w:type="dxa" w:w="4320"/>
+          </w:tcPr>
+          <w:p>
+            <w:r/>
+            <w:r>
+              <w:rPr>
+                <w:rFonts w:ascii="Consolas" w:hAnsi="Consolas"/>
+                <w:sz w:val="19"/>
+              </w:rPr>
+              <w:t>python kiem\thu_phieu_linh.py</w:t>
+            </w:r>
+          </w:p>
+        </w:tc>
+        <w:tc>
+          <w:tcPr>
+            <w:tcW w:type="dxa" w:w="4320"/>
+          </w:tcPr>
+          <w:p>
+            <w:r/>
+            <w:r>
+              <w:t>Phiếu lĩnh QR, thủ kho cấp dầu, khai đổ dọc đường, tất toán</w:t>
+            </w:r>
+          </w:p>
+        </w:tc>
+      </w:tr>
+      <w:tr>
+        <w:tc>
+          <w:tcPr>
+            <w:tcW w:type="dxa" w:w="4320"/>
+          </w:tcPr>
+          <w:p>
+            <w:r/>
+            <w:r>
+              <w:rPr>
+                <w:rFonts w:ascii="Consolas" w:hAnsi="Consolas"/>
+                <w:sz w:val="19"/>
+              </w:rPr>
+              <w:t>python kiem\thu_ban_hang.py</w:t>
+            </w:r>
+          </w:p>
+        </w:tc>
+        <w:tc>
+          <w:tcPr>
+            <w:tcW w:type="dxa" w:w="4320"/>
+          </w:tcPr>
+          <w:p>
+            <w:r/>
+            <w:r>
+              <w:t>Bán phụ tùng, xăng dầu ra ngoài</w:t>
+            </w:r>
+          </w:p>
+        </w:tc>
+      </w:tr>
+      <w:tr>
+        <w:tc>
+          <w:tcPr>
+            <w:tcW w:type="dxa" w:w="4320"/>
+          </w:tcPr>
+          <w:p>
+            <w:r/>
+            <w:r>
+              <w:rPr>
+                <w:rFonts w:ascii="Consolas" w:hAnsi="Consolas"/>
+                <w:sz w:val="19"/>
+              </w:rPr>
               <w:t>python kiem\thu_vi_tri.py</w:t>
             </w:r>
           </w:p>
@@ -9104,6 +9551,40 @@
             <w:r/>
             <w:r>
               <w:t>GPS: ai được gửi, lọc điểm dày, GPS cũ</w:t>
+            </w:r>
+          </w:p>
+        </w:tc>
+      </w:tr>
+      <w:tr>
+        <w:tc>
+          <w:tcPr>
+            <w:tcW w:type="dxa" w:w="4320"/>
+          </w:tcPr>
+          <w:p>
+            <w:r/>
+            <w:r>
+              <w:rPr>
+                <w:rFonts w:ascii="Consolas" w:hAnsi="Consolas"/>
+                <w:sz w:val="19"/>
+              </w:rPr>
+              <w:t>python kiem\thu_ty_gia.py</w:t>
+            </w:r>
+          </w:p>
+        </w:tc>
+        <w:tc>
+          <w:tcPr>
+            <w:tcW w:type="dxa" w:w="4320"/>
+          </w:tcPr>
+          <w:p>
+            <w:r/>
+            <w:r>
+              <w:rPr>
+                <w:b/>
+              </w:rPr>
+              <w:t>Màn Tỷ giá</w:t>
+            </w:r>
+            <w:r>
+              <w:t>: ai xem ai sửa, lịch sử giữ số cũ, gõ lại số cũ không đẻ dòng rác, chặn số sai, phiếu cũ giữ tỷ giá của nó, phiếu mới lấy số mới</w:t>
             </w:r>
           </w:p>
         </w:tc>

--- a/DOCS/word/NGHIEP_VU_DB_API.docx
+++ b/DOCS/word/NGHIEP_VU_DB_API.docx
@@ -66,7 +66,7 @@
         <w:jc w:val="both"/>
       </w:pPr>
       <w:r>
-        <w:t xml:space="preserve">(123 đường). Cuối cùng là phần </w:t>
+        <w:t xml:space="preserve">(124 đường). Cuối cùng là phần </w:t>
       </w:r>
       <w:r>
         <w:rPr>
@@ -4335,51 +4335,213 @@
               </w:rPr>
               <w:t>drivers</w:t>
             </w:r>
-            <w:r>
-              <w:t xml:space="preserve">, </w:t>
-            </w:r>
+          </w:p>
+        </w:tc>
+        <w:tc>
+          <w:tcPr>
+            <w:tcW w:type="dxa" w:w="2880"/>
+          </w:tcPr>
+          <w:p>
+            <w:r/>
+            <w:r>
+              <w:t>Tài xế</w:t>
+            </w:r>
+          </w:p>
+        </w:tc>
+        <w:tc>
+          <w:tcPr>
+            <w:tcW w:type="dxa" w:w="2880"/>
+          </w:tcPr>
+          <w:p>
+            <w:r/>
             <w:r>
               <w:rPr>
                 <w:rFonts w:ascii="Consolas" w:hAnsi="Consolas"/>
                 <w:sz w:val="19"/>
               </w:rPr>
-              <w:t>driver_licenses</w:t>
-            </w:r>
-          </w:p>
-        </w:tc>
-        <w:tc>
-          <w:tcPr>
-            <w:tcW w:type="dxa" w:w="2880"/>
-          </w:tcPr>
-          <w:p>
-            <w:r/>
-            <w:r>
-              <w:t>Tài xế và bằng lái</w:t>
-            </w:r>
-          </w:p>
-        </w:tc>
-        <w:tc>
-          <w:tcPr>
-            <w:tcW w:type="dxa" w:w="2880"/>
-          </w:tcPr>
-          <w:p>
-            <w:r/>
+              <w:t>driver_code</w:t>
+            </w:r>
+            <w:r>
+              <w:t xml:space="preserve">, </w:t>
+            </w:r>
             <w:r>
               <w:rPr>
                 <w:rFonts w:ascii="Consolas" w:hAnsi="Consolas"/>
                 <w:sz w:val="19"/>
               </w:rPr>
-              <w:t>license_no</w:t>
-            </w:r>
-            <w:r>
-              <w:t xml:space="preserve">, </w:t>
+              <w:t>name</w:t>
+            </w:r>
+            <w:r>
+              <w:t xml:space="preserve"> + </w:t>
             </w:r>
             <w:r>
               <w:rPr>
                 <w:rFonts w:ascii="Consolas" w:hAnsi="Consolas"/>
                 <w:sz w:val="19"/>
               </w:rPr>
-              <w:t>expiry</w:t>
+              <w:t>name_latin</w:t>
+            </w:r>
+            <w:r>
+              <w:t xml:space="preserve">, </w:t>
+            </w:r>
+            <w:r>
+              <w:rPr>
+                <w:rFonts w:ascii="Consolas" w:hAnsi="Consolas"/>
+                <w:sz w:val="19"/>
+              </w:rPr>
+              <w:t>role</w:t>
+            </w:r>
+            <w:r>
+              <w:t xml:space="preserve">, </w:t>
+            </w:r>
+            <w:r>
+              <w:rPr>
+                <w:rFonts w:ascii="Consolas" w:hAnsi="Consolas"/>
+                <w:sz w:val="19"/>
+              </w:rPr>
+              <w:t>shift</w:t>
+            </w:r>
+            <w:r>
+              <w:t xml:space="preserve"> (ca quen chạy), bằng lái hiện hành (</w:t>
+            </w:r>
+            <w:r>
+              <w:rPr>
+                <w:rFonts w:ascii="Consolas" w:hAnsi="Consolas"/>
+                <w:sz w:val="19"/>
+              </w:rPr>
+              <w:t>license_no</w:t>
+            </w:r>
+            <w:r>
+              <w:t xml:space="preserve">, </w:t>
+            </w:r>
+            <w:r>
+              <w:rPr>
+                <w:rFonts w:ascii="Consolas" w:hAnsi="Consolas"/>
+                <w:sz w:val="19"/>
+              </w:rPr>
+              <w:t>license_type</w:t>
+            </w:r>
+            <w:r>
+              <w:t xml:space="preserve">, </w:t>
+            </w:r>
+            <w:r>
+              <w:rPr>
+                <w:rFonts w:ascii="Consolas" w:hAnsi="Consolas"/>
+                <w:sz w:val="19"/>
+              </w:rPr>
+              <w:t>license_status</w:t>
+            </w:r>
+            <w:r>
+              <w:t xml:space="preserve">, hai mốc hạn), </w:t>
+            </w:r>
+            <w:r>
+              <w:rPr>
+                <w:b/>
+              </w:rPr>
+              <w:t>`license_class_hr`</w:t>
+            </w:r>
+            <w:r>
+              <w:t xml:space="preserve"> (hạng ghi trong hồ sơ nhân sự — lệch với hạng trên bằng là dấu hiệu hồ sơ sai), </w:t>
+            </w:r>
+            <w:r>
+              <w:rPr>
+                <w:rFonts w:ascii="Consolas" w:hAnsi="Consolas"/>
+                <w:sz w:val="19"/>
+              </w:rPr>
+              <w:t>default_vehicle_id</w:t>
+            </w:r>
+            <w:r>
+              <w:t xml:space="preserve">, </w:t>
+            </w:r>
+            <w:r>
+              <w:rPr>
+                <w:rFonts w:ascii="Consolas" w:hAnsi="Consolas"/>
+                <w:sz w:val="19"/>
+              </w:rPr>
+              <w:t>status</w:t>
+            </w:r>
+          </w:p>
+        </w:tc>
+      </w:tr>
+      <w:tr>
+        <w:tc>
+          <w:tcPr>
+            <w:tcW w:type="dxa" w:w="2880"/>
+          </w:tcPr>
+          <w:p>
+            <w:r/>
+            <w:r>
+              <w:rPr>
+                <w:rFonts w:ascii="Consolas" w:hAnsi="Consolas"/>
+                <w:sz w:val="19"/>
+              </w:rPr>
+              <w:t>driver_licenses</w:t>
+            </w:r>
+          </w:p>
+        </w:tc>
+        <w:tc>
+          <w:tcPr>
+            <w:tcW w:type="dxa" w:w="2880"/>
+          </w:tcPr>
+          <w:p>
+            <w:r/>
+            <w:r>
+              <w:t>Từng bằng lái và lần gia hạn</w:t>
+            </w:r>
+          </w:p>
+        </w:tc>
+        <w:tc>
+          <w:tcPr>
+            <w:tcW w:type="dxa" w:w="2880"/>
+          </w:tcPr>
+          <w:p>
+            <w:r/>
+            <w:r>
+              <w:rPr>
+                <w:rFonts w:ascii="Consolas" w:hAnsi="Consolas"/>
+                <w:sz w:val="19"/>
+              </w:rPr>
+              <w:t>license_no</w:t>
+            </w:r>
+            <w:r>
+              <w:t xml:space="preserve">, </w:t>
+            </w:r>
+            <w:r>
+              <w:rPr>
+                <w:rFonts w:ascii="Consolas" w:hAnsi="Consolas"/>
+                <w:sz w:val="19"/>
+              </w:rPr>
+              <w:t>valid_from</w:t>
+            </w:r>
+            <w:r>
+              <w:t xml:space="preserve">, </w:t>
+            </w:r>
+            <w:r>
+              <w:rPr>
+                <w:rFonts w:ascii="Consolas" w:hAnsi="Consolas"/>
+                <w:sz w:val="19"/>
+              </w:rPr>
+              <w:t>valid_to</w:t>
+            </w:r>
+            <w:r>
+              <w:t xml:space="preserve">, </w:t>
+            </w:r>
+            <w:r>
+              <w:rPr>
+                <w:rFonts w:ascii="Consolas" w:hAnsi="Consolas"/>
+                <w:sz w:val="19"/>
+              </w:rPr>
+              <w:t>issued_by</w:t>
+            </w:r>
+            <w:r>
+              <w:t xml:space="preserve">, </w:t>
+            </w:r>
+            <w:r>
+              <w:rPr>
+                <w:rFonts w:ascii="Consolas" w:hAnsi="Consolas"/>
+                <w:sz w:val="19"/>
+              </w:rPr>
+              <w:t>verified_by</w:t>
             </w:r>
           </w:p>
         </w:tc>
@@ -7965,7 +8127,7 @@
         <w:rPr>
           <w:color w:val="145C4A"/>
         </w:rPr>
-        <w:t>C5b. Tỷ giá — `routes/danh_muc.py`</w:t>
+        <w:t>C5a. Tài xế &amp; bằng lái — `routes/danh_muc.py`</w:t>
       </w:r>
     </w:p>
     <w:tbl>
@@ -8028,7 +8190,7 @@
                 <w:rFonts w:ascii="Consolas" w:hAnsi="Consolas"/>
                 <w:sz w:val="19"/>
               </w:rPr>
-              <w:t>GET /api/rates</w:t>
+              <w:t>GET /api/drivers</w:t>
             </w:r>
           </w:p>
         </w:tc>
@@ -8039,26 +8201,53 @@
           <w:p>
             <w:r/>
             <w:r>
-              <w:t xml:space="preserve">Dạng phẳng </w:t>
-            </w:r>
+              <w:t xml:space="preserve">Danh sách, kèm </w:t>
+            </w:r>
+            <w:r>
+              <w:rPr>
+                <w:b/>
+              </w:rPr>
+              <w:t>số phiếu đã chạy</w:t>
+            </w:r>
+            <w:r>
+              <w:t xml:space="preserve"> và </w:t>
+            </w:r>
+            <w:r>
+              <w:rPr>
+                <w:b/>
+              </w:rPr>
+              <w:t>phiếu đang cầm</w:t>
+            </w:r>
+            <w:r>
+              <w:t xml:space="preserve"> (hai truy vấn gộp cho cả danh sách, không hỏi lại từng người)</w:t>
+            </w:r>
+          </w:p>
+        </w:tc>
+      </w:tr>
+      <w:tr>
+        <w:tc>
+          <w:tcPr>
+            <w:tcW w:type="dxa" w:w="4320"/>
+          </w:tcPr>
+          <w:p>
+            <w:r/>
             <w:r>
               <w:rPr>
                 <w:rFonts w:ascii="Consolas" w:hAnsi="Consolas"/>
                 <w:sz w:val="19"/>
               </w:rPr>
-              <w:t>{mã: tỷ giá}</w:t>
-            </w:r>
-            <w:r>
-              <w:t xml:space="preserve">, mọi màn đang gọi đường này. Phải đăng nhập; </w:t>
-            </w:r>
-            <w:r>
-              <w:rPr>
-                <w:b/>
-              </w:rPr>
-              <w:t>mọi vai đều xem được</w:t>
-            </w:r>
-            <w:r>
-              <w:t xml:space="preserve"> vì dòng chi có VND, THB</w:t>
+              <w:t>GET /api/drivers/{id}</w:t>
+            </w:r>
+          </w:p>
+        </w:tc>
+        <w:tc>
+          <w:tcPr>
+            <w:tcW w:type="dxa" w:w="4320"/>
+          </w:tcPr>
+          <w:p>
+            <w:r/>
+            <w:r>
+              <w:t>Hồ sơ đầy đủ: lịch sử bằng lái, mười phiếu gần đây</w:t>
             </w:r>
           </w:p>
         </w:tc>
@@ -8075,7 +8264,7 @@
                 <w:rFonts w:ascii="Consolas" w:hAnsi="Consolas"/>
                 <w:sz w:val="19"/>
               </w:rPr>
-              <w:t>GET /api/rates/chi-tiet</w:t>
+              <w:t>POST PUT /api/drivers[/{id}]</w:t>
             </w:r>
           </w:p>
         </w:tc>
@@ -8086,7 +8275,7 @@
           <w:p>
             <w:r/>
             <w:r>
-              <w:t>Cho màn Tỷ giá: số đang áp dụng · số lần trước · mức đổi · ai đặt · lịch sử 200 dòng gần nhất</w:t>
+              <w:t>Thêm · sửa. Chỉ Bãi và Kế toán</w:t>
             </w:r>
           </w:p>
         </w:tc>
@@ -8103,7 +8292,7 @@
                 <w:rFonts w:ascii="Consolas" w:hAnsi="Consolas"/>
                 <w:sz w:val="19"/>
               </w:rPr>
-              <w:t>PUT /api/rates</w:t>
+              <w:t>POST /api/drivers/{id}/licenses</w:t>
             </w:r>
           </w:p>
         </w:tc>
@@ -8114,25 +8303,51 @@
           <w:p>
             <w:r/>
             <w:r>
-              <w:t xml:space="preserve">Đặt tỷ giá mặc định cho phiếu </w:t>
+              <w:t xml:space="preserve">Ghi bằng mới / gia hạn: thêm một dòng lịch sử </w:t>
             </w:r>
             <w:r>
               <w:rPr>
                 <w:b/>
               </w:rPr>
-              <w:t>lập mới</w:t>
-            </w:r>
-            <w:r>
-              <w:t xml:space="preserve">. Chỉ KT Thu/Chi VC, KT Doanh thu VC và Sếp. Gõ lại đúng số cũ thì </w:t>
-            </w:r>
-            <w:r>
-              <w:rPr>
-                <w:b/>
-              </w:rPr>
-              <w:t>không</w:t>
-            </w:r>
-            <w:r>
-              <w:t xml:space="preserve"> ghi một dòng lịch sử rỗng; số ≤ 0 hoặc không phải số thì 422</w:t>
+              <w:t>và</w:t>
+            </w:r>
+            <w:r>
+              <w:t xml:space="preserve"> cập nhật bằng hiện hành, đưa trạng thái bằng về </w:t>
+            </w:r>
+            <w:r>
+              <w:rPr>
+                <w:rFonts w:ascii="Consolas" w:hAnsi="Consolas"/>
+                <w:sz w:val="19"/>
+              </w:rPr>
+              <w:t>active</w:t>
+            </w:r>
+          </w:p>
+        </w:tc>
+      </w:tr>
+      <w:tr>
+        <w:tc>
+          <w:tcPr>
+            <w:tcW w:type="dxa" w:w="4320"/>
+          </w:tcPr>
+          <w:p>
+            <w:r/>
+            <w:r>
+              <w:rPr>
+                <w:rFonts w:ascii="Consolas" w:hAnsi="Consolas"/>
+                <w:sz w:val="19"/>
+              </w:rPr>
+              <w:t>GET /api/drivers/{id}/lich?tuan=YYYY-MM-DD</w:t>
+            </w:r>
+          </w:p>
+        </w:tc>
+        <w:tc>
+          <w:tcPr>
+            <w:tcW w:type="dxa" w:w="4320"/>
+          </w:tcPr>
+          <w:p>
+            <w:r/>
+            <w:r>
+              <w:t>Lịch tuần, dựng từ chính các phiếu người này cầm — không có bảng lịch riêng</w:t>
             </w:r>
           </w:p>
         </w:tc>
@@ -8144,16 +8359,13 @@
         <w:jc w:val="both"/>
       </w:pPr>
       <w:r>
-        <w:t xml:space="preserve">Sửa tỷ giá </w:t>
-      </w:r>
-      <w:r>
         <w:rPr>
           <w:b/>
         </w:rPr>
-        <w:t>không bao giờ</w:t>
-      </w:r>
-      <w:r>
-        <w:t xml:space="preserve"> làm đổi con số trên phiếu đã lập: phiếu khoá bốn tỷ giá của riêng nó</w:t>
+        <w:t>Cửa chặn điều phối.</w:t>
+      </w:r>
+      <w:r>
+        <w:t xml:space="preserve"> Màn Tài xế tự trả lời "người này có được điều xe không, vì sao", sáu mức xếp</w:t>
       </w:r>
     </w:p>
     <w:p>
@@ -8161,17 +8373,37 @@
         <w:jc w:val="both"/>
       </w:pPr>
       <w:r>
-        <w:t>(</w:t>
+        <w:t xml:space="preserve">nặng dần: </w:t>
       </w:r>
       <w:r>
         <w:rPr>
           <w:rFonts w:ascii="Consolas" w:hAnsi="Consolas"/>
           <w:sz w:val="19"/>
         </w:rPr>
-        <w:t>trips.rate_usd</w:t>
-      </w:r>
-      <w:r>
-        <w:t>…) ngay lúc lập. Màn hình nói thẳng câu đó ở đầu trang, vì hiểu nhầm chỗ này là</w:t>
+        <w:t>missing</w:t>
+      </w:r>
+      <w:r>
+        <w:t xml:space="preserve"> chưa có bằng · </w:t>
+      </w:r>
+      <w:r>
+        <w:rPr>
+          <w:rFonts w:ascii="Consolas" w:hAnsi="Consolas"/>
+          <w:sz w:val="19"/>
+        </w:rPr>
+        <w:t>inactive</w:t>
+      </w:r>
+      <w:r>
+        <w:t xml:space="preserve"> bằng bị đình chỉ hoặc thu hồi · </w:t>
+      </w:r>
+      <w:r>
+        <w:rPr>
+          <w:rFonts w:ascii="Consolas" w:hAnsi="Consolas"/>
+          <w:sz w:val="19"/>
+        </w:rPr>
+        <w:t>expired</w:t>
+      </w:r>
+      <w:r>
+        <w:t xml:space="preserve"> bằng hết hạn ·</w:t>
       </w:r>
     </w:p>
     <w:p>
@@ -8179,7 +8411,83 @@
         <w:jc w:val="both"/>
       </w:pPr>
       <w:r>
-        <w:t>hiểu nhầm về tiền.</w:t>
+        <w:rPr>
+          <w:rFonts w:ascii="Consolas" w:hAnsi="Consolas"/>
+          <w:sz w:val="19"/>
+        </w:rPr>
+        <w:t>mismatch</w:t>
+      </w:r>
+      <w:r>
+        <w:t xml:space="preserve"> hạng trên bằng khác hạng ghi trong hồ sơ · </w:t>
+      </w:r>
+      <w:r>
+        <w:rPr>
+          <w:rFonts w:ascii="Consolas" w:hAnsi="Consolas"/>
+          <w:sz w:val="19"/>
+        </w:rPr>
+        <w:t>soon</w:t>
+      </w:r>
+      <w:r>
+        <w:t xml:space="preserve"> còn dưới 60 ngày · </w:t>
+      </w:r>
+      <w:r>
+        <w:rPr>
+          <w:rFonts w:ascii="Consolas" w:hAnsi="Consolas"/>
+          <w:sz w:val="19"/>
+        </w:rPr>
+        <w:t>ok</w:t>
+      </w:r>
+      <w:r>
+        <w:t>. Bốn mức đầu là</w:t>
+      </w:r>
+    </w:p>
+    <w:p>
+      <w:pPr>
+        <w:jc w:val="both"/>
+      </w:pPr>
+      <w:r>
+        <w:rPr>
+          <w:b/>
+        </w:rPr>
+        <w:t>chặn hẳn</w:t>
+      </w:r>
+      <w:r>
+        <w:t xml:space="preserve">, </w:t>
+      </w:r>
+      <w:r>
+        <w:rPr>
+          <w:rFonts w:ascii="Consolas" w:hAnsi="Consolas"/>
+          <w:sz w:val="19"/>
+        </w:rPr>
+        <w:t>soon</w:t>
+      </w:r>
+      <w:r>
+        <w:t xml:space="preserve"> là cảnh báo cho chuyến xếp xa. Luật viết MỘT chỗ ở </w:t>
+      </w:r>
+      <w:r>
+        <w:rPr>
+          <w:rFonts w:ascii="Consolas" w:hAnsi="Consolas"/>
+          <w:sz w:val="19"/>
+        </w:rPr>
+        <w:t>frontend/modules/tai-xe/tai-xe.js</w:t>
+      </w:r>
+    </w:p>
+    <w:p>
+      <w:pPr>
+        <w:jc w:val="both"/>
+      </w:pPr>
+      <w:r>
+        <w:t xml:space="preserve">và mở ra ngoài qua </w:t>
+      </w:r>
+      <w:r>
+        <w:rPr>
+          <w:rFonts w:ascii="Consolas" w:hAnsi="Consolas"/>
+          <w:sz w:val="19"/>
+        </w:rPr>
+        <w:t>EPL.taiXe.ketLuan</w:t>
+      </w:r>
+      <w:r>
+        <w:t xml:space="preserve"> để màn Phiếu xuất xe dùng chung, không ai chép lại lần thứ hai.</w:t>
       </w:r>
     </w:p>
     <w:p>
@@ -8190,7 +8498,7 @@
         <w:rPr>
           <w:color w:val="145C4A"/>
         </w:rPr>
-        <w:t>C6. Theo dõi, báo cáo, chứng từ</w:t>
+        <w:t>C5b. Tỷ giá — `routes/danh_muc.py`</w:t>
       </w:r>
     </w:p>
     <w:tbl>
@@ -8253,28 +8561,37 @@
                 <w:rFonts w:ascii="Consolas" w:hAnsi="Consolas"/>
                 <w:sz w:val="19"/>
               </w:rPr>
-              <w:t>GET /api/theo-doi</w:t>
-            </w:r>
-            <w:r>
-              <w:t xml:space="preserve">, </w:t>
+              <w:t>GET /api/rates</w:t>
+            </w:r>
+          </w:p>
+        </w:tc>
+        <w:tc>
+          <w:tcPr>
+            <w:tcW w:type="dxa" w:w="4320"/>
+          </w:tcPr>
+          <w:p>
+            <w:r/>
+            <w:r>
+              <w:t xml:space="preserve">Dạng phẳng </w:t>
             </w:r>
             <w:r>
               <w:rPr>
                 <w:rFonts w:ascii="Consolas" w:hAnsi="Consolas"/>
                 <w:sz w:val="19"/>
               </w:rPr>
-              <w:t>/api/theo-doi/su-co</w:t>
-            </w:r>
-          </w:p>
-        </w:tc>
-        <w:tc>
-          <w:tcPr>
-            <w:tcW w:type="dxa" w:w="4320"/>
-          </w:tcPr>
-          <w:p>
-            <w:r/>
-            <w:r>
-              <w:t>Trung tâm điều hành: dải ô số, danh sách chuyến, sổ sự cố</w:t>
+              <w:t>{mã: tỷ giá}</w:t>
+            </w:r>
+            <w:r>
+              <w:t xml:space="preserve">, mọi màn đang gọi đường này. Phải đăng nhập; </w:t>
+            </w:r>
+            <w:r>
+              <w:rPr>
+                <w:b/>
+              </w:rPr>
+              <w:t>mọi vai đều xem được</w:t>
+            </w:r>
+            <w:r>
+              <w:t xml:space="preserve"> vì dòng chi có VND, THB</w:t>
             </w:r>
           </w:p>
         </w:tc>
@@ -8291,7 +8608,7 @@
                 <w:rFonts w:ascii="Consolas" w:hAnsi="Consolas"/>
                 <w:sz w:val="19"/>
               </w:rPr>
-              <w:t>GET /api/bao-cao/tong-quan?thang=</w:t>
+              <w:t>GET /api/rates/chi-tiet</w:t>
             </w:r>
           </w:p>
         </w:tc>
@@ -8302,7 +8619,7 @@
           <w:p>
             <w:r/>
             <w:r>
-              <w:t>Bốn con số, tiến trình, cơ cấu chi, việc cần xử lý</w:t>
+              <w:t>Cho màn Tỷ giá: số đang áp dụng · số lần trước · mức đổi · ai đặt · lịch sử 200 dòng gần nhất</w:t>
             </w:r>
           </w:p>
         </w:tc>
@@ -8319,7 +8636,7 @@
                 <w:rFonts w:ascii="Consolas" w:hAnsi="Consolas"/>
                 <w:sz w:val="19"/>
               </w:rPr>
-              <w:t>GET /api/bao-cao/xu-huong?thang=</w:t>
+              <w:t>PUT /api/rates</w:t>
             </w:r>
           </w:p>
         </w:tc>
@@ -8330,465 +8647,25 @@
           <w:p>
             <w:r/>
             <w:r>
-              <w:t>Sáu tháng, theo ngày, hao hụt, hiệu suất xe, vận hành, xem nhanh, dòng thời gian</w:t>
-            </w:r>
-          </w:p>
-        </w:tc>
-      </w:tr>
-      <w:tr>
-        <w:tc>
-          <w:tcPr>
-            <w:tcW w:type="dxa" w:w="4320"/>
-          </w:tcPr>
-          <w:p>
-            <w:r/>
-            <w:r>
-              <w:rPr>
-                <w:rFonts w:ascii="Consolas" w:hAnsi="Consolas"/>
-                <w:sz w:val="19"/>
-              </w:rPr>
-              <w:t>GET /api/bao-cao/theo-doi</w:t>
-            </w:r>
-            <w:r>
-              <w:t xml:space="preserve">, </w:t>
-            </w:r>
-            <w:r>
-              <w:rPr>
-                <w:rFonts w:ascii="Consolas" w:hAnsi="Consolas"/>
-                <w:sz w:val="19"/>
-              </w:rPr>
-              <w:t>/xe-lien-ket</w:t>
-            </w:r>
-            <w:r>
-              <w:t xml:space="preserve">, </w:t>
-            </w:r>
-            <w:r>
-              <w:rPr>
-                <w:rFonts w:ascii="Consolas" w:hAnsi="Consolas"/>
-                <w:sz w:val="19"/>
-              </w:rPr>
-              <w:t>/tien-tai-xe</w:t>
-            </w:r>
-          </w:p>
-        </w:tc>
-        <w:tc>
-          <w:tcPr>
-            <w:tcW w:type="dxa" w:w="4320"/>
-          </w:tcPr>
-          <w:p>
-            <w:r/>
-            <w:r>
-              <w:t>Ba bảng báo cáo trong Excel của họ</w:t>
-            </w:r>
-          </w:p>
-        </w:tc>
-      </w:tr>
-      <w:tr>
-        <w:tc>
-          <w:tcPr>
-            <w:tcW w:type="dxa" w:w="4320"/>
-          </w:tcPr>
-          <w:p>
-            <w:r/>
-            <w:r>
-              <w:rPr>
-                <w:rFonts w:ascii="Consolas" w:hAnsi="Consolas"/>
-                <w:sz w:val="19"/>
-              </w:rPr>
-              <w:t>GET /api/dem-viec</w:t>
-            </w:r>
-          </w:p>
-        </w:tc>
-        <w:tc>
-          <w:tcPr>
-            <w:tcW w:type="dxa" w:w="4320"/>
-          </w:tcPr>
-          <w:p>
-            <w:r/>
-            <w:r>
-              <w:t>Số việc đang chờ của từng màn, theo vai đang đăng nhập</w:t>
-            </w:r>
-          </w:p>
-        </w:tc>
-      </w:tr>
-      <w:tr>
-        <w:tc>
-          <w:tcPr>
-            <w:tcW w:type="dxa" w:w="4320"/>
-          </w:tcPr>
-          <w:p>
-            <w:r/>
-            <w:r>
-              <w:rPr>
-                <w:rFonts w:ascii="Consolas" w:hAnsi="Consolas"/>
-                <w:sz w:val="19"/>
-              </w:rPr>
-              <w:t>GET /api/chung-tu</w:t>
-            </w:r>
-            <w:r>
-              <w:t xml:space="preserve">, </w:t>
-            </w:r>
-            <w:r>
-              <w:rPr>
-                <w:rFonts w:ascii="Consolas" w:hAnsi="Consolas"/>
-                <w:sz w:val="19"/>
-              </w:rPr>
-              <w:t>/loai</w:t>
-            </w:r>
-            <w:r>
-              <w:t xml:space="preserve">, </w:t>
-            </w:r>
-            <w:r>
-              <w:rPr>
-                <w:rFonts w:ascii="Consolas" w:hAnsi="Consolas"/>
-                <w:sz w:val="19"/>
-              </w:rPr>
-              <w:t>/{id}</w:t>
-            </w:r>
-            <w:r>
-              <w:t xml:space="preserve">, </w:t>
-            </w:r>
-            <w:r>
-              <w:rPr>
-                <w:rFonts w:ascii="Consolas" w:hAnsi="Consolas"/>
-                <w:sz w:val="19"/>
-              </w:rPr>
-              <w:t>POST /{id}/da-day</w:t>
-            </w:r>
-          </w:p>
-        </w:tc>
-        <w:tc>
-          <w:tcPr>
-            <w:tcW w:type="dxa" w:w="4320"/>
-          </w:tcPr>
-          <w:p>
-            <w:r/>
+              <w:t xml:space="preserve">Đặt tỷ giá mặc định cho phiếu </w:t>
+            </w:r>
             <w:r>
               <w:rPr>
                 <w:b/>
               </w:rPr>
-              <w:t>Sổ chứng từ</w:t>
-            </w:r>
-            <w:r>
-              <w:t xml:space="preserve"> cho bên kế toán kéo về hoặc đánh dấu tay</w:t>
-            </w:r>
-          </w:p>
-        </w:tc>
-      </w:tr>
-      <w:tr>
-        <w:tc>
-          <w:tcPr>
-            <w:tcW w:type="dxa" w:w="4320"/>
-          </w:tcPr>
-          <w:p>
-            <w:r/>
-            <w:r>
-              <w:rPr>
-                <w:rFonts w:ascii="Consolas" w:hAnsi="Consolas"/>
-                <w:sz w:val="19"/>
-              </w:rPr>
-              <w:t>POST /api/chung-tu/day</w:t>
-            </w:r>
-            <w:r>
-              <w:t xml:space="preserve">, </w:t>
-            </w:r>
-            <w:r>
-              <w:rPr>
-                <w:rFonts w:ascii="Consolas" w:hAnsi="Consolas"/>
-                <w:sz w:val="19"/>
-              </w:rPr>
-              <w:t>POST /api/chung-tu/{id}/day</w:t>
-            </w:r>
-          </w:p>
-        </w:tc>
-        <w:tc>
-          <w:tcPr>
-            <w:tcW w:type="dxa" w:w="4320"/>
-          </w:tcPr>
-          <w:p>
-            <w:r/>
+              <w:t>lập mới</w:t>
+            </w:r>
+            <w:r>
+              <w:t xml:space="preserve">. Chỉ KT Thu/Chi VC, KT Doanh thu VC và Sếp. Gõ lại đúng số cũ thì </w:t>
+            </w:r>
             <w:r>
               <w:rPr>
                 <w:b/>
               </w:rPr>
-              <w:t>Đẩy chứng từ sang kế toán anh Khang</w:t>
-            </w:r>
-            <w:r>
-              <w:t xml:space="preserve"> (hết tờ chưa đẩy · một tờ). KT Thu/Chi VC và Sếp. Chưa cấu hình → </w:t>
-            </w:r>
-            <w:r>
-              <w:rPr>
-                <w:rFonts w:ascii="Consolas" w:hAnsi="Consolas"/>
-                <w:sz w:val="19"/>
-              </w:rPr>
-              <w:t>CHUA_CAU_HINH</w:t>
-            </w:r>
-            <w:r>
-              <w:t xml:space="preserve">; bên kia hỏng → </w:t>
-            </w:r>
-            <w:r>
-              <w:rPr>
-                <w:rFonts w:ascii="Consolas" w:hAnsi="Consolas"/>
-                <w:sz w:val="19"/>
-              </w:rPr>
-              <w:t>DAY_HONG</w:t>
-            </w:r>
-            <w:r>
-              <w:t>, tờ giữ nguyên kèm câu lỗi</w:t>
-            </w:r>
-          </w:p>
-        </w:tc>
-      </w:tr>
-      <w:tr>
-        <w:tc>
-          <w:tcPr>
-            <w:tcW w:type="dxa" w:w="4320"/>
-          </w:tcPr>
-          <w:p>
-            <w:r/>
-            <w:r>
-              <w:rPr>
-                <w:rFonts w:ascii="Consolas" w:hAnsi="Consolas"/>
-                <w:sz w:val="19"/>
-              </w:rPr>
-              <w:t>GET /api/ke-toan/trang-thai</w:t>
-            </w:r>
-          </w:p>
-        </w:tc>
-        <w:tc>
-          <w:tcPr>
-            <w:tcW w:type="dxa" w:w="4320"/>
-          </w:tcPr>
-          <w:p>
-            <w:r/>
-            <w:r>
-              <w:t>Đã nối chưa, bao nhiêu tờ đã/chưa/lỗi, lần đẩy gần nhất</w:t>
-            </w:r>
-          </w:p>
-        </w:tc>
-      </w:tr>
-      <w:tr>
-        <w:tc>
-          <w:tcPr>
-            <w:tcW w:type="dxa" w:w="4320"/>
-          </w:tcPr>
-          <w:p>
-            <w:r/>
-            <w:r>
-              <w:rPr>
-                <w:rFonts w:ascii="Consolas" w:hAnsi="Consolas"/>
-                <w:sz w:val="19"/>
-              </w:rPr>
-              <w:t>GET PUT /api/ke-toan/cau-hinh</w:t>
-            </w:r>
-          </w:p>
-        </w:tc>
-        <w:tc>
-          <w:tcPr>
-            <w:tcW w:type="dxa" w:w="4320"/>
-          </w:tcPr>
-          <w:p>
-            <w:r/>
-            <w:r>
-              <w:t>Sếp đặt địa chỉ API và token kế toán ngay trong màn hình, không cần khởi động lại; token không trả về trình duyệt</w:t>
-            </w:r>
-          </w:p>
-        </w:tc>
-      </w:tr>
-      <w:tr>
-        <w:tc>
-          <w:tcPr>
-            <w:tcW w:type="dxa" w:w="4320"/>
-          </w:tcPr>
-          <w:p>
-            <w:r/>
-            <w:r>
-              <w:rPr>
-                <w:rFonts w:ascii="Consolas" w:hAnsi="Consolas"/>
-                <w:sz w:val="19"/>
-              </w:rPr>
-              <w:t>GET /api/acc-codes</w:t>
-            </w:r>
-          </w:p>
-        </w:tc>
-        <w:tc>
-          <w:tcPr>
-            <w:tcW w:type="dxa" w:w="4320"/>
-          </w:tcPr>
-          <w:p>
-            <w:r/>
-            <w:r>
-              <w:t>Danh mục mã tài khoản (gọi API bên anh Khang, có danh mục dự phòng)</w:t>
-            </w:r>
-          </w:p>
-        </w:tc>
-      </w:tr>
-      <w:tr>
-        <w:tc>
-          <w:tcPr>
-            <w:tcW w:type="dxa" w:w="4320"/>
-          </w:tcPr>
-          <w:p>
-            <w:r/>
-            <w:r>
-              <w:rPr>
-                <w:rFonts w:ascii="Consolas" w:hAnsi="Consolas"/>
-                <w:sz w:val="19"/>
-              </w:rPr>
-              <w:t>GET POST DELETE /api/tat-toan</w:t>
-            </w:r>
-          </w:p>
-        </w:tc>
-        <w:tc>
-          <w:tcPr>
-            <w:tcW w:type="dxa" w:w="4320"/>
-          </w:tcPr>
-          <w:p>
-            <w:r/>
-            <w:r>
-              <w:t>Tất toán tài xế theo tháng</w:t>
-            </w:r>
-          </w:p>
-        </w:tc>
-      </w:tr>
-      <w:tr>
-        <w:tc>
-          <w:tcPr>
-            <w:tcW w:type="dxa" w:w="4320"/>
-          </w:tcPr>
-          <w:p>
-            <w:r/>
-            <w:r>
-              <w:rPr>
-                <w:rFonts w:ascii="Consolas" w:hAnsi="Consolas"/>
-                <w:sz w:val="19"/>
-              </w:rPr>
-              <w:t>GET POST /api/suppliers</w:t>
-            </w:r>
-            <w:r>
-              <w:t xml:space="preserve">, </w:t>
-            </w:r>
-            <w:r>
-              <w:rPr>
-                <w:rFonts w:ascii="Consolas" w:hAnsi="Consolas"/>
-                <w:sz w:val="19"/>
-              </w:rPr>
-              <w:t>/api/suppliers/{id}/payments</w:t>
-            </w:r>
-          </w:p>
-        </w:tc>
-        <w:tc>
-          <w:tcPr>
-            <w:tcW w:type="dxa" w:w="4320"/>
-          </w:tcPr>
-          <w:p>
-            <w:r/>
-            <w:r>
-              <w:t>Nhà cung cấp và các đợt trả</w:t>
-            </w:r>
-          </w:p>
-        </w:tc>
-      </w:tr>
-      <w:tr>
-        <w:tc>
-          <w:tcPr>
-            <w:tcW w:type="dxa" w:w="4320"/>
-          </w:tcPr>
-          <w:p>
-            <w:r/>
-            <w:r>
-              <w:rPr>
-                <w:rFonts w:ascii="Consolas" w:hAnsi="Consolas"/>
-                <w:sz w:val="19"/>
-              </w:rPr>
-              <w:t>GET POST DELETE /api/ban-hang</w:t>
-            </w:r>
-            <w:r>
-              <w:t xml:space="preserve">, </w:t>
-            </w:r>
-            <w:r>
-              <w:rPr>
-                <w:rFonts w:ascii="Consolas" w:hAnsi="Consolas"/>
-                <w:sz w:val="19"/>
-              </w:rPr>
-              <w:t>POST /api/ban-hang/{id}/thu</w:t>
-            </w:r>
-          </w:p>
-        </w:tc>
-        <w:tc>
-          <w:tcPr>
-            <w:tcW w:type="dxa" w:w="4320"/>
-          </w:tcPr>
-          <w:p>
-            <w:r/>
-            <w:r>
-              <w:t>Bán phụ tùng, xăng dầu ra ngoài</w:t>
-            </w:r>
-          </w:p>
-        </w:tc>
-      </w:tr>
-      <w:tr>
-        <w:tc>
-          <w:tcPr>
-            <w:tcW w:type="dxa" w:w="4320"/>
-          </w:tcPr>
-          <w:p>
-            <w:r/>
-            <w:r>
-              <w:rPr>
-                <w:rFonts w:ascii="Consolas" w:hAnsi="Consolas"/>
-                <w:sz w:val="19"/>
-              </w:rPr>
-              <w:t>POST /api/trips/{id}/vi-tri</w:t>
-            </w:r>
-            <w:r>
-              <w:t xml:space="preserve">, </w:t>
-            </w:r>
-            <w:r>
-              <w:rPr>
-                <w:rFonts w:ascii="Consolas" w:hAnsi="Consolas"/>
-                <w:sz w:val="19"/>
-              </w:rPr>
-              <w:t>GET /api/trips/{id}/vet</w:t>
-            </w:r>
-          </w:p>
-        </w:tc>
-        <w:tc>
-          <w:tcPr>
-            <w:tcW w:type="dxa" w:w="4320"/>
-          </w:tcPr>
-          <w:p>
-            <w:r/>
-            <w:r>
-              <w:t>GPS: app tài xế gửi vị trí, màn theo dõi lấy vệt</w:t>
-            </w:r>
-          </w:p>
-        </w:tc>
-      </w:tr>
-      <w:tr>
-        <w:tc>
-          <w:tcPr>
-            <w:tcW w:type="dxa" w:w="4320"/>
-          </w:tcPr>
-          <w:p>
-            <w:r/>
-            <w:r>
-              <w:rPr>
-                <w:rFonts w:ascii="Consolas" w:hAnsi="Consolas"/>
-                <w:sz w:val="19"/>
-              </w:rPr>
-              <w:t>GET /api/quy-trinh</w:t>
-            </w:r>
-          </w:p>
-        </w:tc>
-        <w:tc>
-          <w:tcPr>
-            <w:tcW w:type="dxa" w:w="4320"/>
-          </w:tcPr>
-          <w:p>
-            <w:r/>
-            <w:r>
-              <w:t>Sơ đồ quy trình và ma trận vai × mục (màn Quy trình đọc từ đây)</w:t>
+              <w:t>không</w:t>
+            </w:r>
+            <w:r>
+              <w:t xml:space="preserve"> ghi một dòng lịch sử rỗng; số ≤ 0 hoặc không phải số thì 422</w:t>
             </w:r>
           </w:p>
         </w:tc>
@@ -8797,13 +8674,19 @@
     <w:p/>
     <w:p>
       <w:pPr>
-        <w:pStyle w:val="Heading1"/>
+        <w:jc w:val="both"/>
       </w:pPr>
       <w:r>
+        <w:t xml:space="preserve">Sửa tỷ giá </w:t>
+      </w:r>
+      <w:r>
         <w:rPr>
-          <w:color w:val="145C4A"/>
+          <w:b/>
         </w:rPr>
-        <w:t>C7. Quy ước lỗi</w:t>
+        <w:t>không bao giờ</w:t>
+      </w:r>
+      <w:r>
+        <w:t xml:space="preserve"> làm đổi con số trên phiếu đã lập: phiếu khoá bốn tỷ giá của riêng nó</w:t>
       </w:r>
     </w:p>
     <w:p>
@@ -8811,17 +8694,36 @@
         <w:jc w:val="both"/>
       </w:pPr>
       <w:r>
-        <w:t xml:space="preserve">Mọi lỗi trả JSON </w:t>
+        <w:t>(</w:t>
       </w:r>
       <w:r>
         <w:rPr>
           <w:rFonts w:ascii="Consolas" w:hAnsi="Consolas"/>
           <w:sz w:val="19"/>
         </w:rPr>
-        <w:t>{"detail": {"ma": "MA_LOI", "loi": "câu tiếng Việt cho người dùng"}}</w:t>
-      </w:r>
-      <w:r>
-        <w:t>.</w:t>
+        <w:t>trips.rate_usd</w:t>
+      </w:r>
+      <w:r>
+        <w:t>…) ngay lúc lập. Màn hình nói thẳng câu đó ở đầu trang, vì hiểu nhầm chỗ này là</w:t>
+      </w:r>
+    </w:p>
+    <w:p>
+      <w:pPr>
+        <w:jc w:val="both"/>
+      </w:pPr>
+      <w:r>
+        <w:t>hiểu nhầm về tiền.</w:t>
+      </w:r>
+    </w:p>
+    <w:p>
+      <w:pPr>
+        <w:pStyle w:val="Heading1"/>
+      </w:pPr>
+      <w:r>
+        <w:rPr>
+          <w:color w:val="145C4A"/>
+        </w:rPr>
+        <w:t>C6. Theo dõi, báo cáo, chứng từ</w:t>
       </w:r>
     </w:p>
     <w:tbl>
@@ -8849,7 +8751,7 @@
               <w:rPr>
                 <w:b/>
               </w:rPr>
-              <w:t>Mã</w:t>
+              <w:t>Đường</w:t>
             </w:r>
           </w:p>
         </w:tc>
@@ -8867,7 +8769,7 @@
               <w:rPr>
                 <w:b/>
               </w:rPr>
-              <w:t>Nghĩa</w:t>
+              <w:t>Việc</w:t>
             </w:r>
           </w:p>
         </w:tc>
@@ -8884,10 +8786,17 @@
                 <w:rFonts w:ascii="Consolas" w:hAnsi="Consolas"/>
                 <w:sz w:val="19"/>
               </w:rPr>
-              <w:t>KHONG_CO_QUYEN</w:t>
-            </w:r>
-            <w:r>
-              <w:t xml:space="preserve"> (403)</w:t>
+              <w:t>GET /api/theo-doi</w:t>
+            </w:r>
+            <w:r>
+              <w:t xml:space="preserve">, </w:t>
+            </w:r>
+            <w:r>
+              <w:rPr>
+                <w:rFonts w:ascii="Consolas" w:hAnsi="Consolas"/>
+                <w:sz w:val="19"/>
+              </w:rPr>
+              <w:t>/api/theo-doi/su-co</w:t>
             </w:r>
           </w:p>
         </w:tc>
@@ -8898,7 +8807,7 @@
           <w:p>
             <w:r/>
             <w:r>
-              <w:t>Vai này không được làm việc đó</w:t>
+              <w:t>Trung tâm điều hành: dải ô số, danh sách chuyến, sổ sự cố</w:t>
             </w:r>
           </w:p>
         </w:tc>
@@ -8915,10 +8824,7 @@
                 <w:rFonts w:ascii="Consolas" w:hAnsi="Consolas"/>
                 <w:sz w:val="19"/>
               </w:rPr>
-              <w:t>MUC_DA_KHOA</w:t>
-            </w:r>
-            <w:r>
-              <w:t xml:space="preserve"> (409)</w:t>
+              <w:t>GET /api/bao-cao/tong-quan?thang=</w:t>
             </w:r>
           </w:p>
         </w:tc>
@@ -8929,7 +8835,7 @@
           <w:p>
             <w:r/>
             <w:r>
-              <w:t>Mục đã kiểm, phải trả lại mới sửa</w:t>
+              <w:t>Bốn con số, tiến trình, cơ cấu chi, việc cần xử lý</w:t>
             </w:r>
           </w:p>
         </w:tc>
@@ -8946,10 +8852,7 @@
                 <w:rFonts w:ascii="Consolas" w:hAnsi="Consolas"/>
                 <w:sz w:val="19"/>
               </w:rPr>
-              <w:t>SAI_BUOC</w:t>
-            </w:r>
-            <w:r>
-              <w:t xml:space="preserve"> (409)</w:t>
+              <w:t>GET /api/bao-cao/xu-huong?thang=</w:t>
             </w:r>
           </w:p>
         </w:tc>
@@ -8960,7 +8863,7 @@
           <w:p>
             <w:r/>
             <w:r>
-              <w:t>Chuyển bước không đúng thứ tự</w:t>
+              <w:t>Sáu tháng, theo ngày, hao hụt, hiệu suất xe, vận hành, xem nhanh, dòng thời gian</w:t>
             </w:r>
           </w:p>
         </w:tc>
@@ -8977,10 +8880,27 @@
                 <w:rFonts w:ascii="Consolas" w:hAnsi="Consolas"/>
                 <w:sz w:val="19"/>
               </w:rPr>
-              <w:t>DA_KHOA</w:t>
-            </w:r>
-            <w:r>
-              <w:t xml:space="preserve"> (409)</w:t>
+              <w:t>GET /api/bao-cao/theo-doi</w:t>
+            </w:r>
+            <w:r>
+              <w:t xml:space="preserve">, </w:t>
+            </w:r>
+            <w:r>
+              <w:rPr>
+                <w:rFonts w:ascii="Consolas" w:hAnsi="Consolas"/>
+                <w:sz w:val="19"/>
+              </w:rPr>
+              <w:t>/xe-lien-ket</w:t>
+            </w:r>
+            <w:r>
+              <w:t xml:space="preserve">, </w:t>
+            </w:r>
+            <w:r>
+              <w:rPr>
+                <w:rFonts w:ascii="Consolas" w:hAnsi="Consolas"/>
+                <w:sz w:val="19"/>
+              </w:rPr>
+              <w:t>/tien-tai-xe</w:t>
             </w:r>
           </w:p>
         </w:tc>
@@ -8991,7 +8911,7 @@
           <w:p>
             <w:r/>
             <w:r>
-              <w:t>Phiếu đã khoá</w:t>
+              <w:t>Ba bảng báo cáo trong Excel của họ</w:t>
             </w:r>
           </w:p>
         </w:tc>
@@ -9008,10 +8928,7 @@
                 <w:rFonts w:ascii="Consolas" w:hAnsi="Consolas"/>
                 <w:sz w:val="19"/>
               </w:rPr>
-              <w:t>KHONG_DU_HANG</w:t>
-            </w:r>
-            <w:r>
-              <w:t xml:space="preserve"> (409)</w:t>
+              <w:t>GET /api/dem-viec</w:t>
             </w:r>
           </w:p>
         </w:tc>
@@ -9022,7 +8939,7 @@
           <w:p>
             <w:r/>
             <w:r>
-              <w:t>Lấy quá tồn của lô</w:t>
+              <w:t>Số việc đang chờ của từng màn, theo vai đang đăng nhập</w:t>
             </w:r>
           </w:p>
         </w:tc>
@@ -9039,10 +8956,37 @@
                 <w:rFonts w:ascii="Consolas" w:hAnsi="Consolas"/>
                 <w:sz w:val="19"/>
               </w:rPr>
-              <w:t>LO_DA_XUAT</w:t>
-            </w:r>
-            <w:r>
-              <w:t xml:space="preserve"> (409)</w:t>
+              <w:t>GET /api/chung-tu</w:t>
+            </w:r>
+            <w:r>
+              <w:t xml:space="preserve">, </w:t>
+            </w:r>
+            <w:r>
+              <w:rPr>
+                <w:rFonts w:ascii="Consolas" w:hAnsi="Consolas"/>
+                <w:sz w:val="19"/>
+              </w:rPr>
+              <w:t>/loai</w:t>
+            </w:r>
+            <w:r>
+              <w:t xml:space="preserve">, </w:t>
+            </w:r>
+            <w:r>
+              <w:rPr>
+                <w:rFonts w:ascii="Consolas" w:hAnsi="Consolas"/>
+                <w:sz w:val="19"/>
+              </w:rPr>
+              <w:t>/{id}</w:t>
+            </w:r>
+            <w:r>
+              <w:t xml:space="preserve">, </w:t>
+            </w:r>
+            <w:r>
+              <w:rPr>
+                <w:rFonts w:ascii="Consolas" w:hAnsi="Consolas"/>
+                <w:sz w:val="19"/>
+              </w:rPr>
+              <w:t>POST /{id}/da-day</w:t>
             </w:r>
           </w:p>
         </w:tc>
@@ -9053,7 +8997,13 @@
           <w:p>
             <w:r/>
             <w:r>
-              <w:t>Xoá DO gom mà hàng đã có người lấy</w:t>
+              <w:rPr>
+                <w:b/>
+              </w:rPr>
+              <w:t>Sổ chứng từ</w:t>
+            </w:r>
+            <w:r>
+              <w:t xml:space="preserve"> cho bên kế toán kéo về hoặc đánh dấu tay</w:t>
             </w:r>
           </w:p>
         </w:tc>
@@ -9070,10 +9020,17 @@
                 <w:rFonts w:ascii="Consolas" w:hAnsi="Consolas"/>
                 <w:sz w:val="19"/>
               </w:rPr>
-              <w:t>HANG_DA_NHAP_KHO</w:t>
-            </w:r>
-            <w:r>
-              <w:t xml:space="preserve"> (409)</w:t>
+              <w:t>POST /api/chung-tu/day</w:t>
+            </w:r>
+            <w:r>
+              <w:t xml:space="preserve">, </w:t>
+            </w:r>
+            <w:r>
+              <w:rPr>
+                <w:rFonts w:ascii="Consolas" w:hAnsi="Consolas"/>
+                <w:sz w:val="19"/>
+              </w:rPr>
+              <w:t>POST /api/chung-tu/{id}/day</w:t>
             </w:r>
           </w:p>
         </w:tc>
@@ -9084,7 +9041,33 @@
           <w:p>
             <w:r/>
             <w:r>
-              <w:t>Sửa dòng hàng hoặc cân của DO gom đã nhập kho</w:t>
+              <w:rPr>
+                <w:b/>
+              </w:rPr>
+              <w:t>Đẩy chứng từ sang kế toán anh Khang</w:t>
+            </w:r>
+            <w:r>
+              <w:t xml:space="preserve"> (hết tờ chưa đẩy · một tờ). KT Thu/Chi VC và Sếp. Chưa cấu hình → </w:t>
+            </w:r>
+            <w:r>
+              <w:rPr>
+                <w:rFonts w:ascii="Consolas" w:hAnsi="Consolas"/>
+                <w:sz w:val="19"/>
+              </w:rPr>
+              <w:t>CHUA_CAU_HINH</w:t>
+            </w:r>
+            <w:r>
+              <w:t xml:space="preserve">; bên kia hỏng → </w:t>
+            </w:r>
+            <w:r>
+              <w:rPr>
+                <w:rFonts w:ascii="Consolas" w:hAnsi="Consolas"/>
+                <w:sz w:val="19"/>
+              </w:rPr>
+              <w:t>DAY_HONG</w:t>
+            </w:r>
+            <w:r>
+              <w:t>, tờ giữ nguyên kèm câu lỗi</w:t>
             </w:r>
           </w:p>
         </w:tc>
@@ -9101,10 +9084,7 @@
                 <w:rFonts w:ascii="Consolas" w:hAnsi="Consolas"/>
                 <w:sz w:val="19"/>
               </w:rPr>
-              <w:t>KHONG_DOI_LOAI</w:t>
-            </w:r>
-            <w:r>
-              <w:t xml:space="preserve"> (409)</w:t>
+              <w:t>GET /api/ke-toan/trang-thai</w:t>
             </w:r>
           </w:p>
         </w:tc>
@@ -9115,7 +9095,7 @@
           <w:p>
             <w:r/>
             <w:r>
-              <w:t>Đổi loại gom/giao khi phiếu đã có dòng hàng hay sổ kho</w:t>
+              <w:t>Đã nối chưa, bao nhiêu tờ đã/chưa/lỗi, lần đẩy gần nhất</w:t>
             </w:r>
           </w:p>
         </w:tc>
@@ -9132,10 +9112,7 @@
                 <w:rFonts w:ascii="Consolas" w:hAnsi="Consolas"/>
                 <w:sz w:val="19"/>
               </w:rPr>
-              <w:t>TON_AM</w:t>
-            </w:r>
-            <w:r>
-              <w:t xml:space="preserve"> (409)</w:t>
+              <w:t>GET PUT /api/ke-toan/cau-hinh</w:t>
             </w:r>
           </w:p>
         </w:tc>
@@ -9146,7 +9123,7 @@
           <w:p>
             <w:r/>
             <w:r>
-              <w:t>Điều chỉnh giảm quá tồn của lô</w:t>
+              <w:t>Sếp đặt địa chỉ API và token kế toán ngay trong màn hình, không cần khởi động lại; token không trả về trình duyệt</w:t>
             </w:r>
           </w:p>
         </w:tc>
@@ -9163,10 +9140,7 @@
                 <w:rFonts w:ascii="Consolas" w:hAnsi="Consolas"/>
                 <w:sz w:val="19"/>
               </w:rPr>
-              <w:t>THIEU_LY_DO</w:t>
-            </w:r>
-            <w:r>
-              <w:t xml:space="preserve"> (422)</w:t>
+              <w:t>GET /api/acc-codes</w:t>
             </w:r>
           </w:p>
         </w:tc>
@@ -9177,7 +9151,7 @@
           <w:p>
             <w:r/>
             <w:r>
-              <w:t>Điều chỉnh kho không ghi lý do</w:t>
+              <w:t>Danh mục mã tài khoản (gọi API bên anh Khang, có danh mục dự phòng)</w:t>
             </w:r>
           </w:p>
         </w:tc>
@@ -9194,10 +9168,7 @@
                 <w:rFonts w:ascii="Consolas" w:hAnsi="Consolas"/>
                 <w:sz w:val="19"/>
               </w:rPr>
-              <w:t>PHIEU_GOM</w:t>
-            </w:r>
-            <w:r>
-              <w:t xml:space="preserve"> (409)</w:t>
+              <w:t>GET POST DELETE /api/tat-toan</w:t>
             </w:r>
           </w:p>
         </w:tc>
@@ -9208,7 +9179,7 @@
           <w:p>
             <w:r/>
             <w:r>
-              <w:t>Xuất hoá đơn cho phiếu gom</w:t>
+              <w:t>Tất toán tài xế theo tháng</w:t>
             </w:r>
           </w:p>
         </w:tc>
@@ -9225,7 +9196,7 @@
                 <w:rFonts w:ascii="Consolas" w:hAnsi="Consolas"/>
                 <w:sz w:val="19"/>
               </w:rPr>
-              <w:t>THANG_SAI</w:t>
+              <w:t>GET POST /api/suppliers</w:t>
             </w:r>
             <w:r>
               <w:t xml:space="preserve">, </w:t>
@@ -9235,20 +9206,45 @@
                 <w:rFonts w:ascii="Consolas" w:hAnsi="Consolas"/>
                 <w:sz w:val="19"/>
               </w:rPr>
-              <w:t>TUAN_SAI</w:t>
-            </w:r>
-            <w:r>
-              <w:t xml:space="preserve">, </w:t>
-            </w:r>
+              <w:t>/api/suppliers/{id}/payments</w:t>
+            </w:r>
+          </w:p>
+        </w:tc>
+        <w:tc>
+          <w:tcPr>
+            <w:tcW w:type="dxa" w:w="4320"/>
+          </w:tcPr>
+          <w:p>
+            <w:r/>
+            <w:r>
+              <w:t>Nhà cung cấp và các đợt trả</w:t>
+            </w:r>
+          </w:p>
+        </w:tc>
+      </w:tr>
+      <w:tr>
+        <w:tc>
+          <w:tcPr>
+            <w:tcW w:type="dxa" w:w="4320"/>
+          </w:tcPr>
+          <w:p>
+            <w:r/>
             <w:r>
               <w:rPr>
                 <w:rFonts w:ascii="Consolas" w:hAnsi="Consolas"/>
                 <w:sz w:val="19"/>
               </w:rPr>
-              <w:t>SO_SAI</w:t>
-            </w:r>
-            <w:r>
-              <w:t>… (422)</w:t>
+              <w:t>GET POST DELETE /api/ban-hang</w:t>
+            </w:r>
+            <w:r>
+              <w:t xml:space="preserve">, </w:t>
+            </w:r>
+            <w:r>
+              <w:rPr>
+                <w:rFonts w:ascii="Consolas" w:hAnsi="Consolas"/>
+                <w:sz w:val="19"/>
+              </w:rPr>
+              <w:t>POST /api/ban-hang/{id}/thu</w:t>
             </w:r>
           </w:p>
         </w:tc>
@@ -9259,7 +9255,73 @@
           <w:p>
             <w:r/>
             <w:r>
-              <w:t>Dữ liệu gửi lên sai dạng</w:t>
+              <w:t>Bán phụ tùng, xăng dầu ra ngoài</w:t>
+            </w:r>
+          </w:p>
+        </w:tc>
+      </w:tr>
+      <w:tr>
+        <w:tc>
+          <w:tcPr>
+            <w:tcW w:type="dxa" w:w="4320"/>
+          </w:tcPr>
+          <w:p>
+            <w:r/>
+            <w:r>
+              <w:rPr>
+                <w:rFonts w:ascii="Consolas" w:hAnsi="Consolas"/>
+                <w:sz w:val="19"/>
+              </w:rPr>
+              <w:t>POST /api/trips/{id}/vi-tri</w:t>
+            </w:r>
+            <w:r>
+              <w:t xml:space="preserve">, </w:t>
+            </w:r>
+            <w:r>
+              <w:rPr>
+                <w:rFonts w:ascii="Consolas" w:hAnsi="Consolas"/>
+                <w:sz w:val="19"/>
+              </w:rPr>
+              <w:t>GET /api/trips/{id}/vet</w:t>
+            </w:r>
+          </w:p>
+        </w:tc>
+        <w:tc>
+          <w:tcPr>
+            <w:tcW w:type="dxa" w:w="4320"/>
+          </w:tcPr>
+          <w:p>
+            <w:r/>
+            <w:r>
+              <w:t>GPS: app tài xế gửi vị trí, màn theo dõi lấy vệt</w:t>
+            </w:r>
+          </w:p>
+        </w:tc>
+      </w:tr>
+      <w:tr>
+        <w:tc>
+          <w:tcPr>
+            <w:tcW w:type="dxa" w:w="4320"/>
+          </w:tcPr>
+          <w:p>
+            <w:r/>
+            <w:r>
+              <w:rPr>
+                <w:rFonts w:ascii="Consolas" w:hAnsi="Consolas"/>
+                <w:sz w:val="19"/>
+              </w:rPr>
+              <w:t>GET /api/quy-trinh</w:t>
+            </w:r>
+          </w:p>
+        </w:tc>
+        <w:tc>
+          <w:tcPr>
+            <w:tcW w:type="dxa" w:w="4320"/>
+          </w:tcPr>
+          <w:p>
+            <w:r/>
+            <w:r>
+              <w:t>Sơ đồ quy trình và ma trận vai × mục (màn Quy trình đọc từ đây)</w:t>
             </w:r>
           </w:p>
         </w:tc>
@@ -9268,21 +9330,13 @@
     <w:p/>
     <w:p>
       <w:pPr>
-        <w:jc w:val="both"/>
-      </w:pPr>
-      <w:r>
-        <w:t>---</w:t>
-      </w:r>
-    </w:p>
-    <w:p>
-      <w:pPr>
-        <w:pStyle w:val="Title"/>
+        <w:pStyle w:val="Heading1"/>
       </w:pPr>
       <w:r>
         <w:rPr>
           <w:color w:val="145C4A"/>
         </w:rPr>
-        <w:t>D. Chạy và kiểm</w:t>
+        <w:t>C7. Quy ước lỗi</w:t>
       </w:r>
     </w:p>
     <w:p>
@@ -9290,47 +9344,17 @@
         <w:jc w:val="both"/>
       </w:pPr>
       <w:r>
+        <w:t xml:space="preserve">Mọi lỗi trả JSON </w:t>
+      </w:r>
+      <w:r>
         <w:rPr>
           <w:rFonts w:ascii="Consolas" w:hAnsi="Consolas"/>
           <w:sz w:val="19"/>
         </w:rPr>
-        <w:t>`</w:t>
-      </w:r>
-    </w:p>
-    <w:p>
-      <w:pPr>
-        <w:jc w:val="both"/>
-      </w:pPr>
-      <w:r>
-        <w:t>python backend\app\seed.py                       # dựng bảng + gieo dữ liệu mẫu (có sẵn một cặp DO gom/giao)</w:t>
-      </w:r>
-    </w:p>
-    <w:p>
-      <w:pPr>
-        <w:jc w:val="both"/>
-      </w:pPr>
-      <w:r>
-        <w:t>python -m uvicorn backend.app.main:app --host 0.0.0.0 --port 8010 --no-access-log</w:t>
-      </w:r>
-    </w:p>
-    <w:p>
-      <w:pPr>
-        <w:jc w:val="both"/>
-      </w:pPr>
-      <w:r>
-        <w:rPr>
-          <w:rFonts w:ascii="Consolas" w:hAnsi="Consolas"/>
-          <w:sz w:val="19"/>
-        </w:rPr>
-        <w:t>`</w:t>
-      </w:r>
-    </w:p>
-    <w:p>
-      <w:pPr>
-        <w:jc w:val="both"/>
-      </w:pPr>
-      <w:r>
-        <w:t>Chín bộ kiểm, chạy khi máy chủ đang bật:</w:t>
+        <w:t>{"detail": {"ma": "MA_LOI", "loi": "câu tiếng Việt cho người dùng"}}</w:t>
+      </w:r>
+      <w:r>
+        <w:t>.</w:t>
       </w:r>
     </w:p>
     <w:tbl>
@@ -9358,7 +9382,7 @@
               <w:rPr>
                 <w:b/>
               </w:rPr>
-              <w:t>Lệnh</w:t>
+              <w:t>Mã</w:t>
             </w:r>
           </w:p>
         </w:tc>
@@ -9376,7 +9400,7 @@
               <w:rPr>
                 <w:b/>
               </w:rPr>
-              <w:t>Kiểm gì</w:t>
+              <w:t>Nghĩa</w:t>
             </w:r>
           </w:p>
         </w:tc>
@@ -9393,7 +9417,10 @@
                 <w:rFonts w:ascii="Consolas" w:hAnsi="Consolas"/>
                 <w:sz w:val="19"/>
               </w:rPr>
-              <w:t>python kiem\test_tinh_toan.py</w:t>
+              <w:t>KHONG_CO_QUYEN</w:t>
+            </w:r>
+            <w:r>
+              <w:t xml:space="preserve"> (403)</w:t>
             </w:r>
           </w:p>
         </w:tc>
@@ -9404,7 +9431,7 @@
           <w:p>
             <w:r/>
             <w:r>
-              <w:t>Phép tính phiếu và phân quyền (không cần máy chủ)</w:t>
+              <w:t>Vai này không được làm việc đó</w:t>
             </w:r>
           </w:p>
         </w:tc>
@@ -9421,7 +9448,10 @@
                 <w:rFonts w:ascii="Consolas" w:hAnsi="Consolas"/>
                 <w:sz w:val="19"/>
               </w:rPr>
-              <w:t>python kiem\thu_hai_do.py</w:t>
+              <w:t>MUC_DA_KHOA</w:t>
+            </w:r>
+            <w:r>
+              <w:t xml:space="preserve"> (409)</w:t>
             </w:r>
           </w:p>
         </w:tc>
@@ -9432,13 +9462,7 @@
           <w:p>
             <w:r/>
             <w:r>
-              <w:rPr>
-                <w:b/>
-              </w:rPr>
-              <w:t>Luồng hai DO</w:t>
-            </w:r>
-            <w:r>
-              <w:t>: gom → nhập kho → giao lấy lô → xuất kho → hao hụt, và ba chỗ phải bị từ chối</w:t>
+              <w:t>Mục đã kiểm, phải trả lại mới sửa</w:t>
             </w:r>
           </w:p>
         </w:tc>
@@ -9455,7 +9479,10 @@
                 <w:rFonts w:ascii="Consolas" w:hAnsi="Consolas"/>
                 <w:sz w:val="19"/>
               </w:rPr>
-              <w:t>python kiem\thu_luong_api.py</w:t>
+              <w:t>SAI_BUOC</w:t>
+            </w:r>
+            <w:r>
+              <w:t xml:space="preserve"> (409)</w:t>
             </w:r>
           </w:p>
         </w:tc>
@@ -9466,7 +9493,7 @@
           <w:p>
             <w:r/>
             <w:r>
-              <w:t>Trọn luồng: lập phiếu → kiểm → ghi sổ → chi → hoá đơn → thu tiền</w:t>
+              <w:t>Chuyển bước không đúng thứ tự</w:t>
             </w:r>
           </w:p>
         </w:tc>
@@ -9483,7 +9510,10 @@
                 <w:rFonts w:ascii="Consolas" w:hAnsi="Consolas"/>
                 <w:sz w:val="19"/>
               </w:rPr>
-              <w:t>python kiem\thu_phieu_linh.py</w:t>
+              <w:t>DA_KHOA</w:t>
+            </w:r>
+            <w:r>
+              <w:t xml:space="preserve"> (409)</w:t>
             </w:r>
           </w:p>
         </w:tc>
@@ -9494,7 +9524,7 @@
           <w:p>
             <w:r/>
             <w:r>
-              <w:t>Phiếu lĩnh QR, thủ kho cấp dầu, khai đổ dọc đường, tất toán</w:t>
+              <w:t>Phiếu đã khoá</w:t>
             </w:r>
           </w:p>
         </w:tc>
@@ -9511,7 +9541,10 @@
                 <w:rFonts w:ascii="Consolas" w:hAnsi="Consolas"/>
                 <w:sz w:val="19"/>
               </w:rPr>
-              <w:t>python kiem\thu_ban_hang.py</w:t>
+              <w:t>KHONG_DU_HANG</w:t>
+            </w:r>
+            <w:r>
+              <w:t xml:space="preserve"> (409)</w:t>
             </w:r>
           </w:p>
         </w:tc>
@@ -9522,7 +9555,7 @@
           <w:p>
             <w:r/>
             <w:r>
-              <w:t>Bán phụ tùng, xăng dầu ra ngoài</w:t>
+              <w:t>Lấy quá tồn của lô</w:t>
             </w:r>
           </w:p>
         </w:tc>
@@ -9539,6 +9572,506 @@
                 <w:rFonts w:ascii="Consolas" w:hAnsi="Consolas"/>
                 <w:sz w:val="19"/>
               </w:rPr>
+              <w:t>LO_DA_XUAT</w:t>
+            </w:r>
+            <w:r>
+              <w:t xml:space="preserve"> (409)</w:t>
+            </w:r>
+          </w:p>
+        </w:tc>
+        <w:tc>
+          <w:tcPr>
+            <w:tcW w:type="dxa" w:w="4320"/>
+          </w:tcPr>
+          <w:p>
+            <w:r/>
+            <w:r>
+              <w:t>Xoá DO gom mà hàng đã có người lấy</w:t>
+            </w:r>
+          </w:p>
+        </w:tc>
+      </w:tr>
+      <w:tr>
+        <w:tc>
+          <w:tcPr>
+            <w:tcW w:type="dxa" w:w="4320"/>
+          </w:tcPr>
+          <w:p>
+            <w:r/>
+            <w:r>
+              <w:rPr>
+                <w:rFonts w:ascii="Consolas" w:hAnsi="Consolas"/>
+                <w:sz w:val="19"/>
+              </w:rPr>
+              <w:t>HANG_DA_NHAP_KHO</w:t>
+            </w:r>
+            <w:r>
+              <w:t xml:space="preserve"> (409)</w:t>
+            </w:r>
+          </w:p>
+        </w:tc>
+        <w:tc>
+          <w:tcPr>
+            <w:tcW w:type="dxa" w:w="4320"/>
+          </w:tcPr>
+          <w:p>
+            <w:r/>
+            <w:r>
+              <w:t>Sửa dòng hàng hoặc cân của DO gom đã nhập kho</w:t>
+            </w:r>
+          </w:p>
+        </w:tc>
+      </w:tr>
+      <w:tr>
+        <w:tc>
+          <w:tcPr>
+            <w:tcW w:type="dxa" w:w="4320"/>
+          </w:tcPr>
+          <w:p>
+            <w:r/>
+            <w:r>
+              <w:rPr>
+                <w:rFonts w:ascii="Consolas" w:hAnsi="Consolas"/>
+                <w:sz w:val="19"/>
+              </w:rPr>
+              <w:t>KHONG_DOI_LOAI</w:t>
+            </w:r>
+            <w:r>
+              <w:t xml:space="preserve"> (409)</w:t>
+            </w:r>
+          </w:p>
+        </w:tc>
+        <w:tc>
+          <w:tcPr>
+            <w:tcW w:type="dxa" w:w="4320"/>
+          </w:tcPr>
+          <w:p>
+            <w:r/>
+            <w:r>
+              <w:t>Đổi loại gom/giao khi phiếu đã có dòng hàng hay sổ kho</w:t>
+            </w:r>
+          </w:p>
+        </w:tc>
+      </w:tr>
+      <w:tr>
+        <w:tc>
+          <w:tcPr>
+            <w:tcW w:type="dxa" w:w="4320"/>
+          </w:tcPr>
+          <w:p>
+            <w:r/>
+            <w:r>
+              <w:rPr>
+                <w:rFonts w:ascii="Consolas" w:hAnsi="Consolas"/>
+                <w:sz w:val="19"/>
+              </w:rPr>
+              <w:t>TON_AM</w:t>
+            </w:r>
+            <w:r>
+              <w:t xml:space="preserve"> (409)</w:t>
+            </w:r>
+          </w:p>
+        </w:tc>
+        <w:tc>
+          <w:tcPr>
+            <w:tcW w:type="dxa" w:w="4320"/>
+          </w:tcPr>
+          <w:p>
+            <w:r/>
+            <w:r>
+              <w:t>Điều chỉnh giảm quá tồn của lô</w:t>
+            </w:r>
+          </w:p>
+        </w:tc>
+      </w:tr>
+      <w:tr>
+        <w:tc>
+          <w:tcPr>
+            <w:tcW w:type="dxa" w:w="4320"/>
+          </w:tcPr>
+          <w:p>
+            <w:r/>
+            <w:r>
+              <w:rPr>
+                <w:rFonts w:ascii="Consolas" w:hAnsi="Consolas"/>
+                <w:sz w:val="19"/>
+              </w:rPr>
+              <w:t>THIEU_LY_DO</w:t>
+            </w:r>
+            <w:r>
+              <w:t xml:space="preserve"> (422)</w:t>
+            </w:r>
+          </w:p>
+        </w:tc>
+        <w:tc>
+          <w:tcPr>
+            <w:tcW w:type="dxa" w:w="4320"/>
+          </w:tcPr>
+          <w:p>
+            <w:r/>
+            <w:r>
+              <w:t>Điều chỉnh kho không ghi lý do</w:t>
+            </w:r>
+          </w:p>
+        </w:tc>
+      </w:tr>
+      <w:tr>
+        <w:tc>
+          <w:tcPr>
+            <w:tcW w:type="dxa" w:w="4320"/>
+          </w:tcPr>
+          <w:p>
+            <w:r/>
+            <w:r>
+              <w:rPr>
+                <w:rFonts w:ascii="Consolas" w:hAnsi="Consolas"/>
+                <w:sz w:val="19"/>
+              </w:rPr>
+              <w:t>PHIEU_GOM</w:t>
+            </w:r>
+            <w:r>
+              <w:t xml:space="preserve"> (409)</w:t>
+            </w:r>
+          </w:p>
+        </w:tc>
+        <w:tc>
+          <w:tcPr>
+            <w:tcW w:type="dxa" w:w="4320"/>
+          </w:tcPr>
+          <w:p>
+            <w:r/>
+            <w:r>
+              <w:t>Xuất hoá đơn cho phiếu gom</w:t>
+            </w:r>
+          </w:p>
+        </w:tc>
+      </w:tr>
+      <w:tr>
+        <w:tc>
+          <w:tcPr>
+            <w:tcW w:type="dxa" w:w="4320"/>
+          </w:tcPr>
+          <w:p>
+            <w:r/>
+            <w:r>
+              <w:rPr>
+                <w:rFonts w:ascii="Consolas" w:hAnsi="Consolas"/>
+                <w:sz w:val="19"/>
+              </w:rPr>
+              <w:t>THANG_SAI</w:t>
+            </w:r>
+            <w:r>
+              <w:t xml:space="preserve">, </w:t>
+            </w:r>
+            <w:r>
+              <w:rPr>
+                <w:rFonts w:ascii="Consolas" w:hAnsi="Consolas"/>
+                <w:sz w:val="19"/>
+              </w:rPr>
+              <w:t>TUAN_SAI</w:t>
+            </w:r>
+            <w:r>
+              <w:t xml:space="preserve">, </w:t>
+            </w:r>
+            <w:r>
+              <w:rPr>
+                <w:rFonts w:ascii="Consolas" w:hAnsi="Consolas"/>
+                <w:sz w:val="19"/>
+              </w:rPr>
+              <w:t>SO_SAI</w:t>
+            </w:r>
+            <w:r>
+              <w:t>… (422)</w:t>
+            </w:r>
+          </w:p>
+        </w:tc>
+        <w:tc>
+          <w:tcPr>
+            <w:tcW w:type="dxa" w:w="4320"/>
+          </w:tcPr>
+          <w:p>
+            <w:r/>
+            <w:r>
+              <w:t>Dữ liệu gửi lên sai dạng</w:t>
+            </w:r>
+          </w:p>
+        </w:tc>
+      </w:tr>
+    </w:tbl>
+    <w:p/>
+    <w:p>
+      <w:pPr>
+        <w:jc w:val="both"/>
+      </w:pPr>
+      <w:r>
+        <w:t>---</w:t>
+      </w:r>
+    </w:p>
+    <w:p>
+      <w:pPr>
+        <w:pStyle w:val="Title"/>
+      </w:pPr>
+      <w:r>
+        <w:rPr>
+          <w:color w:val="145C4A"/>
+        </w:rPr>
+        <w:t>D. Chạy và kiểm</w:t>
+      </w:r>
+    </w:p>
+    <w:p>
+      <w:pPr>
+        <w:jc w:val="both"/>
+      </w:pPr>
+      <w:r>
+        <w:rPr>
+          <w:rFonts w:ascii="Consolas" w:hAnsi="Consolas"/>
+          <w:sz w:val="19"/>
+        </w:rPr>
+        <w:t>`</w:t>
+      </w:r>
+    </w:p>
+    <w:p>
+      <w:pPr>
+        <w:jc w:val="both"/>
+      </w:pPr>
+      <w:r>
+        <w:t>python backend\app\seed.py                       # dựng bảng + gieo dữ liệu mẫu (có sẵn một cặp DO gom/giao)</w:t>
+      </w:r>
+    </w:p>
+    <w:p>
+      <w:pPr>
+        <w:jc w:val="both"/>
+      </w:pPr>
+      <w:r>
+        <w:t>python -m uvicorn backend.app.main:app --host 0.0.0.0 --port 8010 --no-access-log</w:t>
+      </w:r>
+    </w:p>
+    <w:p>
+      <w:pPr>
+        <w:jc w:val="both"/>
+      </w:pPr>
+      <w:r>
+        <w:rPr>
+          <w:rFonts w:ascii="Consolas" w:hAnsi="Consolas"/>
+          <w:sz w:val="19"/>
+        </w:rPr>
+        <w:t>`</w:t>
+      </w:r>
+    </w:p>
+    <w:p>
+      <w:pPr>
+        <w:jc w:val="both"/>
+      </w:pPr>
+      <w:r>
+        <w:t>Chín bộ kiểm, chạy khi máy chủ đang bật:</w:t>
+      </w:r>
+    </w:p>
+    <w:tbl>
+      <w:tblPr>
+        <w:tblStyle w:val="LightGrid-Accent1"/>
+        <w:tblW w:type="auto" w:w="0"/>
+        <w:tblLook w:firstColumn="1" w:firstRow="1" w:lastColumn="0" w:lastRow="0" w:noHBand="0" w:noVBand="1" w:val="04A0"/>
+      </w:tblPr>
+      <w:tblGrid>
+        <w:gridCol w:w="4320"/>
+        <w:gridCol w:w="4320"/>
+      </w:tblGrid>
+      <w:tr>
+        <w:tc>
+          <w:tcPr>
+            <w:tcW w:type="dxa" w:w="4320"/>
+          </w:tcPr>
+          <w:p>
+            <w:r>
+              <w:rPr>
+                <w:b/>
+              </w:rPr>
+            </w:r>
+            <w:r>
+              <w:rPr>
+                <w:b/>
+              </w:rPr>
+              <w:t>Lệnh</w:t>
+            </w:r>
+          </w:p>
+        </w:tc>
+        <w:tc>
+          <w:tcPr>
+            <w:tcW w:type="dxa" w:w="4320"/>
+          </w:tcPr>
+          <w:p>
+            <w:r>
+              <w:rPr>
+                <w:b/>
+              </w:rPr>
+            </w:r>
+            <w:r>
+              <w:rPr>
+                <w:b/>
+              </w:rPr>
+              <w:t>Kiểm gì</w:t>
+            </w:r>
+          </w:p>
+        </w:tc>
+      </w:tr>
+      <w:tr>
+        <w:tc>
+          <w:tcPr>
+            <w:tcW w:type="dxa" w:w="4320"/>
+          </w:tcPr>
+          <w:p>
+            <w:r/>
+            <w:r>
+              <w:rPr>
+                <w:rFonts w:ascii="Consolas" w:hAnsi="Consolas"/>
+                <w:sz w:val="19"/>
+              </w:rPr>
+              <w:t>python kiem\test_tinh_toan.py</w:t>
+            </w:r>
+          </w:p>
+        </w:tc>
+        <w:tc>
+          <w:tcPr>
+            <w:tcW w:type="dxa" w:w="4320"/>
+          </w:tcPr>
+          <w:p>
+            <w:r/>
+            <w:r>
+              <w:t>Phép tính phiếu và phân quyền (không cần máy chủ)</w:t>
+            </w:r>
+          </w:p>
+        </w:tc>
+      </w:tr>
+      <w:tr>
+        <w:tc>
+          <w:tcPr>
+            <w:tcW w:type="dxa" w:w="4320"/>
+          </w:tcPr>
+          <w:p>
+            <w:r/>
+            <w:r>
+              <w:rPr>
+                <w:rFonts w:ascii="Consolas" w:hAnsi="Consolas"/>
+                <w:sz w:val="19"/>
+              </w:rPr>
+              <w:t>python kiem\thu_hai_do.py</w:t>
+            </w:r>
+          </w:p>
+        </w:tc>
+        <w:tc>
+          <w:tcPr>
+            <w:tcW w:type="dxa" w:w="4320"/>
+          </w:tcPr>
+          <w:p>
+            <w:r/>
+            <w:r>
+              <w:rPr>
+                <w:b/>
+              </w:rPr>
+              <w:t>Luồng hai DO</w:t>
+            </w:r>
+            <w:r>
+              <w:t>: gom → nhập kho → giao lấy lô → xuất kho → hao hụt, và ba chỗ phải bị từ chối</w:t>
+            </w:r>
+          </w:p>
+        </w:tc>
+      </w:tr>
+      <w:tr>
+        <w:tc>
+          <w:tcPr>
+            <w:tcW w:type="dxa" w:w="4320"/>
+          </w:tcPr>
+          <w:p>
+            <w:r/>
+            <w:r>
+              <w:rPr>
+                <w:rFonts w:ascii="Consolas" w:hAnsi="Consolas"/>
+                <w:sz w:val="19"/>
+              </w:rPr>
+              <w:t>python kiem\thu_luong_api.py</w:t>
+            </w:r>
+          </w:p>
+        </w:tc>
+        <w:tc>
+          <w:tcPr>
+            <w:tcW w:type="dxa" w:w="4320"/>
+          </w:tcPr>
+          <w:p>
+            <w:r/>
+            <w:r>
+              <w:t>Trọn luồng: lập phiếu → kiểm → ghi sổ → chi → hoá đơn → thu tiền</w:t>
+            </w:r>
+          </w:p>
+        </w:tc>
+      </w:tr>
+      <w:tr>
+        <w:tc>
+          <w:tcPr>
+            <w:tcW w:type="dxa" w:w="4320"/>
+          </w:tcPr>
+          <w:p>
+            <w:r/>
+            <w:r>
+              <w:rPr>
+                <w:rFonts w:ascii="Consolas" w:hAnsi="Consolas"/>
+                <w:sz w:val="19"/>
+              </w:rPr>
+              <w:t>python kiem\thu_phieu_linh.py</w:t>
+            </w:r>
+          </w:p>
+        </w:tc>
+        <w:tc>
+          <w:tcPr>
+            <w:tcW w:type="dxa" w:w="4320"/>
+          </w:tcPr>
+          <w:p>
+            <w:r/>
+            <w:r>
+              <w:t>Phiếu lĩnh QR, thủ kho cấp dầu, khai đổ dọc đường, tất toán</w:t>
+            </w:r>
+          </w:p>
+        </w:tc>
+      </w:tr>
+      <w:tr>
+        <w:tc>
+          <w:tcPr>
+            <w:tcW w:type="dxa" w:w="4320"/>
+          </w:tcPr>
+          <w:p>
+            <w:r/>
+            <w:r>
+              <w:rPr>
+                <w:rFonts w:ascii="Consolas" w:hAnsi="Consolas"/>
+                <w:sz w:val="19"/>
+              </w:rPr>
+              <w:t>python kiem\thu_ban_hang.py</w:t>
+            </w:r>
+          </w:p>
+        </w:tc>
+        <w:tc>
+          <w:tcPr>
+            <w:tcW w:type="dxa" w:w="4320"/>
+          </w:tcPr>
+          <w:p>
+            <w:r/>
+            <w:r>
+              <w:t>Bán phụ tùng, xăng dầu ra ngoài</w:t>
+            </w:r>
+          </w:p>
+        </w:tc>
+      </w:tr>
+      <w:tr>
+        <w:tc>
+          <w:tcPr>
+            <w:tcW w:type="dxa" w:w="4320"/>
+          </w:tcPr>
+          <w:p>
+            <w:r/>
+            <w:r>
+              <w:rPr>
+                <w:rFonts w:ascii="Consolas" w:hAnsi="Consolas"/>
+                <w:sz w:val="19"/>
+              </w:rPr>
               <w:t>python kiem\thu_vi_tri.py</w:t>
             </w:r>
           </w:p>
@@ -9551,6 +10084,40 @@
             <w:r/>
             <w:r>
               <w:t>GPS: ai được gửi, lọc điểm dày, GPS cũ</w:t>
+            </w:r>
+          </w:p>
+        </w:tc>
+      </w:tr>
+      <w:tr>
+        <w:tc>
+          <w:tcPr>
+            <w:tcW w:type="dxa" w:w="4320"/>
+          </w:tcPr>
+          <w:p>
+            <w:r/>
+            <w:r>
+              <w:rPr>
+                <w:rFonts w:ascii="Consolas" w:hAnsi="Consolas"/>
+                <w:sz w:val="19"/>
+              </w:rPr>
+              <w:t>node kiem\ra_tai_xe.js</w:t>
+            </w:r>
+          </w:p>
+        </w:tc>
+        <w:tc>
+          <w:tcPr>
+            <w:tcW w:type="dxa" w:w="4320"/>
+          </w:tcPr>
+          <w:p>
+            <w:r/>
+            <w:r>
+              <w:rPr>
+                <w:b/>
+              </w:rPr>
+              <w:t>Rà màn Tài xế</w:t>
+            </w:r>
+            <w:r>
+              <w:t>: từng vai, cột Kết luận, ngăn trượt hồ sơ, năm tab, bốn ngôn ngữ (báo cáo, không phải đạt/hỏng)</w:t>
             </w:r>
           </w:p>
         </w:tc>

--- a/DOCS/word/NGHIEP_VU_DB_API.docx
+++ b/DOCS/word/NGHIEP_VU_DB_API.docx
@@ -4392,17 +4392,7 @@
               <w:t>role</w:t>
             </w:r>
             <w:r>
-              <w:t xml:space="preserve">, </w:t>
-            </w:r>
-            <w:r>
-              <w:rPr>
-                <w:rFonts w:ascii="Consolas" w:hAnsi="Consolas"/>
-                <w:sz w:val="19"/>
-              </w:rPr>
-              <w:t>shift</w:t>
-            </w:r>
-            <w:r>
-              <w:t xml:space="preserve"> (ca quen chạy), bằng lái hiện hành (</w:t>
+              <w:t>, bằng lái hiện hành (</w:t>
             </w:r>
             <w:r>
               <w:rPr>

--- a/DOCS/word/NGHIEP_VU_DB_API.docx
+++ b/DOCS/word/NGHIEP_VU_DB_API.docx
@@ -182,7 +182,7 @@
         <w:jc w:val="both"/>
       </w:pPr>
       <w:r>
-        <w:t xml:space="preserve">      │    không có cước             │  lô hàng nằm bãi               │</w:t>
+        <w:t xml:space="preserve">      │    cước riêng cho chặng gom  │  lô hàng nằm bãi               │</w:t>
       </w:r>
     </w:p>
     <w:p>
@@ -1369,7 +1369,7 @@
           <w:rFonts w:ascii="Consolas" w:hAnsi="Consolas"/>
           <w:sz w:val="19"/>
         </w:rPr>
-        <w:t>625/371</w:t>
+        <w:t>625/1371</w:t>
       </w:r>
       <w:r>
         <w:t xml:space="preserve"> (xe nhà) hoặc</w:t>
@@ -1387,7 +1387,7 @@
           <w:rFonts w:ascii="Consolas" w:hAnsi="Consolas"/>
           <w:sz w:val="19"/>
         </w:rPr>
-        <w:t>4022/371</w:t>
+        <w:t>4022/1371</w:t>
       </w:r>
       <w:r>
         <w:t xml:space="preserve"> (xe liên kết).</w:t>
@@ -3522,27 +3522,88 @@
         <w:jc w:val="both"/>
       </w:pPr>
       <w:r>
-        <w:t xml:space="preserve">không cộng sổ. Mã tài khoản đang dùng: kho </w:t>
-      </w:r>
+        <w:t>không cộng sổ. Mã tài khoản (anh Khampla trả lời 22/09, theo sá-la-ban kế toán doanh nghiệp Lào): kho</w:t>
+      </w:r>
+    </w:p>
+    <w:p>
+      <w:pPr>
+        <w:jc w:val="both"/>
+      </w:pPr>
       <w:r>
         <w:rPr>
           <w:rFonts w:ascii="Consolas" w:hAnsi="Consolas"/>
           <w:sz w:val="19"/>
         </w:rPr>
-        <w:t>371</w:t>
-      </w:r>
-      <w:r>
-        <w:t xml:space="preserve">, nhà cung cấp </w:t>
+        <w:t>1371</w:t>
+      </w:r>
+      <w:r>
+        <w:t xml:space="preserve"> (con của 137), nhà cung cấp </w:t>
       </w:r>
       <w:r>
         <w:rPr>
           <w:rFonts w:ascii="Consolas" w:hAnsi="Consolas"/>
           <w:sz w:val="19"/>
         </w:rPr>
-        <w:t>402</w:t>
-      </w:r>
-      <w:r>
-        <w:t xml:space="preserve">, phải thu </w:t>
+        <w:t>4021</w:t>
+      </w:r>
+      <w:r>
+        <w:t xml:space="preserve"> (con của 402, tách theo NCC), tiền mặt Kíp </w:t>
+      </w:r>
+      <w:r>
+        <w:rPr>
+          <w:rFonts w:ascii="Consolas" w:hAnsi="Consolas"/>
+          <w:sz w:val="19"/>
+        </w:rPr>
+        <w:t>1011</w:t>
+      </w:r>
+      <w:r>
+        <w:t>, tiền mặt</w:t>
+      </w:r>
+    </w:p>
+    <w:p>
+      <w:pPr>
+        <w:jc w:val="both"/>
+      </w:pPr>
+      <w:r>
+        <w:t xml:space="preserve">ngoại tệ </w:t>
+      </w:r>
+      <w:r>
+        <w:rPr>
+          <w:rFonts w:ascii="Consolas" w:hAnsi="Consolas"/>
+          <w:sz w:val="19"/>
+        </w:rPr>
+        <w:t>1012</w:t>
+      </w:r>
+      <w:r>
+        <w:t xml:space="preserve">, ngân hàng Kíp </w:t>
+      </w:r>
+      <w:r>
+        <w:rPr>
+          <w:rFonts w:ascii="Consolas" w:hAnsi="Consolas"/>
+          <w:sz w:val="19"/>
+        </w:rPr>
+        <w:t>1021</w:t>
+      </w:r>
+      <w:r>
+        <w:t xml:space="preserve">, ngân hàng ngoại tệ </w:t>
+      </w:r>
+      <w:r>
+        <w:rPr>
+          <w:rFonts w:ascii="Consolas" w:hAnsi="Consolas"/>
+          <w:sz w:val="19"/>
+        </w:rPr>
+        <w:t>1022</w:t>
+      </w:r>
+      <w:r>
+        <w:t xml:space="preserve"> — vế tiền chọn tự động theo cách thu/chi</w:t>
+      </w:r>
+    </w:p>
+    <w:p>
+      <w:pPr>
+        <w:jc w:val="both"/>
+      </w:pPr>
+      <w:r>
+        <w:t xml:space="preserve">và tiền tệ của tờ; phải thu </w:t>
       </w:r>
       <w:r>
         <w:rPr>
@@ -3617,17 +3678,7 @@
         <w:jc w:val="both"/>
       </w:pPr>
       <w:r>
-        <w:t>để trống tên, chờ bên kế toán cấp (</w:t>
-      </w:r>
-      <w:r>
-        <w:rPr>
-          <w:rFonts w:ascii="Consolas" w:hAnsi="Consolas"/>
-          <w:sz w:val="19"/>
-        </w:rPr>
-        <w:t>TIEN</w:t>
-      </w:r>
-      <w:r>
-        <w:t xml:space="preserve"> trong </w:t>
+        <w:t xml:space="preserve">để trống tên, chờ bên kế toán cấp (hàng khách gửi, giá vốn). Tất cả nằm ở </w:t>
       </w:r>
       <w:r>
         <w:rPr>
@@ -3637,7 +3688,7 @@
         <w:t>services/chung_tu.py</w:t>
       </w:r>
       <w:r>
-        <w:t>).</w:t>
+        <w:t>.</w:t>
       </w:r>
     </w:p>
     <w:p>
@@ -6760,7 +6811,16 @@
               <w:t>người kiểm</w:t>
             </w:r>
             <w:r>
-              <w:t xml:space="preserve"> mục đó sửa</w:t>
+              <w:t xml:space="preserve"> mục đó sửa; </w:t>
+            </w:r>
+            <w:r>
+              <w:rPr>
+                <w:b/>
+              </w:rPr>
+              <w:t>số và ngày phiếu quặng</w:t>
+            </w:r>
+            <w:r>
+              <w:t xml:space="preserve"> cũng vậy (C3.7: kế toán nhập khi nhận giấy, Bãi chỉ đính kèm ảnh)</w:t>
             </w:r>
           </w:p>
         </w:tc>
@@ -6896,7 +6956,7 @@
                 <w:rFonts w:ascii="Consolas" w:hAnsi="Consolas"/>
                 <w:sz w:val="19"/>
               </w:rPr>
-              <w:t>POST /api/trips/{id}/transport-status</w:t>
+              <w:t>POST /api/trips/{id}/bao-ve</w:t>
             </w:r>
           </w:p>
         </w:tc>
@@ -6907,22 +6967,13 @@
           <w:p>
             <w:r/>
             <w:r>
-              <w:t xml:space="preserve">Xuất phát / tới nơi. Tới nơi: DO gom </w:t>
-            </w:r>
-            <w:r>
               <w:rPr>
                 <w:b/>
               </w:rPr>
-              <w:t>nhập kho</w:t>
-            </w:r>
-            <w:r>
-              <w:t xml:space="preserve">, DO giao </w:t>
-            </w:r>
-            <w:r>
-              <w:rPr>
-                <w:b/>
-              </w:rPr>
-              <w:t>ghi hao hụt</w:t>
+              <w:t>Tài xế báo đã về</w:t>
+            </w:r>
+            <w:r>
+              <w:t xml:space="preserve"> (C2.1): ngày về, km về. Chỉ ghi hai số và đánh mốc tới điểm cuối, không tự chuyển "đã tới" — Bãi cân rồi mới xác nhận</w:t>
             </w:r>
           </w:p>
         </w:tc>
@@ -6939,17 +6990,50 @@
                 <w:rFonts w:ascii="Consolas" w:hAnsi="Consolas"/>
                 <w:sz w:val="19"/>
               </w:rPr>
-              <w:t>POST /api/trips/{id}/khoa</w:t>
-            </w:r>
-            <w:r>
-              <w:t xml:space="preserve">, </w:t>
-            </w:r>
+              <w:t>POST /api/trips/{id}/transport-status</w:t>
+            </w:r>
+          </w:p>
+        </w:tc>
+        <w:tc>
+          <w:tcPr>
+            <w:tcW w:type="dxa" w:w="4320"/>
+          </w:tcPr>
+          <w:p>
+            <w:r/>
+            <w:r>
+              <w:t xml:space="preserve">Xuất phát / tới nơi. Tới nơi: DO gom </w:t>
+            </w:r>
+            <w:r>
+              <w:rPr>
+                <w:b/>
+              </w:rPr>
+              <w:t>nhập kho</w:t>
+            </w:r>
+            <w:r>
+              <w:t xml:space="preserve">, DO giao </w:t>
+            </w:r>
+            <w:r>
+              <w:rPr>
+                <w:b/>
+              </w:rPr>
+              <w:t>ghi hao hụt</w:t>
+            </w:r>
+          </w:p>
+        </w:tc>
+      </w:tr>
+      <w:tr>
+        <w:tc>
+          <w:tcPr>
+            <w:tcW w:type="dxa" w:w="4320"/>
+          </w:tcPr>
+          <w:p>
+            <w:r/>
             <w:r>
               <w:rPr>
                 <w:rFonts w:ascii="Consolas" w:hAnsi="Consolas"/>
                 <w:sz w:val="19"/>
               </w:rPr>
-              <w:t>/mo-khoa</w:t>
+              <w:t>POST /api/trips/{id}/khoa</w:t>
             </w:r>
             <w:r>
               <w:t xml:space="preserve">, </w:t>
@@ -6959,6 +7043,16 @@
                 <w:rFonts w:ascii="Consolas" w:hAnsi="Consolas"/>
                 <w:sz w:val="19"/>
               </w:rPr>
+              <w:t>/mo-khoa</w:t>
+            </w:r>
+            <w:r>
+              <w:t xml:space="preserve">, </w:t>
+            </w:r>
+            <w:r>
+              <w:rPr>
+                <w:rFonts w:ascii="Consolas" w:hAnsi="Consolas"/>
+                <w:sz w:val="19"/>
+              </w:rPr>
               <w:t>GET /kiem-lai</w:t>
             </w:r>
           </w:p>
@@ -6998,13 +7092,7 @@
           <w:p>
             <w:r/>
             <w:r>
-              <w:t xml:space="preserve">Xuất hoá đơn. </w:t>
-            </w:r>
-            <w:r>
-              <w:rPr>
-                <w:b/>
-              </w:rPr>
-              <w:t>Từ chối nếu là DO gom</w:t>
+              <w:t>Xuất hoá đơn — phiếu gom cũng xuất được (B4: khách trả cước riêng cho chặng gom)</w:t>
             </w:r>
           </w:p>
         </w:tc>
@@ -9701,37 +9789,6 @@
             <w:r/>
             <w:r>
               <w:t>Điều chỉnh kho không ghi lý do</w:t>
-            </w:r>
-          </w:p>
-        </w:tc>
-      </w:tr>
-      <w:tr>
-        <w:tc>
-          <w:tcPr>
-            <w:tcW w:type="dxa" w:w="4320"/>
-          </w:tcPr>
-          <w:p>
-            <w:r/>
-            <w:r>
-              <w:rPr>
-                <w:rFonts w:ascii="Consolas" w:hAnsi="Consolas"/>
-                <w:sz w:val="19"/>
-              </w:rPr>
-              <w:t>PHIEU_GOM</w:t>
-            </w:r>
-            <w:r>
-              <w:t xml:space="preserve"> (409)</w:t>
-            </w:r>
-          </w:p>
-        </w:tc>
-        <w:tc>
-          <w:tcPr>
-            <w:tcW w:type="dxa" w:w="4320"/>
-          </w:tcPr>
-          <w:p>
-            <w:r/>
-            <w:r>
-              <w:t>Xuất hoá đơn cho phiếu gom</w:t>
             </w:r>
           </w:p>
         </w:tc>

--- a/DOCS/word/NGHIEP_VU_DB_API.docx
+++ b/DOCS/word/NGHIEP_VU_DB_API.docx
@@ -52,7 +52,7 @@
         <w:t>B. Cơ sở dữ liệu</w:t>
       </w:r>
       <w:r>
-        <w:t xml:space="preserve"> (34 bảng) · </w:t>
+        <w:t xml:space="preserve"> (36 bảng) · </w:t>
       </w:r>
       <w:r>
         <w:rPr>
@@ -66,7 +66,7 @@
         <w:jc w:val="both"/>
       </w:pPr>
       <w:r>
-        <w:t xml:space="preserve">(124 đường). Cuối cùng là phần </w:t>
+        <w:t xml:space="preserve">(129 đường). Cuối cùng là phần </w:t>
       </w:r>
       <w:r>
         <w:rPr>
@@ -1761,7 +1761,7 @@
         <w:t>Xe liên kết</w:t>
       </w:r>
       <w:r>
-        <w:t>: EPL trả chủ xe = giá thuê × tấn − 2 %/phiếu − một đơn vị tiền mỗi tấn vượt 40 t − các</w:t>
+        <w:t>: EPL trả chủ xe = giá thuê × tấn (hoặc giá trọn chuyến) − phí %/phiếu − mức trừ mỗi tấn vượt</w:t>
       </w:r>
     </w:p>
     <w:p>
@@ -1769,7 +1769,13 @@
         <w:jc w:val="both"/>
       </w:pPr>
       <w:r>
-        <w:t xml:space="preserve">  khoản EPL đã ứng (quy về tiền thuê). Lãi = tiền khách trả − tiền thuê, so với nhau sau khi cùng quy</w:t>
+        <w:t xml:space="preserve">  ngưỡng − các khoản EPL đã ứng (quy về tiền thuê). </w:t>
+      </w:r>
+      <w:r>
+        <w:rPr>
+          <w:b/>
+        </w:rPr>
+        <w:t>Phí, ngưỡng tấn, mức trừ là điều khoản của từng chủ xe</w:t>
       </w:r>
     </w:p>
     <w:p>
@@ -1777,7 +1783,49 @@
         <w:jc w:val="both"/>
       </w:pPr>
       <w:r>
-        <w:t xml:space="preserve">  về Kíp. Quỹ bấm *Trả chủ xe* sau khi phiếu khoá. Xem A7 về tiền tệ.</w:t>
+        <w:t xml:space="preserve">  (danh mục *Chủ xe liên kết* trên màn Xe liên kết): lập phiếu cho xe của chủ nào thì tự điền theo chủ đó, kế</w:t>
+      </w:r>
+    </w:p>
+    <w:p>
+      <w:pPr>
+        <w:jc w:val="both"/>
+      </w:pPr>
+      <w:r>
+        <w:t xml:space="preserve">  toán vẫn sửa được trên phiếu. Lãi = tiền khách trả − tiền thuê, cùng quy về Kíp rồi trừ. **Trả chủ xe theo</w:t>
+      </w:r>
+    </w:p>
+    <w:p>
+      <w:pPr>
+        <w:jc w:val="both"/>
+      </w:pPr>
+      <w:r>
+        <w:t xml:space="preserve">  cách đã thoả thuận với từng chủ**: từng phiếu ngay sau khoá, gộp cuối tháng, hay theo đợt — quỹ tích các</w:t>
+      </w:r>
+    </w:p>
+    <w:p>
+      <w:pPr>
+        <w:jc w:val="both"/>
+      </w:pPr>
+      <w:r>
+        <w:t xml:space="preserve">  phiếu đã khoá chưa trả rồi bấm *Trả gộp*, một đợt sinh một tờ </w:t>
+      </w:r>
+      <w:r>
+        <w:rPr>
+          <w:rFonts w:ascii="Consolas" w:hAnsi="Consolas"/>
+          <w:sz w:val="19"/>
+        </w:rPr>
+        <w:t>PC_CX</w:t>
+      </w:r>
+      <w:r>
+        <w:t xml:space="preserve"> và các phiếu trong đợt đánh *đã trả*.</w:t>
+      </w:r>
+    </w:p>
+    <w:p>
+      <w:pPr>
+        <w:jc w:val="both"/>
+      </w:pPr>
+      <w:r>
+        <w:t xml:space="preserve">  Các phiếu trong một đợt phải cùng tiền thuê. Xem A7 về tiền tệ.</w:t>
       </w:r>
     </w:p>
     <w:p>
@@ -1892,6 +1940,62 @@
       </w:pPr>
       <w:r>
         <w:t>không làm đổi con số trên phiếu đã lập — tờ giấy đã in phải đứng yên.</w:t>
+      </w:r>
+    </w:p>
+    <w:p>
+      <w:pPr>
+        <w:jc w:val="both"/>
+      </w:pPr>
+      <w:r>
+        <w:rPr>
+          <w:b/>
+        </w:rPr>
+        <w:t>Cách tính cước</w:t>
+      </w:r>
+      <w:r>
+        <w:t xml:space="preserve"> (anh Khampla C3.6): </w:t>
+      </w:r>
+      <w:r>
+        <w:rPr>
+          <w:rFonts w:ascii="Consolas" w:hAnsi="Consolas"/>
+          <w:sz w:val="19"/>
+        </w:rPr>
+        <w:t>price_mode = ton</w:t>
+      </w:r>
+      <w:r>
+        <w:t xml:space="preserve"> là đơn giá × tấn cân nơi giao (khách có hợp đồng);</w:t>
+      </w:r>
+    </w:p>
+    <w:p>
+      <w:pPr>
+        <w:jc w:val="both"/>
+      </w:pPr>
+      <w:r>
+        <w:rPr>
+          <w:rFonts w:ascii="Consolas" w:hAnsi="Consolas"/>
+          <w:sz w:val="19"/>
+        </w:rPr>
+        <w:t>chuyen</w:t>
+      </w:r>
+      <w:r>
+        <w:t xml:space="preserve"> là </w:t>
+      </w:r>
+      <w:r>
+        <w:rPr>
+          <w:b/>
+        </w:rPr>
+        <w:t>giá trọn chuyến</w:t>
+      </w:r>
+      <w:r>
+        <w:t>, không nhân tấn (xe ngoài không hợp đồng). Bảng giá mang cách tính, phiếu tự</w:t>
+      </w:r>
+    </w:p>
+    <w:p>
+      <w:pPr>
+        <w:jc w:val="both"/>
+      </w:pPr>
+      <w:r>
+        <w:t>điền theo; giá thuê chủ xe đi theo cùng cách. Phần trừ quá tải vẫn theo tấn.</w:t>
       </w:r>
     </w:p>
     <w:p>
@@ -3798,7 +3902,7 @@
         <w:jc w:val="both"/>
       </w:pPr>
       <w:r>
-        <w:t>34 bảng, nhóm theo việc:</w:t>
+        <w:t>36 bảng, nhóm theo việc:</w:t>
       </w:r>
     </w:p>
     <w:p>
@@ -4061,7 +4165,36 @@
               <w:t>`price_ccy`</w:t>
             </w:r>
             <w:r>
-              <w:t xml:space="preserve">, </w:t>
+              <w:t xml:space="preserve"> + </w:t>
+            </w:r>
+            <w:r>
+              <w:rPr>
+                <w:b/>
+              </w:rPr>
+              <w:t>`price_mode`</w:t>
+            </w:r>
+            <w:r>
+              <w:t xml:space="preserve"> (</w:t>
+            </w:r>
+            <w:r>
+              <w:rPr>
+                <w:rFonts w:ascii="Consolas" w:hAnsi="Consolas"/>
+                <w:sz w:val="19"/>
+              </w:rPr>
+              <w:t>ton</w:t>
+            </w:r>
+            <w:r>
+              <w:t xml:space="preserve"> theo tấn · </w:t>
+            </w:r>
+            <w:r>
+              <w:rPr>
+                <w:rFonts w:ascii="Consolas" w:hAnsi="Consolas"/>
+                <w:sz w:val="19"/>
+              </w:rPr>
+              <w:t>chuyen</w:t>
+            </w:r>
+            <w:r>
+              <w:t xml:space="preserve"> trọn chuyến), </w:t>
             </w:r>
             <w:r>
               <w:rPr>
@@ -4115,6 +4248,273 @@
                 <w:rFonts w:ascii="Consolas" w:hAnsi="Consolas"/>
                 <w:sz w:val="19"/>
               </w:rPr>
+              <w:t>owners</w:t>
+            </w:r>
+          </w:p>
+        </w:tc>
+        <w:tc>
+          <w:tcPr>
+            <w:tcW w:type="dxa" w:w="2880"/>
+          </w:tcPr>
+          <w:p>
+            <w:r/>
+            <w:r>
+              <w:rPr>
+                <w:b/>
+              </w:rPr>
+              <w:t>Chủ xe liên kết</w:t>
+            </w:r>
+            <w:r>
+              <w:t xml:space="preserve"> (anh Khampla C4.2 · C4.3)</w:t>
+            </w:r>
+          </w:p>
+        </w:tc>
+        <w:tc>
+          <w:tcPr>
+            <w:tcW w:type="dxa" w:w="2880"/>
+          </w:tcPr>
+          <w:p>
+            <w:r/>
+            <w:r>
+              <w:rPr>
+                <w:rFonts w:ascii="Consolas" w:hAnsi="Consolas"/>
+                <w:sz w:val="19"/>
+              </w:rPr>
+              <w:t>name</w:t>
+            </w:r>
+            <w:r>
+              <w:t xml:space="preserve">, </w:t>
+            </w:r>
+            <w:r>
+              <w:rPr>
+                <w:rFonts w:ascii="Consolas" w:hAnsi="Consolas"/>
+                <w:sz w:val="19"/>
+              </w:rPr>
+              <w:t>phone</w:t>
+            </w:r>
+            <w:r>
+              <w:t xml:space="preserve">, </w:t>
+            </w:r>
+            <w:r>
+              <w:rPr>
+                <w:b/>
+              </w:rPr>
+              <w:t>`fee_pct`</w:t>
+            </w:r>
+            <w:r>
+              <w:t xml:space="preserve">, </w:t>
+            </w:r>
+            <w:r>
+              <w:rPr>
+                <w:b/>
+              </w:rPr>
+              <w:t>`over_limit_t`</w:t>
+            </w:r>
+            <w:r>
+              <w:t xml:space="preserve">, </w:t>
+            </w:r>
+            <w:r>
+              <w:rPr>
+                <w:b/>
+              </w:rPr>
+              <w:t>`over_price`</w:t>
+            </w:r>
+            <w:r>
+              <w:t xml:space="preserve">, </w:t>
+            </w:r>
+            <w:r>
+              <w:rPr>
+                <w:rFonts w:ascii="Consolas" w:hAnsi="Consolas"/>
+                <w:sz w:val="19"/>
+              </w:rPr>
+              <w:t>hire_ccy</w:t>
+            </w:r>
+            <w:r>
+              <w:t xml:space="preserve">, </w:t>
+            </w:r>
+            <w:r>
+              <w:rPr>
+                <w:b/>
+              </w:rPr>
+              <w:t>`pay_mode`</w:t>
+            </w:r>
+            <w:r>
+              <w:t xml:space="preserve"> (</w:t>
+            </w:r>
+            <w:r>
+              <w:rPr>
+                <w:rFonts w:ascii="Consolas" w:hAnsi="Consolas"/>
+                <w:sz w:val="19"/>
+              </w:rPr>
+              <w:t>phieu</w:t>
+            </w:r>
+            <w:r>
+              <w:t xml:space="preserve"> từng phiếu · </w:t>
+            </w:r>
+            <w:r>
+              <w:rPr>
+                <w:rFonts w:ascii="Consolas" w:hAnsi="Consolas"/>
+                <w:sz w:val="19"/>
+              </w:rPr>
+              <w:t>thang</w:t>
+            </w:r>
+            <w:r>
+              <w:t xml:space="preserve"> gộp tháng · </w:t>
+            </w:r>
+            <w:r>
+              <w:rPr>
+                <w:rFonts w:ascii="Consolas" w:hAnsi="Consolas"/>
+                <w:sz w:val="19"/>
+              </w:rPr>
+              <w:t>dot</w:t>
+            </w:r>
+            <w:r>
+              <w:t xml:space="preserve"> theo đợt), </w:t>
+            </w:r>
+            <w:r>
+              <w:rPr>
+                <w:rFonts w:ascii="Consolas" w:hAnsi="Consolas"/>
+                <w:sz w:val="19"/>
+              </w:rPr>
+              <w:t>active</w:t>
+            </w:r>
+            <w:r>
+              <w:t>. Lập phiếu cho xe của chủ nào thì phí tự điền theo chủ đó</w:t>
+            </w:r>
+          </w:p>
+        </w:tc>
+      </w:tr>
+      <w:tr>
+        <w:tc>
+          <w:tcPr>
+            <w:tcW w:type="dxa" w:w="2880"/>
+          </w:tcPr>
+          <w:p>
+            <w:r/>
+            <w:r>
+              <w:rPr>
+                <w:rFonts w:ascii="Consolas" w:hAnsi="Consolas"/>
+                <w:sz w:val="19"/>
+              </w:rPr>
+              <w:t>owner_payments</w:t>
+            </w:r>
+          </w:p>
+        </w:tc>
+        <w:tc>
+          <w:tcPr>
+            <w:tcW w:type="dxa" w:w="2880"/>
+          </w:tcPr>
+          <w:p>
+            <w:r/>
+            <w:r>
+              <w:rPr>
+                <w:b/>
+              </w:rPr>
+              <w:t>Một đợt trả chủ xe</w:t>
+            </w:r>
+            <w:r>
+              <w:t xml:space="preserve"> — một hay nhiều phiếu đã khoá, cùng tiền thuê</w:t>
+            </w:r>
+          </w:p>
+        </w:tc>
+        <w:tc>
+          <w:tcPr>
+            <w:tcW w:type="dxa" w:w="2880"/>
+          </w:tcPr>
+          <w:p>
+            <w:r/>
+            <w:r>
+              <w:rPr>
+                <w:rFonts w:ascii="Consolas" w:hAnsi="Consolas"/>
+                <w:sz w:val="19"/>
+              </w:rPr>
+              <w:t>owner_id</w:t>
+            </w:r>
+            <w:r>
+              <w:t xml:space="preserve">, </w:t>
+            </w:r>
+            <w:r>
+              <w:rPr>
+                <w:rFonts w:ascii="Consolas" w:hAnsi="Consolas"/>
+                <w:sz w:val="19"/>
+              </w:rPr>
+              <w:t>pay_date</w:t>
+            </w:r>
+            <w:r>
+              <w:t xml:space="preserve">, </w:t>
+            </w:r>
+            <w:r>
+              <w:rPr>
+                <w:rFonts w:ascii="Consolas" w:hAnsi="Consolas"/>
+                <w:sz w:val="19"/>
+              </w:rPr>
+              <w:t>amount</w:t>
+            </w:r>
+            <w:r>
+              <w:t xml:space="preserve"> + </w:t>
+            </w:r>
+            <w:r>
+              <w:rPr>
+                <w:rFonts w:ascii="Consolas" w:hAnsi="Consolas"/>
+                <w:sz w:val="19"/>
+              </w:rPr>
+              <w:t>currency</w:t>
+            </w:r>
+            <w:r>
+              <w:t xml:space="preserve">, </w:t>
+            </w:r>
+            <w:r>
+              <w:rPr>
+                <w:rFonts w:ascii="Consolas" w:hAnsi="Consolas"/>
+                <w:sz w:val="19"/>
+              </w:rPr>
+              <w:t>amount_lak</w:t>
+            </w:r>
+            <w:r>
+              <w:t xml:space="preserve">, </w:t>
+            </w:r>
+            <w:r>
+              <w:rPr>
+                <w:rFonts w:ascii="Consolas" w:hAnsi="Consolas"/>
+                <w:sz w:val="19"/>
+              </w:rPr>
+              <w:t>method</w:t>
+            </w:r>
+            <w:r>
+              <w:t xml:space="preserve">, </w:t>
+            </w:r>
+            <w:r>
+              <w:rPr>
+                <w:rFonts w:ascii="Consolas" w:hAnsi="Consolas"/>
+                <w:sz w:val="19"/>
+              </w:rPr>
+              <w:t>ref</w:t>
+            </w:r>
+            <w:r>
+              <w:t xml:space="preserve">. Số tiền = tổng "trả chủ xe" của các phiếu trong đợt, máy tính; phiếu trỏ về đợt qua </w:t>
+            </w:r>
+            <w:r>
+              <w:rPr>
+                <w:rFonts w:ascii="Consolas" w:hAnsi="Consolas"/>
+                <w:sz w:val="19"/>
+              </w:rPr>
+              <w:t>trips.owner_payment_id</w:t>
+            </w:r>
+          </w:p>
+        </w:tc>
+      </w:tr>
+      <w:tr>
+        <w:tc>
+          <w:tcPr>
+            <w:tcW w:type="dxa" w:w="2880"/>
+          </w:tcPr>
+          <w:p>
+            <w:r/>
+            <w:r>
+              <w:rPr>
+                <w:rFonts w:ascii="Consolas" w:hAnsi="Consolas"/>
+                <w:sz w:val="19"/>
+              </w:rPr>
               <w:t>vehicles</w:t>
             </w:r>
           </w:p>
@@ -4165,6 +4565,25 @@
             </w:r>
             <w:r>
               <w:t xml:space="preserve"> (EPL/joint), </w:t>
+            </w:r>
+            <w:r>
+              <w:rPr>
+                <w:b/>
+              </w:rPr>
+              <w:t>`owner_id`</w:t>
+            </w:r>
+            <w:r>
+              <w:t xml:space="preserve"> (chủ xe trong danh mục, tên chép sang </w:t>
+            </w:r>
+            <w:r>
+              <w:rPr>
+                <w:rFonts w:ascii="Consolas" w:hAnsi="Consolas"/>
+                <w:sz w:val="19"/>
+              </w:rPr>
+              <w:t>owner_name</w:t>
+            </w:r>
+            <w:r>
+              <w:t xml:space="preserve">), </w:t>
             </w:r>
             <w:r>
               <w:rPr>
@@ -5068,10 +5487,19 @@
               <w:rPr>
                 <w:b/>
               </w:rPr>
-              <w:t>`price` + `price_ccy`</w:t>
-            </w:r>
-            <w:r>
-              <w:t xml:space="preserve"> (cước và tiền tệ của nó), phần xe liên kết (</w:t>
+              <w:t>`price` + `price_ccy` + `price_mode`</w:t>
+            </w:r>
+            <w:r>
+              <w:t xml:space="preserve"> (cước, tiền tệ, theo tấn hay trọn chuyến), phần xe liên kết (</w:t>
+            </w:r>
+            <w:r>
+              <w:rPr>
+                <w:b/>
+              </w:rPr>
+              <w:t>`owner_id`</w:t>
+            </w:r>
+            <w:r>
+              <w:t xml:space="preserve">, </w:t>
             </w:r>
             <w:r>
               <w:rPr>
@@ -5121,7 +5549,16 @@
               <w:t>over_price</w:t>
             </w:r>
             <w:r>
-              <w:t xml:space="preserve">), </w:t>
+              <w:t xml:space="preserve"> — ba ô sau tự điền theo chủ xe, </w:t>
+            </w:r>
+            <w:r>
+              <w:rPr>
+                <w:b/>
+              </w:rPr>
+              <w:t>`owner_payment_id`</w:t>
+            </w:r>
+            <w:r>
+              <w:t xml:space="preserve"> = đã trả trong đợt nào), </w:t>
             </w:r>
             <w:r>
               <w:rPr>
@@ -7174,7 +7611,16 @@
           <w:p>
             <w:r/>
             <w:r>
-              <w:t xml:space="preserve">Quỹ trả chủ xe liên kết → </w:t>
+              <w:t xml:space="preserve">Quỹ trả chủ xe </w:t>
+            </w:r>
+            <w:r>
+              <w:rPr>
+                <w:b/>
+              </w:rPr>
+              <w:t>từng phiếu</w:t>
+            </w:r>
+            <w:r>
+              <w:t xml:space="preserve"> → một đợt một phiếu, tờ </w:t>
             </w:r>
             <w:r>
               <w:rPr>
@@ -7182,6 +7628,16 @@
                 <w:sz w:val="19"/>
               </w:rPr>
               <w:t>PC_CX</w:t>
+            </w:r>
+            <w:r>
+              <w:t xml:space="preserve">. Chủ xe trả gộp thì dùng </w:t>
+            </w:r>
+            <w:r>
+              <w:rPr>
+                <w:rFonts w:ascii="Consolas" w:hAnsi="Consolas"/>
+                <w:sz w:val="19"/>
+              </w:rPr>
+              <w:t>/api/owners/{id}/tra</w:t>
             </w:r>
           </w:p>
         </w:tc>
@@ -8576,7 +9032,7 @@
         <w:rPr>
           <w:color w:val="145C4A"/>
         </w:rPr>
-        <w:t>C5b. Tỷ giá — `routes/danh_muc.py`</w:t>
+        <w:t>C5c. Chủ xe liên kết — `routes/chu_xe.py`</w:t>
       </w:r>
     </w:p>
     <w:tbl>
@@ -8639,7 +9095,7 @@
                 <w:rFonts w:ascii="Consolas" w:hAnsi="Consolas"/>
                 <w:sz w:val="19"/>
               </w:rPr>
-              <w:t>GET /api/rates</w:t>
+              <w:t>GET /api/owners</w:t>
             </w:r>
           </w:p>
         </w:tc>
@@ -8650,26 +9106,7 @@
           <w:p>
             <w:r/>
             <w:r>
-              <w:t xml:space="preserve">Dạng phẳng </w:t>
-            </w:r>
-            <w:r>
-              <w:rPr>
-                <w:rFonts w:ascii="Consolas" w:hAnsi="Consolas"/>
-                <w:sz w:val="19"/>
-              </w:rPr>
-              <w:t>{mã: tỷ giá}</w:t>
-            </w:r>
-            <w:r>
-              <w:t xml:space="preserve">, mọi màn đang gọi đường này. Phải đăng nhập; </w:t>
-            </w:r>
-            <w:r>
-              <w:rPr>
-                <w:b/>
-              </w:rPr>
-              <w:t>mọi vai đều xem được</w:t>
-            </w:r>
-            <w:r>
-              <w:t xml:space="preserve"> vì dòng chi có VND, THB</w:t>
+              <w:t>Danh mục kèm xe của từng chủ; vai thấy tiền bán có thêm phí, mức trừ, và *chờ trả* (số phiếu đã khoá chưa trả, tổng theo tiền thuê). Bãi chỉ thấy tên và xe</w:t>
             </w:r>
           </w:p>
         </w:tc>
@@ -8686,7 +9123,7 @@
                 <w:rFonts w:ascii="Consolas" w:hAnsi="Consolas"/>
                 <w:sz w:val="19"/>
               </w:rPr>
-              <w:t>GET /api/rates/chi-tiet</w:t>
+              <w:t>POST PUT /api/owners[/{id}]</w:t>
             </w:r>
           </w:p>
         </w:tc>
@@ -8697,7 +9134,16 @@
           <w:p>
             <w:r/>
             <w:r>
-              <w:t>Cho màn Tỷ giá: số đang áp dụng · số lần trước · mức đổi · ai đặt · lịch sử 200 dòng gần nhất</w:t>
+              <w:t xml:space="preserve">Thêm · sửa. Chỉ </w:t>
+            </w:r>
+            <w:r>
+              <w:rPr>
+                <w:b/>
+              </w:rPr>
+              <w:t>KT Thu/Chi VC</w:t>
+            </w:r>
+            <w:r>
+              <w:t xml:space="preserve"> và Sếp — phí, mức trừ, cách trả là điều khoản hợp đồng</w:t>
             </w:r>
           </w:p>
         </w:tc>
@@ -8714,7 +9160,7 @@
                 <w:rFonts w:ascii="Consolas" w:hAnsi="Consolas"/>
                 <w:sz w:val="19"/>
               </w:rPr>
-              <w:t>PUT /api/rates</w:t>
+              <w:t>GET /api/owners/{id}/cong-no</w:t>
             </w:r>
           </w:p>
         </w:tc>
@@ -8725,25 +9171,101 @@
           <w:p>
             <w:r/>
             <w:r>
-              <w:t xml:space="preserve">Đặt tỷ giá mặc định cho phiếu </w:t>
-            </w:r>
+              <w:t>Phiếu đã khoá chưa trả (để tích vào một đợt) và các đợt đã trả</w:t>
+            </w:r>
+          </w:p>
+        </w:tc>
+      </w:tr>
+      <w:tr>
+        <w:tc>
+          <w:tcPr>
+            <w:tcW w:type="dxa" w:w="4320"/>
+          </w:tcPr>
+          <w:p>
+            <w:r/>
+            <w:r>
+              <w:rPr>
+                <w:rFonts w:ascii="Consolas" w:hAnsi="Consolas"/>
+                <w:sz w:val="19"/>
+              </w:rPr>
+              <w:t>POST /api/owners/{id}/tra</w:t>
+            </w:r>
+          </w:p>
+        </w:tc>
+        <w:tc>
+          <w:tcPr>
+            <w:tcW w:type="dxa" w:w="4320"/>
+          </w:tcPr>
+          <w:p>
+            <w:r/>
             <w:r>
               <w:rPr>
                 <w:b/>
               </w:rPr>
-              <w:t>lập mới</w:t>
-            </w:r>
-            <w:r>
-              <w:t xml:space="preserve">. Chỉ KT Thu/Chi VC, KT Doanh thu VC và Sếp. Gõ lại đúng số cũ thì </w:t>
-            </w:r>
-            <w:r>
-              <w:rPr>
-                <w:b/>
-              </w:rPr>
-              <w:t>không</w:t>
-            </w:r>
-            <w:r>
-              <w:t xml:space="preserve"> ghi một dòng lịch sử rỗng; số ≤ 0 hoặc không phải số thì 422</w:t>
+              <w:t>Quỹ trả một đợt</w:t>
+            </w:r>
+            <w:r>
+              <w:t xml:space="preserve">: </w:t>
+            </w:r>
+            <w:r>
+              <w:rPr>
+                <w:rFonts w:ascii="Consolas" w:hAnsi="Consolas"/>
+                <w:sz w:val="19"/>
+              </w:rPr>
+              <w:t>trip_ids[]</w:t>
+            </w:r>
+            <w:r>
+              <w:t xml:space="preserve">, </w:t>
+            </w:r>
+            <w:r>
+              <w:rPr>
+                <w:rFonts w:ascii="Consolas" w:hAnsi="Consolas"/>
+                <w:sz w:val="19"/>
+              </w:rPr>
+              <w:t>pay_date</w:t>
+            </w:r>
+            <w:r>
+              <w:t xml:space="preserve">, </w:t>
+            </w:r>
+            <w:r>
+              <w:rPr>
+                <w:rFonts w:ascii="Consolas" w:hAnsi="Consolas"/>
+                <w:sz w:val="19"/>
+              </w:rPr>
+              <w:t>method</w:t>
+            </w:r>
+            <w:r>
+              <w:t xml:space="preserve">, </w:t>
+            </w:r>
+            <w:r>
+              <w:rPr>
+                <w:rFonts w:ascii="Consolas" w:hAnsi="Consolas"/>
+                <w:sz w:val="19"/>
+              </w:rPr>
+              <w:t>ref</w:t>
+            </w:r>
+            <w:r>
+              <w:t xml:space="preserve">, </w:t>
+            </w:r>
+            <w:r>
+              <w:rPr>
+                <w:rFonts w:ascii="Consolas" w:hAnsi="Consolas"/>
+                <w:sz w:val="19"/>
+              </w:rPr>
+              <w:t>note</w:t>
+            </w:r>
+            <w:r>
+              <w:t xml:space="preserve">. Số tiền = tổng trả chủ xe của các phiếu, máy tính; các phiếu phải cùng chủ, đã khoá, chưa trả, cùng tiền thuê. Sinh một tờ </w:t>
+            </w:r>
+            <w:r>
+              <w:rPr>
+                <w:rFonts w:ascii="Consolas" w:hAnsi="Consolas"/>
+                <w:sz w:val="19"/>
+              </w:rPr>
+              <w:t>PC_CX</w:t>
+            </w:r>
+            <w:r>
+              <w:t xml:space="preserve"> cho cả đợt</w:t>
             </w:r>
           </w:p>
         </w:tc>
@@ -8752,56 +9274,13 @@
     <w:p/>
     <w:p>
       <w:pPr>
-        <w:jc w:val="both"/>
-      </w:pPr>
-      <w:r>
-        <w:t xml:space="preserve">Sửa tỷ giá </w:t>
-      </w:r>
-      <w:r>
-        <w:rPr>
-          <w:b/>
-        </w:rPr>
-        <w:t>không bao giờ</w:t>
-      </w:r>
-      <w:r>
-        <w:t xml:space="preserve"> làm đổi con số trên phiếu đã lập: phiếu khoá bốn tỷ giá của riêng nó</w:t>
-      </w:r>
-    </w:p>
-    <w:p>
-      <w:pPr>
-        <w:jc w:val="both"/>
-      </w:pPr>
-      <w:r>
-        <w:t>(</w:t>
-      </w:r>
-      <w:r>
-        <w:rPr>
-          <w:rFonts w:ascii="Consolas" w:hAnsi="Consolas"/>
-          <w:sz w:val="19"/>
-        </w:rPr>
-        <w:t>trips.rate_usd</w:t>
-      </w:r>
-      <w:r>
-        <w:t>…) ngay lúc lập. Màn hình nói thẳng câu đó ở đầu trang, vì hiểu nhầm chỗ này là</w:t>
-      </w:r>
-    </w:p>
-    <w:p>
-      <w:pPr>
-        <w:jc w:val="both"/>
-      </w:pPr>
-      <w:r>
-        <w:t>hiểu nhầm về tiền.</w:t>
-      </w:r>
-    </w:p>
-    <w:p>
-      <w:pPr>
         <w:pStyle w:val="Heading1"/>
       </w:pPr>
       <w:r>
         <w:rPr>
           <w:color w:val="145C4A"/>
         </w:rPr>
-        <w:t>C6. Theo dõi, báo cáo, chứng từ</w:t>
+        <w:t>C5b. Tỷ giá — `routes/danh_muc.py`</w:t>
       </w:r>
     </w:p>
     <w:tbl>
@@ -8864,17 +9343,7 @@
                 <w:rFonts w:ascii="Consolas" w:hAnsi="Consolas"/>
                 <w:sz w:val="19"/>
               </w:rPr>
-              <w:t>GET /api/theo-doi</w:t>
-            </w:r>
-            <w:r>
-              <w:t xml:space="preserve">, </w:t>
-            </w:r>
-            <w:r>
-              <w:rPr>
-                <w:rFonts w:ascii="Consolas" w:hAnsi="Consolas"/>
-                <w:sz w:val="19"/>
-              </w:rPr>
-              <w:t>/api/theo-doi/su-co</w:t>
+              <w:t>GET /api/rates</w:t>
             </w:r>
           </w:p>
         </w:tc>
@@ -8885,7 +9354,26 @@
           <w:p>
             <w:r/>
             <w:r>
-              <w:t>Trung tâm điều hành: dải ô số, danh sách chuyến, sổ sự cố</w:t>
+              <w:t xml:space="preserve">Dạng phẳng </w:t>
+            </w:r>
+            <w:r>
+              <w:rPr>
+                <w:rFonts w:ascii="Consolas" w:hAnsi="Consolas"/>
+                <w:sz w:val="19"/>
+              </w:rPr>
+              <w:t>{mã: tỷ giá}</w:t>
+            </w:r>
+            <w:r>
+              <w:t xml:space="preserve">, mọi màn đang gọi đường này. Phải đăng nhập; </w:t>
+            </w:r>
+            <w:r>
+              <w:rPr>
+                <w:b/>
+              </w:rPr>
+              <w:t>mọi vai đều xem được</w:t>
+            </w:r>
+            <w:r>
+              <w:t xml:space="preserve"> vì dòng chi có VND, THB</w:t>
             </w:r>
           </w:p>
         </w:tc>
@@ -8902,7 +9390,7 @@
                 <w:rFonts w:ascii="Consolas" w:hAnsi="Consolas"/>
                 <w:sz w:val="19"/>
               </w:rPr>
-              <w:t>GET /api/bao-cao/tong-quan?thang=</w:t>
+              <w:t>GET /api/rates/chi-tiet</w:t>
             </w:r>
           </w:p>
         </w:tc>
@@ -8913,7 +9401,7 @@
           <w:p>
             <w:r/>
             <w:r>
-              <w:t>Bốn con số, tiến trình, cơ cấu chi, việc cần xử lý</w:t>
+              <w:t>Cho màn Tỷ giá: số đang áp dụng · số lần trước · mức đổi · ai đặt · lịch sử 200 dòng gần nhất</w:t>
             </w:r>
           </w:p>
         </w:tc>
@@ -8930,7 +9418,7 @@
                 <w:rFonts w:ascii="Consolas" w:hAnsi="Consolas"/>
                 <w:sz w:val="19"/>
               </w:rPr>
-              <w:t>GET /api/bao-cao/xu-huong?thang=</w:t>
+              <w:t>PUT /api/rates</w:t>
             </w:r>
           </w:p>
         </w:tc>
@@ -8941,465 +9429,25 @@
           <w:p>
             <w:r/>
             <w:r>
-              <w:t>Sáu tháng, theo ngày, hao hụt, hiệu suất xe, vận hành, xem nhanh, dòng thời gian</w:t>
-            </w:r>
-          </w:p>
-        </w:tc>
-      </w:tr>
-      <w:tr>
-        <w:tc>
-          <w:tcPr>
-            <w:tcW w:type="dxa" w:w="4320"/>
-          </w:tcPr>
-          <w:p>
-            <w:r/>
-            <w:r>
-              <w:rPr>
-                <w:rFonts w:ascii="Consolas" w:hAnsi="Consolas"/>
-                <w:sz w:val="19"/>
-              </w:rPr>
-              <w:t>GET /api/bao-cao/theo-doi</w:t>
-            </w:r>
-            <w:r>
-              <w:t xml:space="preserve">, </w:t>
-            </w:r>
-            <w:r>
-              <w:rPr>
-                <w:rFonts w:ascii="Consolas" w:hAnsi="Consolas"/>
-                <w:sz w:val="19"/>
-              </w:rPr>
-              <w:t>/xe-lien-ket</w:t>
-            </w:r>
-            <w:r>
-              <w:t xml:space="preserve">, </w:t>
-            </w:r>
-            <w:r>
-              <w:rPr>
-                <w:rFonts w:ascii="Consolas" w:hAnsi="Consolas"/>
-                <w:sz w:val="19"/>
-              </w:rPr>
-              <w:t>/tien-tai-xe</w:t>
-            </w:r>
-          </w:p>
-        </w:tc>
-        <w:tc>
-          <w:tcPr>
-            <w:tcW w:type="dxa" w:w="4320"/>
-          </w:tcPr>
-          <w:p>
-            <w:r/>
-            <w:r>
-              <w:t>Ba bảng báo cáo trong Excel của họ</w:t>
-            </w:r>
-          </w:p>
-        </w:tc>
-      </w:tr>
-      <w:tr>
-        <w:tc>
-          <w:tcPr>
-            <w:tcW w:type="dxa" w:w="4320"/>
-          </w:tcPr>
-          <w:p>
-            <w:r/>
-            <w:r>
-              <w:rPr>
-                <w:rFonts w:ascii="Consolas" w:hAnsi="Consolas"/>
-                <w:sz w:val="19"/>
-              </w:rPr>
-              <w:t>GET /api/dem-viec</w:t>
-            </w:r>
-          </w:p>
-        </w:tc>
-        <w:tc>
-          <w:tcPr>
-            <w:tcW w:type="dxa" w:w="4320"/>
-          </w:tcPr>
-          <w:p>
-            <w:r/>
-            <w:r>
-              <w:t>Số việc đang chờ của từng màn, theo vai đang đăng nhập</w:t>
-            </w:r>
-          </w:p>
-        </w:tc>
-      </w:tr>
-      <w:tr>
-        <w:tc>
-          <w:tcPr>
-            <w:tcW w:type="dxa" w:w="4320"/>
-          </w:tcPr>
-          <w:p>
-            <w:r/>
-            <w:r>
-              <w:rPr>
-                <w:rFonts w:ascii="Consolas" w:hAnsi="Consolas"/>
-                <w:sz w:val="19"/>
-              </w:rPr>
-              <w:t>GET /api/chung-tu</w:t>
-            </w:r>
-            <w:r>
-              <w:t xml:space="preserve">, </w:t>
-            </w:r>
-            <w:r>
-              <w:rPr>
-                <w:rFonts w:ascii="Consolas" w:hAnsi="Consolas"/>
-                <w:sz w:val="19"/>
-              </w:rPr>
-              <w:t>/loai</w:t>
-            </w:r>
-            <w:r>
-              <w:t xml:space="preserve">, </w:t>
-            </w:r>
-            <w:r>
-              <w:rPr>
-                <w:rFonts w:ascii="Consolas" w:hAnsi="Consolas"/>
-                <w:sz w:val="19"/>
-              </w:rPr>
-              <w:t>/{id}</w:t>
-            </w:r>
-            <w:r>
-              <w:t xml:space="preserve">, </w:t>
-            </w:r>
-            <w:r>
-              <w:rPr>
-                <w:rFonts w:ascii="Consolas" w:hAnsi="Consolas"/>
-                <w:sz w:val="19"/>
-              </w:rPr>
-              <w:t>POST /{id}/da-day</w:t>
-            </w:r>
-          </w:p>
-        </w:tc>
-        <w:tc>
-          <w:tcPr>
-            <w:tcW w:type="dxa" w:w="4320"/>
-          </w:tcPr>
-          <w:p>
-            <w:r/>
+              <w:t xml:space="preserve">Đặt tỷ giá mặc định cho phiếu </w:t>
+            </w:r>
             <w:r>
               <w:rPr>
                 <w:b/>
               </w:rPr>
-              <w:t>Sổ chứng từ</w:t>
-            </w:r>
-            <w:r>
-              <w:t xml:space="preserve"> cho bên kế toán kéo về hoặc đánh dấu tay</w:t>
-            </w:r>
-          </w:p>
-        </w:tc>
-      </w:tr>
-      <w:tr>
-        <w:tc>
-          <w:tcPr>
-            <w:tcW w:type="dxa" w:w="4320"/>
-          </w:tcPr>
-          <w:p>
-            <w:r/>
-            <w:r>
-              <w:rPr>
-                <w:rFonts w:ascii="Consolas" w:hAnsi="Consolas"/>
-                <w:sz w:val="19"/>
-              </w:rPr>
-              <w:t>POST /api/chung-tu/day</w:t>
-            </w:r>
-            <w:r>
-              <w:t xml:space="preserve">, </w:t>
-            </w:r>
-            <w:r>
-              <w:rPr>
-                <w:rFonts w:ascii="Consolas" w:hAnsi="Consolas"/>
-                <w:sz w:val="19"/>
-              </w:rPr>
-              <w:t>POST /api/chung-tu/{id}/day</w:t>
-            </w:r>
-          </w:p>
-        </w:tc>
-        <w:tc>
-          <w:tcPr>
-            <w:tcW w:type="dxa" w:w="4320"/>
-          </w:tcPr>
-          <w:p>
-            <w:r/>
+              <w:t>lập mới</w:t>
+            </w:r>
+            <w:r>
+              <w:t xml:space="preserve">. Chỉ KT Thu/Chi VC, KT Doanh thu VC và Sếp. Gõ lại đúng số cũ thì </w:t>
+            </w:r>
             <w:r>
               <w:rPr>
                 <w:b/>
               </w:rPr>
-              <w:t>Đẩy chứng từ sang kế toán anh Khang</w:t>
-            </w:r>
-            <w:r>
-              <w:t xml:space="preserve"> (hết tờ chưa đẩy · một tờ). KT Thu/Chi VC và Sếp. Chưa cấu hình → </w:t>
-            </w:r>
-            <w:r>
-              <w:rPr>
-                <w:rFonts w:ascii="Consolas" w:hAnsi="Consolas"/>
-                <w:sz w:val="19"/>
-              </w:rPr>
-              <w:t>CHUA_CAU_HINH</w:t>
-            </w:r>
-            <w:r>
-              <w:t xml:space="preserve">; bên kia hỏng → </w:t>
-            </w:r>
-            <w:r>
-              <w:rPr>
-                <w:rFonts w:ascii="Consolas" w:hAnsi="Consolas"/>
-                <w:sz w:val="19"/>
-              </w:rPr>
-              <w:t>DAY_HONG</w:t>
-            </w:r>
-            <w:r>
-              <w:t>, tờ giữ nguyên kèm câu lỗi</w:t>
-            </w:r>
-          </w:p>
-        </w:tc>
-      </w:tr>
-      <w:tr>
-        <w:tc>
-          <w:tcPr>
-            <w:tcW w:type="dxa" w:w="4320"/>
-          </w:tcPr>
-          <w:p>
-            <w:r/>
-            <w:r>
-              <w:rPr>
-                <w:rFonts w:ascii="Consolas" w:hAnsi="Consolas"/>
-                <w:sz w:val="19"/>
-              </w:rPr>
-              <w:t>GET /api/ke-toan/trang-thai</w:t>
-            </w:r>
-          </w:p>
-        </w:tc>
-        <w:tc>
-          <w:tcPr>
-            <w:tcW w:type="dxa" w:w="4320"/>
-          </w:tcPr>
-          <w:p>
-            <w:r/>
-            <w:r>
-              <w:t>Đã nối chưa, bao nhiêu tờ đã/chưa/lỗi, lần đẩy gần nhất</w:t>
-            </w:r>
-          </w:p>
-        </w:tc>
-      </w:tr>
-      <w:tr>
-        <w:tc>
-          <w:tcPr>
-            <w:tcW w:type="dxa" w:w="4320"/>
-          </w:tcPr>
-          <w:p>
-            <w:r/>
-            <w:r>
-              <w:rPr>
-                <w:rFonts w:ascii="Consolas" w:hAnsi="Consolas"/>
-                <w:sz w:val="19"/>
-              </w:rPr>
-              <w:t>GET PUT /api/ke-toan/cau-hinh</w:t>
-            </w:r>
-          </w:p>
-        </w:tc>
-        <w:tc>
-          <w:tcPr>
-            <w:tcW w:type="dxa" w:w="4320"/>
-          </w:tcPr>
-          <w:p>
-            <w:r/>
-            <w:r>
-              <w:t>Sếp đặt địa chỉ API và token kế toán ngay trong màn hình, không cần khởi động lại; token không trả về trình duyệt</w:t>
-            </w:r>
-          </w:p>
-        </w:tc>
-      </w:tr>
-      <w:tr>
-        <w:tc>
-          <w:tcPr>
-            <w:tcW w:type="dxa" w:w="4320"/>
-          </w:tcPr>
-          <w:p>
-            <w:r/>
-            <w:r>
-              <w:rPr>
-                <w:rFonts w:ascii="Consolas" w:hAnsi="Consolas"/>
-                <w:sz w:val="19"/>
-              </w:rPr>
-              <w:t>GET /api/acc-codes</w:t>
-            </w:r>
-          </w:p>
-        </w:tc>
-        <w:tc>
-          <w:tcPr>
-            <w:tcW w:type="dxa" w:w="4320"/>
-          </w:tcPr>
-          <w:p>
-            <w:r/>
-            <w:r>
-              <w:t>Danh mục mã tài khoản (gọi API bên anh Khang, có danh mục dự phòng)</w:t>
-            </w:r>
-          </w:p>
-        </w:tc>
-      </w:tr>
-      <w:tr>
-        <w:tc>
-          <w:tcPr>
-            <w:tcW w:type="dxa" w:w="4320"/>
-          </w:tcPr>
-          <w:p>
-            <w:r/>
-            <w:r>
-              <w:rPr>
-                <w:rFonts w:ascii="Consolas" w:hAnsi="Consolas"/>
-                <w:sz w:val="19"/>
-              </w:rPr>
-              <w:t>GET POST DELETE /api/tat-toan</w:t>
-            </w:r>
-          </w:p>
-        </w:tc>
-        <w:tc>
-          <w:tcPr>
-            <w:tcW w:type="dxa" w:w="4320"/>
-          </w:tcPr>
-          <w:p>
-            <w:r/>
-            <w:r>
-              <w:t>Tất toán tài xế theo tháng</w:t>
-            </w:r>
-          </w:p>
-        </w:tc>
-      </w:tr>
-      <w:tr>
-        <w:tc>
-          <w:tcPr>
-            <w:tcW w:type="dxa" w:w="4320"/>
-          </w:tcPr>
-          <w:p>
-            <w:r/>
-            <w:r>
-              <w:rPr>
-                <w:rFonts w:ascii="Consolas" w:hAnsi="Consolas"/>
-                <w:sz w:val="19"/>
-              </w:rPr>
-              <w:t>GET POST /api/suppliers</w:t>
-            </w:r>
-            <w:r>
-              <w:t xml:space="preserve">, </w:t>
-            </w:r>
-            <w:r>
-              <w:rPr>
-                <w:rFonts w:ascii="Consolas" w:hAnsi="Consolas"/>
-                <w:sz w:val="19"/>
-              </w:rPr>
-              <w:t>/api/suppliers/{id}/payments</w:t>
-            </w:r>
-          </w:p>
-        </w:tc>
-        <w:tc>
-          <w:tcPr>
-            <w:tcW w:type="dxa" w:w="4320"/>
-          </w:tcPr>
-          <w:p>
-            <w:r/>
-            <w:r>
-              <w:t>Nhà cung cấp và các đợt trả</w:t>
-            </w:r>
-          </w:p>
-        </w:tc>
-      </w:tr>
-      <w:tr>
-        <w:tc>
-          <w:tcPr>
-            <w:tcW w:type="dxa" w:w="4320"/>
-          </w:tcPr>
-          <w:p>
-            <w:r/>
-            <w:r>
-              <w:rPr>
-                <w:rFonts w:ascii="Consolas" w:hAnsi="Consolas"/>
-                <w:sz w:val="19"/>
-              </w:rPr>
-              <w:t>GET POST DELETE /api/ban-hang</w:t>
-            </w:r>
-            <w:r>
-              <w:t xml:space="preserve">, </w:t>
-            </w:r>
-            <w:r>
-              <w:rPr>
-                <w:rFonts w:ascii="Consolas" w:hAnsi="Consolas"/>
-                <w:sz w:val="19"/>
-              </w:rPr>
-              <w:t>POST /api/ban-hang/{id}/thu</w:t>
-            </w:r>
-          </w:p>
-        </w:tc>
-        <w:tc>
-          <w:tcPr>
-            <w:tcW w:type="dxa" w:w="4320"/>
-          </w:tcPr>
-          <w:p>
-            <w:r/>
-            <w:r>
-              <w:t>Bán phụ tùng, xăng dầu ra ngoài</w:t>
-            </w:r>
-          </w:p>
-        </w:tc>
-      </w:tr>
-      <w:tr>
-        <w:tc>
-          <w:tcPr>
-            <w:tcW w:type="dxa" w:w="4320"/>
-          </w:tcPr>
-          <w:p>
-            <w:r/>
-            <w:r>
-              <w:rPr>
-                <w:rFonts w:ascii="Consolas" w:hAnsi="Consolas"/>
-                <w:sz w:val="19"/>
-              </w:rPr>
-              <w:t>POST /api/trips/{id}/vi-tri</w:t>
-            </w:r>
-            <w:r>
-              <w:t xml:space="preserve">, </w:t>
-            </w:r>
-            <w:r>
-              <w:rPr>
-                <w:rFonts w:ascii="Consolas" w:hAnsi="Consolas"/>
-                <w:sz w:val="19"/>
-              </w:rPr>
-              <w:t>GET /api/trips/{id}/vet</w:t>
-            </w:r>
-          </w:p>
-        </w:tc>
-        <w:tc>
-          <w:tcPr>
-            <w:tcW w:type="dxa" w:w="4320"/>
-          </w:tcPr>
-          <w:p>
-            <w:r/>
-            <w:r>
-              <w:t>GPS: app tài xế gửi vị trí, màn theo dõi lấy vệt</w:t>
-            </w:r>
-          </w:p>
-        </w:tc>
-      </w:tr>
-      <w:tr>
-        <w:tc>
-          <w:tcPr>
-            <w:tcW w:type="dxa" w:w="4320"/>
-          </w:tcPr>
-          <w:p>
-            <w:r/>
-            <w:r>
-              <w:rPr>
-                <w:rFonts w:ascii="Consolas" w:hAnsi="Consolas"/>
-                <w:sz w:val="19"/>
-              </w:rPr>
-              <w:t>GET /api/quy-trinh</w:t>
-            </w:r>
-          </w:p>
-        </w:tc>
-        <w:tc>
-          <w:tcPr>
-            <w:tcW w:type="dxa" w:w="4320"/>
-          </w:tcPr>
-          <w:p>
-            <w:r/>
-            <w:r>
-              <w:t>Sơ đồ quy trình và ma trận vai × mục (màn Quy trình đọc từ đây)</w:t>
+              <w:t>không</w:t>
+            </w:r>
+            <w:r>
+              <w:t xml:space="preserve"> ghi một dòng lịch sử rỗng; số ≤ 0 hoặc không phải số thì 422</w:t>
             </w:r>
           </w:p>
         </w:tc>
@@ -9408,13 +9456,19 @@
     <w:p/>
     <w:p>
       <w:pPr>
-        <w:pStyle w:val="Heading1"/>
+        <w:jc w:val="both"/>
       </w:pPr>
       <w:r>
+        <w:t xml:space="preserve">Sửa tỷ giá </w:t>
+      </w:r>
+      <w:r>
         <w:rPr>
-          <w:color w:val="145C4A"/>
+          <w:b/>
         </w:rPr>
-        <w:t>C7. Quy ước lỗi</w:t>
+        <w:t>không bao giờ</w:t>
+      </w:r>
+      <w:r>
+        <w:t xml:space="preserve"> làm đổi con số trên phiếu đã lập: phiếu khoá bốn tỷ giá của riêng nó</w:t>
       </w:r>
     </w:p>
     <w:p>
@@ -9422,17 +9476,36 @@
         <w:jc w:val="both"/>
       </w:pPr>
       <w:r>
-        <w:t xml:space="preserve">Mọi lỗi trả JSON </w:t>
+        <w:t>(</w:t>
       </w:r>
       <w:r>
         <w:rPr>
           <w:rFonts w:ascii="Consolas" w:hAnsi="Consolas"/>
           <w:sz w:val="19"/>
         </w:rPr>
-        <w:t>{"detail": {"ma": "MA_LOI", "loi": "câu tiếng Việt cho người dùng"}}</w:t>
-      </w:r>
-      <w:r>
-        <w:t>.</w:t>
+        <w:t>trips.rate_usd</w:t>
+      </w:r>
+      <w:r>
+        <w:t>…) ngay lúc lập. Màn hình nói thẳng câu đó ở đầu trang, vì hiểu nhầm chỗ này là</w:t>
+      </w:r>
+    </w:p>
+    <w:p>
+      <w:pPr>
+        <w:jc w:val="both"/>
+      </w:pPr>
+      <w:r>
+        <w:t>hiểu nhầm về tiền.</w:t>
+      </w:r>
+    </w:p>
+    <w:p>
+      <w:pPr>
+        <w:pStyle w:val="Heading1"/>
+      </w:pPr>
+      <w:r>
+        <w:rPr>
+          <w:color w:val="145C4A"/>
+        </w:rPr>
+        <w:t>C6. Theo dõi, báo cáo, chứng từ</w:t>
       </w:r>
     </w:p>
     <w:tbl>
@@ -9460,7 +9533,7 @@
               <w:rPr>
                 <w:b/>
               </w:rPr>
-              <w:t>Mã</w:t>
+              <w:t>Đường</w:t>
             </w:r>
           </w:p>
         </w:tc>
@@ -9478,7 +9551,7 @@
               <w:rPr>
                 <w:b/>
               </w:rPr>
-              <w:t>Nghĩa</w:t>
+              <w:t>Việc</w:t>
             </w:r>
           </w:p>
         </w:tc>
@@ -9495,10 +9568,17 @@
                 <w:rFonts w:ascii="Consolas" w:hAnsi="Consolas"/>
                 <w:sz w:val="19"/>
               </w:rPr>
-              <w:t>KHONG_CO_QUYEN</w:t>
-            </w:r>
-            <w:r>
-              <w:t xml:space="preserve"> (403)</w:t>
+              <w:t>GET /api/theo-doi</w:t>
+            </w:r>
+            <w:r>
+              <w:t xml:space="preserve">, </w:t>
+            </w:r>
+            <w:r>
+              <w:rPr>
+                <w:rFonts w:ascii="Consolas" w:hAnsi="Consolas"/>
+                <w:sz w:val="19"/>
+              </w:rPr>
+              <w:t>/api/theo-doi/su-co</w:t>
             </w:r>
           </w:p>
         </w:tc>
@@ -9509,7 +9589,7 @@
           <w:p>
             <w:r/>
             <w:r>
-              <w:t>Vai này không được làm việc đó</w:t>
+              <w:t>Trung tâm điều hành: dải ô số, danh sách chuyến, sổ sự cố</w:t>
             </w:r>
           </w:p>
         </w:tc>
@@ -9526,10 +9606,7 @@
                 <w:rFonts w:ascii="Consolas" w:hAnsi="Consolas"/>
                 <w:sz w:val="19"/>
               </w:rPr>
-              <w:t>MUC_DA_KHOA</w:t>
-            </w:r>
-            <w:r>
-              <w:t xml:space="preserve"> (409)</w:t>
+              <w:t>GET /api/bao-cao/tong-quan?thang=</w:t>
             </w:r>
           </w:p>
         </w:tc>
@@ -9540,7 +9617,7 @@
           <w:p>
             <w:r/>
             <w:r>
-              <w:t>Mục đã kiểm, phải trả lại mới sửa</w:t>
+              <w:t>Bốn con số, tiến trình, cơ cấu chi, việc cần xử lý</w:t>
             </w:r>
           </w:p>
         </w:tc>
@@ -9557,10 +9634,7 @@
                 <w:rFonts w:ascii="Consolas" w:hAnsi="Consolas"/>
                 <w:sz w:val="19"/>
               </w:rPr>
-              <w:t>SAI_BUOC</w:t>
-            </w:r>
-            <w:r>
-              <w:t xml:space="preserve"> (409)</w:t>
+              <w:t>GET /api/bao-cao/xu-huong?thang=</w:t>
             </w:r>
           </w:p>
         </w:tc>
@@ -9571,7 +9645,7 @@
           <w:p>
             <w:r/>
             <w:r>
-              <w:t>Chuyển bước không đúng thứ tự</w:t>
+              <w:t>Sáu tháng, theo ngày, hao hụt, hiệu suất xe, vận hành, xem nhanh, dòng thời gian</w:t>
             </w:r>
           </w:p>
         </w:tc>
@@ -9588,10 +9662,27 @@
                 <w:rFonts w:ascii="Consolas" w:hAnsi="Consolas"/>
                 <w:sz w:val="19"/>
               </w:rPr>
-              <w:t>DA_KHOA</w:t>
-            </w:r>
-            <w:r>
-              <w:t xml:space="preserve"> (409)</w:t>
+              <w:t>GET /api/bao-cao/theo-doi</w:t>
+            </w:r>
+            <w:r>
+              <w:t xml:space="preserve">, </w:t>
+            </w:r>
+            <w:r>
+              <w:rPr>
+                <w:rFonts w:ascii="Consolas" w:hAnsi="Consolas"/>
+                <w:sz w:val="19"/>
+              </w:rPr>
+              <w:t>/xe-lien-ket</w:t>
+            </w:r>
+            <w:r>
+              <w:t xml:space="preserve">, </w:t>
+            </w:r>
+            <w:r>
+              <w:rPr>
+                <w:rFonts w:ascii="Consolas" w:hAnsi="Consolas"/>
+                <w:sz w:val="19"/>
+              </w:rPr>
+              <w:t>/tien-tai-xe</w:t>
             </w:r>
           </w:p>
         </w:tc>
@@ -9602,7 +9693,7 @@
           <w:p>
             <w:r/>
             <w:r>
-              <w:t>Phiếu đã khoá</w:t>
+              <w:t>Ba bảng báo cáo trong Excel của họ</w:t>
             </w:r>
           </w:p>
         </w:tc>
@@ -9619,10 +9710,7 @@
                 <w:rFonts w:ascii="Consolas" w:hAnsi="Consolas"/>
                 <w:sz w:val="19"/>
               </w:rPr>
-              <w:t>KHONG_DU_HANG</w:t>
-            </w:r>
-            <w:r>
-              <w:t xml:space="preserve"> (409)</w:t>
+              <w:t>GET /api/dem-viec</w:t>
             </w:r>
           </w:p>
         </w:tc>
@@ -9633,7 +9721,7 @@
           <w:p>
             <w:r/>
             <w:r>
-              <w:t>Lấy quá tồn của lô</w:t>
+              <w:t>Số việc đang chờ của từng màn, theo vai đang đăng nhập</w:t>
             </w:r>
           </w:p>
         </w:tc>
@@ -9650,10 +9738,37 @@
                 <w:rFonts w:ascii="Consolas" w:hAnsi="Consolas"/>
                 <w:sz w:val="19"/>
               </w:rPr>
-              <w:t>LO_DA_XUAT</w:t>
-            </w:r>
-            <w:r>
-              <w:t xml:space="preserve"> (409)</w:t>
+              <w:t>GET /api/chung-tu</w:t>
+            </w:r>
+            <w:r>
+              <w:t xml:space="preserve">, </w:t>
+            </w:r>
+            <w:r>
+              <w:rPr>
+                <w:rFonts w:ascii="Consolas" w:hAnsi="Consolas"/>
+                <w:sz w:val="19"/>
+              </w:rPr>
+              <w:t>/loai</w:t>
+            </w:r>
+            <w:r>
+              <w:t xml:space="preserve">, </w:t>
+            </w:r>
+            <w:r>
+              <w:rPr>
+                <w:rFonts w:ascii="Consolas" w:hAnsi="Consolas"/>
+                <w:sz w:val="19"/>
+              </w:rPr>
+              <w:t>/{id}</w:t>
+            </w:r>
+            <w:r>
+              <w:t xml:space="preserve">, </w:t>
+            </w:r>
+            <w:r>
+              <w:rPr>
+                <w:rFonts w:ascii="Consolas" w:hAnsi="Consolas"/>
+                <w:sz w:val="19"/>
+              </w:rPr>
+              <w:t>POST /{id}/da-day</w:t>
             </w:r>
           </w:p>
         </w:tc>
@@ -9664,7 +9779,13 @@
           <w:p>
             <w:r/>
             <w:r>
-              <w:t>Xoá DO gom mà hàng đã có người lấy</w:t>
+              <w:rPr>
+                <w:b/>
+              </w:rPr>
+              <w:t>Sổ chứng từ</w:t>
+            </w:r>
+            <w:r>
+              <w:t xml:space="preserve"> cho bên kế toán kéo về hoặc đánh dấu tay</w:t>
             </w:r>
           </w:p>
         </w:tc>
@@ -9681,10 +9802,17 @@
                 <w:rFonts w:ascii="Consolas" w:hAnsi="Consolas"/>
                 <w:sz w:val="19"/>
               </w:rPr>
-              <w:t>HANG_DA_NHAP_KHO</w:t>
-            </w:r>
-            <w:r>
-              <w:t xml:space="preserve"> (409)</w:t>
+              <w:t>POST /api/chung-tu/day</w:t>
+            </w:r>
+            <w:r>
+              <w:t xml:space="preserve">, </w:t>
+            </w:r>
+            <w:r>
+              <w:rPr>
+                <w:rFonts w:ascii="Consolas" w:hAnsi="Consolas"/>
+                <w:sz w:val="19"/>
+              </w:rPr>
+              <w:t>POST /api/chung-tu/{id}/day</w:t>
             </w:r>
           </w:p>
         </w:tc>
@@ -9695,7 +9823,33 @@
           <w:p>
             <w:r/>
             <w:r>
-              <w:t>Sửa dòng hàng hoặc cân của DO gom đã nhập kho</w:t>
+              <w:rPr>
+                <w:b/>
+              </w:rPr>
+              <w:t>Đẩy chứng từ sang kế toán anh Khang</w:t>
+            </w:r>
+            <w:r>
+              <w:t xml:space="preserve"> (hết tờ chưa đẩy · một tờ). KT Thu/Chi VC và Sếp. Chưa cấu hình → </w:t>
+            </w:r>
+            <w:r>
+              <w:rPr>
+                <w:rFonts w:ascii="Consolas" w:hAnsi="Consolas"/>
+                <w:sz w:val="19"/>
+              </w:rPr>
+              <w:t>CHUA_CAU_HINH</w:t>
+            </w:r>
+            <w:r>
+              <w:t xml:space="preserve">; bên kia hỏng → </w:t>
+            </w:r>
+            <w:r>
+              <w:rPr>
+                <w:rFonts w:ascii="Consolas" w:hAnsi="Consolas"/>
+                <w:sz w:val="19"/>
+              </w:rPr>
+              <w:t>DAY_HONG</w:t>
+            </w:r>
+            <w:r>
+              <w:t>, tờ giữ nguyên kèm câu lỗi</w:t>
             </w:r>
           </w:p>
         </w:tc>
@@ -9712,10 +9866,7 @@
                 <w:rFonts w:ascii="Consolas" w:hAnsi="Consolas"/>
                 <w:sz w:val="19"/>
               </w:rPr>
-              <w:t>KHONG_DOI_LOAI</w:t>
-            </w:r>
-            <w:r>
-              <w:t xml:space="preserve"> (409)</w:t>
+              <w:t>GET /api/ke-toan/trang-thai</w:t>
             </w:r>
           </w:p>
         </w:tc>
@@ -9726,7 +9877,7 @@
           <w:p>
             <w:r/>
             <w:r>
-              <w:t>Đổi loại gom/giao khi phiếu đã có dòng hàng hay sổ kho</w:t>
+              <w:t>Đã nối chưa, bao nhiêu tờ đã/chưa/lỗi, lần đẩy gần nhất</w:t>
             </w:r>
           </w:p>
         </w:tc>
@@ -9743,10 +9894,7 @@
                 <w:rFonts w:ascii="Consolas" w:hAnsi="Consolas"/>
                 <w:sz w:val="19"/>
               </w:rPr>
-              <w:t>TON_AM</w:t>
-            </w:r>
-            <w:r>
-              <w:t xml:space="preserve"> (409)</w:t>
+              <w:t>GET PUT /api/ke-toan/cau-hinh</w:t>
             </w:r>
           </w:p>
         </w:tc>
@@ -9757,7 +9905,7 @@
           <w:p>
             <w:r/>
             <w:r>
-              <w:t>Điều chỉnh giảm quá tồn của lô</w:t>
+              <w:t>Sếp đặt địa chỉ API và token kế toán ngay trong màn hình, không cần khởi động lại; token không trả về trình duyệt</w:t>
             </w:r>
           </w:p>
         </w:tc>
@@ -9774,10 +9922,7 @@
                 <w:rFonts w:ascii="Consolas" w:hAnsi="Consolas"/>
                 <w:sz w:val="19"/>
               </w:rPr>
-              <w:t>THIEU_LY_DO</w:t>
-            </w:r>
-            <w:r>
-              <w:t xml:space="preserve"> (422)</w:t>
+              <w:t>GET /api/acc-codes</w:t>
             </w:r>
           </w:p>
         </w:tc>
@@ -9788,7 +9933,7 @@
           <w:p>
             <w:r/>
             <w:r>
-              <w:t>Điều chỉnh kho không ghi lý do</w:t>
+              <w:t>Danh mục mã tài khoản (gọi API bên anh Khang, có danh mục dự phòng)</w:t>
             </w:r>
           </w:p>
         </w:tc>
@@ -9805,7 +9950,35 @@
                 <w:rFonts w:ascii="Consolas" w:hAnsi="Consolas"/>
                 <w:sz w:val="19"/>
               </w:rPr>
-              <w:t>THANG_SAI</w:t>
+              <w:t>GET POST DELETE /api/tat-toan</w:t>
+            </w:r>
+          </w:p>
+        </w:tc>
+        <w:tc>
+          <w:tcPr>
+            <w:tcW w:type="dxa" w:w="4320"/>
+          </w:tcPr>
+          <w:p>
+            <w:r/>
+            <w:r>
+              <w:t>Tất toán tài xế theo tháng</w:t>
+            </w:r>
+          </w:p>
+        </w:tc>
+      </w:tr>
+      <w:tr>
+        <w:tc>
+          <w:tcPr>
+            <w:tcW w:type="dxa" w:w="4320"/>
+          </w:tcPr>
+          <w:p>
+            <w:r/>
+            <w:r>
+              <w:rPr>
+                <w:rFonts w:ascii="Consolas" w:hAnsi="Consolas"/>
+                <w:sz w:val="19"/>
+              </w:rPr>
+              <w:t>GET POST /api/suppliers</w:t>
             </w:r>
             <w:r>
               <w:t xml:space="preserve">, </w:t>
@@ -9815,7 +9988,35 @@
                 <w:rFonts w:ascii="Consolas" w:hAnsi="Consolas"/>
                 <w:sz w:val="19"/>
               </w:rPr>
-              <w:t>TUAN_SAI</w:t>
+              <w:t>/api/suppliers/{id}/payments</w:t>
+            </w:r>
+          </w:p>
+        </w:tc>
+        <w:tc>
+          <w:tcPr>
+            <w:tcW w:type="dxa" w:w="4320"/>
+          </w:tcPr>
+          <w:p>
+            <w:r/>
+            <w:r>
+              <w:t>Nhà cung cấp và các đợt trả</w:t>
+            </w:r>
+          </w:p>
+        </w:tc>
+      </w:tr>
+      <w:tr>
+        <w:tc>
+          <w:tcPr>
+            <w:tcW w:type="dxa" w:w="4320"/>
+          </w:tcPr>
+          <w:p>
+            <w:r/>
+            <w:r>
+              <w:rPr>
+                <w:rFonts w:ascii="Consolas" w:hAnsi="Consolas"/>
+                <w:sz w:val="19"/>
+              </w:rPr>
+              <w:t>GET POST DELETE /api/ban-hang</w:t>
             </w:r>
             <w:r>
               <w:t xml:space="preserve">, </w:t>
@@ -9825,10 +10026,7 @@
                 <w:rFonts w:ascii="Consolas" w:hAnsi="Consolas"/>
                 <w:sz w:val="19"/>
               </w:rPr>
-              <w:t>SO_SAI</w:t>
-            </w:r>
-            <w:r>
-              <w:t>… (422)</w:t>
+              <w:t>POST /api/ban-hang/{id}/thu</w:t>
             </w:r>
           </w:p>
         </w:tc>
@@ -9839,7 +10037,73 @@
           <w:p>
             <w:r/>
             <w:r>
-              <w:t>Dữ liệu gửi lên sai dạng</w:t>
+              <w:t>Bán phụ tùng, xăng dầu ra ngoài</w:t>
+            </w:r>
+          </w:p>
+        </w:tc>
+      </w:tr>
+      <w:tr>
+        <w:tc>
+          <w:tcPr>
+            <w:tcW w:type="dxa" w:w="4320"/>
+          </w:tcPr>
+          <w:p>
+            <w:r/>
+            <w:r>
+              <w:rPr>
+                <w:rFonts w:ascii="Consolas" w:hAnsi="Consolas"/>
+                <w:sz w:val="19"/>
+              </w:rPr>
+              <w:t>POST /api/trips/{id}/vi-tri</w:t>
+            </w:r>
+            <w:r>
+              <w:t xml:space="preserve">, </w:t>
+            </w:r>
+            <w:r>
+              <w:rPr>
+                <w:rFonts w:ascii="Consolas" w:hAnsi="Consolas"/>
+                <w:sz w:val="19"/>
+              </w:rPr>
+              <w:t>GET /api/trips/{id}/vet</w:t>
+            </w:r>
+          </w:p>
+        </w:tc>
+        <w:tc>
+          <w:tcPr>
+            <w:tcW w:type="dxa" w:w="4320"/>
+          </w:tcPr>
+          <w:p>
+            <w:r/>
+            <w:r>
+              <w:t>GPS: app tài xế gửi vị trí, màn theo dõi lấy vệt</w:t>
+            </w:r>
+          </w:p>
+        </w:tc>
+      </w:tr>
+      <w:tr>
+        <w:tc>
+          <w:tcPr>
+            <w:tcW w:type="dxa" w:w="4320"/>
+          </w:tcPr>
+          <w:p>
+            <w:r/>
+            <w:r>
+              <w:rPr>
+                <w:rFonts w:ascii="Consolas" w:hAnsi="Consolas"/>
+                <w:sz w:val="19"/>
+              </w:rPr>
+              <w:t>GET /api/quy-trinh</w:t>
+            </w:r>
+          </w:p>
+        </w:tc>
+        <w:tc>
+          <w:tcPr>
+            <w:tcW w:type="dxa" w:w="4320"/>
+          </w:tcPr>
+          <w:p>
+            <w:r/>
+            <w:r>
+              <w:t>Sơ đồ quy trình và ma trận vai × mục (màn Quy trình đọc từ đây)</w:t>
             </w:r>
           </w:p>
         </w:tc>
@@ -9848,21 +10112,13 @@
     <w:p/>
     <w:p>
       <w:pPr>
-        <w:jc w:val="both"/>
-      </w:pPr>
-      <w:r>
-        <w:t>---</w:t>
-      </w:r>
-    </w:p>
-    <w:p>
-      <w:pPr>
-        <w:pStyle w:val="Title"/>
+        <w:pStyle w:val="Heading1"/>
       </w:pPr>
       <w:r>
         <w:rPr>
           <w:color w:val="145C4A"/>
         </w:rPr>
-        <w:t>D. Chạy và kiểm</w:t>
+        <w:t>C7. Quy ước lỗi</w:t>
       </w:r>
     </w:p>
     <w:p>
@@ -9870,47 +10126,17 @@
         <w:jc w:val="both"/>
       </w:pPr>
       <w:r>
+        <w:t xml:space="preserve">Mọi lỗi trả JSON </w:t>
+      </w:r>
+      <w:r>
         <w:rPr>
           <w:rFonts w:ascii="Consolas" w:hAnsi="Consolas"/>
           <w:sz w:val="19"/>
         </w:rPr>
-        <w:t>`</w:t>
-      </w:r>
-    </w:p>
-    <w:p>
-      <w:pPr>
-        <w:jc w:val="both"/>
-      </w:pPr>
-      <w:r>
-        <w:t>python backend\app\seed.py                       # dựng bảng + gieo dữ liệu mẫu (có sẵn một cặp DO gom/giao)</w:t>
-      </w:r>
-    </w:p>
-    <w:p>
-      <w:pPr>
-        <w:jc w:val="both"/>
-      </w:pPr>
-      <w:r>
-        <w:t>python -m uvicorn backend.app.main:app --host 0.0.0.0 --port 8010 --no-access-log</w:t>
-      </w:r>
-    </w:p>
-    <w:p>
-      <w:pPr>
-        <w:jc w:val="both"/>
-      </w:pPr>
-      <w:r>
-        <w:rPr>
-          <w:rFonts w:ascii="Consolas" w:hAnsi="Consolas"/>
-          <w:sz w:val="19"/>
-        </w:rPr>
-        <w:t>`</w:t>
-      </w:r>
-    </w:p>
-    <w:p>
-      <w:pPr>
-        <w:jc w:val="both"/>
-      </w:pPr>
-      <w:r>
-        <w:t>Chín bộ kiểm, chạy khi máy chủ đang bật:</w:t>
+        <w:t>{"detail": {"ma": "MA_LOI", "loi": "câu tiếng Việt cho người dùng"}}</w:t>
+      </w:r>
+      <w:r>
+        <w:t>.</w:t>
       </w:r>
     </w:p>
     <w:tbl>
@@ -9938,7 +10164,7 @@
               <w:rPr>
                 <w:b/>
               </w:rPr>
-              <w:t>Lệnh</w:t>
+              <w:t>Mã</w:t>
             </w:r>
           </w:p>
         </w:tc>
@@ -9956,7 +10182,7 @@
               <w:rPr>
                 <w:b/>
               </w:rPr>
-              <w:t>Kiểm gì</w:t>
+              <w:t>Nghĩa</w:t>
             </w:r>
           </w:p>
         </w:tc>
@@ -9973,7 +10199,10 @@
                 <w:rFonts w:ascii="Consolas" w:hAnsi="Consolas"/>
                 <w:sz w:val="19"/>
               </w:rPr>
-              <w:t>python kiem\test_tinh_toan.py</w:t>
+              <w:t>KHONG_CO_QUYEN</w:t>
+            </w:r>
+            <w:r>
+              <w:t xml:space="preserve"> (403)</w:t>
             </w:r>
           </w:p>
         </w:tc>
@@ -9984,7 +10213,7 @@
           <w:p>
             <w:r/>
             <w:r>
-              <w:t>Phép tính phiếu và phân quyền (không cần máy chủ)</w:t>
+              <w:t>Vai này không được làm việc đó</w:t>
             </w:r>
           </w:p>
         </w:tc>
@@ -10001,7 +10230,10 @@
                 <w:rFonts w:ascii="Consolas" w:hAnsi="Consolas"/>
                 <w:sz w:val="19"/>
               </w:rPr>
-              <w:t>python kiem\thu_hai_do.py</w:t>
+              <w:t>MUC_DA_KHOA</w:t>
+            </w:r>
+            <w:r>
+              <w:t xml:space="preserve"> (409)</w:t>
             </w:r>
           </w:p>
         </w:tc>
@@ -10012,13 +10244,7 @@
           <w:p>
             <w:r/>
             <w:r>
-              <w:rPr>
-                <w:b/>
-              </w:rPr>
-              <w:t>Luồng hai DO</w:t>
-            </w:r>
-            <w:r>
-              <w:t>: gom → nhập kho → giao lấy lô → xuất kho → hao hụt, và ba chỗ phải bị từ chối</w:t>
+              <w:t>Mục đã kiểm, phải trả lại mới sửa</w:t>
             </w:r>
           </w:p>
         </w:tc>
@@ -10035,7 +10261,10 @@
                 <w:rFonts w:ascii="Consolas" w:hAnsi="Consolas"/>
                 <w:sz w:val="19"/>
               </w:rPr>
-              <w:t>python kiem\thu_luong_api.py</w:t>
+              <w:t>SAI_BUOC</w:t>
+            </w:r>
+            <w:r>
+              <w:t xml:space="preserve"> (409)</w:t>
             </w:r>
           </w:p>
         </w:tc>
@@ -10046,7 +10275,7 @@
           <w:p>
             <w:r/>
             <w:r>
-              <w:t>Trọn luồng: lập phiếu → kiểm → ghi sổ → chi → hoá đơn → thu tiền</w:t>
+              <w:t>Chuyển bước không đúng thứ tự</w:t>
             </w:r>
           </w:p>
         </w:tc>
@@ -10063,7 +10292,10 @@
                 <w:rFonts w:ascii="Consolas" w:hAnsi="Consolas"/>
                 <w:sz w:val="19"/>
               </w:rPr>
-              <w:t>python kiem\thu_phieu_linh.py</w:t>
+              <w:t>DA_KHOA</w:t>
+            </w:r>
+            <w:r>
+              <w:t xml:space="preserve"> (409)</w:t>
             </w:r>
           </w:p>
         </w:tc>
@@ -10074,7 +10306,7 @@
           <w:p>
             <w:r/>
             <w:r>
-              <w:t>Phiếu lĩnh QR, thủ kho cấp dầu, khai đổ dọc đường, tất toán</w:t>
+              <w:t>Phiếu đã khoá</w:t>
             </w:r>
           </w:p>
         </w:tc>
@@ -10091,7 +10323,10 @@
                 <w:rFonts w:ascii="Consolas" w:hAnsi="Consolas"/>
                 <w:sz w:val="19"/>
               </w:rPr>
-              <w:t>python kiem\thu_ban_hang.py</w:t>
+              <w:t>KHONG_DU_HANG</w:t>
+            </w:r>
+            <w:r>
+              <w:t xml:space="preserve"> (409)</w:t>
             </w:r>
           </w:p>
         </w:tc>
@@ -10102,7 +10337,7 @@
           <w:p>
             <w:r/>
             <w:r>
-              <w:t>Bán phụ tùng, xăng dầu ra ngoài</w:t>
+              <w:t>Lấy quá tồn của lô</w:t>
             </w:r>
           </w:p>
         </w:tc>
@@ -10119,7 +10354,10 @@
                 <w:rFonts w:ascii="Consolas" w:hAnsi="Consolas"/>
                 <w:sz w:val="19"/>
               </w:rPr>
-              <w:t>python kiem\thu_vi_tri.py</w:t>
+              <w:t>LO_DA_XUAT</w:t>
+            </w:r>
+            <w:r>
+              <w:t xml:space="preserve"> (409)</w:t>
             </w:r>
           </w:p>
         </w:tc>
@@ -10130,7 +10368,7 @@
           <w:p>
             <w:r/>
             <w:r>
-              <w:t>GPS: ai được gửi, lọc điểm dày, GPS cũ</w:t>
+              <w:t>Xoá DO gom mà hàng đã có người lấy</w:t>
             </w:r>
           </w:p>
         </w:tc>
@@ -10147,6 +10385,472 @@
                 <w:rFonts w:ascii="Consolas" w:hAnsi="Consolas"/>
                 <w:sz w:val="19"/>
               </w:rPr>
+              <w:t>HANG_DA_NHAP_KHO</w:t>
+            </w:r>
+            <w:r>
+              <w:t xml:space="preserve"> (409)</w:t>
+            </w:r>
+          </w:p>
+        </w:tc>
+        <w:tc>
+          <w:tcPr>
+            <w:tcW w:type="dxa" w:w="4320"/>
+          </w:tcPr>
+          <w:p>
+            <w:r/>
+            <w:r>
+              <w:t>Sửa dòng hàng hoặc cân của DO gom đã nhập kho</w:t>
+            </w:r>
+          </w:p>
+        </w:tc>
+      </w:tr>
+      <w:tr>
+        <w:tc>
+          <w:tcPr>
+            <w:tcW w:type="dxa" w:w="4320"/>
+          </w:tcPr>
+          <w:p>
+            <w:r/>
+            <w:r>
+              <w:rPr>
+                <w:rFonts w:ascii="Consolas" w:hAnsi="Consolas"/>
+                <w:sz w:val="19"/>
+              </w:rPr>
+              <w:t>KHONG_DOI_LOAI</w:t>
+            </w:r>
+            <w:r>
+              <w:t xml:space="preserve"> (409)</w:t>
+            </w:r>
+          </w:p>
+        </w:tc>
+        <w:tc>
+          <w:tcPr>
+            <w:tcW w:type="dxa" w:w="4320"/>
+          </w:tcPr>
+          <w:p>
+            <w:r/>
+            <w:r>
+              <w:t>Đổi loại gom/giao khi phiếu đã có dòng hàng hay sổ kho</w:t>
+            </w:r>
+          </w:p>
+        </w:tc>
+      </w:tr>
+      <w:tr>
+        <w:tc>
+          <w:tcPr>
+            <w:tcW w:type="dxa" w:w="4320"/>
+          </w:tcPr>
+          <w:p>
+            <w:r/>
+            <w:r>
+              <w:rPr>
+                <w:rFonts w:ascii="Consolas" w:hAnsi="Consolas"/>
+                <w:sz w:val="19"/>
+              </w:rPr>
+              <w:t>TON_AM</w:t>
+            </w:r>
+            <w:r>
+              <w:t xml:space="preserve"> (409)</w:t>
+            </w:r>
+          </w:p>
+        </w:tc>
+        <w:tc>
+          <w:tcPr>
+            <w:tcW w:type="dxa" w:w="4320"/>
+          </w:tcPr>
+          <w:p>
+            <w:r/>
+            <w:r>
+              <w:t>Điều chỉnh giảm quá tồn của lô</w:t>
+            </w:r>
+          </w:p>
+        </w:tc>
+      </w:tr>
+      <w:tr>
+        <w:tc>
+          <w:tcPr>
+            <w:tcW w:type="dxa" w:w="4320"/>
+          </w:tcPr>
+          <w:p>
+            <w:r/>
+            <w:r>
+              <w:rPr>
+                <w:rFonts w:ascii="Consolas" w:hAnsi="Consolas"/>
+                <w:sz w:val="19"/>
+              </w:rPr>
+              <w:t>THIEU_LY_DO</w:t>
+            </w:r>
+            <w:r>
+              <w:t xml:space="preserve"> (422)</w:t>
+            </w:r>
+          </w:p>
+        </w:tc>
+        <w:tc>
+          <w:tcPr>
+            <w:tcW w:type="dxa" w:w="4320"/>
+          </w:tcPr>
+          <w:p>
+            <w:r/>
+            <w:r>
+              <w:t>Điều chỉnh kho không ghi lý do</w:t>
+            </w:r>
+          </w:p>
+        </w:tc>
+      </w:tr>
+      <w:tr>
+        <w:tc>
+          <w:tcPr>
+            <w:tcW w:type="dxa" w:w="4320"/>
+          </w:tcPr>
+          <w:p>
+            <w:r/>
+            <w:r>
+              <w:rPr>
+                <w:rFonts w:ascii="Consolas" w:hAnsi="Consolas"/>
+                <w:sz w:val="19"/>
+              </w:rPr>
+              <w:t>THANG_SAI</w:t>
+            </w:r>
+            <w:r>
+              <w:t xml:space="preserve">, </w:t>
+            </w:r>
+            <w:r>
+              <w:rPr>
+                <w:rFonts w:ascii="Consolas" w:hAnsi="Consolas"/>
+                <w:sz w:val="19"/>
+              </w:rPr>
+              <w:t>TUAN_SAI</w:t>
+            </w:r>
+            <w:r>
+              <w:t xml:space="preserve">, </w:t>
+            </w:r>
+            <w:r>
+              <w:rPr>
+                <w:rFonts w:ascii="Consolas" w:hAnsi="Consolas"/>
+                <w:sz w:val="19"/>
+              </w:rPr>
+              <w:t>SO_SAI</w:t>
+            </w:r>
+            <w:r>
+              <w:t>… (422)</w:t>
+            </w:r>
+          </w:p>
+        </w:tc>
+        <w:tc>
+          <w:tcPr>
+            <w:tcW w:type="dxa" w:w="4320"/>
+          </w:tcPr>
+          <w:p>
+            <w:r/>
+            <w:r>
+              <w:t>Dữ liệu gửi lên sai dạng</w:t>
+            </w:r>
+          </w:p>
+        </w:tc>
+      </w:tr>
+    </w:tbl>
+    <w:p/>
+    <w:p>
+      <w:pPr>
+        <w:jc w:val="both"/>
+      </w:pPr>
+      <w:r>
+        <w:t>---</w:t>
+      </w:r>
+    </w:p>
+    <w:p>
+      <w:pPr>
+        <w:pStyle w:val="Title"/>
+      </w:pPr>
+      <w:r>
+        <w:rPr>
+          <w:color w:val="145C4A"/>
+        </w:rPr>
+        <w:t>D. Chạy và kiểm</w:t>
+      </w:r>
+    </w:p>
+    <w:p>
+      <w:pPr>
+        <w:jc w:val="both"/>
+      </w:pPr>
+      <w:r>
+        <w:rPr>
+          <w:rFonts w:ascii="Consolas" w:hAnsi="Consolas"/>
+          <w:sz w:val="19"/>
+        </w:rPr>
+        <w:t>`</w:t>
+      </w:r>
+    </w:p>
+    <w:p>
+      <w:pPr>
+        <w:jc w:val="both"/>
+      </w:pPr>
+      <w:r>
+        <w:t>python backend\app\seed.py                       # dựng bảng + gieo dữ liệu mẫu (có sẵn một cặp DO gom/giao)</w:t>
+      </w:r>
+    </w:p>
+    <w:p>
+      <w:pPr>
+        <w:jc w:val="both"/>
+      </w:pPr>
+      <w:r>
+        <w:t>python -m uvicorn backend.app.main:app --host 0.0.0.0 --port 8010 --no-access-log</w:t>
+      </w:r>
+    </w:p>
+    <w:p>
+      <w:pPr>
+        <w:jc w:val="both"/>
+      </w:pPr>
+      <w:r>
+        <w:rPr>
+          <w:rFonts w:ascii="Consolas" w:hAnsi="Consolas"/>
+          <w:sz w:val="19"/>
+        </w:rPr>
+        <w:t>`</w:t>
+      </w:r>
+    </w:p>
+    <w:p>
+      <w:pPr>
+        <w:jc w:val="both"/>
+      </w:pPr>
+      <w:r>
+        <w:t>Chín bộ kiểm, chạy khi máy chủ đang bật:</w:t>
+      </w:r>
+    </w:p>
+    <w:tbl>
+      <w:tblPr>
+        <w:tblStyle w:val="LightGrid-Accent1"/>
+        <w:tblW w:type="auto" w:w="0"/>
+        <w:tblLook w:firstColumn="1" w:firstRow="1" w:lastColumn="0" w:lastRow="0" w:noHBand="0" w:noVBand="1" w:val="04A0"/>
+      </w:tblPr>
+      <w:tblGrid>
+        <w:gridCol w:w="4320"/>
+        <w:gridCol w:w="4320"/>
+      </w:tblGrid>
+      <w:tr>
+        <w:tc>
+          <w:tcPr>
+            <w:tcW w:type="dxa" w:w="4320"/>
+          </w:tcPr>
+          <w:p>
+            <w:r>
+              <w:rPr>
+                <w:b/>
+              </w:rPr>
+            </w:r>
+            <w:r>
+              <w:rPr>
+                <w:b/>
+              </w:rPr>
+              <w:t>Lệnh</w:t>
+            </w:r>
+          </w:p>
+        </w:tc>
+        <w:tc>
+          <w:tcPr>
+            <w:tcW w:type="dxa" w:w="4320"/>
+          </w:tcPr>
+          <w:p>
+            <w:r>
+              <w:rPr>
+                <w:b/>
+              </w:rPr>
+            </w:r>
+            <w:r>
+              <w:rPr>
+                <w:b/>
+              </w:rPr>
+              <w:t>Kiểm gì</w:t>
+            </w:r>
+          </w:p>
+        </w:tc>
+      </w:tr>
+      <w:tr>
+        <w:tc>
+          <w:tcPr>
+            <w:tcW w:type="dxa" w:w="4320"/>
+          </w:tcPr>
+          <w:p>
+            <w:r/>
+            <w:r>
+              <w:rPr>
+                <w:rFonts w:ascii="Consolas" w:hAnsi="Consolas"/>
+                <w:sz w:val="19"/>
+              </w:rPr>
+              <w:t>python kiem\test_tinh_toan.py</w:t>
+            </w:r>
+          </w:p>
+        </w:tc>
+        <w:tc>
+          <w:tcPr>
+            <w:tcW w:type="dxa" w:w="4320"/>
+          </w:tcPr>
+          <w:p>
+            <w:r/>
+            <w:r>
+              <w:t>Phép tính phiếu và phân quyền (không cần máy chủ)</w:t>
+            </w:r>
+          </w:p>
+        </w:tc>
+      </w:tr>
+      <w:tr>
+        <w:tc>
+          <w:tcPr>
+            <w:tcW w:type="dxa" w:w="4320"/>
+          </w:tcPr>
+          <w:p>
+            <w:r/>
+            <w:r>
+              <w:rPr>
+                <w:rFonts w:ascii="Consolas" w:hAnsi="Consolas"/>
+                <w:sz w:val="19"/>
+              </w:rPr>
+              <w:t>python kiem\thu_hai_do.py</w:t>
+            </w:r>
+          </w:p>
+        </w:tc>
+        <w:tc>
+          <w:tcPr>
+            <w:tcW w:type="dxa" w:w="4320"/>
+          </w:tcPr>
+          <w:p>
+            <w:r/>
+            <w:r>
+              <w:rPr>
+                <w:b/>
+              </w:rPr>
+              <w:t>Luồng hai DO</w:t>
+            </w:r>
+            <w:r>
+              <w:t>: gom → nhập kho → giao lấy lô → xuất kho → hao hụt, và ba chỗ phải bị từ chối</w:t>
+            </w:r>
+          </w:p>
+        </w:tc>
+      </w:tr>
+      <w:tr>
+        <w:tc>
+          <w:tcPr>
+            <w:tcW w:type="dxa" w:w="4320"/>
+          </w:tcPr>
+          <w:p>
+            <w:r/>
+            <w:r>
+              <w:rPr>
+                <w:rFonts w:ascii="Consolas" w:hAnsi="Consolas"/>
+                <w:sz w:val="19"/>
+              </w:rPr>
+              <w:t>python kiem\thu_luong_api.py</w:t>
+            </w:r>
+          </w:p>
+        </w:tc>
+        <w:tc>
+          <w:tcPr>
+            <w:tcW w:type="dxa" w:w="4320"/>
+          </w:tcPr>
+          <w:p>
+            <w:r/>
+            <w:r>
+              <w:t>Trọn luồng: lập phiếu → kiểm → ghi sổ → chi → hoá đơn → thu tiền</w:t>
+            </w:r>
+          </w:p>
+        </w:tc>
+      </w:tr>
+      <w:tr>
+        <w:tc>
+          <w:tcPr>
+            <w:tcW w:type="dxa" w:w="4320"/>
+          </w:tcPr>
+          <w:p>
+            <w:r/>
+            <w:r>
+              <w:rPr>
+                <w:rFonts w:ascii="Consolas" w:hAnsi="Consolas"/>
+                <w:sz w:val="19"/>
+              </w:rPr>
+              <w:t>python kiem\thu_phieu_linh.py</w:t>
+            </w:r>
+          </w:p>
+        </w:tc>
+        <w:tc>
+          <w:tcPr>
+            <w:tcW w:type="dxa" w:w="4320"/>
+          </w:tcPr>
+          <w:p>
+            <w:r/>
+            <w:r>
+              <w:t>Phiếu lĩnh QR, thủ kho cấp dầu, khai đổ dọc đường, tất toán</w:t>
+            </w:r>
+          </w:p>
+        </w:tc>
+      </w:tr>
+      <w:tr>
+        <w:tc>
+          <w:tcPr>
+            <w:tcW w:type="dxa" w:w="4320"/>
+          </w:tcPr>
+          <w:p>
+            <w:r/>
+            <w:r>
+              <w:rPr>
+                <w:rFonts w:ascii="Consolas" w:hAnsi="Consolas"/>
+                <w:sz w:val="19"/>
+              </w:rPr>
+              <w:t>python kiem\thu_ban_hang.py</w:t>
+            </w:r>
+          </w:p>
+        </w:tc>
+        <w:tc>
+          <w:tcPr>
+            <w:tcW w:type="dxa" w:w="4320"/>
+          </w:tcPr>
+          <w:p>
+            <w:r/>
+            <w:r>
+              <w:t>Bán phụ tùng, xăng dầu ra ngoài</w:t>
+            </w:r>
+          </w:p>
+        </w:tc>
+      </w:tr>
+      <w:tr>
+        <w:tc>
+          <w:tcPr>
+            <w:tcW w:type="dxa" w:w="4320"/>
+          </w:tcPr>
+          <w:p>
+            <w:r/>
+            <w:r>
+              <w:rPr>
+                <w:rFonts w:ascii="Consolas" w:hAnsi="Consolas"/>
+                <w:sz w:val="19"/>
+              </w:rPr>
+              <w:t>python kiem\thu_vi_tri.py</w:t>
+            </w:r>
+          </w:p>
+        </w:tc>
+        <w:tc>
+          <w:tcPr>
+            <w:tcW w:type="dxa" w:w="4320"/>
+          </w:tcPr>
+          <w:p>
+            <w:r/>
+            <w:r>
+              <w:t>GPS: ai được gửi, lọc điểm dày, GPS cũ</w:t>
+            </w:r>
+          </w:p>
+        </w:tc>
+      </w:tr>
+      <w:tr>
+        <w:tc>
+          <w:tcPr>
+            <w:tcW w:type="dxa" w:w="4320"/>
+          </w:tcPr>
+          <w:p>
+            <w:r/>
+            <w:r>
+              <w:rPr>
+                <w:rFonts w:ascii="Consolas" w:hAnsi="Consolas"/>
+                <w:sz w:val="19"/>
+              </w:rPr>
               <w:t>node kiem\ra_tai_xe.js</w:t>
             </w:r>
           </w:p>
@@ -10165,6 +10869,40 @@
             </w:r>
             <w:r>
               <w:t>: từng vai, cột Kết luận, ngăn trượt hồ sơ, năm tab, bốn ngôn ngữ (báo cáo, không phải đạt/hỏng)</w:t>
+            </w:r>
+          </w:p>
+        </w:tc>
+      </w:tr>
+      <w:tr>
+        <w:tc>
+          <w:tcPr>
+            <w:tcW w:type="dxa" w:w="4320"/>
+          </w:tcPr>
+          <w:p>
+            <w:r/>
+            <w:r>
+              <w:rPr>
+                <w:rFonts w:ascii="Consolas" w:hAnsi="Consolas"/>
+                <w:sz w:val="19"/>
+              </w:rPr>
+              <w:t>python kiem\thu_chu_xe.py</w:t>
+            </w:r>
+          </w:p>
+        </w:tc>
+        <w:tc>
+          <w:tcPr>
+            <w:tcW w:type="dxa" w:w="4320"/>
+          </w:tcPr>
+          <w:p>
+            <w:r/>
+            <w:r>
+              <w:rPr>
+                <w:b/>
+              </w:rPr>
+              <w:t>Chủ xe liên kết</w:t>
+            </w:r>
+            <w:r>
+              <w:t>: danh mục, phí riêng từng chủ tự điền vào phiếu, trả gộp hai phiếu một tờ PC_CX, chặn trả trùng, phân quyền xem/sửa/trả</w:t>
             </w:r>
           </w:p>
         </w:tc>

--- a/DOCS/word/NGHIEP_VU_DB_API.docx
+++ b/DOCS/word/NGHIEP_VU_DB_API.docx
@@ -52,7 +52,7 @@
         <w:t>B. Cơ sở dữ liệu</w:t>
       </w:r>
       <w:r>
-        <w:t xml:space="preserve"> (36 bảng) · </w:t>
+        <w:t xml:space="preserve"> (38 bảng) · </w:t>
       </w:r>
       <w:r>
         <w:rPr>
@@ -66,7 +66,7 @@
         <w:jc w:val="both"/>
       </w:pPr>
       <w:r>
-        <w:t xml:space="preserve">(129 đường). Cuối cùng là phần </w:t>
+        <w:t xml:space="preserve">(136 đường). Cuối cùng là phần </w:t>
       </w:r>
       <w:r>
         <w:rPr>
@@ -1758,6 +1758,63 @@
         <w:rPr>
           <w:b/>
         </w:rPr>
+        <w:t>Hai kiểu hoá đơn</w:t>
+      </w:r>
+      <w:r>
+        <w:t xml:space="preserve"> (anh Khampla C8.2): khách vãng lai thì </w:t>
+      </w:r>
+      <w:r>
+        <w:rPr>
+          <w:b/>
+        </w:rPr>
+        <w:t>mỗi phiếu một tờ</w:t>
+      </w:r>
+      <w:r>
+        <w:t xml:space="preserve"> — bấm *Xuất hoá đơn*</w:t>
+      </w:r>
+    </w:p>
+    <w:p>
+      <w:pPr>
+        <w:jc w:val="both"/>
+      </w:pPr>
+      <w:r>
+        <w:t xml:space="preserve">  ngay trên phiếu như cũ; khách </w:t>
+      </w:r>
+      <w:r>
+        <w:rPr>
+          <w:b/>
+        </w:rPr>
+        <w:t>có hợp đồng</w:t>
+      </w:r>
+      <w:r>
+        <w:t xml:space="preserve"> thì cuối tháng gộp </w:t>
+      </w:r>
+      <w:r>
+        <w:rPr>
+          <w:b/>
+        </w:rPr>
+        <w:t>một tờ cho cả tháng</w:t>
+      </w:r>
+      <w:r>
+        <w:t xml:space="preserve"> ở màn</w:t>
+      </w:r>
+    </w:p>
+    <w:p>
+      <w:pPr>
+        <w:jc w:val="both"/>
+      </w:pPr>
+      <w:r>
+        <w:t xml:space="preserve">  *Hoá đơn gộp tháng*. Xem A8.</w:t>
+      </w:r>
+    </w:p>
+    <w:p>
+      <w:pPr>
+        <w:pStyle w:val="ListBullet"/>
+      </w:pPr>
+      <w:r>
+        <w:rPr>
+          <w:b/>
+        </w:rPr>
         <w:t>Xe liên kết</w:t>
       </w:r>
       <w:r>
@@ -2775,6 +2832,457 @@
       </w:pPr>
       <w:r>
         <w:t>sổ thứ hai.</w:t>
+      </w:r>
+    </w:p>
+    <w:p>
+      <w:pPr>
+        <w:pStyle w:val="Heading1"/>
+      </w:pPr>
+      <w:r>
+        <w:rPr>
+          <w:color w:val="145C4A"/>
+        </w:rPr>
+        <w:t>A8. Hoá đơn gộp tháng — một tờ nhiều phiếu</w:t>
+      </w:r>
+    </w:p>
+    <w:p>
+      <w:pPr>
+        <w:jc w:val="both"/>
+      </w:pPr>
+      <w:r>
+        <w:t xml:space="preserve">Anh Khampla trả lời 22/09 (C8.2, B3): </w:t>
+      </w:r>
+      <w:r>
+        <w:rPr>
+          <w:b/>
+        </w:rPr>
+        <w:t>cả hai kiểu đều có</w:t>
+      </w:r>
+      <w:r>
+        <w:t>. Khách chạy lẻ vài chuyến thì lấy hoá đơn</w:t>
+      </w:r>
+    </w:p>
+    <w:p>
+      <w:pPr>
+        <w:jc w:val="both"/>
+      </w:pPr>
+      <w:r>
+        <w:t xml:space="preserve">từng phiếu; khách có hợp đồng chạy vài chục chuyến một tháng thì </w:t>
+      </w:r>
+      <w:r>
+        <w:rPr>
+          <w:b/>
+        </w:rPr>
+        <w:t>cuối tháng nhận một tờ</w:t>
+      </w:r>
+      <w:r>
+        <w:t>, không ai</w:t>
+      </w:r>
+    </w:p>
+    <w:p>
+      <w:pPr>
+        <w:jc w:val="both"/>
+      </w:pPr>
+      <w:r>
+        <w:t xml:space="preserve">muốn cầm ba mươi tờ hoá đơn. Nên danh mục khách có ô </w:t>
+      </w:r>
+      <w:r>
+        <w:rPr>
+          <w:b/>
+        </w:rPr>
+        <w:t>Cách xuất hoá đơn</w:t>
+      </w:r>
+      <w:r>
+        <w:t>:</w:t>
+      </w:r>
+    </w:p>
+    <w:tbl>
+      <w:tblPr>
+        <w:tblStyle w:val="LightGrid-Accent1"/>
+        <w:tblW w:type="auto" w:w="0"/>
+        <w:tblLook w:firstColumn="1" w:firstRow="1" w:lastColumn="0" w:lastRow="0" w:noHBand="0" w:noVBand="1" w:val="04A0"/>
+      </w:tblPr>
+      <w:tblGrid>
+        <w:gridCol w:w="4320"/>
+        <w:gridCol w:w="4320"/>
+      </w:tblGrid>
+      <w:tr>
+        <w:tc>
+          <w:tcPr>
+            <w:tcW w:type="dxa" w:w="4320"/>
+          </w:tcPr>
+          <w:p>
+            <w:r>
+              <w:rPr>
+                <w:b/>
+              </w:rPr>
+            </w:r>
+            <w:r>
+              <w:rPr>
+                <w:b/>
+              </w:rPr>
+              <w:t>Giá trị</w:t>
+            </w:r>
+          </w:p>
+        </w:tc>
+        <w:tc>
+          <w:tcPr>
+            <w:tcW w:type="dxa" w:w="4320"/>
+          </w:tcPr>
+          <w:p>
+            <w:r>
+              <w:rPr>
+                <w:b/>
+              </w:rPr>
+            </w:r>
+            <w:r>
+              <w:rPr>
+                <w:b/>
+              </w:rPr>
+              <w:t>Nghĩa</w:t>
+            </w:r>
+          </w:p>
+        </w:tc>
+      </w:tr>
+      <w:tr>
+        <w:tc>
+          <w:tcPr>
+            <w:tcW w:type="dxa" w:w="4320"/>
+          </w:tcPr>
+          <w:p>
+            <w:r/>
+            <w:r>
+              <w:rPr>
+                <w:rFonts w:ascii="Consolas" w:hAnsi="Consolas"/>
+                <w:sz w:val="19"/>
+              </w:rPr>
+              <w:t>phieu</w:t>
+            </w:r>
+            <w:r>
+              <w:t xml:space="preserve"> (mặc định)</w:t>
+            </w:r>
+          </w:p>
+        </w:tc>
+        <w:tc>
+          <w:tcPr>
+            <w:tcW w:type="dxa" w:w="4320"/>
+          </w:tcPr>
+          <w:p>
+            <w:r/>
+            <w:r>
+              <w:t>Mỗi phiếu một hoá đơn — kế toán doanh thu bấm *Xuất hoá đơn* trên từng phiếu</w:t>
+            </w:r>
+          </w:p>
+        </w:tc>
+      </w:tr>
+      <w:tr>
+        <w:tc>
+          <w:tcPr>
+            <w:tcW w:type="dxa" w:w="4320"/>
+          </w:tcPr>
+          <w:p>
+            <w:r/>
+            <w:r>
+              <w:rPr>
+                <w:rFonts w:ascii="Consolas" w:hAnsi="Consolas"/>
+                <w:sz w:val="19"/>
+              </w:rPr>
+              <w:t>thang</w:t>
+            </w:r>
+          </w:p>
+        </w:tc>
+        <w:tc>
+          <w:tcPr>
+            <w:tcW w:type="dxa" w:w="4320"/>
+          </w:tcPr>
+          <w:p>
+            <w:r/>
+            <w:r>
+              <w:t>Gộp một tờ cuối tháng — nút trên phiếu bị chặn (</w:t>
+            </w:r>
+            <w:r>
+              <w:rPr>
+                <w:rFonts w:ascii="Consolas" w:hAnsi="Consolas"/>
+                <w:sz w:val="19"/>
+              </w:rPr>
+              <w:t>GOP_THANG</w:t>
+            </w:r>
+            <w:r>
+              <w:t>), làm ở màn *Hoá đơn gộp tháng*</w:t>
+            </w:r>
+          </w:p>
+        </w:tc>
+      </w:tr>
+    </w:tbl>
+    <w:p/>
+    <w:p>
+      <w:pPr>
+        <w:jc w:val="both"/>
+      </w:pPr>
+      <w:r>
+        <w:rPr>
+          <w:b/>
+        </w:rPr>
+        <w:t>Cách làm cuối tháng</w:t>
+      </w:r>
+      <w:r>
+        <w:t xml:space="preserve">: vào </w:t>
+      </w:r>
+      <w:r>
+        <w:rPr>
+          <w:rFonts w:ascii="Consolas" w:hAnsi="Consolas"/>
+          <w:sz w:val="19"/>
+        </w:rPr>
+        <w:t>#/hoa-don-gop</w:t>
+      </w:r>
+      <w:r>
+        <w:t>, chọn tháng. Bảng *Chờ gộp* liệt kê từng khách × từng loại</w:t>
+      </w:r>
+    </w:p>
+    <w:p>
+      <w:pPr>
+        <w:jc w:val="both"/>
+      </w:pPr>
+      <w:r>
+        <w:t xml:space="preserve">tiền cước còn phiếu </w:t>
+      </w:r>
+      <w:r>
+        <w:rPr>
+          <w:b/>
+        </w:rPr>
+        <w:t>đã khoá, đã kiểm mục II, chưa lên hoá đơn</w:t>
+      </w:r>
+      <w:r>
+        <w:t>. Bấm *Gộp hoá đơn tháng* → một tờ</w:t>
+      </w:r>
+    </w:p>
+    <w:p>
+      <w:pPr>
+        <w:jc w:val="both"/>
+      </w:pPr>
+      <w:r>
+        <w:rPr>
+          <w:rFonts w:ascii="Consolas" w:hAnsi="Consolas"/>
+          <w:sz w:val="19"/>
+        </w:rPr>
+        <w:t>HDT-YYYYMM-NN</w:t>
+      </w:r>
+      <w:r>
+        <w:t xml:space="preserve"> mang nhiều dòng phiếu, và </w:t>
+      </w:r>
+      <w:r>
+        <w:rPr>
+          <w:b/>
+        </w:rPr>
+        <w:t>một</w:t>
+      </w:r>
+      <w:r>
+        <w:t xml:space="preserve"> chứng từ </w:t>
+      </w:r>
+      <w:r>
+        <w:rPr>
+          <w:rFonts w:ascii="Consolas" w:hAnsi="Consolas"/>
+          <w:sz w:val="19"/>
+        </w:rPr>
+        <w:t>HD</w:t>
+      </w:r>
+      <w:r>
+        <w:t xml:space="preserve"> cho cả tờ (không phải mỗi phiếu một tờ).</w:t>
+      </w:r>
+    </w:p>
+    <w:p>
+      <w:pPr>
+        <w:jc w:val="both"/>
+      </w:pPr>
+      <w:r>
+        <w:t>Hai quy tắc giữ cho con số không bao giờ lệch:</w:t>
+      </w:r>
+    </w:p>
+    <w:p>
+      <w:pPr>
+        <w:pStyle w:val="ListNumber"/>
+      </w:pPr>
+      <w:r>
+        <w:rPr>
+          <w:b/>
+        </w:rPr>
+        <w:t>Tiền của tờ = cộng doanh thu từng phiếu</w:t>
+      </w:r>
+      <w:r>
+        <w:t xml:space="preserve">, máy tính, không gõ tay. Một tờ chỉ mang </w:t>
+      </w:r>
+      <w:r>
+        <w:rPr>
+          <w:b/>
+        </w:rPr>
+        <w:t>một loại tiền</w:t>
+      </w:r>
+      <w:r>
+        <w:t>:</w:t>
+      </w:r>
+    </w:p>
+    <w:p>
+      <w:pPr>
+        <w:jc w:val="both"/>
+      </w:pPr>
+      <w:r>
+        <w:t xml:space="preserve">   khách ký tuyến này USD, tuyến kia Kíp thì cuối tháng là hai tờ, chứ không cộng hai thứ tiền vào nhau.</w:t>
+      </w:r>
+    </w:p>
+    <w:p>
+      <w:pPr>
+        <w:pStyle w:val="ListNumber"/>
+      </w:pPr>
+      <w:r>
+        <w:rPr>
+          <w:b/>
+        </w:rPr>
+        <w:t>Thu tiền ghi ở TỜ, nhưng phân bổ xuống từng phiếu.</w:t>
+      </w:r>
+      <w:r>
+        <w:t xml:space="preserve"> Khách chuyển một cục cho cả tháng; nếu chỉ ghi</w:t>
+      </w:r>
+    </w:p>
+    <w:p>
+      <w:pPr>
+        <w:jc w:val="both"/>
+      </w:pPr>
+      <w:r>
+        <w:t xml:space="preserve">   ở tờ thì mọi phiếu trong tháng vẫn treo *chưa thu* và báo cáo theo phiếu sai hết. Nên mỗi lần thu sinh</w:t>
+      </w:r>
+    </w:p>
+    <w:p>
+      <w:pPr>
+        <w:jc w:val="both"/>
+      </w:pPr>
+      <w:r>
+        <w:t xml:space="preserve">   một dòng </w:t>
+      </w:r>
+      <w:r>
+        <w:rPr>
+          <w:rFonts w:ascii="Consolas" w:hAnsi="Consolas"/>
+          <w:sz w:val="19"/>
+        </w:rPr>
+        <w:t>invoice_payments</w:t>
+      </w:r>
+      <w:r>
+        <w:t xml:space="preserve"> (một tờ </w:t>
+      </w:r>
+      <w:r>
+        <w:rPr>
+          <w:rFonts w:ascii="Consolas" w:hAnsi="Consolas"/>
+          <w:sz w:val="19"/>
+        </w:rPr>
+        <w:t>PT</w:t>
+      </w:r>
+      <w:r>
+        <w:t xml:space="preserve">) rồi </w:t>
+      </w:r>
+      <w:r>
+        <w:rPr>
+          <w:b/>
+        </w:rPr>
+        <w:t>rải xuống `trip_payments` theo thứ tự ngày phiếu</w:t>
+      </w:r>
+      <w:r>
+        <w:t xml:space="preserve"> —</w:t>
+      </w:r>
+    </w:p>
+    <w:p>
+      <w:pPr>
+        <w:jc w:val="both"/>
+      </w:pPr>
+      <w:r>
+        <w:t xml:space="preserve">   phiếu cũ trả trước, đúng cách họ đối chiếu công nợ. Trạng thái từng phiếu vẫn do tổng </w:t>
+      </w:r>
+      <w:r>
+        <w:rPr>
+          <w:rFonts w:ascii="Consolas" w:hAnsi="Consolas"/>
+          <w:sz w:val="19"/>
+        </w:rPr>
+        <w:t>trip_payments</w:t>
+      </w:r>
+    </w:p>
+    <w:p>
+      <w:pPr>
+        <w:jc w:val="both"/>
+      </w:pPr>
+      <w:r>
+        <w:t xml:space="preserve">   quyết định như mọi phiếu khác, không có đường tính thứ hai.</w:t>
+      </w:r>
+    </w:p>
+    <w:p>
+      <w:pPr>
+        <w:jc w:val="both"/>
+      </w:pPr>
+      <w:r>
+        <w:t xml:space="preserve">Chặn đúng chỗ: ghi thu ở phiếu nằm trong tờ gộp → </w:t>
+      </w:r>
+      <w:r>
+        <w:rPr>
+          <w:rFonts w:ascii="Consolas" w:hAnsi="Consolas"/>
+          <w:sz w:val="19"/>
+        </w:rPr>
+        <w:t>THU_QUA_HD_GOP</w:t>
+      </w:r>
+      <w:r>
+        <w:t xml:space="preserve"> (thu ở tờ); xoá lẻ dòng phân bổ ở</w:t>
+      </w:r>
+    </w:p>
+    <w:p>
+      <w:pPr>
+        <w:jc w:val="both"/>
+      </w:pPr>
+      <w:r>
+        <w:t xml:space="preserve">phiếu → </w:t>
+      </w:r>
+      <w:r>
+        <w:rPr>
+          <w:rFonts w:ascii="Consolas" w:hAnsi="Consolas"/>
+          <w:sz w:val="19"/>
+        </w:rPr>
+        <w:t>THUOC_HD_GOP</w:t>
+      </w:r>
+      <w:r>
+        <w:t xml:space="preserve"> (xoá lần thu ở tờ); huỷ tờ khi đã thu → </w:t>
+      </w:r>
+      <w:r>
+        <w:rPr>
+          <w:rFonts w:ascii="Consolas" w:hAnsi="Consolas"/>
+          <w:sz w:val="19"/>
+        </w:rPr>
+        <w:t>DA_THU</w:t>
+      </w:r>
+      <w:r>
+        <w:t xml:space="preserve">; huỷ tờ mà chứng từ </w:t>
+      </w:r>
+      <w:r>
+        <w:rPr>
+          <w:rFonts w:ascii="Consolas" w:hAnsi="Consolas"/>
+          <w:sz w:val="19"/>
+        </w:rPr>
+        <w:t>HD</w:t>
+      </w:r>
+      <w:r>
+        <w:t xml:space="preserve"> đã đẩy</w:t>
+      </w:r>
+    </w:p>
+    <w:p>
+      <w:pPr>
+        <w:jc w:val="both"/>
+      </w:pPr>
+      <w:r>
+        <w:t xml:space="preserve">sang kế toán → </w:t>
+      </w:r>
+      <w:r>
+        <w:rPr>
+          <w:rFonts w:ascii="Consolas" w:hAnsi="Consolas"/>
+          <w:sz w:val="19"/>
+        </w:rPr>
+        <w:t>DA_DAY_KE_TOAN</w:t>
+      </w:r>
+      <w:r>
+        <w:t>. Huỷ được thì các phiếu quay lại *chưa xuất hoá đơn*, gộp lại tháng khác.</w:t>
       </w:r>
     </w:p>
     <w:p>
@@ -3902,7 +4410,7 @@
         <w:jc w:val="both"/>
       </w:pPr>
       <w:r>
-        <w:t>36 bảng, nhóm theo việc:</w:t>
+        <w:t>38 bảng, nhóm theo việc:</w:t>
       </w:r>
     </w:p>
     <w:p>
@@ -6691,6 +7199,258 @@
                 <w:rFonts w:ascii="Consolas" w:hAnsi="Consolas"/>
                 <w:sz w:val="19"/>
               </w:rPr>
+              <w:t>invoices</w:t>
+            </w:r>
+          </w:p>
+        </w:tc>
+        <w:tc>
+          <w:tcPr>
+            <w:tcW w:type="dxa" w:w="4320"/>
+          </w:tcPr>
+          <w:p>
+            <w:r/>
+            <w:r>
+              <w:rPr>
+                <w:b/>
+              </w:rPr>
+              <w:t>Hoá đơn gộp tháng</w:t>
+            </w:r>
+            <w:r>
+              <w:t xml:space="preserve"> — một tờ nhiều phiếu: </w:t>
+            </w:r>
+            <w:r>
+              <w:rPr>
+                <w:rFonts w:ascii="Consolas" w:hAnsi="Consolas"/>
+                <w:sz w:val="19"/>
+              </w:rPr>
+              <w:t>inv_no</w:t>
+            </w:r>
+            <w:r>
+              <w:t xml:space="preserve"> (</w:t>
+            </w:r>
+            <w:r>
+              <w:rPr>
+                <w:rFonts w:ascii="Consolas" w:hAnsi="Consolas"/>
+                <w:sz w:val="19"/>
+              </w:rPr>
+              <w:t>HDT-202609-01</w:t>
+            </w:r>
+            <w:r>
+              <w:t xml:space="preserve">), </w:t>
+            </w:r>
+            <w:r>
+              <w:rPr>
+                <w:rFonts w:ascii="Consolas" w:hAnsi="Consolas"/>
+                <w:sz w:val="19"/>
+              </w:rPr>
+              <w:t>customer_id</w:t>
+            </w:r>
+            <w:r>
+              <w:t xml:space="preserve">, </w:t>
+            </w:r>
+            <w:r>
+              <w:rPr>
+                <w:rFonts w:ascii="Consolas" w:hAnsi="Consolas"/>
+                <w:sz w:val="19"/>
+              </w:rPr>
+              <w:t>period</w:t>
+            </w:r>
+            <w:r>
+              <w:t xml:space="preserve"> (</w:t>
+            </w:r>
+            <w:r>
+              <w:rPr>
+                <w:rFonts w:ascii="Consolas" w:hAnsi="Consolas"/>
+                <w:sz w:val="19"/>
+              </w:rPr>
+              <w:t>YYYY-MM</w:t>
+            </w:r>
+            <w:r>
+              <w:t xml:space="preserve">), </w:t>
+            </w:r>
+            <w:r>
+              <w:rPr>
+                <w:rFonts w:ascii="Consolas" w:hAnsi="Consolas"/>
+                <w:sz w:val="19"/>
+              </w:rPr>
+              <w:t>inv_date</w:t>
+            </w:r>
+            <w:r>
+              <w:t xml:space="preserve">, </w:t>
+            </w:r>
+            <w:r>
+              <w:rPr>
+                <w:rFonts w:ascii="Consolas" w:hAnsi="Consolas"/>
+                <w:sz w:val="19"/>
+              </w:rPr>
+              <w:t>currency</w:t>
+            </w:r>
+            <w:r>
+              <w:t xml:space="preserve">, </w:t>
+            </w:r>
+            <w:r>
+              <w:rPr>
+                <w:rFonts w:ascii="Consolas" w:hAnsi="Consolas"/>
+                <w:sz w:val="19"/>
+              </w:rPr>
+              <w:t>amount</w:t>
+            </w:r>
+            <w:r>
+              <w:t xml:space="preserve"> + </w:t>
+            </w:r>
+            <w:r>
+              <w:rPr>
+                <w:rFonts w:ascii="Consolas" w:hAnsi="Consolas"/>
+                <w:sz w:val="19"/>
+              </w:rPr>
+              <w:t>amount_lak</w:t>
+            </w:r>
+            <w:r>
+              <w:t xml:space="preserve">, </w:t>
+            </w:r>
+            <w:r>
+              <w:rPr>
+                <w:rFonts w:ascii="Consolas" w:hAnsi="Consolas"/>
+                <w:sz w:val="19"/>
+              </w:rPr>
+              <w:t>so_phieu</w:t>
+            </w:r>
+            <w:r>
+              <w:t xml:space="preserve">. Phiếu trỏ về tờ qua </w:t>
+            </w:r>
+            <w:r>
+              <w:rPr>
+                <w:rFonts w:ascii="Consolas" w:hAnsi="Consolas"/>
+                <w:sz w:val="19"/>
+              </w:rPr>
+              <w:t>trips.invoice_id</w:t>
+            </w:r>
+          </w:p>
+        </w:tc>
+      </w:tr>
+      <w:tr>
+        <w:tc>
+          <w:tcPr>
+            <w:tcW w:type="dxa" w:w="4320"/>
+          </w:tcPr>
+          <w:p>
+            <w:r/>
+            <w:r>
+              <w:rPr>
+                <w:rFonts w:ascii="Consolas" w:hAnsi="Consolas"/>
+                <w:sz w:val="19"/>
+              </w:rPr>
+              <w:t>invoice_payments</w:t>
+            </w:r>
+          </w:p>
+        </w:tc>
+        <w:tc>
+          <w:tcPr>
+            <w:tcW w:type="dxa" w:w="4320"/>
+          </w:tcPr>
+          <w:p>
+            <w:r/>
+            <w:r>
+              <w:rPr>
+                <w:b/>
+              </w:rPr>
+              <w:t>Một lần khách trả cho tờ gộp</w:t>
+            </w:r>
+            <w:r>
+              <w:t xml:space="preserve"> — </w:t>
+            </w:r>
+            <w:r>
+              <w:rPr>
+                <w:rFonts w:ascii="Consolas" w:hAnsi="Consolas"/>
+                <w:sz w:val="19"/>
+              </w:rPr>
+              <w:t>pay_date</w:t>
+            </w:r>
+            <w:r>
+              <w:t xml:space="preserve">, </w:t>
+            </w:r>
+            <w:r>
+              <w:rPr>
+                <w:rFonts w:ascii="Consolas" w:hAnsi="Consolas"/>
+                <w:sz w:val="19"/>
+              </w:rPr>
+              <w:t>amount</w:t>
+            </w:r>
+            <w:r>
+              <w:t xml:space="preserve"> + </w:t>
+            </w:r>
+            <w:r>
+              <w:rPr>
+                <w:rFonts w:ascii="Consolas" w:hAnsi="Consolas"/>
+                <w:sz w:val="19"/>
+              </w:rPr>
+              <w:t>currency</w:t>
+            </w:r>
+            <w:r>
+              <w:t xml:space="preserve"> + </w:t>
+            </w:r>
+            <w:r>
+              <w:rPr>
+                <w:rFonts w:ascii="Consolas" w:hAnsi="Consolas"/>
+                <w:sz w:val="19"/>
+              </w:rPr>
+              <w:t>rate_to_lak</w:t>
+            </w:r>
+            <w:r>
+              <w:t xml:space="preserve"> + </w:t>
+            </w:r>
+            <w:r>
+              <w:rPr>
+                <w:rFonts w:ascii="Consolas" w:hAnsi="Consolas"/>
+                <w:sz w:val="19"/>
+              </w:rPr>
+              <w:t>amount_lak</w:t>
+            </w:r>
+            <w:r>
+              <w:t xml:space="preserve">, </w:t>
+            </w:r>
+            <w:r>
+              <w:rPr>
+                <w:rFonts w:ascii="Consolas" w:hAnsi="Consolas"/>
+                <w:sz w:val="19"/>
+              </w:rPr>
+              <w:t>method</w:t>
+            </w:r>
+            <w:r>
+              <w:t xml:space="preserve">, </w:t>
+            </w:r>
+            <w:r>
+              <w:rPr>
+                <w:rFonts w:ascii="Consolas" w:hAnsi="Consolas"/>
+                <w:sz w:val="19"/>
+              </w:rPr>
+              <w:t>ref</w:t>
+            </w:r>
+            <w:r>
+              <w:t xml:space="preserve">. Phần rải xuống phiếu nằm ở </w:t>
+            </w:r>
+            <w:r>
+              <w:rPr>
+                <w:rFonts w:ascii="Consolas" w:hAnsi="Consolas"/>
+                <w:sz w:val="19"/>
+              </w:rPr>
+              <w:t>trip_payments.invoice_payment_id</w:t>
+            </w:r>
+          </w:p>
+        </w:tc>
+      </w:tr>
+      <w:tr>
+        <w:tc>
+          <w:tcPr>
+            <w:tcW w:type="dxa" w:w="4320"/>
+          </w:tcPr>
+          <w:p>
+            <w:r/>
+            <w:r>
+              <w:rPr>
+                <w:rFonts w:ascii="Consolas" w:hAnsi="Consolas"/>
+                <w:sz w:val="19"/>
+              </w:rPr>
               <w:t>sales</w:t>
             </w:r>
             <w:r>
@@ -6743,7 +7503,7 @@
         <w:jc w:val="both"/>
       </w:pPr>
       <w:r>
-        <w:t xml:space="preserve">112 đường, tất cả dưới </w:t>
+        <w:t xml:space="preserve">136 đường, tất cả dưới </w:t>
       </w:r>
       <w:r>
         <w:rPr>
@@ -7529,7 +8289,26 @@
           <w:p>
             <w:r/>
             <w:r>
-              <w:t>Xuất hoá đơn — phiếu gom cũng xuất được (B4: khách trả cước riêng cho chặng gom)</w:t>
+              <w:t xml:space="preserve">Xuất hoá đơn </w:t>
+            </w:r>
+            <w:r>
+              <w:rPr>
+                <w:b/>
+              </w:rPr>
+              <w:t>từng phiếu</w:t>
+            </w:r>
+            <w:r>
+              <w:t xml:space="preserve"> — phiếu gom cũng xuất được (B4: khách trả cước riêng cho chặng gom). Khách để *gộp tháng* thì từ chối </w:t>
+            </w:r>
+            <w:r>
+              <w:rPr>
+                <w:rFonts w:ascii="Consolas" w:hAnsi="Consolas"/>
+                <w:sz w:val="19"/>
+              </w:rPr>
+              <w:t>GOP_THANG</w:t>
+            </w:r>
+            <w:r>
+              <w:t>, làm ở C8</w:t>
             </w:r>
           </w:p>
         </w:tc>
@@ -7583,7 +8362,27 @@
               <w:t>PT</w:t>
             </w:r>
             <w:r>
-              <w:t xml:space="preserve"> đã đẩy kế toán thì không xoá được</w:t>
+              <w:t xml:space="preserve"> đã đẩy kế toán thì không xoá được. Phiếu nằm trong hoá đơn gộp thì ghi và xoá ở tờ gộp (</w:t>
+            </w:r>
+            <w:r>
+              <w:rPr>
+                <w:rFonts w:ascii="Consolas" w:hAnsi="Consolas"/>
+                <w:sz w:val="19"/>
+              </w:rPr>
+              <w:t>THU_QUA_HD_GOP</w:t>
+            </w:r>
+            <w:r>
+              <w:t xml:space="preserve">, </w:t>
+            </w:r>
+            <w:r>
+              <w:rPr>
+                <w:rFonts w:ascii="Consolas" w:hAnsi="Consolas"/>
+                <w:sz w:val="19"/>
+              </w:rPr>
+              <w:t>THUOC_HD_GOP</w:t>
+            </w:r>
+            <w:r>
+              <w:t>)</w:t>
             </w:r>
           </w:p>
         </w:tc>
@@ -8332,7 +9131,36 @@
           <w:p>
             <w:r/>
             <w:r>
-              <w:t>Khách hàng</w:t>
+              <w:t xml:space="preserve">Khách hàng. Có </w:t>
+            </w:r>
+            <w:r>
+              <w:rPr>
+                <w:b/>
+              </w:rPr>
+              <w:t>`invoice_mode`</w:t>
+            </w:r>
+            <w:r>
+              <w:t xml:space="preserve">: </w:t>
+            </w:r>
+            <w:r>
+              <w:rPr>
+                <w:rFonts w:ascii="Consolas" w:hAnsi="Consolas"/>
+                <w:sz w:val="19"/>
+              </w:rPr>
+              <w:t>phieu</w:t>
+            </w:r>
+            <w:r>
+              <w:t xml:space="preserve"> mỗi phiếu một hoá đơn · </w:t>
+            </w:r>
+            <w:r>
+              <w:rPr>
+                <w:rFonts w:ascii="Consolas" w:hAnsi="Consolas"/>
+                <w:sz w:val="19"/>
+              </w:rPr>
+              <w:t>thang</w:t>
+            </w:r>
+            <w:r>
+              <w:t xml:space="preserve"> gộp một tờ cuối tháng (C8.2)</w:t>
             </w:r>
           </w:p>
         </w:tc>
@@ -9505,7 +10333,38 @@
         <w:rPr>
           <w:color w:val="145C4A"/>
         </w:rPr>
-        <w:t>C6. Theo dõi, báo cáo, chứng từ</w:t>
+        <w:t>C8. Hoá đơn gộp tháng — `routes/hoa_don.py`</w:t>
+      </w:r>
+    </w:p>
+    <w:p>
+      <w:pPr>
+        <w:jc w:val="both"/>
+      </w:pPr>
+      <w:r>
+        <w:t xml:space="preserve">Xem hoá đơn là </w:t>
+      </w:r>
+      <w:r>
+        <w:rPr>
+          <w:b/>
+        </w:rPr>
+        <w:t>tiền bán</w:t>
+      </w:r>
+      <w:r>
+        <w:t>: Bãi, tài xế, thủ kho không gọi được (403). Lập tờ và thu tiền chỉ</w:t>
+      </w:r>
+    </w:p>
+    <w:p>
+      <w:pPr>
+        <w:jc w:val="both"/>
+      </w:pPr>
+      <w:r>
+        <w:rPr>
+          <w:b/>
+        </w:rPr>
+        <w:t>KT Doanh thu VC</w:t>
+      </w:r>
+      <w:r>
+        <w:t xml:space="preserve"> và Sếp.</w:t>
       </w:r>
     </w:p>
     <w:tbl>
@@ -9568,17 +10427,7 @@
                 <w:rFonts w:ascii="Consolas" w:hAnsi="Consolas"/>
                 <w:sz w:val="19"/>
               </w:rPr>
-              <w:t>GET /api/theo-doi</w:t>
-            </w:r>
-            <w:r>
-              <w:t xml:space="preserve">, </w:t>
-            </w:r>
-            <w:r>
-              <w:rPr>
-                <w:rFonts w:ascii="Consolas" w:hAnsi="Consolas"/>
-                <w:sz w:val="19"/>
-              </w:rPr>
-              <w:t>/api/theo-doi/su-co</w:t>
+              <w:t>GET /api/hoa-don-gop/cho-gop?period=YYYY-MM</w:t>
             </w:r>
           </w:p>
         </w:tc>
@@ -9589,7 +10438,16 @@
           <w:p>
             <w:r/>
             <w:r>
-              <w:t>Trung tâm điều hành: dải ô số, danh sách chuyến, sổ sự cố</w:t>
+              <w:t xml:space="preserve">Khách nào đang có phiếu chờ gộp trong tháng, </w:t>
+            </w:r>
+            <w:r>
+              <w:rPr>
+                <w:b/>
+              </w:rPr>
+              <w:t>tách theo tiền cước</w:t>
+            </w:r>
+            <w:r>
+              <w:t>; kèm danh sách phiếu và tổng</w:t>
             </w:r>
           </w:p>
         </w:tc>
@@ -9606,7 +10464,7 @@
                 <w:rFonts w:ascii="Consolas" w:hAnsi="Consolas"/>
                 <w:sz w:val="19"/>
               </w:rPr>
-              <w:t>GET /api/bao-cao/tong-quan?thang=</w:t>
+              <w:t>GET /api/hoa-don-gop?period=&amp;customer_id=</w:t>
             </w:r>
           </w:p>
         </w:tc>
@@ -9617,7 +10475,7 @@
           <w:p>
             <w:r/>
             <w:r>
-              <w:t>Bốn con số, tiến trình, cơ cấu chi, việc cần xử lý</w:t>
+              <w:t>Các tờ đã gộp: tiền, số phiếu, đã thu, còn lại, trạng thái</w:t>
             </w:r>
           </w:p>
         </w:tc>
@@ -9634,7 +10492,7 @@
                 <w:rFonts w:ascii="Consolas" w:hAnsi="Consolas"/>
                 <w:sz w:val="19"/>
               </w:rPr>
-              <w:t>GET /api/bao-cao/xu-huong?thang=</w:t>
+              <w:t>GET /api/hoa-don-gop/{id}</w:t>
             </w:r>
           </w:p>
         </w:tc>
@@ -9645,7 +10503,14 @@
           <w:p>
             <w:r/>
             <w:r>
-              <w:t>Sáu tháng, theo ngày, hao hụt, hiệu suất xe, vận hành, xem nhanh, dòng thời gian</w:t>
+              <w:t xml:space="preserve">Một tờ: từng dòng phiếu (tấn, đơn giá, thành tiền, đã thu, trạng thái) + sổ thu tiền + số chứng từ </w:t>
+            </w:r>
+            <w:r>
+              <w:rPr>
+                <w:rFonts w:ascii="Consolas" w:hAnsi="Consolas"/>
+                <w:sz w:val="19"/>
+              </w:rPr>
+              <w:t>HD</w:t>
             </w:r>
           </w:p>
         </w:tc>
@@ -9662,7 +10527,31 @@
                 <w:rFonts w:ascii="Consolas" w:hAnsi="Consolas"/>
                 <w:sz w:val="19"/>
               </w:rPr>
-              <w:t>GET /api/bao-cao/theo-doi</w:t>
+              <w:t>POST /api/hoa-don-gop</w:t>
+            </w:r>
+          </w:p>
+        </w:tc>
+        <w:tc>
+          <w:tcPr>
+            <w:tcW w:type="dxa" w:w="4320"/>
+          </w:tcPr>
+          <w:p>
+            <w:r/>
+            <w:r>
+              <w:rPr>
+                <w:b/>
+              </w:rPr>
+              <w:t>Gộp hoá đơn tháng</w:t>
+            </w:r>
+            <w:r>
+              <w:t xml:space="preserve">: </w:t>
+            </w:r>
+            <w:r>
+              <w:rPr>
+                <w:rFonts w:ascii="Consolas" w:hAnsi="Consolas"/>
+                <w:sz w:val="19"/>
+              </w:rPr>
+              <w:t>customer_id</w:t>
             </w:r>
             <w:r>
               <w:t xml:space="preserve">, </w:t>
@@ -9672,7 +10561,7 @@
                 <w:rFonts w:ascii="Consolas" w:hAnsi="Consolas"/>
                 <w:sz w:val="19"/>
               </w:rPr>
-              <w:t>/xe-lien-ket</w:t>
+              <w:t>period</w:t>
             </w:r>
             <w:r>
               <w:t xml:space="preserve">, </w:t>
@@ -9682,18 +10571,47 @@
                 <w:rFonts w:ascii="Consolas" w:hAnsi="Consolas"/>
                 <w:sz w:val="19"/>
               </w:rPr>
-              <w:t>/tien-tai-xe</w:t>
-            </w:r>
-          </w:p>
-        </w:tc>
-        <w:tc>
-          <w:tcPr>
-            <w:tcW w:type="dxa" w:w="4320"/>
-          </w:tcPr>
-          <w:p>
-            <w:r/>
-            <w:r>
-              <w:t>Ba bảng báo cáo trong Excel của họ</w:t>
+              <w:t>currency</w:t>
+            </w:r>
+            <w:r>
+              <w:t xml:space="preserve"> (bỏ trống = tiền của phiếu đầu), </w:t>
+            </w:r>
+            <w:r>
+              <w:rPr>
+                <w:rFonts w:ascii="Consolas" w:hAnsi="Consolas"/>
+                <w:sz w:val="19"/>
+              </w:rPr>
+              <w:t>inv_date</w:t>
+            </w:r>
+            <w:r>
+              <w:t xml:space="preserve">, </w:t>
+            </w:r>
+            <w:r>
+              <w:rPr>
+                <w:rFonts w:ascii="Consolas" w:hAnsi="Consolas"/>
+                <w:sz w:val="19"/>
+              </w:rPr>
+              <w:t>note</w:t>
+            </w:r>
+            <w:r>
+              <w:t xml:space="preserve">. Khách không để *gộp tháng* → </w:t>
+            </w:r>
+            <w:r>
+              <w:rPr>
+                <w:rFonts w:ascii="Consolas" w:hAnsi="Consolas"/>
+                <w:sz w:val="19"/>
+              </w:rPr>
+              <w:t>KHONG_GOP_THANG</w:t>
+            </w:r>
+            <w:r>
+              <w:t xml:space="preserve">; tháng không có phiếu nào đủ điều kiện → </w:t>
+            </w:r>
+            <w:r>
+              <w:rPr>
+                <w:rFonts w:ascii="Consolas" w:hAnsi="Consolas"/>
+                <w:sz w:val="19"/>
+              </w:rPr>
+              <w:t>KHONG_CO_PHIEU</w:t>
             </w:r>
           </w:p>
         </w:tc>
@@ -9710,7 +10628,7 @@
                 <w:rFonts w:ascii="Consolas" w:hAnsi="Consolas"/>
                 <w:sz w:val="19"/>
               </w:rPr>
-              <w:t>GET /api/dem-viec</w:t>
+              <w:t>DELETE /api/hoa-don-gop/{id}</w:t>
             </w:r>
           </w:p>
         </w:tc>
@@ -9721,7 +10639,24 @@
           <w:p>
             <w:r/>
             <w:r>
-              <w:t>Số việc đang chờ của từng màn, theo vai đang đăng nhập</w:t>
+              <w:t xml:space="preserve">Huỷ tờ, các phiếu quay lại *chưa xuất hoá đơn*. Đã thu tiền → </w:t>
+            </w:r>
+            <w:r>
+              <w:rPr>
+                <w:rFonts w:ascii="Consolas" w:hAnsi="Consolas"/>
+                <w:sz w:val="19"/>
+              </w:rPr>
+              <w:t>DA_THU</w:t>
+            </w:r>
+            <w:r>
+              <w:t xml:space="preserve">; chứng từ đã đẩy kế toán → </w:t>
+            </w:r>
+            <w:r>
+              <w:rPr>
+                <w:rFonts w:ascii="Consolas" w:hAnsi="Consolas"/>
+                <w:sz w:val="19"/>
+              </w:rPr>
+              <w:t>DA_DAY_KE_TOAN</w:t>
             </w:r>
           </w:p>
         </w:tc>
@@ -9738,54 +10673,44 @@
                 <w:rFonts w:ascii="Consolas" w:hAnsi="Consolas"/>
                 <w:sz w:val="19"/>
               </w:rPr>
-              <w:t>GET /api/chung-tu</w:t>
+              <w:t>POST /api/hoa-don-gop/{id}/thu-tien</w:t>
+            </w:r>
+          </w:p>
+        </w:tc>
+        <w:tc>
+          <w:tcPr>
+            <w:tcW w:type="dxa" w:w="4320"/>
+          </w:tcPr>
+          <w:p>
+            <w:r/>
+            <w:r>
+              <w:t xml:space="preserve">Ghi một lần khách trả cho cả tờ (tiền nào cũng được, có tỷ giá ngày thu) → một tờ </w:t>
+            </w:r>
+            <w:r>
+              <w:rPr>
+                <w:rFonts w:ascii="Consolas" w:hAnsi="Consolas"/>
+                <w:sz w:val="19"/>
+              </w:rPr>
+              <w:t>PT</w:t>
             </w:r>
             <w:r>
               <w:t xml:space="preserve">, </w:t>
             </w:r>
             <w:r>
               <w:rPr>
-                <w:rFonts w:ascii="Consolas" w:hAnsi="Consolas"/>
-                <w:sz w:val="19"/>
-              </w:rPr>
-              <w:t>/loai</w:t>
-            </w:r>
-            <w:r>
-              <w:t xml:space="preserve">, </w:t>
-            </w:r>
-            <w:r>
-              <w:rPr>
-                <w:rFonts w:ascii="Consolas" w:hAnsi="Consolas"/>
-                <w:sz w:val="19"/>
-              </w:rPr>
-              <w:t>/{id}</w:t>
-            </w:r>
-            <w:r>
-              <w:t xml:space="preserve">, </w:t>
-            </w:r>
-            <w:r>
-              <w:rPr>
-                <w:rFonts w:ascii="Consolas" w:hAnsi="Consolas"/>
-                <w:sz w:val="19"/>
-              </w:rPr>
-              <w:t>POST /{id}/da-day</w:t>
-            </w:r>
-          </w:p>
-        </w:tc>
-        <w:tc>
-          <w:tcPr>
-            <w:tcW w:type="dxa" w:w="4320"/>
-          </w:tcPr>
-          <w:p>
-            <w:r/>
-            <w:r>
-              <w:rPr>
                 <w:b/>
               </w:rPr>
-              <w:t>Sổ chứng từ</w:t>
-            </w:r>
-            <w:r>
-              <w:t xml:space="preserve"> cho bên kế toán kéo về hoặc đánh dấu tay</w:t>
+              <w:t>tự phân bổ xuống từng phiếu theo thứ tự ngày</w:t>
+            </w:r>
+            <w:r>
+              <w:t xml:space="preserve">. Thu dư phải xác nhận </w:t>
+            </w:r>
+            <w:r>
+              <w:rPr>
+                <w:rFonts w:ascii="Consolas" w:hAnsi="Consolas"/>
+                <w:sz w:val="19"/>
+              </w:rPr>
+              <w:t>cho_thu_du</w:t>
             </w:r>
           </w:p>
         </w:tc>
@@ -9802,17 +10727,7 @@
                 <w:rFonts w:ascii="Consolas" w:hAnsi="Consolas"/>
                 <w:sz w:val="19"/>
               </w:rPr>
-              <w:t>POST /api/chung-tu/day</w:t>
-            </w:r>
-            <w:r>
-              <w:t xml:space="preserve">, </w:t>
-            </w:r>
-            <w:r>
-              <w:rPr>
-                <w:rFonts w:ascii="Consolas" w:hAnsi="Consolas"/>
-                <w:sz w:val="19"/>
-              </w:rPr>
-              <w:t>POST /api/chung-tu/{id}/day</w:t>
+              <w:t>DELETE /api/hoa-don-thu/{id}</w:t>
             </w:r>
           </w:p>
         </w:tc>
@@ -9823,287 +10738,7 @@
           <w:p>
             <w:r/>
             <w:r>
-              <w:rPr>
-                <w:b/>
-              </w:rPr>
-              <w:t>Đẩy chứng từ sang kế toán anh Khang</w:t>
-            </w:r>
-            <w:r>
-              <w:t xml:space="preserve"> (hết tờ chưa đẩy · một tờ). KT Thu/Chi VC và Sếp. Chưa cấu hình → </w:t>
-            </w:r>
-            <w:r>
-              <w:rPr>
-                <w:rFonts w:ascii="Consolas" w:hAnsi="Consolas"/>
-                <w:sz w:val="19"/>
-              </w:rPr>
-              <w:t>CHUA_CAU_HINH</w:t>
-            </w:r>
-            <w:r>
-              <w:t xml:space="preserve">; bên kia hỏng → </w:t>
-            </w:r>
-            <w:r>
-              <w:rPr>
-                <w:rFonts w:ascii="Consolas" w:hAnsi="Consolas"/>
-                <w:sz w:val="19"/>
-              </w:rPr>
-              <w:t>DAY_HONG</w:t>
-            </w:r>
-            <w:r>
-              <w:t>, tờ giữ nguyên kèm câu lỗi</w:t>
-            </w:r>
-          </w:p>
-        </w:tc>
-      </w:tr>
-      <w:tr>
-        <w:tc>
-          <w:tcPr>
-            <w:tcW w:type="dxa" w:w="4320"/>
-          </w:tcPr>
-          <w:p>
-            <w:r/>
-            <w:r>
-              <w:rPr>
-                <w:rFonts w:ascii="Consolas" w:hAnsi="Consolas"/>
-                <w:sz w:val="19"/>
-              </w:rPr>
-              <w:t>GET /api/ke-toan/trang-thai</w:t>
-            </w:r>
-          </w:p>
-        </w:tc>
-        <w:tc>
-          <w:tcPr>
-            <w:tcW w:type="dxa" w:w="4320"/>
-          </w:tcPr>
-          <w:p>
-            <w:r/>
-            <w:r>
-              <w:t>Đã nối chưa, bao nhiêu tờ đã/chưa/lỗi, lần đẩy gần nhất</w:t>
-            </w:r>
-          </w:p>
-        </w:tc>
-      </w:tr>
-      <w:tr>
-        <w:tc>
-          <w:tcPr>
-            <w:tcW w:type="dxa" w:w="4320"/>
-          </w:tcPr>
-          <w:p>
-            <w:r/>
-            <w:r>
-              <w:rPr>
-                <w:rFonts w:ascii="Consolas" w:hAnsi="Consolas"/>
-                <w:sz w:val="19"/>
-              </w:rPr>
-              <w:t>GET PUT /api/ke-toan/cau-hinh</w:t>
-            </w:r>
-          </w:p>
-        </w:tc>
-        <w:tc>
-          <w:tcPr>
-            <w:tcW w:type="dxa" w:w="4320"/>
-          </w:tcPr>
-          <w:p>
-            <w:r/>
-            <w:r>
-              <w:t>Sếp đặt địa chỉ API và token kế toán ngay trong màn hình, không cần khởi động lại; token không trả về trình duyệt</w:t>
-            </w:r>
-          </w:p>
-        </w:tc>
-      </w:tr>
-      <w:tr>
-        <w:tc>
-          <w:tcPr>
-            <w:tcW w:type="dxa" w:w="4320"/>
-          </w:tcPr>
-          <w:p>
-            <w:r/>
-            <w:r>
-              <w:rPr>
-                <w:rFonts w:ascii="Consolas" w:hAnsi="Consolas"/>
-                <w:sz w:val="19"/>
-              </w:rPr>
-              <w:t>GET /api/acc-codes</w:t>
-            </w:r>
-          </w:p>
-        </w:tc>
-        <w:tc>
-          <w:tcPr>
-            <w:tcW w:type="dxa" w:w="4320"/>
-          </w:tcPr>
-          <w:p>
-            <w:r/>
-            <w:r>
-              <w:t>Danh mục mã tài khoản (gọi API bên anh Khang, có danh mục dự phòng)</w:t>
-            </w:r>
-          </w:p>
-        </w:tc>
-      </w:tr>
-      <w:tr>
-        <w:tc>
-          <w:tcPr>
-            <w:tcW w:type="dxa" w:w="4320"/>
-          </w:tcPr>
-          <w:p>
-            <w:r/>
-            <w:r>
-              <w:rPr>
-                <w:rFonts w:ascii="Consolas" w:hAnsi="Consolas"/>
-                <w:sz w:val="19"/>
-              </w:rPr>
-              <w:t>GET POST DELETE /api/tat-toan</w:t>
-            </w:r>
-          </w:p>
-        </w:tc>
-        <w:tc>
-          <w:tcPr>
-            <w:tcW w:type="dxa" w:w="4320"/>
-          </w:tcPr>
-          <w:p>
-            <w:r/>
-            <w:r>
-              <w:t>Tất toán tài xế theo tháng</w:t>
-            </w:r>
-          </w:p>
-        </w:tc>
-      </w:tr>
-      <w:tr>
-        <w:tc>
-          <w:tcPr>
-            <w:tcW w:type="dxa" w:w="4320"/>
-          </w:tcPr>
-          <w:p>
-            <w:r/>
-            <w:r>
-              <w:rPr>
-                <w:rFonts w:ascii="Consolas" w:hAnsi="Consolas"/>
-                <w:sz w:val="19"/>
-              </w:rPr>
-              <w:t>GET POST /api/suppliers</w:t>
-            </w:r>
-            <w:r>
-              <w:t xml:space="preserve">, </w:t>
-            </w:r>
-            <w:r>
-              <w:rPr>
-                <w:rFonts w:ascii="Consolas" w:hAnsi="Consolas"/>
-                <w:sz w:val="19"/>
-              </w:rPr>
-              <w:t>/api/suppliers/{id}/payments</w:t>
-            </w:r>
-          </w:p>
-        </w:tc>
-        <w:tc>
-          <w:tcPr>
-            <w:tcW w:type="dxa" w:w="4320"/>
-          </w:tcPr>
-          <w:p>
-            <w:r/>
-            <w:r>
-              <w:t>Nhà cung cấp và các đợt trả</w:t>
-            </w:r>
-          </w:p>
-        </w:tc>
-      </w:tr>
-      <w:tr>
-        <w:tc>
-          <w:tcPr>
-            <w:tcW w:type="dxa" w:w="4320"/>
-          </w:tcPr>
-          <w:p>
-            <w:r/>
-            <w:r>
-              <w:rPr>
-                <w:rFonts w:ascii="Consolas" w:hAnsi="Consolas"/>
-                <w:sz w:val="19"/>
-              </w:rPr>
-              <w:t>GET POST DELETE /api/ban-hang</w:t>
-            </w:r>
-            <w:r>
-              <w:t xml:space="preserve">, </w:t>
-            </w:r>
-            <w:r>
-              <w:rPr>
-                <w:rFonts w:ascii="Consolas" w:hAnsi="Consolas"/>
-                <w:sz w:val="19"/>
-              </w:rPr>
-              <w:t>POST /api/ban-hang/{id}/thu</w:t>
-            </w:r>
-          </w:p>
-        </w:tc>
-        <w:tc>
-          <w:tcPr>
-            <w:tcW w:type="dxa" w:w="4320"/>
-          </w:tcPr>
-          <w:p>
-            <w:r/>
-            <w:r>
-              <w:t>Bán phụ tùng, xăng dầu ra ngoài</w:t>
-            </w:r>
-          </w:p>
-        </w:tc>
-      </w:tr>
-      <w:tr>
-        <w:tc>
-          <w:tcPr>
-            <w:tcW w:type="dxa" w:w="4320"/>
-          </w:tcPr>
-          <w:p>
-            <w:r/>
-            <w:r>
-              <w:rPr>
-                <w:rFonts w:ascii="Consolas" w:hAnsi="Consolas"/>
-                <w:sz w:val="19"/>
-              </w:rPr>
-              <w:t>POST /api/trips/{id}/vi-tri</w:t>
-            </w:r>
-            <w:r>
-              <w:t xml:space="preserve">, </w:t>
-            </w:r>
-            <w:r>
-              <w:rPr>
-                <w:rFonts w:ascii="Consolas" w:hAnsi="Consolas"/>
-                <w:sz w:val="19"/>
-              </w:rPr>
-              <w:t>GET /api/trips/{id}/vet</w:t>
-            </w:r>
-          </w:p>
-        </w:tc>
-        <w:tc>
-          <w:tcPr>
-            <w:tcW w:type="dxa" w:w="4320"/>
-          </w:tcPr>
-          <w:p>
-            <w:r/>
-            <w:r>
-              <w:t>GPS: app tài xế gửi vị trí, màn theo dõi lấy vệt</w:t>
-            </w:r>
-          </w:p>
-        </w:tc>
-      </w:tr>
-      <w:tr>
-        <w:tc>
-          <w:tcPr>
-            <w:tcW w:type="dxa" w:w="4320"/>
-          </w:tcPr>
-          <w:p>
-            <w:r/>
-            <w:r>
-              <w:rPr>
-                <w:rFonts w:ascii="Consolas" w:hAnsi="Consolas"/>
-                <w:sz w:val="19"/>
-              </w:rPr>
-              <w:t>GET /api/quy-trinh</w:t>
-            </w:r>
-          </w:p>
-        </w:tc>
-        <w:tc>
-          <w:tcPr>
-            <w:tcW w:type="dxa" w:w="4320"/>
-          </w:tcPr>
-          <w:p>
-            <w:r/>
-            <w:r>
-              <w:t>Sơ đồ quy trình và ma trận vai × mục (màn Quy trình đọc từ đây)</w:t>
+              <w:t>Xoá một lần thu — xoá luôn phần đã rải xuống các phiếu, trạng thái từng phiếu tính lại</w:t>
             </w:r>
           </w:p>
         </w:tc>
@@ -10118,25 +10753,7 @@
         <w:rPr>
           <w:color w:val="145C4A"/>
         </w:rPr>
-        <w:t>C7. Quy ước lỗi</w:t>
-      </w:r>
-    </w:p>
-    <w:p>
-      <w:pPr>
-        <w:jc w:val="both"/>
-      </w:pPr>
-      <w:r>
-        <w:t xml:space="preserve">Mọi lỗi trả JSON </w:t>
-      </w:r>
-      <w:r>
-        <w:rPr>
-          <w:rFonts w:ascii="Consolas" w:hAnsi="Consolas"/>
-          <w:sz w:val="19"/>
-        </w:rPr>
-        <w:t>{"detail": {"ma": "MA_LOI", "loi": "câu tiếng Việt cho người dùng"}}</w:t>
-      </w:r>
-      <w:r>
-        <w:t>.</w:t>
+        <w:t>C6. Theo dõi, báo cáo, chứng từ</w:t>
       </w:r>
     </w:p>
     <w:tbl>
@@ -10164,7 +10781,7 @@
               <w:rPr>
                 <w:b/>
               </w:rPr>
-              <w:t>Mã</w:t>
+              <w:t>Đường</w:t>
             </w:r>
           </w:p>
         </w:tc>
@@ -10182,7 +10799,7 @@
               <w:rPr>
                 <w:b/>
               </w:rPr>
-              <w:t>Nghĩa</w:t>
+              <w:t>Việc</w:t>
             </w:r>
           </w:p>
         </w:tc>
@@ -10199,10 +10816,17 @@
                 <w:rFonts w:ascii="Consolas" w:hAnsi="Consolas"/>
                 <w:sz w:val="19"/>
               </w:rPr>
-              <w:t>KHONG_CO_QUYEN</w:t>
-            </w:r>
-            <w:r>
-              <w:t xml:space="preserve"> (403)</w:t>
+              <w:t>GET /api/theo-doi</w:t>
+            </w:r>
+            <w:r>
+              <w:t xml:space="preserve">, </w:t>
+            </w:r>
+            <w:r>
+              <w:rPr>
+                <w:rFonts w:ascii="Consolas" w:hAnsi="Consolas"/>
+                <w:sz w:val="19"/>
+              </w:rPr>
+              <w:t>/api/theo-doi/su-co</w:t>
             </w:r>
           </w:p>
         </w:tc>
@@ -10213,7 +10837,7 @@
           <w:p>
             <w:r/>
             <w:r>
-              <w:t>Vai này không được làm việc đó</w:t>
+              <w:t>Trung tâm điều hành: dải ô số, danh sách chuyến, sổ sự cố</w:t>
             </w:r>
           </w:p>
         </w:tc>
@@ -10230,10 +10854,7 @@
                 <w:rFonts w:ascii="Consolas" w:hAnsi="Consolas"/>
                 <w:sz w:val="19"/>
               </w:rPr>
-              <w:t>MUC_DA_KHOA</w:t>
-            </w:r>
-            <w:r>
-              <w:t xml:space="preserve"> (409)</w:t>
+              <w:t>GET /api/bao-cao/tong-quan?thang=</w:t>
             </w:r>
           </w:p>
         </w:tc>
@@ -10244,7 +10865,7 @@
           <w:p>
             <w:r/>
             <w:r>
-              <w:t>Mục đã kiểm, phải trả lại mới sửa</w:t>
+              <w:t>Bốn con số, tiến trình, cơ cấu chi, việc cần xử lý</w:t>
             </w:r>
           </w:p>
         </w:tc>
@@ -10261,10 +10882,7 @@
                 <w:rFonts w:ascii="Consolas" w:hAnsi="Consolas"/>
                 <w:sz w:val="19"/>
               </w:rPr>
-              <w:t>SAI_BUOC</w:t>
-            </w:r>
-            <w:r>
-              <w:t xml:space="preserve"> (409)</w:t>
+              <w:t>GET /api/bao-cao/xu-huong?thang=</w:t>
             </w:r>
           </w:p>
         </w:tc>
@@ -10275,7 +10893,7 @@
           <w:p>
             <w:r/>
             <w:r>
-              <w:t>Chuyển bước không đúng thứ tự</w:t>
+              <w:t>Sáu tháng, theo ngày, hao hụt, hiệu suất xe, vận hành, xem nhanh, dòng thời gian</w:t>
             </w:r>
           </w:p>
         </w:tc>
@@ -10292,10 +10910,27 @@
                 <w:rFonts w:ascii="Consolas" w:hAnsi="Consolas"/>
                 <w:sz w:val="19"/>
               </w:rPr>
-              <w:t>DA_KHOA</w:t>
-            </w:r>
-            <w:r>
-              <w:t xml:space="preserve"> (409)</w:t>
+              <w:t>GET /api/bao-cao/theo-doi</w:t>
+            </w:r>
+            <w:r>
+              <w:t xml:space="preserve">, </w:t>
+            </w:r>
+            <w:r>
+              <w:rPr>
+                <w:rFonts w:ascii="Consolas" w:hAnsi="Consolas"/>
+                <w:sz w:val="19"/>
+              </w:rPr>
+              <w:t>/xe-lien-ket</w:t>
+            </w:r>
+            <w:r>
+              <w:t xml:space="preserve">, </w:t>
+            </w:r>
+            <w:r>
+              <w:rPr>
+                <w:rFonts w:ascii="Consolas" w:hAnsi="Consolas"/>
+                <w:sz w:val="19"/>
+              </w:rPr>
+              <w:t>/tien-tai-xe</w:t>
             </w:r>
           </w:p>
         </w:tc>
@@ -10306,7 +10941,7 @@
           <w:p>
             <w:r/>
             <w:r>
-              <w:t>Phiếu đã khoá</w:t>
+              <w:t>Ba bảng báo cáo trong Excel của họ</w:t>
             </w:r>
           </w:p>
         </w:tc>
@@ -10323,10 +10958,7 @@
                 <w:rFonts w:ascii="Consolas" w:hAnsi="Consolas"/>
                 <w:sz w:val="19"/>
               </w:rPr>
-              <w:t>KHONG_DU_HANG</w:t>
-            </w:r>
-            <w:r>
-              <w:t xml:space="preserve"> (409)</w:t>
+              <w:t>GET /api/dem-viec</w:t>
             </w:r>
           </w:p>
         </w:tc>
@@ -10337,7 +10969,7 @@
           <w:p>
             <w:r/>
             <w:r>
-              <w:t>Lấy quá tồn của lô</w:t>
+              <w:t>Số việc đang chờ của từng màn, theo vai đang đăng nhập</w:t>
             </w:r>
           </w:p>
         </w:tc>
@@ -10354,10 +10986,37 @@
                 <w:rFonts w:ascii="Consolas" w:hAnsi="Consolas"/>
                 <w:sz w:val="19"/>
               </w:rPr>
-              <w:t>LO_DA_XUAT</w:t>
-            </w:r>
-            <w:r>
-              <w:t xml:space="preserve"> (409)</w:t>
+              <w:t>GET /api/chung-tu</w:t>
+            </w:r>
+            <w:r>
+              <w:t xml:space="preserve">, </w:t>
+            </w:r>
+            <w:r>
+              <w:rPr>
+                <w:rFonts w:ascii="Consolas" w:hAnsi="Consolas"/>
+                <w:sz w:val="19"/>
+              </w:rPr>
+              <w:t>/loai</w:t>
+            </w:r>
+            <w:r>
+              <w:t xml:space="preserve">, </w:t>
+            </w:r>
+            <w:r>
+              <w:rPr>
+                <w:rFonts w:ascii="Consolas" w:hAnsi="Consolas"/>
+                <w:sz w:val="19"/>
+              </w:rPr>
+              <w:t>/{id}</w:t>
+            </w:r>
+            <w:r>
+              <w:t xml:space="preserve">, </w:t>
+            </w:r>
+            <w:r>
+              <w:rPr>
+                <w:rFonts w:ascii="Consolas" w:hAnsi="Consolas"/>
+                <w:sz w:val="19"/>
+              </w:rPr>
+              <w:t>POST /{id}/da-day</w:t>
             </w:r>
           </w:p>
         </w:tc>
@@ -10368,7 +11027,13 @@
           <w:p>
             <w:r/>
             <w:r>
-              <w:t>Xoá DO gom mà hàng đã có người lấy</w:t>
+              <w:rPr>
+                <w:b/>
+              </w:rPr>
+              <w:t>Sổ chứng từ</w:t>
+            </w:r>
+            <w:r>
+              <w:t xml:space="preserve"> cho bên kế toán kéo về hoặc đánh dấu tay</w:t>
             </w:r>
           </w:p>
         </w:tc>
@@ -10385,10 +11050,17 @@
                 <w:rFonts w:ascii="Consolas" w:hAnsi="Consolas"/>
                 <w:sz w:val="19"/>
               </w:rPr>
-              <w:t>HANG_DA_NHAP_KHO</w:t>
-            </w:r>
-            <w:r>
-              <w:t xml:space="preserve"> (409)</w:t>
+              <w:t>POST /api/chung-tu/day</w:t>
+            </w:r>
+            <w:r>
+              <w:t xml:space="preserve">, </w:t>
+            </w:r>
+            <w:r>
+              <w:rPr>
+                <w:rFonts w:ascii="Consolas" w:hAnsi="Consolas"/>
+                <w:sz w:val="19"/>
+              </w:rPr>
+              <w:t>POST /api/chung-tu/{id}/day</w:t>
             </w:r>
           </w:p>
         </w:tc>
@@ -10399,7 +11071,33 @@
           <w:p>
             <w:r/>
             <w:r>
-              <w:t>Sửa dòng hàng hoặc cân của DO gom đã nhập kho</w:t>
+              <w:rPr>
+                <w:b/>
+              </w:rPr>
+              <w:t>Đẩy chứng từ sang kế toán anh Khang</w:t>
+            </w:r>
+            <w:r>
+              <w:t xml:space="preserve"> (hết tờ chưa đẩy · một tờ). KT Thu/Chi VC và Sếp. Chưa cấu hình → </w:t>
+            </w:r>
+            <w:r>
+              <w:rPr>
+                <w:rFonts w:ascii="Consolas" w:hAnsi="Consolas"/>
+                <w:sz w:val="19"/>
+              </w:rPr>
+              <w:t>CHUA_CAU_HINH</w:t>
+            </w:r>
+            <w:r>
+              <w:t xml:space="preserve">; bên kia hỏng → </w:t>
+            </w:r>
+            <w:r>
+              <w:rPr>
+                <w:rFonts w:ascii="Consolas" w:hAnsi="Consolas"/>
+                <w:sz w:val="19"/>
+              </w:rPr>
+              <w:t>DAY_HONG</w:t>
+            </w:r>
+            <w:r>
+              <w:t>, tờ giữ nguyên kèm câu lỗi</w:t>
             </w:r>
           </w:p>
         </w:tc>
@@ -10416,10 +11114,7 @@
                 <w:rFonts w:ascii="Consolas" w:hAnsi="Consolas"/>
                 <w:sz w:val="19"/>
               </w:rPr>
-              <w:t>KHONG_DOI_LOAI</w:t>
-            </w:r>
-            <w:r>
-              <w:t xml:space="preserve"> (409)</w:t>
+              <w:t>GET /api/ke-toan/trang-thai</w:t>
             </w:r>
           </w:p>
         </w:tc>
@@ -10430,7 +11125,7 @@
           <w:p>
             <w:r/>
             <w:r>
-              <w:t>Đổi loại gom/giao khi phiếu đã có dòng hàng hay sổ kho</w:t>
+              <w:t>Đã nối chưa, bao nhiêu tờ đã/chưa/lỗi, lần đẩy gần nhất</w:t>
             </w:r>
           </w:p>
         </w:tc>
@@ -10447,10 +11142,7 @@
                 <w:rFonts w:ascii="Consolas" w:hAnsi="Consolas"/>
                 <w:sz w:val="19"/>
               </w:rPr>
-              <w:t>TON_AM</w:t>
-            </w:r>
-            <w:r>
-              <w:t xml:space="preserve"> (409)</w:t>
+              <w:t>GET PUT /api/ke-toan/cau-hinh</w:t>
             </w:r>
           </w:p>
         </w:tc>
@@ -10461,7 +11153,7 @@
           <w:p>
             <w:r/>
             <w:r>
-              <w:t>Điều chỉnh giảm quá tồn của lô</w:t>
+              <w:t>Sếp đặt địa chỉ API và token kế toán ngay trong màn hình, không cần khởi động lại; token không trả về trình duyệt</w:t>
             </w:r>
           </w:p>
         </w:tc>
@@ -10478,10 +11170,7 @@
                 <w:rFonts w:ascii="Consolas" w:hAnsi="Consolas"/>
                 <w:sz w:val="19"/>
               </w:rPr>
-              <w:t>THIEU_LY_DO</w:t>
-            </w:r>
-            <w:r>
-              <w:t xml:space="preserve"> (422)</w:t>
+              <w:t>GET /api/acc-codes</w:t>
             </w:r>
           </w:p>
         </w:tc>
@@ -10492,7 +11181,7 @@
           <w:p>
             <w:r/>
             <w:r>
-              <w:t>Điều chỉnh kho không ghi lý do</w:t>
+              <w:t>Danh mục mã tài khoản (gọi API bên anh Khang, có danh mục dự phòng)</w:t>
             </w:r>
           </w:p>
         </w:tc>
@@ -10509,7 +11198,35 @@
                 <w:rFonts w:ascii="Consolas" w:hAnsi="Consolas"/>
                 <w:sz w:val="19"/>
               </w:rPr>
-              <w:t>THANG_SAI</w:t>
+              <w:t>GET POST DELETE /api/tat-toan</w:t>
+            </w:r>
+          </w:p>
+        </w:tc>
+        <w:tc>
+          <w:tcPr>
+            <w:tcW w:type="dxa" w:w="4320"/>
+          </w:tcPr>
+          <w:p>
+            <w:r/>
+            <w:r>
+              <w:t>Tất toán tài xế theo tháng</w:t>
+            </w:r>
+          </w:p>
+        </w:tc>
+      </w:tr>
+      <w:tr>
+        <w:tc>
+          <w:tcPr>
+            <w:tcW w:type="dxa" w:w="4320"/>
+          </w:tcPr>
+          <w:p>
+            <w:r/>
+            <w:r>
+              <w:rPr>
+                <w:rFonts w:ascii="Consolas" w:hAnsi="Consolas"/>
+                <w:sz w:val="19"/>
+              </w:rPr>
+              <w:t>GET POST /api/suppliers</w:t>
             </w:r>
             <w:r>
               <w:t xml:space="preserve">, </w:t>
@@ -10519,7 +11236,35 @@
                 <w:rFonts w:ascii="Consolas" w:hAnsi="Consolas"/>
                 <w:sz w:val="19"/>
               </w:rPr>
-              <w:t>TUAN_SAI</w:t>
+              <w:t>/api/suppliers/{id}/payments</w:t>
+            </w:r>
+          </w:p>
+        </w:tc>
+        <w:tc>
+          <w:tcPr>
+            <w:tcW w:type="dxa" w:w="4320"/>
+          </w:tcPr>
+          <w:p>
+            <w:r/>
+            <w:r>
+              <w:t>Nhà cung cấp và các đợt trả</w:t>
+            </w:r>
+          </w:p>
+        </w:tc>
+      </w:tr>
+      <w:tr>
+        <w:tc>
+          <w:tcPr>
+            <w:tcW w:type="dxa" w:w="4320"/>
+          </w:tcPr>
+          <w:p>
+            <w:r/>
+            <w:r>
+              <w:rPr>
+                <w:rFonts w:ascii="Consolas" w:hAnsi="Consolas"/>
+                <w:sz w:val="19"/>
+              </w:rPr>
+              <w:t>GET POST DELETE /api/ban-hang</w:t>
             </w:r>
             <w:r>
               <w:t xml:space="preserve">, </w:t>
@@ -10529,10 +11274,7 @@
                 <w:rFonts w:ascii="Consolas" w:hAnsi="Consolas"/>
                 <w:sz w:val="19"/>
               </w:rPr>
-              <w:t>SO_SAI</w:t>
-            </w:r>
-            <w:r>
-              <w:t>… (422)</w:t>
+              <w:t>POST /api/ban-hang/{id}/thu</w:t>
             </w:r>
           </w:p>
         </w:tc>
@@ -10543,7 +11285,73 @@
           <w:p>
             <w:r/>
             <w:r>
-              <w:t>Dữ liệu gửi lên sai dạng</w:t>
+              <w:t>Bán phụ tùng, xăng dầu ra ngoài</w:t>
+            </w:r>
+          </w:p>
+        </w:tc>
+      </w:tr>
+      <w:tr>
+        <w:tc>
+          <w:tcPr>
+            <w:tcW w:type="dxa" w:w="4320"/>
+          </w:tcPr>
+          <w:p>
+            <w:r/>
+            <w:r>
+              <w:rPr>
+                <w:rFonts w:ascii="Consolas" w:hAnsi="Consolas"/>
+                <w:sz w:val="19"/>
+              </w:rPr>
+              <w:t>POST /api/trips/{id}/vi-tri</w:t>
+            </w:r>
+            <w:r>
+              <w:t xml:space="preserve">, </w:t>
+            </w:r>
+            <w:r>
+              <w:rPr>
+                <w:rFonts w:ascii="Consolas" w:hAnsi="Consolas"/>
+                <w:sz w:val="19"/>
+              </w:rPr>
+              <w:t>GET /api/trips/{id}/vet</w:t>
+            </w:r>
+          </w:p>
+        </w:tc>
+        <w:tc>
+          <w:tcPr>
+            <w:tcW w:type="dxa" w:w="4320"/>
+          </w:tcPr>
+          <w:p>
+            <w:r/>
+            <w:r>
+              <w:t>GPS: app tài xế gửi vị trí, màn theo dõi lấy vệt</w:t>
+            </w:r>
+          </w:p>
+        </w:tc>
+      </w:tr>
+      <w:tr>
+        <w:tc>
+          <w:tcPr>
+            <w:tcW w:type="dxa" w:w="4320"/>
+          </w:tcPr>
+          <w:p>
+            <w:r/>
+            <w:r>
+              <w:rPr>
+                <w:rFonts w:ascii="Consolas" w:hAnsi="Consolas"/>
+                <w:sz w:val="19"/>
+              </w:rPr>
+              <w:t>GET /api/quy-trinh</w:t>
+            </w:r>
+          </w:p>
+        </w:tc>
+        <w:tc>
+          <w:tcPr>
+            <w:tcW w:type="dxa" w:w="4320"/>
+          </w:tcPr>
+          <w:p>
+            <w:r/>
+            <w:r>
+              <w:t>Sơ đồ quy trình và ma trận vai × mục (màn Quy trình đọc từ đây)</w:t>
             </w:r>
           </w:p>
         </w:tc>
@@ -10552,21 +11360,13 @@
     <w:p/>
     <w:p>
       <w:pPr>
-        <w:jc w:val="both"/>
-      </w:pPr>
-      <w:r>
-        <w:t>---</w:t>
-      </w:r>
-    </w:p>
-    <w:p>
-      <w:pPr>
-        <w:pStyle w:val="Title"/>
+        <w:pStyle w:val="Heading1"/>
       </w:pPr>
       <w:r>
         <w:rPr>
           <w:color w:val="145C4A"/>
         </w:rPr>
-        <w:t>D. Chạy và kiểm</w:t>
+        <w:t>C7. Quy ước lỗi</w:t>
       </w:r>
     </w:p>
     <w:p>
@@ -10574,47 +11374,17 @@
         <w:jc w:val="both"/>
       </w:pPr>
       <w:r>
+        <w:t xml:space="preserve">Mọi lỗi trả JSON </w:t>
+      </w:r>
+      <w:r>
         <w:rPr>
           <w:rFonts w:ascii="Consolas" w:hAnsi="Consolas"/>
           <w:sz w:val="19"/>
         </w:rPr>
-        <w:t>`</w:t>
-      </w:r>
-    </w:p>
-    <w:p>
-      <w:pPr>
-        <w:jc w:val="both"/>
-      </w:pPr>
-      <w:r>
-        <w:t>python backend\app\seed.py                       # dựng bảng + gieo dữ liệu mẫu (có sẵn một cặp DO gom/giao)</w:t>
-      </w:r>
-    </w:p>
-    <w:p>
-      <w:pPr>
-        <w:jc w:val="both"/>
-      </w:pPr>
-      <w:r>
-        <w:t>python -m uvicorn backend.app.main:app --host 0.0.0.0 --port 8010 --no-access-log</w:t>
-      </w:r>
-    </w:p>
-    <w:p>
-      <w:pPr>
-        <w:jc w:val="both"/>
-      </w:pPr>
-      <w:r>
-        <w:rPr>
-          <w:rFonts w:ascii="Consolas" w:hAnsi="Consolas"/>
-          <w:sz w:val="19"/>
-        </w:rPr>
-        <w:t>`</w:t>
-      </w:r>
-    </w:p>
-    <w:p>
-      <w:pPr>
-        <w:jc w:val="both"/>
-      </w:pPr>
-      <w:r>
-        <w:t>Chín bộ kiểm, chạy khi máy chủ đang bật:</w:t>
+        <w:t>{"detail": {"ma": "MA_LOI", "loi": "câu tiếng Việt cho người dùng"}}</w:t>
+      </w:r>
+      <w:r>
+        <w:t>.</w:t>
       </w:r>
     </w:p>
     <w:tbl>
@@ -10642,7 +11412,7 @@
               <w:rPr>
                 <w:b/>
               </w:rPr>
-              <w:t>Lệnh</w:t>
+              <w:t>Mã</w:t>
             </w:r>
           </w:p>
         </w:tc>
@@ -10660,7 +11430,7 @@
               <w:rPr>
                 <w:b/>
               </w:rPr>
-              <w:t>Kiểm gì</w:t>
+              <w:t>Nghĩa</w:t>
             </w:r>
           </w:p>
         </w:tc>
@@ -10677,7 +11447,10 @@
                 <w:rFonts w:ascii="Consolas" w:hAnsi="Consolas"/>
                 <w:sz w:val="19"/>
               </w:rPr>
-              <w:t>python kiem\test_tinh_toan.py</w:t>
+              <w:t>KHONG_CO_QUYEN</w:t>
+            </w:r>
+            <w:r>
+              <w:t xml:space="preserve"> (403)</w:t>
             </w:r>
           </w:p>
         </w:tc>
@@ -10688,7 +11461,7 @@
           <w:p>
             <w:r/>
             <w:r>
-              <w:t>Phép tính phiếu và phân quyền (không cần máy chủ)</w:t>
+              <w:t>Vai này không được làm việc đó</w:t>
             </w:r>
           </w:p>
         </w:tc>
@@ -10705,7 +11478,10 @@
                 <w:rFonts w:ascii="Consolas" w:hAnsi="Consolas"/>
                 <w:sz w:val="19"/>
               </w:rPr>
-              <w:t>python kiem\thu_hai_do.py</w:t>
+              <w:t>MUC_DA_KHOA</w:t>
+            </w:r>
+            <w:r>
+              <w:t xml:space="preserve"> (409)</w:t>
             </w:r>
           </w:p>
         </w:tc>
@@ -10716,13 +11492,7 @@
           <w:p>
             <w:r/>
             <w:r>
-              <w:rPr>
-                <w:b/>
-              </w:rPr>
-              <w:t>Luồng hai DO</w:t>
-            </w:r>
-            <w:r>
-              <w:t>: gom → nhập kho → giao lấy lô → xuất kho → hao hụt, và ba chỗ phải bị từ chối</w:t>
+              <w:t>Mục đã kiểm, phải trả lại mới sửa</w:t>
             </w:r>
           </w:p>
         </w:tc>
@@ -10739,7 +11509,10 @@
                 <w:rFonts w:ascii="Consolas" w:hAnsi="Consolas"/>
                 <w:sz w:val="19"/>
               </w:rPr>
-              <w:t>python kiem\thu_luong_api.py</w:t>
+              <w:t>SAI_BUOC</w:t>
+            </w:r>
+            <w:r>
+              <w:t xml:space="preserve"> (409)</w:t>
             </w:r>
           </w:p>
         </w:tc>
@@ -10750,7 +11523,7 @@
           <w:p>
             <w:r/>
             <w:r>
-              <w:t>Trọn luồng: lập phiếu → kiểm → ghi sổ → chi → hoá đơn → thu tiền</w:t>
+              <w:t>Chuyển bước không đúng thứ tự</w:t>
             </w:r>
           </w:p>
         </w:tc>
@@ -10767,7 +11540,10 @@
                 <w:rFonts w:ascii="Consolas" w:hAnsi="Consolas"/>
                 <w:sz w:val="19"/>
               </w:rPr>
-              <w:t>python kiem\thu_phieu_linh.py</w:t>
+              <w:t>DA_KHOA</w:t>
+            </w:r>
+            <w:r>
+              <w:t xml:space="preserve"> (409)</w:t>
             </w:r>
           </w:p>
         </w:tc>
@@ -10778,7 +11554,7 @@
           <w:p>
             <w:r/>
             <w:r>
-              <w:t>Phiếu lĩnh QR, thủ kho cấp dầu, khai đổ dọc đường, tất toán</w:t>
+              <w:t>Phiếu đã khoá</w:t>
             </w:r>
           </w:p>
         </w:tc>
@@ -10795,7 +11571,10 @@
                 <w:rFonts w:ascii="Consolas" w:hAnsi="Consolas"/>
                 <w:sz w:val="19"/>
               </w:rPr>
-              <w:t>python kiem\thu_ban_hang.py</w:t>
+              <w:t>KHONG_DU_HANG</w:t>
+            </w:r>
+            <w:r>
+              <w:t xml:space="preserve"> (409)</w:t>
             </w:r>
           </w:p>
         </w:tc>
@@ -10806,7 +11585,7 @@
           <w:p>
             <w:r/>
             <w:r>
-              <w:t>Bán phụ tùng, xăng dầu ra ngoài</w:t>
+              <w:t>Lấy quá tồn của lô</w:t>
             </w:r>
           </w:p>
         </w:tc>
@@ -10823,7 +11602,10 @@
                 <w:rFonts w:ascii="Consolas" w:hAnsi="Consolas"/>
                 <w:sz w:val="19"/>
               </w:rPr>
-              <w:t>python kiem\thu_vi_tri.py</w:t>
+              <w:t>LO_DA_XUAT</w:t>
+            </w:r>
+            <w:r>
+              <w:t xml:space="preserve"> (409)</w:t>
             </w:r>
           </w:p>
         </w:tc>
@@ -10834,7 +11616,7 @@
           <w:p>
             <w:r/>
             <w:r>
-              <w:t>GPS: ai được gửi, lọc điểm dày, GPS cũ</w:t>
+              <w:t>Xoá DO gom mà hàng đã có người lấy</w:t>
             </w:r>
           </w:p>
         </w:tc>
@@ -10851,7 +11633,10 @@
                 <w:rFonts w:ascii="Consolas" w:hAnsi="Consolas"/>
                 <w:sz w:val="19"/>
               </w:rPr>
-              <w:t>node kiem\ra_tai_xe.js</w:t>
+              <w:t>HANG_DA_NHAP_KHO</w:t>
+            </w:r>
+            <w:r>
+              <w:t xml:space="preserve"> (409)</w:t>
             </w:r>
           </w:p>
         </w:tc>
@@ -10862,13 +11647,7 @@
           <w:p>
             <w:r/>
             <w:r>
-              <w:rPr>
-                <w:b/>
-              </w:rPr>
-              <w:t>Rà màn Tài xế</w:t>
-            </w:r>
-            <w:r>
-              <w:t>: từng vai, cột Kết luận, ngăn trượt hồ sơ, năm tab, bốn ngôn ngữ (báo cáo, không phải đạt/hỏng)</w:t>
+              <w:t>Sửa dòng hàng hoặc cân của DO gom đã nhập kho</w:t>
             </w:r>
           </w:p>
         </w:tc>
@@ -10885,6 +11664,475 @@
                 <w:rFonts w:ascii="Consolas" w:hAnsi="Consolas"/>
                 <w:sz w:val="19"/>
               </w:rPr>
+              <w:t>KHONG_DOI_LOAI</w:t>
+            </w:r>
+            <w:r>
+              <w:t xml:space="preserve"> (409)</w:t>
+            </w:r>
+          </w:p>
+        </w:tc>
+        <w:tc>
+          <w:tcPr>
+            <w:tcW w:type="dxa" w:w="4320"/>
+          </w:tcPr>
+          <w:p>
+            <w:r/>
+            <w:r>
+              <w:t>Đổi loại gom/giao khi phiếu đã có dòng hàng hay sổ kho</w:t>
+            </w:r>
+          </w:p>
+        </w:tc>
+      </w:tr>
+      <w:tr>
+        <w:tc>
+          <w:tcPr>
+            <w:tcW w:type="dxa" w:w="4320"/>
+          </w:tcPr>
+          <w:p>
+            <w:r/>
+            <w:r>
+              <w:rPr>
+                <w:rFonts w:ascii="Consolas" w:hAnsi="Consolas"/>
+                <w:sz w:val="19"/>
+              </w:rPr>
+              <w:t>TON_AM</w:t>
+            </w:r>
+            <w:r>
+              <w:t xml:space="preserve"> (409)</w:t>
+            </w:r>
+          </w:p>
+        </w:tc>
+        <w:tc>
+          <w:tcPr>
+            <w:tcW w:type="dxa" w:w="4320"/>
+          </w:tcPr>
+          <w:p>
+            <w:r/>
+            <w:r>
+              <w:t>Điều chỉnh giảm quá tồn của lô</w:t>
+            </w:r>
+          </w:p>
+        </w:tc>
+      </w:tr>
+      <w:tr>
+        <w:tc>
+          <w:tcPr>
+            <w:tcW w:type="dxa" w:w="4320"/>
+          </w:tcPr>
+          <w:p>
+            <w:r/>
+            <w:r>
+              <w:rPr>
+                <w:rFonts w:ascii="Consolas" w:hAnsi="Consolas"/>
+                <w:sz w:val="19"/>
+              </w:rPr>
+              <w:t>THIEU_LY_DO</w:t>
+            </w:r>
+            <w:r>
+              <w:t xml:space="preserve"> (422)</w:t>
+            </w:r>
+          </w:p>
+        </w:tc>
+        <w:tc>
+          <w:tcPr>
+            <w:tcW w:type="dxa" w:w="4320"/>
+          </w:tcPr>
+          <w:p>
+            <w:r/>
+            <w:r>
+              <w:t>Điều chỉnh kho không ghi lý do</w:t>
+            </w:r>
+          </w:p>
+        </w:tc>
+      </w:tr>
+      <w:tr>
+        <w:tc>
+          <w:tcPr>
+            <w:tcW w:type="dxa" w:w="4320"/>
+          </w:tcPr>
+          <w:p>
+            <w:r/>
+            <w:r>
+              <w:rPr>
+                <w:rFonts w:ascii="Consolas" w:hAnsi="Consolas"/>
+                <w:sz w:val="19"/>
+              </w:rPr>
+              <w:t>THANG_SAI</w:t>
+            </w:r>
+            <w:r>
+              <w:t xml:space="preserve">, </w:t>
+            </w:r>
+            <w:r>
+              <w:rPr>
+                <w:rFonts w:ascii="Consolas" w:hAnsi="Consolas"/>
+                <w:sz w:val="19"/>
+              </w:rPr>
+              <w:t>TUAN_SAI</w:t>
+            </w:r>
+            <w:r>
+              <w:t xml:space="preserve">, </w:t>
+            </w:r>
+            <w:r>
+              <w:rPr>
+                <w:rFonts w:ascii="Consolas" w:hAnsi="Consolas"/>
+                <w:sz w:val="19"/>
+              </w:rPr>
+              <w:t>SO_SAI</w:t>
+            </w:r>
+            <w:r>
+              <w:t>… (422)</w:t>
+            </w:r>
+          </w:p>
+        </w:tc>
+        <w:tc>
+          <w:tcPr>
+            <w:tcW w:type="dxa" w:w="4320"/>
+          </w:tcPr>
+          <w:p>
+            <w:r/>
+            <w:r>
+              <w:t>Dữ liệu gửi lên sai dạng</w:t>
+            </w:r>
+          </w:p>
+        </w:tc>
+      </w:tr>
+    </w:tbl>
+    <w:p/>
+    <w:p>
+      <w:pPr>
+        <w:jc w:val="both"/>
+      </w:pPr>
+      <w:r>
+        <w:t>---</w:t>
+      </w:r>
+    </w:p>
+    <w:p>
+      <w:pPr>
+        <w:pStyle w:val="Title"/>
+      </w:pPr>
+      <w:r>
+        <w:rPr>
+          <w:color w:val="145C4A"/>
+        </w:rPr>
+        <w:t>D. Chạy và kiểm</w:t>
+      </w:r>
+    </w:p>
+    <w:p>
+      <w:pPr>
+        <w:jc w:val="both"/>
+      </w:pPr>
+      <w:r>
+        <w:rPr>
+          <w:rFonts w:ascii="Consolas" w:hAnsi="Consolas"/>
+          <w:sz w:val="19"/>
+        </w:rPr>
+        <w:t>`</w:t>
+      </w:r>
+    </w:p>
+    <w:p>
+      <w:pPr>
+        <w:jc w:val="both"/>
+      </w:pPr>
+      <w:r>
+        <w:t>python backend\app\seed.py                       # dựng bảng + gieo dữ liệu mẫu (có sẵn một cặp DO gom/giao)</w:t>
+      </w:r>
+    </w:p>
+    <w:p>
+      <w:pPr>
+        <w:jc w:val="both"/>
+      </w:pPr>
+      <w:r>
+        <w:t>python -m uvicorn backend.app.main:app --host 0.0.0.0 --port 8010 --no-access-log</w:t>
+      </w:r>
+    </w:p>
+    <w:p>
+      <w:pPr>
+        <w:jc w:val="both"/>
+      </w:pPr>
+      <w:r>
+        <w:rPr>
+          <w:rFonts w:ascii="Consolas" w:hAnsi="Consolas"/>
+          <w:sz w:val="19"/>
+        </w:rPr>
+        <w:t>`</w:t>
+      </w:r>
+    </w:p>
+    <w:p>
+      <w:pPr>
+        <w:jc w:val="both"/>
+      </w:pPr>
+      <w:r>
+        <w:t>Chín bộ kiểm, chạy khi máy chủ đang bật:</w:t>
+      </w:r>
+    </w:p>
+    <w:tbl>
+      <w:tblPr>
+        <w:tblStyle w:val="LightGrid-Accent1"/>
+        <w:tblW w:type="auto" w:w="0"/>
+        <w:tblLook w:firstColumn="1" w:firstRow="1" w:lastColumn="0" w:lastRow="0" w:noHBand="0" w:noVBand="1" w:val="04A0"/>
+      </w:tblPr>
+      <w:tblGrid>
+        <w:gridCol w:w="4320"/>
+        <w:gridCol w:w="4320"/>
+      </w:tblGrid>
+      <w:tr>
+        <w:tc>
+          <w:tcPr>
+            <w:tcW w:type="dxa" w:w="4320"/>
+          </w:tcPr>
+          <w:p>
+            <w:r>
+              <w:rPr>
+                <w:b/>
+              </w:rPr>
+            </w:r>
+            <w:r>
+              <w:rPr>
+                <w:b/>
+              </w:rPr>
+              <w:t>Lệnh</w:t>
+            </w:r>
+          </w:p>
+        </w:tc>
+        <w:tc>
+          <w:tcPr>
+            <w:tcW w:type="dxa" w:w="4320"/>
+          </w:tcPr>
+          <w:p>
+            <w:r>
+              <w:rPr>
+                <w:b/>
+              </w:rPr>
+            </w:r>
+            <w:r>
+              <w:rPr>
+                <w:b/>
+              </w:rPr>
+              <w:t>Kiểm gì</w:t>
+            </w:r>
+          </w:p>
+        </w:tc>
+      </w:tr>
+      <w:tr>
+        <w:tc>
+          <w:tcPr>
+            <w:tcW w:type="dxa" w:w="4320"/>
+          </w:tcPr>
+          <w:p>
+            <w:r/>
+            <w:r>
+              <w:rPr>
+                <w:rFonts w:ascii="Consolas" w:hAnsi="Consolas"/>
+                <w:sz w:val="19"/>
+              </w:rPr>
+              <w:t>python kiem\test_tinh_toan.py</w:t>
+            </w:r>
+          </w:p>
+        </w:tc>
+        <w:tc>
+          <w:tcPr>
+            <w:tcW w:type="dxa" w:w="4320"/>
+          </w:tcPr>
+          <w:p>
+            <w:r/>
+            <w:r>
+              <w:t>Phép tính phiếu và phân quyền (không cần máy chủ)</w:t>
+            </w:r>
+          </w:p>
+        </w:tc>
+      </w:tr>
+      <w:tr>
+        <w:tc>
+          <w:tcPr>
+            <w:tcW w:type="dxa" w:w="4320"/>
+          </w:tcPr>
+          <w:p>
+            <w:r/>
+            <w:r>
+              <w:rPr>
+                <w:rFonts w:ascii="Consolas" w:hAnsi="Consolas"/>
+                <w:sz w:val="19"/>
+              </w:rPr>
+              <w:t>python kiem\thu_hai_do.py</w:t>
+            </w:r>
+          </w:p>
+        </w:tc>
+        <w:tc>
+          <w:tcPr>
+            <w:tcW w:type="dxa" w:w="4320"/>
+          </w:tcPr>
+          <w:p>
+            <w:r/>
+            <w:r>
+              <w:rPr>
+                <w:b/>
+              </w:rPr>
+              <w:t>Luồng hai DO</w:t>
+            </w:r>
+            <w:r>
+              <w:t>: gom → nhập kho → giao lấy lô → xuất kho → hao hụt, và ba chỗ phải bị từ chối</w:t>
+            </w:r>
+          </w:p>
+        </w:tc>
+      </w:tr>
+      <w:tr>
+        <w:tc>
+          <w:tcPr>
+            <w:tcW w:type="dxa" w:w="4320"/>
+          </w:tcPr>
+          <w:p>
+            <w:r/>
+            <w:r>
+              <w:rPr>
+                <w:rFonts w:ascii="Consolas" w:hAnsi="Consolas"/>
+                <w:sz w:val="19"/>
+              </w:rPr>
+              <w:t>python kiem\thu_luong_api.py</w:t>
+            </w:r>
+          </w:p>
+        </w:tc>
+        <w:tc>
+          <w:tcPr>
+            <w:tcW w:type="dxa" w:w="4320"/>
+          </w:tcPr>
+          <w:p>
+            <w:r/>
+            <w:r>
+              <w:t>Trọn luồng: lập phiếu → kiểm → ghi sổ → chi → hoá đơn → thu tiền</w:t>
+            </w:r>
+          </w:p>
+        </w:tc>
+      </w:tr>
+      <w:tr>
+        <w:tc>
+          <w:tcPr>
+            <w:tcW w:type="dxa" w:w="4320"/>
+          </w:tcPr>
+          <w:p>
+            <w:r/>
+            <w:r>
+              <w:rPr>
+                <w:rFonts w:ascii="Consolas" w:hAnsi="Consolas"/>
+                <w:sz w:val="19"/>
+              </w:rPr>
+              <w:t>python kiem\thu_phieu_linh.py</w:t>
+            </w:r>
+          </w:p>
+        </w:tc>
+        <w:tc>
+          <w:tcPr>
+            <w:tcW w:type="dxa" w:w="4320"/>
+          </w:tcPr>
+          <w:p>
+            <w:r/>
+            <w:r>
+              <w:t>Phiếu lĩnh QR, thủ kho cấp dầu, khai đổ dọc đường, tất toán</w:t>
+            </w:r>
+          </w:p>
+        </w:tc>
+      </w:tr>
+      <w:tr>
+        <w:tc>
+          <w:tcPr>
+            <w:tcW w:type="dxa" w:w="4320"/>
+          </w:tcPr>
+          <w:p>
+            <w:r/>
+            <w:r>
+              <w:rPr>
+                <w:rFonts w:ascii="Consolas" w:hAnsi="Consolas"/>
+                <w:sz w:val="19"/>
+              </w:rPr>
+              <w:t>python kiem\thu_ban_hang.py</w:t>
+            </w:r>
+          </w:p>
+        </w:tc>
+        <w:tc>
+          <w:tcPr>
+            <w:tcW w:type="dxa" w:w="4320"/>
+          </w:tcPr>
+          <w:p>
+            <w:r/>
+            <w:r>
+              <w:t>Bán phụ tùng, xăng dầu ra ngoài</w:t>
+            </w:r>
+          </w:p>
+        </w:tc>
+      </w:tr>
+      <w:tr>
+        <w:tc>
+          <w:tcPr>
+            <w:tcW w:type="dxa" w:w="4320"/>
+          </w:tcPr>
+          <w:p>
+            <w:r/>
+            <w:r>
+              <w:rPr>
+                <w:rFonts w:ascii="Consolas" w:hAnsi="Consolas"/>
+                <w:sz w:val="19"/>
+              </w:rPr>
+              <w:t>python kiem\thu_vi_tri.py</w:t>
+            </w:r>
+          </w:p>
+        </w:tc>
+        <w:tc>
+          <w:tcPr>
+            <w:tcW w:type="dxa" w:w="4320"/>
+          </w:tcPr>
+          <w:p>
+            <w:r/>
+            <w:r>
+              <w:t>GPS: ai được gửi, lọc điểm dày, GPS cũ</w:t>
+            </w:r>
+          </w:p>
+        </w:tc>
+      </w:tr>
+      <w:tr>
+        <w:tc>
+          <w:tcPr>
+            <w:tcW w:type="dxa" w:w="4320"/>
+          </w:tcPr>
+          <w:p>
+            <w:r/>
+            <w:r>
+              <w:rPr>
+                <w:rFonts w:ascii="Consolas" w:hAnsi="Consolas"/>
+                <w:sz w:val="19"/>
+              </w:rPr>
+              <w:t>node kiem\ra_tai_xe.js</w:t>
+            </w:r>
+          </w:p>
+        </w:tc>
+        <w:tc>
+          <w:tcPr>
+            <w:tcW w:type="dxa" w:w="4320"/>
+          </w:tcPr>
+          <w:p>
+            <w:r/>
+            <w:r>
+              <w:rPr>
+                <w:b/>
+              </w:rPr>
+              <w:t>Rà màn Tài xế</w:t>
+            </w:r>
+            <w:r>
+              <w:t>: từng vai, cột Kết luận, ngăn trượt hồ sơ, năm tab, bốn ngôn ngữ (báo cáo, không phải đạt/hỏng)</w:t>
+            </w:r>
+          </w:p>
+        </w:tc>
+      </w:tr>
+      <w:tr>
+        <w:tc>
+          <w:tcPr>
+            <w:tcW w:type="dxa" w:w="4320"/>
+          </w:tcPr>
+          <w:p>
+            <w:r/>
+            <w:r>
+              <w:rPr>
+                <w:rFonts w:ascii="Consolas" w:hAnsi="Consolas"/>
+                <w:sz w:val="19"/>
+              </w:rPr>
               <w:t>python kiem\thu_chu_xe.py</w:t>
             </w:r>
           </w:p>
@@ -10903,6 +12151,49 @@
             </w:r>
             <w:r>
               <w:t>: danh mục, phí riêng từng chủ tự điền vào phiếu, trả gộp hai phiếu một tờ PC_CX, chặn trả trùng, phân quyền xem/sửa/trả</w:t>
+            </w:r>
+          </w:p>
+        </w:tc>
+      </w:tr>
+      <w:tr>
+        <w:tc>
+          <w:tcPr>
+            <w:tcW w:type="dxa" w:w="4320"/>
+          </w:tcPr>
+          <w:p>
+            <w:r/>
+            <w:r>
+              <w:rPr>
+                <w:rFonts w:ascii="Consolas" w:hAnsi="Consolas"/>
+                <w:sz w:val="19"/>
+              </w:rPr>
+              <w:t>python kiem\thu_hoa_don_gop.py</w:t>
+            </w:r>
+          </w:p>
+        </w:tc>
+        <w:tc>
+          <w:tcPr>
+            <w:tcW w:type="dxa" w:w="4320"/>
+          </w:tcPr>
+          <w:p>
+            <w:r/>
+            <w:r>
+              <w:rPr>
+                <w:b/>
+              </w:rPr>
+              <w:t>Hoá đơn gộp tháng</w:t>
+            </w:r>
+            <w:r>
+              <w:t xml:space="preserve">: cờ khách, chặn hoá đơn lẻ, gộp một tờ nhiều phiếu, thu ở tờ </w:t>
+            </w:r>
+            <w:r>
+              <w:rPr>
+                <w:b/>
+              </w:rPr>
+              <w:t>phân bổ đúng về từng phiếu theo ngày</w:t>
+            </w:r>
+            <w:r>
+              <w:t>, chặn thu/xoá lẻ, huỷ tờ lùi lại sạch</w:t>
             </w:r>
           </w:p>
         </w:tc>

--- a/DOCS/word/NGHIEP_VU_DB_API.docx
+++ b/DOCS/word/NGHIEP_VU_DB_API.docx
@@ -52,7 +52,7 @@
         <w:t>B. Cơ sở dữ liệu</w:t>
       </w:r>
       <w:r>
-        <w:t xml:space="preserve"> (38 bảng) · </w:t>
+        <w:t xml:space="preserve"> (40 bảng) · </w:t>
       </w:r>
       <w:r>
         <w:rPr>
@@ -66,7 +66,7 @@
         <w:jc w:val="both"/>
       </w:pPr>
       <w:r>
-        <w:t xml:space="preserve">(136 đường). Cuối cùng là phần </w:t>
+        <w:t xml:space="preserve">(144 đường). Cuối cùng là phần </w:t>
       </w:r>
       <w:r>
         <w:rPr>
@@ -1184,7 +1184,7 @@
         <w:rPr>
           <w:color w:val="145C4A"/>
         </w:rPr>
-        <w:t>A2. Ai thấy tiền nào</w:t>
+        <w:t>A1b. Hai vai riêng ở Thà Bốc và việc đổi xe</w:t>
       </w:r>
     </w:p>
     <w:p>
@@ -1195,10 +1195,19 @@
         <w:rPr>
           <w:b/>
         </w:rPr>
-        <w:t>Kho Thabok thấy mọi khoản CHI</w:t>
-      </w:r>
-      <w:r>
-        <w:t xml:space="preserve"> (dầu, đi đường, sửa chữa, giá nhập kho) vì chính họ chi và họ nhập.</w:t>
+        <w:t>Hai vai mới</w:t>
+      </w:r>
+      <w:r>
+        <w:t xml:space="preserve"> (anh Khampla C1.2): *kho phụ tùng* và *tổ sửa chữa* ở Thà Bốc là </w:t>
+      </w:r>
+      <w:r>
+        <w:rPr>
+          <w:b/>
+        </w:rPr>
+        <w:t>người riêng</w:t>
+      </w:r>
+      <w:r>
+        <w:t>, không</w:t>
       </w:r>
     </w:p>
     <w:p>
@@ -1206,224 +1215,7 @@
         <w:jc w:val="both"/>
       </w:pPr>
       <w:r>
-        <w:rPr>
-          <w:b/>
-        </w:rPr>
-        <w:t>Kho Thabok không thấy TIỀN BÁN</w:t>
-      </w:r>
-      <w:r>
-        <w:t>: đơn giá cước, doanh thu, hoá đơn và tiền thu khách, giá thuê xe</w:t>
-      </w:r>
-    </w:p>
-    <w:p>
-      <w:pPr>
-        <w:jc w:val="both"/>
-      </w:pPr>
-      <w:r>
-        <w:t>liên kết, khấu trừ chủ xe, lãi chuyến, mã tài khoản. Đó là biên lợi nhuận của công ty (khách trả giá 2,</w:t>
-      </w:r>
-    </w:p>
-    <w:p>
-      <w:pPr>
-        <w:jc w:val="both"/>
-      </w:pPr>
-      <w:r>
-        <w:t>thuê lại xe ngoài giá 1).</w:t>
-      </w:r>
-    </w:p>
-    <w:p>
-      <w:pPr>
-        <w:jc w:val="both"/>
-      </w:pPr>
-      <w:r>
-        <w:t xml:space="preserve">Giao diện giấu bằng lớp CSS </w:t>
-      </w:r>
-      <w:r>
-        <w:rPr>
-          <w:rFonts w:ascii="Consolas" w:hAnsi="Consolas"/>
-          <w:sz w:val="19"/>
-        </w:rPr>
-        <w:t>tien</w:t>
-      </w:r>
-      <w:r>
-        <w:t xml:space="preserve"> trên thân trang </w:t>
-      </w:r>
-      <w:r>
-        <w:rPr>
-          <w:rFonts w:ascii="Consolas" w:hAnsi="Consolas"/>
-          <w:sz w:val="19"/>
-        </w:rPr>
-        <w:t>vai-&lt;vai&gt;</w:t>
-      </w:r>
-      <w:r>
-        <w:t xml:space="preserve">; </w:t>
-      </w:r>
-      <w:r>
-        <w:rPr>
-          <w:b/>
-        </w:rPr>
-        <w:t>máy chủ cũng bỏ hẳn các khoá đó</w:t>
-      </w:r>
-      <w:r>
-        <w:t xml:space="preserve"> ở</w:t>
-      </w:r>
-    </w:p>
-    <w:p>
-      <w:pPr>
-        <w:jc w:val="both"/>
-      </w:pPr>
-      <w:r>
-        <w:t>hai báo cáo của màn Tổng quan (</w:t>
-      </w:r>
-      <w:r>
-        <w:rPr>
-          <w:rFonts w:ascii="Consolas" w:hAnsi="Consolas"/>
-          <w:sz w:val="19"/>
-        </w:rPr>
-        <w:t>thay_tien_ban()</w:t>
-      </w:r>
-      <w:r>
-        <w:t xml:space="preserve"> trong </w:t>
-      </w:r>
-      <w:r>
-        <w:rPr>
-          <w:rFonts w:ascii="Consolas" w:hAnsi="Consolas"/>
-          <w:sz w:val="19"/>
-        </w:rPr>
-        <w:t>services/phan_quyen.py</w:t>
-      </w:r>
-      <w:r>
-        <w:t>). Các API khác còn trả</w:t>
-      </w:r>
-    </w:p>
-    <w:p>
-      <w:pPr>
-        <w:jc w:val="both"/>
-      </w:pPr>
-      <w:r>
-        <w:t xml:space="preserve">đủ — xem mục B1 trong </w:t>
-      </w:r>
-      <w:r>
-        <w:rPr>
-          <w:rFonts w:ascii="Consolas" w:hAnsi="Consolas"/>
-          <w:sz w:val="19"/>
-        </w:rPr>
-        <w:t>CONG_VIEC_CHO_ANH_KHAMPLA_CHOT.md</w:t>
-      </w:r>
-      <w:r>
-        <w:t>.</w:t>
-      </w:r>
-    </w:p>
-    <w:p>
-      <w:pPr>
-        <w:pStyle w:val="Heading1"/>
-      </w:pPr>
-      <w:r>
-        <w:rPr>
-          <w:color w:val="145C4A"/>
-        </w:rPr>
-        <w:t>A3. Nhiên liệu — hai đường</w:t>
-      </w:r>
-    </w:p>
-    <w:p>
-      <w:pPr>
-        <w:pStyle w:val="ListNumber"/>
-      </w:pPr>
-      <w:r>
-        <w:rPr>
-          <w:b/>
-        </w:rPr>
-        <w:t>Đổ ở kho dầu EPL</w:t>
-      </w:r>
-      <w:r>
-        <w:t xml:space="preserve">: Bãi khai số lít và nơi đổ → in </w:t>
-      </w:r>
-      <w:r>
-        <w:rPr>
-          <w:b/>
-        </w:rPr>
-        <w:t>phiếu lĩnh có mã QR</w:t>
-      </w:r>
-      <w:r>
-        <w:t xml:space="preserve"> → thủ kho quét mã, cấp</w:t>
-      </w:r>
-    </w:p>
-    <w:p>
-      <w:pPr>
-        <w:jc w:val="both"/>
-      </w:pPr>
-      <w:r>
-        <w:t xml:space="preserve">   dầu, nhập số lít thật → tồn kho trừ ngay, sinh </w:t>
-      </w:r>
-      <w:r>
-        <w:rPr>
-          <w:b/>
-        </w:rPr>
-        <w:t>PXK_NL</w:t>
-      </w:r>
-      <w:r>
-        <w:t xml:space="preserve">, định khoản </w:t>
-      </w:r>
-      <w:r>
-        <w:rPr>
-          <w:rFonts w:ascii="Consolas" w:hAnsi="Consolas"/>
-          <w:sz w:val="19"/>
-        </w:rPr>
-        <w:t>625/1371</w:t>
-      </w:r>
-      <w:r>
-        <w:t xml:space="preserve"> (xe nhà) hoặc</w:t>
-      </w:r>
-    </w:p>
-    <w:p>
-      <w:pPr>
-        <w:jc w:val="both"/>
-      </w:pPr>
-      <w:r>
-        <w:t xml:space="preserve">   </w:t>
-      </w:r>
-      <w:r>
-        <w:rPr>
-          <w:rFonts w:ascii="Consolas" w:hAnsi="Consolas"/>
-          <w:sz w:val="19"/>
-        </w:rPr>
-        <w:t>4022/1371</w:t>
-      </w:r>
-      <w:r>
-        <w:t xml:space="preserve"> (xe liên kết).</w:t>
-      </w:r>
-    </w:p>
-    <w:p>
-      <w:pPr>
-        <w:pStyle w:val="ListNumber"/>
-      </w:pPr>
-      <w:r>
-        <w:rPr>
-          <w:b/>
-        </w:rPr>
-        <w:t>Đổ dọc đường bên Việt Nam</w:t>
-      </w:r>
-      <w:r>
-        <w:t>: tài xế khai trên điện thoại (lít, trạm, đơn giá VND) → KT kho xăng dầu</w:t>
-      </w:r>
-    </w:p>
-    <w:p>
-      <w:pPr>
-        <w:jc w:val="both"/>
-      </w:pPr>
-      <w:r>
-        <w:t xml:space="preserve">   duyệt → thành một dòng mua ngoài ở mục III, tự quy đổi LAK theo tỷ giá ghi trên phiếu.</w:t>
-      </w:r>
-    </w:p>
-    <w:p>
-      <w:pPr>
-        <w:pStyle w:val="Heading1"/>
-      </w:pPr>
-      <w:r>
-        <w:rPr>
-          <w:color w:val="145C4A"/>
-        </w:rPr>
-        <w:t>A4. Tiền đi đường trả đúng lúc</w:t>
+        <w:t>phải Admin Bãi. Nên từ 22/09:</w:t>
       </w:r>
     </w:p>
     <w:tbl>
@@ -1452,7 +1244,7 @@
               <w:rPr>
                 <w:b/>
               </w:rPr>
-              <w:t>Khoản</w:t>
+              <w:t>Vai</w:t>
             </w:r>
           </w:p>
         </w:tc>
@@ -1470,7 +1262,7 @@
               <w:rPr>
                 <w:b/>
               </w:rPr>
-              <w:t>Cách trả</w:t>
+              <w:t>Làm gì</w:t>
             </w:r>
           </w:p>
         </w:tc>
@@ -1488,7 +1280,7 @@
               <w:rPr>
                 <w:b/>
               </w:rPr>
-              <w:t>Phần mềm làm</w:t>
+              <w:t>Rút khỏi ai</w:t>
             </w:r>
           </w:p>
         </w:tc>
@@ -1501,7 +1293,14 @@
           <w:p>
             <w:r/>
             <w:r>
-              <w:t>Chi tiêu đi VN, điện thoại</w:t>
+              <w:rPr>
+                <w:rFonts w:ascii="Consolas" w:hAnsi="Consolas"/>
+                <w:sz w:val="19"/>
+              </w:rPr>
+              <w:t>parts</w:t>
+            </w:r>
+            <w:r>
+              <w:t xml:space="preserve"> — Thủ kho phụ tùng Thà Bốc</w:t>
             </w:r>
           </w:p>
         </w:tc>
@@ -1512,7 +1311,17 @@
           <w:p>
             <w:r/>
             <w:r>
-              <w:t>Trả ngay khi xe xuất phát</w:t>
+              <w:t>Nhập · xuất kho phụ tùng (</w:t>
+            </w:r>
+            <w:r>
+              <w:rPr>
+                <w:rFonts w:ascii="Consolas" w:hAnsi="Consolas"/>
+                <w:sz w:val="19"/>
+              </w:rPr>
+              <w:t>/api/parts/…</w:t>
+            </w:r>
+            <w:r>
+              <w:t>)</w:t>
             </w:r>
           </w:p>
         </w:tc>
@@ -1523,13 +1332,7 @@
           <w:p>
             <w:r/>
             <w:r>
-              <w:rPr>
-                <w:b/>
-              </w:rPr>
-              <w:t>Phiếu tạm ứng có QR</w:t>
-            </w:r>
-            <w:r>
-              <w:t>, quỹ quét mã chi; chưa nhận tiền thì chưa bấm được *Xuất phát*</w:t>
+              <w:t>Bãi và kế toán không còn sửa kho phụ tùng</w:t>
             </w:r>
           </w:p>
         </w:tc>
@@ -1542,7 +1345,14 @@
           <w:p>
             <w:r/>
             <w:r>
-              <w:t>Tiền nước, tiền chuyến</w:t>
+              <w:rPr>
+                <w:rFonts w:ascii="Consolas" w:hAnsi="Consolas"/>
+                <w:sz w:val="19"/>
+              </w:rPr>
+              <w:t>repair</w:t>
+            </w:r>
+            <w:r>
+              <w:t xml:space="preserve"> — Tổ sửa chữa Thà Bốc</w:t>
             </w:r>
           </w:p>
         </w:tc>
@@ -1553,7 +1363,19 @@
           <w:p>
             <w:r/>
             <w:r>
-              <w:t>Trả theo chuyến cùng lương</w:t>
+              <w:rPr>
+                <w:b/>
+              </w:rPr>
+              <w:t>Nhập mục V</w:t>
+            </w:r>
+            <w:r>
+              <w:t xml:space="preserve">, duyệt báo hỏng của tài xế, quyết lấy phụ tùng từ kho hay ra gara, lập </w:t>
+            </w:r>
+            <w:r>
+              <w:rPr>
+                <w:b/>
+              </w:rPr>
+              <w:t>lệnh sửa chữa riêng</w:t>
             </w:r>
           </w:p>
         </w:tc>
@@ -1564,1114 +1386,7 @@
           <w:p>
             <w:r/>
             <w:r>
-              <w:rPr>
-                <w:b/>
-              </w:rPr>
-              <w:t>Tất toán tài xế theo tháng</w:t>
-            </w:r>
-            <w:r>
-              <w:t>: đã ứng bao nhiêu, chi thật bao nhiêu, dương công ty trả thêm, âm tài xế nộp lại</w:t>
-            </w:r>
-          </w:p>
-        </w:tc>
-      </w:tr>
-      <w:tr>
-        <w:tc>
-          <w:tcPr>
-            <w:tcW w:type="dxa" w:w="2880"/>
-          </w:tcPr>
-          <w:p>
-            <w:r/>
-            <w:r>
-              <w:t>Shipping Lào, Việt</w:t>
-            </w:r>
-          </w:p>
-        </w:tc>
-        <w:tc>
-          <w:tcPr>
-            <w:tcW w:type="dxa" w:w="2880"/>
-          </w:tcPr>
-          <w:p>
-            <w:r/>
-            <w:r>
-              <w:t>Nợ nhà cung cấp</w:t>
-            </w:r>
-          </w:p>
-        </w:tc>
-        <w:tc>
-          <w:tcPr>
-            <w:tcW w:type="dxa" w:w="2880"/>
-          </w:tcPr>
-          <w:p>
-            <w:r/>
-            <w:r>
-              <w:t xml:space="preserve">Màn </w:t>
-            </w:r>
-            <w:r>
-              <w:rPr>
-                <w:b/>
-              </w:rPr>
-              <w:t>Theo dõi nhà cung cấp</w:t>
-            </w:r>
-            <w:r>
-              <w:t>, trả theo đợt</w:t>
-            </w:r>
-          </w:p>
-        </w:tc>
-      </w:tr>
-      <w:tr>
-        <w:tc>
-          <w:tcPr>
-            <w:tcW w:type="dxa" w:w="2880"/>
-          </w:tcPr>
-          <w:p>
-            <w:r/>
-            <w:r>
-              <w:t>Cao tốc</w:t>
-            </w:r>
-          </w:p>
-        </w:tc>
-        <w:tc>
-          <w:tcPr>
-            <w:tcW w:type="dxa" w:w="2880"/>
-          </w:tcPr>
-          <w:p>
-            <w:r/>
-            <w:r>
-              <w:t>Trả qua thẻ</w:t>
-            </w:r>
-          </w:p>
-        </w:tc>
-        <w:tc>
-          <w:tcPr>
-            <w:tcW w:type="dxa" w:w="2880"/>
-          </w:tcPr>
-          <w:p>
-            <w:r/>
-            <w:r>
-              <w:t>Ghi như khoản chi thường (chưa theo dõi số dư thẻ)</w:t>
-            </w:r>
-          </w:p>
-        </w:tc>
-      </w:tr>
-    </w:tbl>
-    <w:p/>
-    <w:p>
-      <w:pPr>
-        <w:pStyle w:val="Heading1"/>
-      </w:pPr>
-      <w:r>
-        <w:rPr>
-          <w:color w:val="145C4A"/>
-        </w:rPr>
-        <w:t>A5. Xe về, khoá phiếu, hoá đơn, xe liên kết</w:t>
-      </w:r>
-    </w:p>
-    <w:p>
-      <w:pPr>
-        <w:pStyle w:val="ListBullet"/>
-      </w:pPr>
-      <w:r>
-        <w:t xml:space="preserve">Xe tới nơi → Bãi bấm *Xe đã tới*, nhập cân cuối, km về, ngày về. </w:t>
-      </w:r>
-      <w:r>
-        <w:rPr>
-          <w:b/>
-        </w:rPr>
-        <w:t>DO gom</w:t>
-      </w:r>
-      <w:r>
-        <w:t xml:space="preserve"> thì hàng vào kho ngay lúc</w:t>
-      </w:r>
-    </w:p>
-    <w:p>
-      <w:pPr>
-        <w:jc w:val="both"/>
-      </w:pPr>
-      <w:r>
-        <w:t xml:space="preserve">  này; </w:t>
-      </w:r>
-      <w:r>
-        <w:rPr>
-          <w:b/>
-        </w:rPr>
-        <w:t>DO giao</w:t>
-      </w:r>
-      <w:r>
-        <w:t xml:space="preserve"> thì máy ghi dòng hao hụt.</w:t>
-      </w:r>
-    </w:p>
-    <w:p>
-      <w:pPr>
-        <w:pStyle w:val="ListBullet"/>
-      </w:pPr>
-      <w:r>
-        <w:t xml:space="preserve">Kế toán bấm </w:t>
-      </w:r>
-      <w:r>
-        <w:rPr>
-          <w:b/>
-        </w:rPr>
-        <w:t>Khoá phiếu</w:t>
-      </w:r>
-      <w:r>
-        <w:t>: máy rà km lệch quá 10 %, hao hụt quá 1,5 %, thiếu cân, thiếu phiếu quặng,</w:t>
-      </w:r>
-    </w:p>
-    <w:p>
-      <w:pPr>
-        <w:jc w:val="both"/>
-      </w:pPr>
-      <w:r>
-        <w:t xml:space="preserve">  thiếu dòng hàng, mục có chi mà chưa kiểm. Chỉ cảnh báo, kế toán xác nhận thì vẫn khoá được.</w:t>
-      </w:r>
-    </w:p>
-    <w:p>
-      <w:pPr>
-        <w:pStyle w:val="ListBullet"/>
-      </w:pPr>
-      <w:r>
-        <w:rPr>
-          <w:b/>
-        </w:rPr>
-        <w:t>Chỉ phiếu đã khoá mới xuất hoá đơn</w:t>
-      </w:r>
-      <w:r>
-        <w:t xml:space="preserve"> (</w:t>
-      </w:r>
-      <w:r>
-        <w:rPr>
-          <w:rFonts w:ascii="Consolas" w:hAnsi="Consolas"/>
-          <w:sz w:val="19"/>
-        </w:rPr>
-        <w:t>1211/70</w:t>
-      </w:r>
-      <w:r>
-        <w:t>) và mới ghi thu tiền.</w:t>
-      </w:r>
-    </w:p>
-    <w:p>
-      <w:pPr>
-        <w:pStyle w:val="ListBullet"/>
-      </w:pPr>
-      <w:r>
-        <w:rPr>
-          <w:b/>
-        </w:rPr>
-        <w:t>Hai kiểu hoá đơn</w:t>
-      </w:r>
-      <w:r>
-        <w:t xml:space="preserve"> (anh Khampla C8.2): khách vãng lai thì </w:t>
-      </w:r>
-      <w:r>
-        <w:rPr>
-          <w:b/>
-        </w:rPr>
-        <w:t>mỗi phiếu một tờ</w:t>
-      </w:r>
-      <w:r>
-        <w:t xml:space="preserve"> — bấm *Xuất hoá đơn*</w:t>
-      </w:r>
-    </w:p>
-    <w:p>
-      <w:pPr>
-        <w:jc w:val="both"/>
-      </w:pPr>
-      <w:r>
-        <w:t xml:space="preserve">  ngay trên phiếu như cũ; khách </w:t>
-      </w:r>
-      <w:r>
-        <w:rPr>
-          <w:b/>
-        </w:rPr>
-        <w:t>có hợp đồng</w:t>
-      </w:r>
-      <w:r>
-        <w:t xml:space="preserve"> thì cuối tháng gộp </w:t>
-      </w:r>
-      <w:r>
-        <w:rPr>
-          <w:b/>
-        </w:rPr>
-        <w:t>một tờ cho cả tháng</w:t>
-      </w:r>
-      <w:r>
-        <w:t xml:space="preserve"> ở màn</w:t>
-      </w:r>
-    </w:p>
-    <w:p>
-      <w:pPr>
-        <w:jc w:val="both"/>
-      </w:pPr>
-      <w:r>
-        <w:t xml:space="preserve">  *Hoá đơn gộp tháng*. Xem A8.</w:t>
-      </w:r>
-    </w:p>
-    <w:p>
-      <w:pPr>
-        <w:pStyle w:val="ListBullet"/>
-      </w:pPr>
-      <w:r>
-        <w:rPr>
-          <w:b/>
-        </w:rPr>
-        <w:t>Xe liên kết</w:t>
-      </w:r>
-      <w:r>
-        <w:t>: EPL trả chủ xe = giá thuê × tấn (hoặc giá trọn chuyến) − phí %/phiếu − mức trừ mỗi tấn vượt</w:t>
-      </w:r>
-    </w:p>
-    <w:p>
-      <w:pPr>
-        <w:jc w:val="both"/>
-      </w:pPr>
-      <w:r>
-        <w:t xml:space="preserve">  ngưỡng − các khoản EPL đã ứng (quy về tiền thuê). </w:t>
-      </w:r>
-      <w:r>
-        <w:rPr>
-          <w:b/>
-        </w:rPr>
-        <w:t>Phí, ngưỡng tấn, mức trừ là điều khoản của từng chủ xe</w:t>
-      </w:r>
-    </w:p>
-    <w:p>
-      <w:pPr>
-        <w:jc w:val="both"/>
-      </w:pPr>
-      <w:r>
-        <w:t xml:space="preserve">  (danh mục *Chủ xe liên kết* trên màn Xe liên kết): lập phiếu cho xe của chủ nào thì tự điền theo chủ đó, kế</w:t>
-      </w:r>
-    </w:p>
-    <w:p>
-      <w:pPr>
-        <w:jc w:val="both"/>
-      </w:pPr>
-      <w:r>
-        <w:t xml:space="preserve">  toán vẫn sửa được trên phiếu. Lãi = tiền khách trả − tiền thuê, cùng quy về Kíp rồi trừ. **Trả chủ xe theo</w:t>
-      </w:r>
-    </w:p>
-    <w:p>
-      <w:pPr>
-        <w:jc w:val="both"/>
-      </w:pPr>
-      <w:r>
-        <w:t xml:space="preserve">  cách đã thoả thuận với từng chủ**: từng phiếu ngay sau khoá, gộp cuối tháng, hay theo đợt — quỹ tích các</w:t>
-      </w:r>
-    </w:p>
-    <w:p>
-      <w:pPr>
-        <w:jc w:val="both"/>
-      </w:pPr>
-      <w:r>
-        <w:t xml:space="preserve">  phiếu đã khoá chưa trả rồi bấm *Trả gộp*, một đợt sinh một tờ </w:t>
-      </w:r>
-      <w:r>
-        <w:rPr>
-          <w:rFonts w:ascii="Consolas" w:hAnsi="Consolas"/>
-          <w:sz w:val="19"/>
-        </w:rPr>
-        <w:t>PC_CX</w:t>
-      </w:r>
-      <w:r>
-        <w:t xml:space="preserve"> và các phiếu trong đợt đánh *đã trả*.</w:t>
-      </w:r>
-    </w:p>
-    <w:p>
-      <w:pPr>
-        <w:jc w:val="both"/>
-      </w:pPr>
-      <w:r>
-        <w:t xml:space="preserve">  Các phiếu trong một đợt phải cùng tiền thuê. Xem A7 về tiền tệ.</w:t>
-      </w:r>
-    </w:p>
-    <w:p>
-      <w:pPr>
-        <w:pStyle w:val="Heading1"/>
-      </w:pPr>
-      <w:r>
-        <w:rPr>
-          <w:color w:val="145C4A"/>
-        </w:rPr>
-        <w:t>A7. Tiền tệ và thu tiền</w:t>
-      </w:r>
-    </w:p>
-    <w:p>
-      <w:pPr>
-        <w:jc w:val="both"/>
-      </w:pPr>
-      <w:r>
-        <w:t xml:space="preserve">EPL Lào </w:t>
-      </w:r>
-      <w:r>
-        <w:rPr>
-          <w:b/>
-        </w:rPr>
-        <w:t>nhận cước bằng nhiều loại tiền</w:t>
-      </w:r>
-      <w:r>
-        <w:t>: USD, Kíp Lào (LAK), Nhân dân tệ (CNY), Bath Thái (THB) —</w:t>
-      </w:r>
-    </w:p>
-    <w:p>
-      <w:pPr>
-        <w:jc w:val="both"/>
-      </w:pPr>
-      <w:r>
-        <w:t>tuỳ hợp đồng từng khách. Chi phí dọc đường thì trộn LAK, VND, THB ngay trong cùng một phiếu. Nên</w:t>
-      </w:r>
-    </w:p>
-    <w:p>
-      <w:pPr>
-        <w:jc w:val="both"/>
-      </w:pPr>
-      <w:r>
-        <w:t>phần mềm đặt ba quy tắc:</w:t>
-      </w:r>
-    </w:p>
-    <w:p>
-      <w:pPr>
-        <w:jc w:val="both"/>
-      </w:pPr>
-      <w:r>
-        <w:rPr>
-          <w:b/>
-        </w:rPr>
-        <w:t>1. Kíp là tiền gốc.</w:t>
-      </w:r>
-      <w:r>
-        <w:t xml:space="preserve"> Mọi tỷ giá ghi dạng *bao nhiêu Kíp cho một đơn vị tiền đó*, và được **khoá</w:t>
-      </w:r>
-    </w:p>
-    <w:p>
-      <w:pPr>
-        <w:jc w:val="both"/>
-      </w:pPr>
-      <w:r>
-        <w:t>vào phiếu lúc lập** (</w:t>
-      </w:r>
-      <w:r>
-        <w:rPr>
-          <w:rFonts w:ascii="Consolas" w:hAnsi="Consolas"/>
-          <w:sz w:val="19"/>
-        </w:rPr>
-        <w:t>rate_usd</w:t>
-      </w:r>
-      <w:r>
-        <w:t xml:space="preserve">, </w:t>
-      </w:r>
-      <w:r>
-        <w:rPr>
-          <w:rFonts w:ascii="Consolas" w:hAnsi="Consolas"/>
-          <w:sz w:val="19"/>
-        </w:rPr>
-        <w:t>rate_thb</w:t>
-      </w:r>
-      <w:r>
-        <w:t xml:space="preserve">, </w:t>
-      </w:r>
-      <w:r>
-        <w:rPr>
-          <w:rFonts w:ascii="Consolas" w:hAnsi="Consolas"/>
-          <w:sz w:val="19"/>
-        </w:rPr>
-        <w:t>rate_vnd</w:t>
-      </w:r>
-      <w:r>
-        <w:t xml:space="preserve">, </w:t>
-      </w:r>
-      <w:r>
-        <w:rPr>
-          <w:rFonts w:ascii="Consolas" w:hAnsi="Consolas"/>
-          <w:sz w:val="19"/>
-        </w:rPr>
-        <w:t>rate_cny</w:t>
-      </w:r>
-      <w:r>
-        <w:t>). Tỷ giá thị trường đổi về sau</w:t>
-      </w:r>
-    </w:p>
-    <w:p>
-      <w:pPr>
-        <w:jc w:val="both"/>
-      </w:pPr>
-      <w:r>
-        <w:t>không làm đổi con số trên phiếu đã lập — tờ giấy đã in phải đứng yên.</w:t>
-      </w:r>
-    </w:p>
-    <w:p>
-      <w:pPr>
-        <w:jc w:val="both"/>
-      </w:pPr>
-      <w:r>
-        <w:rPr>
-          <w:b/>
-        </w:rPr>
-        <w:t>Cách tính cước</w:t>
-      </w:r>
-      <w:r>
-        <w:t xml:space="preserve"> (anh Khampla C3.6): </w:t>
-      </w:r>
-      <w:r>
-        <w:rPr>
-          <w:rFonts w:ascii="Consolas" w:hAnsi="Consolas"/>
-          <w:sz w:val="19"/>
-        </w:rPr>
-        <w:t>price_mode = ton</w:t>
-      </w:r>
-      <w:r>
-        <w:t xml:space="preserve"> là đơn giá × tấn cân nơi giao (khách có hợp đồng);</w:t>
-      </w:r>
-    </w:p>
-    <w:p>
-      <w:pPr>
-        <w:jc w:val="both"/>
-      </w:pPr>
-      <w:r>
-        <w:rPr>
-          <w:rFonts w:ascii="Consolas" w:hAnsi="Consolas"/>
-          <w:sz w:val="19"/>
-        </w:rPr>
-        <w:t>chuyen</w:t>
-      </w:r>
-      <w:r>
-        <w:t xml:space="preserve"> là </w:t>
-      </w:r>
-      <w:r>
-        <w:rPr>
-          <w:b/>
-        </w:rPr>
-        <w:t>giá trọn chuyến</w:t>
-      </w:r>
-      <w:r>
-        <w:t>, không nhân tấn (xe ngoài không hợp đồng). Bảng giá mang cách tính, phiếu tự</w:t>
-      </w:r>
-    </w:p>
-    <w:p>
-      <w:pPr>
-        <w:jc w:val="both"/>
-      </w:pPr>
-      <w:r>
-        <w:t>điền theo; giá thuê chủ xe đi theo cùng cách. Phần trừ quá tải vẫn theo tấn.</w:t>
-      </w:r>
-    </w:p>
-    <w:p>
-      <w:pPr>
-        <w:jc w:val="both"/>
-      </w:pPr>
-      <w:r>
-        <w:rPr>
-          <w:b/>
-        </w:rPr>
-        <w:t>2. Cước theo tiền của hợp đồng, không mặc định USD.</w:t>
-      </w:r>
-      <w:r>
-        <w:t xml:space="preserve"> Phiếu có ô </w:t>
-      </w:r>
-      <w:r>
-        <w:rPr>
-          <w:b/>
-        </w:rPr>
-        <w:t>Tiền tệ cước</w:t>
-      </w:r>
-      <w:r>
-        <w:t xml:space="preserve"> (</w:t>
-      </w:r>
-      <w:r>
-        <w:rPr>
-          <w:rFonts w:ascii="Consolas" w:hAnsi="Consolas"/>
-          <w:sz w:val="19"/>
-        </w:rPr>
-        <w:t>price_ccy</w:t>
-      </w:r>
-      <w:r>
-        <w:t>) và</w:t>
-      </w:r>
-    </w:p>
-    <w:p>
-      <w:pPr>
-        <w:jc w:val="both"/>
-      </w:pPr>
-      <w:r>
-        <w:t xml:space="preserve">đơn giá </w:t>
-      </w:r>
-      <w:r>
-        <w:rPr>
-          <w:rFonts w:ascii="Consolas" w:hAnsi="Consolas"/>
-          <w:sz w:val="19"/>
-        </w:rPr>
-        <w:t>price</w:t>
-      </w:r>
-      <w:r>
-        <w:t xml:space="preserve"> hiểu theo tiền đó. Bảng giá khách × tuyến cũng mang tiền tệ riêng, nên mở phiếu cho</w:t>
-      </w:r>
-    </w:p>
-    <w:p>
-      <w:pPr>
-        <w:jc w:val="both"/>
-      </w:pPr>
-      <w:r>
-        <w:t xml:space="preserve">khách Trung Quốc là máy tự điền Nhân dân tệ, không rơi về USD. Xe liên kết có thêm </w:t>
-      </w:r>
-      <w:r>
-        <w:rPr>
-          <w:b/>
-        </w:rPr>
-        <w:t>tiền tệ thuê</w:t>
-      </w:r>
-    </w:p>
-    <w:p>
-      <w:pPr>
-        <w:jc w:val="both"/>
-      </w:pPr>
-      <w:r>
-        <w:t>(</w:t>
-      </w:r>
-      <w:r>
-        <w:rPr>
-          <w:rFonts w:ascii="Consolas" w:hAnsi="Consolas"/>
-          <w:sz w:val="19"/>
-        </w:rPr>
-        <w:t>hire_ccy</w:t>
-      </w:r>
-      <w:r>
-        <w:t>) vì bán bằng USD mà thuê xe Lào trả bằng Kíp là chuyện bình thường; bỏ trống thì hiểu là</w:t>
-      </w:r>
-    </w:p>
-    <w:p>
-      <w:pPr>
-        <w:jc w:val="both"/>
-      </w:pPr>
-      <w:r>
-        <w:t>cùng tiền với cước.</w:t>
-      </w:r>
-    </w:p>
-    <w:p>
-      <w:pPr>
-        <w:jc w:val="both"/>
-      </w:pPr>
-      <w:r>
-        <w:rPr>
-          <w:b/>
-        </w:rPr>
-        <w:t>Đặt tỷ giá ở đâu</w:t>
-      </w:r>
-      <w:r>
-        <w:t xml:space="preserve">: màn </w:t>
-      </w:r>
-      <w:r>
-        <w:rPr>
-          <w:b/>
-        </w:rPr>
-        <w:t>Tỷ giá</w:t>
-      </w:r>
-      <w:r>
-        <w:t xml:space="preserve"> (</w:t>
-      </w:r>
-      <w:r>
-        <w:rPr>
-          <w:rFonts w:ascii="Consolas" w:hAnsi="Consolas"/>
-          <w:sz w:val="19"/>
-        </w:rPr>
-        <w:t>#/ty-gia</w:t>
-      </w:r>
-      <w:r>
-        <w:t>, nhóm Danh mục) — mỗi loại tiền một thẻ đọc là</w:t>
-      </w:r>
-    </w:p>
-    <w:p>
-      <w:pPr>
-        <w:jc w:val="both"/>
-      </w:pPr>
-      <w:r>
-        <w:t>*"1 đơn vị tiền đó ăn bao nhiêu Kíp"*, kèm số lần trước, mức thay đổi, người đặt, một máy tính quy</w:t>
-      </w:r>
-    </w:p>
-    <w:p>
-      <w:pPr>
-        <w:jc w:val="both"/>
-      </w:pPr>
-      <w:r>
-        <w:t xml:space="preserve">đổi chạy theo con số </w:t>
-      </w:r>
-      <w:r>
-        <w:rPr>
-          <w:b/>
-        </w:rPr>
-        <w:t>đang gõ</w:t>
-      </w:r>
-      <w:r>
-        <w:t xml:space="preserve"> (chưa lưu cũng thử được), và bảng lịch sử mọi lần đổi. Kế toán</w:t>
-      </w:r>
-    </w:p>
-    <w:p>
-      <w:pPr>
-        <w:jc w:val="both"/>
-      </w:pPr>
-      <w:r>
-        <w:t>Thu/Chi VC và Kế toán Doanh thu VC sửa được; các vai tiền khác chỉ xem; Bãi và tài xế không thấy màn</w:t>
-      </w:r>
-    </w:p>
-    <w:p>
-      <w:pPr>
-        <w:jc w:val="both"/>
-      </w:pPr>
-      <w:r>
-        <w:t xml:space="preserve">này nhưng vẫn </w:t>
-      </w:r>
-      <w:r>
-        <w:rPr>
-          <w:b/>
-        </w:rPr>
-        <w:t>đọc</w:t>
-      </w:r>
-      <w:r>
-        <w:t xml:space="preserve"> được tỷ giá qua </w:t>
-      </w:r>
-      <w:r>
-        <w:rPr>
-          <w:rFonts w:ascii="Consolas" w:hAnsi="Consolas"/>
-          <w:sz w:val="19"/>
-        </w:rPr>
-        <w:t>/api/rates</w:t>
-      </w:r>
-      <w:r>
-        <w:t xml:space="preserve"> vì chi phí của họ có VND và THB.</w:t>
-      </w:r>
-    </w:p>
-    <w:p>
-      <w:pPr>
-        <w:jc w:val="both"/>
-      </w:pPr>
-      <w:r>
-        <w:rPr>
-          <w:b/>
-        </w:rPr>
-        <w:t>3. Mọi TỔNG quy về Kíp, kèm chia theo từng loại tiền.</w:t>
-      </w:r>
-      <w:r>
-        <w:t xml:space="preserve"> Cộng thẳng USD với Nhân dân tệ là cộng táo</w:t>
-      </w:r>
-    </w:p>
-    <w:p>
-      <w:pPr>
-        <w:jc w:val="both"/>
-      </w:pPr>
-      <w:r>
-        <w:t xml:space="preserve">với cam, nên báo cáo trả </w:t>
-      </w:r>
-      <w:r>
-        <w:rPr>
-          <w:rFonts w:ascii="Consolas" w:hAnsi="Consolas"/>
-          <w:sz w:val="19"/>
-        </w:rPr>
-        <w:t>doanh_thu_lak</w:t>
-      </w:r>
-      <w:r>
-        <w:t xml:space="preserve"> (một con số cộng được) và </w:t>
-      </w:r>
-      <w:r>
-        <w:rPr>
-          <w:rFonts w:ascii="Consolas" w:hAnsi="Consolas"/>
-          <w:sz w:val="19"/>
-        </w:rPr>
-        <w:t>doanh_thu_tien</w:t>
-      </w:r>
-    </w:p>
-    <w:p>
-      <w:pPr>
-        <w:jc w:val="both"/>
-      </w:pPr>
-      <w:r>
-        <w:t>(</w:t>
-      </w:r>
-      <w:r>
-        <w:rPr>
-          <w:rFonts w:ascii="Consolas" w:hAnsi="Consolas"/>
-          <w:sz w:val="19"/>
-        </w:rPr>
-        <w:t>{"USD": 5059, "CNY": 12618, "LAK": 37710000}</w:t>
-      </w:r>
-      <w:r>
-        <w:t>) để người đọc thấy con số đó gồm những gì. Bảng</w:t>
-      </w:r>
-    </w:p>
-    <w:p>
-      <w:pPr>
-        <w:jc w:val="both"/>
-      </w:pPr>
-      <w:r>
-        <w:t xml:space="preserve">*Theo dõi phiếu vận chuyển* có thêm cột </w:t>
-      </w:r>
-      <w:r>
-        <w:rPr>
-          <w:b/>
-        </w:rPr>
-        <w:t>Tiền</w:t>
-      </w:r>
-      <w:r>
-        <w:t xml:space="preserve"> nói rõ từng dòng tính bằng tiền gì, dòng tổng cộng</w:t>
-      </w:r>
-    </w:p>
-    <w:p>
-      <w:pPr>
-        <w:jc w:val="both"/>
-      </w:pPr>
-      <w:r>
-        <w:t xml:space="preserve">riêng từng loại tiền, và ô </w:t>
-      </w:r>
-      <w:r>
-        <w:rPr>
-          <w:b/>
-        </w:rPr>
-        <w:t>Quy đổi</w:t>
-      </w:r>
-      <w:r>
-        <w:t xml:space="preserve"> để gom cả bảng về một tiền khi cần một con số duy nhất.</w:t>
-      </w:r>
-    </w:p>
-    <w:p>
-      <w:pPr>
-        <w:pStyle w:val="Heading2"/>
-      </w:pPr>
-      <w:r>
-        <w:t>Khách trả tiền — sổ thu từng lần</w:t>
-      </w:r>
-    </w:p>
-    <w:p>
-      <w:pPr>
-        <w:jc w:val="both"/>
-      </w:pPr>
-      <w:r>
-        <w:t xml:space="preserve">Trước 21/09/2026 chỗ này chỉ là một cái nút *đã thu* bật trạng thái phiếu sang </w:t>
-      </w:r>
-      <w:r>
-        <w:rPr>
-          <w:rFonts w:ascii="Consolas" w:hAnsi="Consolas"/>
-          <w:sz w:val="19"/>
-        </w:rPr>
-        <w:t>paid</w:t>
-      </w:r>
-      <w:r>
-        <w:t>. Nó không ghi</w:t>
-      </w:r>
-    </w:p>
-    <w:p>
-      <w:pPr>
-        <w:jc w:val="both"/>
-      </w:pPr>
-      <w:r>
-        <w:t>được khách trả bao nhiêu, bằng tiền gì, ngày nào — trong khi thực tế **hoá đơn ghi USD mà khách</w:t>
-      </w:r>
-    </w:p>
-    <w:p>
-      <w:pPr>
-        <w:jc w:val="both"/>
-      </w:pPr>
-      <w:r>
-        <w:t>chuyển Kíp</w:t>
-      </w:r>
-      <w:r>
-        <w:rPr>
-          <w:b/>
-        </w:rPr>
-        <w:t xml:space="preserve">, và trả làm nhiều lần. Giờ mỗi lần tiền về là </w:t>
-      </w:r>
-      <w:r>
-        <w:t xml:space="preserve">một dòng** trong bảng </w:t>
-      </w:r>
-      <w:r>
-        <w:rPr>
-          <w:rFonts w:ascii="Consolas" w:hAnsi="Consolas"/>
-          <w:sz w:val="19"/>
-        </w:rPr>
-        <w:t>trip_payments</w:t>
-      </w:r>
-      <w:r>
-        <w:t>:</w:t>
-      </w:r>
-    </w:p>
-    <w:tbl>
-      <w:tblPr>
-        <w:tblStyle w:val="LightGrid-Accent1"/>
-        <w:tblW w:type="auto" w:w="0"/>
-        <w:tblLook w:firstColumn="1" w:firstRow="1" w:lastColumn="0" w:lastRow="0" w:noHBand="0" w:noVBand="1" w:val="04A0"/>
-      </w:tblPr>
-      <w:tblGrid>
-        <w:gridCol w:w="4320"/>
-        <w:gridCol w:w="4320"/>
-      </w:tblGrid>
-      <w:tr>
-        <w:tc>
-          <w:tcPr>
-            <w:tcW w:type="dxa" w:w="4320"/>
-          </w:tcPr>
-          <w:p>
-            <w:r>
-              <w:rPr>
-                <w:b/>
-              </w:rPr>
-            </w:r>
-            <w:r>
-              <w:rPr>
-                <w:b/>
-              </w:rPr>
-              <w:t>Ô</w:t>
-            </w:r>
-          </w:p>
-        </w:tc>
-        <w:tc>
-          <w:tcPr>
-            <w:tcW w:type="dxa" w:w="4320"/>
-          </w:tcPr>
-          <w:p>
-            <w:r>
-              <w:rPr>
-                <w:b/>
-              </w:rPr>
-            </w:r>
-            <w:r>
-              <w:rPr>
-                <w:b/>
-              </w:rPr>
-              <w:t>Nghĩa</w:t>
-            </w:r>
-          </w:p>
-        </w:tc>
-      </w:tr>
-      <w:tr>
-        <w:tc>
-          <w:tcPr>
-            <w:tcW w:type="dxa" w:w="4320"/>
-          </w:tcPr>
-          <w:p>
-            <w:r/>
-            <w:r>
-              <w:rPr>
-                <w:rFonts w:ascii="Consolas" w:hAnsi="Consolas"/>
-                <w:sz w:val="19"/>
-              </w:rPr>
-              <w:t>pay_date</w:t>
-            </w:r>
-          </w:p>
-        </w:tc>
-        <w:tc>
-          <w:tcPr>
-            <w:tcW w:type="dxa" w:w="4320"/>
-          </w:tcPr>
-          <w:p>
-            <w:r/>
-            <w:r>
-              <w:t>Ngày tiền về</w:t>
-            </w:r>
-          </w:p>
-        </w:tc>
-      </w:tr>
-      <w:tr>
-        <w:tc>
-          <w:tcPr>
-            <w:tcW w:type="dxa" w:w="4320"/>
-          </w:tcPr>
-          <w:p>
-            <w:r/>
-            <w:r>
-              <w:rPr>
-                <w:rFonts w:ascii="Consolas" w:hAnsi="Consolas"/>
-                <w:sz w:val="19"/>
-              </w:rPr>
-              <w:t>amount</w:t>
-            </w:r>
-            <w:r>
-              <w:t xml:space="preserve"> · </w:t>
-            </w:r>
-            <w:r>
-              <w:rPr>
-                <w:rFonts w:ascii="Consolas" w:hAnsi="Consolas"/>
-                <w:sz w:val="19"/>
-              </w:rPr>
-              <w:t>currency</w:t>
-            </w:r>
-          </w:p>
-        </w:tc>
-        <w:tc>
-          <w:tcPr>
-            <w:tcW w:type="dxa" w:w="4320"/>
-          </w:tcPr>
-          <w:p>
-            <w:r/>
-            <w:r>
-              <w:t xml:space="preserve">Số tiền và </w:t>
-            </w:r>
-            <w:r>
-              <w:rPr>
-                <w:b/>
-              </w:rPr>
-              <w:t>tiền khách thật sự trả</w:t>
-            </w:r>
-            <w:r>
-              <w:t xml:space="preserve"> — không bắt buộc trùng tiền hoá đơn</w:t>
-            </w:r>
-          </w:p>
-        </w:tc>
-      </w:tr>
-      <w:tr>
-        <w:tc>
-          <w:tcPr>
-            <w:tcW w:type="dxa" w:w="4320"/>
-          </w:tcPr>
-          <w:p>
-            <w:r/>
-            <w:r>
-              <w:rPr>
-                <w:rFonts w:ascii="Consolas" w:hAnsi="Consolas"/>
-                <w:sz w:val="19"/>
-              </w:rPr>
-              <w:t>rate_to_lak</w:t>
-            </w:r>
-          </w:p>
-        </w:tc>
-        <w:tc>
-          <w:tcPr>
-            <w:tcW w:type="dxa" w:w="4320"/>
-          </w:tcPr>
-          <w:p>
-            <w:r/>
-            <w:r>
-              <w:t xml:space="preserve">Tỷ giá </w:t>
-            </w:r>
-            <w:r>
-              <w:rPr>
-                <w:b/>
-              </w:rPr>
-              <w:t>ngày thu</w:t>
-            </w:r>
-            <w:r>
-              <w:t>; không gửi thì lấy tỷ giá khoá trên phiếu làm mặc định</w:t>
-            </w:r>
-          </w:p>
-        </w:tc>
-      </w:tr>
-      <w:tr>
-        <w:tc>
-          <w:tcPr>
-            <w:tcW w:type="dxa" w:w="4320"/>
-          </w:tcPr>
-          <w:p>
-            <w:r/>
-            <w:r>
-              <w:rPr>
-                <w:rFonts w:ascii="Consolas" w:hAnsi="Consolas"/>
-                <w:sz w:val="19"/>
-              </w:rPr>
-              <w:t>amount_lak</w:t>
-            </w:r>
-          </w:p>
-        </w:tc>
-        <w:tc>
-          <w:tcPr>
-            <w:tcW w:type="dxa" w:w="4320"/>
-          </w:tcPr>
-          <w:p>
-            <w:r/>
-            <w:r>
-              <w:rPr>
-                <w:rFonts w:ascii="Consolas" w:hAnsi="Consolas"/>
-                <w:sz w:val="19"/>
-              </w:rPr>
-              <w:t>amount × rate_to_lak</w:t>
-            </w:r>
-            <w:r>
-              <w:t>, tính sẵn để khỏi tính lại</w:t>
-            </w:r>
-          </w:p>
-        </w:tc>
-      </w:tr>
-      <w:tr>
-        <w:tc>
-          <w:tcPr>
-            <w:tcW w:type="dxa" w:w="4320"/>
-          </w:tcPr>
-          <w:p>
-            <w:r/>
-            <w:r>
-              <w:rPr>
-                <w:rFonts w:ascii="Consolas" w:hAnsi="Consolas"/>
-                <w:sz w:val="19"/>
-              </w:rPr>
-              <w:t>method</w:t>
-            </w:r>
-          </w:p>
-        </w:tc>
-        <w:tc>
-          <w:tcPr>
-            <w:tcW w:type="dxa" w:w="4320"/>
-          </w:tcPr>
-          <w:p>
-            <w:r/>
-            <w:r>
-              <w:rPr>
-                <w:rFonts w:ascii="Consolas" w:hAnsi="Consolas"/>
-                <w:sz w:val="19"/>
-              </w:rPr>
-              <w:t>cash</w:t>
-            </w:r>
-            <w:r>
-              <w:t xml:space="preserve"> tiền mặt · </w:t>
-            </w:r>
-            <w:r>
-              <w:rPr>
-                <w:rFonts w:ascii="Consolas" w:hAnsi="Consolas"/>
-                <w:sz w:val="19"/>
-              </w:rPr>
-              <w:t>bank</w:t>
-            </w:r>
-            <w:r>
-              <w:t xml:space="preserve"> chuyển khoản · </w:t>
-            </w:r>
-            <w:r>
-              <w:rPr>
-                <w:rFonts w:ascii="Consolas" w:hAnsi="Consolas"/>
-                <w:sz w:val="19"/>
-              </w:rPr>
-              <w:t>offset</w:t>
-            </w:r>
-            <w:r>
-              <w:t xml:space="preserve"> cấn trừ · </w:t>
-            </w:r>
-            <w:r>
-              <w:rPr>
-                <w:rFonts w:ascii="Consolas" w:hAnsi="Consolas"/>
-                <w:sz w:val="19"/>
-              </w:rPr>
-              <w:t>other</w:t>
-            </w:r>
-          </w:p>
-        </w:tc>
-      </w:tr>
-      <w:tr>
-        <w:tc>
-          <w:tcPr>
-            <w:tcW w:type="dxa" w:w="4320"/>
-          </w:tcPr>
-          <w:p>
-            <w:r/>
-            <w:r>
-              <w:rPr>
-                <w:rFonts w:ascii="Consolas" w:hAnsi="Consolas"/>
-                <w:sz w:val="19"/>
-              </w:rPr>
-              <w:t>ref</w:t>
-            </w:r>
-          </w:p>
-        </w:tc>
-        <w:tc>
-          <w:tcPr>
-            <w:tcW w:type="dxa" w:w="4320"/>
-          </w:tcPr>
-          <w:p>
-            <w:r/>
-            <w:r>
-              <w:t>Số uỷ nhiệm chi hoặc biên lai bên khách</w:t>
+              <w:t>Bãi không còn nhập mục V, không duyệt báo hỏng</w:t>
             </w:r>
           </w:p>
         </w:tc>
@@ -2683,16 +1398,22 @@
         <w:jc w:val="both"/>
       </w:pPr>
       <w:r>
-        <w:t xml:space="preserve">Từ đó: </w:t>
+        <w:t xml:space="preserve">Chuỗi duyệt mục V vẫn như cũ: tổ sửa chữa nhập → </w:t>
       </w:r>
       <w:r>
         <w:rPr>
           <w:b/>
         </w:rPr>
-        <w:t>trạng thái tài chính của phiếu do tổng các dòng này quyết định</w:t>
-      </w:r>
-      <w:r>
-        <w:t>, không ai bấm tay nữa —</w:t>
+        <w:t>KT Chi phí VC</w:t>
+      </w:r>
+      <w:r>
+        <w:t xml:space="preserve"> kiểm và ghi sổ → </w:t>
+      </w:r>
+      <w:r>
+        <w:rPr>
+          <w:b/>
+        </w:rPr>
+        <w:t>Quỹ tiền mặt</w:t>
       </w:r>
     </w:p>
     <w:p>
@@ -2700,7 +1421,7 @@
         <w:jc w:val="both"/>
       </w:pPr>
       <w:r>
-        <w:t>chưa có dòng nào là *chưa thu*, tổng bằng tiền hoá đơn (lệch dưới 1 Kíp) là *đã thu*, ở giữa là *thu</w:t>
+        <w:t>chi. Tổ sửa chữa không tự kiểm, không tự chi. Hai vai này xếp cùng nhóm với Bãi ở khoản **không thấy</w:t>
       </w:r>
     </w:p>
     <w:p>
@@ -2708,17 +1429,7 @@
         <w:jc w:val="both"/>
       </w:pPr>
       <w:r>
-        <w:t xml:space="preserve">một phần*. Mỗi dòng thu để lại một chứng từ </w:t>
-      </w:r>
-      <w:r>
-        <w:rPr>
-          <w:rFonts w:ascii="Consolas" w:hAnsi="Consolas"/>
-          <w:sz w:val="19"/>
-        </w:rPr>
-        <w:t>PT</w:t>
-      </w:r>
-      <w:r>
-        <w:t xml:space="preserve"> mang đúng số tiền và tiền tệ khách trả, nên khi đẩy</w:t>
+        <w:t>tiền bán**.</w:t>
       </w:r>
     </w:p>
     <w:p>
@@ -2726,7 +1437,22 @@
         <w:jc w:val="both"/>
       </w:pPr>
       <w:r>
-        <w:t>sang kế toán anh Khang thì con số khớp với tiền thật vào tài khoản.</w:t>
+        <w:rPr>
+          <w:b/>
+        </w:rPr>
+        <w:t>Đổi xe giữa đường</w:t>
+      </w:r>
+      <w:r>
+        <w:t xml:space="preserve"> (C2.2): xe hỏng nặng thì đổi xe khác chở tiếp </w:t>
+      </w:r>
+      <w:r>
+        <w:rPr>
+          <w:b/>
+        </w:rPr>
+        <w:t>trên chính tờ phiếu đang chạy</w:t>
+      </w:r>
+      <w:r>
+        <w:t xml:space="preserve"> —</w:t>
       </w:r>
     </w:p>
     <w:p>
@@ -2734,26 +1460,14 @@
         <w:jc w:val="both"/>
       </w:pPr>
       <w:r>
-        <w:t xml:space="preserve">Hai chỗ chặn: thu </w:t>
-      </w:r>
-      <w:r>
-        <w:rPr>
-          <w:b/>
-        </w:rPr>
-        <w:t>nhiều hơn phần còn lại</w:t>
-      </w:r>
-      <w:r>
-        <w:t xml:space="preserve"> của hoá đơn thì máy hỏi lại (</w:t>
-      </w:r>
-      <w:r>
         <w:rPr>
           <w:rFonts w:ascii="Consolas" w:hAnsi="Consolas"/>
           <w:sz w:val="19"/>
         </w:rPr>
-        <w:t>THU_QUA_HOA_DON</w:t>
-      </w:r>
-      <w:r>
-        <w:t>) rồi mới</w:t>
+        <w:t>POST /api/trips/{id}/doi-xe</w:t>
+      </w:r>
+      <w:r>
+        <w:t xml:space="preserve"> (Bãi). Không lập phiếu mới, vì hàng, khách, tuyến và tiền đã chi vẫn là</w:t>
       </w:r>
     </w:p>
     <w:p>
@@ -2761,36 +1475,7 @@
         <w:jc w:val="both"/>
       </w:pPr>
       <w:r>
-        <w:t xml:space="preserve">ghi; xoá một lần thu mà tờ </w:t>
-      </w:r>
-      <w:r>
-        <w:rPr>
-          <w:rFonts w:ascii="Consolas" w:hAnsi="Consolas"/>
-          <w:sz w:val="19"/>
-        </w:rPr>
-        <w:t>PT</w:t>
-      </w:r>
-      <w:r>
-        <w:t xml:space="preserve"> của nó </w:t>
-      </w:r>
-      <w:r>
-        <w:rPr>
-          <w:b/>
-        </w:rPr>
-        <w:t>đã đẩy sang kế toán</w:t>
-      </w:r>
-      <w:r>
-        <w:t xml:space="preserve"> thì từ chối (</w:t>
-      </w:r>
-      <w:r>
-        <w:rPr>
-          <w:rFonts w:ascii="Consolas" w:hAnsi="Consolas"/>
-          <w:sz w:val="19"/>
-        </w:rPr>
-        <w:t>DA_DAY_KE_TOAN</w:t>
-      </w:r>
-      <w:r>
-        <w:t>) — bên</w:t>
+        <w:t>của chuyến đó; lập phiếu mới là tách đôi một chuyến trong mọi báo cáo. Máy ghi xe mới vào phiếu, để lại</w:t>
       </w:r>
     </w:p>
     <w:p>
@@ -2798,7 +1483,16 @@
         <w:jc w:val="both"/>
       </w:pPr>
       <w:r>
-        <w:t>kia đã vào sổ, xoá lặng lẽ bên này là hai bên nói hai số.</w:t>
+        <w:t xml:space="preserve">một dòng diễn biến *Đổi xe A → B · lý do*, kéo </w:t>
+      </w:r>
+      <w:r>
+        <w:rPr>
+          <w:b/>
+        </w:rPr>
+        <w:t>mục I về "đã nhập"</w:t>
+      </w:r>
+      <w:r>
+        <w:t xml:space="preserve"> để kế toán kiểm lại, cho xe cũ vào</w:t>
       </w:r>
     </w:p>
     <w:p>
@@ -2806,7 +1500,17 @@
         <w:jc w:val="both"/>
       </w:pPr>
       <w:r>
-        <w:t>Phần chênh lệch tỷ giá (hoá đơn 1.693,30 USD quy 37.252.600 Kíp mà khách chuyển 37.000.000 Kíp) thì</w:t>
+        <w:t xml:space="preserve">xưởng và xe mới sang *đang chạy*. Đổi sang xe liên kết thì phiếu tự chuyển sang </w:t>
+      </w:r>
+      <w:r>
+        <w:rPr>
+          <w:rFonts w:ascii="Consolas" w:hAnsi="Consolas"/>
+          <w:sz w:val="19"/>
+        </w:rPr>
+        <w:t>company = joint</w:t>
+      </w:r>
+      <w:r>
+        <w:t xml:space="preserve"> và lấy</w:t>
       </w:r>
     </w:p>
     <w:p>
@@ -2814,16 +1518,18 @@
         <w:jc w:val="both"/>
       </w:pPr>
       <w:r>
-        <w:t xml:space="preserve">phần mềm </w:t>
-      </w:r>
+        <w:t>phí của chủ xe đó.</w:t>
+      </w:r>
+    </w:p>
+    <w:p>
+      <w:pPr>
+        <w:pStyle w:val="Heading1"/>
+      </w:pPr>
       <w:r>
         <w:rPr>
-          <w:b/>
+          <w:color w:val="145C4A"/>
         </w:rPr>
-        <w:t>chỉ hiện ra</w:t>
-      </w:r>
-      <w:r>
-        <w:t>, hạch toán chênh lệch tỷ giá là việc của bên kế toán — bên mình không dựng</w:t>
+        <w:t>A2. Ai thấy tiền nào</w:t>
       </w:r>
     </w:p>
     <w:p>
@@ -2831,7 +1537,126 @@
         <w:jc w:val="both"/>
       </w:pPr>
       <w:r>
-        <w:t>sổ thứ hai.</w:t>
+        <w:rPr>
+          <w:b/>
+        </w:rPr>
+        <w:t>Kho Thabok thấy mọi khoản CHI</w:t>
+      </w:r>
+      <w:r>
+        <w:t xml:space="preserve"> (dầu, đi đường, sửa chữa, giá nhập kho) vì chính họ chi và họ nhập.</w:t>
+      </w:r>
+    </w:p>
+    <w:p>
+      <w:pPr>
+        <w:jc w:val="both"/>
+      </w:pPr>
+      <w:r>
+        <w:rPr>
+          <w:b/>
+        </w:rPr>
+        <w:t>Kho Thabok không thấy TIỀN BÁN</w:t>
+      </w:r>
+      <w:r>
+        <w:t>: đơn giá cước, doanh thu, hoá đơn và tiền thu khách, giá thuê xe</w:t>
+      </w:r>
+    </w:p>
+    <w:p>
+      <w:pPr>
+        <w:jc w:val="both"/>
+      </w:pPr>
+      <w:r>
+        <w:t>liên kết, khấu trừ chủ xe, lãi chuyến, mã tài khoản. Đó là biên lợi nhuận của công ty (khách trả giá 2,</w:t>
+      </w:r>
+    </w:p>
+    <w:p>
+      <w:pPr>
+        <w:jc w:val="both"/>
+      </w:pPr>
+      <w:r>
+        <w:t>thuê lại xe ngoài giá 1).</w:t>
+      </w:r>
+    </w:p>
+    <w:p>
+      <w:pPr>
+        <w:jc w:val="both"/>
+      </w:pPr>
+      <w:r>
+        <w:t xml:space="preserve">Giao diện giấu bằng lớp CSS </w:t>
+      </w:r>
+      <w:r>
+        <w:rPr>
+          <w:rFonts w:ascii="Consolas" w:hAnsi="Consolas"/>
+          <w:sz w:val="19"/>
+        </w:rPr>
+        <w:t>tien</w:t>
+      </w:r>
+      <w:r>
+        <w:t xml:space="preserve"> trên thân trang </w:t>
+      </w:r>
+      <w:r>
+        <w:rPr>
+          <w:rFonts w:ascii="Consolas" w:hAnsi="Consolas"/>
+          <w:sz w:val="19"/>
+        </w:rPr>
+        <w:t>vai-&lt;vai&gt;</w:t>
+      </w:r>
+      <w:r>
+        <w:t xml:space="preserve">; </w:t>
+      </w:r>
+      <w:r>
+        <w:rPr>
+          <w:b/>
+        </w:rPr>
+        <w:t>máy chủ cũng bỏ hẳn các khoá đó</w:t>
+      </w:r>
+      <w:r>
+        <w:t xml:space="preserve"> ở</w:t>
+      </w:r>
+    </w:p>
+    <w:p>
+      <w:pPr>
+        <w:jc w:val="both"/>
+      </w:pPr>
+      <w:r>
+        <w:t>hai báo cáo của màn Tổng quan (</w:t>
+      </w:r>
+      <w:r>
+        <w:rPr>
+          <w:rFonts w:ascii="Consolas" w:hAnsi="Consolas"/>
+          <w:sz w:val="19"/>
+        </w:rPr>
+        <w:t>thay_tien_ban()</w:t>
+      </w:r>
+      <w:r>
+        <w:t xml:space="preserve"> trong </w:t>
+      </w:r>
+      <w:r>
+        <w:rPr>
+          <w:rFonts w:ascii="Consolas" w:hAnsi="Consolas"/>
+          <w:sz w:val="19"/>
+        </w:rPr>
+        <w:t>services/phan_quyen.py</w:t>
+      </w:r>
+      <w:r>
+        <w:t>). Các API khác còn trả</w:t>
+      </w:r>
+    </w:p>
+    <w:p>
+      <w:pPr>
+        <w:jc w:val="both"/>
+      </w:pPr>
+      <w:r>
+        <w:t xml:space="preserve">đủ — xem mục B1 trong </w:t>
+      </w:r>
+      <w:r>
+        <w:rPr>
+          <w:rFonts w:ascii="Consolas" w:hAnsi="Consolas"/>
+          <w:sz w:val="19"/>
+        </w:rPr>
+        <w:t>CONG_VIEC_CHO_ANH_KHAMPLA_CHOT.md</w:t>
+      </w:r>
+      <w:r>
+        <w:t>.</w:t>
       </w:r>
     </w:p>
     <w:p>
@@ -2842,7 +1667,30 @@
         <w:rPr>
           <w:color w:val="145C4A"/>
         </w:rPr>
-        <w:t>A8. Hoá đơn gộp tháng — một tờ nhiều phiếu</w:t>
+        <w:t>A3. Nhiên liệu — hai đường</w:t>
+      </w:r>
+    </w:p>
+    <w:p>
+      <w:pPr>
+        <w:pStyle w:val="ListNumber"/>
+      </w:pPr>
+      <w:r>
+        <w:rPr>
+          <w:b/>
+        </w:rPr>
+        <w:t>Đổ ở kho dầu EPL</w:t>
+      </w:r>
+      <w:r>
+        <w:t xml:space="preserve">: Bãi khai số lít và nơi đổ → in </w:t>
+      </w:r>
+      <w:r>
+        <w:rPr>
+          <w:b/>
+        </w:rPr>
+        <w:t>phiếu lĩnh có mã QR</w:t>
+      </w:r>
+      <w:r>
+        <w:t xml:space="preserve"> → thủ kho quét mã, cấp</w:t>
       </w:r>
     </w:p>
     <w:p>
@@ -2850,16 +1698,26 @@
         <w:jc w:val="both"/>
       </w:pPr>
       <w:r>
-        <w:t xml:space="preserve">Anh Khampla trả lời 22/09 (C8.2, B3): </w:t>
+        <w:t xml:space="preserve">   dầu, nhập số lít thật → tồn kho trừ ngay, sinh </w:t>
       </w:r>
       <w:r>
         <w:rPr>
           <w:b/>
         </w:rPr>
-        <w:t>cả hai kiểu đều có</w:t>
-      </w:r>
-      <w:r>
-        <w:t>. Khách chạy lẻ vài chuyến thì lấy hoá đơn</w:t>
+        <w:t>PXK_NL</w:t>
+      </w:r>
+      <w:r>
+        <w:t xml:space="preserve">, định khoản </w:t>
+      </w:r>
+      <w:r>
+        <w:rPr>
+          <w:rFonts w:ascii="Consolas" w:hAnsi="Consolas"/>
+          <w:sz w:val="19"/>
+        </w:rPr>
+        <w:t>625/1371</w:t>
+      </w:r>
+      <w:r>
+        <w:t xml:space="preserve"> (xe nhà) hoặc</w:t>
       </w:r>
     </w:p>
     <w:p>
@@ -2867,16 +1725,31 @@
         <w:jc w:val="both"/>
       </w:pPr>
       <w:r>
-        <w:t xml:space="preserve">từng phiếu; khách có hợp đồng chạy vài chục chuyến một tháng thì </w:t>
-      </w:r>
+        <w:t xml:space="preserve">   </w:t>
+      </w:r>
+      <w:r>
+        <w:rPr>
+          <w:rFonts w:ascii="Consolas" w:hAnsi="Consolas"/>
+          <w:sz w:val="19"/>
+        </w:rPr>
+        <w:t>4022/1371</w:t>
+      </w:r>
+      <w:r>
+        <w:t xml:space="preserve"> (xe liên kết).</w:t>
+      </w:r>
+    </w:p>
+    <w:p>
+      <w:pPr>
+        <w:pStyle w:val="ListNumber"/>
+      </w:pPr>
       <w:r>
         <w:rPr>
           <w:b/>
         </w:rPr>
-        <w:t>cuối tháng nhận một tờ</w:t>
-      </w:r>
-      <w:r>
-        <w:t>, không ai</w:t>
+        <w:t>Đổ dọc đường bên Việt Nam</w:t>
+      </w:r>
+      <w:r>
+        <w:t>: tài xế khai trên điện thoại (lít, trạm, đơn giá VND) → KT kho xăng dầu</w:t>
       </w:r>
     </w:p>
     <w:p>
@@ -2884,405 +1757,7 @@
         <w:jc w:val="both"/>
       </w:pPr>
       <w:r>
-        <w:t xml:space="preserve">muốn cầm ba mươi tờ hoá đơn. Nên danh mục khách có ô </w:t>
-      </w:r>
-      <w:r>
-        <w:rPr>
-          <w:b/>
-        </w:rPr>
-        <w:t>Cách xuất hoá đơn</w:t>
-      </w:r>
-      <w:r>
-        <w:t>:</w:t>
-      </w:r>
-    </w:p>
-    <w:tbl>
-      <w:tblPr>
-        <w:tblStyle w:val="LightGrid-Accent1"/>
-        <w:tblW w:type="auto" w:w="0"/>
-        <w:tblLook w:firstColumn="1" w:firstRow="1" w:lastColumn="0" w:lastRow="0" w:noHBand="0" w:noVBand="1" w:val="04A0"/>
-      </w:tblPr>
-      <w:tblGrid>
-        <w:gridCol w:w="4320"/>
-        <w:gridCol w:w="4320"/>
-      </w:tblGrid>
-      <w:tr>
-        <w:tc>
-          <w:tcPr>
-            <w:tcW w:type="dxa" w:w="4320"/>
-          </w:tcPr>
-          <w:p>
-            <w:r>
-              <w:rPr>
-                <w:b/>
-              </w:rPr>
-            </w:r>
-            <w:r>
-              <w:rPr>
-                <w:b/>
-              </w:rPr>
-              <w:t>Giá trị</w:t>
-            </w:r>
-          </w:p>
-        </w:tc>
-        <w:tc>
-          <w:tcPr>
-            <w:tcW w:type="dxa" w:w="4320"/>
-          </w:tcPr>
-          <w:p>
-            <w:r>
-              <w:rPr>
-                <w:b/>
-              </w:rPr>
-            </w:r>
-            <w:r>
-              <w:rPr>
-                <w:b/>
-              </w:rPr>
-              <w:t>Nghĩa</w:t>
-            </w:r>
-          </w:p>
-        </w:tc>
-      </w:tr>
-      <w:tr>
-        <w:tc>
-          <w:tcPr>
-            <w:tcW w:type="dxa" w:w="4320"/>
-          </w:tcPr>
-          <w:p>
-            <w:r/>
-            <w:r>
-              <w:rPr>
-                <w:rFonts w:ascii="Consolas" w:hAnsi="Consolas"/>
-                <w:sz w:val="19"/>
-              </w:rPr>
-              <w:t>phieu</w:t>
-            </w:r>
-            <w:r>
-              <w:t xml:space="preserve"> (mặc định)</w:t>
-            </w:r>
-          </w:p>
-        </w:tc>
-        <w:tc>
-          <w:tcPr>
-            <w:tcW w:type="dxa" w:w="4320"/>
-          </w:tcPr>
-          <w:p>
-            <w:r/>
-            <w:r>
-              <w:t>Mỗi phiếu một hoá đơn — kế toán doanh thu bấm *Xuất hoá đơn* trên từng phiếu</w:t>
-            </w:r>
-          </w:p>
-        </w:tc>
-      </w:tr>
-      <w:tr>
-        <w:tc>
-          <w:tcPr>
-            <w:tcW w:type="dxa" w:w="4320"/>
-          </w:tcPr>
-          <w:p>
-            <w:r/>
-            <w:r>
-              <w:rPr>
-                <w:rFonts w:ascii="Consolas" w:hAnsi="Consolas"/>
-                <w:sz w:val="19"/>
-              </w:rPr>
-              <w:t>thang</w:t>
-            </w:r>
-          </w:p>
-        </w:tc>
-        <w:tc>
-          <w:tcPr>
-            <w:tcW w:type="dxa" w:w="4320"/>
-          </w:tcPr>
-          <w:p>
-            <w:r/>
-            <w:r>
-              <w:t>Gộp một tờ cuối tháng — nút trên phiếu bị chặn (</w:t>
-            </w:r>
-            <w:r>
-              <w:rPr>
-                <w:rFonts w:ascii="Consolas" w:hAnsi="Consolas"/>
-                <w:sz w:val="19"/>
-              </w:rPr>
-              <w:t>GOP_THANG</w:t>
-            </w:r>
-            <w:r>
-              <w:t>), làm ở màn *Hoá đơn gộp tháng*</w:t>
-            </w:r>
-          </w:p>
-        </w:tc>
-      </w:tr>
-    </w:tbl>
-    <w:p/>
-    <w:p>
-      <w:pPr>
-        <w:jc w:val="both"/>
-      </w:pPr>
-      <w:r>
-        <w:rPr>
-          <w:b/>
-        </w:rPr>
-        <w:t>Cách làm cuối tháng</w:t>
-      </w:r>
-      <w:r>
-        <w:t xml:space="preserve">: vào </w:t>
-      </w:r>
-      <w:r>
-        <w:rPr>
-          <w:rFonts w:ascii="Consolas" w:hAnsi="Consolas"/>
-          <w:sz w:val="19"/>
-        </w:rPr>
-        <w:t>#/hoa-don-gop</w:t>
-      </w:r>
-      <w:r>
-        <w:t>, chọn tháng. Bảng *Chờ gộp* liệt kê từng khách × từng loại</w:t>
-      </w:r>
-    </w:p>
-    <w:p>
-      <w:pPr>
-        <w:jc w:val="both"/>
-      </w:pPr>
-      <w:r>
-        <w:t xml:space="preserve">tiền cước còn phiếu </w:t>
-      </w:r>
-      <w:r>
-        <w:rPr>
-          <w:b/>
-        </w:rPr>
-        <w:t>đã khoá, đã kiểm mục II, chưa lên hoá đơn</w:t>
-      </w:r>
-      <w:r>
-        <w:t>. Bấm *Gộp hoá đơn tháng* → một tờ</w:t>
-      </w:r>
-    </w:p>
-    <w:p>
-      <w:pPr>
-        <w:jc w:val="both"/>
-      </w:pPr>
-      <w:r>
-        <w:rPr>
-          <w:rFonts w:ascii="Consolas" w:hAnsi="Consolas"/>
-          <w:sz w:val="19"/>
-        </w:rPr>
-        <w:t>HDT-YYYYMM-NN</w:t>
-      </w:r>
-      <w:r>
-        <w:t xml:space="preserve"> mang nhiều dòng phiếu, và </w:t>
-      </w:r>
-      <w:r>
-        <w:rPr>
-          <w:b/>
-        </w:rPr>
-        <w:t>một</w:t>
-      </w:r>
-      <w:r>
-        <w:t xml:space="preserve"> chứng từ </w:t>
-      </w:r>
-      <w:r>
-        <w:rPr>
-          <w:rFonts w:ascii="Consolas" w:hAnsi="Consolas"/>
-          <w:sz w:val="19"/>
-        </w:rPr>
-        <w:t>HD</w:t>
-      </w:r>
-      <w:r>
-        <w:t xml:space="preserve"> cho cả tờ (không phải mỗi phiếu một tờ).</w:t>
-      </w:r>
-    </w:p>
-    <w:p>
-      <w:pPr>
-        <w:jc w:val="both"/>
-      </w:pPr>
-      <w:r>
-        <w:t>Hai quy tắc giữ cho con số không bao giờ lệch:</w:t>
-      </w:r>
-    </w:p>
-    <w:p>
-      <w:pPr>
-        <w:pStyle w:val="ListNumber"/>
-      </w:pPr>
-      <w:r>
-        <w:rPr>
-          <w:b/>
-        </w:rPr>
-        <w:t>Tiền của tờ = cộng doanh thu từng phiếu</w:t>
-      </w:r>
-      <w:r>
-        <w:t xml:space="preserve">, máy tính, không gõ tay. Một tờ chỉ mang </w:t>
-      </w:r>
-      <w:r>
-        <w:rPr>
-          <w:b/>
-        </w:rPr>
-        <w:t>một loại tiền</w:t>
-      </w:r>
-      <w:r>
-        <w:t>:</w:t>
-      </w:r>
-    </w:p>
-    <w:p>
-      <w:pPr>
-        <w:jc w:val="both"/>
-      </w:pPr>
-      <w:r>
-        <w:t xml:space="preserve">   khách ký tuyến này USD, tuyến kia Kíp thì cuối tháng là hai tờ, chứ không cộng hai thứ tiền vào nhau.</w:t>
-      </w:r>
-    </w:p>
-    <w:p>
-      <w:pPr>
-        <w:pStyle w:val="ListNumber"/>
-      </w:pPr>
-      <w:r>
-        <w:rPr>
-          <w:b/>
-        </w:rPr>
-        <w:t>Thu tiền ghi ở TỜ, nhưng phân bổ xuống từng phiếu.</w:t>
-      </w:r>
-      <w:r>
-        <w:t xml:space="preserve"> Khách chuyển một cục cho cả tháng; nếu chỉ ghi</w:t>
-      </w:r>
-    </w:p>
-    <w:p>
-      <w:pPr>
-        <w:jc w:val="both"/>
-      </w:pPr>
-      <w:r>
-        <w:t xml:space="preserve">   ở tờ thì mọi phiếu trong tháng vẫn treo *chưa thu* và báo cáo theo phiếu sai hết. Nên mỗi lần thu sinh</w:t>
-      </w:r>
-    </w:p>
-    <w:p>
-      <w:pPr>
-        <w:jc w:val="both"/>
-      </w:pPr>
-      <w:r>
-        <w:t xml:space="preserve">   một dòng </w:t>
-      </w:r>
-      <w:r>
-        <w:rPr>
-          <w:rFonts w:ascii="Consolas" w:hAnsi="Consolas"/>
-          <w:sz w:val="19"/>
-        </w:rPr>
-        <w:t>invoice_payments</w:t>
-      </w:r>
-      <w:r>
-        <w:t xml:space="preserve"> (một tờ </w:t>
-      </w:r>
-      <w:r>
-        <w:rPr>
-          <w:rFonts w:ascii="Consolas" w:hAnsi="Consolas"/>
-          <w:sz w:val="19"/>
-        </w:rPr>
-        <w:t>PT</w:t>
-      </w:r>
-      <w:r>
-        <w:t xml:space="preserve">) rồi </w:t>
-      </w:r>
-      <w:r>
-        <w:rPr>
-          <w:b/>
-        </w:rPr>
-        <w:t>rải xuống `trip_payments` theo thứ tự ngày phiếu</w:t>
-      </w:r>
-      <w:r>
-        <w:t xml:space="preserve"> —</w:t>
-      </w:r>
-    </w:p>
-    <w:p>
-      <w:pPr>
-        <w:jc w:val="both"/>
-      </w:pPr>
-      <w:r>
-        <w:t xml:space="preserve">   phiếu cũ trả trước, đúng cách họ đối chiếu công nợ. Trạng thái từng phiếu vẫn do tổng </w:t>
-      </w:r>
-      <w:r>
-        <w:rPr>
-          <w:rFonts w:ascii="Consolas" w:hAnsi="Consolas"/>
-          <w:sz w:val="19"/>
-        </w:rPr>
-        <w:t>trip_payments</w:t>
-      </w:r>
-    </w:p>
-    <w:p>
-      <w:pPr>
-        <w:jc w:val="both"/>
-      </w:pPr>
-      <w:r>
-        <w:t xml:space="preserve">   quyết định như mọi phiếu khác, không có đường tính thứ hai.</w:t>
-      </w:r>
-    </w:p>
-    <w:p>
-      <w:pPr>
-        <w:jc w:val="both"/>
-      </w:pPr>
-      <w:r>
-        <w:t xml:space="preserve">Chặn đúng chỗ: ghi thu ở phiếu nằm trong tờ gộp → </w:t>
-      </w:r>
-      <w:r>
-        <w:rPr>
-          <w:rFonts w:ascii="Consolas" w:hAnsi="Consolas"/>
-          <w:sz w:val="19"/>
-        </w:rPr>
-        <w:t>THU_QUA_HD_GOP</w:t>
-      </w:r>
-      <w:r>
-        <w:t xml:space="preserve"> (thu ở tờ); xoá lẻ dòng phân bổ ở</w:t>
-      </w:r>
-    </w:p>
-    <w:p>
-      <w:pPr>
-        <w:jc w:val="both"/>
-      </w:pPr>
-      <w:r>
-        <w:t xml:space="preserve">phiếu → </w:t>
-      </w:r>
-      <w:r>
-        <w:rPr>
-          <w:rFonts w:ascii="Consolas" w:hAnsi="Consolas"/>
-          <w:sz w:val="19"/>
-        </w:rPr>
-        <w:t>THUOC_HD_GOP</w:t>
-      </w:r>
-      <w:r>
-        <w:t xml:space="preserve"> (xoá lần thu ở tờ); huỷ tờ khi đã thu → </w:t>
-      </w:r>
-      <w:r>
-        <w:rPr>
-          <w:rFonts w:ascii="Consolas" w:hAnsi="Consolas"/>
-          <w:sz w:val="19"/>
-        </w:rPr>
-        <w:t>DA_THU</w:t>
-      </w:r>
-      <w:r>
-        <w:t xml:space="preserve">; huỷ tờ mà chứng từ </w:t>
-      </w:r>
-      <w:r>
-        <w:rPr>
-          <w:rFonts w:ascii="Consolas" w:hAnsi="Consolas"/>
-          <w:sz w:val="19"/>
-        </w:rPr>
-        <w:t>HD</w:t>
-      </w:r>
-      <w:r>
-        <w:t xml:space="preserve"> đã đẩy</w:t>
-      </w:r>
-    </w:p>
-    <w:p>
-      <w:pPr>
-        <w:jc w:val="both"/>
-      </w:pPr>
-      <w:r>
-        <w:t xml:space="preserve">sang kế toán → </w:t>
-      </w:r>
-      <w:r>
-        <w:rPr>
-          <w:rFonts w:ascii="Consolas" w:hAnsi="Consolas"/>
-          <w:sz w:val="19"/>
-        </w:rPr>
-        <w:t>DA_DAY_KE_TOAN</w:t>
-      </w:r>
-      <w:r>
-        <w:t>. Huỷ được thì các phiếu quay lại *chưa xuất hoá đơn*, gộp lại tháng khác.</w:t>
+        <w:t xml:space="preserve">   duyệt → thành một dòng mua ngoài ở mục III, tự quy đổi LAK theo tỷ giá ghi trên phiếu.</w:t>
       </w:r>
     </w:p>
     <w:p>
@@ -3293,49 +1768,7 @@
         <w:rPr>
           <w:color w:val="145C4A"/>
         </w:rPr>
-        <w:t>A6. Sổ chứng từ</w:t>
-      </w:r>
-    </w:p>
-    <w:p>
-      <w:pPr>
-        <w:jc w:val="both"/>
-      </w:pPr>
-      <w:r>
-        <w:t xml:space="preserve">Mỗi bước sinh tiền hoặc hàng để lại </w:t>
-      </w:r>
-      <w:r>
-        <w:rPr>
-          <w:b/>
-        </w:rPr>
-        <w:t>một tờ có số</w:t>
-      </w:r>
-      <w:r>
-        <w:t xml:space="preserve"> cho kế toán kéo về (</w:t>
-      </w:r>
-      <w:r>
-        <w:rPr>
-          <w:rFonts w:ascii="Consolas" w:hAnsi="Consolas"/>
-          <w:sz w:val="19"/>
-        </w:rPr>
-        <w:t>GET /api/chung-tu</w:t>
-      </w:r>
-      <w:r>
-        <w:t>), số dạng</w:t>
-      </w:r>
-    </w:p>
-    <w:p>
-      <w:pPr>
-        <w:jc w:val="both"/>
-      </w:pPr>
-      <w:r>
-        <w:rPr>
-          <w:rFonts w:ascii="Consolas" w:hAnsi="Consolas"/>
-          <w:sz w:val="19"/>
-        </w:rPr>
-        <w:t>LOAI/YYMM/000n</w:t>
-      </w:r>
-      <w:r>
-        <w:t>:</w:t>
+        <w:t>A4. Tiền đi đường trả đúng lúc</w:t>
       </w:r>
     </w:p>
     <w:tbl>
@@ -3364,7 +1797,7 @@
               <w:rPr>
                 <w:b/>
               </w:rPr>
-              <w:t>Mã</w:t>
+              <w:t>Khoản</w:t>
             </w:r>
           </w:p>
         </w:tc>
@@ -3382,7 +1815,7 @@
               <w:rPr>
                 <w:b/>
               </w:rPr>
-              <w:t>Tờ</w:t>
+              <w:t>Cách trả</w:t>
             </w:r>
           </w:p>
         </w:tc>
@@ -3400,7 +1833,7 @@
               <w:rPr>
                 <w:b/>
               </w:rPr>
-              <w:t>Sinh khi</w:t>
+              <w:t>Phần mềm làm</w:t>
             </w:r>
           </w:p>
         </w:tc>
@@ -3413,11 +1846,7 @@
           <w:p>
             <w:r/>
             <w:r>
-              <w:rPr>
-                <w:rFonts w:ascii="Consolas" w:hAnsi="Consolas"/>
-                <w:sz w:val="19"/>
-              </w:rPr>
-              <w:t>DO</w:t>
+              <w:t>Chi tiêu đi VN, điện thoại</w:t>
             </w:r>
           </w:p>
         </w:tc>
@@ -3428,7 +1857,7 @@
           <w:p>
             <w:r/>
             <w:r>
-              <w:t>Phiếu xuất xe</w:t>
+              <w:t>Trả ngay khi xe xuất phát</w:t>
             </w:r>
           </w:p>
         </w:tc>
@@ -3439,7 +1868,13 @@
           <w:p>
             <w:r/>
             <w:r>
-              <w:t>Lập phiếu</w:t>
+              <w:rPr>
+                <w:b/>
+              </w:rPr>
+              <w:t>Phiếu tạm ứng có QR</w:t>
+            </w:r>
+            <w:r>
+              <w:t>, quỹ quét mã chi; chưa nhận tiền thì chưa bấm được *Xuất phát*</w:t>
             </w:r>
           </w:p>
         </w:tc>
@@ -3452,11 +1887,7 @@
           <w:p>
             <w:r/>
             <w:r>
-              <w:rPr>
-                <w:rFonts w:ascii="Consolas" w:hAnsi="Consolas"/>
-                <w:sz w:val="19"/>
-              </w:rPr>
-              <w:t>PNK_HH</w:t>
+              <w:t>Tiền nước, tiền chuyến</w:t>
             </w:r>
           </w:p>
         </w:tc>
@@ -3467,21 +1898,24 @@
           <w:p>
             <w:r/>
             <w:r>
+              <w:t>Trả theo chuyến cùng lương</w:t>
+            </w:r>
+          </w:p>
+        </w:tc>
+        <w:tc>
+          <w:tcPr>
+            <w:tcW w:type="dxa" w:w="2880"/>
+          </w:tcPr>
+          <w:p>
+            <w:r/>
+            <w:r>
               <w:rPr>
                 <w:b/>
               </w:rPr>
-              <w:t>Phiếu nhập kho hàng</w:t>
-            </w:r>
-          </w:p>
-        </w:tc>
-        <w:tc>
-          <w:tcPr>
-            <w:tcW w:type="dxa" w:w="2880"/>
-          </w:tcPr>
-          <w:p>
-            <w:r/>
-            <w:r>
-              <w:t>DO gom về tới bãi</w:t>
+              <w:t>Tất toán tài xế theo tháng</w:t>
+            </w:r>
+            <w:r>
+              <w:t>: đã ứng bao nhiêu, chi thật bao nhiêu, dương công ty trả thêm, âm tài xế nộp lại</w:t>
             </w:r>
           </w:p>
         </w:tc>
@@ -3494,11 +1928,7 @@
           <w:p>
             <w:r/>
             <w:r>
-              <w:rPr>
-                <w:rFonts w:ascii="Consolas" w:hAnsi="Consolas"/>
-                <w:sz w:val="19"/>
-              </w:rPr>
-              <w:t>PXK_HH</w:t>
+              <w:t>Shipping Lào, Việt</w:t>
             </w:r>
           </w:p>
         </w:tc>
@@ -3509,21 +1939,27 @@
           <w:p>
             <w:r/>
             <w:r>
+              <w:t>Nợ nhà cung cấp</w:t>
+            </w:r>
+          </w:p>
+        </w:tc>
+        <w:tc>
+          <w:tcPr>
+            <w:tcW w:type="dxa" w:w="2880"/>
+          </w:tcPr>
+          <w:p>
+            <w:r/>
+            <w:r>
+              <w:t xml:space="preserve">Màn </w:t>
+            </w:r>
+            <w:r>
               <w:rPr>
                 <w:b/>
               </w:rPr>
-              <w:t>Phiếu xuất kho hàng</w:t>
-            </w:r>
-          </w:p>
-        </w:tc>
-        <w:tc>
-          <w:tcPr>
-            <w:tcW w:type="dxa" w:w="2880"/>
-          </w:tcPr>
-          <w:p>
-            <w:r/>
-            <w:r>
-              <w:t>DO giao lấy hàng khỏi lô</w:t>
+              <w:t>Theo dõi nhà cung cấp</w:t>
+            </w:r>
+            <w:r>
+              <w:t>, trả theo đợt</w:t>
             </w:r>
           </w:p>
         </w:tc>
@@ -3536,11 +1972,7 @@
           <w:p>
             <w:r/>
             <w:r>
-              <w:rPr>
-                <w:rFonts w:ascii="Consolas" w:hAnsi="Consolas"/>
-                <w:sz w:val="19"/>
-              </w:rPr>
-              <w:t>DC_HH</w:t>
+              <w:t>Cao tốc</w:t>
             </w:r>
           </w:p>
         </w:tc>
@@ -3551,21 +1983,803 @@
           <w:p>
             <w:r/>
             <w:r>
+              <w:t>Trả qua thẻ</w:t>
+            </w:r>
+          </w:p>
+        </w:tc>
+        <w:tc>
+          <w:tcPr>
+            <w:tcW w:type="dxa" w:w="2880"/>
+          </w:tcPr>
+          <w:p>
+            <w:r/>
+            <w:r>
+              <w:t>Ghi như khoản chi thường (chưa theo dõi số dư thẻ)</w:t>
+            </w:r>
+          </w:p>
+        </w:tc>
+      </w:tr>
+    </w:tbl>
+    <w:p/>
+    <w:p>
+      <w:pPr>
+        <w:pStyle w:val="Heading1"/>
+      </w:pPr>
+      <w:r>
+        <w:rPr>
+          <w:color w:val="145C4A"/>
+        </w:rPr>
+        <w:t>A5. Xe về, khoá phiếu, hoá đơn, xe liên kết</w:t>
+      </w:r>
+    </w:p>
+    <w:p>
+      <w:pPr>
+        <w:pStyle w:val="ListBullet"/>
+      </w:pPr>
+      <w:r>
+        <w:t xml:space="preserve">Xe tới nơi → Bãi bấm *Xe đã tới*, nhập cân cuối, km về, ngày về. </w:t>
+      </w:r>
+      <w:r>
+        <w:rPr>
+          <w:b/>
+        </w:rPr>
+        <w:t>DO gom</w:t>
+      </w:r>
+      <w:r>
+        <w:t xml:space="preserve"> thì hàng vào kho ngay lúc</w:t>
+      </w:r>
+    </w:p>
+    <w:p>
+      <w:pPr>
+        <w:jc w:val="both"/>
+      </w:pPr>
+      <w:r>
+        <w:t xml:space="preserve">  này; </w:t>
+      </w:r>
+      <w:r>
+        <w:rPr>
+          <w:b/>
+        </w:rPr>
+        <w:t>DO giao</w:t>
+      </w:r>
+      <w:r>
+        <w:t xml:space="preserve"> thì máy ghi dòng hao hụt.</w:t>
+      </w:r>
+    </w:p>
+    <w:p>
+      <w:pPr>
+        <w:pStyle w:val="ListBullet"/>
+      </w:pPr>
+      <w:r>
+        <w:t xml:space="preserve">Kế toán bấm </w:t>
+      </w:r>
+      <w:r>
+        <w:rPr>
+          <w:b/>
+        </w:rPr>
+        <w:t>Khoá phiếu</w:t>
+      </w:r>
+      <w:r>
+        <w:t>: máy rà km lệch quá 10 %, hao hụt quá 1,5 %, thiếu cân, thiếu phiếu quặng,</w:t>
+      </w:r>
+    </w:p>
+    <w:p>
+      <w:pPr>
+        <w:jc w:val="both"/>
+      </w:pPr>
+      <w:r>
+        <w:t xml:space="preserve">  thiếu dòng hàng, mục có chi mà chưa kiểm. Chỉ cảnh báo, kế toán xác nhận thì vẫn khoá được.</w:t>
+      </w:r>
+    </w:p>
+    <w:p>
+      <w:pPr>
+        <w:pStyle w:val="ListBullet"/>
+      </w:pPr>
+      <w:r>
+        <w:rPr>
+          <w:b/>
+        </w:rPr>
+        <w:t>Chỉ phiếu đã khoá mới xuất hoá đơn</w:t>
+      </w:r>
+      <w:r>
+        <w:t xml:space="preserve"> (</w:t>
+      </w:r>
+      <w:r>
+        <w:rPr>
+          <w:rFonts w:ascii="Consolas" w:hAnsi="Consolas"/>
+          <w:sz w:val="19"/>
+        </w:rPr>
+        <w:t>1211/70</w:t>
+      </w:r>
+      <w:r>
+        <w:t>) và mới ghi thu tiền.</w:t>
+      </w:r>
+    </w:p>
+    <w:p>
+      <w:pPr>
+        <w:pStyle w:val="ListBullet"/>
+      </w:pPr>
+      <w:r>
+        <w:rPr>
+          <w:b/>
+        </w:rPr>
+        <w:t>Hai kiểu hoá đơn</w:t>
+      </w:r>
+      <w:r>
+        <w:t xml:space="preserve"> (anh Khampla C8.2): khách vãng lai thì </w:t>
+      </w:r>
+      <w:r>
+        <w:rPr>
+          <w:b/>
+        </w:rPr>
+        <w:t>mỗi phiếu một tờ</w:t>
+      </w:r>
+      <w:r>
+        <w:t xml:space="preserve"> — bấm *Xuất hoá đơn*</w:t>
+      </w:r>
+    </w:p>
+    <w:p>
+      <w:pPr>
+        <w:jc w:val="both"/>
+      </w:pPr>
+      <w:r>
+        <w:t xml:space="preserve">  ngay trên phiếu như cũ; khách </w:t>
+      </w:r>
+      <w:r>
+        <w:rPr>
+          <w:b/>
+        </w:rPr>
+        <w:t>có hợp đồng</w:t>
+      </w:r>
+      <w:r>
+        <w:t xml:space="preserve"> thì cuối tháng gộp </w:t>
+      </w:r>
+      <w:r>
+        <w:rPr>
+          <w:b/>
+        </w:rPr>
+        <w:t>một tờ cho cả tháng</w:t>
+      </w:r>
+      <w:r>
+        <w:t xml:space="preserve"> ở màn</w:t>
+      </w:r>
+    </w:p>
+    <w:p>
+      <w:pPr>
+        <w:jc w:val="both"/>
+      </w:pPr>
+      <w:r>
+        <w:t xml:space="preserve">  *Hoá đơn gộp tháng*. Xem A8.</w:t>
+      </w:r>
+    </w:p>
+    <w:p>
+      <w:pPr>
+        <w:pStyle w:val="ListBullet"/>
+      </w:pPr>
+      <w:r>
+        <w:rPr>
+          <w:b/>
+        </w:rPr>
+        <w:t>Xe liên kết</w:t>
+      </w:r>
+      <w:r>
+        <w:t>: EPL trả chủ xe = giá thuê × tấn (hoặc giá trọn chuyến) − phí %/phiếu − mức trừ mỗi tấn vượt</w:t>
+      </w:r>
+    </w:p>
+    <w:p>
+      <w:pPr>
+        <w:jc w:val="both"/>
+      </w:pPr>
+      <w:r>
+        <w:t xml:space="preserve">  ngưỡng − các khoản EPL đã ứng (quy về tiền thuê). </w:t>
+      </w:r>
+      <w:r>
+        <w:rPr>
+          <w:b/>
+        </w:rPr>
+        <w:t>Phí, ngưỡng tấn, mức trừ là điều khoản của từng chủ xe</w:t>
+      </w:r>
+    </w:p>
+    <w:p>
+      <w:pPr>
+        <w:jc w:val="both"/>
+      </w:pPr>
+      <w:r>
+        <w:t xml:space="preserve">  (danh mục *Chủ xe liên kết* trên màn Xe liên kết): lập phiếu cho xe của chủ nào thì tự điền theo chủ đó, kế</w:t>
+      </w:r>
+    </w:p>
+    <w:p>
+      <w:pPr>
+        <w:jc w:val="both"/>
+      </w:pPr>
+      <w:r>
+        <w:t xml:space="preserve">  toán vẫn sửa được trên phiếu. Lãi = tiền khách trả − tiền thuê, cùng quy về Kíp rồi trừ. **Trả chủ xe theo</w:t>
+      </w:r>
+    </w:p>
+    <w:p>
+      <w:pPr>
+        <w:jc w:val="both"/>
+      </w:pPr>
+      <w:r>
+        <w:t xml:space="preserve">  cách đã thoả thuận với từng chủ**: từng phiếu ngay sau khoá, gộp cuối tháng, hay theo đợt — quỹ tích các</w:t>
+      </w:r>
+    </w:p>
+    <w:p>
+      <w:pPr>
+        <w:jc w:val="both"/>
+      </w:pPr>
+      <w:r>
+        <w:t xml:space="preserve">  phiếu đã khoá chưa trả rồi bấm *Trả gộp*, một đợt sinh một tờ </w:t>
+      </w:r>
+      <w:r>
+        <w:rPr>
+          <w:rFonts w:ascii="Consolas" w:hAnsi="Consolas"/>
+          <w:sz w:val="19"/>
+        </w:rPr>
+        <w:t>PC_CX</w:t>
+      </w:r>
+      <w:r>
+        <w:t xml:space="preserve"> và các phiếu trong đợt đánh *đã trả*.</w:t>
+      </w:r>
+    </w:p>
+    <w:p>
+      <w:pPr>
+        <w:jc w:val="both"/>
+      </w:pPr>
+      <w:r>
+        <w:t xml:space="preserve">  Các phiếu trong một đợt phải cùng tiền thuê. Xem A7 về tiền tệ.</w:t>
+      </w:r>
+    </w:p>
+    <w:p>
+      <w:pPr>
+        <w:pStyle w:val="Heading1"/>
+      </w:pPr>
+      <w:r>
+        <w:rPr>
+          <w:color w:val="145C4A"/>
+        </w:rPr>
+        <w:t>A7. Tiền tệ và thu tiền</w:t>
+      </w:r>
+    </w:p>
+    <w:p>
+      <w:pPr>
+        <w:jc w:val="both"/>
+      </w:pPr>
+      <w:r>
+        <w:t xml:space="preserve">EPL Lào </w:t>
+      </w:r>
+      <w:r>
+        <w:rPr>
+          <w:b/>
+        </w:rPr>
+        <w:t>nhận cước bằng nhiều loại tiền</w:t>
+      </w:r>
+      <w:r>
+        <w:t>: USD, Kíp Lào (LAK), Nhân dân tệ (CNY), Bath Thái (THB) —</w:t>
+      </w:r>
+    </w:p>
+    <w:p>
+      <w:pPr>
+        <w:jc w:val="both"/>
+      </w:pPr>
+      <w:r>
+        <w:t>tuỳ hợp đồng từng khách. Chi phí dọc đường thì trộn LAK, VND, THB ngay trong cùng một phiếu. Nên</w:t>
+      </w:r>
+    </w:p>
+    <w:p>
+      <w:pPr>
+        <w:jc w:val="both"/>
+      </w:pPr>
+      <w:r>
+        <w:t>phần mềm đặt ba quy tắc:</w:t>
+      </w:r>
+    </w:p>
+    <w:p>
+      <w:pPr>
+        <w:jc w:val="both"/>
+      </w:pPr>
+      <w:r>
+        <w:rPr>
+          <w:b/>
+        </w:rPr>
+        <w:t>1. Kíp là tiền gốc.</w:t>
+      </w:r>
+      <w:r>
+        <w:t xml:space="preserve"> Mọi tỷ giá ghi dạng *bao nhiêu Kíp cho một đơn vị tiền đó*, và được **khoá</w:t>
+      </w:r>
+    </w:p>
+    <w:p>
+      <w:pPr>
+        <w:jc w:val="both"/>
+      </w:pPr>
+      <w:r>
+        <w:t>vào phiếu lúc lập** (</w:t>
+      </w:r>
+      <w:r>
+        <w:rPr>
+          <w:rFonts w:ascii="Consolas" w:hAnsi="Consolas"/>
+          <w:sz w:val="19"/>
+        </w:rPr>
+        <w:t>rate_usd</w:t>
+      </w:r>
+      <w:r>
+        <w:t xml:space="preserve">, </w:t>
+      </w:r>
+      <w:r>
+        <w:rPr>
+          <w:rFonts w:ascii="Consolas" w:hAnsi="Consolas"/>
+          <w:sz w:val="19"/>
+        </w:rPr>
+        <w:t>rate_thb</w:t>
+      </w:r>
+      <w:r>
+        <w:t xml:space="preserve">, </w:t>
+      </w:r>
+      <w:r>
+        <w:rPr>
+          <w:rFonts w:ascii="Consolas" w:hAnsi="Consolas"/>
+          <w:sz w:val="19"/>
+        </w:rPr>
+        <w:t>rate_vnd</w:t>
+      </w:r>
+      <w:r>
+        <w:t xml:space="preserve">, </w:t>
+      </w:r>
+      <w:r>
+        <w:rPr>
+          <w:rFonts w:ascii="Consolas" w:hAnsi="Consolas"/>
+          <w:sz w:val="19"/>
+        </w:rPr>
+        <w:t>rate_cny</w:t>
+      </w:r>
+      <w:r>
+        <w:t>). Tỷ giá thị trường đổi về sau</w:t>
+      </w:r>
+    </w:p>
+    <w:p>
+      <w:pPr>
+        <w:jc w:val="both"/>
+      </w:pPr>
+      <w:r>
+        <w:t>không làm đổi con số trên phiếu đã lập — tờ giấy đã in phải đứng yên.</w:t>
+      </w:r>
+    </w:p>
+    <w:p>
+      <w:pPr>
+        <w:jc w:val="both"/>
+      </w:pPr>
+      <w:r>
+        <w:rPr>
+          <w:b/>
+        </w:rPr>
+        <w:t>Cách tính cước</w:t>
+      </w:r>
+      <w:r>
+        <w:t xml:space="preserve"> (anh Khampla C3.6): </w:t>
+      </w:r>
+      <w:r>
+        <w:rPr>
+          <w:rFonts w:ascii="Consolas" w:hAnsi="Consolas"/>
+          <w:sz w:val="19"/>
+        </w:rPr>
+        <w:t>price_mode = ton</w:t>
+      </w:r>
+      <w:r>
+        <w:t xml:space="preserve"> là đơn giá × tấn cân nơi giao (khách có hợp đồng);</w:t>
+      </w:r>
+    </w:p>
+    <w:p>
+      <w:pPr>
+        <w:jc w:val="both"/>
+      </w:pPr>
+      <w:r>
+        <w:rPr>
+          <w:rFonts w:ascii="Consolas" w:hAnsi="Consolas"/>
+          <w:sz w:val="19"/>
+        </w:rPr>
+        <w:t>chuyen</w:t>
+      </w:r>
+      <w:r>
+        <w:t xml:space="preserve"> là </w:t>
+      </w:r>
+      <w:r>
+        <w:rPr>
+          <w:b/>
+        </w:rPr>
+        <w:t>giá trọn chuyến</w:t>
+      </w:r>
+      <w:r>
+        <w:t>, không nhân tấn (xe ngoài không hợp đồng). Bảng giá mang cách tính, phiếu tự</w:t>
+      </w:r>
+    </w:p>
+    <w:p>
+      <w:pPr>
+        <w:jc w:val="both"/>
+      </w:pPr>
+      <w:r>
+        <w:t>điền theo; giá thuê chủ xe đi theo cùng cách. Phần trừ quá tải vẫn theo tấn.</w:t>
+      </w:r>
+    </w:p>
+    <w:p>
+      <w:pPr>
+        <w:jc w:val="both"/>
+      </w:pPr>
+      <w:r>
+        <w:rPr>
+          <w:b/>
+        </w:rPr>
+        <w:t>2. Cước theo tiền của hợp đồng, không mặc định USD.</w:t>
+      </w:r>
+      <w:r>
+        <w:t xml:space="preserve"> Phiếu có ô </w:t>
+      </w:r>
+      <w:r>
+        <w:rPr>
+          <w:b/>
+        </w:rPr>
+        <w:t>Tiền tệ cước</w:t>
+      </w:r>
+      <w:r>
+        <w:t xml:space="preserve"> (</w:t>
+      </w:r>
+      <w:r>
+        <w:rPr>
+          <w:rFonts w:ascii="Consolas" w:hAnsi="Consolas"/>
+          <w:sz w:val="19"/>
+        </w:rPr>
+        <w:t>price_ccy</w:t>
+      </w:r>
+      <w:r>
+        <w:t>) và</w:t>
+      </w:r>
+    </w:p>
+    <w:p>
+      <w:pPr>
+        <w:jc w:val="both"/>
+      </w:pPr>
+      <w:r>
+        <w:t xml:space="preserve">đơn giá </w:t>
+      </w:r>
+      <w:r>
+        <w:rPr>
+          <w:rFonts w:ascii="Consolas" w:hAnsi="Consolas"/>
+          <w:sz w:val="19"/>
+        </w:rPr>
+        <w:t>price</w:t>
+      </w:r>
+      <w:r>
+        <w:t xml:space="preserve"> hiểu theo tiền đó. Bảng giá khách × tuyến cũng mang tiền tệ riêng, nên mở phiếu cho</w:t>
+      </w:r>
+    </w:p>
+    <w:p>
+      <w:pPr>
+        <w:jc w:val="both"/>
+      </w:pPr>
+      <w:r>
+        <w:t xml:space="preserve">khách Trung Quốc là máy tự điền Nhân dân tệ, không rơi về USD. Xe liên kết có thêm </w:t>
+      </w:r>
+      <w:r>
+        <w:rPr>
+          <w:b/>
+        </w:rPr>
+        <w:t>tiền tệ thuê</w:t>
+      </w:r>
+    </w:p>
+    <w:p>
+      <w:pPr>
+        <w:jc w:val="both"/>
+      </w:pPr>
+      <w:r>
+        <w:t>(</w:t>
+      </w:r>
+      <w:r>
+        <w:rPr>
+          <w:rFonts w:ascii="Consolas" w:hAnsi="Consolas"/>
+          <w:sz w:val="19"/>
+        </w:rPr>
+        <w:t>hire_ccy</w:t>
+      </w:r>
+      <w:r>
+        <w:t>) vì bán bằng USD mà thuê xe Lào trả bằng Kíp là chuyện bình thường; bỏ trống thì hiểu là</w:t>
+      </w:r>
+    </w:p>
+    <w:p>
+      <w:pPr>
+        <w:jc w:val="both"/>
+      </w:pPr>
+      <w:r>
+        <w:t>cùng tiền với cước.</w:t>
+      </w:r>
+    </w:p>
+    <w:p>
+      <w:pPr>
+        <w:jc w:val="both"/>
+      </w:pPr>
+      <w:r>
+        <w:rPr>
+          <w:b/>
+        </w:rPr>
+        <w:t>Đặt tỷ giá ở đâu</w:t>
+      </w:r>
+      <w:r>
+        <w:t xml:space="preserve">: màn </w:t>
+      </w:r>
+      <w:r>
+        <w:rPr>
+          <w:b/>
+        </w:rPr>
+        <w:t>Tỷ giá</w:t>
+      </w:r>
+      <w:r>
+        <w:t xml:space="preserve"> (</w:t>
+      </w:r>
+      <w:r>
+        <w:rPr>
+          <w:rFonts w:ascii="Consolas" w:hAnsi="Consolas"/>
+          <w:sz w:val="19"/>
+        </w:rPr>
+        <w:t>#/ty-gia</w:t>
+      </w:r>
+      <w:r>
+        <w:t>, nhóm Danh mục) — mỗi loại tiền một thẻ đọc là</w:t>
+      </w:r>
+    </w:p>
+    <w:p>
+      <w:pPr>
+        <w:jc w:val="both"/>
+      </w:pPr>
+      <w:r>
+        <w:t>*"1 đơn vị tiền đó ăn bao nhiêu Kíp"*, kèm số lần trước, mức thay đổi, người đặt, một máy tính quy</w:t>
+      </w:r>
+    </w:p>
+    <w:p>
+      <w:pPr>
+        <w:jc w:val="both"/>
+      </w:pPr>
+      <w:r>
+        <w:t xml:space="preserve">đổi chạy theo con số </w:t>
+      </w:r>
+      <w:r>
+        <w:rPr>
+          <w:b/>
+        </w:rPr>
+        <w:t>đang gõ</w:t>
+      </w:r>
+      <w:r>
+        <w:t xml:space="preserve"> (chưa lưu cũng thử được), và bảng lịch sử mọi lần đổi. Kế toán</w:t>
+      </w:r>
+    </w:p>
+    <w:p>
+      <w:pPr>
+        <w:jc w:val="both"/>
+      </w:pPr>
+      <w:r>
+        <w:t>Thu/Chi VC và Kế toán Doanh thu VC sửa được; các vai tiền khác chỉ xem; Bãi và tài xế không thấy màn</w:t>
+      </w:r>
+    </w:p>
+    <w:p>
+      <w:pPr>
+        <w:jc w:val="both"/>
+      </w:pPr>
+      <w:r>
+        <w:t xml:space="preserve">này nhưng vẫn </w:t>
+      </w:r>
+      <w:r>
+        <w:rPr>
+          <w:b/>
+        </w:rPr>
+        <w:t>đọc</w:t>
+      </w:r>
+      <w:r>
+        <w:t xml:space="preserve"> được tỷ giá qua </w:t>
+      </w:r>
+      <w:r>
+        <w:rPr>
+          <w:rFonts w:ascii="Consolas" w:hAnsi="Consolas"/>
+          <w:sz w:val="19"/>
+        </w:rPr>
+        <w:t>/api/rates</w:t>
+      </w:r>
+      <w:r>
+        <w:t xml:space="preserve"> vì chi phí của họ có VND và THB.</w:t>
+      </w:r>
+    </w:p>
+    <w:p>
+      <w:pPr>
+        <w:jc w:val="both"/>
+      </w:pPr>
+      <w:r>
+        <w:rPr>
+          <w:b/>
+        </w:rPr>
+        <w:t>3. Mọi TỔNG quy về Kíp, kèm chia theo từng loại tiền.</w:t>
+      </w:r>
+      <w:r>
+        <w:t xml:space="preserve"> Cộng thẳng USD với Nhân dân tệ là cộng táo</w:t>
+      </w:r>
+    </w:p>
+    <w:p>
+      <w:pPr>
+        <w:jc w:val="both"/>
+      </w:pPr>
+      <w:r>
+        <w:t xml:space="preserve">với cam, nên báo cáo trả </w:t>
+      </w:r>
+      <w:r>
+        <w:rPr>
+          <w:rFonts w:ascii="Consolas" w:hAnsi="Consolas"/>
+          <w:sz w:val="19"/>
+        </w:rPr>
+        <w:t>doanh_thu_lak</w:t>
+      </w:r>
+      <w:r>
+        <w:t xml:space="preserve"> (một con số cộng được) và </w:t>
+      </w:r>
+      <w:r>
+        <w:rPr>
+          <w:rFonts w:ascii="Consolas" w:hAnsi="Consolas"/>
+          <w:sz w:val="19"/>
+        </w:rPr>
+        <w:t>doanh_thu_tien</w:t>
+      </w:r>
+    </w:p>
+    <w:p>
+      <w:pPr>
+        <w:jc w:val="both"/>
+      </w:pPr>
+      <w:r>
+        <w:t>(</w:t>
+      </w:r>
+      <w:r>
+        <w:rPr>
+          <w:rFonts w:ascii="Consolas" w:hAnsi="Consolas"/>
+          <w:sz w:val="19"/>
+        </w:rPr>
+        <w:t>{"USD": 5059, "CNY": 12618, "LAK": 37710000}</w:t>
+      </w:r>
+      <w:r>
+        <w:t>) để người đọc thấy con số đó gồm những gì. Bảng</w:t>
+      </w:r>
+    </w:p>
+    <w:p>
+      <w:pPr>
+        <w:jc w:val="both"/>
+      </w:pPr>
+      <w:r>
+        <w:t xml:space="preserve">*Theo dõi phiếu vận chuyển* có thêm cột </w:t>
+      </w:r>
+      <w:r>
+        <w:rPr>
+          <w:b/>
+        </w:rPr>
+        <w:t>Tiền</w:t>
+      </w:r>
+      <w:r>
+        <w:t xml:space="preserve"> nói rõ từng dòng tính bằng tiền gì, dòng tổng cộng</w:t>
+      </w:r>
+    </w:p>
+    <w:p>
+      <w:pPr>
+        <w:jc w:val="both"/>
+      </w:pPr>
+      <w:r>
+        <w:t xml:space="preserve">riêng từng loại tiền, và ô </w:t>
+      </w:r>
+      <w:r>
+        <w:rPr>
+          <w:b/>
+        </w:rPr>
+        <w:t>Quy đổi</w:t>
+      </w:r>
+      <w:r>
+        <w:t xml:space="preserve"> để gom cả bảng về một tiền khi cần một con số duy nhất.</w:t>
+      </w:r>
+    </w:p>
+    <w:p>
+      <w:pPr>
+        <w:pStyle w:val="Heading2"/>
+      </w:pPr>
+      <w:r>
+        <w:t>Khách trả tiền — sổ thu từng lần</w:t>
+      </w:r>
+    </w:p>
+    <w:p>
+      <w:pPr>
+        <w:jc w:val="both"/>
+      </w:pPr>
+      <w:r>
+        <w:t xml:space="preserve">Trước 21/09/2026 chỗ này chỉ là một cái nút *đã thu* bật trạng thái phiếu sang </w:t>
+      </w:r>
+      <w:r>
+        <w:rPr>
+          <w:rFonts w:ascii="Consolas" w:hAnsi="Consolas"/>
+          <w:sz w:val="19"/>
+        </w:rPr>
+        <w:t>paid</w:t>
+      </w:r>
+      <w:r>
+        <w:t>. Nó không ghi</w:t>
+      </w:r>
+    </w:p>
+    <w:p>
+      <w:pPr>
+        <w:jc w:val="both"/>
+      </w:pPr>
+      <w:r>
+        <w:t>được khách trả bao nhiêu, bằng tiền gì, ngày nào — trong khi thực tế **hoá đơn ghi USD mà khách</w:t>
+      </w:r>
+    </w:p>
+    <w:p>
+      <w:pPr>
+        <w:jc w:val="both"/>
+      </w:pPr>
+      <w:r>
+        <w:t>chuyển Kíp</w:t>
+      </w:r>
+      <w:r>
+        <w:rPr>
+          <w:b/>
+        </w:rPr>
+        <w:t xml:space="preserve">, và trả làm nhiều lần. Giờ mỗi lần tiền về là </w:t>
+      </w:r>
+      <w:r>
+        <w:t xml:space="preserve">một dòng** trong bảng </w:t>
+      </w:r>
+      <w:r>
+        <w:rPr>
+          <w:rFonts w:ascii="Consolas" w:hAnsi="Consolas"/>
+          <w:sz w:val="19"/>
+        </w:rPr>
+        <w:t>trip_payments</w:t>
+      </w:r>
+      <w:r>
+        <w:t>:</w:t>
+      </w:r>
+    </w:p>
+    <w:tbl>
+      <w:tblPr>
+        <w:tblStyle w:val="LightGrid-Accent1"/>
+        <w:tblW w:type="auto" w:w="0"/>
+        <w:tblLook w:firstColumn="1" w:firstRow="1" w:lastColumn="0" w:lastRow="0" w:noHBand="0" w:noVBand="1" w:val="04A0"/>
+      </w:tblPr>
+      <w:tblGrid>
+        <w:gridCol w:w="4320"/>
+        <w:gridCol w:w="4320"/>
+      </w:tblGrid>
+      <w:tr>
+        <w:tc>
+          <w:tcPr>
+            <w:tcW w:type="dxa" w:w="4320"/>
+          </w:tcPr>
+          <w:p>
+            <w:r>
               <w:rPr>
                 <w:b/>
               </w:rPr>
-              <w:t>Phiếu điều chỉnh kho hàng</w:t>
-            </w:r>
-          </w:p>
-        </w:tc>
-        <w:tc>
-          <w:tcPr>
-            <w:tcW w:type="dxa" w:w="2880"/>
-          </w:tcPr>
-          <w:p>
-            <w:r/>
-            <w:r>
-              <w:t>Kế toán sửa tồn một lô có lý do</w:t>
+            </w:r>
+            <w:r>
+              <w:rPr>
+                <w:b/>
+              </w:rPr>
+              <w:t>Ô</w:t>
+            </w:r>
+          </w:p>
+        </w:tc>
+        <w:tc>
+          <w:tcPr>
+            <w:tcW w:type="dxa" w:w="4320"/>
+          </w:tcPr>
+          <w:p>
+            <w:r>
+              <w:rPr>
+                <w:b/>
+              </w:rPr>
+            </w:r>
+            <w:r>
+              <w:rPr>
+                <w:b/>
+              </w:rPr>
+              <w:t>Nghĩa</w:t>
             </w:r>
           </w:p>
         </w:tc>
@@ -3573,38 +2787,27 @@
       <w:tr>
         <w:tc>
           <w:tcPr>
-            <w:tcW w:type="dxa" w:w="2880"/>
-          </w:tcPr>
-          <w:p>
-            <w:r/>
-            <w:r>
-              <w:rPr>
-                <w:rFonts w:ascii="Consolas" w:hAnsi="Consolas"/>
-                <w:sz w:val="19"/>
-              </w:rPr>
-              <w:t>PLNL</w:t>
-            </w:r>
-          </w:p>
-        </w:tc>
-        <w:tc>
-          <w:tcPr>
-            <w:tcW w:type="dxa" w:w="2880"/>
-          </w:tcPr>
-          <w:p>
-            <w:r/>
-            <w:r>
-              <w:t>Phiếu lĩnh nhiên liệu</w:t>
-            </w:r>
-          </w:p>
-        </w:tc>
-        <w:tc>
-          <w:tcPr>
-            <w:tcW w:type="dxa" w:w="2880"/>
-          </w:tcPr>
-          <w:p>
-            <w:r/>
-            <w:r>
-              <w:t>Bãi cấp phiếu QR cho tài xế</w:t>
+            <w:tcW w:type="dxa" w:w="4320"/>
+          </w:tcPr>
+          <w:p>
+            <w:r/>
+            <w:r>
+              <w:rPr>
+                <w:rFonts w:ascii="Consolas" w:hAnsi="Consolas"/>
+                <w:sz w:val="19"/>
+              </w:rPr>
+              <w:t>pay_date</w:t>
+            </w:r>
+          </w:p>
+        </w:tc>
+        <w:tc>
+          <w:tcPr>
+            <w:tcW w:type="dxa" w:w="4320"/>
+          </w:tcPr>
+          <w:p>
+            <w:r/>
+            <w:r>
+              <w:t>Ngày tiền về</w:t>
             </w:r>
           </w:p>
         </w:tc>
@@ -3612,48 +2815,46 @@
       <w:tr>
         <w:tc>
           <w:tcPr>
-            <w:tcW w:type="dxa" w:w="2880"/>
-          </w:tcPr>
-          <w:p>
-            <w:r/>
-            <w:r>
-              <w:rPr>
-                <w:rFonts w:ascii="Consolas" w:hAnsi="Consolas"/>
-                <w:sz w:val="19"/>
-              </w:rPr>
-              <w:t>PXK_NL</w:t>
-            </w:r>
-            <w:r>
-              <w:t xml:space="preserve"> / </w:t>
-            </w:r>
-            <w:r>
-              <w:rPr>
-                <w:rFonts w:ascii="Consolas" w:hAnsi="Consolas"/>
-                <w:sz w:val="19"/>
-              </w:rPr>
-              <w:t>PNK_NL</w:t>
-            </w:r>
-          </w:p>
-        </w:tc>
-        <w:tc>
-          <w:tcPr>
-            <w:tcW w:type="dxa" w:w="2880"/>
-          </w:tcPr>
-          <w:p>
-            <w:r/>
-            <w:r>
-              <w:t>Xuất / nhập kho nhiên liệu</w:t>
-            </w:r>
-          </w:p>
-        </w:tc>
-        <w:tc>
-          <w:tcPr>
-            <w:tcW w:type="dxa" w:w="2880"/>
-          </w:tcPr>
-          <w:p>
-            <w:r/>
-            <w:r>
-              <w:t>Thủ kho cấp dầu · nhập dầu</w:t>
+            <w:tcW w:type="dxa" w:w="4320"/>
+          </w:tcPr>
+          <w:p>
+            <w:r/>
+            <w:r>
+              <w:rPr>
+                <w:rFonts w:ascii="Consolas" w:hAnsi="Consolas"/>
+                <w:sz w:val="19"/>
+              </w:rPr>
+              <w:t>amount</w:t>
+            </w:r>
+            <w:r>
+              <w:t xml:space="preserve"> · </w:t>
+            </w:r>
+            <w:r>
+              <w:rPr>
+                <w:rFonts w:ascii="Consolas" w:hAnsi="Consolas"/>
+                <w:sz w:val="19"/>
+              </w:rPr>
+              <w:t>currency</w:t>
+            </w:r>
+          </w:p>
+        </w:tc>
+        <w:tc>
+          <w:tcPr>
+            <w:tcW w:type="dxa" w:w="4320"/>
+          </w:tcPr>
+          <w:p>
+            <w:r/>
+            <w:r>
+              <w:t xml:space="preserve">Số tiền và </w:t>
+            </w:r>
+            <w:r>
+              <w:rPr>
+                <w:b/>
+              </w:rPr>
+              <w:t>tiền khách thật sự trả</w:t>
+            </w:r>
+            <w:r>
+              <w:t xml:space="preserve"> — không bắt buộc trùng tiền hoá đơn</w:t>
             </w:r>
           </w:p>
         </w:tc>
@@ -3661,48 +2862,36 @@
       <w:tr>
         <w:tc>
           <w:tcPr>
-            <w:tcW w:type="dxa" w:w="2880"/>
-          </w:tcPr>
-          <w:p>
-            <w:r/>
-            <w:r>
-              <w:rPr>
-                <w:rFonts w:ascii="Consolas" w:hAnsi="Consolas"/>
-                <w:sz w:val="19"/>
-              </w:rPr>
-              <w:t>PXK_PT</w:t>
-            </w:r>
-            <w:r>
-              <w:t xml:space="preserve"> / </w:t>
-            </w:r>
-            <w:r>
-              <w:rPr>
-                <w:rFonts w:ascii="Consolas" w:hAnsi="Consolas"/>
-                <w:sz w:val="19"/>
-              </w:rPr>
-              <w:t>PNK_PT</w:t>
-            </w:r>
-          </w:p>
-        </w:tc>
-        <w:tc>
-          <w:tcPr>
-            <w:tcW w:type="dxa" w:w="2880"/>
-          </w:tcPr>
-          <w:p>
-            <w:r/>
-            <w:r>
-              <w:t>Xuất / nhập kho phụ tùng</w:t>
-            </w:r>
-          </w:p>
-        </w:tc>
-        <w:tc>
-          <w:tcPr>
-            <w:tcW w:type="dxa" w:w="2880"/>
-          </w:tcPr>
-          <w:p>
-            <w:r/>
-            <w:r>
-              <w:t>Khai sửa chữa lấy kho · nhập phụ tùng</w:t>
+            <w:tcW w:type="dxa" w:w="4320"/>
+          </w:tcPr>
+          <w:p>
+            <w:r/>
+            <w:r>
+              <w:rPr>
+                <w:rFonts w:ascii="Consolas" w:hAnsi="Consolas"/>
+                <w:sz w:val="19"/>
+              </w:rPr>
+              <w:t>rate_to_lak</w:t>
+            </w:r>
+          </w:p>
+        </w:tc>
+        <w:tc>
+          <w:tcPr>
+            <w:tcW w:type="dxa" w:w="4320"/>
+          </w:tcPr>
+          <w:p>
+            <w:r/>
+            <w:r>
+              <w:t xml:space="preserve">Tỷ giá </w:t>
+            </w:r>
+            <w:r>
+              <w:rPr>
+                <w:b/>
+              </w:rPr>
+              <w:t>ngày thu</w:t>
+            </w:r>
+            <w:r>
+              <w:t>; không gửi thì lấy tỷ giá khoá trên phiếu làm mặc định</w:t>
             </w:r>
           </w:p>
         </w:tc>
@@ -3710,48 +2899,34 @@
       <w:tr>
         <w:tc>
           <w:tcPr>
-            <w:tcW w:type="dxa" w:w="2880"/>
-          </w:tcPr>
-          <w:p>
-            <w:r/>
-            <w:r>
-              <w:rPr>
-                <w:rFonts w:ascii="Consolas" w:hAnsi="Consolas"/>
-                <w:sz w:val="19"/>
-              </w:rPr>
-              <w:t>PTU</w:t>
-            </w:r>
-            <w:r>
-              <w:t xml:space="preserve"> / </w:t>
-            </w:r>
-            <w:r>
-              <w:rPr>
-                <w:rFonts w:ascii="Consolas" w:hAnsi="Consolas"/>
-                <w:sz w:val="19"/>
-              </w:rPr>
-              <w:t>PC_TU</w:t>
-            </w:r>
-          </w:p>
-        </w:tc>
-        <w:tc>
-          <w:tcPr>
-            <w:tcW w:type="dxa" w:w="2880"/>
-          </w:tcPr>
-          <w:p>
-            <w:r/>
-            <w:r>
-              <w:t>Phiếu tạm ứng · chi tạm ứng</w:t>
-            </w:r>
-          </w:p>
-        </w:tc>
-        <w:tc>
-          <w:tcPr>
-            <w:tcW w:type="dxa" w:w="2880"/>
-          </w:tcPr>
-          <w:p>
-            <w:r/>
-            <w:r>
-              <w:t>Bãi lập · quỹ chi</w:t>
+            <w:tcW w:type="dxa" w:w="4320"/>
+          </w:tcPr>
+          <w:p>
+            <w:r/>
+            <w:r>
+              <w:rPr>
+                <w:rFonts w:ascii="Consolas" w:hAnsi="Consolas"/>
+                <w:sz w:val="19"/>
+              </w:rPr>
+              <w:t>amount_lak</w:t>
+            </w:r>
+          </w:p>
+        </w:tc>
+        <w:tc>
+          <w:tcPr>
+            <w:tcW w:type="dxa" w:w="4320"/>
+          </w:tcPr>
+          <w:p>
+            <w:r/>
+            <w:r>
+              <w:rPr>
+                <w:rFonts w:ascii="Consolas" w:hAnsi="Consolas"/>
+                <w:sz w:val="19"/>
+              </w:rPr>
+              <w:t>amount × rate_to_lak</w:t>
+            </w:r>
+            <w:r>
+              <w:t>, tính sẵn để khỏi tính lại</w:t>
             </w:r>
           </w:p>
         </w:tc>
@@ -3759,38 +2934,61 @@
       <w:tr>
         <w:tc>
           <w:tcPr>
-            <w:tcW w:type="dxa" w:w="2880"/>
-          </w:tcPr>
-          <w:p>
-            <w:r/>
-            <w:r>
-              <w:rPr>
-                <w:rFonts w:ascii="Consolas" w:hAnsi="Consolas"/>
-                <w:sz w:val="19"/>
-              </w:rPr>
-              <w:t>PC_SC</w:t>
-            </w:r>
-          </w:p>
-        </w:tc>
-        <w:tc>
-          <w:tcPr>
-            <w:tcW w:type="dxa" w:w="2880"/>
-          </w:tcPr>
-          <w:p>
-            <w:r/>
-            <w:r>
-              <w:t>Chi sửa chữa, chi khác</w:t>
-            </w:r>
-          </w:p>
-        </w:tc>
-        <w:tc>
-          <w:tcPr>
-            <w:tcW w:type="dxa" w:w="2880"/>
-          </w:tcPr>
-          <w:p>
-            <w:r/>
-            <w:r>
-              <w:t>Quỹ chi mục V, VI</w:t>
+            <w:tcW w:type="dxa" w:w="4320"/>
+          </w:tcPr>
+          <w:p>
+            <w:r/>
+            <w:r>
+              <w:rPr>
+                <w:rFonts w:ascii="Consolas" w:hAnsi="Consolas"/>
+                <w:sz w:val="19"/>
+              </w:rPr>
+              <w:t>method</w:t>
+            </w:r>
+          </w:p>
+        </w:tc>
+        <w:tc>
+          <w:tcPr>
+            <w:tcW w:type="dxa" w:w="4320"/>
+          </w:tcPr>
+          <w:p>
+            <w:r/>
+            <w:r>
+              <w:rPr>
+                <w:rFonts w:ascii="Consolas" w:hAnsi="Consolas"/>
+                <w:sz w:val="19"/>
+              </w:rPr>
+              <w:t>cash</w:t>
+            </w:r>
+            <w:r>
+              <w:t xml:space="preserve"> tiền mặt · </w:t>
+            </w:r>
+            <w:r>
+              <w:rPr>
+                <w:rFonts w:ascii="Consolas" w:hAnsi="Consolas"/>
+                <w:sz w:val="19"/>
+              </w:rPr>
+              <w:t>bank</w:t>
+            </w:r>
+            <w:r>
+              <w:t xml:space="preserve"> chuyển khoản · </w:t>
+            </w:r>
+            <w:r>
+              <w:rPr>
+                <w:rFonts w:ascii="Consolas" w:hAnsi="Consolas"/>
+                <w:sz w:val="19"/>
+              </w:rPr>
+              <w:t>offset</w:t>
+            </w:r>
+            <w:r>
+              <w:t xml:space="preserve"> cấn trừ · </w:t>
+            </w:r>
+            <w:r>
+              <w:rPr>
+                <w:rFonts w:ascii="Consolas" w:hAnsi="Consolas"/>
+                <w:sz w:val="19"/>
+              </w:rPr>
+              <w:t>other</w:t>
             </w:r>
           </w:p>
         </w:tc>
@@ -3798,234 +2996,27 @@
       <w:tr>
         <w:tc>
           <w:tcPr>
-            <w:tcW w:type="dxa" w:w="2880"/>
-          </w:tcPr>
-          <w:p>
-            <w:r/>
-            <w:r>
-              <w:rPr>
-                <w:rFonts w:ascii="Consolas" w:hAnsi="Consolas"/>
-                <w:sz w:val="19"/>
-              </w:rPr>
-              <w:t>PC_NCC</w:t>
-            </w:r>
-          </w:p>
-        </w:tc>
-        <w:tc>
-          <w:tcPr>
-            <w:tcW w:type="dxa" w:w="2880"/>
-          </w:tcPr>
-          <w:p>
-            <w:r/>
-            <w:r>
-              <w:t>Chi trả nhà cung cấp</w:t>
-            </w:r>
-          </w:p>
-        </w:tc>
-        <w:tc>
-          <w:tcPr>
-            <w:tcW w:type="dxa" w:w="2880"/>
-          </w:tcPr>
-          <w:p>
-            <w:r/>
-            <w:r>
-              <w:t>Trả theo đợt</w:t>
-            </w:r>
-          </w:p>
-        </w:tc>
-      </w:tr>
-      <w:tr>
-        <w:tc>
-          <w:tcPr>
-            <w:tcW w:type="dxa" w:w="2880"/>
-          </w:tcPr>
-          <w:p>
-            <w:r/>
-            <w:r>
-              <w:rPr>
-                <w:rFonts w:ascii="Consolas" w:hAnsi="Consolas"/>
-                <w:sz w:val="19"/>
-              </w:rPr>
-              <w:t>PC_CX</w:t>
-            </w:r>
-          </w:p>
-        </w:tc>
-        <w:tc>
-          <w:tcPr>
-            <w:tcW w:type="dxa" w:w="2880"/>
-          </w:tcPr>
-          <w:p>
-            <w:r/>
-            <w:r>
-              <w:t>Chi trả chủ xe liên kết</w:t>
-            </w:r>
-          </w:p>
-        </w:tc>
-        <w:tc>
-          <w:tcPr>
-            <w:tcW w:type="dxa" w:w="2880"/>
-          </w:tcPr>
-          <w:p>
-            <w:r/>
-            <w:r>
-              <w:t>Quỹ bấm trả chủ xe</w:t>
-            </w:r>
-          </w:p>
-        </w:tc>
-      </w:tr>
-      <w:tr>
-        <w:tc>
-          <w:tcPr>
-            <w:tcW w:type="dxa" w:w="2880"/>
-          </w:tcPr>
-          <w:p>
-            <w:r/>
-            <w:r>
-              <w:rPr>
-                <w:rFonts w:ascii="Consolas" w:hAnsi="Consolas"/>
-                <w:sz w:val="19"/>
-              </w:rPr>
-              <w:t>HD</w:t>
-            </w:r>
-            <w:r>
-              <w:t xml:space="preserve"> / </w:t>
-            </w:r>
-            <w:r>
-              <w:rPr>
-                <w:rFonts w:ascii="Consolas" w:hAnsi="Consolas"/>
-                <w:sz w:val="19"/>
-              </w:rPr>
-              <w:t>PT</w:t>
-            </w:r>
-          </w:p>
-        </w:tc>
-        <w:tc>
-          <w:tcPr>
-            <w:tcW w:type="dxa" w:w="2880"/>
-          </w:tcPr>
-          <w:p>
-            <w:r/>
-            <w:r>
-              <w:t>Hoá đơn · phiếu thu khách</w:t>
-            </w:r>
-          </w:p>
-        </w:tc>
-        <w:tc>
-          <w:tcPr>
-            <w:tcW w:type="dxa" w:w="2880"/>
-          </w:tcPr>
-          <w:p>
-            <w:r/>
-            <w:r>
-              <w:t>KT doanh thu</w:t>
-            </w:r>
-          </w:p>
-        </w:tc>
-      </w:tr>
-      <w:tr>
-        <w:tc>
-          <w:tcPr>
-            <w:tcW w:type="dxa" w:w="2880"/>
-          </w:tcPr>
-          <w:p>
-            <w:r/>
-            <w:r>
-              <w:rPr>
-                <w:rFonts w:ascii="Consolas" w:hAnsi="Consolas"/>
-                <w:sz w:val="19"/>
-              </w:rPr>
-              <w:t>TT_CHI</w:t>
-            </w:r>
-            <w:r>
-              <w:t xml:space="preserve"> / </w:t>
-            </w:r>
-            <w:r>
-              <w:rPr>
-                <w:rFonts w:ascii="Consolas" w:hAnsi="Consolas"/>
-                <w:sz w:val="19"/>
-              </w:rPr>
-              <w:t>TT_THU</w:t>
-            </w:r>
-          </w:p>
-        </w:tc>
-        <w:tc>
-          <w:tcPr>
-            <w:tcW w:type="dxa" w:w="2880"/>
-          </w:tcPr>
-          <w:p>
-            <w:r/>
-            <w:r>
-              <w:t>Tất toán tài xế</w:t>
-            </w:r>
-          </w:p>
-        </w:tc>
-        <w:tc>
-          <w:tcPr>
-            <w:tcW w:type="dxa" w:w="2880"/>
-          </w:tcPr>
-          <w:p>
-            <w:r/>
-            <w:r>
-              <w:t>Chốt tháng</w:t>
-            </w:r>
-          </w:p>
-        </w:tc>
-      </w:tr>
-      <w:tr>
-        <w:tc>
-          <w:tcPr>
-            <w:tcW w:type="dxa" w:w="2880"/>
-          </w:tcPr>
-          <w:p>
-            <w:r/>
-            <w:r>
-              <w:rPr>
-                <w:rFonts w:ascii="Consolas" w:hAnsi="Consolas"/>
-                <w:sz w:val="19"/>
-              </w:rPr>
-              <w:t>PXK_BAN</w:t>
-            </w:r>
-            <w:r>
-              <w:t xml:space="preserve"> / </w:t>
-            </w:r>
-            <w:r>
-              <w:rPr>
-                <w:rFonts w:ascii="Consolas" w:hAnsi="Consolas"/>
-                <w:sz w:val="19"/>
-              </w:rPr>
-              <w:t>HD_BAN</w:t>
-            </w:r>
-            <w:r>
-              <w:t xml:space="preserve"> / </w:t>
-            </w:r>
-            <w:r>
-              <w:rPr>
-                <w:rFonts w:ascii="Consolas" w:hAnsi="Consolas"/>
-                <w:sz w:val="19"/>
-              </w:rPr>
-              <w:t>PT_BAN</w:t>
-            </w:r>
-          </w:p>
-        </w:tc>
-        <w:tc>
-          <w:tcPr>
-            <w:tcW w:type="dxa" w:w="2880"/>
-          </w:tcPr>
-          <w:p>
-            <w:r/>
-            <w:r>
-              <w:t>Bán phụ tùng, xăng dầu ra ngoài</w:t>
-            </w:r>
-          </w:p>
-        </w:tc>
-        <w:tc>
-          <w:tcPr>
-            <w:tcW w:type="dxa" w:w="2880"/>
-          </w:tcPr>
-          <w:p>
-            <w:r/>
-            <w:r>
-              <w:t>Màn Bán hàng</w:t>
+            <w:tcW w:type="dxa" w:w="4320"/>
+          </w:tcPr>
+          <w:p>
+            <w:r/>
+            <w:r>
+              <w:rPr>
+                <w:rFonts w:ascii="Consolas" w:hAnsi="Consolas"/>
+                <w:sz w:val="19"/>
+              </w:rPr>
+              <w:t>ref</w:t>
+            </w:r>
+          </w:p>
+        </w:tc>
+        <w:tc>
+          <w:tcPr>
+            <w:tcW w:type="dxa" w:w="4320"/>
+          </w:tcPr>
+          <w:p>
+            <w:r/>
+            <w:r>
+              <w:t>Số uỷ nhiệm chi hoặc biên lai bên khách</w:t>
             </w:r>
           </w:p>
         </w:tc>
@@ -4037,33 +3028,16 @@
         <w:jc w:val="both"/>
       </w:pPr>
       <w:r>
+        <w:t xml:space="preserve">Từ đó: </w:t>
+      </w:r>
+      <w:r>
         <w:rPr>
           <w:b/>
         </w:rPr>
-        <w:t>Đẩy sang kế toán</w:t>
-      </w:r>
-      <w:r>
-        <w:t xml:space="preserve">: mỗi tờ là một </w:t>
-      </w:r>
-      <w:r>
-        <w:rPr>
-          <w:rFonts w:ascii="Consolas" w:hAnsi="Consolas"/>
-          <w:sz w:val="19"/>
-        </w:rPr>
-        <w:t>POST {api}/api/v1/epl-lao/vouchers</w:t>
-      </w:r>
-      <w:r>
-        <w:t xml:space="preserve"> với </w:t>
-      </w:r>
-      <w:r>
-        <w:rPr>
-          <w:rFonts w:ascii="Consolas" w:hAnsi="Consolas"/>
-          <w:sz w:val="19"/>
-        </w:rPr>
-        <w:t>ref</w:t>
-      </w:r>
-      <w:r>
-        <w:t xml:space="preserve"> = số chứng từ làm khoá chống</w:t>
+        <w:t>trạng thái tài chính của phiếu do tổng các dòng này quyết định</w:t>
+      </w:r>
+      <w:r>
+        <w:t>, không ai bấm tay nữa —</w:t>
       </w:r>
     </w:p>
     <w:p>
@@ -4071,17 +3045,7 @@
         <w:jc w:val="both"/>
       </w:pPr>
       <w:r>
-        <w:t xml:space="preserve">trùng; bên kia trả </w:t>
-      </w:r>
-      <w:r>
-        <w:rPr>
-          <w:rFonts w:ascii="Consolas" w:hAnsi="Consolas"/>
-          <w:sz w:val="19"/>
-        </w:rPr>
-        <w:t>id</w:t>
-      </w:r>
-      <w:r>
-        <w:t xml:space="preserve"> thì tờ đánh đã đẩy và giữ mã đó; trả lỗi thì tờ giữ nguyên, ghi câu lỗi lên dòng để bấm lại.</w:t>
+        <w:t>chưa có dòng nào là *chưa thu*, tổng bằng tiền hoá đơn (lệch dưới 1 Kíp) là *đã thu*, ở giữa là *thu</w:t>
       </w:r>
     </w:p>
     <w:p>
@@ -4089,27 +3053,17 @@
         <w:jc w:val="both"/>
       </w:pPr>
       <w:r>
-        <w:t xml:space="preserve">Hợp đồng JSON đầy đủ gửi anh Khang ở </w:t>
+        <w:t xml:space="preserve">một phần*. Mỗi dòng thu để lại một chứng từ </w:t>
       </w:r>
       <w:r>
         <w:rPr>
           <w:rFonts w:ascii="Consolas" w:hAnsi="Consolas"/>
           <w:sz w:val="19"/>
         </w:rPr>
-        <w:t>HOP_DONG_API_ANH_KHANG.md</w:t>
-      </w:r>
-      <w:r>
-        <w:t xml:space="preserve">; lớp đẩy ở </w:t>
-      </w:r>
-      <w:r>
-        <w:rPr>
-          <w:rFonts w:ascii="Consolas" w:hAnsi="Consolas"/>
-          <w:sz w:val="19"/>
-        </w:rPr>
-        <w:t>services/day_ke_toan.py</w:t>
-      </w:r>
-      <w:r>
-        <w:t>.</w:t>
+        <w:t>PT</w:t>
+      </w:r>
+      <w:r>
+        <w:t xml:space="preserve"> mang đúng số tiền và tiền tệ khách trả, nên khi đẩy</w:t>
       </w:r>
     </w:p>
     <w:p>
@@ -4117,16 +3071,7 @@
         <w:jc w:val="both"/>
       </w:pPr>
       <w:r>
-        <w:t xml:space="preserve">Định khoản là </w:t>
-      </w:r>
-      <w:r>
-        <w:rPr>
-          <w:b/>
-        </w:rPr>
-        <w:t>gợi ý</w:t>
-      </w:r>
-      <w:r>
-        <w:t xml:space="preserve"> theo quy trình của họ, không phải sổ kế toán: bên mình không ghi bút toán,</w:t>
+        <w:t>sang kế toán anh Khang thì con số khớp với tiền thật vào tài khoản.</w:t>
       </w:r>
     </w:p>
     <w:p>
@@ -4134,7 +3079,26 @@
         <w:jc w:val="both"/>
       </w:pPr>
       <w:r>
-        <w:t>không cộng sổ. Mã tài khoản (anh Khampla trả lời 22/09, theo sá-la-ban kế toán doanh nghiệp Lào): kho</w:t>
+        <w:t xml:space="preserve">Hai chỗ chặn: thu </w:t>
+      </w:r>
+      <w:r>
+        <w:rPr>
+          <w:b/>
+        </w:rPr>
+        <w:t>nhiều hơn phần còn lại</w:t>
+      </w:r>
+      <w:r>
+        <w:t xml:space="preserve"> của hoá đơn thì máy hỏi lại (</w:t>
+      </w:r>
+      <w:r>
+        <w:rPr>
+          <w:rFonts w:ascii="Consolas" w:hAnsi="Consolas"/>
+          <w:sz w:val="19"/>
+        </w:rPr>
+        <w:t>THU_QUA_HOA_DON</w:t>
+      </w:r>
+      <w:r>
+        <w:t>) rồi mới</w:t>
       </w:r>
     </w:p>
     <w:p>
@@ -4142,34 +3106,36 @@
         <w:jc w:val="both"/>
       </w:pPr>
       <w:r>
+        <w:t xml:space="preserve">ghi; xoá một lần thu mà tờ </w:t>
+      </w:r>
+      <w:r>
         <w:rPr>
           <w:rFonts w:ascii="Consolas" w:hAnsi="Consolas"/>
           <w:sz w:val="19"/>
         </w:rPr>
-        <w:t>1371</w:t>
-      </w:r>
-      <w:r>
-        <w:t xml:space="preserve"> (con của 137), nhà cung cấp </w:t>
+        <w:t>PT</w:t>
+      </w:r>
+      <w:r>
+        <w:t xml:space="preserve"> của nó </w:t>
+      </w:r>
+      <w:r>
+        <w:rPr>
+          <w:b/>
+        </w:rPr>
+        <w:t>đã đẩy sang kế toán</w:t>
+      </w:r>
+      <w:r>
+        <w:t xml:space="preserve"> thì từ chối (</w:t>
       </w:r>
       <w:r>
         <w:rPr>
           <w:rFonts w:ascii="Consolas" w:hAnsi="Consolas"/>
           <w:sz w:val="19"/>
         </w:rPr>
-        <w:t>4021</w:t>
-      </w:r>
-      <w:r>
-        <w:t xml:space="preserve"> (con của 402, tách theo NCC), tiền mặt Kíp </w:t>
-      </w:r>
-      <w:r>
-        <w:rPr>
-          <w:rFonts w:ascii="Consolas" w:hAnsi="Consolas"/>
-          <w:sz w:val="19"/>
-        </w:rPr>
-        <w:t>1011</w:t>
-      </w:r>
-      <w:r>
-        <w:t>, tiền mặt</w:t>
+        <w:t>DA_DAY_KE_TOAN</w:t>
+      </w:r>
+      <w:r>
+        <w:t>) — bên</w:t>
       </w:r>
     </w:p>
     <w:p>
@@ -4177,37 +3143,7 @@
         <w:jc w:val="both"/>
       </w:pPr>
       <w:r>
-        <w:t xml:space="preserve">ngoại tệ </w:t>
-      </w:r>
-      <w:r>
-        <w:rPr>
-          <w:rFonts w:ascii="Consolas" w:hAnsi="Consolas"/>
-          <w:sz w:val="19"/>
-        </w:rPr>
-        <w:t>1012</w:t>
-      </w:r>
-      <w:r>
-        <w:t xml:space="preserve">, ngân hàng Kíp </w:t>
-      </w:r>
-      <w:r>
-        <w:rPr>
-          <w:rFonts w:ascii="Consolas" w:hAnsi="Consolas"/>
-          <w:sz w:val="19"/>
-        </w:rPr>
-        <w:t>1021</w:t>
-      </w:r>
-      <w:r>
-        <w:t xml:space="preserve">, ngân hàng ngoại tệ </w:t>
-      </w:r>
-      <w:r>
-        <w:rPr>
-          <w:rFonts w:ascii="Consolas" w:hAnsi="Consolas"/>
-          <w:sz w:val="19"/>
-        </w:rPr>
-        <w:t>1022</w:t>
-      </w:r>
-      <w:r>
-        <w:t xml:space="preserve"> — vế tiền chọn tự động theo cách thu/chi</w:t>
+        <w:t>kia đã vào sổ, xoá lặng lẽ bên này là hai bên nói hai số.</w:t>
       </w:r>
     </w:p>
     <w:p>
@@ -4215,27 +3151,7 @@
         <w:jc w:val="both"/>
       </w:pPr>
       <w:r>
-        <w:t xml:space="preserve">và tiền tệ của tờ; phải thu </w:t>
-      </w:r>
-      <w:r>
-        <w:rPr>
-          <w:rFonts w:ascii="Consolas" w:hAnsi="Consolas"/>
-          <w:sz w:val="19"/>
-        </w:rPr>
-        <w:t>1211</w:t>
-      </w:r>
-      <w:r>
-        <w:t xml:space="preserve">, doanh thu </w:t>
-      </w:r>
-      <w:r>
-        <w:rPr>
-          <w:rFonts w:ascii="Consolas" w:hAnsi="Consolas"/>
-          <w:sz w:val="19"/>
-        </w:rPr>
-        <w:t>70</w:t>
-      </w:r>
-      <w:r>
-        <w:t>,</w:t>
+        <w:t>Phần chênh lệch tỷ giá (hoá đơn 1.693,30 USD quy 37.252.600 Kíp mà khách chuyển 37.000.000 Kíp) thì</w:t>
       </w:r>
     </w:p>
     <w:p>
@@ -4243,46 +3159,16 @@
         <w:jc w:val="both"/>
       </w:pPr>
       <w:r>
-        <w:t xml:space="preserve">chi phí </w:t>
-      </w:r>
-      <w:r>
-        <w:rPr>
-          <w:rFonts w:ascii="Consolas" w:hAnsi="Consolas"/>
-          <w:sz w:val="19"/>
-        </w:rPr>
-        <w:t>625</w:t>
-      </w:r>
-      <w:r>
-        <w:t xml:space="preserve"> (xe nhà) / </w:t>
-      </w:r>
-      <w:r>
-        <w:rPr>
-          <w:rFonts w:ascii="Consolas" w:hAnsi="Consolas"/>
-          <w:sz w:val="19"/>
-        </w:rPr>
-        <w:t>614</w:t>
-      </w:r>
-      <w:r>
-        <w:t xml:space="preserve"> (sửa chữa) / </w:t>
-      </w:r>
-      <w:r>
-        <w:rPr>
-          <w:rFonts w:ascii="Consolas" w:hAnsi="Consolas"/>
-          <w:sz w:val="19"/>
-        </w:rPr>
-        <w:t>4022</w:t>
-      </w:r>
-      <w:r>
-        <w:t xml:space="preserve"> (xe liên kết). </w:t>
+        <w:t xml:space="preserve">phần mềm </w:t>
       </w:r>
       <w:r>
         <w:rPr>
           <w:b/>
         </w:rPr>
-        <w:t>Mã tiền mặt và ngân hàng chưa có</w:t>
-      </w:r>
-      <w:r>
-        <w:t xml:space="preserve"> —</w:t>
+        <w:t>chỉ hiện ra</w:t>
+      </w:r>
+      <w:r>
+        <w:t>, hạch toán chênh lệch tỷ giá là việc của bên kế toán — bên mình không dựng</w:t>
       </w:r>
     </w:p>
     <w:p>
@@ -4290,17 +3176,18 @@
         <w:jc w:val="both"/>
       </w:pPr>
       <w:r>
-        <w:t xml:space="preserve">để trống tên, chờ bên kế toán cấp (hàng khách gửi, giá vốn). Tất cả nằm ở </w:t>
-      </w:r>
+        <w:t>sổ thứ hai.</w:t>
+      </w:r>
+    </w:p>
+    <w:p>
+      <w:pPr>
+        <w:pStyle w:val="Heading1"/>
+      </w:pPr>
       <w:r>
         <w:rPr>
-          <w:rFonts w:ascii="Consolas" w:hAnsi="Consolas"/>
-          <w:sz w:val="19"/>
+          <w:color w:val="145C4A"/>
         </w:rPr>
-        <w:t>services/chung_tu.py</w:t>
-      </w:r>
-      <w:r>
-        <w:t>.</w:t>
+        <w:t>A8. Hoá đơn gộp tháng — một tờ nhiều phiếu</w:t>
       </w:r>
     </w:p>
     <w:p>
@@ -4308,18 +3195,16 @@
         <w:jc w:val="both"/>
       </w:pPr>
       <w:r>
-        <w:t>---</w:t>
-      </w:r>
-    </w:p>
-    <w:p>
-      <w:pPr>
-        <w:pStyle w:val="Title"/>
-      </w:pPr>
+        <w:t xml:space="preserve">Anh Khampla trả lời 22/09 (C8.2, B3): </w:t>
+      </w:r>
       <w:r>
         <w:rPr>
-          <w:color w:val="145C4A"/>
+          <w:b/>
         </w:rPr>
-        <w:t>B. Cơ sở dữ liệu</w:t>
+        <w:t>cả hai kiểu đều có</w:t>
+      </w:r>
+      <w:r>
+        <w:t>. Khách chạy lẻ vài chuyến thì lấy hoá đơn</w:t>
       </w:r>
     </w:p>
     <w:p>
@@ -4327,36 +3212,16 @@
         <w:jc w:val="both"/>
       </w:pPr>
       <w:r>
-        <w:t xml:space="preserve">PostgreSQL, DB riêng </w:t>
+        <w:t xml:space="preserve">từng phiếu; khách có hợp đồng chạy vài chục chuyến một tháng thì </w:t>
       </w:r>
       <w:r>
         <w:rPr>
           <w:b/>
         </w:rPr>
-        <w:t>`epl_lao`</w:t>
-      </w:r>
-      <w:r>
-        <w:t xml:space="preserve">, khai trong </w:t>
-      </w:r>
-      <w:r>
-        <w:rPr>
-          <w:rFonts w:ascii="Consolas" w:hAnsi="Consolas"/>
-          <w:sz w:val="19"/>
-        </w:rPr>
-        <w:t>.env</w:t>
-      </w:r>
-      <w:r>
-        <w:t xml:space="preserve"> (</w:t>
-      </w:r>
-      <w:r>
-        <w:rPr>
-          <w:rFonts w:ascii="Consolas" w:hAnsi="Consolas"/>
-          <w:sz w:val="19"/>
-        </w:rPr>
-        <w:t>DATABASE_URL</w:t>
-      </w:r>
-      <w:r>
-        <w:t>, không commit). Không có tầng</w:t>
+        <w:t>cuối tháng nhận một tờ</w:t>
+      </w:r>
+      <w:r>
+        <w:t>, không ai</w:t>
       </w:r>
     </w:p>
     <w:p>
@@ -4364,37 +3229,159 @@
         <w:jc w:val="both"/>
       </w:pPr>
       <w:r>
-        <w:t xml:space="preserve">migration: </w:t>
+        <w:t xml:space="preserve">muốn cầm ba mươi tờ hoá đơn. Nên danh mục khách có ô </w:t>
+      </w:r>
+      <w:r>
+        <w:rPr>
+          <w:b/>
+        </w:rPr>
+        <w:t>Cách xuất hoá đơn</w:t>
+      </w:r>
+      <w:r>
+        <w:t>:</w:t>
+      </w:r>
+    </w:p>
+    <w:tbl>
+      <w:tblPr>
+        <w:tblStyle w:val="LightGrid-Accent1"/>
+        <w:tblW w:type="auto" w:w="0"/>
+        <w:tblLook w:firstColumn="1" w:firstRow="1" w:lastColumn="0" w:lastRow="0" w:noHBand="0" w:noVBand="1" w:val="04A0"/>
+      </w:tblPr>
+      <w:tblGrid>
+        <w:gridCol w:w="4320"/>
+        <w:gridCol w:w="4320"/>
+      </w:tblGrid>
+      <w:tr>
+        <w:tc>
+          <w:tcPr>
+            <w:tcW w:type="dxa" w:w="4320"/>
+          </w:tcPr>
+          <w:p>
+            <w:r>
+              <w:rPr>
+                <w:b/>
+              </w:rPr>
+            </w:r>
+            <w:r>
+              <w:rPr>
+                <w:b/>
+              </w:rPr>
+              <w:t>Giá trị</w:t>
+            </w:r>
+          </w:p>
+        </w:tc>
+        <w:tc>
+          <w:tcPr>
+            <w:tcW w:type="dxa" w:w="4320"/>
+          </w:tcPr>
+          <w:p>
+            <w:r>
+              <w:rPr>
+                <w:b/>
+              </w:rPr>
+            </w:r>
+            <w:r>
+              <w:rPr>
+                <w:b/>
+              </w:rPr>
+              <w:t>Nghĩa</w:t>
+            </w:r>
+          </w:p>
+        </w:tc>
+      </w:tr>
+      <w:tr>
+        <w:tc>
+          <w:tcPr>
+            <w:tcW w:type="dxa" w:w="4320"/>
+          </w:tcPr>
+          <w:p>
+            <w:r/>
+            <w:r>
+              <w:rPr>
+                <w:rFonts w:ascii="Consolas" w:hAnsi="Consolas"/>
+                <w:sz w:val="19"/>
+              </w:rPr>
+              <w:t>phieu</w:t>
+            </w:r>
+            <w:r>
+              <w:t xml:space="preserve"> (mặc định)</w:t>
+            </w:r>
+          </w:p>
+        </w:tc>
+        <w:tc>
+          <w:tcPr>
+            <w:tcW w:type="dxa" w:w="4320"/>
+          </w:tcPr>
+          <w:p>
+            <w:r/>
+            <w:r>
+              <w:t>Mỗi phiếu một hoá đơn — kế toán doanh thu bấm *Xuất hoá đơn* trên từng phiếu</w:t>
+            </w:r>
+          </w:p>
+        </w:tc>
+      </w:tr>
+      <w:tr>
+        <w:tc>
+          <w:tcPr>
+            <w:tcW w:type="dxa" w:w="4320"/>
+          </w:tcPr>
+          <w:p>
+            <w:r/>
+            <w:r>
+              <w:rPr>
+                <w:rFonts w:ascii="Consolas" w:hAnsi="Consolas"/>
+                <w:sz w:val="19"/>
+              </w:rPr>
+              <w:t>thang</w:t>
+            </w:r>
+          </w:p>
+        </w:tc>
+        <w:tc>
+          <w:tcPr>
+            <w:tcW w:type="dxa" w:w="4320"/>
+          </w:tcPr>
+          <w:p>
+            <w:r/>
+            <w:r>
+              <w:t>Gộp một tờ cuối tháng — nút trên phiếu bị chặn (</w:t>
+            </w:r>
+            <w:r>
+              <w:rPr>
+                <w:rFonts w:ascii="Consolas" w:hAnsi="Consolas"/>
+                <w:sz w:val="19"/>
+              </w:rPr>
+              <w:t>GOP_THANG</w:t>
+            </w:r>
+            <w:r>
+              <w:t>), làm ở màn *Hoá đơn gộp tháng*</w:t>
+            </w:r>
+          </w:p>
+        </w:tc>
+      </w:tr>
+    </w:tbl>
+    <w:p/>
+    <w:p>
+      <w:pPr>
+        <w:jc w:val="both"/>
+      </w:pPr>
+      <w:r>
+        <w:rPr>
+          <w:b/>
+        </w:rPr>
+        <w:t>Cách làm cuối tháng</w:t>
+      </w:r>
+      <w:r>
+        <w:t xml:space="preserve">: vào </w:t>
       </w:r>
       <w:r>
         <w:rPr>
           <w:rFonts w:ascii="Consolas" w:hAnsi="Consolas"/>
           <w:sz w:val="19"/>
         </w:rPr>
-        <w:t>tao_bang()</w:t>
-      </w:r>
-      <w:r>
-        <w:t xml:space="preserve"> trong </w:t>
-      </w:r>
-      <w:r>
-        <w:rPr>
-          <w:rFonts w:ascii="Consolas" w:hAnsi="Consolas"/>
-          <w:sz w:val="19"/>
-        </w:rPr>
-        <w:t>database.py</w:t>
-      </w:r>
-      <w:r>
-        <w:t xml:space="preserve"> chạy </w:t>
-      </w:r>
-      <w:r>
-        <w:rPr>
-          <w:rFonts w:ascii="Consolas" w:hAnsi="Consolas"/>
-          <w:sz w:val="19"/>
-        </w:rPr>
-        <w:t>create_all</w:t>
-      </w:r>
-      <w:r>
-        <w:t xml:space="preserve"> rồi **so cột model với cột thật và ALTER</w:t>
+        <w:t>#/hoa-don-gop</w:t>
+      </w:r>
+      <w:r>
+        <w:t>, chọn tháng. Bảng *Chờ gộp* liệt kê từng khách × từng loại</w:t>
       </w:r>
     </w:p>
     <w:p>
@@ -4402,7 +3389,16 @@
         <w:jc w:val="both"/>
       </w:pPr>
       <w:r>
-        <w:t>TABLE ADD COLUMN** cho phần thiếu — chỉ thêm, không đổi kiểu, không xoá, nên không bao giờ mất dữ liệu.</w:t>
+        <w:t xml:space="preserve">tiền cước còn phiếu </w:t>
+      </w:r>
+      <w:r>
+        <w:rPr>
+          <w:b/>
+        </w:rPr>
+        <w:t>đã khoá, đã kiểm mục II, chưa lên hoá đơn</w:t>
+      </w:r>
+      <w:r>
+        <w:t>. Bấm *Gộp hoá đơn tháng* → một tờ</w:t>
       </w:r>
     </w:p>
     <w:p>
@@ -4410,7 +3406,228 @@
         <w:jc w:val="both"/>
       </w:pPr>
       <w:r>
-        <w:t>38 bảng, nhóm theo việc:</w:t>
+        <w:rPr>
+          <w:rFonts w:ascii="Consolas" w:hAnsi="Consolas"/>
+          <w:sz w:val="19"/>
+        </w:rPr>
+        <w:t>HDT-YYYYMM-NN</w:t>
+      </w:r>
+      <w:r>
+        <w:t xml:space="preserve"> mang nhiều dòng phiếu, và </w:t>
+      </w:r>
+      <w:r>
+        <w:rPr>
+          <w:b/>
+        </w:rPr>
+        <w:t>một</w:t>
+      </w:r>
+      <w:r>
+        <w:t xml:space="preserve"> chứng từ </w:t>
+      </w:r>
+      <w:r>
+        <w:rPr>
+          <w:rFonts w:ascii="Consolas" w:hAnsi="Consolas"/>
+          <w:sz w:val="19"/>
+        </w:rPr>
+        <w:t>HD</w:t>
+      </w:r>
+      <w:r>
+        <w:t xml:space="preserve"> cho cả tờ (không phải mỗi phiếu một tờ).</w:t>
+      </w:r>
+    </w:p>
+    <w:p>
+      <w:pPr>
+        <w:jc w:val="both"/>
+      </w:pPr>
+      <w:r>
+        <w:t>Hai quy tắc giữ cho con số không bao giờ lệch:</w:t>
+      </w:r>
+    </w:p>
+    <w:p>
+      <w:pPr>
+        <w:pStyle w:val="ListNumber"/>
+      </w:pPr>
+      <w:r>
+        <w:rPr>
+          <w:b/>
+        </w:rPr>
+        <w:t>Tiền của tờ = cộng doanh thu từng phiếu</w:t>
+      </w:r>
+      <w:r>
+        <w:t xml:space="preserve">, máy tính, không gõ tay. Một tờ chỉ mang </w:t>
+      </w:r>
+      <w:r>
+        <w:rPr>
+          <w:b/>
+        </w:rPr>
+        <w:t>một loại tiền</w:t>
+      </w:r>
+      <w:r>
+        <w:t>:</w:t>
+      </w:r>
+    </w:p>
+    <w:p>
+      <w:pPr>
+        <w:jc w:val="both"/>
+      </w:pPr>
+      <w:r>
+        <w:t xml:space="preserve">   khách ký tuyến này USD, tuyến kia Kíp thì cuối tháng là hai tờ, chứ không cộng hai thứ tiền vào nhau.</w:t>
+      </w:r>
+    </w:p>
+    <w:p>
+      <w:pPr>
+        <w:pStyle w:val="ListNumber"/>
+      </w:pPr>
+      <w:r>
+        <w:rPr>
+          <w:b/>
+        </w:rPr>
+        <w:t>Thu tiền ghi ở TỜ, nhưng phân bổ xuống từng phiếu.</w:t>
+      </w:r>
+      <w:r>
+        <w:t xml:space="preserve"> Khách chuyển một cục cho cả tháng; nếu chỉ ghi</w:t>
+      </w:r>
+    </w:p>
+    <w:p>
+      <w:pPr>
+        <w:jc w:val="both"/>
+      </w:pPr>
+      <w:r>
+        <w:t xml:space="preserve">   ở tờ thì mọi phiếu trong tháng vẫn treo *chưa thu* và báo cáo theo phiếu sai hết. Nên mỗi lần thu sinh</w:t>
+      </w:r>
+    </w:p>
+    <w:p>
+      <w:pPr>
+        <w:jc w:val="both"/>
+      </w:pPr>
+      <w:r>
+        <w:t xml:space="preserve">   một dòng </w:t>
+      </w:r>
+      <w:r>
+        <w:rPr>
+          <w:rFonts w:ascii="Consolas" w:hAnsi="Consolas"/>
+          <w:sz w:val="19"/>
+        </w:rPr>
+        <w:t>invoice_payments</w:t>
+      </w:r>
+      <w:r>
+        <w:t xml:space="preserve"> (một tờ </w:t>
+      </w:r>
+      <w:r>
+        <w:rPr>
+          <w:rFonts w:ascii="Consolas" w:hAnsi="Consolas"/>
+          <w:sz w:val="19"/>
+        </w:rPr>
+        <w:t>PT</w:t>
+      </w:r>
+      <w:r>
+        <w:t xml:space="preserve">) rồi </w:t>
+      </w:r>
+      <w:r>
+        <w:rPr>
+          <w:b/>
+        </w:rPr>
+        <w:t>rải xuống `trip_payments` theo thứ tự ngày phiếu</w:t>
+      </w:r>
+      <w:r>
+        <w:t xml:space="preserve"> —</w:t>
+      </w:r>
+    </w:p>
+    <w:p>
+      <w:pPr>
+        <w:jc w:val="both"/>
+      </w:pPr>
+      <w:r>
+        <w:t xml:space="preserve">   phiếu cũ trả trước, đúng cách họ đối chiếu công nợ. Trạng thái từng phiếu vẫn do tổng </w:t>
+      </w:r>
+      <w:r>
+        <w:rPr>
+          <w:rFonts w:ascii="Consolas" w:hAnsi="Consolas"/>
+          <w:sz w:val="19"/>
+        </w:rPr>
+        <w:t>trip_payments</w:t>
+      </w:r>
+    </w:p>
+    <w:p>
+      <w:pPr>
+        <w:jc w:val="both"/>
+      </w:pPr>
+      <w:r>
+        <w:t xml:space="preserve">   quyết định như mọi phiếu khác, không có đường tính thứ hai.</w:t>
+      </w:r>
+    </w:p>
+    <w:p>
+      <w:pPr>
+        <w:jc w:val="both"/>
+      </w:pPr>
+      <w:r>
+        <w:t xml:space="preserve">Chặn đúng chỗ: ghi thu ở phiếu nằm trong tờ gộp → </w:t>
+      </w:r>
+      <w:r>
+        <w:rPr>
+          <w:rFonts w:ascii="Consolas" w:hAnsi="Consolas"/>
+          <w:sz w:val="19"/>
+        </w:rPr>
+        <w:t>THU_QUA_HD_GOP</w:t>
+      </w:r>
+      <w:r>
+        <w:t xml:space="preserve"> (thu ở tờ); xoá lẻ dòng phân bổ ở</w:t>
+      </w:r>
+    </w:p>
+    <w:p>
+      <w:pPr>
+        <w:jc w:val="both"/>
+      </w:pPr>
+      <w:r>
+        <w:t xml:space="preserve">phiếu → </w:t>
+      </w:r>
+      <w:r>
+        <w:rPr>
+          <w:rFonts w:ascii="Consolas" w:hAnsi="Consolas"/>
+          <w:sz w:val="19"/>
+        </w:rPr>
+        <w:t>THUOC_HD_GOP</w:t>
+      </w:r>
+      <w:r>
+        <w:t xml:space="preserve"> (xoá lần thu ở tờ); huỷ tờ khi đã thu → </w:t>
+      </w:r>
+      <w:r>
+        <w:rPr>
+          <w:rFonts w:ascii="Consolas" w:hAnsi="Consolas"/>
+          <w:sz w:val="19"/>
+        </w:rPr>
+        <w:t>DA_THU</w:t>
+      </w:r>
+      <w:r>
+        <w:t xml:space="preserve">; huỷ tờ mà chứng từ </w:t>
+      </w:r>
+      <w:r>
+        <w:rPr>
+          <w:rFonts w:ascii="Consolas" w:hAnsi="Consolas"/>
+          <w:sz w:val="19"/>
+        </w:rPr>
+        <w:t>HD</w:t>
+      </w:r>
+      <w:r>
+        <w:t xml:space="preserve"> đã đẩy</w:t>
+      </w:r>
+    </w:p>
+    <w:p>
+      <w:pPr>
+        <w:jc w:val="both"/>
+      </w:pPr>
+      <w:r>
+        <w:t xml:space="preserve">sang kế toán → </w:t>
+      </w:r>
+      <w:r>
+        <w:rPr>
+          <w:rFonts w:ascii="Consolas" w:hAnsi="Consolas"/>
+          <w:sz w:val="19"/>
+        </w:rPr>
+        <w:t>DA_DAY_KE_TOAN</w:t>
+      </w:r>
+      <w:r>
+        <w:t>. Huỷ được thì các phiếu quay lại *chưa xuất hoá đơn*, gộp lại tháng khác.</w:t>
       </w:r>
     </w:p>
     <w:p>
@@ -4421,7 +3638,275 @@
         <w:rPr>
           <w:color w:val="145C4A"/>
         </w:rPr>
-        <w:t>B1. Người dùng và danh mục</w:t>
+        <w:t>A9. Lệnh sửa chữa riêng — không gắn phiếu</w:t>
+      </w:r>
+    </w:p>
+    <w:p>
+      <w:pPr>
+        <w:jc w:val="both"/>
+      </w:pPr>
+      <w:r>
+        <w:t xml:space="preserve">Mục V trên phiếu chỉ ghi được cái sửa </w:t>
+      </w:r>
+      <w:r>
+        <w:rPr>
+          <w:b/>
+        </w:rPr>
+        <w:t>trong một chuyến</w:t>
+      </w:r>
+      <w:r>
+        <w:t>. Xe nằm bãi cả tuần đại tu, hay bảo dưỡng</w:t>
+      </w:r>
+    </w:p>
+    <w:p>
+      <w:pPr>
+        <w:jc w:val="both"/>
+      </w:pPr>
+      <w:r>
+        <w:t>định kỳ theo số km, thì không có chuyến nào để gắn vào — trước đây tiền sửa đó không khai được ở đâu</w:t>
+      </w:r>
+    </w:p>
+    <w:p>
+      <w:pPr>
+        <w:jc w:val="both"/>
+      </w:pPr>
+      <w:r>
+        <w:t xml:space="preserve">(anh Khampla C7.3). Nên có tờ </w:t>
+      </w:r>
+      <w:r>
+        <w:rPr>
+          <w:b/>
+        </w:rPr>
+        <w:t>lệnh sửa chữa</w:t>
+      </w:r>
+      <w:r>
+        <w:t xml:space="preserve"> (</w:t>
+      </w:r>
+      <w:r>
+        <w:rPr>
+          <w:rFonts w:ascii="Consolas" w:hAnsi="Consolas"/>
+          <w:sz w:val="19"/>
+        </w:rPr>
+        <w:t>LSC-2609-01</w:t>
+      </w:r>
+      <w:r>
+        <w:t>) cho đúng việc đó, đi qua **cùng chuỗi</w:t>
+      </w:r>
+    </w:p>
+    <w:p>
+      <w:pPr>
+        <w:jc w:val="both"/>
+      </w:pPr>
+      <w:r>
+        <w:t>duyệt của mục V**, không đẻ luật mới:</w:t>
+      </w:r>
+    </w:p>
+    <w:p>
+      <w:pPr>
+        <w:jc w:val="both"/>
+      </w:pPr>
+      <w:r>
+        <w:t xml:space="preserve">    Tổ sửa chữa NHẬP → KT Chi phí KIỂM → KT Chi phí GHI SỔ → Quỹ tiền mặt CHI</w:t>
+      </w:r>
+    </w:p>
+    <w:p>
+      <w:pPr>
+        <w:jc w:val="both"/>
+      </w:pPr>
+      <w:r>
+        <w:t xml:space="preserve">Mỗi tờ gắn </w:t>
+      </w:r>
+      <w:r>
+        <w:rPr>
+          <w:b/>
+        </w:rPr>
+        <w:t>một chiếc xe</w:t>
+      </w:r>
+      <w:r>
+        <w:t>, có loại (*sửa hỏng* · *bảo dưỡng định kỳ*), số công-tơ-mét lúc vào xưởng,</w:t>
+      </w:r>
+    </w:p>
+    <w:p>
+      <w:pPr>
+        <w:jc w:val="both"/>
+      </w:pPr>
+      <w:r>
+        <w:t>gara ngoài (để trống là làm tại Thà Bốc), và các dòng chi giống hệt dòng mục V. Quy tắc kho của họ giữ</w:t>
+      </w:r>
+    </w:p>
+    <w:p>
+      <w:pPr>
+        <w:jc w:val="both"/>
+      </w:pPr>
+      <w:r>
+        <w:t xml:space="preserve">nguyên: </w:t>
+      </w:r>
+      <w:r>
+        <w:rPr>
+          <w:b/>
+        </w:rPr>
+        <w:t>lấy từ kho</w:t>
+      </w:r>
+      <w:r>
+        <w:t xml:space="preserve"> thì trừ tồn </w:t>
+      </w:r>
+      <w:r>
+        <w:rPr>
+          <w:b/>
+        </w:rPr>
+        <w:t>ngay lúc khai</w:t>
+      </w:r>
+      <w:r>
+        <w:t xml:space="preserve"> và sinh tờ </w:t>
+      </w:r>
+      <w:r>
+        <w:rPr>
+          <w:rFonts w:ascii="Consolas" w:hAnsi="Consolas"/>
+          <w:sz w:val="19"/>
+        </w:rPr>
+        <w:t>PXK_PT</w:t>
+      </w:r>
+      <w:r>
+        <w:t xml:space="preserve"> (định khoản </w:t>
+      </w:r>
+      <w:r>
+        <w:rPr>
+          <w:rFonts w:ascii="Consolas" w:hAnsi="Consolas"/>
+          <w:sz w:val="19"/>
+        </w:rPr>
+        <w:t>614/1371</w:t>
+      </w:r>
+      <w:r>
+        <w:t>);</w:t>
+      </w:r>
+    </w:p>
+    <w:p>
+      <w:pPr>
+        <w:jc w:val="both"/>
+      </w:pPr>
+      <w:r>
+        <w:rPr>
+          <w:b/>
+        </w:rPr>
+        <w:t>mua ngoài</w:t>
+      </w:r>
+      <w:r>
+        <w:t xml:space="preserve"> thì tới bước chi mới sinh </w:t>
+      </w:r>
+      <w:r>
+        <w:rPr>
+          <w:b/>
+        </w:rPr>
+        <w:t>một</w:t>
+      </w:r>
+      <w:r>
+        <w:t xml:space="preserve"> tờ </w:t>
+      </w:r>
+      <w:r>
+        <w:rPr>
+          <w:rFonts w:ascii="Consolas" w:hAnsi="Consolas"/>
+          <w:sz w:val="19"/>
+        </w:rPr>
+        <w:t>PC_SC</w:t>
+      </w:r>
+      <w:r>
+        <w:t xml:space="preserve"> gồm riêng phần mua ngoài (</w:t>
+      </w:r>
+      <w:r>
+        <w:rPr>
+          <w:rFonts w:ascii="Consolas" w:hAnsi="Consolas"/>
+          <w:sz w:val="19"/>
+        </w:rPr>
+        <w:t>614/4021</w:t>
+      </w:r>
+      <w:r>
+        <w:t>). Lập</w:t>
+      </w:r>
+    </w:p>
+    <w:p>
+      <w:pPr>
+        <w:jc w:val="both"/>
+      </w:pPr>
+      <w:r>
+        <w:t>lệnh thì xe sang *đang sửa*; chi xong thì xe về *rảnh*.</w:t>
+      </w:r>
+    </w:p>
+    <w:p>
+      <w:pPr>
+        <w:jc w:val="both"/>
+      </w:pPr>
+      <w:r>
+        <w:t xml:space="preserve">Màn </w:t>
+      </w:r>
+      <w:r>
+        <w:rPr>
+          <w:b/>
+        </w:rPr>
+        <w:t>Xe → tab Sửa chữa</w:t>
+      </w:r>
+      <w:r>
+        <w:t xml:space="preserve"> gom cả hai nguồn: dòng mục V từ phiếu và dòng từ lệnh sửa chữa, cùng một bảng</w:t>
+      </w:r>
+    </w:p>
+    <w:p>
+      <w:pPr>
+        <w:jc w:val="both"/>
+      </w:pPr>
+      <w:r>
+        <w:t>xếp theo ngày — người xem chi phí một chiếc xe không phải nhớ nó nằm ở đâu.</w:t>
+      </w:r>
+    </w:p>
+    <w:p>
+      <w:pPr>
+        <w:pStyle w:val="Heading1"/>
+      </w:pPr>
+      <w:r>
+        <w:rPr>
+          <w:color w:val="145C4A"/>
+        </w:rPr>
+        <w:t>A6. Sổ chứng từ</w:t>
+      </w:r>
+    </w:p>
+    <w:p>
+      <w:pPr>
+        <w:jc w:val="both"/>
+      </w:pPr>
+      <w:r>
+        <w:t xml:space="preserve">Mỗi bước sinh tiền hoặc hàng để lại </w:t>
+      </w:r>
+      <w:r>
+        <w:rPr>
+          <w:b/>
+        </w:rPr>
+        <w:t>một tờ có số</w:t>
+      </w:r>
+      <w:r>
+        <w:t xml:space="preserve"> cho kế toán kéo về (</w:t>
+      </w:r>
+      <w:r>
+        <w:rPr>
+          <w:rFonts w:ascii="Consolas" w:hAnsi="Consolas"/>
+          <w:sz w:val="19"/>
+        </w:rPr>
+        <w:t>GET /api/chung-tu</w:t>
+      </w:r>
+      <w:r>
+        <w:t>), số dạng</w:t>
+      </w:r>
+    </w:p>
+    <w:p>
+      <w:pPr>
+        <w:jc w:val="both"/>
+      </w:pPr>
+      <w:r>
+        <w:rPr>
+          <w:rFonts w:ascii="Consolas" w:hAnsi="Consolas"/>
+          <w:sz w:val="19"/>
+        </w:rPr>
+        <w:t>LOAI/YYMM/000n</w:t>
+      </w:r>
+      <w:r>
+        <w:t>:</w:t>
       </w:r>
     </w:p>
     <w:tbl>
@@ -4450,6 +3935,1092 @@
               <w:rPr>
                 <w:b/>
               </w:rPr>
+              <w:t>Mã</w:t>
+            </w:r>
+          </w:p>
+        </w:tc>
+        <w:tc>
+          <w:tcPr>
+            <w:tcW w:type="dxa" w:w="2880"/>
+          </w:tcPr>
+          <w:p>
+            <w:r>
+              <w:rPr>
+                <w:b/>
+              </w:rPr>
+            </w:r>
+            <w:r>
+              <w:rPr>
+                <w:b/>
+              </w:rPr>
+              <w:t>Tờ</w:t>
+            </w:r>
+          </w:p>
+        </w:tc>
+        <w:tc>
+          <w:tcPr>
+            <w:tcW w:type="dxa" w:w="2880"/>
+          </w:tcPr>
+          <w:p>
+            <w:r>
+              <w:rPr>
+                <w:b/>
+              </w:rPr>
+            </w:r>
+            <w:r>
+              <w:rPr>
+                <w:b/>
+              </w:rPr>
+              <w:t>Sinh khi</w:t>
+            </w:r>
+          </w:p>
+        </w:tc>
+      </w:tr>
+      <w:tr>
+        <w:tc>
+          <w:tcPr>
+            <w:tcW w:type="dxa" w:w="2880"/>
+          </w:tcPr>
+          <w:p>
+            <w:r/>
+            <w:r>
+              <w:rPr>
+                <w:rFonts w:ascii="Consolas" w:hAnsi="Consolas"/>
+                <w:sz w:val="19"/>
+              </w:rPr>
+              <w:t>DO</w:t>
+            </w:r>
+          </w:p>
+        </w:tc>
+        <w:tc>
+          <w:tcPr>
+            <w:tcW w:type="dxa" w:w="2880"/>
+          </w:tcPr>
+          <w:p>
+            <w:r/>
+            <w:r>
+              <w:t>Phiếu xuất xe</w:t>
+            </w:r>
+          </w:p>
+        </w:tc>
+        <w:tc>
+          <w:tcPr>
+            <w:tcW w:type="dxa" w:w="2880"/>
+          </w:tcPr>
+          <w:p>
+            <w:r/>
+            <w:r>
+              <w:t>Lập phiếu</w:t>
+            </w:r>
+          </w:p>
+        </w:tc>
+      </w:tr>
+      <w:tr>
+        <w:tc>
+          <w:tcPr>
+            <w:tcW w:type="dxa" w:w="2880"/>
+          </w:tcPr>
+          <w:p>
+            <w:r/>
+            <w:r>
+              <w:rPr>
+                <w:rFonts w:ascii="Consolas" w:hAnsi="Consolas"/>
+                <w:sz w:val="19"/>
+              </w:rPr>
+              <w:t>PNK_HH</w:t>
+            </w:r>
+          </w:p>
+        </w:tc>
+        <w:tc>
+          <w:tcPr>
+            <w:tcW w:type="dxa" w:w="2880"/>
+          </w:tcPr>
+          <w:p>
+            <w:r/>
+            <w:r>
+              <w:rPr>
+                <w:b/>
+              </w:rPr>
+              <w:t>Phiếu nhập kho hàng</w:t>
+            </w:r>
+          </w:p>
+        </w:tc>
+        <w:tc>
+          <w:tcPr>
+            <w:tcW w:type="dxa" w:w="2880"/>
+          </w:tcPr>
+          <w:p>
+            <w:r/>
+            <w:r>
+              <w:t>DO gom về tới bãi</w:t>
+            </w:r>
+          </w:p>
+        </w:tc>
+      </w:tr>
+      <w:tr>
+        <w:tc>
+          <w:tcPr>
+            <w:tcW w:type="dxa" w:w="2880"/>
+          </w:tcPr>
+          <w:p>
+            <w:r/>
+            <w:r>
+              <w:rPr>
+                <w:rFonts w:ascii="Consolas" w:hAnsi="Consolas"/>
+                <w:sz w:val="19"/>
+              </w:rPr>
+              <w:t>PXK_HH</w:t>
+            </w:r>
+          </w:p>
+        </w:tc>
+        <w:tc>
+          <w:tcPr>
+            <w:tcW w:type="dxa" w:w="2880"/>
+          </w:tcPr>
+          <w:p>
+            <w:r/>
+            <w:r>
+              <w:rPr>
+                <w:b/>
+              </w:rPr>
+              <w:t>Phiếu xuất kho hàng</w:t>
+            </w:r>
+          </w:p>
+        </w:tc>
+        <w:tc>
+          <w:tcPr>
+            <w:tcW w:type="dxa" w:w="2880"/>
+          </w:tcPr>
+          <w:p>
+            <w:r/>
+            <w:r>
+              <w:t>DO giao lấy hàng khỏi lô</w:t>
+            </w:r>
+          </w:p>
+        </w:tc>
+      </w:tr>
+      <w:tr>
+        <w:tc>
+          <w:tcPr>
+            <w:tcW w:type="dxa" w:w="2880"/>
+          </w:tcPr>
+          <w:p>
+            <w:r/>
+            <w:r>
+              <w:rPr>
+                <w:rFonts w:ascii="Consolas" w:hAnsi="Consolas"/>
+                <w:sz w:val="19"/>
+              </w:rPr>
+              <w:t>DC_HH</w:t>
+            </w:r>
+          </w:p>
+        </w:tc>
+        <w:tc>
+          <w:tcPr>
+            <w:tcW w:type="dxa" w:w="2880"/>
+          </w:tcPr>
+          <w:p>
+            <w:r/>
+            <w:r>
+              <w:rPr>
+                <w:b/>
+              </w:rPr>
+              <w:t>Phiếu điều chỉnh kho hàng</w:t>
+            </w:r>
+          </w:p>
+        </w:tc>
+        <w:tc>
+          <w:tcPr>
+            <w:tcW w:type="dxa" w:w="2880"/>
+          </w:tcPr>
+          <w:p>
+            <w:r/>
+            <w:r>
+              <w:t>Kế toán sửa tồn một lô có lý do</w:t>
+            </w:r>
+          </w:p>
+        </w:tc>
+      </w:tr>
+      <w:tr>
+        <w:tc>
+          <w:tcPr>
+            <w:tcW w:type="dxa" w:w="2880"/>
+          </w:tcPr>
+          <w:p>
+            <w:r/>
+            <w:r>
+              <w:rPr>
+                <w:rFonts w:ascii="Consolas" w:hAnsi="Consolas"/>
+                <w:sz w:val="19"/>
+              </w:rPr>
+              <w:t>PLNL</w:t>
+            </w:r>
+          </w:p>
+        </w:tc>
+        <w:tc>
+          <w:tcPr>
+            <w:tcW w:type="dxa" w:w="2880"/>
+          </w:tcPr>
+          <w:p>
+            <w:r/>
+            <w:r>
+              <w:t>Phiếu lĩnh nhiên liệu</w:t>
+            </w:r>
+          </w:p>
+        </w:tc>
+        <w:tc>
+          <w:tcPr>
+            <w:tcW w:type="dxa" w:w="2880"/>
+          </w:tcPr>
+          <w:p>
+            <w:r/>
+            <w:r>
+              <w:t>Bãi cấp phiếu QR cho tài xế</w:t>
+            </w:r>
+          </w:p>
+        </w:tc>
+      </w:tr>
+      <w:tr>
+        <w:tc>
+          <w:tcPr>
+            <w:tcW w:type="dxa" w:w="2880"/>
+          </w:tcPr>
+          <w:p>
+            <w:r/>
+            <w:r>
+              <w:rPr>
+                <w:rFonts w:ascii="Consolas" w:hAnsi="Consolas"/>
+                <w:sz w:val="19"/>
+              </w:rPr>
+              <w:t>PXK_NL</w:t>
+            </w:r>
+            <w:r>
+              <w:t xml:space="preserve"> / </w:t>
+            </w:r>
+            <w:r>
+              <w:rPr>
+                <w:rFonts w:ascii="Consolas" w:hAnsi="Consolas"/>
+                <w:sz w:val="19"/>
+              </w:rPr>
+              <w:t>PNK_NL</w:t>
+            </w:r>
+          </w:p>
+        </w:tc>
+        <w:tc>
+          <w:tcPr>
+            <w:tcW w:type="dxa" w:w="2880"/>
+          </w:tcPr>
+          <w:p>
+            <w:r/>
+            <w:r>
+              <w:t>Xuất / nhập kho nhiên liệu</w:t>
+            </w:r>
+          </w:p>
+        </w:tc>
+        <w:tc>
+          <w:tcPr>
+            <w:tcW w:type="dxa" w:w="2880"/>
+          </w:tcPr>
+          <w:p>
+            <w:r/>
+            <w:r>
+              <w:t>Thủ kho cấp dầu · nhập dầu</w:t>
+            </w:r>
+          </w:p>
+        </w:tc>
+      </w:tr>
+      <w:tr>
+        <w:tc>
+          <w:tcPr>
+            <w:tcW w:type="dxa" w:w="2880"/>
+          </w:tcPr>
+          <w:p>
+            <w:r/>
+            <w:r>
+              <w:rPr>
+                <w:rFonts w:ascii="Consolas" w:hAnsi="Consolas"/>
+                <w:sz w:val="19"/>
+              </w:rPr>
+              <w:t>PXK_PT</w:t>
+            </w:r>
+            <w:r>
+              <w:t xml:space="preserve"> / </w:t>
+            </w:r>
+            <w:r>
+              <w:rPr>
+                <w:rFonts w:ascii="Consolas" w:hAnsi="Consolas"/>
+                <w:sz w:val="19"/>
+              </w:rPr>
+              <w:t>PNK_PT</w:t>
+            </w:r>
+          </w:p>
+        </w:tc>
+        <w:tc>
+          <w:tcPr>
+            <w:tcW w:type="dxa" w:w="2880"/>
+          </w:tcPr>
+          <w:p>
+            <w:r/>
+            <w:r>
+              <w:t>Xuất / nhập kho phụ tùng</w:t>
+            </w:r>
+          </w:p>
+        </w:tc>
+        <w:tc>
+          <w:tcPr>
+            <w:tcW w:type="dxa" w:w="2880"/>
+          </w:tcPr>
+          <w:p>
+            <w:r/>
+            <w:r>
+              <w:t>Khai sửa chữa lấy kho · nhập phụ tùng</w:t>
+            </w:r>
+          </w:p>
+        </w:tc>
+      </w:tr>
+      <w:tr>
+        <w:tc>
+          <w:tcPr>
+            <w:tcW w:type="dxa" w:w="2880"/>
+          </w:tcPr>
+          <w:p>
+            <w:r/>
+            <w:r>
+              <w:rPr>
+                <w:rFonts w:ascii="Consolas" w:hAnsi="Consolas"/>
+                <w:sz w:val="19"/>
+              </w:rPr>
+              <w:t>PTU</w:t>
+            </w:r>
+            <w:r>
+              <w:t xml:space="preserve"> / </w:t>
+            </w:r>
+            <w:r>
+              <w:rPr>
+                <w:rFonts w:ascii="Consolas" w:hAnsi="Consolas"/>
+                <w:sz w:val="19"/>
+              </w:rPr>
+              <w:t>PC_TU</w:t>
+            </w:r>
+          </w:p>
+        </w:tc>
+        <w:tc>
+          <w:tcPr>
+            <w:tcW w:type="dxa" w:w="2880"/>
+          </w:tcPr>
+          <w:p>
+            <w:r/>
+            <w:r>
+              <w:t>Phiếu tạm ứng · chi tạm ứng</w:t>
+            </w:r>
+          </w:p>
+        </w:tc>
+        <w:tc>
+          <w:tcPr>
+            <w:tcW w:type="dxa" w:w="2880"/>
+          </w:tcPr>
+          <w:p>
+            <w:r/>
+            <w:r>
+              <w:t>Bãi lập · quỹ chi</w:t>
+            </w:r>
+          </w:p>
+        </w:tc>
+      </w:tr>
+      <w:tr>
+        <w:tc>
+          <w:tcPr>
+            <w:tcW w:type="dxa" w:w="2880"/>
+          </w:tcPr>
+          <w:p>
+            <w:r/>
+            <w:r>
+              <w:rPr>
+                <w:rFonts w:ascii="Consolas" w:hAnsi="Consolas"/>
+                <w:sz w:val="19"/>
+              </w:rPr>
+              <w:t>PC_SC</w:t>
+            </w:r>
+          </w:p>
+        </w:tc>
+        <w:tc>
+          <w:tcPr>
+            <w:tcW w:type="dxa" w:w="2880"/>
+          </w:tcPr>
+          <w:p>
+            <w:r/>
+            <w:r>
+              <w:t>Chi sửa chữa, chi khác</w:t>
+            </w:r>
+          </w:p>
+        </w:tc>
+        <w:tc>
+          <w:tcPr>
+            <w:tcW w:type="dxa" w:w="2880"/>
+          </w:tcPr>
+          <w:p>
+            <w:r/>
+            <w:r>
+              <w:t>Quỹ chi mục V, VI</w:t>
+            </w:r>
+          </w:p>
+        </w:tc>
+      </w:tr>
+      <w:tr>
+        <w:tc>
+          <w:tcPr>
+            <w:tcW w:type="dxa" w:w="2880"/>
+          </w:tcPr>
+          <w:p>
+            <w:r/>
+            <w:r>
+              <w:rPr>
+                <w:rFonts w:ascii="Consolas" w:hAnsi="Consolas"/>
+                <w:sz w:val="19"/>
+              </w:rPr>
+              <w:t>PC_NCC</w:t>
+            </w:r>
+          </w:p>
+        </w:tc>
+        <w:tc>
+          <w:tcPr>
+            <w:tcW w:type="dxa" w:w="2880"/>
+          </w:tcPr>
+          <w:p>
+            <w:r/>
+            <w:r>
+              <w:t>Chi trả nhà cung cấp</w:t>
+            </w:r>
+          </w:p>
+        </w:tc>
+        <w:tc>
+          <w:tcPr>
+            <w:tcW w:type="dxa" w:w="2880"/>
+          </w:tcPr>
+          <w:p>
+            <w:r/>
+            <w:r>
+              <w:t>Trả theo đợt</w:t>
+            </w:r>
+          </w:p>
+        </w:tc>
+      </w:tr>
+      <w:tr>
+        <w:tc>
+          <w:tcPr>
+            <w:tcW w:type="dxa" w:w="2880"/>
+          </w:tcPr>
+          <w:p>
+            <w:r/>
+            <w:r>
+              <w:rPr>
+                <w:rFonts w:ascii="Consolas" w:hAnsi="Consolas"/>
+                <w:sz w:val="19"/>
+              </w:rPr>
+              <w:t>PC_CX</w:t>
+            </w:r>
+          </w:p>
+        </w:tc>
+        <w:tc>
+          <w:tcPr>
+            <w:tcW w:type="dxa" w:w="2880"/>
+          </w:tcPr>
+          <w:p>
+            <w:r/>
+            <w:r>
+              <w:t>Chi trả chủ xe liên kết</w:t>
+            </w:r>
+          </w:p>
+        </w:tc>
+        <w:tc>
+          <w:tcPr>
+            <w:tcW w:type="dxa" w:w="2880"/>
+          </w:tcPr>
+          <w:p>
+            <w:r/>
+            <w:r>
+              <w:t>Quỹ bấm trả chủ xe</w:t>
+            </w:r>
+          </w:p>
+        </w:tc>
+      </w:tr>
+      <w:tr>
+        <w:tc>
+          <w:tcPr>
+            <w:tcW w:type="dxa" w:w="2880"/>
+          </w:tcPr>
+          <w:p>
+            <w:r/>
+            <w:r>
+              <w:rPr>
+                <w:rFonts w:ascii="Consolas" w:hAnsi="Consolas"/>
+                <w:sz w:val="19"/>
+              </w:rPr>
+              <w:t>HD</w:t>
+            </w:r>
+            <w:r>
+              <w:t xml:space="preserve"> / </w:t>
+            </w:r>
+            <w:r>
+              <w:rPr>
+                <w:rFonts w:ascii="Consolas" w:hAnsi="Consolas"/>
+                <w:sz w:val="19"/>
+              </w:rPr>
+              <w:t>PT</w:t>
+            </w:r>
+          </w:p>
+        </w:tc>
+        <w:tc>
+          <w:tcPr>
+            <w:tcW w:type="dxa" w:w="2880"/>
+          </w:tcPr>
+          <w:p>
+            <w:r/>
+            <w:r>
+              <w:t>Hoá đơn · phiếu thu khách</w:t>
+            </w:r>
+          </w:p>
+        </w:tc>
+        <w:tc>
+          <w:tcPr>
+            <w:tcW w:type="dxa" w:w="2880"/>
+          </w:tcPr>
+          <w:p>
+            <w:r/>
+            <w:r>
+              <w:t>KT doanh thu</w:t>
+            </w:r>
+          </w:p>
+        </w:tc>
+      </w:tr>
+      <w:tr>
+        <w:tc>
+          <w:tcPr>
+            <w:tcW w:type="dxa" w:w="2880"/>
+          </w:tcPr>
+          <w:p>
+            <w:r/>
+            <w:r>
+              <w:rPr>
+                <w:rFonts w:ascii="Consolas" w:hAnsi="Consolas"/>
+                <w:sz w:val="19"/>
+              </w:rPr>
+              <w:t>TT_CHI</w:t>
+            </w:r>
+            <w:r>
+              <w:t xml:space="preserve"> / </w:t>
+            </w:r>
+            <w:r>
+              <w:rPr>
+                <w:rFonts w:ascii="Consolas" w:hAnsi="Consolas"/>
+                <w:sz w:val="19"/>
+              </w:rPr>
+              <w:t>TT_THU</w:t>
+            </w:r>
+          </w:p>
+        </w:tc>
+        <w:tc>
+          <w:tcPr>
+            <w:tcW w:type="dxa" w:w="2880"/>
+          </w:tcPr>
+          <w:p>
+            <w:r/>
+            <w:r>
+              <w:t>Tất toán tài xế</w:t>
+            </w:r>
+          </w:p>
+        </w:tc>
+        <w:tc>
+          <w:tcPr>
+            <w:tcW w:type="dxa" w:w="2880"/>
+          </w:tcPr>
+          <w:p>
+            <w:r/>
+            <w:r>
+              <w:t>Chốt tháng</w:t>
+            </w:r>
+          </w:p>
+        </w:tc>
+      </w:tr>
+      <w:tr>
+        <w:tc>
+          <w:tcPr>
+            <w:tcW w:type="dxa" w:w="2880"/>
+          </w:tcPr>
+          <w:p>
+            <w:r/>
+            <w:r>
+              <w:rPr>
+                <w:rFonts w:ascii="Consolas" w:hAnsi="Consolas"/>
+                <w:sz w:val="19"/>
+              </w:rPr>
+              <w:t>PXK_BAN</w:t>
+            </w:r>
+            <w:r>
+              <w:t xml:space="preserve"> / </w:t>
+            </w:r>
+            <w:r>
+              <w:rPr>
+                <w:rFonts w:ascii="Consolas" w:hAnsi="Consolas"/>
+                <w:sz w:val="19"/>
+              </w:rPr>
+              <w:t>HD_BAN</w:t>
+            </w:r>
+            <w:r>
+              <w:t xml:space="preserve"> / </w:t>
+            </w:r>
+            <w:r>
+              <w:rPr>
+                <w:rFonts w:ascii="Consolas" w:hAnsi="Consolas"/>
+                <w:sz w:val="19"/>
+              </w:rPr>
+              <w:t>PT_BAN</w:t>
+            </w:r>
+          </w:p>
+        </w:tc>
+        <w:tc>
+          <w:tcPr>
+            <w:tcW w:type="dxa" w:w="2880"/>
+          </w:tcPr>
+          <w:p>
+            <w:r/>
+            <w:r>
+              <w:t>Bán phụ tùng, xăng dầu ra ngoài</w:t>
+            </w:r>
+          </w:p>
+        </w:tc>
+        <w:tc>
+          <w:tcPr>
+            <w:tcW w:type="dxa" w:w="2880"/>
+          </w:tcPr>
+          <w:p>
+            <w:r/>
+            <w:r>
+              <w:t>Màn Bán hàng</w:t>
+            </w:r>
+          </w:p>
+        </w:tc>
+      </w:tr>
+    </w:tbl>
+    <w:p/>
+    <w:p>
+      <w:pPr>
+        <w:jc w:val="both"/>
+      </w:pPr>
+      <w:r>
+        <w:rPr>
+          <w:b/>
+        </w:rPr>
+        <w:t>Đẩy sang kế toán</w:t>
+      </w:r>
+      <w:r>
+        <w:t xml:space="preserve">: mỗi tờ là một </w:t>
+      </w:r>
+      <w:r>
+        <w:rPr>
+          <w:rFonts w:ascii="Consolas" w:hAnsi="Consolas"/>
+          <w:sz w:val="19"/>
+        </w:rPr>
+        <w:t>POST {api}/api/v1/epl-lao/vouchers</w:t>
+      </w:r>
+      <w:r>
+        <w:t xml:space="preserve"> với </w:t>
+      </w:r>
+      <w:r>
+        <w:rPr>
+          <w:rFonts w:ascii="Consolas" w:hAnsi="Consolas"/>
+          <w:sz w:val="19"/>
+        </w:rPr>
+        <w:t>ref</w:t>
+      </w:r>
+      <w:r>
+        <w:t xml:space="preserve"> = số chứng từ làm khoá chống</w:t>
+      </w:r>
+    </w:p>
+    <w:p>
+      <w:pPr>
+        <w:jc w:val="both"/>
+      </w:pPr>
+      <w:r>
+        <w:t xml:space="preserve">trùng; bên kia trả </w:t>
+      </w:r>
+      <w:r>
+        <w:rPr>
+          <w:rFonts w:ascii="Consolas" w:hAnsi="Consolas"/>
+          <w:sz w:val="19"/>
+        </w:rPr>
+        <w:t>id</w:t>
+      </w:r>
+      <w:r>
+        <w:t xml:space="preserve"> thì tờ đánh đã đẩy và giữ mã đó; trả lỗi thì tờ giữ nguyên, ghi câu lỗi lên dòng để bấm lại.</w:t>
+      </w:r>
+    </w:p>
+    <w:p>
+      <w:pPr>
+        <w:jc w:val="both"/>
+      </w:pPr>
+      <w:r>
+        <w:t xml:space="preserve">Hợp đồng JSON đầy đủ gửi anh Khang ở </w:t>
+      </w:r>
+      <w:r>
+        <w:rPr>
+          <w:rFonts w:ascii="Consolas" w:hAnsi="Consolas"/>
+          <w:sz w:val="19"/>
+        </w:rPr>
+        <w:t>HOP_DONG_API_ANH_KHANG.md</w:t>
+      </w:r>
+      <w:r>
+        <w:t xml:space="preserve">; lớp đẩy ở </w:t>
+      </w:r>
+      <w:r>
+        <w:rPr>
+          <w:rFonts w:ascii="Consolas" w:hAnsi="Consolas"/>
+          <w:sz w:val="19"/>
+        </w:rPr>
+        <w:t>services/day_ke_toan.py</w:t>
+      </w:r>
+      <w:r>
+        <w:t>.</w:t>
+      </w:r>
+    </w:p>
+    <w:p>
+      <w:pPr>
+        <w:jc w:val="both"/>
+      </w:pPr>
+      <w:r>
+        <w:t xml:space="preserve">Định khoản là </w:t>
+      </w:r>
+      <w:r>
+        <w:rPr>
+          <w:b/>
+        </w:rPr>
+        <w:t>gợi ý</w:t>
+      </w:r>
+      <w:r>
+        <w:t xml:space="preserve"> theo quy trình của họ, không phải sổ kế toán: bên mình không ghi bút toán,</w:t>
+      </w:r>
+    </w:p>
+    <w:p>
+      <w:pPr>
+        <w:jc w:val="both"/>
+      </w:pPr>
+      <w:r>
+        <w:t>không cộng sổ. Mã tài khoản (anh Khampla trả lời 22/09, theo sá-la-ban kế toán doanh nghiệp Lào): kho</w:t>
+      </w:r>
+    </w:p>
+    <w:p>
+      <w:pPr>
+        <w:jc w:val="both"/>
+      </w:pPr>
+      <w:r>
+        <w:rPr>
+          <w:rFonts w:ascii="Consolas" w:hAnsi="Consolas"/>
+          <w:sz w:val="19"/>
+        </w:rPr>
+        <w:t>1371</w:t>
+      </w:r>
+      <w:r>
+        <w:t xml:space="preserve"> (con của 137), nhà cung cấp </w:t>
+      </w:r>
+      <w:r>
+        <w:rPr>
+          <w:rFonts w:ascii="Consolas" w:hAnsi="Consolas"/>
+          <w:sz w:val="19"/>
+        </w:rPr>
+        <w:t>4021</w:t>
+      </w:r>
+      <w:r>
+        <w:t xml:space="preserve"> (con của 402, tách theo NCC), tiền mặt Kíp </w:t>
+      </w:r>
+      <w:r>
+        <w:rPr>
+          <w:rFonts w:ascii="Consolas" w:hAnsi="Consolas"/>
+          <w:sz w:val="19"/>
+        </w:rPr>
+        <w:t>1011</w:t>
+      </w:r>
+      <w:r>
+        <w:t>, tiền mặt</w:t>
+      </w:r>
+    </w:p>
+    <w:p>
+      <w:pPr>
+        <w:jc w:val="both"/>
+      </w:pPr>
+      <w:r>
+        <w:t xml:space="preserve">ngoại tệ </w:t>
+      </w:r>
+      <w:r>
+        <w:rPr>
+          <w:rFonts w:ascii="Consolas" w:hAnsi="Consolas"/>
+          <w:sz w:val="19"/>
+        </w:rPr>
+        <w:t>1012</w:t>
+      </w:r>
+      <w:r>
+        <w:t xml:space="preserve">, ngân hàng Kíp </w:t>
+      </w:r>
+      <w:r>
+        <w:rPr>
+          <w:rFonts w:ascii="Consolas" w:hAnsi="Consolas"/>
+          <w:sz w:val="19"/>
+        </w:rPr>
+        <w:t>1021</w:t>
+      </w:r>
+      <w:r>
+        <w:t xml:space="preserve">, ngân hàng ngoại tệ </w:t>
+      </w:r>
+      <w:r>
+        <w:rPr>
+          <w:rFonts w:ascii="Consolas" w:hAnsi="Consolas"/>
+          <w:sz w:val="19"/>
+        </w:rPr>
+        <w:t>1022</w:t>
+      </w:r>
+      <w:r>
+        <w:t xml:space="preserve"> — vế tiền chọn tự động theo cách thu/chi</w:t>
+      </w:r>
+    </w:p>
+    <w:p>
+      <w:pPr>
+        <w:jc w:val="both"/>
+      </w:pPr>
+      <w:r>
+        <w:t xml:space="preserve">và tiền tệ của tờ; phải thu </w:t>
+      </w:r>
+      <w:r>
+        <w:rPr>
+          <w:rFonts w:ascii="Consolas" w:hAnsi="Consolas"/>
+          <w:sz w:val="19"/>
+        </w:rPr>
+        <w:t>1211</w:t>
+      </w:r>
+      <w:r>
+        <w:t xml:space="preserve">, doanh thu </w:t>
+      </w:r>
+      <w:r>
+        <w:rPr>
+          <w:rFonts w:ascii="Consolas" w:hAnsi="Consolas"/>
+          <w:sz w:val="19"/>
+        </w:rPr>
+        <w:t>70</w:t>
+      </w:r>
+      <w:r>
+        <w:t>,</w:t>
+      </w:r>
+    </w:p>
+    <w:p>
+      <w:pPr>
+        <w:jc w:val="both"/>
+      </w:pPr>
+      <w:r>
+        <w:t xml:space="preserve">chi phí </w:t>
+      </w:r>
+      <w:r>
+        <w:rPr>
+          <w:rFonts w:ascii="Consolas" w:hAnsi="Consolas"/>
+          <w:sz w:val="19"/>
+        </w:rPr>
+        <w:t>625</w:t>
+      </w:r>
+      <w:r>
+        <w:t xml:space="preserve"> (xe nhà) / </w:t>
+      </w:r>
+      <w:r>
+        <w:rPr>
+          <w:rFonts w:ascii="Consolas" w:hAnsi="Consolas"/>
+          <w:sz w:val="19"/>
+        </w:rPr>
+        <w:t>614</w:t>
+      </w:r>
+      <w:r>
+        <w:t xml:space="preserve"> (sửa chữa) / </w:t>
+      </w:r>
+      <w:r>
+        <w:rPr>
+          <w:rFonts w:ascii="Consolas" w:hAnsi="Consolas"/>
+          <w:sz w:val="19"/>
+        </w:rPr>
+        <w:t>4022</w:t>
+      </w:r>
+      <w:r>
+        <w:t xml:space="preserve"> (xe liên kết). </w:t>
+      </w:r>
+      <w:r>
+        <w:rPr>
+          <w:b/>
+        </w:rPr>
+        <w:t>Mã tiền mặt và ngân hàng chưa có</w:t>
+      </w:r>
+      <w:r>
+        <w:t xml:space="preserve"> —</w:t>
+      </w:r>
+    </w:p>
+    <w:p>
+      <w:pPr>
+        <w:jc w:val="both"/>
+      </w:pPr>
+      <w:r>
+        <w:t xml:space="preserve">để trống tên, chờ bên kế toán cấp (hàng khách gửi, giá vốn). Tất cả nằm ở </w:t>
+      </w:r>
+      <w:r>
+        <w:rPr>
+          <w:rFonts w:ascii="Consolas" w:hAnsi="Consolas"/>
+          <w:sz w:val="19"/>
+        </w:rPr>
+        <w:t>services/chung_tu.py</w:t>
+      </w:r>
+      <w:r>
+        <w:t>.</w:t>
+      </w:r>
+    </w:p>
+    <w:p>
+      <w:pPr>
+        <w:jc w:val="both"/>
+      </w:pPr>
+      <w:r>
+        <w:t>---</w:t>
+      </w:r>
+    </w:p>
+    <w:p>
+      <w:pPr>
+        <w:pStyle w:val="Title"/>
+      </w:pPr>
+      <w:r>
+        <w:rPr>
+          <w:color w:val="145C4A"/>
+        </w:rPr>
+        <w:t>B. Cơ sở dữ liệu</w:t>
+      </w:r>
+    </w:p>
+    <w:p>
+      <w:pPr>
+        <w:jc w:val="both"/>
+      </w:pPr>
+      <w:r>
+        <w:t xml:space="preserve">PostgreSQL, DB riêng </w:t>
+      </w:r>
+      <w:r>
+        <w:rPr>
+          <w:b/>
+        </w:rPr>
+        <w:t>`epl_lao`</w:t>
+      </w:r>
+      <w:r>
+        <w:t xml:space="preserve">, khai trong </w:t>
+      </w:r>
+      <w:r>
+        <w:rPr>
+          <w:rFonts w:ascii="Consolas" w:hAnsi="Consolas"/>
+          <w:sz w:val="19"/>
+        </w:rPr>
+        <w:t>.env</w:t>
+      </w:r>
+      <w:r>
+        <w:t xml:space="preserve"> (</w:t>
+      </w:r>
+      <w:r>
+        <w:rPr>
+          <w:rFonts w:ascii="Consolas" w:hAnsi="Consolas"/>
+          <w:sz w:val="19"/>
+        </w:rPr>
+        <w:t>DATABASE_URL</w:t>
+      </w:r>
+      <w:r>
+        <w:t>, không commit). Không có tầng</w:t>
+      </w:r>
+    </w:p>
+    <w:p>
+      <w:pPr>
+        <w:jc w:val="both"/>
+      </w:pPr>
+      <w:r>
+        <w:t xml:space="preserve">migration: </w:t>
+      </w:r>
+      <w:r>
+        <w:rPr>
+          <w:rFonts w:ascii="Consolas" w:hAnsi="Consolas"/>
+          <w:sz w:val="19"/>
+        </w:rPr>
+        <w:t>tao_bang()</w:t>
+      </w:r>
+      <w:r>
+        <w:t xml:space="preserve"> trong </w:t>
+      </w:r>
+      <w:r>
+        <w:rPr>
+          <w:rFonts w:ascii="Consolas" w:hAnsi="Consolas"/>
+          <w:sz w:val="19"/>
+        </w:rPr>
+        <w:t>database.py</w:t>
+      </w:r>
+      <w:r>
+        <w:t xml:space="preserve"> chạy </w:t>
+      </w:r>
+      <w:r>
+        <w:rPr>
+          <w:rFonts w:ascii="Consolas" w:hAnsi="Consolas"/>
+          <w:sz w:val="19"/>
+        </w:rPr>
+        <w:t>create_all</w:t>
+      </w:r>
+      <w:r>
+        <w:t xml:space="preserve"> rồi **so cột model với cột thật và ALTER</w:t>
+      </w:r>
+    </w:p>
+    <w:p>
+      <w:pPr>
+        <w:jc w:val="both"/>
+      </w:pPr>
+      <w:r>
+        <w:t>TABLE ADD COLUMN** cho phần thiếu — chỉ thêm, không đổi kiểu, không xoá, nên không bao giờ mất dữ liệu.</w:t>
+      </w:r>
+    </w:p>
+    <w:p>
+      <w:pPr>
+        <w:jc w:val="both"/>
+      </w:pPr>
+      <w:r>
+        <w:t>40 bảng, nhóm theo việc:</w:t>
+      </w:r>
+    </w:p>
+    <w:p>
+      <w:pPr>
+        <w:pStyle w:val="Heading1"/>
+      </w:pPr>
+      <w:r>
+        <w:rPr>
+          <w:color w:val="145C4A"/>
+        </w:rPr>
+        <w:t>B1. Người dùng và danh mục</w:t>
+      </w:r>
+    </w:p>
+    <w:tbl>
+      <w:tblPr>
+        <w:tblStyle w:val="LightGrid-Accent1"/>
+        <w:tblW w:type="auto" w:w="0"/>
+        <w:tblLook w:firstColumn="1" w:firstRow="1" w:lastColumn="0" w:lastRow="0" w:noHBand="0" w:noVBand="1" w:val="04A0"/>
+      </w:tblPr>
+      <w:tblGrid>
+        <w:gridCol w:w="2880"/>
+        <w:gridCol w:w="2880"/>
+        <w:gridCol w:w="2880"/>
+      </w:tblGrid>
+      <w:tr>
+        <w:tc>
+          <w:tcPr>
+            <w:tcW w:type="dxa" w:w="2880"/>
+          </w:tcPr>
+          <w:p>
+            <w:r>
+              <w:rPr>
+                <w:b/>
+              </w:rPr>
+            </w:r>
+            <w:r>
+              <w:rPr>
+                <w:b/>
+              </w:rPr>
               <w:t>Bảng</w:t>
             </w:r>
           </w:p>
@@ -7451,6 +8022,247 @@
                 <w:rFonts w:ascii="Consolas" w:hAnsi="Consolas"/>
                 <w:sz w:val="19"/>
               </w:rPr>
+              <w:t>repair_orders</w:t>
+            </w:r>
+            <w:r>
+              <w:t xml:space="preserve">, </w:t>
+            </w:r>
+            <w:r>
+              <w:rPr>
+                <w:rFonts w:ascii="Consolas" w:hAnsi="Consolas"/>
+                <w:sz w:val="19"/>
+              </w:rPr>
+              <w:t>repair_lines</w:t>
+            </w:r>
+          </w:p>
+        </w:tc>
+        <w:tc>
+          <w:tcPr>
+            <w:tcW w:type="dxa" w:w="4320"/>
+          </w:tcPr>
+          <w:p>
+            <w:r/>
+            <w:r>
+              <w:rPr>
+                <w:b/>
+              </w:rPr>
+              <w:t>Lệnh sửa chữa riêng</w:t>
+            </w:r>
+            <w:r>
+              <w:t xml:space="preserve"> (C7.3): </w:t>
+            </w:r>
+            <w:r>
+              <w:rPr>
+                <w:rFonts w:ascii="Consolas" w:hAnsi="Consolas"/>
+                <w:sz w:val="19"/>
+              </w:rPr>
+              <w:t>doc_no</w:t>
+            </w:r>
+            <w:r>
+              <w:t xml:space="preserve"> (</w:t>
+            </w:r>
+            <w:r>
+              <w:rPr>
+                <w:rFonts w:ascii="Consolas" w:hAnsi="Consolas"/>
+                <w:sz w:val="19"/>
+              </w:rPr>
+              <w:t>LSC-2609-01</w:t>
+            </w:r>
+            <w:r>
+              <w:t xml:space="preserve">), </w:t>
+            </w:r>
+            <w:r>
+              <w:rPr>
+                <w:rFonts w:ascii="Consolas" w:hAnsi="Consolas"/>
+                <w:sz w:val="19"/>
+              </w:rPr>
+              <w:t>vehicle_id</w:t>
+            </w:r>
+            <w:r>
+              <w:t xml:space="preserve">, </w:t>
+            </w:r>
+            <w:r>
+              <w:rPr>
+                <w:rFonts w:ascii="Consolas" w:hAnsi="Consolas"/>
+                <w:sz w:val="19"/>
+              </w:rPr>
+              <w:t>order_date</w:t>
+            </w:r>
+            <w:r>
+              <w:t xml:space="preserve">, </w:t>
+            </w:r>
+            <w:r>
+              <w:rPr>
+                <w:rFonts w:ascii="Consolas" w:hAnsi="Consolas"/>
+                <w:sz w:val="19"/>
+              </w:rPr>
+              <w:t>kind</w:t>
+            </w:r>
+            <w:r>
+              <w:t xml:space="preserve"> (</w:t>
+            </w:r>
+            <w:r>
+              <w:rPr>
+                <w:rFonts w:ascii="Consolas" w:hAnsi="Consolas"/>
+                <w:sz w:val="19"/>
+              </w:rPr>
+              <w:t>sua_chua</w:t>
+            </w:r>
+            <w:r>
+              <w:t>/</w:t>
+            </w:r>
+            <w:r>
+              <w:rPr>
+                <w:rFonts w:ascii="Consolas" w:hAnsi="Consolas"/>
+                <w:sz w:val="19"/>
+              </w:rPr>
+              <w:t>bao_duong</w:t>
+            </w:r>
+            <w:r>
+              <w:t xml:space="preserve">), </w:t>
+            </w:r>
+            <w:r>
+              <w:rPr>
+                <w:rFonts w:ascii="Consolas" w:hAnsi="Consolas"/>
+                <w:sz w:val="19"/>
+              </w:rPr>
+              <w:t>odo_km</w:t>
+            </w:r>
+            <w:r>
+              <w:t xml:space="preserve">, </w:t>
+            </w:r>
+            <w:r>
+              <w:rPr>
+                <w:rFonts w:ascii="Consolas" w:hAnsi="Consolas"/>
+                <w:sz w:val="19"/>
+              </w:rPr>
+              <w:t>garage</w:t>
+            </w:r>
+            <w:r>
+              <w:t xml:space="preserve">, </w:t>
+            </w:r>
+            <w:r>
+              <w:rPr>
+                <w:rFonts w:ascii="Consolas" w:hAnsi="Consolas"/>
+                <w:sz w:val="19"/>
+              </w:rPr>
+              <w:t>status</w:t>
+            </w:r>
+            <w:r>
+              <w:t xml:space="preserve"> (</w:t>
+            </w:r>
+            <w:r>
+              <w:rPr>
+                <w:rFonts w:ascii="Consolas" w:hAnsi="Consolas"/>
+                <w:sz w:val="19"/>
+              </w:rPr>
+              <w:t>entered</w:t>
+            </w:r>
+            <w:r>
+              <w:t>→</w:t>
+            </w:r>
+            <w:r>
+              <w:rPr>
+                <w:rFonts w:ascii="Consolas" w:hAnsi="Consolas"/>
+                <w:sz w:val="19"/>
+              </w:rPr>
+              <w:t>verified</w:t>
+            </w:r>
+            <w:r>
+              <w:t>→</w:t>
+            </w:r>
+            <w:r>
+              <w:rPr>
+                <w:rFonts w:ascii="Consolas" w:hAnsi="Consolas"/>
+                <w:sz w:val="19"/>
+              </w:rPr>
+              <w:t>booked</w:t>
+            </w:r>
+            <w:r>
+              <w:t>→</w:t>
+            </w:r>
+            <w:r>
+              <w:rPr>
+                <w:rFonts w:ascii="Consolas" w:hAnsi="Consolas"/>
+                <w:sz w:val="19"/>
+              </w:rPr>
+              <w:t>paid</w:t>
+            </w:r>
+            <w:r>
+              <w:t xml:space="preserve">); dòng chi có </w:t>
+            </w:r>
+            <w:r>
+              <w:rPr>
+                <w:rFonts w:ascii="Consolas" w:hAnsi="Consolas"/>
+                <w:sz w:val="19"/>
+              </w:rPr>
+              <w:t>source</w:t>
+            </w:r>
+            <w:r>
+              <w:t xml:space="preserve"> (</w:t>
+            </w:r>
+            <w:r>
+              <w:rPr>
+                <w:rFonts w:ascii="Consolas" w:hAnsi="Consolas"/>
+                <w:sz w:val="19"/>
+              </w:rPr>
+              <w:t>kho</w:t>
+            </w:r>
+            <w:r>
+              <w:t>/</w:t>
+            </w:r>
+            <w:r>
+              <w:rPr>
+                <w:rFonts w:ascii="Consolas" w:hAnsi="Consolas"/>
+                <w:sz w:val="19"/>
+              </w:rPr>
+              <w:t>mua</w:t>
+            </w:r>
+            <w:r>
+              <w:t xml:space="preserve">), </w:t>
+            </w:r>
+            <w:r>
+              <w:rPr>
+                <w:rFonts w:ascii="Consolas" w:hAnsi="Consolas"/>
+                <w:sz w:val="19"/>
+              </w:rPr>
+              <w:t>part_id</w:t>
+            </w:r>
+            <w:r>
+              <w:t xml:space="preserve">, </w:t>
+            </w:r>
+            <w:r>
+              <w:rPr>
+                <w:rFonts w:ascii="Consolas" w:hAnsi="Consolas"/>
+                <w:sz w:val="19"/>
+              </w:rPr>
+              <w:t>stock_move_id</w:t>
+            </w:r>
+            <w:r>
+              <w:t xml:space="preserve">, </w:t>
+            </w:r>
+            <w:r>
+              <w:rPr>
+                <w:rFonts w:ascii="Consolas" w:hAnsi="Consolas"/>
+                <w:sz w:val="19"/>
+              </w:rPr>
+              <w:t>acct_code</w:t>
+            </w:r>
+          </w:p>
+        </w:tc>
+      </w:tr>
+      <w:tr>
+        <w:tc>
+          <w:tcPr>
+            <w:tcW w:type="dxa" w:w="4320"/>
+          </w:tcPr>
+          <w:p>
+            <w:r/>
+            <w:r>
+              <w:rPr>
+                <w:rFonts w:ascii="Consolas" w:hAnsi="Consolas"/>
+                <w:sz w:val="19"/>
+              </w:rPr>
               <w:t>sales</w:t>
             </w:r>
             <w:r>
@@ -7503,7 +8315,7 @@
         <w:jc w:val="both"/>
       </w:pPr>
       <w:r>
-        <w:t xml:space="preserve">136 đường, tất cả dưới </w:t>
+        <w:t xml:space="preserve">144 đường, tất cả dưới </w:t>
       </w:r>
       <w:r>
         <w:rPr>
@@ -8278,6 +9090,87 @@
                 <w:rFonts w:ascii="Consolas" w:hAnsi="Consolas"/>
                 <w:sz w:val="19"/>
               </w:rPr>
+              <w:t>POST /api/trips/{id}/doi-xe</w:t>
+            </w:r>
+          </w:p>
+        </w:tc>
+        <w:tc>
+          <w:tcPr>
+            <w:tcW w:type="dxa" w:w="4320"/>
+          </w:tcPr>
+          <w:p>
+            <w:r/>
+            <w:r>
+              <w:rPr>
+                <w:b/>
+              </w:rPr>
+              <w:t>Đổi xe giữa đường</w:t>
+            </w:r>
+            <w:r>
+              <w:t xml:space="preserve"> (C2.2, Bãi): </w:t>
+            </w:r>
+            <w:r>
+              <w:rPr>
+                <w:rFonts w:ascii="Consolas" w:hAnsi="Consolas"/>
+                <w:sz w:val="19"/>
+              </w:rPr>
+              <w:t>vehicle_id</w:t>
+            </w:r>
+            <w:r>
+              <w:t xml:space="preserve">, </w:t>
+            </w:r>
+            <w:r>
+              <w:rPr>
+                <w:rFonts w:ascii="Consolas" w:hAnsi="Consolas"/>
+                <w:sz w:val="19"/>
+              </w:rPr>
+              <w:t>ly_do</w:t>
+            </w:r>
+            <w:r>
+              <w:t xml:space="preserve"> (bắt buộc), </w:t>
+            </w:r>
+            <w:r>
+              <w:rPr>
+                <w:rFonts w:ascii="Consolas" w:hAnsi="Consolas"/>
+                <w:sz w:val="19"/>
+              </w:rPr>
+              <w:t>driver_id</w:t>
+            </w:r>
+            <w:r>
+              <w:t xml:space="preserve">, </w:t>
+            </w:r>
+            <w:r>
+              <w:rPr>
+                <w:rFonts w:ascii="Consolas" w:hAnsi="Consolas"/>
+                <w:sz w:val="19"/>
+              </w:rPr>
+              <w:t>xe_cu_hong</w:t>
+            </w:r>
+            <w:r>
+              <w:t xml:space="preserve">. Ghi xe mới, để lại dòng diễn biến, mục I về *đã nhập*. Xe đã tới nơi → </w:t>
+            </w:r>
+            <w:r>
+              <w:rPr>
+                <w:rFonts w:ascii="Consolas" w:hAnsi="Consolas"/>
+                <w:sz w:val="19"/>
+              </w:rPr>
+              <w:t>PHIEU_DA_TOI</w:t>
+            </w:r>
+          </w:p>
+        </w:tc>
+      </w:tr>
+      <w:tr>
+        <w:tc>
+          <w:tcPr>
+            <w:tcW w:type="dxa" w:w="4320"/>
+          </w:tcPr>
+          <w:p>
+            <w:r/>
+            <w:r>
+              <w:rPr>
+                <w:rFonts w:ascii="Consolas" w:hAnsi="Consolas"/>
+                <w:sz w:val="19"/>
+              </w:rPr>
               <w:t>POST /api/trips/{id}/invoice</w:t>
             </w:r>
           </w:p>
@@ -9051,6 +9944,42 @@
     <w:p/>
     <w:p>
       <w:pPr>
+        <w:jc w:val="both"/>
+      </w:pPr>
+      <w:r>
+        <w:t>Kho phụ tùng (</w:t>
+      </w:r>
+      <w:r>
+        <w:rPr>
+          <w:rFonts w:ascii="Consolas" w:hAnsi="Consolas"/>
+          <w:sz w:val="19"/>
+        </w:rPr>
+        <w:t>POST PUT /api/parts</w:t>
+      </w:r>
+      <w:r>
+        <w:t xml:space="preserve">, </w:t>
+      </w:r>
+      <w:r>
+        <w:rPr>
+          <w:rFonts w:ascii="Consolas" w:hAnsi="Consolas"/>
+          <w:sz w:val="19"/>
+        </w:rPr>
+        <w:t>POST /api/parts/{id}/moves</w:t>
+      </w:r>
+      <w:r>
+        <w:t>) từ 22/09 chỉ **Thủ kho phụ tùng</w:t>
+      </w:r>
+    </w:p>
+    <w:p>
+      <w:pPr>
+        <w:jc w:val="both"/>
+      </w:pPr>
+      <w:r>
+        <w:t>Thà Bốc** và Sếp làm được (C1.2) — Bãi và kế toán chỉ xem.</w:t>
+      </w:r>
+    </w:p>
+    <w:p>
+      <w:pPr>
         <w:pStyle w:val="Heading1"/>
       </w:pPr>
       <w:r>
@@ -10753,7 +11682,7 @@
         <w:rPr>
           <w:color w:val="145C4A"/>
         </w:rPr>
-        <w:t>C6. Theo dõi, báo cáo, chứng từ</w:t>
+        <w:t>C9. Lệnh sửa chữa riêng — `routes/sua_chua.py`</w:t>
       </w:r>
     </w:p>
     <w:tbl>
@@ -10816,17 +11745,7 @@
                 <w:rFonts w:ascii="Consolas" w:hAnsi="Consolas"/>
                 <w:sz w:val="19"/>
               </w:rPr>
-              <w:t>GET /api/theo-doi</w:t>
-            </w:r>
-            <w:r>
-              <w:t xml:space="preserve">, </w:t>
-            </w:r>
-            <w:r>
-              <w:rPr>
-                <w:rFonts w:ascii="Consolas" w:hAnsi="Consolas"/>
-                <w:sz w:val="19"/>
-              </w:rPr>
-              <w:t>/api/theo-doi/su-co</w:t>
+              <w:t>GET /api/lenh-sua-chua?vehicle_id=&amp;thang=&amp;status=</w:t>
             </w:r>
           </w:p>
         </w:tc>
@@ -10837,7 +11756,7 @@
           <w:p>
             <w:r/>
             <w:r>
-              <w:t>Trung tâm điều hành: dải ô số, danh sách chuyến, sổ sự cố</w:t>
+              <w:t>Danh sách, lọc theo xe · tháng · bước</w:t>
             </w:r>
           </w:p>
         </w:tc>
@@ -10854,7 +11773,7 @@
                 <w:rFonts w:ascii="Consolas" w:hAnsi="Consolas"/>
                 <w:sz w:val="19"/>
               </w:rPr>
-              <w:t>GET /api/bao-cao/tong-quan?thang=</w:t>
+              <w:t>GET /api/lenh-sua-chua/{id}</w:t>
             </w:r>
           </w:p>
         </w:tc>
@@ -10865,7 +11784,7 @@
           <w:p>
             <w:r/>
             <w:r>
-              <w:t>Bốn con số, tiến trình, cơ cấu chi, việc cần xử lý</w:t>
+              <w:t>Một tờ kèm từng dòng chi và số chứng từ</w:t>
             </w:r>
           </w:p>
         </w:tc>
@@ -10882,7 +11801,7 @@
                 <w:rFonts w:ascii="Consolas" w:hAnsi="Consolas"/>
                 <w:sz w:val="19"/>
               </w:rPr>
-              <w:t>GET /api/bao-cao/xu-huong?thang=</w:t>
+              <w:t>POST /api/lenh-sua-chua</w:t>
             </w:r>
           </w:p>
         </w:tc>
@@ -10893,7 +11812,83 @@
           <w:p>
             <w:r/>
             <w:r>
-              <w:t>Sáu tháng, theo ngày, hao hụt, hiệu suất xe, vận hành, xem nhanh, dòng thời gian</w:t>
+              <w:rPr>
+                <w:b/>
+              </w:rPr>
+              <w:t>Tổ sửa chữa</w:t>
+            </w:r>
+            <w:r>
+              <w:t xml:space="preserve"> lập: </w:t>
+            </w:r>
+            <w:r>
+              <w:rPr>
+                <w:rFonts w:ascii="Consolas" w:hAnsi="Consolas"/>
+                <w:sz w:val="19"/>
+              </w:rPr>
+              <w:t>vehicle_id</w:t>
+            </w:r>
+            <w:r>
+              <w:t xml:space="preserve">, </w:t>
+            </w:r>
+            <w:r>
+              <w:rPr>
+                <w:rFonts w:ascii="Consolas" w:hAnsi="Consolas"/>
+                <w:sz w:val="19"/>
+              </w:rPr>
+              <w:t>kind</w:t>
+            </w:r>
+            <w:r>
+              <w:t xml:space="preserve">, </w:t>
+            </w:r>
+            <w:r>
+              <w:rPr>
+                <w:rFonts w:ascii="Consolas" w:hAnsi="Consolas"/>
+                <w:sz w:val="19"/>
+              </w:rPr>
+              <w:t>order_date</w:t>
+            </w:r>
+            <w:r>
+              <w:t xml:space="preserve">, </w:t>
+            </w:r>
+            <w:r>
+              <w:rPr>
+                <w:rFonts w:ascii="Consolas" w:hAnsi="Consolas"/>
+                <w:sz w:val="19"/>
+              </w:rPr>
+              <w:t>odo_km</w:t>
+            </w:r>
+            <w:r>
+              <w:t xml:space="preserve">, </w:t>
+            </w:r>
+            <w:r>
+              <w:rPr>
+                <w:rFonts w:ascii="Consolas" w:hAnsi="Consolas"/>
+                <w:sz w:val="19"/>
+              </w:rPr>
+              <w:t>garage</w:t>
+            </w:r>
+            <w:r>
+              <w:t xml:space="preserve">, </w:t>
+            </w:r>
+            <w:r>
+              <w:rPr>
+                <w:rFonts w:ascii="Consolas" w:hAnsi="Consolas"/>
+                <w:sz w:val="19"/>
+              </w:rPr>
+              <w:t>note</w:t>
+            </w:r>
+            <w:r>
+              <w:t xml:space="preserve">, </w:t>
+            </w:r>
+            <w:r>
+              <w:rPr>
+                <w:rFonts w:ascii="Consolas" w:hAnsi="Consolas"/>
+                <w:sz w:val="19"/>
+              </w:rPr>
+              <w:t>lines[]</w:t>
+            </w:r>
+            <w:r>
+              <w:t>. Xe sang *đang sửa*</w:t>
             </w:r>
           </w:p>
         </w:tc>
@@ -10910,27 +11905,7 @@
                 <w:rFonts w:ascii="Consolas" w:hAnsi="Consolas"/>
                 <w:sz w:val="19"/>
               </w:rPr>
-              <w:t>GET /api/bao-cao/theo-doi</w:t>
-            </w:r>
-            <w:r>
-              <w:t xml:space="preserve">, </w:t>
-            </w:r>
-            <w:r>
-              <w:rPr>
-                <w:rFonts w:ascii="Consolas" w:hAnsi="Consolas"/>
-                <w:sz w:val="19"/>
-              </w:rPr>
-              <w:t>/xe-lien-ket</w:t>
-            </w:r>
-            <w:r>
-              <w:t xml:space="preserve">, </w:t>
-            </w:r>
-            <w:r>
-              <w:rPr>
-                <w:rFonts w:ascii="Consolas" w:hAnsi="Consolas"/>
-                <w:sz w:val="19"/>
-              </w:rPr>
-              <w:t>/tien-tai-xe</w:t>
+              <w:t>PUT /api/lenh-sua-chua/{id}</w:t>
             </w:r>
           </w:p>
         </w:tc>
@@ -10941,7 +11916,36 @@
           <w:p>
             <w:r/>
             <w:r>
-              <w:t>Ba bảng báo cáo trong Excel của họ</w:t>
+              <w:t xml:space="preserve">Sửa khi còn ở *đã nhập*. Gửi </w:t>
+            </w:r>
+            <w:r>
+              <w:rPr>
+                <w:rFonts w:ascii="Consolas" w:hAnsi="Consolas"/>
+                <w:sz w:val="19"/>
+              </w:rPr>
+              <w:t>lines[]</w:t>
+            </w:r>
+            <w:r>
+              <w:t xml:space="preserve"> là ghi lại toàn bộ dòng; dòng </w:t>
+            </w:r>
+            <w:r>
+              <w:rPr>
+                <w:b/>
+              </w:rPr>
+              <w:t>đã xuất kho</w:t>
+            </w:r>
+            <w:r>
+              <w:t xml:space="preserve"> không sửa, không xoá (</w:t>
+            </w:r>
+            <w:r>
+              <w:rPr>
+                <w:rFonts w:ascii="Consolas" w:hAnsi="Consolas"/>
+                <w:sz w:val="19"/>
+              </w:rPr>
+              <w:t>DA_XUAT_KHO</w:t>
+            </w:r>
+            <w:r>
+              <w:t>)</w:t>
             </w:r>
           </w:p>
         </w:tc>
@@ -10958,7 +11962,7 @@
                 <w:rFonts w:ascii="Consolas" w:hAnsi="Consolas"/>
                 <w:sz w:val="19"/>
               </w:rPr>
-              <w:t>GET /api/dem-viec</w:t>
+              <w:t>DELETE /api/lenh-sua-chua/{id}</w:t>
             </w:r>
           </w:p>
         </w:tc>
@@ -10969,7 +11973,7 @@
           <w:p>
             <w:r/>
             <w:r>
-              <w:t>Số việc đang chờ của từng màn, theo vai đang đăng nhập</w:t>
+              <w:t>Xoá tờ chưa xuất kho phụ tùng</w:t>
             </w:r>
           </w:p>
         </w:tc>
@@ -10986,37 +11990,17 @@
                 <w:rFonts w:ascii="Consolas" w:hAnsi="Consolas"/>
                 <w:sz w:val="19"/>
               </w:rPr>
-              <w:t>GET /api/chung-tu</w:t>
-            </w:r>
-            <w:r>
-              <w:t xml:space="preserve">, </w:t>
-            </w:r>
-            <w:r>
-              <w:rPr>
-                <w:rFonts w:ascii="Consolas" w:hAnsi="Consolas"/>
-                <w:sz w:val="19"/>
-              </w:rPr>
-              <w:t>/loai</w:t>
-            </w:r>
-            <w:r>
-              <w:t xml:space="preserve">, </w:t>
-            </w:r>
-            <w:r>
-              <w:rPr>
-                <w:rFonts w:ascii="Consolas" w:hAnsi="Consolas"/>
-                <w:sz w:val="19"/>
-              </w:rPr>
-              <w:t>/{id}</w:t>
-            </w:r>
-            <w:r>
-              <w:t xml:space="preserve">, </w:t>
-            </w:r>
-            <w:r>
-              <w:rPr>
-                <w:rFonts w:ascii="Consolas" w:hAnsi="Consolas"/>
-                <w:sz w:val="19"/>
-              </w:rPr>
-              <w:t>POST /{id}/da-day</w:t>
+              <w:t>POST /api/lenh-sua-chua/{id}/verify</w:t>
+            </w:r>
+            <w:r>
+              <w:t xml:space="preserve"> · </w:t>
+            </w:r>
+            <w:r>
+              <w:rPr>
+                <w:rFonts w:ascii="Consolas" w:hAnsi="Consolas"/>
+                <w:sz w:val="19"/>
+              </w:rPr>
+              <w:t>/book</w:t>
             </w:r>
           </w:p>
         </w:tc>
@@ -11030,10 +12014,10 @@
               <w:rPr>
                 <w:b/>
               </w:rPr>
-              <w:t>Sổ chứng từ</w:t>
-            </w:r>
-            <w:r>
-              <w:t xml:space="preserve"> cho bên kế toán kéo về hoặc đánh dấu tay</w:t>
+              <w:t>KT Chi phí VC</w:t>
+            </w:r>
+            <w:r>
+              <w:t xml:space="preserve"> kiểm và ghi sổ</w:t>
             </w:r>
           </w:p>
         </w:tc>
@@ -11050,17 +12034,7 @@
                 <w:rFonts w:ascii="Consolas" w:hAnsi="Consolas"/>
                 <w:sz w:val="19"/>
               </w:rPr>
-              <w:t>POST /api/chung-tu/day</w:t>
-            </w:r>
-            <w:r>
-              <w:t xml:space="preserve">, </w:t>
-            </w:r>
-            <w:r>
-              <w:rPr>
-                <w:rFonts w:ascii="Consolas" w:hAnsi="Consolas"/>
-                <w:sz w:val="19"/>
-              </w:rPr>
-              <w:t>POST /api/chung-tu/{id}/day</w:t>
+              <w:t>POST /api/lenh-sua-chua/{id}/return</w:t>
             </w:r>
           </w:p>
         </w:tc>
@@ -11071,33 +12045,7 @@
           <w:p>
             <w:r/>
             <w:r>
-              <w:rPr>
-                <w:b/>
-              </w:rPr>
-              <w:t>Đẩy chứng từ sang kế toán anh Khang</w:t>
-            </w:r>
-            <w:r>
-              <w:t xml:space="preserve"> (hết tờ chưa đẩy · một tờ). KT Thu/Chi VC và Sếp. Chưa cấu hình → </w:t>
-            </w:r>
-            <w:r>
-              <w:rPr>
-                <w:rFonts w:ascii="Consolas" w:hAnsi="Consolas"/>
-                <w:sz w:val="19"/>
-              </w:rPr>
-              <w:t>CHUA_CAU_HINH</w:t>
-            </w:r>
-            <w:r>
-              <w:t xml:space="preserve">; bên kia hỏng → </w:t>
-            </w:r>
-            <w:r>
-              <w:rPr>
-                <w:rFonts w:ascii="Consolas" w:hAnsi="Consolas"/>
-                <w:sz w:val="19"/>
-              </w:rPr>
-              <w:t>DAY_HONG</w:t>
-            </w:r>
-            <w:r>
-              <w:t>, tờ giữ nguyên kèm câu lỗi</w:t>
+              <w:t>KT Chi phí trả lại cho tổ sửa chữa (rút tờ chứng từ nếu đã ghi sổ)</w:t>
             </w:r>
           </w:p>
         </w:tc>
@@ -11114,7 +12062,7 @@
                 <w:rFonts w:ascii="Consolas" w:hAnsi="Consolas"/>
                 <w:sz w:val="19"/>
               </w:rPr>
-              <w:t>GET /api/ke-toan/trang-thai</w:t>
+              <w:t>POST /api/lenh-sua-chua/{id}/pay</w:t>
             </w:r>
           </w:p>
         </w:tc>
@@ -11125,233 +12073,23 @@
           <w:p>
             <w:r/>
             <w:r>
-              <w:t>Đã nối chưa, bao nhiêu tờ đã/chưa/lỗi, lần đẩy gần nhất</w:t>
-            </w:r>
-          </w:p>
-        </w:tc>
-      </w:tr>
-      <w:tr>
-        <w:tc>
-          <w:tcPr>
-            <w:tcW w:type="dxa" w:w="4320"/>
-          </w:tcPr>
-          <w:p>
-            <w:r/>
-            <w:r>
-              <w:rPr>
-                <w:rFonts w:ascii="Consolas" w:hAnsi="Consolas"/>
-                <w:sz w:val="19"/>
-              </w:rPr>
-              <w:t>GET PUT /api/ke-toan/cau-hinh</w:t>
-            </w:r>
-          </w:p>
-        </w:tc>
-        <w:tc>
-          <w:tcPr>
-            <w:tcW w:type="dxa" w:w="4320"/>
-          </w:tcPr>
-          <w:p>
-            <w:r/>
-            <w:r>
-              <w:t>Sếp đặt địa chỉ API và token kế toán ngay trong màn hình, không cần khởi động lại; token không trả về trình duyệt</w:t>
-            </w:r>
-          </w:p>
-        </w:tc>
-      </w:tr>
-      <w:tr>
-        <w:tc>
-          <w:tcPr>
-            <w:tcW w:type="dxa" w:w="4320"/>
-          </w:tcPr>
-          <w:p>
-            <w:r/>
-            <w:r>
-              <w:rPr>
-                <w:rFonts w:ascii="Consolas" w:hAnsi="Consolas"/>
-                <w:sz w:val="19"/>
-              </w:rPr>
-              <w:t>GET /api/acc-codes</w:t>
-            </w:r>
-          </w:p>
-        </w:tc>
-        <w:tc>
-          <w:tcPr>
-            <w:tcW w:type="dxa" w:w="4320"/>
-          </w:tcPr>
-          <w:p>
-            <w:r/>
-            <w:r>
-              <w:t>Danh mục mã tài khoản (gọi API bên anh Khang, có danh mục dự phòng)</w:t>
-            </w:r>
-          </w:p>
-        </w:tc>
-      </w:tr>
-      <w:tr>
-        <w:tc>
-          <w:tcPr>
-            <w:tcW w:type="dxa" w:w="4320"/>
-          </w:tcPr>
-          <w:p>
-            <w:r/>
-            <w:r>
-              <w:rPr>
-                <w:rFonts w:ascii="Consolas" w:hAnsi="Consolas"/>
-                <w:sz w:val="19"/>
-              </w:rPr>
-              <w:t>GET POST DELETE /api/tat-toan</w:t>
-            </w:r>
-          </w:p>
-        </w:tc>
-        <w:tc>
-          <w:tcPr>
-            <w:tcW w:type="dxa" w:w="4320"/>
-          </w:tcPr>
-          <w:p>
-            <w:r/>
-            <w:r>
-              <w:t>Tất toán tài xế theo tháng</w:t>
-            </w:r>
-          </w:p>
-        </w:tc>
-      </w:tr>
-      <w:tr>
-        <w:tc>
-          <w:tcPr>
-            <w:tcW w:type="dxa" w:w="4320"/>
-          </w:tcPr>
-          <w:p>
-            <w:r/>
-            <w:r>
-              <w:rPr>
-                <w:rFonts w:ascii="Consolas" w:hAnsi="Consolas"/>
-                <w:sz w:val="19"/>
-              </w:rPr>
-              <w:t>GET POST /api/suppliers</w:t>
-            </w:r>
-            <w:r>
-              <w:t xml:space="preserve">, </w:t>
-            </w:r>
-            <w:r>
-              <w:rPr>
-                <w:rFonts w:ascii="Consolas" w:hAnsi="Consolas"/>
-                <w:sz w:val="19"/>
-              </w:rPr>
-              <w:t>/api/suppliers/{id}/payments</w:t>
-            </w:r>
-          </w:p>
-        </w:tc>
-        <w:tc>
-          <w:tcPr>
-            <w:tcW w:type="dxa" w:w="4320"/>
-          </w:tcPr>
-          <w:p>
-            <w:r/>
-            <w:r>
-              <w:t>Nhà cung cấp và các đợt trả</w:t>
-            </w:r>
-          </w:p>
-        </w:tc>
-      </w:tr>
-      <w:tr>
-        <w:tc>
-          <w:tcPr>
-            <w:tcW w:type="dxa" w:w="4320"/>
-          </w:tcPr>
-          <w:p>
-            <w:r/>
-            <w:r>
-              <w:rPr>
-                <w:rFonts w:ascii="Consolas" w:hAnsi="Consolas"/>
-                <w:sz w:val="19"/>
-              </w:rPr>
-              <w:t>GET POST DELETE /api/ban-hang</w:t>
-            </w:r>
-            <w:r>
-              <w:t xml:space="preserve">, </w:t>
-            </w:r>
-            <w:r>
-              <w:rPr>
-                <w:rFonts w:ascii="Consolas" w:hAnsi="Consolas"/>
-                <w:sz w:val="19"/>
-              </w:rPr>
-              <w:t>POST /api/ban-hang/{id}/thu</w:t>
-            </w:r>
-          </w:p>
-        </w:tc>
-        <w:tc>
-          <w:tcPr>
-            <w:tcW w:type="dxa" w:w="4320"/>
-          </w:tcPr>
-          <w:p>
-            <w:r/>
-            <w:r>
-              <w:t>Bán phụ tùng, xăng dầu ra ngoài</w:t>
-            </w:r>
-          </w:p>
-        </w:tc>
-      </w:tr>
-      <w:tr>
-        <w:tc>
-          <w:tcPr>
-            <w:tcW w:type="dxa" w:w="4320"/>
-          </w:tcPr>
-          <w:p>
-            <w:r/>
-            <w:r>
-              <w:rPr>
-                <w:rFonts w:ascii="Consolas" w:hAnsi="Consolas"/>
-                <w:sz w:val="19"/>
-              </w:rPr>
-              <w:t>POST /api/trips/{id}/vi-tri</w:t>
-            </w:r>
-            <w:r>
-              <w:t xml:space="preserve">, </w:t>
-            </w:r>
-            <w:r>
-              <w:rPr>
-                <w:rFonts w:ascii="Consolas" w:hAnsi="Consolas"/>
-                <w:sz w:val="19"/>
-              </w:rPr>
-              <w:t>GET /api/trips/{id}/vet</w:t>
-            </w:r>
-          </w:p>
-        </w:tc>
-        <w:tc>
-          <w:tcPr>
-            <w:tcW w:type="dxa" w:w="4320"/>
-          </w:tcPr>
-          <w:p>
-            <w:r/>
-            <w:r>
-              <w:t>GPS: app tài xế gửi vị trí, màn theo dõi lấy vệt</w:t>
-            </w:r>
-          </w:p>
-        </w:tc>
-      </w:tr>
-      <w:tr>
-        <w:tc>
-          <w:tcPr>
-            <w:tcW w:type="dxa" w:w="4320"/>
-          </w:tcPr>
-          <w:p>
-            <w:r/>
-            <w:r>
-              <w:rPr>
-                <w:rFonts w:ascii="Consolas" w:hAnsi="Consolas"/>
-                <w:sz w:val="19"/>
-              </w:rPr>
-              <w:t>GET /api/quy-trinh</w:t>
-            </w:r>
-          </w:p>
-        </w:tc>
-        <w:tc>
-          <w:tcPr>
-            <w:tcW w:type="dxa" w:w="4320"/>
-          </w:tcPr>
-          <w:p>
-            <w:r/>
-            <w:r>
-              <w:t>Sơ đồ quy trình và ma trận vai × mục (màn Quy trình đọc từ đây)</w:t>
+              <w:rPr>
+                <w:b/>
+              </w:rPr>
+              <w:t>Quỹ tiền mặt</w:t>
+            </w:r>
+            <w:r>
+              <w:t xml:space="preserve"> chi → một tờ </w:t>
+            </w:r>
+            <w:r>
+              <w:rPr>
+                <w:rFonts w:ascii="Consolas" w:hAnsi="Consolas"/>
+                <w:sz w:val="19"/>
+              </w:rPr>
+              <w:t>PC_SC</w:t>
+            </w:r>
+            <w:r>
+              <w:t xml:space="preserve"> gồm riêng khoản mua ngoài; xe về *rảnh*</w:t>
             </w:r>
           </w:p>
         </w:tc>
@@ -11366,25 +12104,7 @@
         <w:rPr>
           <w:color w:val="145C4A"/>
         </w:rPr>
-        <w:t>C7. Quy ước lỗi</w:t>
-      </w:r>
-    </w:p>
-    <w:p>
-      <w:pPr>
-        <w:jc w:val="both"/>
-      </w:pPr>
-      <w:r>
-        <w:t xml:space="preserve">Mọi lỗi trả JSON </w:t>
-      </w:r>
-      <w:r>
-        <w:rPr>
-          <w:rFonts w:ascii="Consolas" w:hAnsi="Consolas"/>
-          <w:sz w:val="19"/>
-        </w:rPr>
-        <w:t>{"detail": {"ma": "MA_LOI", "loi": "câu tiếng Việt cho người dùng"}}</w:t>
-      </w:r>
-      <w:r>
-        <w:t>.</w:t>
+        <w:t>C6. Theo dõi, báo cáo, chứng từ</w:t>
       </w:r>
     </w:p>
     <w:tbl>
@@ -11412,7 +12132,7 @@
               <w:rPr>
                 <w:b/>
               </w:rPr>
-              <w:t>Mã</w:t>
+              <w:t>Đường</w:t>
             </w:r>
           </w:p>
         </w:tc>
@@ -11430,7 +12150,7 @@
               <w:rPr>
                 <w:b/>
               </w:rPr>
-              <w:t>Nghĩa</w:t>
+              <w:t>Việc</w:t>
             </w:r>
           </w:p>
         </w:tc>
@@ -11447,10 +12167,17 @@
                 <w:rFonts w:ascii="Consolas" w:hAnsi="Consolas"/>
                 <w:sz w:val="19"/>
               </w:rPr>
-              <w:t>KHONG_CO_QUYEN</w:t>
-            </w:r>
-            <w:r>
-              <w:t xml:space="preserve"> (403)</w:t>
+              <w:t>GET /api/theo-doi</w:t>
+            </w:r>
+            <w:r>
+              <w:t xml:space="preserve">, </w:t>
+            </w:r>
+            <w:r>
+              <w:rPr>
+                <w:rFonts w:ascii="Consolas" w:hAnsi="Consolas"/>
+                <w:sz w:val="19"/>
+              </w:rPr>
+              <w:t>/api/theo-doi/su-co</w:t>
             </w:r>
           </w:p>
         </w:tc>
@@ -11461,7 +12188,7 @@
           <w:p>
             <w:r/>
             <w:r>
-              <w:t>Vai này không được làm việc đó</w:t>
+              <w:t>Trung tâm điều hành: dải ô số, danh sách chuyến, sổ sự cố</w:t>
             </w:r>
           </w:p>
         </w:tc>
@@ -11478,10 +12205,7 @@
                 <w:rFonts w:ascii="Consolas" w:hAnsi="Consolas"/>
                 <w:sz w:val="19"/>
               </w:rPr>
-              <w:t>MUC_DA_KHOA</w:t>
-            </w:r>
-            <w:r>
-              <w:t xml:space="preserve"> (409)</w:t>
+              <w:t>GET /api/bao-cao/tong-quan?thang=</w:t>
             </w:r>
           </w:p>
         </w:tc>
@@ -11492,7 +12216,7 @@
           <w:p>
             <w:r/>
             <w:r>
-              <w:t>Mục đã kiểm, phải trả lại mới sửa</w:t>
+              <w:t>Bốn con số, tiến trình, cơ cấu chi, việc cần xử lý</w:t>
             </w:r>
           </w:p>
         </w:tc>
@@ -11509,10 +12233,7 @@
                 <w:rFonts w:ascii="Consolas" w:hAnsi="Consolas"/>
                 <w:sz w:val="19"/>
               </w:rPr>
-              <w:t>SAI_BUOC</w:t>
-            </w:r>
-            <w:r>
-              <w:t xml:space="preserve"> (409)</w:t>
+              <w:t>GET /api/bao-cao/xu-huong?thang=</w:t>
             </w:r>
           </w:p>
         </w:tc>
@@ -11523,7 +12244,7 @@
           <w:p>
             <w:r/>
             <w:r>
-              <w:t>Chuyển bước không đúng thứ tự</w:t>
+              <w:t>Sáu tháng, theo ngày, hao hụt, hiệu suất xe, vận hành, xem nhanh, dòng thời gian</w:t>
             </w:r>
           </w:p>
         </w:tc>
@@ -11540,10 +12261,27 @@
                 <w:rFonts w:ascii="Consolas" w:hAnsi="Consolas"/>
                 <w:sz w:val="19"/>
               </w:rPr>
-              <w:t>DA_KHOA</w:t>
-            </w:r>
-            <w:r>
-              <w:t xml:space="preserve"> (409)</w:t>
+              <w:t>GET /api/bao-cao/theo-doi</w:t>
+            </w:r>
+            <w:r>
+              <w:t xml:space="preserve">, </w:t>
+            </w:r>
+            <w:r>
+              <w:rPr>
+                <w:rFonts w:ascii="Consolas" w:hAnsi="Consolas"/>
+                <w:sz w:val="19"/>
+              </w:rPr>
+              <w:t>/xe-lien-ket</w:t>
+            </w:r>
+            <w:r>
+              <w:t xml:space="preserve">, </w:t>
+            </w:r>
+            <w:r>
+              <w:rPr>
+                <w:rFonts w:ascii="Consolas" w:hAnsi="Consolas"/>
+                <w:sz w:val="19"/>
+              </w:rPr>
+              <w:t>/tien-tai-xe</w:t>
             </w:r>
           </w:p>
         </w:tc>
@@ -11554,7 +12292,7 @@
           <w:p>
             <w:r/>
             <w:r>
-              <w:t>Phiếu đã khoá</w:t>
+              <w:t>Ba bảng báo cáo trong Excel của họ</w:t>
             </w:r>
           </w:p>
         </w:tc>
@@ -11571,10 +12309,7 @@
                 <w:rFonts w:ascii="Consolas" w:hAnsi="Consolas"/>
                 <w:sz w:val="19"/>
               </w:rPr>
-              <w:t>KHONG_DU_HANG</w:t>
-            </w:r>
-            <w:r>
-              <w:t xml:space="preserve"> (409)</w:t>
+              <w:t>GET /api/dem-viec</w:t>
             </w:r>
           </w:p>
         </w:tc>
@@ -11585,7 +12320,7 @@
           <w:p>
             <w:r/>
             <w:r>
-              <w:t>Lấy quá tồn của lô</w:t>
+              <w:t>Số việc đang chờ của từng màn, theo vai đang đăng nhập</w:t>
             </w:r>
           </w:p>
         </w:tc>
@@ -11602,10 +12337,37 @@
                 <w:rFonts w:ascii="Consolas" w:hAnsi="Consolas"/>
                 <w:sz w:val="19"/>
               </w:rPr>
-              <w:t>LO_DA_XUAT</w:t>
-            </w:r>
-            <w:r>
-              <w:t xml:space="preserve"> (409)</w:t>
+              <w:t>GET /api/chung-tu</w:t>
+            </w:r>
+            <w:r>
+              <w:t xml:space="preserve">, </w:t>
+            </w:r>
+            <w:r>
+              <w:rPr>
+                <w:rFonts w:ascii="Consolas" w:hAnsi="Consolas"/>
+                <w:sz w:val="19"/>
+              </w:rPr>
+              <w:t>/loai</w:t>
+            </w:r>
+            <w:r>
+              <w:t xml:space="preserve">, </w:t>
+            </w:r>
+            <w:r>
+              <w:rPr>
+                <w:rFonts w:ascii="Consolas" w:hAnsi="Consolas"/>
+                <w:sz w:val="19"/>
+              </w:rPr>
+              <w:t>/{id}</w:t>
+            </w:r>
+            <w:r>
+              <w:t xml:space="preserve">, </w:t>
+            </w:r>
+            <w:r>
+              <w:rPr>
+                <w:rFonts w:ascii="Consolas" w:hAnsi="Consolas"/>
+                <w:sz w:val="19"/>
+              </w:rPr>
+              <w:t>POST /{id}/da-day</w:t>
             </w:r>
           </w:p>
         </w:tc>
@@ -11616,7 +12378,13 @@
           <w:p>
             <w:r/>
             <w:r>
-              <w:t>Xoá DO gom mà hàng đã có người lấy</w:t>
+              <w:rPr>
+                <w:b/>
+              </w:rPr>
+              <w:t>Sổ chứng từ</w:t>
+            </w:r>
+            <w:r>
+              <w:t xml:space="preserve"> cho bên kế toán kéo về hoặc đánh dấu tay</w:t>
             </w:r>
           </w:p>
         </w:tc>
@@ -11633,10 +12401,17 @@
                 <w:rFonts w:ascii="Consolas" w:hAnsi="Consolas"/>
                 <w:sz w:val="19"/>
               </w:rPr>
-              <w:t>HANG_DA_NHAP_KHO</w:t>
-            </w:r>
-            <w:r>
-              <w:t xml:space="preserve"> (409)</w:t>
+              <w:t>POST /api/chung-tu/day</w:t>
+            </w:r>
+            <w:r>
+              <w:t xml:space="preserve">, </w:t>
+            </w:r>
+            <w:r>
+              <w:rPr>
+                <w:rFonts w:ascii="Consolas" w:hAnsi="Consolas"/>
+                <w:sz w:val="19"/>
+              </w:rPr>
+              <w:t>POST /api/chung-tu/{id}/day</w:t>
             </w:r>
           </w:p>
         </w:tc>
@@ -11647,7 +12422,33 @@
           <w:p>
             <w:r/>
             <w:r>
-              <w:t>Sửa dòng hàng hoặc cân của DO gom đã nhập kho</w:t>
+              <w:rPr>
+                <w:b/>
+              </w:rPr>
+              <w:t>Đẩy chứng từ sang kế toán anh Khang</w:t>
+            </w:r>
+            <w:r>
+              <w:t xml:space="preserve"> (hết tờ chưa đẩy · một tờ). KT Thu/Chi VC và Sếp. Chưa cấu hình → </w:t>
+            </w:r>
+            <w:r>
+              <w:rPr>
+                <w:rFonts w:ascii="Consolas" w:hAnsi="Consolas"/>
+                <w:sz w:val="19"/>
+              </w:rPr>
+              <w:t>CHUA_CAU_HINH</w:t>
+            </w:r>
+            <w:r>
+              <w:t xml:space="preserve">; bên kia hỏng → </w:t>
+            </w:r>
+            <w:r>
+              <w:rPr>
+                <w:rFonts w:ascii="Consolas" w:hAnsi="Consolas"/>
+                <w:sz w:val="19"/>
+              </w:rPr>
+              <w:t>DAY_HONG</w:t>
+            </w:r>
+            <w:r>
+              <w:t>, tờ giữ nguyên kèm câu lỗi</w:t>
             </w:r>
           </w:p>
         </w:tc>
@@ -11664,10 +12465,7 @@
                 <w:rFonts w:ascii="Consolas" w:hAnsi="Consolas"/>
                 <w:sz w:val="19"/>
               </w:rPr>
-              <w:t>KHONG_DOI_LOAI</w:t>
-            </w:r>
-            <w:r>
-              <w:t xml:space="preserve"> (409)</w:t>
+              <w:t>GET /api/ke-toan/trang-thai</w:t>
             </w:r>
           </w:p>
         </w:tc>
@@ -11678,7 +12476,7 @@
           <w:p>
             <w:r/>
             <w:r>
-              <w:t>Đổi loại gom/giao khi phiếu đã có dòng hàng hay sổ kho</w:t>
+              <w:t>Đã nối chưa, bao nhiêu tờ đã/chưa/lỗi, lần đẩy gần nhất</w:t>
             </w:r>
           </w:p>
         </w:tc>
@@ -11695,10 +12493,7 @@
                 <w:rFonts w:ascii="Consolas" w:hAnsi="Consolas"/>
                 <w:sz w:val="19"/>
               </w:rPr>
-              <w:t>TON_AM</w:t>
-            </w:r>
-            <w:r>
-              <w:t xml:space="preserve"> (409)</w:t>
+              <w:t>GET PUT /api/ke-toan/cau-hinh</w:t>
             </w:r>
           </w:p>
         </w:tc>
@@ -11709,7 +12504,7 @@
           <w:p>
             <w:r/>
             <w:r>
-              <w:t>Điều chỉnh giảm quá tồn của lô</w:t>
+              <w:t>Sếp đặt địa chỉ API và token kế toán ngay trong màn hình, không cần khởi động lại; token không trả về trình duyệt</w:t>
             </w:r>
           </w:p>
         </w:tc>
@@ -11726,10 +12521,7 @@
                 <w:rFonts w:ascii="Consolas" w:hAnsi="Consolas"/>
                 <w:sz w:val="19"/>
               </w:rPr>
-              <w:t>THIEU_LY_DO</w:t>
-            </w:r>
-            <w:r>
-              <w:t xml:space="preserve"> (422)</w:t>
+              <w:t>GET /api/acc-codes</w:t>
             </w:r>
           </w:p>
         </w:tc>
@@ -11740,7 +12532,7 @@
           <w:p>
             <w:r/>
             <w:r>
-              <w:t>Điều chỉnh kho không ghi lý do</w:t>
+              <w:t>Danh mục mã tài khoản (gọi API bên anh Khang, có danh mục dự phòng)</w:t>
             </w:r>
           </w:p>
         </w:tc>
@@ -11757,7 +12549,35 @@
                 <w:rFonts w:ascii="Consolas" w:hAnsi="Consolas"/>
                 <w:sz w:val="19"/>
               </w:rPr>
-              <w:t>THANG_SAI</w:t>
+              <w:t>GET POST DELETE /api/tat-toan</w:t>
+            </w:r>
+          </w:p>
+        </w:tc>
+        <w:tc>
+          <w:tcPr>
+            <w:tcW w:type="dxa" w:w="4320"/>
+          </w:tcPr>
+          <w:p>
+            <w:r/>
+            <w:r>
+              <w:t>Tất toán tài xế theo tháng</w:t>
+            </w:r>
+          </w:p>
+        </w:tc>
+      </w:tr>
+      <w:tr>
+        <w:tc>
+          <w:tcPr>
+            <w:tcW w:type="dxa" w:w="4320"/>
+          </w:tcPr>
+          <w:p>
+            <w:r/>
+            <w:r>
+              <w:rPr>
+                <w:rFonts w:ascii="Consolas" w:hAnsi="Consolas"/>
+                <w:sz w:val="19"/>
+              </w:rPr>
+              <w:t>GET POST /api/suppliers</w:t>
             </w:r>
             <w:r>
               <w:t xml:space="preserve">, </w:t>
@@ -11767,7 +12587,35 @@
                 <w:rFonts w:ascii="Consolas" w:hAnsi="Consolas"/>
                 <w:sz w:val="19"/>
               </w:rPr>
-              <w:t>TUAN_SAI</w:t>
+              <w:t>/api/suppliers/{id}/payments</w:t>
+            </w:r>
+          </w:p>
+        </w:tc>
+        <w:tc>
+          <w:tcPr>
+            <w:tcW w:type="dxa" w:w="4320"/>
+          </w:tcPr>
+          <w:p>
+            <w:r/>
+            <w:r>
+              <w:t>Nhà cung cấp và các đợt trả</w:t>
+            </w:r>
+          </w:p>
+        </w:tc>
+      </w:tr>
+      <w:tr>
+        <w:tc>
+          <w:tcPr>
+            <w:tcW w:type="dxa" w:w="4320"/>
+          </w:tcPr>
+          <w:p>
+            <w:r/>
+            <w:r>
+              <w:rPr>
+                <w:rFonts w:ascii="Consolas" w:hAnsi="Consolas"/>
+                <w:sz w:val="19"/>
+              </w:rPr>
+              <w:t>GET POST DELETE /api/ban-hang</w:t>
             </w:r>
             <w:r>
               <w:t xml:space="preserve">, </w:t>
@@ -11777,10 +12625,7 @@
                 <w:rFonts w:ascii="Consolas" w:hAnsi="Consolas"/>
                 <w:sz w:val="19"/>
               </w:rPr>
-              <w:t>SO_SAI</w:t>
-            </w:r>
-            <w:r>
-              <w:t>… (422)</w:t>
+              <w:t>POST /api/ban-hang/{id}/thu</w:t>
             </w:r>
           </w:p>
         </w:tc>
@@ -11791,7 +12636,73 @@
           <w:p>
             <w:r/>
             <w:r>
-              <w:t>Dữ liệu gửi lên sai dạng</w:t>
+              <w:t>Bán phụ tùng, xăng dầu ra ngoài</w:t>
+            </w:r>
+          </w:p>
+        </w:tc>
+      </w:tr>
+      <w:tr>
+        <w:tc>
+          <w:tcPr>
+            <w:tcW w:type="dxa" w:w="4320"/>
+          </w:tcPr>
+          <w:p>
+            <w:r/>
+            <w:r>
+              <w:rPr>
+                <w:rFonts w:ascii="Consolas" w:hAnsi="Consolas"/>
+                <w:sz w:val="19"/>
+              </w:rPr>
+              <w:t>POST /api/trips/{id}/vi-tri</w:t>
+            </w:r>
+            <w:r>
+              <w:t xml:space="preserve">, </w:t>
+            </w:r>
+            <w:r>
+              <w:rPr>
+                <w:rFonts w:ascii="Consolas" w:hAnsi="Consolas"/>
+                <w:sz w:val="19"/>
+              </w:rPr>
+              <w:t>GET /api/trips/{id}/vet</w:t>
+            </w:r>
+          </w:p>
+        </w:tc>
+        <w:tc>
+          <w:tcPr>
+            <w:tcW w:type="dxa" w:w="4320"/>
+          </w:tcPr>
+          <w:p>
+            <w:r/>
+            <w:r>
+              <w:t>GPS: app tài xế gửi vị trí, màn theo dõi lấy vệt</w:t>
+            </w:r>
+          </w:p>
+        </w:tc>
+      </w:tr>
+      <w:tr>
+        <w:tc>
+          <w:tcPr>
+            <w:tcW w:type="dxa" w:w="4320"/>
+          </w:tcPr>
+          <w:p>
+            <w:r/>
+            <w:r>
+              <w:rPr>
+                <w:rFonts w:ascii="Consolas" w:hAnsi="Consolas"/>
+                <w:sz w:val="19"/>
+              </w:rPr>
+              <w:t>GET /api/quy-trinh</w:t>
+            </w:r>
+          </w:p>
+        </w:tc>
+        <w:tc>
+          <w:tcPr>
+            <w:tcW w:type="dxa" w:w="4320"/>
+          </w:tcPr>
+          <w:p>
+            <w:r/>
+            <w:r>
+              <w:t>Sơ đồ quy trình và ma trận vai × mục (màn Quy trình đọc từ đây)</w:t>
             </w:r>
           </w:p>
         </w:tc>
@@ -11800,21 +12711,13 @@
     <w:p/>
     <w:p>
       <w:pPr>
-        <w:jc w:val="both"/>
-      </w:pPr>
-      <w:r>
-        <w:t>---</w:t>
-      </w:r>
-    </w:p>
-    <w:p>
-      <w:pPr>
-        <w:pStyle w:val="Title"/>
+        <w:pStyle w:val="Heading1"/>
       </w:pPr>
       <w:r>
         <w:rPr>
           <w:color w:val="145C4A"/>
         </w:rPr>
-        <w:t>D. Chạy và kiểm</w:t>
+        <w:t>C7. Quy ước lỗi</w:t>
       </w:r>
     </w:p>
     <w:p>
@@ -11822,47 +12725,17 @@
         <w:jc w:val="both"/>
       </w:pPr>
       <w:r>
+        <w:t xml:space="preserve">Mọi lỗi trả JSON </w:t>
+      </w:r>
+      <w:r>
         <w:rPr>
           <w:rFonts w:ascii="Consolas" w:hAnsi="Consolas"/>
           <w:sz w:val="19"/>
         </w:rPr>
-        <w:t>`</w:t>
-      </w:r>
-    </w:p>
-    <w:p>
-      <w:pPr>
-        <w:jc w:val="both"/>
-      </w:pPr>
-      <w:r>
-        <w:t>python backend\app\seed.py                       # dựng bảng + gieo dữ liệu mẫu (có sẵn một cặp DO gom/giao)</w:t>
-      </w:r>
-    </w:p>
-    <w:p>
-      <w:pPr>
-        <w:jc w:val="both"/>
-      </w:pPr>
-      <w:r>
-        <w:t>python -m uvicorn backend.app.main:app --host 0.0.0.0 --port 8010 --no-access-log</w:t>
-      </w:r>
-    </w:p>
-    <w:p>
-      <w:pPr>
-        <w:jc w:val="both"/>
-      </w:pPr>
-      <w:r>
-        <w:rPr>
-          <w:rFonts w:ascii="Consolas" w:hAnsi="Consolas"/>
-          <w:sz w:val="19"/>
-        </w:rPr>
-        <w:t>`</w:t>
-      </w:r>
-    </w:p>
-    <w:p>
-      <w:pPr>
-        <w:jc w:val="both"/>
-      </w:pPr>
-      <w:r>
-        <w:t>Chín bộ kiểm, chạy khi máy chủ đang bật:</w:t>
+        <w:t>{"detail": {"ma": "MA_LOI", "loi": "câu tiếng Việt cho người dùng"}}</w:t>
+      </w:r>
+      <w:r>
+        <w:t>.</w:t>
       </w:r>
     </w:p>
     <w:tbl>
@@ -11890,7 +12763,7 @@
               <w:rPr>
                 <w:b/>
               </w:rPr>
-              <w:t>Lệnh</w:t>
+              <w:t>Mã</w:t>
             </w:r>
           </w:p>
         </w:tc>
@@ -11908,7 +12781,7 @@
               <w:rPr>
                 <w:b/>
               </w:rPr>
-              <w:t>Kiểm gì</w:t>
+              <w:t>Nghĩa</w:t>
             </w:r>
           </w:p>
         </w:tc>
@@ -11925,7 +12798,10 @@
                 <w:rFonts w:ascii="Consolas" w:hAnsi="Consolas"/>
                 <w:sz w:val="19"/>
               </w:rPr>
-              <w:t>python kiem\test_tinh_toan.py</w:t>
+              <w:t>KHONG_CO_QUYEN</w:t>
+            </w:r>
+            <w:r>
+              <w:t xml:space="preserve"> (403)</w:t>
             </w:r>
           </w:p>
         </w:tc>
@@ -11936,7 +12812,7 @@
           <w:p>
             <w:r/>
             <w:r>
-              <w:t>Phép tính phiếu và phân quyền (không cần máy chủ)</w:t>
+              <w:t>Vai này không được làm việc đó</w:t>
             </w:r>
           </w:p>
         </w:tc>
@@ -11953,7 +12829,10 @@
                 <w:rFonts w:ascii="Consolas" w:hAnsi="Consolas"/>
                 <w:sz w:val="19"/>
               </w:rPr>
-              <w:t>python kiem\thu_hai_do.py</w:t>
+              <w:t>MUC_DA_KHOA</w:t>
+            </w:r>
+            <w:r>
+              <w:t xml:space="preserve"> (409)</w:t>
             </w:r>
           </w:p>
         </w:tc>
@@ -11964,13 +12843,7 @@
           <w:p>
             <w:r/>
             <w:r>
-              <w:rPr>
-                <w:b/>
-              </w:rPr>
-              <w:t>Luồng hai DO</w:t>
-            </w:r>
-            <w:r>
-              <w:t>: gom → nhập kho → giao lấy lô → xuất kho → hao hụt, và ba chỗ phải bị từ chối</w:t>
+              <w:t>Mục đã kiểm, phải trả lại mới sửa</w:t>
             </w:r>
           </w:p>
         </w:tc>
@@ -11987,7 +12860,10 @@
                 <w:rFonts w:ascii="Consolas" w:hAnsi="Consolas"/>
                 <w:sz w:val="19"/>
               </w:rPr>
-              <w:t>python kiem\thu_luong_api.py</w:t>
+              <w:t>SAI_BUOC</w:t>
+            </w:r>
+            <w:r>
+              <w:t xml:space="preserve"> (409)</w:t>
             </w:r>
           </w:p>
         </w:tc>
@@ -11998,7 +12874,7 @@
           <w:p>
             <w:r/>
             <w:r>
-              <w:t>Trọn luồng: lập phiếu → kiểm → ghi sổ → chi → hoá đơn → thu tiền</w:t>
+              <w:t>Chuyển bước không đúng thứ tự</w:t>
             </w:r>
           </w:p>
         </w:tc>
@@ -12015,7 +12891,10 @@
                 <w:rFonts w:ascii="Consolas" w:hAnsi="Consolas"/>
                 <w:sz w:val="19"/>
               </w:rPr>
-              <w:t>python kiem\thu_phieu_linh.py</w:t>
+              <w:t>DA_KHOA</w:t>
+            </w:r>
+            <w:r>
+              <w:t xml:space="preserve"> (409)</w:t>
             </w:r>
           </w:p>
         </w:tc>
@@ -12026,7 +12905,7 @@
           <w:p>
             <w:r/>
             <w:r>
-              <w:t>Phiếu lĩnh QR, thủ kho cấp dầu, khai đổ dọc đường, tất toán</w:t>
+              <w:t>Phiếu đã khoá</w:t>
             </w:r>
           </w:p>
         </w:tc>
@@ -12043,7 +12922,10 @@
                 <w:rFonts w:ascii="Consolas" w:hAnsi="Consolas"/>
                 <w:sz w:val="19"/>
               </w:rPr>
-              <w:t>python kiem\thu_ban_hang.py</w:t>
+              <w:t>KHONG_DU_HANG</w:t>
+            </w:r>
+            <w:r>
+              <w:t xml:space="preserve"> (409)</w:t>
             </w:r>
           </w:p>
         </w:tc>
@@ -12054,7 +12936,7 @@
           <w:p>
             <w:r/>
             <w:r>
-              <w:t>Bán phụ tùng, xăng dầu ra ngoài</w:t>
+              <w:t>Lấy quá tồn của lô</w:t>
             </w:r>
           </w:p>
         </w:tc>
@@ -12071,7 +12953,10 @@
                 <w:rFonts w:ascii="Consolas" w:hAnsi="Consolas"/>
                 <w:sz w:val="19"/>
               </w:rPr>
-              <w:t>python kiem\thu_vi_tri.py</w:t>
+              <w:t>LO_DA_XUAT</w:t>
+            </w:r>
+            <w:r>
+              <w:t xml:space="preserve"> (409)</w:t>
             </w:r>
           </w:p>
         </w:tc>
@@ -12082,7 +12967,7 @@
           <w:p>
             <w:r/>
             <w:r>
-              <w:t>GPS: ai được gửi, lọc điểm dày, GPS cũ</w:t>
+              <w:t>Xoá DO gom mà hàng đã có người lấy</w:t>
             </w:r>
           </w:p>
         </w:tc>
@@ -12099,7 +12984,10 @@
                 <w:rFonts w:ascii="Consolas" w:hAnsi="Consolas"/>
                 <w:sz w:val="19"/>
               </w:rPr>
-              <w:t>node kiem\ra_tai_xe.js</w:t>
+              <w:t>HANG_DA_NHAP_KHO</w:t>
+            </w:r>
+            <w:r>
+              <w:t xml:space="preserve"> (409)</w:t>
             </w:r>
           </w:p>
         </w:tc>
@@ -12110,13 +12998,7 @@
           <w:p>
             <w:r/>
             <w:r>
-              <w:rPr>
-                <w:b/>
-              </w:rPr>
-              <w:t>Rà màn Tài xế</w:t>
-            </w:r>
-            <w:r>
-              <w:t>: từng vai, cột Kết luận, ngăn trượt hồ sơ, năm tab, bốn ngôn ngữ (báo cáo, không phải đạt/hỏng)</w:t>
+              <w:t>Sửa dòng hàng hoặc cân của DO gom đã nhập kho</w:t>
             </w:r>
           </w:p>
         </w:tc>
@@ -12133,7 +13015,10 @@
                 <w:rFonts w:ascii="Consolas" w:hAnsi="Consolas"/>
                 <w:sz w:val="19"/>
               </w:rPr>
-              <w:t>python kiem\thu_chu_xe.py</w:t>
+              <w:t>KHONG_DOI_LOAI</w:t>
+            </w:r>
+            <w:r>
+              <w:t xml:space="preserve"> (409)</w:t>
             </w:r>
           </w:p>
         </w:tc>
@@ -12144,13 +13029,7 @@
           <w:p>
             <w:r/>
             <w:r>
-              <w:rPr>
-                <w:b/>
-              </w:rPr>
-              <w:t>Chủ xe liên kết</w:t>
-            </w:r>
-            <w:r>
-              <w:t>: danh mục, phí riêng từng chủ tự điền vào phiếu, trả gộp hai phiếu một tờ PC_CX, chặn trả trùng, phân quyền xem/sửa/trả</w:t>
+              <w:t>Đổi loại gom/giao khi phiếu đã có dòng hàng hay sổ kho</w:t>
             </w:r>
           </w:p>
         </w:tc>
@@ -12167,6 +13046,478 @@
                 <w:rFonts w:ascii="Consolas" w:hAnsi="Consolas"/>
                 <w:sz w:val="19"/>
               </w:rPr>
+              <w:t>TON_AM</w:t>
+            </w:r>
+            <w:r>
+              <w:t xml:space="preserve"> (409)</w:t>
+            </w:r>
+          </w:p>
+        </w:tc>
+        <w:tc>
+          <w:tcPr>
+            <w:tcW w:type="dxa" w:w="4320"/>
+          </w:tcPr>
+          <w:p>
+            <w:r/>
+            <w:r>
+              <w:t>Điều chỉnh giảm quá tồn của lô</w:t>
+            </w:r>
+          </w:p>
+        </w:tc>
+      </w:tr>
+      <w:tr>
+        <w:tc>
+          <w:tcPr>
+            <w:tcW w:type="dxa" w:w="4320"/>
+          </w:tcPr>
+          <w:p>
+            <w:r/>
+            <w:r>
+              <w:rPr>
+                <w:rFonts w:ascii="Consolas" w:hAnsi="Consolas"/>
+                <w:sz w:val="19"/>
+              </w:rPr>
+              <w:t>THIEU_LY_DO</w:t>
+            </w:r>
+            <w:r>
+              <w:t xml:space="preserve"> (422)</w:t>
+            </w:r>
+          </w:p>
+        </w:tc>
+        <w:tc>
+          <w:tcPr>
+            <w:tcW w:type="dxa" w:w="4320"/>
+          </w:tcPr>
+          <w:p>
+            <w:r/>
+            <w:r>
+              <w:t>Điều chỉnh kho không ghi lý do</w:t>
+            </w:r>
+          </w:p>
+        </w:tc>
+      </w:tr>
+      <w:tr>
+        <w:tc>
+          <w:tcPr>
+            <w:tcW w:type="dxa" w:w="4320"/>
+          </w:tcPr>
+          <w:p>
+            <w:r/>
+            <w:r>
+              <w:rPr>
+                <w:rFonts w:ascii="Consolas" w:hAnsi="Consolas"/>
+                <w:sz w:val="19"/>
+              </w:rPr>
+              <w:t>THANG_SAI</w:t>
+            </w:r>
+            <w:r>
+              <w:t xml:space="preserve">, </w:t>
+            </w:r>
+            <w:r>
+              <w:rPr>
+                <w:rFonts w:ascii="Consolas" w:hAnsi="Consolas"/>
+                <w:sz w:val="19"/>
+              </w:rPr>
+              <w:t>TUAN_SAI</w:t>
+            </w:r>
+            <w:r>
+              <w:t xml:space="preserve">, </w:t>
+            </w:r>
+            <w:r>
+              <w:rPr>
+                <w:rFonts w:ascii="Consolas" w:hAnsi="Consolas"/>
+                <w:sz w:val="19"/>
+              </w:rPr>
+              <w:t>SO_SAI</w:t>
+            </w:r>
+            <w:r>
+              <w:t>… (422)</w:t>
+            </w:r>
+          </w:p>
+        </w:tc>
+        <w:tc>
+          <w:tcPr>
+            <w:tcW w:type="dxa" w:w="4320"/>
+          </w:tcPr>
+          <w:p>
+            <w:r/>
+            <w:r>
+              <w:t>Dữ liệu gửi lên sai dạng</w:t>
+            </w:r>
+          </w:p>
+        </w:tc>
+      </w:tr>
+    </w:tbl>
+    <w:p/>
+    <w:p>
+      <w:pPr>
+        <w:jc w:val="both"/>
+      </w:pPr>
+      <w:r>
+        <w:t>---</w:t>
+      </w:r>
+    </w:p>
+    <w:p>
+      <w:pPr>
+        <w:pStyle w:val="Title"/>
+      </w:pPr>
+      <w:r>
+        <w:rPr>
+          <w:color w:val="145C4A"/>
+        </w:rPr>
+        <w:t>D. Chạy và kiểm</w:t>
+      </w:r>
+    </w:p>
+    <w:p>
+      <w:pPr>
+        <w:jc w:val="both"/>
+      </w:pPr>
+      <w:r>
+        <w:rPr>
+          <w:rFonts w:ascii="Consolas" w:hAnsi="Consolas"/>
+          <w:sz w:val="19"/>
+        </w:rPr>
+        <w:t>`</w:t>
+      </w:r>
+    </w:p>
+    <w:p>
+      <w:pPr>
+        <w:jc w:val="both"/>
+      </w:pPr>
+      <w:r>
+        <w:t>python backend\app\seed.py                       # dựng bảng + gieo dữ liệu mẫu (có sẵn một cặp DO gom/giao)</w:t>
+      </w:r>
+    </w:p>
+    <w:p>
+      <w:pPr>
+        <w:jc w:val="both"/>
+      </w:pPr>
+      <w:r>
+        <w:t>python -m uvicorn backend.app.main:app --host 0.0.0.0 --port 8010 --no-access-log</w:t>
+      </w:r>
+    </w:p>
+    <w:p>
+      <w:pPr>
+        <w:jc w:val="both"/>
+      </w:pPr>
+      <w:r>
+        <w:rPr>
+          <w:rFonts w:ascii="Consolas" w:hAnsi="Consolas"/>
+          <w:sz w:val="19"/>
+        </w:rPr>
+        <w:t>`</w:t>
+      </w:r>
+    </w:p>
+    <w:p>
+      <w:pPr>
+        <w:jc w:val="both"/>
+      </w:pPr>
+      <w:r>
+        <w:t>Chín bộ kiểm, chạy khi máy chủ đang bật:</w:t>
+      </w:r>
+    </w:p>
+    <w:tbl>
+      <w:tblPr>
+        <w:tblStyle w:val="LightGrid-Accent1"/>
+        <w:tblW w:type="auto" w:w="0"/>
+        <w:tblLook w:firstColumn="1" w:firstRow="1" w:lastColumn="0" w:lastRow="0" w:noHBand="0" w:noVBand="1" w:val="04A0"/>
+      </w:tblPr>
+      <w:tblGrid>
+        <w:gridCol w:w="4320"/>
+        <w:gridCol w:w="4320"/>
+      </w:tblGrid>
+      <w:tr>
+        <w:tc>
+          <w:tcPr>
+            <w:tcW w:type="dxa" w:w="4320"/>
+          </w:tcPr>
+          <w:p>
+            <w:r>
+              <w:rPr>
+                <w:b/>
+              </w:rPr>
+            </w:r>
+            <w:r>
+              <w:rPr>
+                <w:b/>
+              </w:rPr>
+              <w:t>Lệnh</w:t>
+            </w:r>
+          </w:p>
+        </w:tc>
+        <w:tc>
+          <w:tcPr>
+            <w:tcW w:type="dxa" w:w="4320"/>
+          </w:tcPr>
+          <w:p>
+            <w:r>
+              <w:rPr>
+                <w:b/>
+              </w:rPr>
+            </w:r>
+            <w:r>
+              <w:rPr>
+                <w:b/>
+              </w:rPr>
+              <w:t>Kiểm gì</w:t>
+            </w:r>
+          </w:p>
+        </w:tc>
+      </w:tr>
+      <w:tr>
+        <w:tc>
+          <w:tcPr>
+            <w:tcW w:type="dxa" w:w="4320"/>
+          </w:tcPr>
+          <w:p>
+            <w:r/>
+            <w:r>
+              <w:rPr>
+                <w:rFonts w:ascii="Consolas" w:hAnsi="Consolas"/>
+                <w:sz w:val="19"/>
+              </w:rPr>
+              <w:t>python kiem\test_tinh_toan.py</w:t>
+            </w:r>
+          </w:p>
+        </w:tc>
+        <w:tc>
+          <w:tcPr>
+            <w:tcW w:type="dxa" w:w="4320"/>
+          </w:tcPr>
+          <w:p>
+            <w:r/>
+            <w:r>
+              <w:t>Phép tính phiếu và phân quyền (không cần máy chủ)</w:t>
+            </w:r>
+          </w:p>
+        </w:tc>
+      </w:tr>
+      <w:tr>
+        <w:tc>
+          <w:tcPr>
+            <w:tcW w:type="dxa" w:w="4320"/>
+          </w:tcPr>
+          <w:p>
+            <w:r/>
+            <w:r>
+              <w:rPr>
+                <w:rFonts w:ascii="Consolas" w:hAnsi="Consolas"/>
+                <w:sz w:val="19"/>
+              </w:rPr>
+              <w:t>python kiem\thu_hai_do.py</w:t>
+            </w:r>
+          </w:p>
+        </w:tc>
+        <w:tc>
+          <w:tcPr>
+            <w:tcW w:type="dxa" w:w="4320"/>
+          </w:tcPr>
+          <w:p>
+            <w:r/>
+            <w:r>
+              <w:rPr>
+                <w:b/>
+              </w:rPr>
+              <w:t>Luồng hai DO</w:t>
+            </w:r>
+            <w:r>
+              <w:t>: gom → nhập kho → giao lấy lô → xuất kho → hao hụt, và ba chỗ phải bị từ chối</w:t>
+            </w:r>
+          </w:p>
+        </w:tc>
+      </w:tr>
+      <w:tr>
+        <w:tc>
+          <w:tcPr>
+            <w:tcW w:type="dxa" w:w="4320"/>
+          </w:tcPr>
+          <w:p>
+            <w:r/>
+            <w:r>
+              <w:rPr>
+                <w:rFonts w:ascii="Consolas" w:hAnsi="Consolas"/>
+                <w:sz w:val="19"/>
+              </w:rPr>
+              <w:t>python kiem\thu_luong_api.py</w:t>
+            </w:r>
+          </w:p>
+        </w:tc>
+        <w:tc>
+          <w:tcPr>
+            <w:tcW w:type="dxa" w:w="4320"/>
+          </w:tcPr>
+          <w:p>
+            <w:r/>
+            <w:r>
+              <w:t>Trọn luồng: lập phiếu → kiểm → ghi sổ → chi → hoá đơn → thu tiền</w:t>
+            </w:r>
+          </w:p>
+        </w:tc>
+      </w:tr>
+      <w:tr>
+        <w:tc>
+          <w:tcPr>
+            <w:tcW w:type="dxa" w:w="4320"/>
+          </w:tcPr>
+          <w:p>
+            <w:r/>
+            <w:r>
+              <w:rPr>
+                <w:rFonts w:ascii="Consolas" w:hAnsi="Consolas"/>
+                <w:sz w:val="19"/>
+              </w:rPr>
+              <w:t>python kiem\thu_phieu_linh.py</w:t>
+            </w:r>
+          </w:p>
+        </w:tc>
+        <w:tc>
+          <w:tcPr>
+            <w:tcW w:type="dxa" w:w="4320"/>
+          </w:tcPr>
+          <w:p>
+            <w:r/>
+            <w:r>
+              <w:t>Phiếu lĩnh QR, thủ kho cấp dầu, khai đổ dọc đường, tất toán</w:t>
+            </w:r>
+          </w:p>
+        </w:tc>
+      </w:tr>
+      <w:tr>
+        <w:tc>
+          <w:tcPr>
+            <w:tcW w:type="dxa" w:w="4320"/>
+          </w:tcPr>
+          <w:p>
+            <w:r/>
+            <w:r>
+              <w:rPr>
+                <w:rFonts w:ascii="Consolas" w:hAnsi="Consolas"/>
+                <w:sz w:val="19"/>
+              </w:rPr>
+              <w:t>python kiem\thu_ban_hang.py</w:t>
+            </w:r>
+          </w:p>
+        </w:tc>
+        <w:tc>
+          <w:tcPr>
+            <w:tcW w:type="dxa" w:w="4320"/>
+          </w:tcPr>
+          <w:p>
+            <w:r/>
+            <w:r>
+              <w:t>Bán phụ tùng, xăng dầu ra ngoài</w:t>
+            </w:r>
+          </w:p>
+        </w:tc>
+      </w:tr>
+      <w:tr>
+        <w:tc>
+          <w:tcPr>
+            <w:tcW w:type="dxa" w:w="4320"/>
+          </w:tcPr>
+          <w:p>
+            <w:r/>
+            <w:r>
+              <w:rPr>
+                <w:rFonts w:ascii="Consolas" w:hAnsi="Consolas"/>
+                <w:sz w:val="19"/>
+              </w:rPr>
+              <w:t>python kiem\thu_vi_tri.py</w:t>
+            </w:r>
+          </w:p>
+        </w:tc>
+        <w:tc>
+          <w:tcPr>
+            <w:tcW w:type="dxa" w:w="4320"/>
+          </w:tcPr>
+          <w:p>
+            <w:r/>
+            <w:r>
+              <w:t>GPS: ai được gửi, lọc điểm dày, GPS cũ</w:t>
+            </w:r>
+          </w:p>
+        </w:tc>
+      </w:tr>
+      <w:tr>
+        <w:tc>
+          <w:tcPr>
+            <w:tcW w:type="dxa" w:w="4320"/>
+          </w:tcPr>
+          <w:p>
+            <w:r/>
+            <w:r>
+              <w:rPr>
+                <w:rFonts w:ascii="Consolas" w:hAnsi="Consolas"/>
+                <w:sz w:val="19"/>
+              </w:rPr>
+              <w:t>node kiem\ra_tai_xe.js</w:t>
+            </w:r>
+          </w:p>
+        </w:tc>
+        <w:tc>
+          <w:tcPr>
+            <w:tcW w:type="dxa" w:w="4320"/>
+          </w:tcPr>
+          <w:p>
+            <w:r/>
+            <w:r>
+              <w:rPr>
+                <w:b/>
+              </w:rPr>
+              <w:t>Rà màn Tài xế</w:t>
+            </w:r>
+            <w:r>
+              <w:t>: từng vai, cột Kết luận, ngăn trượt hồ sơ, năm tab, bốn ngôn ngữ (báo cáo, không phải đạt/hỏng)</w:t>
+            </w:r>
+          </w:p>
+        </w:tc>
+      </w:tr>
+      <w:tr>
+        <w:tc>
+          <w:tcPr>
+            <w:tcW w:type="dxa" w:w="4320"/>
+          </w:tcPr>
+          <w:p>
+            <w:r/>
+            <w:r>
+              <w:rPr>
+                <w:rFonts w:ascii="Consolas" w:hAnsi="Consolas"/>
+                <w:sz w:val="19"/>
+              </w:rPr>
+              <w:t>python kiem\thu_chu_xe.py</w:t>
+            </w:r>
+          </w:p>
+        </w:tc>
+        <w:tc>
+          <w:tcPr>
+            <w:tcW w:type="dxa" w:w="4320"/>
+          </w:tcPr>
+          <w:p>
+            <w:r/>
+            <w:r>
+              <w:rPr>
+                <w:b/>
+              </w:rPr>
+              <w:t>Chủ xe liên kết</w:t>
+            </w:r>
+            <w:r>
+              <w:t>: danh mục, phí riêng từng chủ tự điền vào phiếu, trả gộp hai phiếu một tờ PC_CX, chặn trả trùng, phân quyền xem/sửa/trả</w:t>
+            </w:r>
+          </w:p>
+        </w:tc>
+      </w:tr>
+      <w:tr>
+        <w:tc>
+          <w:tcPr>
+            <w:tcW w:type="dxa" w:w="4320"/>
+          </w:tcPr>
+          <w:p>
+            <w:r/>
+            <w:r>
+              <w:rPr>
+                <w:rFonts w:ascii="Consolas" w:hAnsi="Consolas"/>
+                <w:sz w:val="19"/>
+              </w:rPr>
               <w:t>python kiem\thu_hoa_don_gop.py</w:t>
             </w:r>
           </w:p>
@@ -12194,6 +13545,93 @@
             </w:r>
             <w:r>
               <w:t>, chặn thu/xoá lẻ, huỷ tờ lùi lại sạch</w:t>
+            </w:r>
+          </w:p>
+        </w:tc>
+      </w:tr>
+      <w:tr>
+        <w:tc>
+          <w:tcPr>
+            <w:tcW w:type="dxa" w:w="4320"/>
+          </w:tcPr>
+          <w:p>
+            <w:r/>
+            <w:r>
+              <w:rPr>
+                <w:rFonts w:ascii="Consolas" w:hAnsi="Consolas"/>
+                <w:sz w:val="19"/>
+              </w:rPr>
+              <w:t>python kiem\thu_vai_va_doi_xe.py</w:t>
+            </w:r>
+          </w:p>
+        </w:tc>
+        <w:tc>
+          <w:tcPr>
+            <w:tcW w:type="dxa" w:w="4320"/>
+          </w:tcPr>
+          <w:p>
+            <w:r/>
+            <w:r>
+              <w:rPr>
+                <w:b/>
+              </w:rPr>
+              <w:t>Hai vai mới ở Thà Bốc</w:t>
+            </w:r>
+            <w:r>
+              <w:t xml:space="preserve"> (C1.2) và </w:t>
+            </w:r>
+            <w:r>
+              <w:rPr>
+                <w:b/>
+              </w:rPr>
+              <w:t>đổi xe giữa đường</w:t>
+            </w:r>
+            <w:r>
+              <w:t xml:space="preserve"> (C2.2): mục V và kho phụ tùng rút khỏi Bãi, tổ sửa chữa duyệt báo hỏng, đổi xe giữ nguyên chuyến và bắt kiểm lại mục I</w:t>
+            </w:r>
+          </w:p>
+        </w:tc>
+      </w:tr>
+      <w:tr>
+        <w:tc>
+          <w:tcPr>
+            <w:tcW w:type="dxa" w:w="4320"/>
+          </w:tcPr>
+          <w:p>
+            <w:r/>
+            <w:r>
+              <w:rPr>
+                <w:rFonts w:ascii="Consolas" w:hAnsi="Consolas"/>
+                <w:sz w:val="19"/>
+              </w:rPr>
+              <w:t>python kiem\thu_sua_chua.py</w:t>
+            </w:r>
+          </w:p>
+        </w:tc>
+        <w:tc>
+          <w:tcPr>
+            <w:tcW w:type="dxa" w:w="4320"/>
+          </w:tcPr>
+          <w:p>
+            <w:r/>
+            <w:r>
+              <w:rPr>
+                <w:b/>
+              </w:rPr>
+              <w:t>Lệnh sửa chữa riêng</w:t>
+            </w:r>
+            <w:r>
+              <w:t xml:space="preserve"> (C7.3): chuỗi duyệt như mục V, lấy kho trừ tồn ngay kèm </w:t>
+            </w:r>
+            <w:r>
+              <w:rPr>
+                <w:rFonts w:ascii="Consolas" w:hAnsi="Consolas"/>
+                <w:sz w:val="19"/>
+              </w:rPr>
+              <w:t>PXK_PT</w:t>
+            </w:r>
+            <w:r>
+              <w:t>, chi chỉ phần mua ngoài, màn Xe gom cả hai nguồn</w:t>
             </w:r>
           </w:p>
         </w:tc>

--- a/DOCS/word/NGHIEP_VU_DB_API.docx
+++ b/DOCS/word/NGHIEP_VU_DB_API.docx
@@ -52,7 +52,7 @@
         <w:t>B. Cơ sở dữ liệu</w:t>
       </w:r>
       <w:r>
-        <w:t xml:space="preserve"> (40 bảng) · </w:t>
+        <w:t xml:space="preserve"> (42 bảng) · </w:t>
       </w:r>
       <w:r>
         <w:rPr>
@@ -66,7 +66,7 @@
         <w:jc w:val="both"/>
       </w:pPr>
       <w:r>
-        <w:t xml:space="preserve">(144 đường). Cuối cùng là phần </w:t>
+        <w:t xml:space="preserve">(153 đường). Cuối cùng là phần </w:t>
       </w:r>
       <w:r>
         <w:rPr>
@@ -3864,7 +3864,7 @@
         <w:rPr>
           <w:color w:val="145C4A"/>
         </w:rPr>
-        <w:t>A6. Sổ chứng từ</w:t>
+        <w:t>A10. Khách trả hộ — thẻ cao tốc và nợ trạm dầu Việt Nam</w:t>
       </w:r>
     </w:p>
     <w:p>
@@ -3872,26 +3872,16 @@
         <w:jc w:val="both"/>
       </w:pPr>
       <w:r>
-        <w:t xml:space="preserve">Mỗi bước sinh tiền hoặc hàng để lại </w:t>
+        <w:t xml:space="preserve">Hai chỗ tiền chạy </w:t>
       </w:r>
       <w:r>
         <w:rPr>
           <w:b/>
         </w:rPr>
-        <w:t>một tờ có số</w:t>
-      </w:r>
-      <w:r>
-        <w:t xml:space="preserve"> cho kế toán kéo về (</w:t>
-      </w:r>
-      <w:r>
-        <w:rPr>
-          <w:rFonts w:ascii="Consolas" w:hAnsi="Consolas"/>
-          <w:sz w:val="19"/>
-        </w:rPr>
-        <w:t>GET /api/chung-tu</w:t>
-      </w:r>
-      <w:r>
-        <w:t>), số dạng</w:t>
+        <w:t>ngược chiều với cước</w:t>
+      </w:r>
+      <w:r>
+        <w:t>, cả hai đều là "khách trả hộ EPL", nên cuối tháng đem cấn</w:t>
       </w:r>
     </w:p>
     <w:p>
@@ -3899,14 +3889,30 @@
         <w:jc w:val="both"/>
       </w:pPr>
       <w:r>
+        <w:t>trừ vào cước phải thu của chính khách đó.</w:t>
+      </w:r>
+    </w:p>
+    <w:p>
+      <w:pPr>
+        <w:jc w:val="both"/>
+      </w:pPr>
+      <w:r>
         <w:rPr>
-          <w:rFonts w:ascii="Consolas" w:hAnsi="Consolas"/>
-          <w:sz w:val="19"/>
+          <w:b/>
         </w:rPr>
-        <w:t>LOAI/YYMM/000n</w:t>
-      </w:r>
-      <w:r>
-        <w:t>:</w:t>
+        <w:t>1. Thẻ cao tốc</w:t>
+      </w:r>
+      <w:r>
+        <w:t xml:space="preserve"> (C6.1). Danh mục thẻ có số thẻ, ai giữ, gắn xe nào, tiền tệ và </w:t>
+      </w:r>
+      <w:r>
+        <w:rPr>
+          <w:b/>
+        </w:rPr>
+        <w:t>số dư</w:t>
+      </w:r>
+      <w:r>
+        <w:t>. Hai kiểu:</w:t>
       </w:r>
     </w:p>
     <w:tbl>
@@ -3935,7 +3941,7 @@
               <w:rPr>
                 <w:b/>
               </w:rPr>
-              <w:t>Mã</w:t>
+              <w:t>Kiểu</w:t>
             </w:r>
           </w:p>
         </w:tc>
@@ -3953,7 +3959,7 @@
               <w:rPr>
                 <w:b/>
               </w:rPr>
-              <w:t>Tờ</w:t>
+              <w:t>Ai bỏ tiền</w:t>
             </w:r>
           </w:p>
         </w:tc>
@@ -3971,7 +3977,7 @@
               <w:rPr>
                 <w:b/>
               </w:rPr>
-              <w:t>Sinh khi</w:t>
+              <w:t>Cuối tháng</w:t>
             </w:r>
           </w:p>
         </w:tc>
@@ -3988,7 +3994,7 @@
                 <w:rFonts w:ascii="Consolas" w:hAnsi="Consolas"/>
                 <w:sz w:val="19"/>
               </w:rPr>
-              <w:t>DO</w:t>
+              <w:t>khach</w:t>
             </w:r>
           </w:p>
         </w:tc>
@@ -3999,7 +4005,7 @@
           <w:p>
             <w:r/>
             <w:r>
-              <w:t>Phiếu xuất xe</w:t>
+              <w:t>Khách cấp thẻ và nạp tiền</w:t>
             </w:r>
           </w:p>
         </w:tc>
@@ -4010,7 +4016,16 @@
           <w:p>
             <w:r/>
             <w:r>
-              <w:t>Lập phiếu</w:t>
+              <w:t xml:space="preserve">Phần EPL đã quẹt </w:t>
+            </w:r>
+            <w:r>
+              <w:rPr>
+                <w:b/>
+              </w:rPr>
+              <w:t>trừ vào cước</w:t>
+            </w:r>
+            <w:r>
+              <w:t xml:space="preserve"> của khách đó</w:t>
             </w:r>
           </w:p>
         </w:tc>
@@ -4027,7 +4042,7 @@
                 <w:rFonts w:ascii="Consolas" w:hAnsi="Consolas"/>
                 <w:sz w:val="19"/>
               </w:rPr>
-              <w:t>PNK_HH</w:t>
+              <w:t>epl</w:t>
             </w:r>
           </w:p>
         </w:tc>
@@ -4038,10 +4053,7 @@
           <w:p>
             <w:r/>
             <w:r>
-              <w:rPr>
-                <w:b/>
-              </w:rPr>
-              <w:t>Phiếu nhập kho hàng</w:t>
+              <w:t>Quỹ Thà Bốc nạp</w:t>
             </w:r>
           </w:p>
         </w:tc>
@@ -4052,551 +4064,7 @@
           <w:p>
             <w:r/>
             <w:r>
-              <w:t>DO gom về tới bãi</w:t>
-            </w:r>
-          </w:p>
-        </w:tc>
-      </w:tr>
-      <w:tr>
-        <w:tc>
-          <w:tcPr>
-            <w:tcW w:type="dxa" w:w="2880"/>
-          </w:tcPr>
-          <w:p>
-            <w:r/>
-            <w:r>
-              <w:rPr>
-                <w:rFonts w:ascii="Consolas" w:hAnsi="Consolas"/>
-                <w:sz w:val="19"/>
-              </w:rPr>
-              <w:t>PXK_HH</w:t>
-            </w:r>
-          </w:p>
-        </w:tc>
-        <w:tc>
-          <w:tcPr>
-            <w:tcW w:type="dxa" w:w="2880"/>
-          </w:tcPr>
-          <w:p>
-            <w:r/>
-            <w:r>
-              <w:rPr>
-                <w:b/>
-              </w:rPr>
-              <w:t>Phiếu xuất kho hàng</w:t>
-            </w:r>
-          </w:p>
-        </w:tc>
-        <w:tc>
-          <w:tcPr>
-            <w:tcW w:type="dxa" w:w="2880"/>
-          </w:tcPr>
-          <w:p>
-            <w:r/>
-            <w:r>
-              <w:t>DO giao lấy hàng khỏi lô</w:t>
-            </w:r>
-          </w:p>
-        </w:tc>
-      </w:tr>
-      <w:tr>
-        <w:tc>
-          <w:tcPr>
-            <w:tcW w:type="dxa" w:w="2880"/>
-          </w:tcPr>
-          <w:p>
-            <w:r/>
-            <w:r>
-              <w:rPr>
-                <w:rFonts w:ascii="Consolas" w:hAnsi="Consolas"/>
-                <w:sz w:val="19"/>
-              </w:rPr>
-              <w:t>DC_HH</w:t>
-            </w:r>
-          </w:p>
-        </w:tc>
-        <w:tc>
-          <w:tcPr>
-            <w:tcW w:type="dxa" w:w="2880"/>
-          </w:tcPr>
-          <w:p>
-            <w:r/>
-            <w:r>
-              <w:rPr>
-                <w:b/>
-              </w:rPr>
-              <w:t>Phiếu điều chỉnh kho hàng</w:t>
-            </w:r>
-          </w:p>
-        </w:tc>
-        <w:tc>
-          <w:tcPr>
-            <w:tcW w:type="dxa" w:w="2880"/>
-          </w:tcPr>
-          <w:p>
-            <w:r/>
-            <w:r>
-              <w:t>Kế toán sửa tồn một lô có lý do</w:t>
-            </w:r>
-          </w:p>
-        </w:tc>
-      </w:tr>
-      <w:tr>
-        <w:tc>
-          <w:tcPr>
-            <w:tcW w:type="dxa" w:w="2880"/>
-          </w:tcPr>
-          <w:p>
-            <w:r/>
-            <w:r>
-              <w:rPr>
-                <w:rFonts w:ascii="Consolas" w:hAnsi="Consolas"/>
-                <w:sz w:val="19"/>
-              </w:rPr>
-              <w:t>PLNL</w:t>
-            </w:r>
-          </w:p>
-        </w:tc>
-        <w:tc>
-          <w:tcPr>
-            <w:tcW w:type="dxa" w:w="2880"/>
-          </w:tcPr>
-          <w:p>
-            <w:r/>
-            <w:r>
-              <w:t>Phiếu lĩnh nhiên liệu</w:t>
-            </w:r>
-          </w:p>
-        </w:tc>
-        <w:tc>
-          <w:tcPr>
-            <w:tcW w:type="dxa" w:w="2880"/>
-          </w:tcPr>
-          <w:p>
-            <w:r/>
-            <w:r>
-              <w:t>Bãi cấp phiếu QR cho tài xế</w:t>
-            </w:r>
-          </w:p>
-        </w:tc>
-      </w:tr>
-      <w:tr>
-        <w:tc>
-          <w:tcPr>
-            <w:tcW w:type="dxa" w:w="2880"/>
-          </w:tcPr>
-          <w:p>
-            <w:r/>
-            <w:r>
-              <w:rPr>
-                <w:rFonts w:ascii="Consolas" w:hAnsi="Consolas"/>
-                <w:sz w:val="19"/>
-              </w:rPr>
-              <w:t>PXK_NL</w:t>
-            </w:r>
-            <w:r>
-              <w:t xml:space="preserve"> / </w:t>
-            </w:r>
-            <w:r>
-              <w:rPr>
-                <w:rFonts w:ascii="Consolas" w:hAnsi="Consolas"/>
-                <w:sz w:val="19"/>
-              </w:rPr>
-              <w:t>PNK_NL</w:t>
-            </w:r>
-          </w:p>
-        </w:tc>
-        <w:tc>
-          <w:tcPr>
-            <w:tcW w:type="dxa" w:w="2880"/>
-          </w:tcPr>
-          <w:p>
-            <w:r/>
-            <w:r>
-              <w:t>Xuất / nhập kho nhiên liệu</w:t>
-            </w:r>
-          </w:p>
-        </w:tc>
-        <w:tc>
-          <w:tcPr>
-            <w:tcW w:type="dxa" w:w="2880"/>
-          </w:tcPr>
-          <w:p>
-            <w:r/>
-            <w:r>
-              <w:t>Thủ kho cấp dầu · nhập dầu</w:t>
-            </w:r>
-          </w:p>
-        </w:tc>
-      </w:tr>
-      <w:tr>
-        <w:tc>
-          <w:tcPr>
-            <w:tcW w:type="dxa" w:w="2880"/>
-          </w:tcPr>
-          <w:p>
-            <w:r/>
-            <w:r>
-              <w:rPr>
-                <w:rFonts w:ascii="Consolas" w:hAnsi="Consolas"/>
-                <w:sz w:val="19"/>
-              </w:rPr>
-              <w:t>PXK_PT</w:t>
-            </w:r>
-            <w:r>
-              <w:t xml:space="preserve"> / </w:t>
-            </w:r>
-            <w:r>
-              <w:rPr>
-                <w:rFonts w:ascii="Consolas" w:hAnsi="Consolas"/>
-                <w:sz w:val="19"/>
-              </w:rPr>
-              <w:t>PNK_PT</w:t>
-            </w:r>
-          </w:p>
-        </w:tc>
-        <w:tc>
-          <w:tcPr>
-            <w:tcW w:type="dxa" w:w="2880"/>
-          </w:tcPr>
-          <w:p>
-            <w:r/>
-            <w:r>
-              <w:t>Xuất / nhập kho phụ tùng</w:t>
-            </w:r>
-          </w:p>
-        </w:tc>
-        <w:tc>
-          <w:tcPr>
-            <w:tcW w:type="dxa" w:w="2880"/>
-          </w:tcPr>
-          <w:p>
-            <w:r/>
-            <w:r>
-              <w:t>Khai sửa chữa lấy kho · nhập phụ tùng</w:t>
-            </w:r>
-          </w:p>
-        </w:tc>
-      </w:tr>
-      <w:tr>
-        <w:tc>
-          <w:tcPr>
-            <w:tcW w:type="dxa" w:w="2880"/>
-          </w:tcPr>
-          <w:p>
-            <w:r/>
-            <w:r>
-              <w:rPr>
-                <w:rFonts w:ascii="Consolas" w:hAnsi="Consolas"/>
-                <w:sz w:val="19"/>
-              </w:rPr>
-              <w:t>PTU</w:t>
-            </w:r>
-            <w:r>
-              <w:t xml:space="preserve"> / </w:t>
-            </w:r>
-            <w:r>
-              <w:rPr>
-                <w:rFonts w:ascii="Consolas" w:hAnsi="Consolas"/>
-                <w:sz w:val="19"/>
-              </w:rPr>
-              <w:t>PC_TU</w:t>
-            </w:r>
-          </w:p>
-        </w:tc>
-        <w:tc>
-          <w:tcPr>
-            <w:tcW w:type="dxa" w:w="2880"/>
-          </w:tcPr>
-          <w:p>
-            <w:r/>
-            <w:r>
-              <w:t>Phiếu tạm ứng · chi tạm ứng</w:t>
-            </w:r>
-          </w:p>
-        </w:tc>
-        <w:tc>
-          <w:tcPr>
-            <w:tcW w:type="dxa" w:w="2880"/>
-          </w:tcPr>
-          <w:p>
-            <w:r/>
-            <w:r>
-              <w:t>Bãi lập · quỹ chi</w:t>
-            </w:r>
-          </w:p>
-        </w:tc>
-      </w:tr>
-      <w:tr>
-        <w:tc>
-          <w:tcPr>
-            <w:tcW w:type="dxa" w:w="2880"/>
-          </w:tcPr>
-          <w:p>
-            <w:r/>
-            <w:r>
-              <w:rPr>
-                <w:rFonts w:ascii="Consolas" w:hAnsi="Consolas"/>
-                <w:sz w:val="19"/>
-              </w:rPr>
-              <w:t>PC_SC</w:t>
-            </w:r>
-          </w:p>
-        </w:tc>
-        <w:tc>
-          <w:tcPr>
-            <w:tcW w:type="dxa" w:w="2880"/>
-          </w:tcPr>
-          <w:p>
-            <w:r/>
-            <w:r>
-              <w:t>Chi sửa chữa, chi khác</w:t>
-            </w:r>
-          </w:p>
-        </w:tc>
-        <w:tc>
-          <w:tcPr>
-            <w:tcW w:type="dxa" w:w="2880"/>
-          </w:tcPr>
-          <w:p>
-            <w:r/>
-            <w:r>
-              <w:t>Quỹ chi mục V, VI</w:t>
-            </w:r>
-          </w:p>
-        </w:tc>
-      </w:tr>
-      <w:tr>
-        <w:tc>
-          <w:tcPr>
-            <w:tcW w:type="dxa" w:w="2880"/>
-          </w:tcPr>
-          <w:p>
-            <w:r/>
-            <w:r>
-              <w:rPr>
-                <w:rFonts w:ascii="Consolas" w:hAnsi="Consolas"/>
-                <w:sz w:val="19"/>
-              </w:rPr>
-              <w:t>PC_NCC</w:t>
-            </w:r>
-          </w:p>
-        </w:tc>
-        <w:tc>
-          <w:tcPr>
-            <w:tcW w:type="dxa" w:w="2880"/>
-          </w:tcPr>
-          <w:p>
-            <w:r/>
-            <w:r>
-              <w:t>Chi trả nhà cung cấp</w:t>
-            </w:r>
-          </w:p>
-        </w:tc>
-        <w:tc>
-          <w:tcPr>
-            <w:tcW w:type="dxa" w:w="2880"/>
-          </w:tcPr>
-          <w:p>
-            <w:r/>
-            <w:r>
-              <w:t>Trả theo đợt</w:t>
-            </w:r>
-          </w:p>
-        </w:tc>
-      </w:tr>
-      <w:tr>
-        <w:tc>
-          <w:tcPr>
-            <w:tcW w:type="dxa" w:w="2880"/>
-          </w:tcPr>
-          <w:p>
-            <w:r/>
-            <w:r>
-              <w:rPr>
-                <w:rFonts w:ascii="Consolas" w:hAnsi="Consolas"/>
-                <w:sz w:val="19"/>
-              </w:rPr>
-              <w:t>PC_CX</w:t>
-            </w:r>
-          </w:p>
-        </w:tc>
-        <w:tc>
-          <w:tcPr>
-            <w:tcW w:type="dxa" w:w="2880"/>
-          </w:tcPr>
-          <w:p>
-            <w:r/>
-            <w:r>
-              <w:t>Chi trả chủ xe liên kết</w:t>
-            </w:r>
-          </w:p>
-        </w:tc>
-        <w:tc>
-          <w:tcPr>
-            <w:tcW w:type="dxa" w:w="2880"/>
-          </w:tcPr>
-          <w:p>
-            <w:r/>
-            <w:r>
-              <w:t>Quỹ bấm trả chủ xe</w:t>
-            </w:r>
-          </w:p>
-        </w:tc>
-      </w:tr>
-      <w:tr>
-        <w:tc>
-          <w:tcPr>
-            <w:tcW w:type="dxa" w:w="2880"/>
-          </w:tcPr>
-          <w:p>
-            <w:r/>
-            <w:r>
-              <w:rPr>
-                <w:rFonts w:ascii="Consolas" w:hAnsi="Consolas"/>
-                <w:sz w:val="19"/>
-              </w:rPr>
-              <w:t>HD</w:t>
-            </w:r>
-            <w:r>
-              <w:t xml:space="preserve"> / </w:t>
-            </w:r>
-            <w:r>
-              <w:rPr>
-                <w:rFonts w:ascii="Consolas" w:hAnsi="Consolas"/>
-                <w:sz w:val="19"/>
-              </w:rPr>
-              <w:t>PT</w:t>
-            </w:r>
-          </w:p>
-        </w:tc>
-        <w:tc>
-          <w:tcPr>
-            <w:tcW w:type="dxa" w:w="2880"/>
-          </w:tcPr>
-          <w:p>
-            <w:r/>
-            <w:r>
-              <w:t>Hoá đơn · phiếu thu khách</w:t>
-            </w:r>
-          </w:p>
-        </w:tc>
-        <w:tc>
-          <w:tcPr>
-            <w:tcW w:type="dxa" w:w="2880"/>
-          </w:tcPr>
-          <w:p>
-            <w:r/>
-            <w:r>
-              <w:t>KT doanh thu</w:t>
-            </w:r>
-          </w:p>
-        </w:tc>
-      </w:tr>
-      <w:tr>
-        <w:tc>
-          <w:tcPr>
-            <w:tcW w:type="dxa" w:w="2880"/>
-          </w:tcPr>
-          <w:p>
-            <w:r/>
-            <w:r>
-              <w:rPr>
-                <w:rFonts w:ascii="Consolas" w:hAnsi="Consolas"/>
-                <w:sz w:val="19"/>
-              </w:rPr>
-              <w:t>TT_CHI</w:t>
-            </w:r>
-            <w:r>
-              <w:t xml:space="preserve"> / </w:t>
-            </w:r>
-            <w:r>
-              <w:rPr>
-                <w:rFonts w:ascii="Consolas" w:hAnsi="Consolas"/>
-                <w:sz w:val="19"/>
-              </w:rPr>
-              <w:t>TT_THU</w:t>
-            </w:r>
-          </w:p>
-        </w:tc>
-        <w:tc>
-          <w:tcPr>
-            <w:tcW w:type="dxa" w:w="2880"/>
-          </w:tcPr>
-          <w:p>
-            <w:r/>
-            <w:r>
-              <w:t>Tất toán tài xế</w:t>
-            </w:r>
-          </w:p>
-        </w:tc>
-        <w:tc>
-          <w:tcPr>
-            <w:tcW w:type="dxa" w:w="2880"/>
-          </w:tcPr>
-          <w:p>
-            <w:r/>
-            <w:r>
-              <w:t>Chốt tháng</w:t>
-            </w:r>
-          </w:p>
-        </w:tc>
-      </w:tr>
-      <w:tr>
-        <w:tc>
-          <w:tcPr>
-            <w:tcW w:type="dxa" w:w="2880"/>
-          </w:tcPr>
-          <w:p>
-            <w:r/>
-            <w:r>
-              <w:rPr>
-                <w:rFonts w:ascii="Consolas" w:hAnsi="Consolas"/>
-                <w:sz w:val="19"/>
-              </w:rPr>
-              <w:t>PXK_BAN</w:t>
-            </w:r>
-            <w:r>
-              <w:t xml:space="preserve"> / </w:t>
-            </w:r>
-            <w:r>
-              <w:rPr>
-                <w:rFonts w:ascii="Consolas" w:hAnsi="Consolas"/>
-                <w:sz w:val="19"/>
-              </w:rPr>
-              <w:t>HD_BAN</w:t>
-            </w:r>
-            <w:r>
-              <w:t xml:space="preserve"> / </w:t>
-            </w:r>
-            <w:r>
-              <w:rPr>
-                <w:rFonts w:ascii="Consolas" w:hAnsi="Consolas"/>
-                <w:sz w:val="19"/>
-              </w:rPr>
-              <w:t>PT_BAN</w:t>
-            </w:r>
-          </w:p>
-        </w:tc>
-        <w:tc>
-          <w:tcPr>
-            <w:tcW w:type="dxa" w:w="2880"/>
-          </w:tcPr>
-          <w:p>
-            <w:r/>
-            <w:r>
-              <w:t>Bán phụ tùng, xăng dầu ra ngoài</w:t>
-            </w:r>
-          </w:p>
-        </w:tc>
-        <w:tc>
-          <w:tcPr>
-            <w:tcW w:type="dxa" w:w="2880"/>
-          </w:tcPr>
-          <w:p>
-            <w:r/>
-            <w:r>
-              <w:t>Màn Bán hàng</w:t>
+              <w:t>Là chi phí của EPL như mọi khoản đi đường</w:t>
             </w:r>
           </w:p>
         </w:tc>
@@ -4608,33 +4076,7 @@
         <w:jc w:val="both"/>
       </w:pPr>
       <w:r>
-        <w:rPr>
-          <w:b/>
-        </w:rPr>
-        <w:t>Đẩy sang kế toán</w:t>
-      </w:r>
-      <w:r>
-        <w:t xml:space="preserve">: mỗi tờ là một </w:t>
-      </w:r>
-      <w:r>
-        <w:rPr>
-          <w:rFonts w:ascii="Consolas" w:hAnsi="Consolas"/>
-          <w:sz w:val="19"/>
-        </w:rPr>
-        <w:t>POST {api}/api/v1/epl-lao/vouchers</w:t>
-      </w:r>
-      <w:r>
-        <w:t xml:space="preserve"> với </w:t>
-      </w:r>
-      <w:r>
-        <w:rPr>
-          <w:rFonts w:ascii="Consolas" w:hAnsi="Consolas"/>
-          <w:sz w:val="19"/>
-        </w:rPr>
-        <w:t>ref</w:t>
-      </w:r>
-      <w:r>
-        <w:t xml:space="preserve"> = số chứng từ làm khoá chống</w:t>
+        <w:t>Thẻ là một "kho tiền" nhỏ, ghi giống kho nhiên liệu: nạp tiền là một dòng; qua trạm là một dòng, và</w:t>
       </w:r>
     </w:p>
     <w:p>
@@ -4642,17 +4084,13 @@
         <w:jc w:val="both"/>
       </w:pPr>
       <w:r>
-        <w:t xml:space="preserve">trùng; bên kia trả </w:t>
-      </w:r>
-      <w:r>
         <w:rPr>
-          <w:rFonts w:ascii="Consolas" w:hAnsi="Consolas"/>
-          <w:sz w:val="19"/>
+          <w:b/>
         </w:rPr>
-        <w:t>id</w:t>
-      </w:r>
-      <w:r>
-        <w:t xml:space="preserve"> thì tờ đánh đã đẩy và giữ mã đó; trả lỗi thì tờ giữ nguyên, ghi câu lỗi lên dòng để bấm lại.</w:t>
+        <w:t>chỉ sinh khi kế toán GHI SỔ mục IV</w:t>
+      </w:r>
+      <w:r>
+        <w:t xml:space="preserve"> — đúng lúc dòng xuất kho nhiên liệu được sinh. Trước đó dòng</w:t>
       </w:r>
     </w:p>
     <w:p>
@@ -4660,27 +4098,17 @@
         <w:jc w:val="both"/>
       </w:pPr>
       <w:r>
-        <w:t xml:space="preserve">Hợp đồng JSON đầy đủ gửi anh Khang ở </w:t>
+        <w:t xml:space="preserve">chi còn sửa tới sửa lui, trừ sớm thì số dư nhảy loạn; </w:t>
       </w:r>
       <w:r>
         <w:rPr>
           <w:rFonts w:ascii="Consolas" w:hAnsi="Consolas"/>
           <w:sz w:val="19"/>
         </w:rPr>
-        <w:t>HOP_DONG_API_ANH_KHANG.md</w:t>
-      </w:r>
-      <w:r>
-        <w:t xml:space="preserve">; lớp đẩy ở </w:t>
-      </w:r>
-      <w:r>
-        <w:rPr>
-          <w:rFonts w:ascii="Consolas" w:hAnsi="Consolas"/>
-          <w:sz w:val="19"/>
-        </w:rPr>
-        <w:t>services/day_ke_toan.py</w:t>
-      </w:r>
-      <w:r>
-        <w:t>.</w:t>
+        <w:t>trip_expenses.card_move_id</w:t>
+      </w:r>
+      <w:r>
+        <w:t xml:space="preserve"> bảo đảm không trừ</w:t>
       </w:r>
     </w:p>
     <w:p>
@@ -4688,16 +4116,7 @@
         <w:jc w:val="both"/>
       </w:pPr>
       <w:r>
-        <w:t xml:space="preserve">Định khoản là </w:t>
-      </w:r>
-      <w:r>
-        <w:rPr>
-          <w:b/>
-        </w:rPr>
-        <w:t>gợi ý</w:t>
-      </w:r>
-      <w:r>
-        <w:t xml:space="preserve"> theo quy trình của họ, không phải sổ kế toán: bên mình không ghi bút toán,</w:t>
+        <w:t>hai lần, và dòng đã trừ thẻ thì không xoá lặng lẽ khỏi phiếu được. Số dư sổ lệch với trạm (ai đó quẹt</w:t>
       </w:r>
     </w:p>
     <w:p>
@@ -4705,7 +4124,16 @@
         <w:jc w:val="both"/>
       </w:pPr>
       <w:r>
-        <w:t>không cộng sổ. Mã tài khoản (anh Khampla trả lời 22/09, theo sá-la-ban kế toán doanh nghiệp Lào): kho</w:t>
+        <w:t xml:space="preserve">mà không khai) thì ghi một dòng </w:t>
+      </w:r>
+      <w:r>
+        <w:rPr>
+          <w:b/>
+        </w:rPr>
+        <w:t>điều chỉnh kèm lý do</w:t>
+      </w:r>
+      <w:r>
+        <w:t>, không sửa thẳng con số.</w:t>
       </w:r>
     </w:p>
     <w:p>
@@ -4714,33 +4142,12 @@
       </w:pPr>
       <w:r>
         <w:rPr>
-          <w:rFonts w:ascii="Consolas" w:hAnsi="Consolas"/>
-          <w:sz w:val="19"/>
+          <w:b/>
         </w:rPr>
-        <w:t>1371</w:t>
-      </w:r>
-      <w:r>
-        <w:t xml:space="preserve"> (con của 137), nhà cung cấp </w:t>
-      </w:r>
-      <w:r>
-        <w:rPr>
-          <w:rFonts w:ascii="Consolas" w:hAnsi="Consolas"/>
-          <w:sz w:val="19"/>
-        </w:rPr>
-        <w:t>4021</w:t>
-      </w:r>
-      <w:r>
-        <w:t xml:space="preserve"> (con của 402, tách theo NCC), tiền mặt Kíp </w:t>
-      </w:r>
-      <w:r>
-        <w:rPr>
-          <w:rFonts w:ascii="Consolas" w:hAnsi="Consolas"/>
-          <w:sz w:val="19"/>
-        </w:rPr>
-        <w:t>1011</w:t>
-      </w:r>
-      <w:r>
-        <w:t>, tiền mặt</w:t>
+        <w:t>2. Nợ trạm dầu Việt Nam</w:t>
+      </w:r>
+      <w:r>
+        <w:t xml:space="preserve"> (C5.1). Tài xế đổ dầu bên Việt Nam có hai cách trả, và phần mềm phải phân</w:t>
       </w:r>
     </w:p>
     <w:p>
@@ -4748,37 +4155,25 @@
         <w:jc w:val="both"/>
       </w:pPr>
       <w:r>
-        <w:t xml:space="preserve">ngoại tệ </w:t>
+        <w:t xml:space="preserve">biệt được: </w:t>
       </w:r>
       <w:r>
         <w:rPr>
-          <w:rFonts w:ascii="Consolas" w:hAnsi="Consolas"/>
-          <w:sz w:val="19"/>
+          <w:b/>
         </w:rPr>
-        <w:t>1012</w:t>
-      </w:r>
-      <w:r>
-        <w:t xml:space="preserve">, ngân hàng Kíp </w:t>
+        <w:t>trả tiền mặt tại trạm</w:t>
+      </w:r>
+      <w:r>
+        <w:t xml:space="preserve"> (EPL không nợ ai) hay </w:t>
       </w:r>
       <w:r>
         <w:rPr>
-          <w:rFonts w:ascii="Consolas" w:hAnsi="Consolas"/>
-          <w:sz w:val="19"/>
+          <w:b/>
         </w:rPr>
-        <w:t>1021</w:t>
-      </w:r>
-      <w:r>
-        <w:t xml:space="preserve">, ngân hàng ngoại tệ </w:t>
-      </w:r>
-      <w:r>
-        <w:rPr>
-          <w:rFonts w:ascii="Consolas" w:hAnsi="Consolas"/>
-          <w:sz w:val="19"/>
-        </w:rPr>
-        <w:t>1022</w:t>
-      </w:r>
-      <w:r>
-        <w:t xml:space="preserve"> — vế tiền chọn tự động theo cách thu/chi</w:t>
+        <w:t>trạm ghi sổ</w:t>
+      </w:r>
+      <w:r>
+        <w:t xml:space="preserve"> — ô *Ghi nợ tại trạm* trên</w:t>
       </w:r>
     </w:p>
     <w:p>
@@ -4786,27 +4181,7 @@
         <w:jc w:val="both"/>
       </w:pPr>
       <w:r>
-        <w:t xml:space="preserve">và tiền tệ của tờ; phải thu </w:t>
-      </w:r>
-      <w:r>
-        <w:rPr>
-          <w:rFonts w:ascii="Consolas" w:hAnsi="Consolas"/>
-          <w:sz w:val="19"/>
-        </w:rPr>
-        <w:t>1211</w:t>
-      </w:r>
-      <w:r>
-        <w:t xml:space="preserve">, doanh thu </w:t>
-      </w:r>
-      <w:r>
-        <w:rPr>
-          <w:rFonts w:ascii="Consolas" w:hAnsi="Consolas"/>
-          <w:sz w:val="19"/>
-        </w:rPr>
-        <w:t>70</w:t>
-      </w:r>
-      <w:r>
-        <w:t>,</w:t>
+        <w:t>dòng chi. Dòng đổ ở trạm ngoài tự mang nhà cung cấp của trạm, nên công nợ tra được thẳng từ dòng chi;</w:t>
       </w:r>
     </w:p>
     <w:p>
@@ -4814,46 +4189,16 @@
         <w:jc w:val="both"/>
       </w:pPr>
       <w:r>
-        <w:t xml:space="preserve">chi phí </w:t>
-      </w:r>
-      <w:r>
-        <w:rPr>
-          <w:rFonts w:ascii="Consolas" w:hAnsi="Consolas"/>
-          <w:sz w:val="19"/>
-        </w:rPr>
-        <w:t>625</w:t>
-      </w:r>
-      <w:r>
-        <w:t xml:space="preserve"> (xe nhà) / </w:t>
-      </w:r>
-      <w:r>
-        <w:rPr>
-          <w:rFonts w:ascii="Consolas" w:hAnsi="Consolas"/>
-          <w:sz w:val="19"/>
-        </w:rPr>
-        <w:t>614</w:t>
-      </w:r>
-      <w:r>
-        <w:t xml:space="preserve"> (sửa chữa) / </w:t>
-      </w:r>
-      <w:r>
-        <w:rPr>
-          <w:rFonts w:ascii="Consolas" w:hAnsi="Consolas"/>
-          <w:sz w:val="19"/>
-        </w:rPr>
-        <w:t>4022</w:t>
-      </w:r>
-      <w:r>
-        <w:t xml:space="preserve"> (xe liên kết). </w:t>
+        <w:t xml:space="preserve">công nợ trạm </w:t>
       </w:r>
       <w:r>
         <w:rPr>
           <w:b/>
         </w:rPr>
-        <w:t>Mã tiền mặt và ngân hàng chưa có</w:t>
-      </w:r>
-      <w:r>
-        <w:t xml:space="preserve"> —</w:t>
+        <w:t>chỉ gồm phần ghi nợ</w:t>
+      </w:r>
+      <w:r>
+        <w:t>. Trạm nào cuối tháng cấn trừ vào cước khách nào thì ghi khách đó</w:t>
       </w:r>
     </w:p>
     <w:p>
@@ -4861,17 +4206,7 @@
         <w:jc w:val="both"/>
       </w:pPr>
       <w:r>
-        <w:t xml:space="preserve">để trống tên, chờ bên kế toán cấp (hàng khách gửi, giá vốn). Tất cả nằm ở </w:t>
-      </w:r>
-      <w:r>
-        <w:rPr>
-          <w:rFonts w:ascii="Consolas" w:hAnsi="Consolas"/>
-          <w:sz w:val="19"/>
-        </w:rPr>
-        <w:t>services/chung_tu.py</w:t>
-      </w:r>
-      <w:r>
-        <w:t>.</w:t>
+        <w:t>trong hồ sơ nhà cung cấp.</w:t>
       </w:r>
     </w:p>
     <w:p>
@@ -4879,18 +4214,23 @@
         <w:jc w:val="both"/>
       </w:pPr>
       <w:r>
-        <w:t>---</w:t>
-      </w:r>
-    </w:p>
-    <w:p>
-      <w:pPr>
-        <w:pStyle w:val="Title"/>
-      </w:pPr>
-      <w:r>
         <w:rPr>
-          <w:color w:val="145C4A"/>
+          <w:b/>
         </w:rPr>
-        <w:t>B. Cơ sở dữ liệu</w:t>
+        <w:t>Bảng cấn trừ cuối tháng</w:t>
+      </w:r>
+      <w:r>
+        <w:t xml:space="preserve"> (màn *Theo dõi nhà cung cấp*, </w:t>
+      </w:r>
+      <w:r>
+        <w:rPr>
+          <w:rFonts w:ascii="Consolas" w:hAnsi="Consolas"/>
+          <w:sz w:val="19"/>
+        </w:rPr>
+        <w:t>GET /api/bao-cao/can-tru?thang=</w:t>
+      </w:r>
+      <w:r>
+        <w:t>) đặt ba</w:t>
       </w:r>
     </w:p>
     <w:p>
@@ -4898,36 +4238,34 @@
         <w:jc w:val="both"/>
       </w:pPr>
       <w:r>
-        <w:t xml:space="preserve">PostgreSQL, DB riêng </w:t>
+        <w:t xml:space="preserve">con số cạnh nhau cho từng khách: </w:t>
       </w:r>
       <w:r>
         <w:rPr>
           <w:b/>
         </w:rPr>
-        <w:t>`epl_lao`</w:t>
-      </w:r>
-      <w:r>
-        <w:t xml:space="preserve">, khai trong </w:t>
+        <w:t>cước phải thu</w:t>
+      </w:r>
+      <w:r>
+        <w:t xml:space="preserve"> · </w:t>
       </w:r>
       <w:r>
         <w:rPr>
-          <w:rFonts w:ascii="Consolas" w:hAnsi="Consolas"/>
-          <w:sz w:val="19"/>
+          <w:b/>
         </w:rPr>
-        <w:t>.env</w:t>
-      </w:r>
-      <w:r>
-        <w:t xml:space="preserve"> (</w:t>
+        <w:t>khách trả hộ qua thẻ</w:t>
+      </w:r>
+      <w:r>
+        <w:t xml:space="preserve"> · </w:t>
       </w:r>
       <w:r>
         <w:rPr>
-          <w:rFonts w:ascii="Consolas" w:hAnsi="Consolas"/>
-          <w:sz w:val="19"/>
+          <w:b/>
         </w:rPr>
-        <w:t>DATABASE_URL</w:t>
-      </w:r>
-      <w:r>
-        <w:t>, không commit). Không có tầng</w:t>
+        <w:t>nợ trạm dầu VN</w:t>
+      </w:r>
+      <w:r>
+        <w:t xml:space="preserve"> →</w:t>
       </w:r>
     </w:p>
     <w:p>
@@ -4935,37 +4273,24 @@
         <w:jc w:val="both"/>
       </w:pPr>
       <w:r>
-        <w:t xml:space="preserve">migration: </w:t>
-      </w:r>
-      <w:r>
         <w:rPr>
-          <w:rFonts w:ascii="Consolas" w:hAnsi="Consolas"/>
-          <w:sz w:val="19"/>
+          <w:b/>
         </w:rPr>
-        <w:t>tao_bang()</w:t>
-      </w:r>
-      <w:r>
-        <w:t xml:space="preserve"> trong </w:t>
-      </w:r>
+        <w:t>còn phải thu</w:t>
+      </w:r>
+      <w:r>
+        <w:t>. Bên mình chỉ ghi và hiện; bút toán cấn trừ là việc của bên kế toán anh Khang.</w:t>
+      </w:r>
+    </w:p>
+    <w:p>
+      <w:pPr>
+        <w:pStyle w:val="Heading1"/>
+      </w:pPr>
       <w:r>
         <w:rPr>
-          <w:rFonts w:ascii="Consolas" w:hAnsi="Consolas"/>
-          <w:sz w:val="19"/>
+          <w:color w:val="145C4A"/>
         </w:rPr>
-        <w:t>database.py</w:t>
-      </w:r>
-      <w:r>
-        <w:t xml:space="preserve"> chạy </w:t>
-      </w:r>
-      <w:r>
-        <w:rPr>
-          <w:rFonts w:ascii="Consolas" w:hAnsi="Consolas"/>
-          <w:sz w:val="19"/>
-        </w:rPr>
-        <w:t>create_all</w:t>
-      </w:r>
-      <w:r>
-        <w:t xml:space="preserve"> rồi **so cột model với cột thật và ALTER</w:t>
+        <w:t>A6. Sổ chứng từ</w:t>
       </w:r>
     </w:p>
     <w:p>
@@ -4973,7 +4298,26 @@
         <w:jc w:val="both"/>
       </w:pPr>
       <w:r>
-        <w:t>TABLE ADD COLUMN** cho phần thiếu — chỉ thêm, không đổi kiểu, không xoá, nên không bao giờ mất dữ liệu.</w:t>
+        <w:t xml:space="preserve">Mỗi bước sinh tiền hoặc hàng để lại </w:t>
+      </w:r>
+      <w:r>
+        <w:rPr>
+          <w:b/>
+        </w:rPr>
+        <w:t>một tờ có số</w:t>
+      </w:r>
+      <w:r>
+        <w:t xml:space="preserve"> cho kế toán kéo về (</w:t>
+      </w:r>
+      <w:r>
+        <w:rPr>
+          <w:rFonts w:ascii="Consolas" w:hAnsi="Consolas"/>
+          <w:sz w:val="19"/>
+        </w:rPr>
+        <w:t>GET /api/chung-tu</w:t>
+      </w:r>
+      <w:r>
+        <w:t>), số dạng</w:t>
       </w:r>
     </w:p>
     <w:p>
@@ -4981,18 +4325,14 @@
         <w:jc w:val="both"/>
       </w:pPr>
       <w:r>
-        <w:t>40 bảng, nhóm theo việc:</w:t>
-      </w:r>
-    </w:p>
-    <w:p>
-      <w:pPr>
-        <w:pStyle w:val="Heading1"/>
-      </w:pPr>
-      <w:r>
         <w:rPr>
-          <w:color w:val="145C4A"/>
+          <w:rFonts w:ascii="Consolas" w:hAnsi="Consolas"/>
+          <w:sz w:val="19"/>
         </w:rPr>
-        <w:t>B1. Người dùng và danh mục</w:t>
+        <w:t>LOAI/YYMM/000n</w:t>
+      </w:r>
+      <w:r>
+        <w:t>:</w:t>
       </w:r>
     </w:p>
     <w:tbl>
@@ -5021,7 +4361,7 @@
               <w:rPr>
                 <w:b/>
               </w:rPr>
-              <w:t>Bảng</w:t>
+              <w:t>Mã</w:t>
             </w:r>
           </w:p>
         </w:tc>
@@ -5039,7 +4379,7 @@
               <w:rPr>
                 <w:b/>
               </w:rPr>
-              <w:t>Giữ gì</w:t>
+              <w:t>Tờ</w:t>
             </w:r>
           </w:p>
         </w:tc>
@@ -5057,7 +4397,7 @@
               <w:rPr>
                 <w:b/>
               </w:rPr>
-              <w:t>Cột đáng chú ý</w:t>
+              <w:t>Sinh khi</w:t>
             </w:r>
           </w:p>
         </w:tc>
@@ -5074,7 +4414,7 @@
                 <w:rFonts w:ascii="Consolas" w:hAnsi="Consolas"/>
                 <w:sz w:val="19"/>
               </w:rPr>
-              <w:t>users</w:t>
+              <w:t>DO</w:t>
             </w:r>
           </w:p>
         </w:tc>
@@ -5085,7 +4425,7 @@
           <w:p>
             <w:r/>
             <w:r>
-              <w:t>Tài khoản và vai</w:t>
+              <w:t>Phiếu xuất xe</w:t>
             </w:r>
           </w:p>
         </w:tc>
@@ -5096,34 +4436,7 @@
           <w:p>
             <w:r/>
             <w:r>
-              <w:rPr>
-                <w:rFonts w:ascii="Consolas" w:hAnsi="Consolas"/>
-                <w:sz w:val="19"/>
-              </w:rPr>
-              <w:t>role</w:t>
-            </w:r>
-            <w:r>
-              <w:t xml:space="preserve"> (10 vai), </w:t>
-            </w:r>
-            <w:r>
-              <w:rPr>
-                <w:rFonts w:ascii="Consolas" w:hAnsi="Consolas"/>
-                <w:sz w:val="19"/>
-              </w:rPr>
-              <w:t>driver_id</w:t>
-            </w:r>
-            <w:r>
-              <w:t xml:space="preserve">, </w:t>
-            </w:r>
-            <w:r>
-              <w:rPr>
-                <w:rFonts w:ascii="Consolas" w:hAnsi="Consolas"/>
-                <w:sz w:val="19"/>
-              </w:rPr>
-              <w:t>place_id</w:t>
-            </w:r>
-            <w:r>
-              <w:t xml:space="preserve"> (thủ kho gắn điểm đổ)</w:t>
+              <w:t>Lập phiếu</w:t>
             </w:r>
           </w:p>
         </w:tc>
@@ -5140,7 +4453,7 @@
                 <w:rFonts w:ascii="Consolas" w:hAnsi="Consolas"/>
                 <w:sz w:val="19"/>
               </w:rPr>
-              <w:t>customers</w:t>
+              <w:t>PNK_HH</w:t>
             </w:r>
           </w:p>
         </w:tc>
@@ -5151,7 +4464,10 @@
           <w:p>
             <w:r/>
             <w:r>
-              <w:t>Khách nhận quặng</w:t>
+              <w:rPr>
+                <w:b/>
+              </w:rPr>
+              <w:t>Phiếu nhập kho hàng</w:t>
             </w:r>
           </w:p>
         </w:tc>
@@ -5162,31 +4478,7 @@
           <w:p>
             <w:r/>
             <w:r>
-              <w:rPr>
-                <w:rFonts w:ascii="Consolas" w:hAnsi="Consolas"/>
-                <w:sz w:val="19"/>
-              </w:rPr>
-              <w:t>name</w:t>
-            </w:r>
-            <w:r>
-              <w:t xml:space="preserve">, </w:t>
-            </w:r>
-            <w:r>
-              <w:rPr>
-                <w:rFonts w:ascii="Consolas" w:hAnsi="Consolas"/>
-                <w:sz w:val="19"/>
-              </w:rPr>
-              <w:t>phone</w:t>
-            </w:r>
-            <w:r>
-              <w:t xml:space="preserve">, </w:t>
-            </w:r>
-            <w:r>
-              <w:rPr>
-                <w:rFonts w:ascii="Consolas" w:hAnsi="Consolas"/>
-                <w:sz w:val="19"/>
-              </w:rPr>
-              <w:t>active</w:t>
+              <w:t>DO gom về tới bãi</w:t>
             </w:r>
           </w:p>
         </w:tc>
@@ -5203,7 +4495,7 @@
                 <w:rFonts w:ascii="Consolas" w:hAnsi="Consolas"/>
                 <w:sz w:val="19"/>
               </w:rPr>
-              <w:t>customer_rates</w:t>
+              <w:t>PXK_HH</w:t>
             </w:r>
           </w:p>
         </w:tc>
@@ -5217,7 +4509,7 @@
               <w:rPr>
                 <w:b/>
               </w:rPr>
-              <w:t>Bảng giá khách × tuyến</w:t>
+              <w:t>Phiếu xuất kho hàng</w:t>
             </w:r>
           </w:p>
         </w:tc>
@@ -5228,89 +4520,7 @@
           <w:p>
             <w:r/>
             <w:r>
-              <w:rPr>
-                <w:rFonts w:ascii="Consolas" w:hAnsi="Consolas"/>
-                <w:sz w:val="19"/>
-              </w:rPr>
-              <w:t>price</w:t>
-            </w:r>
-            <w:r>
-              <w:t xml:space="preserve"> + </w:t>
-            </w:r>
-            <w:r>
-              <w:rPr>
-                <w:b/>
-              </w:rPr>
-              <w:t>`price_ccy`</w:t>
-            </w:r>
-            <w:r>
-              <w:t xml:space="preserve"> + </w:t>
-            </w:r>
-            <w:r>
-              <w:rPr>
-                <w:b/>
-              </w:rPr>
-              <w:t>`price_mode`</w:t>
-            </w:r>
-            <w:r>
-              <w:t xml:space="preserve"> (</w:t>
-            </w:r>
-            <w:r>
-              <w:rPr>
-                <w:rFonts w:ascii="Consolas" w:hAnsi="Consolas"/>
-                <w:sz w:val="19"/>
-              </w:rPr>
-              <w:t>ton</w:t>
-            </w:r>
-            <w:r>
-              <w:t xml:space="preserve"> theo tấn · </w:t>
-            </w:r>
-            <w:r>
-              <w:rPr>
-                <w:rFonts w:ascii="Consolas" w:hAnsi="Consolas"/>
-                <w:sz w:val="19"/>
-              </w:rPr>
-              <w:t>chuyen</w:t>
-            </w:r>
-            <w:r>
-              <w:t xml:space="preserve"> trọn chuyến), </w:t>
-            </w:r>
-            <w:r>
-              <w:rPr>
-                <w:rFonts w:ascii="Consolas" w:hAnsi="Consolas"/>
-                <w:sz w:val="19"/>
-              </w:rPr>
-              <w:t>hire_price</w:t>
-            </w:r>
-            <w:r>
-              <w:t xml:space="preserve"> + </w:t>
-            </w:r>
-            <w:r>
-              <w:rPr>
-                <w:rFonts w:ascii="Consolas" w:hAnsi="Consolas"/>
-                <w:sz w:val="19"/>
-              </w:rPr>
-              <w:t>hire_ccy</w:t>
-            </w:r>
-            <w:r>
-              <w:t xml:space="preserve">, </w:t>
-            </w:r>
-            <w:r>
-              <w:rPr>
-                <w:rFonts w:ascii="Consolas" w:hAnsi="Consolas"/>
-                <w:sz w:val="19"/>
-              </w:rPr>
-              <w:t>valid_from</w:t>
-            </w:r>
-            <w:r>
-              <w:t xml:space="preserve">, </w:t>
-            </w:r>
-            <w:r>
-              <w:rPr>
-                <w:rFonts w:ascii="Consolas" w:hAnsi="Consolas"/>
-                <w:sz w:val="19"/>
-              </w:rPr>
-              <w:t>goods_type</w:t>
+              <w:t>DO giao lấy hàng khỏi lô</w:t>
             </w:r>
           </w:p>
         </w:tc>
@@ -5327,7 +4537,7 @@
                 <w:rFonts w:ascii="Consolas" w:hAnsi="Consolas"/>
                 <w:sz w:val="19"/>
               </w:rPr>
-              <w:t>owners</w:t>
+              <w:t>DC_HH</w:t>
             </w:r>
           </w:p>
         </w:tc>
@@ -5341,10 +4551,7 @@
               <w:rPr>
                 <w:b/>
               </w:rPr>
-              <w:t>Chủ xe liên kết</w:t>
-            </w:r>
-            <w:r>
-              <w:t xml:space="preserve"> (anh Khampla C4.2 · C4.3)</w:t>
+              <w:t>Phiếu điều chỉnh kho hàng</w:t>
             </w:r>
           </w:p>
         </w:tc>
@@ -5355,110 +4562,7 @@
           <w:p>
             <w:r/>
             <w:r>
-              <w:rPr>
-                <w:rFonts w:ascii="Consolas" w:hAnsi="Consolas"/>
-                <w:sz w:val="19"/>
-              </w:rPr>
-              <w:t>name</w:t>
-            </w:r>
-            <w:r>
-              <w:t xml:space="preserve">, </w:t>
-            </w:r>
-            <w:r>
-              <w:rPr>
-                <w:rFonts w:ascii="Consolas" w:hAnsi="Consolas"/>
-                <w:sz w:val="19"/>
-              </w:rPr>
-              <w:t>phone</w:t>
-            </w:r>
-            <w:r>
-              <w:t xml:space="preserve">, </w:t>
-            </w:r>
-            <w:r>
-              <w:rPr>
-                <w:b/>
-              </w:rPr>
-              <w:t>`fee_pct`</w:t>
-            </w:r>
-            <w:r>
-              <w:t xml:space="preserve">, </w:t>
-            </w:r>
-            <w:r>
-              <w:rPr>
-                <w:b/>
-              </w:rPr>
-              <w:t>`over_limit_t`</w:t>
-            </w:r>
-            <w:r>
-              <w:t xml:space="preserve">, </w:t>
-            </w:r>
-            <w:r>
-              <w:rPr>
-                <w:b/>
-              </w:rPr>
-              <w:t>`over_price`</w:t>
-            </w:r>
-            <w:r>
-              <w:t xml:space="preserve">, </w:t>
-            </w:r>
-            <w:r>
-              <w:rPr>
-                <w:rFonts w:ascii="Consolas" w:hAnsi="Consolas"/>
-                <w:sz w:val="19"/>
-              </w:rPr>
-              <w:t>hire_ccy</w:t>
-            </w:r>
-            <w:r>
-              <w:t xml:space="preserve">, </w:t>
-            </w:r>
-            <w:r>
-              <w:rPr>
-                <w:b/>
-              </w:rPr>
-              <w:t>`pay_mode`</w:t>
-            </w:r>
-            <w:r>
-              <w:t xml:space="preserve"> (</w:t>
-            </w:r>
-            <w:r>
-              <w:rPr>
-                <w:rFonts w:ascii="Consolas" w:hAnsi="Consolas"/>
-                <w:sz w:val="19"/>
-              </w:rPr>
-              <w:t>phieu</w:t>
-            </w:r>
-            <w:r>
-              <w:t xml:space="preserve"> từng phiếu · </w:t>
-            </w:r>
-            <w:r>
-              <w:rPr>
-                <w:rFonts w:ascii="Consolas" w:hAnsi="Consolas"/>
-                <w:sz w:val="19"/>
-              </w:rPr>
-              <w:t>thang</w:t>
-            </w:r>
-            <w:r>
-              <w:t xml:space="preserve"> gộp tháng · </w:t>
-            </w:r>
-            <w:r>
-              <w:rPr>
-                <w:rFonts w:ascii="Consolas" w:hAnsi="Consolas"/>
-                <w:sz w:val="19"/>
-              </w:rPr>
-              <w:t>dot</w:t>
-            </w:r>
-            <w:r>
-              <w:t xml:space="preserve"> theo đợt), </w:t>
-            </w:r>
-            <w:r>
-              <w:rPr>
-                <w:rFonts w:ascii="Consolas" w:hAnsi="Consolas"/>
-                <w:sz w:val="19"/>
-              </w:rPr>
-              <w:t>active</w:t>
-            </w:r>
-            <w:r>
-              <w:t>. Lập phiếu cho xe của chủ nào thì phí tự điền theo chủ đó</w:t>
+              <w:t>Kế toán sửa tồn một lô có lý do</w:t>
             </w:r>
           </w:p>
         </w:tc>
@@ -5475,7 +4579,7 @@
                 <w:rFonts w:ascii="Consolas" w:hAnsi="Consolas"/>
                 <w:sz w:val="19"/>
               </w:rPr>
-              <w:t>owner_payments</w:t>
+              <w:t>PLNL</w:t>
             </w:r>
           </w:p>
         </w:tc>
@@ -5486,13 +4590,7 @@
           <w:p>
             <w:r/>
             <w:r>
-              <w:rPr>
-                <w:b/>
-              </w:rPr>
-              <w:t>Một đợt trả chủ xe</w:t>
-            </w:r>
-            <w:r>
-              <w:t xml:space="preserve"> — một hay nhiều phiếu đã khoá, cùng tiền thuê</w:t>
+              <w:t>Phiếu lĩnh nhiên liệu</w:t>
             </w:r>
           </w:p>
         </w:tc>
@@ -5503,81 +4601,7 @@
           <w:p>
             <w:r/>
             <w:r>
-              <w:rPr>
-                <w:rFonts w:ascii="Consolas" w:hAnsi="Consolas"/>
-                <w:sz w:val="19"/>
-              </w:rPr>
-              <w:t>owner_id</w:t>
-            </w:r>
-            <w:r>
-              <w:t xml:space="preserve">, </w:t>
-            </w:r>
-            <w:r>
-              <w:rPr>
-                <w:rFonts w:ascii="Consolas" w:hAnsi="Consolas"/>
-                <w:sz w:val="19"/>
-              </w:rPr>
-              <w:t>pay_date</w:t>
-            </w:r>
-            <w:r>
-              <w:t xml:space="preserve">, </w:t>
-            </w:r>
-            <w:r>
-              <w:rPr>
-                <w:rFonts w:ascii="Consolas" w:hAnsi="Consolas"/>
-                <w:sz w:val="19"/>
-              </w:rPr>
-              <w:t>amount</w:t>
-            </w:r>
-            <w:r>
-              <w:t xml:space="preserve"> + </w:t>
-            </w:r>
-            <w:r>
-              <w:rPr>
-                <w:rFonts w:ascii="Consolas" w:hAnsi="Consolas"/>
-                <w:sz w:val="19"/>
-              </w:rPr>
-              <w:t>currency</w:t>
-            </w:r>
-            <w:r>
-              <w:t xml:space="preserve">, </w:t>
-            </w:r>
-            <w:r>
-              <w:rPr>
-                <w:rFonts w:ascii="Consolas" w:hAnsi="Consolas"/>
-                <w:sz w:val="19"/>
-              </w:rPr>
-              <w:t>amount_lak</w:t>
-            </w:r>
-            <w:r>
-              <w:t xml:space="preserve">, </w:t>
-            </w:r>
-            <w:r>
-              <w:rPr>
-                <w:rFonts w:ascii="Consolas" w:hAnsi="Consolas"/>
-                <w:sz w:val="19"/>
-              </w:rPr>
-              <w:t>method</w:t>
-            </w:r>
-            <w:r>
-              <w:t xml:space="preserve">, </w:t>
-            </w:r>
-            <w:r>
-              <w:rPr>
-                <w:rFonts w:ascii="Consolas" w:hAnsi="Consolas"/>
-                <w:sz w:val="19"/>
-              </w:rPr>
-              <w:t>ref</w:t>
-            </w:r>
-            <w:r>
-              <w:t xml:space="preserve">. Số tiền = tổng "trả chủ xe" của các phiếu trong đợt, máy tính; phiếu trỏ về đợt qua </w:t>
-            </w:r>
-            <w:r>
-              <w:rPr>
-                <w:rFonts w:ascii="Consolas" w:hAnsi="Consolas"/>
-                <w:sz w:val="19"/>
-              </w:rPr>
-              <w:t>trips.owner_payment_id</w:t>
+              <w:t>Bãi cấp phiếu QR cho tài xế</w:t>
             </w:r>
           </w:p>
         </w:tc>
@@ -5594,7 +4618,17 @@
                 <w:rFonts w:ascii="Consolas" w:hAnsi="Consolas"/>
                 <w:sz w:val="19"/>
               </w:rPr>
-              <w:t>vehicles</w:t>
+              <w:t>PXK_NL</w:t>
+            </w:r>
+            <w:r>
+              <w:t xml:space="preserve"> / </w:t>
+            </w:r>
+            <w:r>
+              <w:rPr>
+                <w:rFonts w:ascii="Consolas" w:hAnsi="Consolas"/>
+                <w:sz w:val="19"/>
+              </w:rPr>
+              <w:t>PNK_NL</w:t>
             </w:r>
           </w:p>
         </w:tc>
@@ -5605,7 +4639,7 @@
           <w:p>
             <w:r/>
             <w:r>
-              <w:t>Đầu kéo</w:t>
+              <w:t>Xuất / nhập kho nhiên liệu</w:t>
             </w:r>
           </w:p>
         </w:tc>
@@ -5616,120 +4650,7 @@
           <w:p>
             <w:r/>
             <w:r>
-              <w:rPr>
-                <w:rFonts w:ascii="Consolas" w:hAnsi="Consolas"/>
-                <w:sz w:val="19"/>
-              </w:rPr>
-              <w:t>truck_no</w:t>
-            </w:r>
-            <w:r>
-              <w:t xml:space="preserve">, </w:t>
-            </w:r>
-            <w:r>
-              <w:rPr>
-                <w:rFonts w:ascii="Consolas" w:hAnsi="Consolas"/>
-                <w:sz w:val="19"/>
-              </w:rPr>
-              <w:t>plate_head</w:t>
-            </w:r>
-            <w:r>
-              <w:t xml:space="preserve">, </w:t>
-            </w:r>
-            <w:r>
-              <w:rPr>
-                <w:rFonts w:ascii="Consolas" w:hAnsi="Consolas"/>
-                <w:sz w:val="19"/>
-              </w:rPr>
-              <w:t>owner_type</w:t>
-            </w:r>
-            <w:r>
-              <w:t xml:space="preserve"> (EPL/joint), </w:t>
-            </w:r>
-            <w:r>
-              <w:rPr>
-                <w:b/>
-              </w:rPr>
-              <w:t>`owner_id`</w:t>
-            </w:r>
-            <w:r>
-              <w:t xml:space="preserve"> (chủ xe trong danh mục, tên chép sang </w:t>
-            </w:r>
-            <w:r>
-              <w:rPr>
-                <w:rFonts w:ascii="Consolas" w:hAnsi="Consolas"/>
-                <w:sz w:val="19"/>
-              </w:rPr>
-              <w:t>owner_name</w:t>
-            </w:r>
-            <w:r>
-              <w:t xml:space="preserve">), </w:t>
-            </w:r>
-            <w:r>
-              <w:rPr>
-                <w:rFonts w:ascii="Consolas" w:hAnsi="Consolas"/>
-                <w:sz w:val="19"/>
-              </w:rPr>
-              <w:t>trailer_id</w:t>
-            </w:r>
-            <w:r>
-              <w:t xml:space="preserve">, ba hạn giấy tờ, </w:t>
-            </w:r>
-            <w:r>
-              <w:rPr>
-                <w:rFonts w:ascii="Consolas" w:hAnsi="Consolas"/>
-                <w:sz w:val="19"/>
-              </w:rPr>
-              <w:t>odometer_km</w:t>
-            </w:r>
-            <w:r>
-              <w:t xml:space="preserve">, </w:t>
-            </w:r>
-            <w:r>
-              <w:rPr>
-                <w:rFonts w:ascii="Consolas" w:hAnsi="Consolas"/>
-                <w:sz w:val="19"/>
-              </w:rPr>
-              <w:t>next_service_km</w:t>
-            </w:r>
-            <w:r>
-              <w:t xml:space="preserve">, </w:t>
-            </w:r>
-            <w:r>
-              <w:rPr>
-                <w:rFonts w:ascii="Consolas" w:hAnsi="Consolas"/>
-                <w:sz w:val="19"/>
-              </w:rPr>
-              <w:t>fuel_norm</w:t>
-            </w:r>
-            <w:r>
-              <w:t xml:space="preserve">, </w:t>
-            </w:r>
-            <w:r>
-              <w:rPr>
-                <w:rFonts w:ascii="Consolas" w:hAnsi="Consolas"/>
-                <w:sz w:val="19"/>
-              </w:rPr>
-              <w:t>engine_cap</w:t>
-            </w:r>
-            <w:r>
-              <w:t xml:space="preserve">, </w:t>
-            </w:r>
-            <w:r>
-              <w:rPr>
-                <w:rFonts w:ascii="Consolas" w:hAnsi="Consolas"/>
-                <w:sz w:val="19"/>
-              </w:rPr>
-              <w:t>box_size</w:t>
-            </w:r>
-            <w:r>
-              <w:t xml:space="preserve">, </w:t>
-            </w:r>
-            <w:r>
-              <w:rPr>
-                <w:rFonts w:ascii="Consolas" w:hAnsi="Consolas"/>
-                <w:sz w:val="19"/>
-              </w:rPr>
-              <w:t>tyre</w:t>
+              <w:t>Thủ kho cấp dầu · nhập dầu</w:t>
             </w:r>
           </w:p>
         </w:tc>
@@ -5746,7 +4667,17 @@
                 <w:rFonts w:ascii="Consolas" w:hAnsi="Consolas"/>
                 <w:sz w:val="19"/>
               </w:rPr>
-              <w:t>trailers</w:t>
+              <w:t>PXK_PT</w:t>
+            </w:r>
+            <w:r>
+              <w:t xml:space="preserve"> / </w:t>
+            </w:r>
+            <w:r>
+              <w:rPr>
+                <w:rFonts w:ascii="Consolas" w:hAnsi="Consolas"/>
+                <w:sz w:val="19"/>
+              </w:rPr>
+              <w:t>PNK_PT</w:t>
             </w:r>
           </w:p>
         </w:tc>
@@ -5757,7 +4688,7 @@
           <w:p>
             <w:r/>
             <w:r>
-              <w:t>Rơ-moóc (thực thể riêng)</w:t>
+              <w:t>Xuất / nhập kho phụ tùng</w:t>
             </w:r>
           </w:p>
         </w:tc>
@@ -5768,41 +4699,7 @@
           <w:p>
             <w:r/>
             <w:r>
-              <w:rPr>
-                <w:rFonts w:ascii="Consolas" w:hAnsi="Consolas"/>
-                <w:sz w:val="19"/>
-              </w:rPr>
-              <w:t>plate</w:t>
-            </w:r>
-            <w:r>
-              <w:t xml:space="preserve">, </w:t>
-            </w:r>
-            <w:r>
-              <w:rPr>
-                <w:rFonts w:ascii="Consolas" w:hAnsi="Consolas"/>
-                <w:sz w:val="19"/>
-              </w:rPr>
-              <w:t>trailer_type</w:t>
-            </w:r>
-            <w:r>
-              <w:t xml:space="preserve">, </w:t>
-            </w:r>
-            <w:r>
-              <w:rPr>
-                <w:rFonts w:ascii="Consolas" w:hAnsi="Consolas"/>
-                <w:sz w:val="19"/>
-              </w:rPr>
-              <w:t>capacity_t</w:t>
-            </w:r>
-            <w:r>
-              <w:t xml:space="preserve">, </w:t>
-            </w:r>
-            <w:r>
-              <w:rPr>
-                <w:rFonts w:ascii="Consolas" w:hAnsi="Consolas"/>
-                <w:sz w:val="19"/>
-              </w:rPr>
-              <w:t>status</w:t>
+              <w:t>Khai sửa chữa lấy kho · nhập phụ tùng</w:t>
             </w:r>
           </w:p>
         </w:tc>
@@ -5819,7 +4716,17 @@
                 <w:rFonts w:ascii="Consolas" w:hAnsi="Consolas"/>
                 <w:sz w:val="19"/>
               </w:rPr>
-              <w:t>trailer_assignments</w:t>
+              <w:t>PTU</w:t>
+            </w:r>
+            <w:r>
+              <w:t xml:space="preserve"> / </w:t>
+            </w:r>
+            <w:r>
+              <w:rPr>
+                <w:rFonts w:ascii="Consolas" w:hAnsi="Consolas"/>
+                <w:sz w:val="19"/>
+              </w:rPr>
+              <w:t>PC_TU</w:t>
             </w:r>
           </w:p>
         </w:tc>
@@ -5830,7 +4737,7 @@
           <w:p>
             <w:r/>
             <w:r>
-              <w:t>Lịch sử lắp/tháo</w:t>
+              <w:t>Phiếu tạm ứng · chi tạm ứng</w:t>
             </w:r>
           </w:p>
         </w:tc>
@@ -5841,31 +4748,7 @@
           <w:p>
             <w:r/>
             <w:r>
-              <w:rPr>
-                <w:rFonts w:ascii="Consolas" w:hAnsi="Consolas"/>
-                <w:sz w:val="19"/>
-              </w:rPr>
-              <w:t>attached_at</w:t>
-            </w:r>
-            <w:r>
-              <w:t xml:space="preserve">, </w:t>
-            </w:r>
-            <w:r>
-              <w:rPr>
-                <w:rFonts w:ascii="Consolas" w:hAnsi="Consolas"/>
-                <w:sz w:val="19"/>
-              </w:rPr>
-              <w:t>detached_at</w:t>
-            </w:r>
-            <w:r>
-              <w:t xml:space="preserve">, </w:t>
-            </w:r>
-            <w:r>
-              <w:rPr>
-                <w:rFonts w:ascii="Consolas" w:hAnsi="Consolas"/>
-                <w:sz w:val="19"/>
-              </w:rPr>
-              <w:t>reason</w:t>
+              <w:t>Bãi lập · quỹ chi</w:t>
             </w:r>
           </w:p>
         </w:tc>
@@ -5882,7 +4765,7 @@
                 <w:rFonts w:ascii="Consolas" w:hAnsi="Consolas"/>
                 <w:sz w:val="19"/>
               </w:rPr>
-              <w:t>drivers</w:t>
+              <w:t>PC_SC</w:t>
             </w:r>
           </w:p>
         </w:tc>
@@ -5893,7 +4776,7 @@
           <w:p>
             <w:r/>
             <w:r>
-              <w:t>Tài xế</w:t>
+              <w:t>Chi sửa chữa, chi khác</w:t>
             </w:r>
           </w:p>
         </w:tc>
@@ -5904,100 +4787,7 @@
           <w:p>
             <w:r/>
             <w:r>
-              <w:rPr>
-                <w:rFonts w:ascii="Consolas" w:hAnsi="Consolas"/>
-                <w:sz w:val="19"/>
-              </w:rPr>
-              <w:t>driver_code</w:t>
-            </w:r>
-            <w:r>
-              <w:t xml:space="preserve">, </w:t>
-            </w:r>
-            <w:r>
-              <w:rPr>
-                <w:rFonts w:ascii="Consolas" w:hAnsi="Consolas"/>
-                <w:sz w:val="19"/>
-              </w:rPr>
-              <w:t>name</w:t>
-            </w:r>
-            <w:r>
-              <w:t xml:space="preserve"> + </w:t>
-            </w:r>
-            <w:r>
-              <w:rPr>
-                <w:rFonts w:ascii="Consolas" w:hAnsi="Consolas"/>
-                <w:sz w:val="19"/>
-              </w:rPr>
-              <w:t>name_latin</w:t>
-            </w:r>
-            <w:r>
-              <w:t xml:space="preserve">, </w:t>
-            </w:r>
-            <w:r>
-              <w:rPr>
-                <w:rFonts w:ascii="Consolas" w:hAnsi="Consolas"/>
-                <w:sz w:val="19"/>
-              </w:rPr>
-              <w:t>role</w:t>
-            </w:r>
-            <w:r>
-              <w:t>, bằng lái hiện hành (</w:t>
-            </w:r>
-            <w:r>
-              <w:rPr>
-                <w:rFonts w:ascii="Consolas" w:hAnsi="Consolas"/>
-                <w:sz w:val="19"/>
-              </w:rPr>
-              <w:t>license_no</w:t>
-            </w:r>
-            <w:r>
-              <w:t xml:space="preserve">, </w:t>
-            </w:r>
-            <w:r>
-              <w:rPr>
-                <w:rFonts w:ascii="Consolas" w:hAnsi="Consolas"/>
-                <w:sz w:val="19"/>
-              </w:rPr>
-              <w:t>license_type</w:t>
-            </w:r>
-            <w:r>
-              <w:t xml:space="preserve">, </w:t>
-            </w:r>
-            <w:r>
-              <w:rPr>
-                <w:rFonts w:ascii="Consolas" w:hAnsi="Consolas"/>
-                <w:sz w:val="19"/>
-              </w:rPr>
-              <w:t>license_status</w:t>
-            </w:r>
-            <w:r>
-              <w:t xml:space="preserve">, hai mốc hạn), </w:t>
-            </w:r>
-            <w:r>
-              <w:rPr>
-                <w:b/>
-              </w:rPr>
-              <w:t>`license_class_hr`</w:t>
-            </w:r>
-            <w:r>
-              <w:t xml:space="preserve"> (hạng ghi trong hồ sơ nhân sự — lệch với hạng trên bằng là dấu hiệu hồ sơ sai), </w:t>
-            </w:r>
-            <w:r>
-              <w:rPr>
-                <w:rFonts w:ascii="Consolas" w:hAnsi="Consolas"/>
-                <w:sz w:val="19"/>
-              </w:rPr>
-              <w:t>default_vehicle_id</w:t>
-            </w:r>
-            <w:r>
-              <w:t xml:space="preserve">, </w:t>
-            </w:r>
-            <w:r>
-              <w:rPr>
-                <w:rFonts w:ascii="Consolas" w:hAnsi="Consolas"/>
-                <w:sz w:val="19"/>
-              </w:rPr>
-              <w:t>status</w:t>
+              <w:t>Quỹ chi mục V, VI</w:t>
             </w:r>
           </w:p>
         </w:tc>
@@ -6014,7 +4804,7 @@
                 <w:rFonts w:ascii="Consolas" w:hAnsi="Consolas"/>
                 <w:sz w:val="19"/>
               </w:rPr>
-              <w:t>driver_licenses</w:t>
+              <w:t>PC_NCC</w:t>
             </w:r>
           </w:p>
         </w:tc>
@@ -6025,7 +4815,7 @@
           <w:p>
             <w:r/>
             <w:r>
-              <w:t>Từng bằng lái và lần gia hạn</w:t>
+              <w:t>Chi trả nhà cung cấp</w:t>
             </w:r>
           </w:p>
         </w:tc>
@@ -6036,51 +4826,7 @@
           <w:p>
             <w:r/>
             <w:r>
-              <w:rPr>
-                <w:rFonts w:ascii="Consolas" w:hAnsi="Consolas"/>
-                <w:sz w:val="19"/>
-              </w:rPr>
-              <w:t>license_no</w:t>
-            </w:r>
-            <w:r>
-              <w:t xml:space="preserve">, </w:t>
-            </w:r>
-            <w:r>
-              <w:rPr>
-                <w:rFonts w:ascii="Consolas" w:hAnsi="Consolas"/>
-                <w:sz w:val="19"/>
-              </w:rPr>
-              <w:t>valid_from</w:t>
-            </w:r>
-            <w:r>
-              <w:t xml:space="preserve">, </w:t>
-            </w:r>
-            <w:r>
-              <w:rPr>
-                <w:rFonts w:ascii="Consolas" w:hAnsi="Consolas"/>
-                <w:sz w:val="19"/>
-              </w:rPr>
-              <w:t>valid_to</w:t>
-            </w:r>
-            <w:r>
-              <w:t xml:space="preserve">, </w:t>
-            </w:r>
-            <w:r>
-              <w:rPr>
-                <w:rFonts w:ascii="Consolas" w:hAnsi="Consolas"/>
-                <w:sz w:val="19"/>
-              </w:rPr>
-              <w:t>issued_by</w:t>
-            </w:r>
-            <w:r>
-              <w:t xml:space="preserve">, </w:t>
-            </w:r>
-            <w:r>
-              <w:rPr>
-                <w:rFonts w:ascii="Consolas" w:hAnsi="Consolas"/>
-                <w:sz w:val="19"/>
-              </w:rPr>
-              <w:t>verified_by</w:t>
+              <w:t>Trả theo đợt</w:t>
             </w:r>
           </w:p>
         </w:tc>
@@ -6097,17 +4843,7 @@
                 <w:rFonts w:ascii="Consolas" w:hAnsi="Consolas"/>
                 <w:sz w:val="19"/>
               </w:rPr>
-              <w:t>routes</w:t>
-            </w:r>
-            <w:r>
-              <w:t xml:space="preserve">, </w:t>
-            </w:r>
-            <w:r>
-              <w:rPr>
-                <w:rFonts w:ascii="Consolas" w:hAnsi="Consolas"/>
-                <w:sz w:val="19"/>
-              </w:rPr>
-              <w:t>route_stops</w:t>
+              <w:t>PC_CX</w:t>
             </w:r>
           </w:p>
         </w:tc>
@@ -6118,7 +4854,7 @@
           <w:p>
             <w:r/>
             <w:r>
-              <w:t>Tuyến và các chặng</w:t>
+              <w:t>Chi trả chủ xe liên kết</w:t>
             </w:r>
           </w:p>
         </w:tc>
@@ -6129,51 +4865,7 @@
           <w:p>
             <w:r/>
             <w:r>
-              <w:rPr>
-                <w:rFonts w:ascii="Consolas" w:hAnsi="Consolas"/>
-                <w:sz w:val="19"/>
-              </w:rPr>
-              <w:t>total_km</w:t>
-            </w:r>
-            <w:r>
-              <w:t xml:space="preserve">, </w:t>
-            </w:r>
-            <w:r>
-              <w:rPr>
-                <w:rFonts w:ascii="Consolas" w:hAnsi="Consolas"/>
-                <w:sz w:val="19"/>
-              </w:rPr>
-              <w:t>toll_lak</w:t>
-            </w:r>
-            <w:r>
-              <w:t xml:space="preserve">; mỗi chặng có </w:t>
-            </w:r>
-            <w:r>
-              <w:rPr>
-                <w:rFonts w:ascii="Consolas" w:hAnsi="Consolas"/>
-                <w:sz w:val="19"/>
-              </w:rPr>
-              <w:t>km_from_prev</w:t>
-            </w:r>
-            <w:r>
-              <w:t xml:space="preserve">, </w:t>
-            </w:r>
-            <w:r>
-              <w:rPr>
-                <w:rFonts w:ascii="Consolas" w:hAnsi="Consolas"/>
-                <w:sz w:val="19"/>
-              </w:rPr>
-              <w:t>lat</w:t>
-            </w:r>
-            <w:r>
-              <w:t xml:space="preserve">, </w:t>
-            </w:r>
-            <w:r>
-              <w:rPr>
-                <w:rFonts w:ascii="Consolas" w:hAnsi="Consolas"/>
-                <w:sz w:val="19"/>
-              </w:rPr>
-              <w:t>lng</w:t>
+              <w:t>Quỹ bấm trả chủ xe</w:t>
             </w:r>
           </w:p>
         </w:tc>
@@ -6190,6 +4882,1740 @@
                 <w:rFonts w:ascii="Consolas" w:hAnsi="Consolas"/>
                 <w:sz w:val="19"/>
               </w:rPr>
+              <w:t>HD</w:t>
+            </w:r>
+            <w:r>
+              <w:t xml:space="preserve"> / </w:t>
+            </w:r>
+            <w:r>
+              <w:rPr>
+                <w:rFonts w:ascii="Consolas" w:hAnsi="Consolas"/>
+                <w:sz w:val="19"/>
+              </w:rPr>
+              <w:t>PT</w:t>
+            </w:r>
+          </w:p>
+        </w:tc>
+        <w:tc>
+          <w:tcPr>
+            <w:tcW w:type="dxa" w:w="2880"/>
+          </w:tcPr>
+          <w:p>
+            <w:r/>
+            <w:r>
+              <w:t>Hoá đơn · phiếu thu khách</w:t>
+            </w:r>
+          </w:p>
+        </w:tc>
+        <w:tc>
+          <w:tcPr>
+            <w:tcW w:type="dxa" w:w="2880"/>
+          </w:tcPr>
+          <w:p>
+            <w:r/>
+            <w:r>
+              <w:t>KT doanh thu</w:t>
+            </w:r>
+          </w:p>
+        </w:tc>
+      </w:tr>
+      <w:tr>
+        <w:tc>
+          <w:tcPr>
+            <w:tcW w:type="dxa" w:w="2880"/>
+          </w:tcPr>
+          <w:p>
+            <w:r/>
+            <w:r>
+              <w:rPr>
+                <w:rFonts w:ascii="Consolas" w:hAnsi="Consolas"/>
+                <w:sz w:val="19"/>
+              </w:rPr>
+              <w:t>TT_CHI</w:t>
+            </w:r>
+            <w:r>
+              <w:t xml:space="preserve"> / </w:t>
+            </w:r>
+            <w:r>
+              <w:rPr>
+                <w:rFonts w:ascii="Consolas" w:hAnsi="Consolas"/>
+                <w:sz w:val="19"/>
+              </w:rPr>
+              <w:t>TT_THU</w:t>
+            </w:r>
+          </w:p>
+        </w:tc>
+        <w:tc>
+          <w:tcPr>
+            <w:tcW w:type="dxa" w:w="2880"/>
+          </w:tcPr>
+          <w:p>
+            <w:r/>
+            <w:r>
+              <w:t>Tất toán tài xế</w:t>
+            </w:r>
+          </w:p>
+        </w:tc>
+        <w:tc>
+          <w:tcPr>
+            <w:tcW w:type="dxa" w:w="2880"/>
+          </w:tcPr>
+          <w:p>
+            <w:r/>
+            <w:r>
+              <w:t>Chốt tháng</w:t>
+            </w:r>
+          </w:p>
+        </w:tc>
+      </w:tr>
+      <w:tr>
+        <w:tc>
+          <w:tcPr>
+            <w:tcW w:type="dxa" w:w="2880"/>
+          </w:tcPr>
+          <w:p>
+            <w:r/>
+            <w:r>
+              <w:rPr>
+                <w:rFonts w:ascii="Consolas" w:hAnsi="Consolas"/>
+                <w:sz w:val="19"/>
+              </w:rPr>
+              <w:t>PXK_BAN</w:t>
+            </w:r>
+            <w:r>
+              <w:t xml:space="preserve"> / </w:t>
+            </w:r>
+            <w:r>
+              <w:rPr>
+                <w:rFonts w:ascii="Consolas" w:hAnsi="Consolas"/>
+                <w:sz w:val="19"/>
+              </w:rPr>
+              <w:t>HD_BAN</w:t>
+            </w:r>
+            <w:r>
+              <w:t xml:space="preserve"> / </w:t>
+            </w:r>
+            <w:r>
+              <w:rPr>
+                <w:rFonts w:ascii="Consolas" w:hAnsi="Consolas"/>
+                <w:sz w:val="19"/>
+              </w:rPr>
+              <w:t>PT_BAN</w:t>
+            </w:r>
+          </w:p>
+        </w:tc>
+        <w:tc>
+          <w:tcPr>
+            <w:tcW w:type="dxa" w:w="2880"/>
+          </w:tcPr>
+          <w:p>
+            <w:r/>
+            <w:r>
+              <w:t>Bán phụ tùng, xăng dầu ra ngoài</w:t>
+            </w:r>
+          </w:p>
+        </w:tc>
+        <w:tc>
+          <w:tcPr>
+            <w:tcW w:type="dxa" w:w="2880"/>
+          </w:tcPr>
+          <w:p>
+            <w:r/>
+            <w:r>
+              <w:t>Màn Bán hàng</w:t>
+            </w:r>
+          </w:p>
+        </w:tc>
+      </w:tr>
+    </w:tbl>
+    <w:p/>
+    <w:p>
+      <w:pPr>
+        <w:jc w:val="both"/>
+      </w:pPr>
+      <w:r>
+        <w:rPr>
+          <w:b/>
+        </w:rPr>
+        <w:t>Đẩy sang kế toán</w:t>
+      </w:r>
+      <w:r>
+        <w:t xml:space="preserve">: mỗi tờ là một </w:t>
+      </w:r>
+      <w:r>
+        <w:rPr>
+          <w:rFonts w:ascii="Consolas" w:hAnsi="Consolas"/>
+          <w:sz w:val="19"/>
+        </w:rPr>
+        <w:t>POST {api}/api/v1/epl-lao/vouchers</w:t>
+      </w:r>
+      <w:r>
+        <w:t xml:space="preserve"> với </w:t>
+      </w:r>
+      <w:r>
+        <w:rPr>
+          <w:rFonts w:ascii="Consolas" w:hAnsi="Consolas"/>
+          <w:sz w:val="19"/>
+        </w:rPr>
+        <w:t>ref</w:t>
+      </w:r>
+      <w:r>
+        <w:t xml:space="preserve"> = số chứng từ làm khoá chống</w:t>
+      </w:r>
+    </w:p>
+    <w:p>
+      <w:pPr>
+        <w:jc w:val="both"/>
+      </w:pPr>
+      <w:r>
+        <w:t xml:space="preserve">trùng; bên kia trả </w:t>
+      </w:r>
+      <w:r>
+        <w:rPr>
+          <w:rFonts w:ascii="Consolas" w:hAnsi="Consolas"/>
+          <w:sz w:val="19"/>
+        </w:rPr>
+        <w:t>id</w:t>
+      </w:r>
+      <w:r>
+        <w:t xml:space="preserve"> thì tờ đánh đã đẩy và giữ mã đó; trả lỗi thì tờ giữ nguyên, ghi câu lỗi lên dòng để bấm lại.</w:t>
+      </w:r>
+    </w:p>
+    <w:p>
+      <w:pPr>
+        <w:jc w:val="both"/>
+      </w:pPr>
+      <w:r>
+        <w:t xml:space="preserve">Hợp đồng JSON đầy đủ gửi anh Khang ở </w:t>
+      </w:r>
+      <w:r>
+        <w:rPr>
+          <w:rFonts w:ascii="Consolas" w:hAnsi="Consolas"/>
+          <w:sz w:val="19"/>
+        </w:rPr>
+        <w:t>HOP_DONG_API_ANH_KHANG.md</w:t>
+      </w:r>
+      <w:r>
+        <w:t xml:space="preserve">; lớp đẩy ở </w:t>
+      </w:r>
+      <w:r>
+        <w:rPr>
+          <w:rFonts w:ascii="Consolas" w:hAnsi="Consolas"/>
+          <w:sz w:val="19"/>
+        </w:rPr>
+        <w:t>services/day_ke_toan.py</w:t>
+      </w:r>
+      <w:r>
+        <w:t>.</w:t>
+      </w:r>
+    </w:p>
+    <w:p>
+      <w:pPr>
+        <w:jc w:val="both"/>
+      </w:pPr>
+      <w:r>
+        <w:t xml:space="preserve">Định khoản là </w:t>
+      </w:r>
+      <w:r>
+        <w:rPr>
+          <w:b/>
+        </w:rPr>
+        <w:t>gợi ý</w:t>
+      </w:r>
+      <w:r>
+        <w:t xml:space="preserve"> theo quy trình của họ, không phải sổ kế toán: bên mình không ghi bút toán,</w:t>
+      </w:r>
+    </w:p>
+    <w:p>
+      <w:pPr>
+        <w:jc w:val="both"/>
+      </w:pPr>
+      <w:r>
+        <w:t>không cộng sổ. Mã tài khoản (anh Khampla trả lời 22/09, theo sá-la-ban kế toán doanh nghiệp Lào): kho</w:t>
+      </w:r>
+    </w:p>
+    <w:p>
+      <w:pPr>
+        <w:jc w:val="both"/>
+      </w:pPr>
+      <w:r>
+        <w:rPr>
+          <w:rFonts w:ascii="Consolas" w:hAnsi="Consolas"/>
+          <w:sz w:val="19"/>
+        </w:rPr>
+        <w:t>1371</w:t>
+      </w:r>
+      <w:r>
+        <w:t xml:space="preserve"> (con của 137), nhà cung cấp </w:t>
+      </w:r>
+      <w:r>
+        <w:rPr>
+          <w:rFonts w:ascii="Consolas" w:hAnsi="Consolas"/>
+          <w:sz w:val="19"/>
+        </w:rPr>
+        <w:t>4021</w:t>
+      </w:r>
+      <w:r>
+        <w:t xml:space="preserve"> (con của 402, tách theo NCC), tiền mặt Kíp </w:t>
+      </w:r>
+      <w:r>
+        <w:rPr>
+          <w:rFonts w:ascii="Consolas" w:hAnsi="Consolas"/>
+          <w:sz w:val="19"/>
+        </w:rPr>
+        <w:t>1011</w:t>
+      </w:r>
+      <w:r>
+        <w:t>, tiền mặt</w:t>
+      </w:r>
+    </w:p>
+    <w:p>
+      <w:pPr>
+        <w:jc w:val="both"/>
+      </w:pPr>
+      <w:r>
+        <w:t xml:space="preserve">ngoại tệ </w:t>
+      </w:r>
+      <w:r>
+        <w:rPr>
+          <w:rFonts w:ascii="Consolas" w:hAnsi="Consolas"/>
+          <w:sz w:val="19"/>
+        </w:rPr>
+        <w:t>1012</w:t>
+      </w:r>
+      <w:r>
+        <w:t xml:space="preserve">, ngân hàng Kíp </w:t>
+      </w:r>
+      <w:r>
+        <w:rPr>
+          <w:rFonts w:ascii="Consolas" w:hAnsi="Consolas"/>
+          <w:sz w:val="19"/>
+        </w:rPr>
+        <w:t>1021</w:t>
+      </w:r>
+      <w:r>
+        <w:t xml:space="preserve">, ngân hàng ngoại tệ </w:t>
+      </w:r>
+      <w:r>
+        <w:rPr>
+          <w:rFonts w:ascii="Consolas" w:hAnsi="Consolas"/>
+          <w:sz w:val="19"/>
+        </w:rPr>
+        <w:t>1022</w:t>
+      </w:r>
+      <w:r>
+        <w:t xml:space="preserve"> — vế tiền chọn tự động theo cách thu/chi</w:t>
+      </w:r>
+    </w:p>
+    <w:p>
+      <w:pPr>
+        <w:jc w:val="both"/>
+      </w:pPr>
+      <w:r>
+        <w:t xml:space="preserve">và tiền tệ của tờ; phải thu </w:t>
+      </w:r>
+      <w:r>
+        <w:rPr>
+          <w:rFonts w:ascii="Consolas" w:hAnsi="Consolas"/>
+          <w:sz w:val="19"/>
+        </w:rPr>
+        <w:t>1211</w:t>
+      </w:r>
+      <w:r>
+        <w:t xml:space="preserve">, doanh thu </w:t>
+      </w:r>
+      <w:r>
+        <w:rPr>
+          <w:rFonts w:ascii="Consolas" w:hAnsi="Consolas"/>
+          <w:sz w:val="19"/>
+        </w:rPr>
+        <w:t>70</w:t>
+      </w:r>
+      <w:r>
+        <w:t>,</w:t>
+      </w:r>
+    </w:p>
+    <w:p>
+      <w:pPr>
+        <w:jc w:val="both"/>
+      </w:pPr>
+      <w:r>
+        <w:t xml:space="preserve">chi phí </w:t>
+      </w:r>
+      <w:r>
+        <w:rPr>
+          <w:rFonts w:ascii="Consolas" w:hAnsi="Consolas"/>
+          <w:sz w:val="19"/>
+        </w:rPr>
+        <w:t>625</w:t>
+      </w:r>
+      <w:r>
+        <w:t xml:space="preserve"> (xe nhà) / </w:t>
+      </w:r>
+      <w:r>
+        <w:rPr>
+          <w:rFonts w:ascii="Consolas" w:hAnsi="Consolas"/>
+          <w:sz w:val="19"/>
+        </w:rPr>
+        <w:t>614</w:t>
+      </w:r>
+      <w:r>
+        <w:t xml:space="preserve"> (sửa chữa) / </w:t>
+      </w:r>
+      <w:r>
+        <w:rPr>
+          <w:rFonts w:ascii="Consolas" w:hAnsi="Consolas"/>
+          <w:sz w:val="19"/>
+        </w:rPr>
+        <w:t>4022</w:t>
+      </w:r>
+      <w:r>
+        <w:t xml:space="preserve"> (xe liên kết). </w:t>
+      </w:r>
+      <w:r>
+        <w:rPr>
+          <w:b/>
+        </w:rPr>
+        <w:t>Mã tiền mặt và ngân hàng chưa có</w:t>
+      </w:r>
+      <w:r>
+        <w:t xml:space="preserve"> —</w:t>
+      </w:r>
+    </w:p>
+    <w:p>
+      <w:pPr>
+        <w:jc w:val="both"/>
+      </w:pPr>
+      <w:r>
+        <w:t xml:space="preserve">để trống tên, chờ bên kế toán cấp (hàng khách gửi, giá vốn). Tất cả nằm ở </w:t>
+      </w:r>
+      <w:r>
+        <w:rPr>
+          <w:rFonts w:ascii="Consolas" w:hAnsi="Consolas"/>
+          <w:sz w:val="19"/>
+        </w:rPr>
+        <w:t>services/chung_tu.py</w:t>
+      </w:r>
+      <w:r>
+        <w:t>.</w:t>
+      </w:r>
+    </w:p>
+    <w:p>
+      <w:pPr>
+        <w:jc w:val="both"/>
+      </w:pPr>
+      <w:r>
+        <w:t>---</w:t>
+      </w:r>
+    </w:p>
+    <w:p>
+      <w:pPr>
+        <w:pStyle w:val="Title"/>
+      </w:pPr>
+      <w:r>
+        <w:rPr>
+          <w:color w:val="145C4A"/>
+        </w:rPr>
+        <w:t>B. Cơ sở dữ liệu</w:t>
+      </w:r>
+    </w:p>
+    <w:p>
+      <w:pPr>
+        <w:jc w:val="both"/>
+      </w:pPr>
+      <w:r>
+        <w:t xml:space="preserve">PostgreSQL, DB riêng </w:t>
+      </w:r>
+      <w:r>
+        <w:rPr>
+          <w:b/>
+        </w:rPr>
+        <w:t>`epl_lao`</w:t>
+      </w:r>
+      <w:r>
+        <w:t xml:space="preserve">, khai trong </w:t>
+      </w:r>
+      <w:r>
+        <w:rPr>
+          <w:rFonts w:ascii="Consolas" w:hAnsi="Consolas"/>
+          <w:sz w:val="19"/>
+        </w:rPr>
+        <w:t>.env</w:t>
+      </w:r>
+      <w:r>
+        <w:t xml:space="preserve"> (</w:t>
+      </w:r>
+      <w:r>
+        <w:rPr>
+          <w:rFonts w:ascii="Consolas" w:hAnsi="Consolas"/>
+          <w:sz w:val="19"/>
+        </w:rPr>
+        <w:t>DATABASE_URL</w:t>
+      </w:r>
+      <w:r>
+        <w:t>, không commit). Không có tầng</w:t>
+      </w:r>
+    </w:p>
+    <w:p>
+      <w:pPr>
+        <w:jc w:val="both"/>
+      </w:pPr>
+      <w:r>
+        <w:t xml:space="preserve">migration: </w:t>
+      </w:r>
+      <w:r>
+        <w:rPr>
+          <w:rFonts w:ascii="Consolas" w:hAnsi="Consolas"/>
+          <w:sz w:val="19"/>
+        </w:rPr>
+        <w:t>tao_bang()</w:t>
+      </w:r>
+      <w:r>
+        <w:t xml:space="preserve"> trong </w:t>
+      </w:r>
+      <w:r>
+        <w:rPr>
+          <w:rFonts w:ascii="Consolas" w:hAnsi="Consolas"/>
+          <w:sz w:val="19"/>
+        </w:rPr>
+        <w:t>database.py</w:t>
+      </w:r>
+      <w:r>
+        <w:t xml:space="preserve"> chạy </w:t>
+      </w:r>
+      <w:r>
+        <w:rPr>
+          <w:rFonts w:ascii="Consolas" w:hAnsi="Consolas"/>
+          <w:sz w:val="19"/>
+        </w:rPr>
+        <w:t>create_all</w:t>
+      </w:r>
+      <w:r>
+        <w:t xml:space="preserve"> rồi **so cột model với cột thật và ALTER</w:t>
+      </w:r>
+    </w:p>
+    <w:p>
+      <w:pPr>
+        <w:jc w:val="both"/>
+      </w:pPr>
+      <w:r>
+        <w:t>TABLE ADD COLUMN** cho phần thiếu — chỉ thêm, không đổi kiểu, không xoá, nên không bao giờ mất dữ liệu.</w:t>
+      </w:r>
+    </w:p>
+    <w:p>
+      <w:pPr>
+        <w:jc w:val="both"/>
+      </w:pPr>
+      <w:r>
+        <w:t>42 bảng, nhóm theo việc:</w:t>
+      </w:r>
+    </w:p>
+    <w:p>
+      <w:pPr>
+        <w:pStyle w:val="Heading1"/>
+      </w:pPr>
+      <w:r>
+        <w:rPr>
+          <w:color w:val="145C4A"/>
+        </w:rPr>
+        <w:t>B1. Người dùng và danh mục</w:t>
+      </w:r>
+    </w:p>
+    <w:tbl>
+      <w:tblPr>
+        <w:tblStyle w:val="LightGrid-Accent1"/>
+        <w:tblW w:type="auto" w:w="0"/>
+        <w:tblLook w:firstColumn="1" w:firstRow="1" w:lastColumn="0" w:lastRow="0" w:noHBand="0" w:noVBand="1" w:val="04A0"/>
+      </w:tblPr>
+      <w:tblGrid>
+        <w:gridCol w:w="2880"/>
+        <w:gridCol w:w="2880"/>
+        <w:gridCol w:w="2880"/>
+      </w:tblGrid>
+      <w:tr>
+        <w:tc>
+          <w:tcPr>
+            <w:tcW w:type="dxa" w:w="2880"/>
+          </w:tcPr>
+          <w:p>
+            <w:r>
+              <w:rPr>
+                <w:b/>
+              </w:rPr>
+            </w:r>
+            <w:r>
+              <w:rPr>
+                <w:b/>
+              </w:rPr>
+              <w:t>Bảng</w:t>
+            </w:r>
+          </w:p>
+        </w:tc>
+        <w:tc>
+          <w:tcPr>
+            <w:tcW w:type="dxa" w:w="2880"/>
+          </w:tcPr>
+          <w:p>
+            <w:r>
+              <w:rPr>
+                <w:b/>
+              </w:rPr>
+            </w:r>
+            <w:r>
+              <w:rPr>
+                <w:b/>
+              </w:rPr>
+              <w:t>Giữ gì</w:t>
+            </w:r>
+          </w:p>
+        </w:tc>
+        <w:tc>
+          <w:tcPr>
+            <w:tcW w:type="dxa" w:w="2880"/>
+          </w:tcPr>
+          <w:p>
+            <w:r>
+              <w:rPr>
+                <w:b/>
+              </w:rPr>
+            </w:r>
+            <w:r>
+              <w:rPr>
+                <w:b/>
+              </w:rPr>
+              <w:t>Cột đáng chú ý</w:t>
+            </w:r>
+          </w:p>
+        </w:tc>
+      </w:tr>
+      <w:tr>
+        <w:tc>
+          <w:tcPr>
+            <w:tcW w:type="dxa" w:w="2880"/>
+          </w:tcPr>
+          <w:p>
+            <w:r/>
+            <w:r>
+              <w:rPr>
+                <w:rFonts w:ascii="Consolas" w:hAnsi="Consolas"/>
+                <w:sz w:val="19"/>
+              </w:rPr>
+              <w:t>users</w:t>
+            </w:r>
+          </w:p>
+        </w:tc>
+        <w:tc>
+          <w:tcPr>
+            <w:tcW w:type="dxa" w:w="2880"/>
+          </w:tcPr>
+          <w:p>
+            <w:r/>
+            <w:r>
+              <w:t>Tài khoản và vai</w:t>
+            </w:r>
+          </w:p>
+        </w:tc>
+        <w:tc>
+          <w:tcPr>
+            <w:tcW w:type="dxa" w:w="2880"/>
+          </w:tcPr>
+          <w:p>
+            <w:r/>
+            <w:r>
+              <w:rPr>
+                <w:rFonts w:ascii="Consolas" w:hAnsi="Consolas"/>
+                <w:sz w:val="19"/>
+              </w:rPr>
+              <w:t>role</w:t>
+            </w:r>
+            <w:r>
+              <w:t xml:space="preserve"> (10 vai), </w:t>
+            </w:r>
+            <w:r>
+              <w:rPr>
+                <w:rFonts w:ascii="Consolas" w:hAnsi="Consolas"/>
+                <w:sz w:val="19"/>
+              </w:rPr>
+              <w:t>driver_id</w:t>
+            </w:r>
+            <w:r>
+              <w:t xml:space="preserve">, </w:t>
+            </w:r>
+            <w:r>
+              <w:rPr>
+                <w:rFonts w:ascii="Consolas" w:hAnsi="Consolas"/>
+                <w:sz w:val="19"/>
+              </w:rPr>
+              <w:t>place_id</w:t>
+            </w:r>
+            <w:r>
+              <w:t xml:space="preserve"> (thủ kho gắn điểm đổ)</w:t>
+            </w:r>
+          </w:p>
+        </w:tc>
+      </w:tr>
+      <w:tr>
+        <w:tc>
+          <w:tcPr>
+            <w:tcW w:type="dxa" w:w="2880"/>
+          </w:tcPr>
+          <w:p>
+            <w:r/>
+            <w:r>
+              <w:rPr>
+                <w:rFonts w:ascii="Consolas" w:hAnsi="Consolas"/>
+                <w:sz w:val="19"/>
+              </w:rPr>
+              <w:t>customers</w:t>
+            </w:r>
+          </w:p>
+        </w:tc>
+        <w:tc>
+          <w:tcPr>
+            <w:tcW w:type="dxa" w:w="2880"/>
+          </w:tcPr>
+          <w:p>
+            <w:r/>
+            <w:r>
+              <w:t>Khách nhận quặng</w:t>
+            </w:r>
+          </w:p>
+        </w:tc>
+        <w:tc>
+          <w:tcPr>
+            <w:tcW w:type="dxa" w:w="2880"/>
+          </w:tcPr>
+          <w:p>
+            <w:r/>
+            <w:r>
+              <w:rPr>
+                <w:rFonts w:ascii="Consolas" w:hAnsi="Consolas"/>
+                <w:sz w:val="19"/>
+              </w:rPr>
+              <w:t>name</w:t>
+            </w:r>
+            <w:r>
+              <w:t xml:space="preserve">, </w:t>
+            </w:r>
+            <w:r>
+              <w:rPr>
+                <w:rFonts w:ascii="Consolas" w:hAnsi="Consolas"/>
+                <w:sz w:val="19"/>
+              </w:rPr>
+              <w:t>phone</w:t>
+            </w:r>
+            <w:r>
+              <w:t xml:space="preserve">, </w:t>
+            </w:r>
+            <w:r>
+              <w:rPr>
+                <w:rFonts w:ascii="Consolas" w:hAnsi="Consolas"/>
+                <w:sz w:val="19"/>
+              </w:rPr>
+              <w:t>active</w:t>
+            </w:r>
+          </w:p>
+        </w:tc>
+      </w:tr>
+      <w:tr>
+        <w:tc>
+          <w:tcPr>
+            <w:tcW w:type="dxa" w:w="2880"/>
+          </w:tcPr>
+          <w:p>
+            <w:r/>
+            <w:r>
+              <w:rPr>
+                <w:rFonts w:ascii="Consolas" w:hAnsi="Consolas"/>
+                <w:sz w:val="19"/>
+              </w:rPr>
+              <w:t>customer_rates</w:t>
+            </w:r>
+          </w:p>
+        </w:tc>
+        <w:tc>
+          <w:tcPr>
+            <w:tcW w:type="dxa" w:w="2880"/>
+          </w:tcPr>
+          <w:p>
+            <w:r/>
+            <w:r>
+              <w:rPr>
+                <w:b/>
+              </w:rPr>
+              <w:t>Bảng giá khách × tuyến</w:t>
+            </w:r>
+          </w:p>
+        </w:tc>
+        <w:tc>
+          <w:tcPr>
+            <w:tcW w:type="dxa" w:w="2880"/>
+          </w:tcPr>
+          <w:p>
+            <w:r/>
+            <w:r>
+              <w:rPr>
+                <w:rFonts w:ascii="Consolas" w:hAnsi="Consolas"/>
+                <w:sz w:val="19"/>
+              </w:rPr>
+              <w:t>price</w:t>
+            </w:r>
+            <w:r>
+              <w:t xml:space="preserve"> + </w:t>
+            </w:r>
+            <w:r>
+              <w:rPr>
+                <w:b/>
+              </w:rPr>
+              <w:t>`price_ccy`</w:t>
+            </w:r>
+            <w:r>
+              <w:t xml:space="preserve"> + </w:t>
+            </w:r>
+            <w:r>
+              <w:rPr>
+                <w:b/>
+              </w:rPr>
+              <w:t>`price_mode`</w:t>
+            </w:r>
+            <w:r>
+              <w:t xml:space="preserve"> (</w:t>
+            </w:r>
+            <w:r>
+              <w:rPr>
+                <w:rFonts w:ascii="Consolas" w:hAnsi="Consolas"/>
+                <w:sz w:val="19"/>
+              </w:rPr>
+              <w:t>ton</w:t>
+            </w:r>
+            <w:r>
+              <w:t xml:space="preserve"> theo tấn · </w:t>
+            </w:r>
+            <w:r>
+              <w:rPr>
+                <w:rFonts w:ascii="Consolas" w:hAnsi="Consolas"/>
+                <w:sz w:val="19"/>
+              </w:rPr>
+              <w:t>chuyen</w:t>
+            </w:r>
+            <w:r>
+              <w:t xml:space="preserve"> trọn chuyến), </w:t>
+            </w:r>
+            <w:r>
+              <w:rPr>
+                <w:rFonts w:ascii="Consolas" w:hAnsi="Consolas"/>
+                <w:sz w:val="19"/>
+              </w:rPr>
+              <w:t>hire_price</w:t>
+            </w:r>
+            <w:r>
+              <w:t xml:space="preserve"> + </w:t>
+            </w:r>
+            <w:r>
+              <w:rPr>
+                <w:rFonts w:ascii="Consolas" w:hAnsi="Consolas"/>
+                <w:sz w:val="19"/>
+              </w:rPr>
+              <w:t>hire_ccy</w:t>
+            </w:r>
+            <w:r>
+              <w:t xml:space="preserve">, </w:t>
+            </w:r>
+            <w:r>
+              <w:rPr>
+                <w:rFonts w:ascii="Consolas" w:hAnsi="Consolas"/>
+                <w:sz w:val="19"/>
+              </w:rPr>
+              <w:t>valid_from</w:t>
+            </w:r>
+            <w:r>
+              <w:t xml:space="preserve">, </w:t>
+            </w:r>
+            <w:r>
+              <w:rPr>
+                <w:rFonts w:ascii="Consolas" w:hAnsi="Consolas"/>
+                <w:sz w:val="19"/>
+              </w:rPr>
+              <w:t>goods_type</w:t>
+            </w:r>
+          </w:p>
+        </w:tc>
+      </w:tr>
+      <w:tr>
+        <w:tc>
+          <w:tcPr>
+            <w:tcW w:type="dxa" w:w="2880"/>
+          </w:tcPr>
+          <w:p>
+            <w:r/>
+            <w:r>
+              <w:rPr>
+                <w:rFonts w:ascii="Consolas" w:hAnsi="Consolas"/>
+                <w:sz w:val="19"/>
+              </w:rPr>
+              <w:t>owners</w:t>
+            </w:r>
+          </w:p>
+        </w:tc>
+        <w:tc>
+          <w:tcPr>
+            <w:tcW w:type="dxa" w:w="2880"/>
+          </w:tcPr>
+          <w:p>
+            <w:r/>
+            <w:r>
+              <w:rPr>
+                <w:b/>
+              </w:rPr>
+              <w:t>Chủ xe liên kết</w:t>
+            </w:r>
+            <w:r>
+              <w:t xml:space="preserve"> (anh Khampla C4.2 · C4.3)</w:t>
+            </w:r>
+          </w:p>
+        </w:tc>
+        <w:tc>
+          <w:tcPr>
+            <w:tcW w:type="dxa" w:w="2880"/>
+          </w:tcPr>
+          <w:p>
+            <w:r/>
+            <w:r>
+              <w:rPr>
+                <w:rFonts w:ascii="Consolas" w:hAnsi="Consolas"/>
+                <w:sz w:val="19"/>
+              </w:rPr>
+              <w:t>name</w:t>
+            </w:r>
+            <w:r>
+              <w:t xml:space="preserve">, </w:t>
+            </w:r>
+            <w:r>
+              <w:rPr>
+                <w:rFonts w:ascii="Consolas" w:hAnsi="Consolas"/>
+                <w:sz w:val="19"/>
+              </w:rPr>
+              <w:t>phone</w:t>
+            </w:r>
+            <w:r>
+              <w:t xml:space="preserve">, </w:t>
+            </w:r>
+            <w:r>
+              <w:rPr>
+                <w:b/>
+              </w:rPr>
+              <w:t>`fee_pct`</w:t>
+            </w:r>
+            <w:r>
+              <w:t xml:space="preserve">, </w:t>
+            </w:r>
+            <w:r>
+              <w:rPr>
+                <w:b/>
+              </w:rPr>
+              <w:t>`over_limit_t`</w:t>
+            </w:r>
+            <w:r>
+              <w:t xml:space="preserve">, </w:t>
+            </w:r>
+            <w:r>
+              <w:rPr>
+                <w:b/>
+              </w:rPr>
+              <w:t>`over_price`</w:t>
+            </w:r>
+            <w:r>
+              <w:t xml:space="preserve">, </w:t>
+            </w:r>
+            <w:r>
+              <w:rPr>
+                <w:rFonts w:ascii="Consolas" w:hAnsi="Consolas"/>
+                <w:sz w:val="19"/>
+              </w:rPr>
+              <w:t>hire_ccy</w:t>
+            </w:r>
+            <w:r>
+              <w:t xml:space="preserve">, </w:t>
+            </w:r>
+            <w:r>
+              <w:rPr>
+                <w:b/>
+              </w:rPr>
+              <w:t>`pay_mode`</w:t>
+            </w:r>
+            <w:r>
+              <w:t xml:space="preserve"> (</w:t>
+            </w:r>
+            <w:r>
+              <w:rPr>
+                <w:rFonts w:ascii="Consolas" w:hAnsi="Consolas"/>
+                <w:sz w:val="19"/>
+              </w:rPr>
+              <w:t>phieu</w:t>
+            </w:r>
+            <w:r>
+              <w:t xml:space="preserve"> từng phiếu · </w:t>
+            </w:r>
+            <w:r>
+              <w:rPr>
+                <w:rFonts w:ascii="Consolas" w:hAnsi="Consolas"/>
+                <w:sz w:val="19"/>
+              </w:rPr>
+              <w:t>thang</w:t>
+            </w:r>
+            <w:r>
+              <w:t xml:space="preserve"> gộp tháng · </w:t>
+            </w:r>
+            <w:r>
+              <w:rPr>
+                <w:rFonts w:ascii="Consolas" w:hAnsi="Consolas"/>
+                <w:sz w:val="19"/>
+              </w:rPr>
+              <w:t>dot</w:t>
+            </w:r>
+            <w:r>
+              <w:t xml:space="preserve"> theo đợt), </w:t>
+            </w:r>
+            <w:r>
+              <w:rPr>
+                <w:rFonts w:ascii="Consolas" w:hAnsi="Consolas"/>
+                <w:sz w:val="19"/>
+              </w:rPr>
+              <w:t>active</w:t>
+            </w:r>
+            <w:r>
+              <w:t>. Lập phiếu cho xe của chủ nào thì phí tự điền theo chủ đó</w:t>
+            </w:r>
+          </w:p>
+        </w:tc>
+      </w:tr>
+      <w:tr>
+        <w:tc>
+          <w:tcPr>
+            <w:tcW w:type="dxa" w:w="2880"/>
+          </w:tcPr>
+          <w:p>
+            <w:r/>
+            <w:r>
+              <w:rPr>
+                <w:rFonts w:ascii="Consolas" w:hAnsi="Consolas"/>
+                <w:sz w:val="19"/>
+              </w:rPr>
+              <w:t>owner_payments</w:t>
+            </w:r>
+          </w:p>
+        </w:tc>
+        <w:tc>
+          <w:tcPr>
+            <w:tcW w:type="dxa" w:w="2880"/>
+          </w:tcPr>
+          <w:p>
+            <w:r/>
+            <w:r>
+              <w:rPr>
+                <w:b/>
+              </w:rPr>
+              <w:t>Một đợt trả chủ xe</w:t>
+            </w:r>
+            <w:r>
+              <w:t xml:space="preserve"> — một hay nhiều phiếu đã khoá, cùng tiền thuê</w:t>
+            </w:r>
+          </w:p>
+        </w:tc>
+        <w:tc>
+          <w:tcPr>
+            <w:tcW w:type="dxa" w:w="2880"/>
+          </w:tcPr>
+          <w:p>
+            <w:r/>
+            <w:r>
+              <w:rPr>
+                <w:rFonts w:ascii="Consolas" w:hAnsi="Consolas"/>
+                <w:sz w:val="19"/>
+              </w:rPr>
+              <w:t>owner_id</w:t>
+            </w:r>
+            <w:r>
+              <w:t xml:space="preserve">, </w:t>
+            </w:r>
+            <w:r>
+              <w:rPr>
+                <w:rFonts w:ascii="Consolas" w:hAnsi="Consolas"/>
+                <w:sz w:val="19"/>
+              </w:rPr>
+              <w:t>pay_date</w:t>
+            </w:r>
+            <w:r>
+              <w:t xml:space="preserve">, </w:t>
+            </w:r>
+            <w:r>
+              <w:rPr>
+                <w:rFonts w:ascii="Consolas" w:hAnsi="Consolas"/>
+                <w:sz w:val="19"/>
+              </w:rPr>
+              <w:t>amount</w:t>
+            </w:r>
+            <w:r>
+              <w:t xml:space="preserve"> + </w:t>
+            </w:r>
+            <w:r>
+              <w:rPr>
+                <w:rFonts w:ascii="Consolas" w:hAnsi="Consolas"/>
+                <w:sz w:val="19"/>
+              </w:rPr>
+              <w:t>currency</w:t>
+            </w:r>
+            <w:r>
+              <w:t xml:space="preserve">, </w:t>
+            </w:r>
+            <w:r>
+              <w:rPr>
+                <w:rFonts w:ascii="Consolas" w:hAnsi="Consolas"/>
+                <w:sz w:val="19"/>
+              </w:rPr>
+              <w:t>amount_lak</w:t>
+            </w:r>
+            <w:r>
+              <w:t xml:space="preserve">, </w:t>
+            </w:r>
+            <w:r>
+              <w:rPr>
+                <w:rFonts w:ascii="Consolas" w:hAnsi="Consolas"/>
+                <w:sz w:val="19"/>
+              </w:rPr>
+              <w:t>method</w:t>
+            </w:r>
+            <w:r>
+              <w:t xml:space="preserve">, </w:t>
+            </w:r>
+            <w:r>
+              <w:rPr>
+                <w:rFonts w:ascii="Consolas" w:hAnsi="Consolas"/>
+                <w:sz w:val="19"/>
+              </w:rPr>
+              <w:t>ref</w:t>
+            </w:r>
+            <w:r>
+              <w:t xml:space="preserve">. Số tiền = tổng "trả chủ xe" của các phiếu trong đợt, máy tính; phiếu trỏ về đợt qua </w:t>
+            </w:r>
+            <w:r>
+              <w:rPr>
+                <w:rFonts w:ascii="Consolas" w:hAnsi="Consolas"/>
+                <w:sz w:val="19"/>
+              </w:rPr>
+              <w:t>trips.owner_payment_id</w:t>
+            </w:r>
+          </w:p>
+        </w:tc>
+      </w:tr>
+      <w:tr>
+        <w:tc>
+          <w:tcPr>
+            <w:tcW w:type="dxa" w:w="2880"/>
+          </w:tcPr>
+          <w:p>
+            <w:r/>
+            <w:r>
+              <w:rPr>
+                <w:rFonts w:ascii="Consolas" w:hAnsi="Consolas"/>
+                <w:sz w:val="19"/>
+              </w:rPr>
+              <w:t>vehicles</w:t>
+            </w:r>
+          </w:p>
+        </w:tc>
+        <w:tc>
+          <w:tcPr>
+            <w:tcW w:type="dxa" w:w="2880"/>
+          </w:tcPr>
+          <w:p>
+            <w:r/>
+            <w:r>
+              <w:t>Đầu kéo</w:t>
+            </w:r>
+          </w:p>
+        </w:tc>
+        <w:tc>
+          <w:tcPr>
+            <w:tcW w:type="dxa" w:w="2880"/>
+          </w:tcPr>
+          <w:p>
+            <w:r/>
+            <w:r>
+              <w:rPr>
+                <w:rFonts w:ascii="Consolas" w:hAnsi="Consolas"/>
+                <w:sz w:val="19"/>
+              </w:rPr>
+              <w:t>truck_no</w:t>
+            </w:r>
+            <w:r>
+              <w:t xml:space="preserve">, </w:t>
+            </w:r>
+            <w:r>
+              <w:rPr>
+                <w:rFonts w:ascii="Consolas" w:hAnsi="Consolas"/>
+                <w:sz w:val="19"/>
+              </w:rPr>
+              <w:t>plate_head</w:t>
+            </w:r>
+            <w:r>
+              <w:t xml:space="preserve">, </w:t>
+            </w:r>
+            <w:r>
+              <w:rPr>
+                <w:rFonts w:ascii="Consolas" w:hAnsi="Consolas"/>
+                <w:sz w:val="19"/>
+              </w:rPr>
+              <w:t>owner_type</w:t>
+            </w:r>
+            <w:r>
+              <w:t xml:space="preserve"> (EPL/joint), </w:t>
+            </w:r>
+            <w:r>
+              <w:rPr>
+                <w:b/>
+              </w:rPr>
+              <w:t>`owner_id`</w:t>
+            </w:r>
+            <w:r>
+              <w:t xml:space="preserve"> (chủ xe trong danh mục, tên chép sang </w:t>
+            </w:r>
+            <w:r>
+              <w:rPr>
+                <w:rFonts w:ascii="Consolas" w:hAnsi="Consolas"/>
+                <w:sz w:val="19"/>
+              </w:rPr>
+              <w:t>owner_name</w:t>
+            </w:r>
+            <w:r>
+              <w:t xml:space="preserve">), </w:t>
+            </w:r>
+            <w:r>
+              <w:rPr>
+                <w:rFonts w:ascii="Consolas" w:hAnsi="Consolas"/>
+                <w:sz w:val="19"/>
+              </w:rPr>
+              <w:t>trailer_id</w:t>
+            </w:r>
+            <w:r>
+              <w:t xml:space="preserve">, ba hạn giấy tờ, </w:t>
+            </w:r>
+            <w:r>
+              <w:rPr>
+                <w:rFonts w:ascii="Consolas" w:hAnsi="Consolas"/>
+                <w:sz w:val="19"/>
+              </w:rPr>
+              <w:t>odometer_km</w:t>
+            </w:r>
+            <w:r>
+              <w:t xml:space="preserve">, </w:t>
+            </w:r>
+            <w:r>
+              <w:rPr>
+                <w:rFonts w:ascii="Consolas" w:hAnsi="Consolas"/>
+                <w:sz w:val="19"/>
+              </w:rPr>
+              <w:t>next_service_km</w:t>
+            </w:r>
+            <w:r>
+              <w:t xml:space="preserve">, </w:t>
+            </w:r>
+            <w:r>
+              <w:rPr>
+                <w:rFonts w:ascii="Consolas" w:hAnsi="Consolas"/>
+                <w:sz w:val="19"/>
+              </w:rPr>
+              <w:t>fuel_norm</w:t>
+            </w:r>
+            <w:r>
+              <w:t xml:space="preserve">, </w:t>
+            </w:r>
+            <w:r>
+              <w:rPr>
+                <w:rFonts w:ascii="Consolas" w:hAnsi="Consolas"/>
+                <w:sz w:val="19"/>
+              </w:rPr>
+              <w:t>engine_cap</w:t>
+            </w:r>
+            <w:r>
+              <w:t xml:space="preserve">, </w:t>
+            </w:r>
+            <w:r>
+              <w:rPr>
+                <w:rFonts w:ascii="Consolas" w:hAnsi="Consolas"/>
+                <w:sz w:val="19"/>
+              </w:rPr>
+              <w:t>box_size</w:t>
+            </w:r>
+            <w:r>
+              <w:t xml:space="preserve">, </w:t>
+            </w:r>
+            <w:r>
+              <w:rPr>
+                <w:rFonts w:ascii="Consolas" w:hAnsi="Consolas"/>
+                <w:sz w:val="19"/>
+              </w:rPr>
+              <w:t>tyre</w:t>
+            </w:r>
+          </w:p>
+        </w:tc>
+      </w:tr>
+      <w:tr>
+        <w:tc>
+          <w:tcPr>
+            <w:tcW w:type="dxa" w:w="2880"/>
+          </w:tcPr>
+          <w:p>
+            <w:r/>
+            <w:r>
+              <w:rPr>
+                <w:rFonts w:ascii="Consolas" w:hAnsi="Consolas"/>
+                <w:sz w:val="19"/>
+              </w:rPr>
+              <w:t>trailers</w:t>
+            </w:r>
+          </w:p>
+        </w:tc>
+        <w:tc>
+          <w:tcPr>
+            <w:tcW w:type="dxa" w:w="2880"/>
+          </w:tcPr>
+          <w:p>
+            <w:r/>
+            <w:r>
+              <w:t>Rơ-moóc (thực thể riêng)</w:t>
+            </w:r>
+          </w:p>
+        </w:tc>
+        <w:tc>
+          <w:tcPr>
+            <w:tcW w:type="dxa" w:w="2880"/>
+          </w:tcPr>
+          <w:p>
+            <w:r/>
+            <w:r>
+              <w:rPr>
+                <w:rFonts w:ascii="Consolas" w:hAnsi="Consolas"/>
+                <w:sz w:val="19"/>
+              </w:rPr>
+              <w:t>plate</w:t>
+            </w:r>
+            <w:r>
+              <w:t xml:space="preserve">, </w:t>
+            </w:r>
+            <w:r>
+              <w:rPr>
+                <w:rFonts w:ascii="Consolas" w:hAnsi="Consolas"/>
+                <w:sz w:val="19"/>
+              </w:rPr>
+              <w:t>trailer_type</w:t>
+            </w:r>
+            <w:r>
+              <w:t xml:space="preserve">, </w:t>
+            </w:r>
+            <w:r>
+              <w:rPr>
+                <w:rFonts w:ascii="Consolas" w:hAnsi="Consolas"/>
+                <w:sz w:val="19"/>
+              </w:rPr>
+              <w:t>capacity_t</w:t>
+            </w:r>
+            <w:r>
+              <w:t xml:space="preserve">, </w:t>
+            </w:r>
+            <w:r>
+              <w:rPr>
+                <w:rFonts w:ascii="Consolas" w:hAnsi="Consolas"/>
+                <w:sz w:val="19"/>
+              </w:rPr>
+              <w:t>status</w:t>
+            </w:r>
+          </w:p>
+        </w:tc>
+      </w:tr>
+      <w:tr>
+        <w:tc>
+          <w:tcPr>
+            <w:tcW w:type="dxa" w:w="2880"/>
+          </w:tcPr>
+          <w:p>
+            <w:r/>
+            <w:r>
+              <w:rPr>
+                <w:rFonts w:ascii="Consolas" w:hAnsi="Consolas"/>
+                <w:sz w:val="19"/>
+              </w:rPr>
+              <w:t>trailer_assignments</w:t>
+            </w:r>
+          </w:p>
+        </w:tc>
+        <w:tc>
+          <w:tcPr>
+            <w:tcW w:type="dxa" w:w="2880"/>
+          </w:tcPr>
+          <w:p>
+            <w:r/>
+            <w:r>
+              <w:t>Lịch sử lắp/tháo</w:t>
+            </w:r>
+          </w:p>
+        </w:tc>
+        <w:tc>
+          <w:tcPr>
+            <w:tcW w:type="dxa" w:w="2880"/>
+          </w:tcPr>
+          <w:p>
+            <w:r/>
+            <w:r>
+              <w:rPr>
+                <w:rFonts w:ascii="Consolas" w:hAnsi="Consolas"/>
+                <w:sz w:val="19"/>
+              </w:rPr>
+              <w:t>attached_at</w:t>
+            </w:r>
+            <w:r>
+              <w:t xml:space="preserve">, </w:t>
+            </w:r>
+            <w:r>
+              <w:rPr>
+                <w:rFonts w:ascii="Consolas" w:hAnsi="Consolas"/>
+                <w:sz w:val="19"/>
+              </w:rPr>
+              <w:t>detached_at</w:t>
+            </w:r>
+            <w:r>
+              <w:t xml:space="preserve">, </w:t>
+            </w:r>
+            <w:r>
+              <w:rPr>
+                <w:rFonts w:ascii="Consolas" w:hAnsi="Consolas"/>
+                <w:sz w:val="19"/>
+              </w:rPr>
+              <w:t>reason</w:t>
+            </w:r>
+          </w:p>
+        </w:tc>
+      </w:tr>
+      <w:tr>
+        <w:tc>
+          <w:tcPr>
+            <w:tcW w:type="dxa" w:w="2880"/>
+          </w:tcPr>
+          <w:p>
+            <w:r/>
+            <w:r>
+              <w:rPr>
+                <w:rFonts w:ascii="Consolas" w:hAnsi="Consolas"/>
+                <w:sz w:val="19"/>
+              </w:rPr>
+              <w:t>drivers</w:t>
+            </w:r>
+          </w:p>
+        </w:tc>
+        <w:tc>
+          <w:tcPr>
+            <w:tcW w:type="dxa" w:w="2880"/>
+          </w:tcPr>
+          <w:p>
+            <w:r/>
+            <w:r>
+              <w:t>Tài xế</w:t>
+            </w:r>
+          </w:p>
+        </w:tc>
+        <w:tc>
+          <w:tcPr>
+            <w:tcW w:type="dxa" w:w="2880"/>
+          </w:tcPr>
+          <w:p>
+            <w:r/>
+            <w:r>
+              <w:rPr>
+                <w:rFonts w:ascii="Consolas" w:hAnsi="Consolas"/>
+                <w:sz w:val="19"/>
+              </w:rPr>
+              <w:t>driver_code</w:t>
+            </w:r>
+            <w:r>
+              <w:t xml:space="preserve">, </w:t>
+            </w:r>
+            <w:r>
+              <w:rPr>
+                <w:rFonts w:ascii="Consolas" w:hAnsi="Consolas"/>
+                <w:sz w:val="19"/>
+              </w:rPr>
+              <w:t>name</w:t>
+            </w:r>
+            <w:r>
+              <w:t xml:space="preserve"> + </w:t>
+            </w:r>
+            <w:r>
+              <w:rPr>
+                <w:rFonts w:ascii="Consolas" w:hAnsi="Consolas"/>
+                <w:sz w:val="19"/>
+              </w:rPr>
+              <w:t>name_latin</w:t>
+            </w:r>
+            <w:r>
+              <w:t xml:space="preserve">, </w:t>
+            </w:r>
+            <w:r>
+              <w:rPr>
+                <w:rFonts w:ascii="Consolas" w:hAnsi="Consolas"/>
+                <w:sz w:val="19"/>
+              </w:rPr>
+              <w:t>role</w:t>
+            </w:r>
+            <w:r>
+              <w:t>, bằng lái hiện hành (</w:t>
+            </w:r>
+            <w:r>
+              <w:rPr>
+                <w:rFonts w:ascii="Consolas" w:hAnsi="Consolas"/>
+                <w:sz w:val="19"/>
+              </w:rPr>
+              <w:t>license_no</w:t>
+            </w:r>
+            <w:r>
+              <w:t xml:space="preserve">, </w:t>
+            </w:r>
+            <w:r>
+              <w:rPr>
+                <w:rFonts w:ascii="Consolas" w:hAnsi="Consolas"/>
+                <w:sz w:val="19"/>
+              </w:rPr>
+              <w:t>license_type</w:t>
+            </w:r>
+            <w:r>
+              <w:t xml:space="preserve">, </w:t>
+            </w:r>
+            <w:r>
+              <w:rPr>
+                <w:rFonts w:ascii="Consolas" w:hAnsi="Consolas"/>
+                <w:sz w:val="19"/>
+              </w:rPr>
+              <w:t>license_status</w:t>
+            </w:r>
+            <w:r>
+              <w:t xml:space="preserve">, hai mốc hạn), </w:t>
+            </w:r>
+            <w:r>
+              <w:rPr>
+                <w:b/>
+              </w:rPr>
+              <w:t>`license_class_hr`</w:t>
+            </w:r>
+            <w:r>
+              <w:t xml:space="preserve"> (hạng ghi trong hồ sơ nhân sự — lệch với hạng trên bằng là dấu hiệu hồ sơ sai), </w:t>
+            </w:r>
+            <w:r>
+              <w:rPr>
+                <w:rFonts w:ascii="Consolas" w:hAnsi="Consolas"/>
+                <w:sz w:val="19"/>
+              </w:rPr>
+              <w:t>default_vehicle_id</w:t>
+            </w:r>
+            <w:r>
+              <w:t xml:space="preserve">, </w:t>
+            </w:r>
+            <w:r>
+              <w:rPr>
+                <w:rFonts w:ascii="Consolas" w:hAnsi="Consolas"/>
+                <w:sz w:val="19"/>
+              </w:rPr>
+              <w:t>status</w:t>
+            </w:r>
+          </w:p>
+        </w:tc>
+      </w:tr>
+      <w:tr>
+        <w:tc>
+          <w:tcPr>
+            <w:tcW w:type="dxa" w:w="2880"/>
+          </w:tcPr>
+          <w:p>
+            <w:r/>
+            <w:r>
+              <w:rPr>
+                <w:rFonts w:ascii="Consolas" w:hAnsi="Consolas"/>
+                <w:sz w:val="19"/>
+              </w:rPr>
+              <w:t>driver_licenses</w:t>
+            </w:r>
+          </w:p>
+        </w:tc>
+        <w:tc>
+          <w:tcPr>
+            <w:tcW w:type="dxa" w:w="2880"/>
+          </w:tcPr>
+          <w:p>
+            <w:r/>
+            <w:r>
+              <w:t>Từng bằng lái và lần gia hạn</w:t>
+            </w:r>
+          </w:p>
+        </w:tc>
+        <w:tc>
+          <w:tcPr>
+            <w:tcW w:type="dxa" w:w="2880"/>
+          </w:tcPr>
+          <w:p>
+            <w:r/>
+            <w:r>
+              <w:rPr>
+                <w:rFonts w:ascii="Consolas" w:hAnsi="Consolas"/>
+                <w:sz w:val="19"/>
+              </w:rPr>
+              <w:t>license_no</w:t>
+            </w:r>
+            <w:r>
+              <w:t xml:space="preserve">, </w:t>
+            </w:r>
+            <w:r>
+              <w:rPr>
+                <w:rFonts w:ascii="Consolas" w:hAnsi="Consolas"/>
+                <w:sz w:val="19"/>
+              </w:rPr>
+              <w:t>valid_from</w:t>
+            </w:r>
+            <w:r>
+              <w:t xml:space="preserve">, </w:t>
+            </w:r>
+            <w:r>
+              <w:rPr>
+                <w:rFonts w:ascii="Consolas" w:hAnsi="Consolas"/>
+                <w:sz w:val="19"/>
+              </w:rPr>
+              <w:t>valid_to</w:t>
+            </w:r>
+            <w:r>
+              <w:t xml:space="preserve">, </w:t>
+            </w:r>
+            <w:r>
+              <w:rPr>
+                <w:rFonts w:ascii="Consolas" w:hAnsi="Consolas"/>
+                <w:sz w:val="19"/>
+              </w:rPr>
+              <w:t>issued_by</w:t>
+            </w:r>
+            <w:r>
+              <w:t xml:space="preserve">, </w:t>
+            </w:r>
+            <w:r>
+              <w:rPr>
+                <w:rFonts w:ascii="Consolas" w:hAnsi="Consolas"/>
+                <w:sz w:val="19"/>
+              </w:rPr>
+              <w:t>verified_by</w:t>
+            </w:r>
+          </w:p>
+        </w:tc>
+      </w:tr>
+      <w:tr>
+        <w:tc>
+          <w:tcPr>
+            <w:tcW w:type="dxa" w:w="2880"/>
+          </w:tcPr>
+          <w:p>
+            <w:r/>
+            <w:r>
+              <w:rPr>
+                <w:rFonts w:ascii="Consolas" w:hAnsi="Consolas"/>
+                <w:sz w:val="19"/>
+              </w:rPr>
+              <w:t>routes</w:t>
+            </w:r>
+            <w:r>
+              <w:t xml:space="preserve">, </w:t>
+            </w:r>
+            <w:r>
+              <w:rPr>
+                <w:rFonts w:ascii="Consolas" w:hAnsi="Consolas"/>
+                <w:sz w:val="19"/>
+              </w:rPr>
+              <w:t>route_stops</w:t>
+            </w:r>
+          </w:p>
+        </w:tc>
+        <w:tc>
+          <w:tcPr>
+            <w:tcW w:type="dxa" w:w="2880"/>
+          </w:tcPr>
+          <w:p>
+            <w:r/>
+            <w:r>
+              <w:t>Tuyến và các chặng</w:t>
+            </w:r>
+          </w:p>
+        </w:tc>
+        <w:tc>
+          <w:tcPr>
+            <w:tcW w:type="dxa" w:w="2880"/>
+          </w:tcPr>
+          <w:p>
+            <w:r/>
+            <w:r>
+              <w:rPr>
+                <w:rFonts w:ascii="Consolas" w:hAnsi="Consolas"/>
+                <w:sz w:val="19"/>
+              </w:rPr>
+              <w:t>total_km</w:t>
+            </w:r>
+            <w:r>
+              <w:t xml:space="preserve">, </w:t>
+            </w:r>
+            <w:r>
+              <w:rPr>
+                <w:rFonts w:ascii="Consolas" w:hAnsi="Consolas"/>
+                <w:sz w:val="19"/>
+              </w:rPr>
+              <w:t>toll_lak</w:t>
+            </w:r>
+            <w:r>
+              <w:t xml:space="preserve">; mỗi chặng có </w:t>
+            </w:r>
+            <w:r>
+              <w:rPr>
+                <w:rFonts w:ascii="Consolas" w:hAnsi="Consolas"/>
+                <w:sz w:val="19"/>
+              </w:rPr>
+              <w:t>km_from_prev</w:t>
+            </w:r>
+            <w:r>
+              <w:t xml:space="preserve">, </w:t>
+            </w:r>
+            <w:r>
+              <w:rPr>
+                <w:rFonts w:ascii="Consolas" w:hAnsi="Consolas"/>
+                <w:sz w:val="19"/>
+              </w:rPr>
+              <w:t>lat</w:t>
+            </w:r>
+            <w:r>
+              <w:t xml:space="preserve">, </w:t>
+            </w:r>
+            <w:r>
+              <w:rPr>
+                <w:rFonts w:ascii="Consolas" w:hAnsi="Consolas"/>
+                <w:sz w:val="19"/>
+              </w:rPr>
+              <w:t>lng</w:t>
+            </w:r>
+          </w:p>
+        </w:tc>
+      </w:tr>
+      <w:tr>
+        <w:tc>
+          <w:tcPr>
+            <w:tcW w:type="dxa" w:w="2880"/>
+          </w:tcPr>
+          <w:p>
+            <w:r/>
+            <w:r>
+              <w:rPr>
+                <w:rFonts w:ascii="Consolas" w:hAnsi="Consolas"/>
+                <w:sz w:val="19"/>
+              </w:rPr>
               <w:t>suppliers</w:t>
             </w:r>
             <w:r>
@@ -6211,7 +6637,16 @@
           <w:p>
             <w:r/>
             <w:r>
-              <w:t>Nhà cung cấp và các đợt trả</w:t>
+              <w:t xml:space="preserve">Nhà cung cấp và các đợt trả. </w:t>
+            </w:r>
+            <w:r>
+              <w:rPr>
+                <w:b/>
+              </w:rPr>
+              <w:t>`customer_id`</w:t>
+            </w:r>
+            <w:r>
+              <w:t xml:space="preserve"> = trạm này cuối tháng cấn trừ vào cước khách nào (C5.1)</w:t>
             </w:r>
           </w:p>
         </w:tc>
@@ -8263,6 +8698,197 @@
                 <w:rFonts w:ascii="Consolas" w:hAnsi="Consolas"/>
                 <w:sz w:val="19"/>
               </w:rPr>
+              <w:t>toll_cards</w:t>
+            </w:r>
+            <w:r>
+              <w:t xml:space="preserve">, </w:t>
+            </w:r>
+            <w:r>
+              <w:rPr>
+                <w:rFonts w:ascii="Consolas" w:hAnsi="Consolas"/>
+                <w:sz w:val="19"/>
+              </w:rPr>
+              <w:t>toll_card_moves</w:t>
+            </w:r>
+          </w:p>
+        </w:tc>
+        <w:tc>
+          <w:tcPr>
+            <w:tcW w:type="dxa" w:w="4320"/>
+          </w:tcPr>
+          <w:p>
+            <w:r/>
+            <w:r>
+              <w:rPr>
+                <w:b/>
+              </w:rPr>
+              <w:t>Thẻ cao tốc</w:t>
+            </w:r>
+            <w:r>
+              <w:t xml:space="preserve"> (C6.1): </w:t>
+            </w:r>
+            <w:r>
+              <w:rPr>
+                <w:rFonts w:ascii="Consolas" w:hAnsi="Consolas"/>
+                <w:sz w:val="19"/>
+              </w:rPr>
+              <w:t>card_no</w:t>
+            </w:r>
+            <w:r>
+              <w:t xml:space="preserve">, </w:t>
+            </w:r>
+            <w:r>
+              <w:rPr>
+                <w:rFonts w:ascii="Consolas" w:hAnsi="Consolas"/>
+                <w:sz w:val="19"/>
+              </w:rPr>
+              <w:t>kind</w:t>
+            </w:r>
+            <w:r>
+              <w:t xml:space="preserve"> (</w:t>
+            </w:r>
+            <w:r>
+              <w:rPr>
+                <w:rFonts w:ascii="Consolas" w:hAnsi="Consolas"/>
+                <w:sz w:val="19"/>
+              </w:rPr>
+              <w:t>khach</w:t>
+            </w:r>
+            <w:r>
+              <w:t>/</w:t>
+            </w:r>
+            <w:r>
+              <w:rPr>
+                <w:rFonts w:ascii="Consolas" w:hAnsi="Consolas"/>
+                <w:sz w:val="19"/>
+              </w:rPr>
+              <w:t>epl</w:t>
+            </w:r>
+            <w:r>
+              <w:t xml:space="preserve">), </w:t>
+            </w:r>
+            <w:r>
+              <w:rPr>
+                <w:rFonts w:ascii="Consolas" w:hAnsi="Consolas"/>
+                <w:sz w:val="19"/>
+              </w:rPr>
+              <w:t>customer_id</w:t>
+            </w:r>
+            <w:r>
+              <w:t xml:space="preserve">, </w:t>
+            </w:r>
+            <w:r>
+              <w:rPr>
+                <w:rFonts w:ascii="Consolas" w:hAnsi="Consolas"/>
+                <w:sz w:val="19"/>
+              </w:rPr>
+              <w:t>driver_id</w:t>
+            </w:r>
+            <w:r>
+              <w:t xml:space="preserve">, </w:t>
+            </w:r>
+            <w:r>
+              <w:rPr>
+                <w:rFonts w:ascii="Consolas" w:hAnsi="Consolas"/>
+                <w:sz w:val="19"/>
+              </w:rPr>
+              <w:t>currency</w:t>
+            </w:r>
+            <w:r>
+              <w:t xml:space="preserve">, </w:t>
+            </w:r>
+            <w:r>
+              <w:rPr>
+                <w:rFonts w:ascii="Consolas" w:hAnsi="Consolas"/>
+                <w:sz w:val="19"/>
+              </w:rPr>
+              <w:t>balance</w:t>
+            </w:r>
+            <w:r>
+              <w:t xml:space="preserve">; mỗi dòng có </w:t>
+            </w:r>
+            <w:r>
+              <w:rPr>
+                <w:rFonts w:ascii="Consolas" w:hAnsi="Consolas"/>
+                <w:sz w:val="19"/>
+              </w:rPr>
+              <w:t>kind</w:t>
+            </w:r>
+            <w:r>
+              <w:t xml:space="preserve"> (</w:t>
+            </w:r>
+            <w:r>
+              <w:rPr>
+                <w:rFonts w:ascii="Consolas" w:hAnsi="Consolas"/>
+                <w:sz w:val="19"/>
+              </w:rPr>
+              <w:t>nap</w:t>
+            </w:r>
+            <w:r>
+              <w:t>/</w:t>
+            </w:r>
+            <w:r>
+              <w:rPr>
+                <w:rFonts w:ascii="Consolas" w:hAnsi="Consolas"/>
+                <w:sz w:val="19"/>
+              </w:rPr>
+              <w:t>chi</w:t>
+            </w:r>
+            <w:r>
+              <w:t>/</w:t>
+            </w:r>
+            <w:r>
+              <w:rPr>
+                <w:rFonts w:ascii="Consolas" w:hAnsi="Consolas"/>
+                <w:sz w:val="19"/>
+              </w:rPr>
+              <w:t>dieu_chinh</w:t>
+            </w:r>
+            <w:r>
+              <w:t xml:space="preserve">), </w:t>
+            </w:r>
+            <w:r>
+              <w:rPr>
+                <w:rFonts w:ascii="Consolas" w:hAnsi="Consolas"/>
+                <w:sz w:val="19"/>
+              </w:rPr>
+              <w:t>amount</w:t>
+            </w:r>
+            <w:r>
+              <w:t xml:space="preserve">, </w:t>
+            </w:r>
+            <w:r>
+              <w:rPr>
+                <w:rFonts w:ascii="Consolas" w:hAnsi="Consolas"/>
+                <w:sz w:val="19"/>
+              </w:rPr>
+              <w:t>balance_after</w:t>
+            </w:r>
+            <w:r>
+              <w:t xml:space="preserve">, </w:t>
+            </w:r>
+            <w:r>
+              <w:rPr>
+                <w:rFonts w:ascii="Consolas" w:hAnsi="Consolas"/>
+                <w:sz w:val="19"/>
+              </w:rPr>
+              <w:t>trip_id</w:t>
+            </w:r>
+          </w:p>
+        </w:tc>
+      </w:tr>
+      <w:tr>
+        <w:tc>
+          <w:tcPr>
+            <w:tcW w:type="dxa" w:w="4320"/>
+          </w:tcPr>
+          <w:p>
+            <w:r/>
+            <w:r>
+              <w:rPr>
+                <w:rFonts w:ascii="Consolas" w:hAnsi="Consolas"/>
+                <w:sz w:val="19"/>
+              </w:rPr>
               <w:t>sales</w:t>
             </w:r>
             <w:r>
@@ -8315,7 +8941,7 @@
         <w:jc w:val="both"/>
       </w:pPr>
       <w:r>
-        <w:t xml:space="preserve">144 đường, tất cả dưới </w:t>
+        <w:t xml:space="preserve">153 đường, tất cả dưới </w:t>
       </w:r>
       <w:r>
         <w:rPr>
@@ -12104,7 +12730,7 @@
         <w:rPr>
           <w:color w:val="145C4A"/>
         </w:rPr>
-        <w:t>C6. Theo dõi, báo cáo, chứng từ</w:t>
+        <w:t>C10. Thẻ cao tốc — `routes/the_cao_toc.py`</w:t>
       </w:r>
     </w:p>
     <w:tbl>
@@ -12167,17 +12793,7 @@
                 <w:rFonts w:ascii="Consolas" w:hAnsi="Consolas"/>
                 <w:sz w:val="19"/>
               </w:rPr>
-              <w:t>GET /api/theo-doi</w:t>
-            </w:r>
-            <w:r>
-              <w:t xml:space="preserve">, </w:t>
-            </w:r>
-            <w:r>
-              <w:rPr>
-                <w:rFonts w:ascii="Consolas" w:hAnsi="Consolas"/>
-                <w:sz w:val="19"/>
-              </w:rPr>
-              <w:t>/api/theo-doi/su-co</w:t>
+              <w:t>GET /api/the-cao-toc</w:t>
             </w:r>
           </w:p>
         </w:tc>
@@ -12188,7 +12804,7 @@
           <w:p>
             <w:r/>
             <w:r>
-              <w:t>Trung tâm điều hành: dải ô số, danh sách chuyến, sổ sự cố</w:t>
+              <w:t>Danh mục thẻ kèm số dư — mọi vai xem được (Bãi phải biết thẻ nào còn tiền)</w:t>
             </w:r>
           </w:p>
         </w:tc>
@@ -12205,7 +12821,7 @@
                 <w:rFonts w:ascii="Consolas" w:hAnsi="Consolas"/>
                 <w:sz w:val="19"/>
               </w:rPr>
-              <w:t>GET /api/bao-cao/tong-quan?thang=</w:t>
+              <w:t>GET /api/the-cao-toc/{id}</w:t>
             </w:r>
           </w:p>
         </w:tc>
@@ -12216,7 +12832,7 @@
           <w:p>
             <w:r/>
             <w:r>
-              <w:t>Bốn con số, tiến trình, cơ cấu chi, việc cần xử lý</w:t>
+              <w:t>Một thẻ kèm 200 dòng gần nhất (nạp · qua trạm · điều chỉnh)</w:t>
             </w:r>
           </w:p>
         </w:tc>
@@ -12233,7 +12849,7 @@
                 <w:rFonts w:ascii="Consolas" w:hAnsi="Consolas"/>
                 <w:sz w:val="19"/>
               </w:rPr>
-              <w:t>GET /api/bao-cao/xu-huong?thang=</w:t>
+              <w:t>POST PUT /api/the-cao-toc[/{id}]</w:t>
             </w:r>
           </w:p>
         </w:tc>
@@ -12244,7 +12860,33 @@
           <w:p>
             <w:r/>
             <w:r>
-              <w:t>Sáu tháng, theo ngày, hao hụt, hiệu suất xe, vận hành, xem nhanh, dòng thời gian</w:t>
+              <w:rPr>
+                <w:b/>
+              </w:rPr>
+              <w:t>KT Thu/Chi VC</w:t>
+            </w:r>
+            <w:r>
+              <w:t xml:space="preserve"> lập và sửa. Thẻ </w:t>
+            </w:r>
+            <w:r>
+              <w:rPr>
+                <w:rFonts w:ascii="Consolas" w:hAnsi="Consolas"/>
+                <w:sz w:val="19"/>
+              </w:rPr>
+              <w:t>khach</w:t>
+            </w:r>
+            <w:r>
+              <w:t xml:space="preserve"> bắt buộc ghi khách; trùng số thẻ → </w:t>
+            </w:r>
+            <w:r>
+              <w:rPr>
+                <w:rFonts w:ascii="Consolas" w:hAnsi="Consolas"/>
+                <w:sz w:val="19"/>
+              </w:rPr>
+              <w:t>TRUNG_SO_THE</w:t>
+            </w:r>
+            <w:r>
+              <w:t>. Số dư không sửa thẳng ở đây</w:t>
             </w:r>
           </w:p>
         </w:tc>
@@ -12261,7 +12903,31 @@
                 <w:rFonts w:ascii="Consolas" w:hAnsi="Consolas"/>
                 <w:sz w:val="19"/>
               </w:rPr>
-              <w:t>GET /api/bao-cao/theo-doi</w:t>
+              <w:t>POST /api/the-cao-toc/{id}/nap</w:t>
+            </w:r>
+          </w:p>
+        </w:tc>
+        <w:tc>
+          <w:tcPr>
+            <w:tcW w:type="dxa" w:w="4320"/>
+          </w:tcPr>
+          <w:p>
+            <w:r/>
+            <w:r>
+              <w:rPr>
+                <w:b/>
+              </w:rPr>
+              <w:t>Quỹ</w:t>
+            </w:r>
+            <w:r>
+              <w:t xml:space="preserve"> (hoặc kế toán) nạp tiền: </w:t>
+            </w:r>
+            <w:r>
+              <w:rPr>
+                <w:rFonts w:ascii="Consolas" w:hAnsi="Consolas"/>
+                <w:sz w:val="19"/>
+              </w:rPr>
+              <w:t>amount</w:t>
             </w:r>
             <w:r>
               <w:t xml:space="preserve">, </w:t>
@@ -12271,7 +12937,7 @@
                 <w:rFonts w:ascii="Consolas" w:hAnsi="Consolas"/>
                 <w:sz w:val="19"/>
               </w:rPr>
-              <w:t>/xe-lien-ket</w:t>
+              <w:t>move_date</w:t>
             </w:r>
             <w:r>
               <w:t xml:space="preserve">, </w:t>
@@ -12281,18 +12947,7 @@
                 <w:rFonts w:ascii="Consolas" w:hAnsi="Consolas"/>
                 <w:sz w:val="19"/>
               </w:rPr>
-              <w:t>/tien-tai-xe</w:t>
-            </w:r>
-          </w:p>
-        </w:tc>
-        <w:tc>
-          <w:tcPr>
-            <w:tcW w:type="dxa" w:w="4320"/>
-          </w:tcPr>
-          <w:p>
-            <w:r/>
-            <w:r>
-              <w:t>Ba bảng báo cáo trong Excel của họ</w:t>
+              <w:t>ref</w:t>
             </w:r>
           </w:p>
         </w:tc>
@@ -12309,7 +12964,7 @@
                 <w:rFonts w:ascii="Consolas" w:hAnsi="Consolas"/>
                 <w:sz w:val="19"/>
               </w:rPr>
-              <w:t>GET /api/dem-viec</w:t>
+              <w:t>POST /api/the-cao-toc/{id}/dieu-chinh</w:t>
             </w:r>
           </w:p>
         </w:tc>
@@ -12320,7 +12975,23 @@
           <w:p>
             <w:r/>
             <w:r>
-              <w:t>Số việc đang chờ của từng màn, theo vai đang đăng nhập</w:t>
+              <w:t xml:space="preserve">Chỉnh lệch với trạm — </w:t>
+            </w:r>
+            <w:r>
+              <w:rPr>
+                <w:rFonts w:ascii="Consolas" w:hAnsi="Consolas"/>
+                <w:sz w:val="19"/>
+              </w:rPr>
+              <w:t>amount</w:t>
+            </w:r>
+            <w:r>
+              <w:t xml:space="preserve"> (± ) và </w:t>
+            </w:r>
+            <w:r>
+              <w:rPr>
+                <w:b/>
+              </w:rPr>
+              <w:t>`note` bắt buộc</w:t>
             </w:r>
           </w:p>
         </w:tc>
@@ -12337,37 +13008,7 @@
                 <w:rFonts w:ascii="Consolas" w:hAnsi="Consolas"/>
                 <w:sz w:val="19"/>
               </w:rPr>
-              <w:t>GET /api/chung-tu</w:t>
-            </w:r>
-            <w:r>
-              <w:t xml:space="preserve">, </w:t>
-            </w:r>
-            <w:r>
-              <w:rPr>
-                <w:rFonts w:ascii="Consolas" w:hAnsi="Consolas"/>
-                <w:sz w:val="19"/>
-              </w:rPr>
-              <w:t>/loai</w:t>
-            </w:r>
-            <w:r>
-              <w:t xml:space="preserve">, </w:t>
-            </w:r>
-            <w:r>
-              <w:rPr>
-                <w:rFonts w:ascii="Consolas" w:hAnsi="Consolas"/>
-                <w:sz w:val="19"/>
-              </w:rPr>
-              <w:t>/{id}</w:t>
-            </w:r>
-            <w:r>
-              <w:t xml:space="preserve">, </w:t>
-            </w:r>
-            <w:r>
-              <w:rPr>
-                <w:rFonts w:ascii="Consolas" w:hAnsi="Consolas"/>
-                <w:sz w:val="19"/>
-              </w:rPr>
-              <w:t>POST /{id}/da-day</w:t>
+              <w:t>GET /api/the-cao-toc/cong-no?thang=</w:t>
             </w:r>
           </w:p>
         </w:tc>
@@ -12378,331 +13019,7 @@
           <w:p>
             <w:r/>
             <w:r>
-              <w:rPr>
-                <w:b/>
-              </w:rPr>
-              <w:t>Sổ chứng từ</w:t>
-            </w:r>
-            <w:r>
-              <w:t xml:space="preserve"> cho bên kế toán kéo về hoặc đánh dấu tay</w:t>
-            </w:r>
-          </w:p>
-        </w:tc>
-      </w:tr>
-      <w:tr>
-        <w:tc>
-          <w:tcPr>
-            <w:tcW w:type="dxa" w:w="4320"/>
-          </w:tcPr>
-          <w:p>
-            <w:r/>
-            <w:r>
-              <w:rPr>
-                <w:rFonts w:ascii="Consolas" w:hAnsi="Consolas"/>
-                <w:sz w:val="19"/>
-              </w:rPr>
-              <w:t>POST /api/chung-tu/day</w:t>
-            </w:r>
-            <w:r>
-              <w:t xml:space="preserve">, </w:t>
-            </w:r>
-            <w:r>
-              <w:rPr>
-                <w:rFonts w:ascii="Consolas" w:hAnsi="Consolas"/>
-                <w:sz w:val="19"/>
-              </w:rPr>
-              <w:t>POST /api/chung-tu/{id}/day</w:t>
-            </w:r>
-          </w:p>
-        </w:tc>
-        <w:tc>
-          <w:tcPr>
-            <w:tcW w:type="dxa" w:w="4320"/>
-          </w:tcPr>
-          <w:p>
-            <w:r/>
-            <w:r>
-              <w:rPr>
-                <w:b/>
-              </w:rPr>
-              <w:t>Đẩy chứng từ sang kế toán anh Khang</w:t>
-            </w:r>
-            <w:r>
-              <w:t xml:space="preserve"> (hết tờ chưa đẩy · một tờ). KT Thu/Chi VC và Sếp. Chưa cấu hình → </w:t>
-            </w:r>
-            <w:r>
-              <w:rPr>
-                <w:rFonts w:ascii="Consolas" w:hAnsi="Consolas"/>
-                <w:sz w:val="19"/>
-              </w:rPr>
-              <w:t>CHUA_CAU_HINH</w:t>
-            </w:r>
-            <w:r>
-              <w:t xml:space="preserve">; bên kia hỏng → </w:t>
-            </w:r>
-            <w:r>
-              <w:rPr>
-                <w:rFonts w:ascii="Consolas" w:hAnsi="Consolas"/>
-                <w:sz w:val="19"/>
-              </w:rPr>
-              <w:t>DAY_HONG</w:t>
-            </w:r>
-            <w:r>
-              <w:t>, tờ giữ nguyên kèm câu lỗi</w:t>
-            </w:r>
-          </w:p>
-        </w:tc>
-      </w:tr>
-      <w:tr>
-        <w:tc>
-          <w:tcPr>
-            <w:tcW w:type="dxa" w:w="4320"/>
-          </w:tcPr>
-          <w:p>
-            <w:r/>
-            <w:r>
-              <w:rPr>
-                <w:rFonts w:ascii="Consolas" w:hAnsi="Consolas"/>
-                <w:sz w:val="19"/>
-              </w:rPr>
-              <w:t>GET /api/ke-toan/trang-thai</w:t>
-            </w:r>
-          </w:p>
-        </w:tc>
-        <w:tc>
-          <w:tcPr>
-            <w:tcW w:type="dxa" w:w="4320"/>
-          </w:tcPr>
-          <w:p>
-            <w:r/>
-            <w:r>
-              <w:t>Đã nối chưa, bao nhiêu tờ đã/chưa/lỗi, lần đẩy gần nhất</w:t>
-            </w:r>
-          </w:p>
-        </w:tc>
-      </w:tr>
-      <w:tr>
-        <w:tc>
-          <w:tcPr>
-            <w:tcW w:type="dxa" w:w="4320"/>
-          </w:tcPr>
-          <w:p>
-            <w:r/>
-            <w:r>
-              <w:rPr>
-                <w:rFonts w:ascii="Consolas" w:hAnsi="Consolas"/>
-                <w:sz w:val="19"/>
-              </w:rPr>
-              <w:t>GET PUT /api/ke-toan/cau-hinh</w:t>
-            </w:r>
-          </w:p>
-        </w:tc>
-        <w:tc>
-          <w:tcPr>
-            <w:tcW w:type="dxa" w:w="4320"/>
-          </w:tcPr>
-          <w:p>
-            <w:r/>
-            <w:r>
-              <w:t>Sếp đặt địa chỉ API và token kế toán ngay trong màn hình, không cần khởi động lại; token không trả về trình duyệt</w:t>
-            </w:r>
-          </w:p>
-        </w:tc>
-      </w:tr>
-      <w:tr>
-        <w:tc>
-          <w:tcPr>
-            <w:tcW w:type="dxa" w:w="4320"/>
-          </w:tcPr>
-          <w:p>
-            <w:r/>
-            <w:r>
-              <w:rPr>
-                <w:rFonts w:ascii="Consolas" w:hAnsi="Consolas"/>
-                <w:sz w:val="19"/>
-              </w:rPr>
-              <w:t>GET /api/acc-codes</w:t>
-            </w:r>
-          </w:p>
-        </w:tc>
-        <w:tc>
-          <w:tcPr>
-            <w:tcW w:type="dxa" w:w="4320"/>
-          </w:tcPr>
-          <w:p>
-            <w:r/>
-            <w:r>
-              <w:t>Danh mục mã tài khoản (gọi API bên anh Khang, có danh mục dự phòng)</w:t>
-            </w:r>
-          </w:p>
-        </w:tc>
-      </w:tr>
-      <w:tr>
-        <w:tc>
-          <w:tcPr>
-            <w:tcW w:type="dxa" w:w="4320"/>
-          </w:tcPr>
-          <w:p>
-            <w:r/>
-            <w:r>
-              <w:rPr>
-                <w:rFonts w:ascii="Consolas" w:hAnsi="Consolas"/>
-                <w:sz w:val="19"/>
-              </w:rPr>
-              <w:t>GET POST DELETE /api/tat-toan</w:t>
-            </w:r>
-          </w:p>
-        </w:tc>
-        <w:tc>
-          <w:tcPr>
-            <w:tcW w:type="dxa" w:w="4320"/>
-          </w:tcPr>
-          <w:p>
-            <w:r/>
-            <w:r>
-              <w:t>Tất toán tài xế theo tháng</w:t>
-            </w:r>
-          </w:p>
-        </w:tc>
-      </w:tr>
-      <w:tr>
-        <w:tc>
-          <w:tcPr>
-            <w:tcW w:type="dxa" w:w="4320"/>
-          </w:tcPr>
-          <w:p>
-            <w:r/>
-            <w:r>
-              <w:rPr>
-                <w:rFonts w:ascii="Consolas" w:hAnsi="Consolas"/>
-                <w:sz w:val="19"/>
-              </w:rPr>
-              <w:t>GET POST /api/suppliers</w:t>
-            </w:r>
-            <w:r>
-              <w:t xml:space="preserve">, </w:t>
-            </w:r>
-            <w:r>
-              <w:rPr>
-                <w:rFonts w:ascii="Consolas" w:hAnsi="Consolas"/>
-                <w:sz w:val="19"/>
-              </w:rPr>
-              <w:t>/api/suppliers/{id}/payments</w:t>
-            </w:r>
-          </w:p>
-        </w:tc>
-        <w:tc>
-          <w:tcPr>
-            <w:tcW w:type="dxa" w:w="4320"/>
-          </w:tcPr>
-          <w:p>
-            <w:r/>
-            <w:r>
-              <w:t>Nhà cung cấp và các đợt trả</w:t>
-            </w:r>
-          </w:p>
-        </w:tc>
-      </w:tr>
-      <w:tr>
-        <w:tc>
-          <w:tcPr>
-            <w:tcW w:type="dxa" w:w="4320"/>
-          </w:tcPr>
-          <w:p>
-            <w:r/>
-            <w:r>
-              <w:rPr>
-                <w:rFonts w:ascii="Consolas" w:hAnsi="Consolas"/>
-                <w:sz w:val="19"/>
-              </w:rPr>
-              <w:t>GET POST DELETE /api/ban-hang</w:t>
-            </w:r>
-            <w:r>
-              <w:t xml:space="preserve">, </w:t>
-            </w:r>
-            <w:r>
-              <w:rPr>
-                <w:rFonts w:ascii="Consolas" w:hAnsi="Consolas"/>
-                <w:sz w:val="19"/>
-              </w:rPr>
-              <w:t>POST /api/ban-hang/{id}/thu</w:t>
-            </w:r>
-          </w:p>
-        </w:tc>
-        <w:tc>
-          <w:tcPr>
-            <w:tcW w:type="dxa" w:w="4320"/>
-          </w:tcPr>
-          <w:p>
-            <w:r/>
-            <w:r>
-              <w:t>Bán phụ tùng, xăng dầu ra ngoài</w:t>
-            </w:r>
-          </w:p>
-        </w:tc>
-      </w:tr>
-      <w:tr>
-        <w:tc>
-          <w:tcPr>
-            <w:tcW w:type="dxa" w:w="4320"/>
-          </w:tcPr>
-          <w:p>
-            <w:r/>
-            <w:r>
-              <w:rPr>
-                <w:rFonts w:ascii="Consolas" w:hAnsi="Consolas"/>
-                <w:sz w:val="19"/>
-              </w:rPr>
-              <w:t>POST /api/trips/{id}/vi-tri</w:t>
-            </w:r>
-            <w:r>
-              <w:t xml:space="preserve">, </w:t>
-            </w:r>
-            <w:r>
-              <w:rPr>
-                <w:rFonts w:ascii="Consolas" w:hAnsi="Consolas"/>
-                <w:sz w:val="19"/>
-              </w:rPr>
-              <w:t>GET /api/trips/{id}/vet</w:t>
-            </w:r>
-          </w:p>
-        </w:tc>
-        <w:tc>
-          <w:tcPr>
-            <w:tcW w:type="dxa" w:w="4320"/>
-          </w:tcPr>
-          <w:p>
-            <w:r/>
-            <w:r>
-              <w:t>GPS: app tài xế gửi vị trí, màn theo dõi lấy vệt</w:t>
-            </w:r>
-          </w:p>
-        </w:tc>
-      </w:tr>
-      <w:tr>
-        <w:tc>
-          <w:tcPr>
-            <w:tcW w:type="dxa" w:w="4320"/>
-          </w:tcPr>
-          <w:p>
-            <w:r/>
-            <w:r>
-              <w:rPr>
-                <w:rFonts w:ascii="Consolas" w:hAnsi="Consolas"/>
-                <w:sz w:val="19"/>
-              </w:rPr>
-              <w:t>GET /api/quy-trinh</w:t>
-            </w:r>
-          </w:p>
-        </w:tc>
-        <w:tc>
-          <w:tcPr>
-            <w:tcW w:type="dxa" w:w="4320"/>
-          </w:tcPr>
-          <w:p>
-            <w:r/>
-            <w:r>
-              <w:t>Sơ đồ quy trình và ma trận vai × mục (màn Quy trình đọc từ đây)</w:t>
+              <w:t>Thẻ khách cấp: nạp · tiêu · số cấn trừ từng khách</w:t>
             </w:r>
           </w:p>
         </w:tc>
@@ -12711,31 +13028,40 @@
     <w:p/>
     <w:p>
       <w:pPr>
-        <w:pStyle w:val="Heading1"/>
-      </w:pPr>
-      <w:r>
-        <w:rPr>
-          <w:color w:val="145C4A"/>
-        </w:rPr>
-        <w:t>C7. Quy ước lỗi</w:t>
-      </w:r>
-    </w:p>
-    <w:p>
-      <w:pPr>
         <w:jc w:val="both"/>
       </w:pPr>
       <w:r>
-        <w:t xml:space="preserve">Mọi lỗi trả JSON </w:t>
+        <w:t xml:space="preserve">Trừ thẻ không có đường riêng: nó xảy ra khi </w:t>
+      </w:r>
+      <w:r>
+        <w:rPr>
+          <w:b/>
+        </w:rPr>
+        <w:t>ghi sổ mục IV</w:t>
+      </w:r>
+      <w:r>
+        <w:t xml:space="preserve"> của phiếu (</w:t>
       </w:r>
       <w:r>
         <w:rPr>
           <w:rFonts w:ascii="Consolas" w:hAnsi="Consolas"/>
           <w:sz w:val="19"/>
         </w:rPr>
-        <w:t>{"detail": {"ma": "MA_LOI", "loi": "câu tiếng Việt cho người dùng"}}</w:t>
-      </w:r>
-      <w:r>
-        <w:t>.</w:t>
+        <w:t>/sections/travel/book</w:t>
+      </w:r>
+      <w:r>
+        <w:t>).</w:t>
+      </w:r>
+    </w:p>
+    <w:p>
+      <w:pPr>
+        <w:pStyle w:val="Heading1"/>
+      </w:pPr>
+      <w:r>
+        <w:rPr>
+          <w:color w:val="145C4A"/>
+        </w:rPr>
+        <w:t>C6. Theo dõi, báo cáo, chứng từ</w:t>
       </w:r>
     </w:p>
     <w:tbl>
@@ -12763,7 +13089,7 @@
               <w:rPr>
                 <w:b/>
               </w:rPr>
-              <w:t>Mã</w:t>
+              <w:t>Đường</w:t>
             </w:r>
           </w:p>
         </w:tc>
@@ -12781,7 +13107,7 @@
               <w:rPr>
                 <w:b/>
               </w:rPr>
-              <w:t>Nghĩa</w:t>
+              <w:t>Việc</w:t>
             </w:r>
           </w:p>
         </w:tc>
@@ -12798,10 +13124,17 @@
                 <w:rFonts w:ascii="Consolas" w:hAnsi="Consolas"/>
                 <w:sz w:val="19"/>
               </w:rPr>
-              <w:t>KHONG_CO_QUYEN</w:t>
-            </w:r>
-            <w:r>
-              <w:t xml:space="preserve"> (403)</w:t>
+              <w:t>GET /api/theo-doi</w:t>
+            </w:r>
+            <w:r>
+              <w:t xml:space="preserve">, </w:t>
+            </w:r>
+            <w:r>
+              <w:rPr>
+                <w:rFonts w:ascii="Consolas" w:hAnsi="Consolas"/>
+                <w:sz w:val="19"/>
+              </w:rPr>
+              <w:t>/api/theo-doi/su-co</w:t>
             </w:r>
           </w:p>
         </w:tc>
@@ -12812,7 +13145,7 @@
           <w:p>
             <w:r/>
             <w:r>
-              <w:t>Vai này không được làm việc đó</w:t>
+              <w:t>Trung tâm điều hành: dải ô số, danh sách chuyến, sổ sự cố</w:t>
             </w:r>
           </w:p>
         </w:tc>
@@ -12829,10 +13162,7 @@
                 <w:rFonts w:ascii="Consolas" w:hAnsi="Consolas"/>
                 <w:sz w:val="19"/>
               </w:rPr>
-              <w:t>MUC_DA_KHOA</w:t>
-            </w:r>
-            <w:r>
-              <w:t xml:space="preserve"> (409)</w:t>
+              <w:t>GET /api/bao-cao/tong-quan?thang=</w:t>
             </w:r>
           </w:p>
         </w:tc>
@@ -12843,7 +13173,7 @@
           <w:p>
             <w:r/>
             <w:r>
-              <w:t>Mục đã kiểm, phải trả lại mới sửa</w:t>
+              <w:t>Bốn con số, tiến trình, cơ cấu chi, việc cần xử lý</w:t>
             </w:r>
           </w:p>
         </w:tc>
@@ -12860,10 +13190,7 @@
                 <w:rFonts w:ascii="Consolas" w:hAnsi="Consolas"/>
                 <w:sz w:val="19"/>
               </w:rPr>
-              <w:t>SAI_BUOC</w:t>
-            </w:r>
-            <w:r>
-              <w:t xml:space="preserve"> (409)</w:t>
+              <w:t>GET /api/bao-cao/xu-huong?thang=</w:t>
             </w:r>
           </w:p>
         </w:tc>
@@ -12874,7 +13201,7 @@
           <w:p>
             <w:r/>
             <w:r>
-              <w:t>Chuyển bước không đúng thứ tự</w:t>
+              <w:t>Sáu tháng, theo ngày, hao hụt, hiệu suất xe, vận hành, xem nhanh, dòng thời gian</w:t>
             </w:r>
           </w:p>
         </w:tc>
@@ -12891,10 +13218,27 @@
                 <w:rFonts w:ascii="Consolas" w:hAnsi="Consolas"/>
                 <w:sz w:val="19"/>
               </w:rPr>
-              <w:t>DA_KHOA</w:t>
-            </w:r>
-            <w:r>
-              <w:t xml:space="preserve"> (409)</w:t>
+              <w:t>GET /api/bao-cao/theo-doi</w:t>
+            </w:r>
+            <w:r>
+              <w:t xml:space="preserve">, </w:t>
+            </w:r>
+            <w:r>
+              <w:rPr>
+                <w:rFonts w:ascii="Consolas" w:hAnsi="Consolas"/>
+                <w:sz w:val="19"/>
+              </w:rPr>
+              <w:t>/xe-lien-ket</w:t>
+            </w:r>
+            <w:r>
+              <w:t xml:space="preserve">, </w:t>
+            </w:r>
+            <w:r>
+              <w:rPr>
+                <w:rFonts w:ascii="Consolas" w:hAnsi="Consolas"/>
+                <w:sz w:val="19"/>
+              </w:rPr>
+              <w:t>/tien-tai-xe</w:t>
             </w:r>
           </w:p>
         </w:tc>
@@ -12905,7 +13249,17 @@
           <w:p>
             <w:r/>
             <w:r>
-              <w:t>Phiếu đã khoá</w:t>
+              <w:t xml:space="preserve">Ba bảng báo cáo trong Excel của họ. </w:t>
+            </w:r>
+            <w:r>
+              <w:rPr>
+                <w:rFonts w:ascii="Consolas" w:hAnsi="Consolas"/>
+                <w:sz w:val="19"/>
+              </w:rPr>
+              <w:t>/xe-lien-ket</w:t>
+            </w:r>
+            <w:r>
+              <w:t xml:space="preserve"> là biên lợi nhuận nên chặn vai không thấy tiền bán</w:t>
             </w:r>
           </w:p>
         </w:tc>
@@ -12922,10 +13276,7 @@
                 <w:rFonts w:ascii="Consolas" w:hAnsi="Consolas"/>
                 <w:sz w:val="19"/>
               </w:rPr>
-              <w:t>KHONG_DU_HANG</w:t>
-            </w:r>
-            <w:r>
-              <w:t xml:space="preserve"> (409)</w:t>
+              <w:t>GET /api/bao-cao/can-tru?thang=</w:t>
             </w:r>
           </w:p>
         </w:tc>
@@ -12936,7 +13287,13 @@
           <w:p>
             <w:r/>
             <w:r>
-              <w:t>Lấy quá tồn của lô</w:t>
+              <w:rPr>
+                <w:b/>
+              </w:rPr>
+              <w:t>Cấn trừ cuối tháng</w:t>
+            </w:r>
+            <w:r>
+              <w:t xml:space="preserve"> (C5.1 · C6.1): từng khách — cước phải thu · trả hộ qua thẻ · nợ trạm dầu VN · còn phải thu</w:t>
             </w:r>
           </w:p>
         </w:tc>
@@ -12953,10 +13310,7 @@
                 <w:rFonts w:ascii="Consolas" w:hAnsi="Consolas"/>
                 <w:sz w:val="19"/>
               </w:rPr>
-              <w:t>LO_DA_XUAT</w:t>
-            </w:r>
-            <w:r>
-              <w:t xml:space="preserve"> (409)</w:t>
+              <w:t>GET /api/dem-viec</w:t>
             </w:r>
           </w:p>
         </w:tc>
@@ -12967,7 +13321,7 @@
           <w:p>
             <w:r/>
             <w:r>
-              <w:t>Xoá DO gom mà hàng đã có người lấy</w:t>
+              <w:t>Số việc đang chờ của từng màn, theo vai đang đăng nhập</w:t>
             </w:r>
           </w:p>
         </w:tc>
@@ -12984,10 +13338,37 @@
                 <w:rFonts w:ascii="Consolas" w:hAnsi="Consolas"/>
                 <w:sz w:val="19"/>
               </w:rPr>
-              <w:t>HANG_DA_NHAP_KHO</w:t>
-            </w:r>
-            <w:r>
-              <w:t xml:space="preserve"> (409)</w:t>
+              <w:t>GET /api/chung-tu</w:t>
+            </w:r>
+            <w:r>
+              <w:t xml:space="preserve">, </w:t>
+            </w:r>
+            <w:r>
+              <w:rPr>
+                <w:rFonts w:ascii="Consolas" w:hAnsi="Consolas"/>
+                <w:sz w:val="19"/>
+              </w:rPr>
+              <w:t>/loai</w:t>
+            </w:r>
+            <w:r>
+              <w:t xml:space="preserve">, </w:t>
+            </w:r>
+            <w:r>
+              <w:rPr>
+                <w:rFonts w:ascii="Consolas" w:hAnsi="Consolas"/>
+                <w:sz w:val="19"/>
+              </w:rPr>
+              <w:t>/{id}</w:t>
+            </w:r>
+            <w:r>
+              <w:t xml:space="preserve">, </w:t>
+            </w:r>
+            <w:r>
+              <w:rPr>
+                <w:rFonts w:ascii="Consolas" w:hAnsi="Consolas"/>
+                <w:sz w:val="19"/>
+              </w:rPr>
+              <w:t>POST /{id}/da-day</w:t>
             </w:r>
           </w:p>
         </w:tc>
@@ -12998,7 +13379,13 @@
           <w:p>
             <w:r/>
             <w:r>
-              <w:t>Sửa dòng hàng hoặc cân của DO gom đã nhập kho</w:t>
+              <w:rPr>
+                <w:b/>
+              </w:rPr>
+              <w:t>Sổ chứng từ</w:t>
+            </w:r>
+            <w:r>
+              <w:t xml:space="preserve"> cho bên kế toán kéo về hoặc đánh dấu tay</w:t>
             </w:r>
           </w:p>
         </w:tc>
@@ -13015,10 +13402,17 @@
                 <w:rFonts w:ascii="Consolas" w:hAnsi="Consolas"/>
                 <w:sz w:val="19"/>
               </w:rPr>
-              <w:t>KHONG_DOI_LOAI</w:t>
-            </w:r>
-            <w:r>
-              <w:t xml:space="preserve"> (409)</w:t>
+              <w:t>POST /api/chung-tu/day</w:t>
+            </w:r>
+            <w:r>
+              <w:t xml:space="preserve">, </w:t>
+            </w:r>
+            <w:r>
+              <w:rPr>
+                <w:rFonts w:ascii="Consolas" w:hAnsi="Consolas"/>
+                <w:sz w:val="19"/>
+              </w:rPr>
+              <w:t>POST /api/chung-tu/{id}/day</w:t>
             </w:r>
           </w:p>
         </w:tc>
@@ -13029,7 +13423,33 @@
           <w:p>
             <w:r/>
             <w:r>
-              <w:t>Đổi loại gom/giao khi phiếu đã có dòng hàng hay sổ kho</w:t>
+              <w:rPr>
+                <w:b/>
+              </w:rPr>
+              <w:t>Đẩy chứng từ sang kế toán anh Khang</w:t>
+            </w:r>
+            <w:r>
+              <w:t xml:space="preserve"> (hết tờ chưa đẩy · một tờ). KT Thu/Chi VC và Sếp. Chưa cấu hình → </w:t>
+            </w:r>
+            <w:r>
+              <w:rPr>
+                <w:rFonts w:ascii="Consolas" w:hAnsi="Consolas"/>
+                <w:sz w:val="19"/>
+              </w:rPr>
+              <w:t>CHUA_CAU_HINH</w:t>
+            </w:r>
+            <w:r>
+              <w:t xml:space="preserve">; bên kia hỏng → </w:t>
+            </w:r>
+            <w:r>
+              <w:rPr>
+                <w:rFonts w:ascii="Consolas" w:hAnsi="Consolas"/>
+                <w:sz w:val="19"/>
+              </w:rPr>
+              <w:t>DAY_HONG</w:t>
+            </w:r>
+            <w:r>
+              <w:t>, tờ giữ nguyên kèm câu lỗi</w:t>
             </w:r>
           </w:p>
         </w:tc>
@@ -13046,10 +13466,7 @@
                 <w:rFonts w:ascii="Consolas" w:hAnsi="Consolas"/>
                 <w:sz w:val="19"/>
               </w:rPr>
-              <w:t>TON_AM</w:t>
-            </w:r>
-            <w:r>
-              <w:t xml:space="preserve"> (409)</w:t>
+              <w:t>GET /api/ke-toan/trang-thai</w:t>
             </w:r>
           </w:p>
         </w:tc>
@@ -13060,7 +13477,7 @@
           <w:p>
             <w:r/>
             <w:r>
-              <w:t>Điều chỉnh giảm quá tồn của lô</w:t>
+              <w:t>Đã nối chưa, bao nhiêu tờ đã/chưa/lỗi, lần đẩy gần nhất</w:t>
             </w:r>
           </w:p>
         </w:tc>
@@ -13077,10 +13494,7 @@
                 <w:rFonts w:ascii="Consolas" w:hAnsi="Consolas"/>
                 <w:sz w:val="19"/>
               </w:rPr>
-              <w:t>THIEU_LY_DO</w:t>
-            </w:r>
-            <w:r>
-              <w:t xml:space="preserve"> (422)</w:t>
+              <w:t>GET PUT /api/ke-toan/cau-hinh</w:t>
             </w:r>
           </w:p>
         </w:tc>
@@ -13091,7 +13505,7 @@
           <w:p>
             <w:r/>
             <w:r>
-              <w:t>Điều chỉnh kho không ghi lý do</w:t>
+              <w:t>Sếp đặt địa chỉ API và token kế toán ngay trong màn hình, không cần khởi động lại; token không trả về trình duyệt</w:t>
             </w:r>
           </w:p>
         </w:tc>
@@ -13108,7 +13522,63 @@
                 <w:rFonts w:ascii="Consolas" w:hAnsi="Consolas"/>
                 <w:sz w:val="19"/>
               </w:rPr>
-              <w:t>THANG_SAI</w:t>
+              <w:t>GET /api/acc-codes</w:t>
+            </w:r>
+          </w:p>
+        </w:tc>
+        <w:tc>
+          <w:tcPr>
+            <w:tcW w:type="dxa" w:w="4320"/>
+          </w:tcPr>
+          <w:p>
+            <w:r/>
+            <w:r>
+              <w:t>Danh mục mã tài khoản (gọi API bên anh Khang, có danh mục dự phòng)</w:t>
+            </w:r>
+          </w:p>
+        </w:tc>
+      </w:tr>
+      <w:tr>
+        <w:tc>
+          <w:tcPr>
+            <w:tcW w:type="dxa" w:w="4320"/>
+          </w:tcPr>
+          <w:p>
+            <w:r/>
+            <w:r>
+              <w:rPr>
+                <w:rFonts w:ascii="Consolas" w:hAnsi="Consolas"/>
+                <w:sz w:val="19"/>
+              </w:rPr>
+              <w:t>GET POST DELETE /api/tat-toan</w:t>
+            </w:r>
+          </w:p>
+        </w:tc>
+        <w:tc>
+          <w:tcPr>
+            <w:tcW w:type="dxa" w:w="4320"/>
+          </w:tcPr>
+          <w:p>
+            <w:r/>
+            <w:r>
+              <w:t>Tất toán tài xế theo tháng</w:t>
+            </w:r>
+          </w:p>
+        </w:tc>
+      </w:tr>
+      <w:tr>
+        <w:tc>
+          <w:tcPr>
+            <w:tcW w:type="dxa" w:w="4320"/>
+          </w:tcPr>
+          <w:p>
+            <w:r/>
+            <w:r>
+              <w:rPr>
+                <w:rFonts w:ascii="Consolas" w:hAnsi="Consolas"/>
+                <w:sz w:val="19"/>
+              </w:rPr>
+              <w:t>GET POST /api/suppliers</w:t>
             </w:r>
             <w:r>
               <w:t xml:space="preserve">, </w:t>
@@ -13118,7 +13588,35 @@
                 <w:rFonts w:ascii="Consolas" w:hAnsi="Consolas"/>
                 <w:sz w:val="19"/>
               </w:rPr>
-              <w:t>TUAN_SAI</w:t>
+              <w:t>/api/suppliers/{id}/payments</w:t>
+            </w:r>
+          </w:p>
+        </w:tc>
+        <w:tc>
+          <w:tcPr>
+            <w:tcW w:type="dxa" w:w="4320"/>
+          </w:tcPr>
+          <w:p>
+            <w:r/>
+            <w:r>
+              <w:t>Nhà cung cấp và các đợt trả</w:t>
+            </w:r>
+          </w:p>
+        </w:tc>
+      </w:tr>
+      <w:tr>
+        <w:tc>
+          <w:tcPr>
+            <w:tcW w:type="dxa" w:w="4320"/>
+          </w:tcPr>
+          <w:p>
+            <w:r/>
+            <w:r>
+              <w:rPr>
+                <w:rFonts w:ascii="Consolas" w:hAnsi="Consolas"/>
+                <w:sz w:val="19"/>
+              </w:rPr>
+              <w:t>GET POST DELETE /api/ban-hang</w:t>
             </w:r>
             <w:r>
               <w:t xml:space="preserve">, </w:t>
@@ -13128,10 +13626,7 @@
                 <w:rFonts w:ascii="Consolas" w:hAnsi="Consolas"/>
                 <w:sz w:val="19"/>
               </w:rPr>
-              <w:t>SO_SAI</w:t>
-            </w:r>
-            <w:r>
-              <w:t>… (422)</w:t>
+              <w:t>POST /api/ban-hang/{id}/thu</w:t>
             </w:r>
           </w:p>
         </w:tc>
@@ -13142,7 +13637,73 @@
           <w:p>
             <w:r/>
             <w:r>
-              <w:t>Dữ liệu gửi lên sai dạng</w:t>
+              <w:t>Bán phụ tùng, xăng dầu ra ngoài</w:t>
+            </w:r>
+          </w:p>
+        </w:tc>
+      </w:tr>
+      <w:tr>
+        <w:tc>
+          <w:tcPr>
+            <w:tcW w:type="dxa" w:w="4320"/>
+          </w:tcPr>
+          <w:p>
+            <w:r/>
+            <w:r>
+              <w:rPr>
+                <w:rFonts w:ascii="Consolas" w:hAnsi="Consolas"/>
+                <w:sz w:val="19"/>
+              </w:rPr>
+              <w:t>POST /api/trips/{id}/vi-tri</w:t>
+            </w:r>
+            <w:r>
+              <w:t xml:space="preserve">, </w:t>
+            </w:r>
+            <w:r>
+              <w:rPr>
+                <w:rFonts w:ascii="Consolas" w:hAnsi="Consolas"/>
+                <w:sz w:val="19"/>
+              </w:rPr>
+              <w:t>GET /api/trips/{id}/vet</w:t>
+            </w:r>
+          </w:p>
+        </w:tc>
+        <w:tc>
+          <w:tcPr>
+            <w:tcW w:type="dxa" w:w="4320"/>
+          </w:tcPr>
+          <w:p>
+            <w:r/>
+            <w:r>
+              <w:t>GPS: app tài xế gửi vị trí, màn theo dõi lấy vệt</w:t>
+            </w:r>
+          </w:p>
+        </w:tc>
+      </w:tr>
+      <w:tr>
+        <w:tc>
+          <w:tcPr>
+            <w:tcW w:type="dxa" w:w="4320"/>
+          </w:tcPr>
+          <w:p>
+            <w:r/>
+            <w:r>
+              <w:rPr>
+                <w:rFonts w:ascii="Consolas" w:hAnsi="Consolas"/>
+                <w:sz w:val="19"/>
+              </w:rPr>
+              <w:t>GET /api/quy-trinh</w:t>
+            </w:r>
+          </w:p>
+        </w:tc>
+        <w:tc>
+          <w:tcPr>
+            <w:tcW w:type="dxa" w:w="4320"/>
+          </w:tcPr>
+          <w:p>
+            <w:r/>
+            <w:r>
+              <w:t>Sơ đồ quy trình và ma trận vai × mục (màn Quy trình đọc từ đây)</w:t>
             </w:r>
           </w:p>
         </w:tc>
@@ -13151,21 +13712,13 @@
     <w:p/>
     <w:p>
       <w:pPr>
-        <w:jc w:val="both"/>
-      </w:pPr>
-      <w:r>
-        <w:t>---</w:t>
-      </w:r>
-    </w:p>
-    <w:p>
-      <w:pPr>
-        <w:pStyle w:val="Title"/>
+        <w:pStyle w:val="Heading1"/>
       </w:pPr>
       <w:r>
         <w:rPr>
           <w:color w:val="145C4A"/>
         </w:rPr>
-        <w:t>D. Chạy và kiểm</w:t>
+        <w:t>C7. Quy ước lỗi</w:t>
       </w:r>
     </w:p>
     <w:p>
@@ -13173,47 +13726,17 @@
         <w:jc w:val="both"/>
       </w:pPr>
       <w:r>
+        <w:t xml:space="preserve">Mọi lỗi trả JSON </w:t>
+      </w:r>
+      <w:r>
         <w:rPr>
           <w:rFonts w:ascii="Consolas" w:hAnsi="Consolas"/>
           <w:sz w:val="19"/>
         </w:rPr>
-        <w:t>`</w:t>
-      </w:r>
-    </w:p>
-    <w:p>
-      <w:pPr>
-        <w:jc w:val="both"/>
-      </w:pPr>
-      <w:r>
-        <w:t>python backend\app\seed.py                       # dựng bảng + gieo dữ liệu mẫu (có sẵn một cặp DO gom/giao)</w:t>
-      </w:r>
-    </w:p>
-    <w:p>
-      <w:pPr>
-        <w:jc w:val="both"/>
-      </w:pPr>
-      <w:r>
-        <w:t>python -m uvicorn backend.app.main:app --host 0.0.0.0 --port 8010 --no-access-log</w:t>
-      </w:r>
-    </w:p>
-    <w:p>
-      <w:pPr>
-        <w:jc w:val="both"/>
-      </w:pPr>
-      <w:r>
-        <w:rPr>
-          <w:rFonts w:ascii="Consolas" w:hAnsi="Consolas"/>
-          <w:sz w:val="19"/>
-        </w:rPr>
-        <w:t>`</w:t>
-      </w:r>
-    </w:p>
-    <w:p>
-      <w:pPr>
-        <w:jc w:val="both"/>
-      </w:pPr>
-      <w:r>
-        <w:t>Chín bộ kiểm, chạy khi máy chủ đang bật:</w:t>
+        <w:t>{"detail": {"ma": "MA_LOI", "loi": "câu tiếng Việt cho người dùng"}}</w:t>
+      </w:r>
+      <w:r>
+        <w:t>.</w:t>
       </w:r>
     </w:p>
     <w:tbl>
@@ -13241,7 +13764,7 @@
               <w:rPr>
                 <w:b/>
               </w:rPr>
-              <w:t>Lệnh</w:t>
+              <w:t>Mã</w:t>
             </w:r>
           </w:p>
         </w:tc>
@@ -13259,7 +13782,7 @@
               <w:rPr>
                 <w:b/>
               </w:rPr>
-              <w:t>Kiểm gì</w:t>
+              <w:t>Nghĩa</w:t>
             </w:r>
           </w:p>
         </w:tc>
@@ -13276,7 +13799,10 @@
                 <w:rFonts w:ascii="Consolas" w:hAnsi="Consolas"/>
                 <w:sz w:val="19"/>
               </w:rPr>
-              <w:t>python kiem\test_tinh_toan.py</w:t>
+              <w:t>KHONG_CO_QUYEN</w:t>
+            </w:r>
+            <w:r>
+              <w:t xml:space="preserve"> (403)</w:t>
             </w:r>
           </w:p>
         </w:tc>
@@ -13287,7 +13813,7 @@
           <w:p>
             <w:r/>
             <w:r>
-              <w:t>Phép tính phiếu và phân quyền (không cần máy chủ)</w:t>
+              <w:t>Vai này không được làm việc đó</w:t>
             </w:r>
           </w:p>
         </w:tc>
@@ -13304,7 +13830,10 @@
                 <w:rFonts w:ascii="Consolas" w:hAnsi="Consolas"/>
                 <w:sz w:val="19"/>
               </w:rPr>
-              <w:t>python kiem\thu_hai_do.py</w:t>
+              <w:t>MUC_DA_KHOA</w:t>
+            </w:r>
+            <w:r>
+              <w:t xml:space="preserve"> (409)</w:t>
             </w:r>
           </w:p>
         </w:tc>
@@ -13315,13 +13844,7 @@
           <w:p>
             <w:r/>
             <w:r>
-              <w:rPr>
-                <w:b/>
-              </w:rPr>
-              <w:t>Luồng hai DO</w:t>
-            </w:r>
-            <w:r>
-              <w:t>: gom → nhập kho → giao lấy lô → xuất kho → hao hụt, và ba chỗ phải bị từ chối</w:t>
+              <w:t>Mục đã kiểm, phải trả lại mới sửa</w:t>
             </w:r>
           </w:p>
         </w:tc>
@@ -13338,7 +13861,10 @@
                 <w:rFonts w:ascii="Consolas" w:hAnsi="Consolas"/>
                 <w:sz w:val="19"/>
               </w:rPr>
-              <w:t>python kiem\thu_luong_api.py</w:t>
+              <w:t>SAI_BUOC</w:t>
+            </w:r>
+            <w:r>
+              <w:t xml:space="preserve"> (409)</w:t>
             </w:r>
           </w:p>
         </w:tc>
@@ -13349,7 +13875,7 @@
           <w:p>
             <w:r/>
             <w:r>
-              <w:t>Trọn luồng: lập phiếu → kiểm → ghi sổ → chi → hoá đơn → thu tiền</w:t>
+              <w:t>Chuyển bước không đúng thứ tự</w:t>
             </w:r>
           </w:p>
         </w:tc>
@@ -13366,7 +13892,10 @@
                 <w:rFonts w:ascii="Consolas" w:hAnsi="Consolas"/>
                 <w:sz w:val="19"/>
               </w:rPr>
-              <w:t>python kiem\thu_phieu_linh.py</w:t>
+              <w:t>DA_KHOA</w:t>
+            </w:r>
+            <w:r>
+              <w:t xml:space="preserve"> (409)</w:t>
             </w:r>
           </w:p>
         </w:tc>
@@ -13377,7 +13906,7 @@
           <w:p>
             <w:r/>
             <w:r>
-              <w:t>Phiếu lĩnh QR, thủ kho cấp dầu, khai đổ dọc đường, tất toán</w:t>
+              <w:t>Phiếu đã khoá</w:t>
             </w:r>
           </w:p>
         </w:tc>
@@ -13394,7 +13923,10 @@
                 <w:rFonts w:ascii="Consolas" w:hAnsi="Consolas"/>
                 <w:sz w:val="19"/>
               </w:rPr>
-              <w:t>python kiem\thu_ban_hang.py</w:t>
+              <w:t>KHONG_DU_HANG</w:t>
+            </w:r>
+            <w:r>
+              <w:t xml:space="preserve"> (409)</w:t>
             </w:r>
           </w:p>
         </w:tc>
@@ -13405,7 +13937,7 @@
           <w:p>
             <w:r/>
             <w:r>
-              <w:t>Bán phụ tùng, xăng dầu ra ngoài</w:t>
+              <w:t>Lấy quá tồn của lô</w:t>
             </w:r>
           </w:p>
         </w:tc>
@@ -13422,7 +13954,10 @@
                 <w:rFonts w:ascii="Consolas" w:hAnsi="Consolas"/>
                 <w:sz w:val="19"/>
               </w:rPr>
-              <w:t>python kiem\thu_vi_tri.py</w:t>
+              <w:t>LO_DA_XUAT</w:t>
+            </w:r>
+            <w:r>
+              <w:t xml:space="preserve"> (409)</w:t>
             </w:r>
           </w:p>
         </w:tc>
@@ -13433,7 +13968,7 @@
           <w:p>
             <w:r/>
             <w:r>
-              <w:t>GPS: ai được gửi, lọc điểm dày, GPS cũ</w:t>
+              <w:t>Xoá DO gom mà hàng đã có người lấy</w:t>
             </w:r>
           </w:p>
         </w:tc>
@@ -13450,7 +13985,10 @@
                 <w:rFonts w:ascii="Consolas" w:hAnsi="Consolas"/>
                 <w:sz w:val="19"/>
               </w:rPr>
-              <w:t>node kiem\ra_tai_xe.js</w:t>
+              <w:t>HANG_DA_NHAP_KHO</w:t>
+            </w:r>
+            <w:r>
+              <w:t xml:space="preserve"> (409)</w:t>
             </w:r>
           </w:p>
         </w:tc>
@@ -13461,13 +13999,7 @@
           <w:p>
             <w:r/>
             <w:r>
-              <w:rPr>
-                <w:b/>
-              </w:rPr>
-              <w:t>Rà màn Tài xế</w:t>
-            </w:r>
-            <w:r>
-              <w:t>: từng vai, cột Kết luận, ngăn trượt hồ sơ, năm tab, bốn ngôn ngữ (báo cáo, không phải đạt/hỏng)</w:t>
+              <w:t>Sửa dòng hàng hoặc cân của DO gom đã nhập kho</w:t>
             </w:r>
           </w:p>
         </w:tc>
@@ -13484,7 +14016,10 @@
                 <w:rFonts w:ascii="Consolas" w:hAnsi="Consolas"/>
                 <w:sz w:val="19"/>
               </w:rPr>
-              <w:t>python kiem\thu_chu_xe.py</w:t>
+              <w:t>KHONG_DOI_LOAI</w:t>
+            </w:r>
+            <w:r>
+              <w:t xml:space="preserve"> (409)</w:t>
             </w:r>
           </w:p>
         </w:tc>
@@ -13495,13 +14030,7 @@
           <w:p>
             <w:r/>
             <w:r>
-              <w:rPr>
-                <w:b/>
-              </w:rPr>
-              <w:t>Chủ xe liên kết</w:t>
-            </w:r>
-            <w:r>
-              <w:t>: danh mục, phí riêng từng chủ tự điền vào phiếu, trả gộp hai phiếu một tờ PC_CX, chặn trả trùng, phân quyền xem/sửa/trả</w:t>
+              <w:t>Đổi loại gom/giao khi phiếu đã có dòng hàng hay sổ kho</w:t>
             </w:r>
           </w:p>
         </w:tc>
@@ -13518,7 +14047,10 @@
                 <w:rFonts w:ascii="Consolas" w:hAnsi="Consolas"/>
                 <w:sz w:val="19"/>
               </w:rPr>
-              <w:t>python kiem\thu_hoa_don_gop.py</w:t>
+              <w:t>TON_AM</w:t>
+            </w:r>
+            <w:r>
+              <w:t xml:space="preserve"> (409)</w:t>
             </w:r>
           </w:p>
         </w:tc>
@@ -13529,22 +14061,7 @@
           <w:p>
             <w:r/>
             <w:r>
-              <w:rPr>
-                <w:b/>
-              </w:rPr>
-              <w:t>Hoá đơn gộp tháng</w:t>
-            </w:r>
-            <w:r>
-              <w:t xml:space="preserve">: cờ khách, chặn hoá đơn lẻ, gộp một tờ nhiều phiếu, thu ở tờ </w:t>
-            </w:r>
-            <w:r>
-              <w:rPr>
-                <w:b/>
-              </w:rPr>
-              <w:t>phân bổ đúng về từng phiếu theo ngày</w:t>
-            </w:r>
-            <w:r>
-              <w:t>, chặn thu/xoá lẻ, huỷ tờ lùi lại sạch</w:t>
+              <w:t>Điều chỉnh giảm quá tồn của lô</w:t>
             </w:r>
           </w:p>
         </w:tc>
@@ -13561,7 +14078,10 @@
                 <w:rFonts w:ascii="Consolas" w:hAnsi="Consolas"/>
                 <w:sz w:val="19"/>
               </w:rPr>
-              <w:t>python kiem\thu_vai_va_doi_xe.py</w:t>
+              <w:t>THIEU_LY_DO</w:t>
+            </w:r>
+            <w:r>
+              <w:t xml:space="preserve"> (422)</w:t>
             </w:r>
           </w:p>
         </w:tc>
@@ -13572,22 +14092,7 @@
           <w:p>
             <w:r/>
             <w:r>
-              <w:rPr>
-                <w:b/>
-              </w:rPr>
-              <w:t>Hai vai mới ở Thà Bốc</w:t>
-            </w:r>
-            <w:r>
-              <w:t xml:space="preserve"> (C1.2) và </w:t>
-            </w:r>
-            <w:r>
-              <w:rPr>
-                <w:b/>
-              </w:rPr>
-              <w:t>đổi xe giữa đường</w:t>
-            </w:r>
-            <w:r>
-              <w:t xml:space="preserve"> (C2.2): mục V và kho phụ tùng rút khỏi Bãi, tổ sửa chữa duyệt báo hỏng, đổi xe giữ nguyên chuyến và bắt kiểm lại mục I</w:t>
+              <w:t>Điều chỉnh kho không ghi lý do</w:t>
             </w:r>
           </w:p>
         </w:tc>
@@ -13604,6 +14109,502 @@
                 <w:rFonts w:ascii="Consolas" w:hAnsi="Consolas"/>
                 <w:sz w:val="19"/>
               </w:rPr>
+              <w:t>THANG_SAI</w:t>
+            </w:r>
+            <w:r>
+              <w:t xml:space="preserve">, </w:t>
+            </w:r>
+            <w:r>
+              <w:rPr>
+                <w:rFonts w:ascii="Consolas" w:hAnsi="Consolas"/>
+                <w:sz w:val="19"/>
+              </w:rPr>
+              <w:t>TUAN_SAI</w:t>
+            </w:r>
+            <w:r>
+              <w:t xml:space="preserve">, </w:t>
+            </w:r>
+            <w:r>
+              <w:rPr>
+                <w:rFonts w:ascii="Consolas" w:hAnsi="Consolas"/>
+                <w:sz w:val="19"/>
+              </w:rPr>
+              <w:t>SO_SAI</w:t>
+            </w:r>
+            <w:r>
+              <w:t>… (422)</w:t>
+            </w:r>
+          </w:p>
+        </w:tc>
+        <w:tc>
+          <w:tcPr>
+            <w:tcW w:type="dxa" w:w="4320"/>
+          </w:tcPr>
+          <w:p>
+            <w:r/>
+            <w:r>
+              <w:t>Dữ liệu gửi lên sai dạng</w:t>
+            </w:r>
+          </w:p>
+        </w:tc>
+      </w:tr>
+    </w:tbl>
+    <w:p/>
+    <w:p>
+      <w:pPr>
+        <w:jc w:val="both"/>
+      </w:pPr>
+      <w:r>
+        <w:t>---</w:t>
+      </w:r>
+    </w:p>
+    <w:p>
+      <w:pPr>
+        <w:pStyle w:val="Title"/>
+      </w:pPr>
+      <w:r>
+        <w:rPr>
+          <w:color w:val="145C4A"/>
+        </w:rPr>
+        <w:t>D. Chạy và kiểm</w:t>
+      </w:r>
+    </w:p>
+    <w:p>
+      <w:pPr>
+        <w:jc w:val="both"/>
+      </w:pPr>
+      <w:r>
+        <w:rPr>
+          <w:rFonts w:ascii="Consolas" w:hAnsi="Consolas"/>
+          <w:sz w:val="19"/>
+        </w:rPr>
+        <w:t>`</w:t>
+      </w:r>
+    </w:p>
+    <w:p>
+      <w:pPr>
+        <w:jc w:val="both"/>
+      </w:pPr>
+      <w:r>
+        <w:t>python backend\app\seed.py                       # dựng bảng + gieo dữ liệu mẫu (có sẵn một cặp DO gom/giao)</w:t>
+      </w:r>
+    </w:p>
+    <w:p>
+      <w:pPr>
+        <w:jc w:val="both"/>
+      </w:pPr>
+      <w:r>
+        <w:t>python -m uvicorn backend.app.main:app --host 0.0.0.0 --port 8010 --no-access-log</w:t>
+      </w:r>
+    </w:p>
+    <w:p>
+      <w:pPr>
+        <w:jc w:val="both"/>
+      </w:pPr>
+      <w:r>
+        <w:rPr>
+          <w:rFonts w:ascii="Consolas" w:hAnsi="Consolas"/>
+          <w:sz w:val="19"/>
+        </w:rPr>
+        <w:t>`</w:t>
+      </w:r>
+    </w:p>
+    <w:p>
+      <w:pPr>
+        <w:jc w:val="both"/>
+      </w:pPr>
+      <w:r>
+        <w:t>Chín bộ kiểm, chạy khi máy chủ đang bật:</w:t>
+      </w:r>
+    </w:p>
+    <w:tbl>
+      <w:tblPr>
+        <w:tblStyle w:val="LightGrid-Accent1"/>
+        <w:tblW w:type="auto" w:w="0"/>
+        <w:tblLook w:firstColumn="1" w:firstRow="1" w:lastColumn="0" w:lastRow="0" w:noHBand="0" w:noVBand="1" w:val="04A0"/>
+      </w:tblPr>
+      <w:tblGrid>
+        <w:gridCol w:w="4320"/>
+        <w:gridCol w:w="4320"/>
+      </w:tblGrid>
+      <w:tr>
+        <w:tc>
+          <w:tcPr>
+            <w:tcW w:type="dxa" w:w="4320"/>
+          </w:tcPr>
+          <w:p>
+            <w:r>
+              <w:rPr>
+                <w:b/>
+              </w:rPr>
+            </w:r>
+            <w:r>
+              <w:rPr>
+                <w:b/>
+              </w:rPr>
+              <w:t>Lệnh</w:t>
+            </w:r>
+          </w:p>
+        </w:tc>
+        <w:tc>
+          <w:tcPr>
+            <w:tcW w:type="dxa" w:w="4320"/>
+          </w:tcPr>
+          <w:p>
+            <w:r>
+              <w:rPr>
+                <w:b/>
+              </w:rPr>
+            </w:r>
+            <w:r>
+              <w:rPr>
+                <w:b/>
+              </w:rPr>
+              <w:t>Kiểm gì</w:t>
+            </w:r>
+          </w:p>
+        </w:tc>
+      </w:tr>
+      <w:tr>
+        <w:tc>
+          <w:tcPr>
+            <w:tcW w:type="dxa" w:w="4320"/>
+          </w:tcPr>
+          <w:p>
+            <w:r/>
+            <w:r>
+              <w:rPr>
+                <w:rFonts w:ascii="Consolas" w:hAnsi="Consolas"/>
+                <w:sz w:val="19"/>
+              </w:rPr>
+              <w:t>python kiem\test_tinh_toan.py</w:t>
+            </w:r>
+          </w:p>
+        </w:tc>
+        <w:tc>
+          <w:tcPr>
+            <w:tcW w:type="dxa" w:w="4320"/>
+          </w:tcPr>
+          <w:p>
+            <w:r/>
+            <w:r>
+              <w:t>Phép tính phiếu và phân quyền (không cần máy chủ)</w:t>
+            </w:r>
+          </w:p>
+        </w:tc>
+      </w:tr>
+      <w:tr>
+        <w:tc>
+          <w:tcPr>
+            <w:tcW w:type="dxa" w:w="4320"/>
+          </w:tcPr>
+          <w:p>
+            <w:r/>
+            <w:r>
+              <w:rPr>
+                <w:rFonts w:ascii="Consolas" w:hAnsi="Consolas"/>
+                <w:sz w:val="19"/>
+              </w:rPr>
+              <w:t>python kiem\thu_hai_do.py</w:t>
+            </w:r>
+          </w:p>
+        </w:tc>
+        <w:tc>
+          <w:tcPr>
+            <w:tcW w:type="dxa" w:w="4320"/>
+          </w:tcPr>
+          <w:p>
+            <w:r/>
+            <w:r>
+              <w:rPr>
+                <w:b/>
+              </w:rPr>
+              <w:t>Luồng hai DO</w:t>
+            </w:r>
+            <w:r>
+              <w:t>: gom → nhập kho → giao lấy lô → xuất kho → hao hụt, và ba chỗ phải bị từ chối</w:t>
+            </w:r>
+          </w:p>
+        </w:tc>
+      </w:tr>
+      <w:tr>
+        <w:tc>
+          <w:tcPr>
+            <w:tcW w:type="dxa" w:w="4320"/>
+          </w:tcPr>
+          <w:p>
+            <w:r/>
+            <w:r>
+              <w:rPr>
+                <w:rFonts w:ascii="Consolas" w:hAnsi="Consolas"/>
+                <w:sz w:val="19"/>
+              </w:rPr>
+              <w:t>python kiem\thu_luong_api.py</w:t>
+            </w:r>
+          </w:p>
+        </w:tc>
+        <w:tc>
+          <w:tcPr>
+            <w:tcW w:type="dxa" w:w="4320"/>
+          </w:tcPr>
+          <w:p>
+            <w:r/>
+            <w:r>
+              <w:t>Trọn luồng: lập phiếu → kiểm → ghi sổ → chi → hoá đơn → thu tiền</w:t>
+            </w:r>
+          </w:p>
+        </w:tc>
+      </w:tr>
+      <w:tr>
+        <w:tc>
+          <w:tcPr>
+            <w:tcW w:type="dxa" w:w="4320"/>
+          </w:tcPr>
+          <w:p>
+            <w:r/>
+            <w:r>
+              <w:rPr>
+                <w:rFonts w:ascii="Consolas" w:hAnsi="Consolas"/>
+                <w:sz w:val="19"/>
+              </w:rPr>
+              <w:t>python kiem\thu_phieu_linh.py</w:t>
+            </w:r>
+          </w:p>
+        </w:tc>
+        <w:tc>
+          <w:tcPr>
+            <w:tcW w:type="dxa" w:w="4320"/>
+          </w:tcPr>
+          <w:p>
+            <w:r/>
+            <w:r>
+              <w:t>Phiếu lĩnh QR, thủ kho cấp dầu, khai đổ dọc đường, tất toán</w:t>
+            </w:r>
+          </w:p>
+        </w:tc>
+      </w:tr>
+      <w:tr>
+        <w:tc>
+          <w:tcPr>
+            <w:tcW w:type="dxa" w:w="4320"/>
+          </w:tcPr>
+          <w:p>
+            <w:r/>
+            <w:r>
+              <w:rPr>
+                <w:rFonts w:ascii="Consolas" w:hAnsi="Consolas"/>
+                <w:sz w:val="19"/>
+              </w:rPr>
+              <w:t>python kiem\thu_ban_hang.py</w:t>
+            </w:r>
+          </w:p>
+        </w:tc>
+        <w:tc>
+          <w:tcPr>
+            <w:tcW w:type="dxa" w:w="4320"/>
+          </w:tcPr>
+          <w:p>
+            <w:r/>
+            <w:r>
+              <w:t>Bán phụ tùng, xăng dầu ra ngoài</w:t>
+            </w:r>
+          </w:p>
+        </w:tc>
+      </w:tr>
+      <w:tr>
+        <w:tc>
+          <w:tcPr>
+            <w:tcW w:type="dxa" w:w="4320"/>
+          </w:tcPr>
+          <w:p>
+            <w:r/>
+            <w:r>
+              <w:rPr>
+                <w:rFonts w:ascii="Consolas" w:hAnsi="Consolas"/>
+                <w:sz w:val="19"/>
+              </w:rPr>
+              <w:t>python kiem\thu_vi_tri.py</w:t>
+            </w:r>
+          </w:p>
+        </w:tc>
+        <w:tc>
+          <w:tcPr>
+            <w:tcW w:type="dxa" w:w="4320"/>
+          </w:tcPr>
+          <w:p>
+            <w:r/>
+            <w:r>
+              <w:t>GPS: ai được gửi, lọc điểm dày, GPS cũ</w:t>
+            </w:r>
+          </w:p>
+        </w:tc>
+      </w:tr>
+      <w:tr>
+        <w:tc>
+          <w:tcPr>
+            <w:tcW w:type="dxa" w:w="4320"/>
+          </w:tcPr>
+          <w:p>
+            <w:r/>
+            <w:r>
+              <w:rPr>
+                <w:rFonts w:ascii="Consolas" w:hAnsi="Consolas"/>
+                <w:sz w:val="19"/>
+              </w:rPr>
+              <w:t>node kiem\ra_tai_xe.js</w:t>
+            </w:r>
+          </w:p>
+        </w:tc>
+        <w:tc>
+          <w:tcPr>
+            <w:tcW w:type="dxa" w:w="4320"/>
+          </w:tcPr>
+          <w:p>
+            <w:r/>
+            <w:r>
+              <w:rPr>
+                <w:b/>
+              </w:rPr>
+              <w:t>Rà màn Tài xế</w:t>
+            </w:r>
+            <w:r>
+              <w:t>: từng vai, cột Kết luận, ngăn trượt hồ sơ, năm tab, bốn ngôn ngữ (báo cáo, không phải đạt/hỏng)</w:t>
+            </w:r>
+          </w:p>
+        </w:tc>
+      </w:tr>
+      <w:tr>
+        <w:tc>
+          <w:tcPr>
+            <w:tcW w:type="dxa" w:w="4320"/>
+          </w:tcPr>
+          <w:p>
+            <w:r/>
+            <w:r>
+              <w:rPr>
+                <w:rFonts w:ascii="Consolas" w:hAnsi="Consolas"/>
+                <w:sz w:val="19"/>
+              </w:rPr>
+              <w:t>python kiem\thu_chu_xe.py</w:t>
+            </w:r>
+          </w:p>
+        </w:tc>
+        <w:tc>
+          <w:tcPr>
+            <w:tcW w:type="dxa" w:w="4320"/>
+          </w:tcPr>
+          <w:p>
+            <w:r/>
+            <w:r>
+              <w:rPr>
+                <w:b/>
+              </w:rPr>
+              <w:t>Chủ xe liên kết</w:t>
+            </w:r>
+            <w:r>
+              <w:t>: danh mục, phí riêng từng chủ tự điền vào phiếu, trả gộp hai phiếu một tờ PC_CX, chặn trả trùng, phân quyền xem/sửa/trả</w:t>
+            </w:r>
+          </w:p>
+        </w:tc>
+      </w:tr>
+      <w:tr>
+        <w:tc>
+          <w:tcPr>
+            <w:tcW w:type="dxa" w:w="4320"/>
+          </w:tcPr>
+          <w:p>
+            <w:r/>
+            <w:r>
+              <w:rPr>
+                <w:rFonts w:ascii="Consolas" w:hAnsi="Consolas"/>
+                <w:sz w:val="19"/>
+              </w:rPr>
+              <w:t>python kiem\thu_hoa_don_gop.py</w:t>
+            </w:r>
+          </w:p>
+        </w:tc>
+        <w:tc>
+          <w:tcPr>
+            <w:tcW w:type="dxa" w:w="4320"/>
+          </w:tcPr>
+          <w:p>
+            <w:r/>
+            <w:r>
+              <w:rPr>
+                <w:b/>
+              </w:rPr>
+              <w:t>Hoá đơn gộp tháng</w:t>
+            </w:r>
+            <w:r>
+              <w:t xml:space="preserve">: cờ khách, chặn hoá đơn lẻ, gộp một tờ nhiều phiếu, thu ở tờ </w:t>
+            </w:r>
+            <w:r>
+              <w:rPr>
+                <w:b/>
+              </w:rPr>
+              <w:t>phân bổ đúng về từng phiếu theo ngày</w:t>
+            </w:r>
+            <w:r>
+              <w:t>, chặn thu/xoá lẻ, huỷ tờ lùi lại sạch</w:t>
+            </w:r>
+          </w:p>
+        </w:tc>
+      </w:tr>
+      <w:tr>
+        <w:tc>
+          <w:tcPr>
+            <w:tcW w:type="dxa" w:w="4320"/>
+          </w:tcPr>
+          <w:p>
+            <w:r/>
+            <w:r>
+              <w:rPr>
+                <w:rFonts w:ascii="Consolas" w:hAnsi="Consolas"/>
+                <w:sz w:val="19"/>
+              </w:rPr>
+              <w:t>python kiem\thu_vai_va_doi_xe.py</w:t>
+            </w:r>
+          </w:p>
+        </w:tc>
+        <w:tc>
+          <w:tcPr>
+            <w:tcW w:type="dxa" w:w="4320"/>
+          </w:tcPr>
+          <w:p>
+            <w:r/>
+            <w:r>
+              <w:rPr>
+                <w:b/>
+              </w:rPr>
+              <w:t>Hai vai mới ở Thà Bốc</w:t>
+            </w:r>
+            <w:r>
+              <w:t xml:space="preserve"> (C1.2) và </w:t>
+            </w:r>
+            <w:r>
+              <w:rPr>
+                <w:b/>
+              </w:rPr>
+              <w:t>đổi xe giữa đường</w:t>
+            </w:r>
+            <w:r>
+              <w:t xml:space="preserve"> (C2.2): mục V và kho phụ tùng rút khỏi Bãi, tổ sửa chữa duyệt báo hỏng, đổi xe giữ nguyên chuyến và bắt kiểm lại mục I</w:t>
+            </w:r>
+          </w:p>
+        </w:tc>
+      </w:tr>
+      <w:tr>
+        <w:tc>
+          <w:tcPr>
+            <w:tcW w:type="dxa" w:w="4320"/>
+          </w:tcPr>
+          <w:p>
+            <w:r/>
+            <w:r>
+              <w:rPr>
+                <w:rFonts w:ascii="Consolas" w:hAnsi="Consolas"/>
+                <w:sz w:val="19"/>
+              </w:rPr>
               <w:t>python kiem\thu_sua_chua.py</w:t>
             </w:r>
           </w:p>
@@ -13632,6 +14633,74 @@
             </w:r>
             <w:r>
               <w:t>, chi chỉ phần mua ngoài, màn Xe gom cả hai nguồn</w:t>
+            </w:r>
+          </w:p>
+        </w:tc>
+      </w:tr>
+      <w:tr>
+        <w:tc>
+          <w:tcPr>
+            <w:tcW w:type="dxa" w:w="4320"/>
+          </w:tcPr>
+          <w:p>
+            <w:r/>
+            <w:r>
+              <w:rPr>
+                <w:rFonts w:ascii="Consolas" w:hAnsi="Consolas"/>
+                <w:sz w:val="19"/>
+              </w:rPr>
+              <w:t>python kiem\thu_the_cao_toc.py</w:t>
+            </w:r>
+          </w:p>
+        </w:tc>
+        <w:tc>
+          <w:tcPr>
+            <w:tcW w:type="dxa" w:w="4320"/>
+          </w:tcPr>
+          <w:p>
+            <w:r/>
+            <w:r>
+              <w:rPr>
+                <w:b/>
+              </w:rPr>
+              <w:t>Thẻ cao tốc</w:t>
+            </w:r>
+            <w:r>
+              <w:t xml:space="preserve"> (C6.1): số dư, trừ ĐÚNG MỘT LẦN lúc ghi sổ mục IV, chặn xoá dòng đã trừ, điều chỉnh phải có lý do, cấn trừ cuối tháng</w:t>
+            </w:r>
+          </w:p>
+        </w:tc>
+      </w:tr>
+      <w:tr>
+        <w:tc>
+          <w:tcPr>
+            <w:tcW w:type="dxa" w:w="4320"/>
+          </w:tcPr>
+          <w:p>
+            <w:r/>
+            <w:r>
+              <w:rPr>
+                <w:rFonts w:ascii="Consolas" w:hAnsi="Consolas"/>
+                <w:sz w:val="19"/>
+              </w:rPr>
+              <w:t>python kiem\thu_no_tram_dau.py</w:t>
+            </w:r>
+          </w:p>
+        </w:tc>
+        <w:tc>
+          <w:tcPr>
+            <w:tcW w:type="dxa" w:w="4320"/>
+          </w:tcPr>
+          <w:p>
+            <w:r/>
+            <w:r>
+              <w:rPr>
+                <w:b/>
+              </w:rPr>
+              <w:t>Nợ trạm dầu Việt Nam</w:t>
+            </w:r>
+            <w:r>
+              <w:t xml:space="preserve"> (C5.1): cờ ghi nợ tách khỏi dòng tài xế trả tiền mặt, công nợ trạm chỉ gồm phần ghi nợ, bảng cấn trừ cuối tháng</w:t>
             </w:r>
           </w:p>
         </w:tc>

--- a/DOCS/word/NGHIEP_VU_DB_API.docx
+++ b/DOCS/word/NGHIEP_VU_DB_API.docx
@@ -52,7 +52,7 @@
         <w:t>B. Cơ sở dữ liệu</w:t>
       </w:r>
       <w:r>
-        <w:t xml:space="preserve"> (42 bảng) · </w:t>
+        <w:t xml:space="preserve"> (43 bảng) · </w:t>
       </w:r>
       <w:r>
         <w:rPr>
@@ -66,7 +66,7 @@
         <w:jc w:val="both"/>
       </w:pPr>
       <w:r>
-        <w:t xml:space="preserve">(153 đường). Cuối cùng là phần </w:t>
+        <w:t xml:space="preserve">(158 đường). Cuối cùng là phần </w:t>
       </w:r>
       <w:r>
         <w:rPr>
@@ -1573,7 +1573,25 @@
         <w:jc w:val="both"/>
       </w:pPr>
       <w:r>
-        <w:t>thuê lại xe ngoài giá 1).</w:t>
+        <w:t xml:space="preserve">thuê lại xe ngoài giá 1). Cùng nhóm này còn có </w:t>
+      </w:r>
+      <w:r>
+        <w:rPr>
+          <w:b/>
+        </w:rPr>
+        <w:t>tài xế</w:t>
+      </w:r>
+      <w:r>
+        <w:t xml:space="preserve">, </w:t>
+      </w:r>
+      <w:r>
+        <w:rPr>
+          <w:b/>
+        </w:rPr>
+        <w:t>thủ kho nhiên liệu</w:t>
+      </w:r>
+      <w:r>
+        <w:t>, và từ 22/09 là **thủ</w:t>
       </w:r>
     </w:p>
     <w:p>
@@ -1581,7 +1599,203 @@
         <w:jc w:val="both"/>
       </w:pPr>
       <w:r>
-        <w:t xml:space="preserve">Giao diện giấu bằng lớp CSS </w:t>
+        <w:t>kho phụ tùng</w:t>
+      </w:r>
+      <w:r>
+        <w:rPr>
+          <w:b/>
+        </w:rPr>
+        <w:t xml:space="preserve"> và </w:t>
+      </w:r>
+      <w:r>
+        <w:t>tổ sửa chữa** (</w:t>
+      </w:r>
+      <w:r>
+        <w:rPr>
+          <w:rFonts w:ascii="Consolas" w:hAnsi="Consolas"/>
+          <w:sz w:val="19"/>
+        </w:rPr>
+        <w:t>thay_tien_ban()</w:t>
+      </w:r>
+      <w:r>
+        <w:t xml:space="preserve"> trong </w:t>
+      </w:r>
+      <w:r>
+        <w:rPr>
+          <w:rFonts w:ascii="Consolas" w:hAnsi="Consolas"/>
+          <w:sz w:val="19"/>
+        </w:rPr>
+        <w:t>services/phan_quyen.py</w:t>
+      </w:r>
+      <w:r>
+        <w:t>).</w:t>
+      </w:r>
+    </w:p>
+    <w:p>
+      <w:pPr>
+        <w:jc w:val="both"/>
+      </w:pPr>
+      <w:r>
+        <w:rPr>
+          <w:b/>
+        </w:rPr>
+        <w:t>Máy chủ BỎ HẲN các khoá đó, không phải giao diện che</w:t>
+      </w:r>
+      <w:r>
+        <w:t xml:space="preserve"> (dọn 22/09, nợ kỹ thuật 3.1). Trước đây</w:t>
+      </w:r>
+    </w:p>
+    <w:p>
+      <w:pPr>
+        <w:jc w:val="both"/>
+      </w:pPr>
+      <w:r>
+        <w:rPr>
+          <w:rFonts w:ascii="Consolas" w:hAnsi="Consolas"/>
+          <w:sz w:val="19"/>
+        </w:rPr>
+        <w:t>/api/trips</w:t>
+      </w:r>
+      <w:r>
+        <w:t xml:space="preserve"> và </w:t>
+      </w:r>
+      <w:r>
+        <w:rPr>
+          <w:rFonts w:ascii="Consolas" w:hAnsi="Consolas"/>
+          <w:sz w:val="19"/>
+        </w:rPr>
+        <w:t>/api/bao-cao/theo-doi</w:t>
+      </w:r>
+      <w:r>
+        <w:t xml:space="preserve"> vẫn trả đơn giá, doanh thu, lãi cho mọi vai — mở công cụ trình</w:t>
+      </w:r>
+    </w:p>
+    <w:p>
+      <w:pPr>
+        <w:jc w:val="both"/>
+      </w:pPr>
+      <w:r>
+        <w:t xml:space="preserve">duyệt là đọc được. Nay </w:t>
+      </w:r>
+      <w:r>
+        <w:rPr>
+          <w:rFonts w:ascii="Consolas" w:hAnsi="Consolas"/>
+          <w:sz w:val="19"/>
+        </w:rPr>
+        <w:t>xuat_phieu()</w:t>
+      </w:r>
+      <w:r>
+        <w:t xml:space="preserve"> nhận vai người gọi và cắt: </w:t>
+      </w:r>
+      <w:r>
+        <w:rPr>
+          <w:rFonts w:ascii="Consolas" w:hAnsi="Consolas"/>
+          <w:sz w:val="19"/>
+        </w:rPr>
+        <w:t>price</w:t>
+      </w:r>
+      <w:r>
+        <w:t xml:space="preserve">, </w:t>
+      </w:r>
+      <w:r>
+        <w:rPr>
+          <w:rFonts w:ascii="Consolas" w:hAnsi="Consolas"/>
+          <w:sz w:val="19"/>
+        </w:rPr>
+        <w:t>price_ccy</w:t>
+      </w:r>
+      <w:r>
+        <w:t xml:space="preserve">, </w:t>
+      </w:r>
+      <w:r>
+        <w:rPr>
+          <w:rFonts w:ascii="Consolas" w:hAnsi="Consolas"/>
+          <w:sz w:val="19"/>
+        </w:rPr>
+        <w:t>hire_price</w:t>
+      </w:r>
+      <w:r>
+        <w:t>,</w:t>
+      </w:r>
+    </w:p>
+    <w:p>
+      <w:pPr>
+        <w:jc w:val="both"/>
+      </w:pPr>
+      <w:r>
+        <w:rPr>
+          <w:rFonts w:ascii="Consolas" w:hAnsi="Consolas"/>
+          <w:sz w:val="19"/>
+        </w:rPr>
+        <w:t>hire_ccy</w:t>
+      </w:r>
+      <w:r>
+        <w:t xml:space="preserve">, </w:t>
+      </w:r>
+      <w:r>
+        <w:rPr>
+          <w:rFonts w:ascii="Consolas" w:hAnsi="Consolas"/>
+          <w:sz w:val="19"/>
+        </w:rPr>
+        <w:t>fee_pct</w:t>
+      </w:r>
+      <w:r>
+        <w:t xml:space="preserve">, </w:t>
+      </w:r>
+      <w:r>
+        <w:rPr>
+          <w:rFonts w:ascii="Consolas" w:hAnsi="Consolas"/>
+          <w:sz w:val="19"/>
+        </w:rPr>
+        <w:t>over_limit_t</w:t>
+      </w:r>
+      <w:r>
+        <w:t xml:space="preserve">, </w:t>
+      </w:r>
+      <w:r>
+        <w:rPr>
+          <w:rFonts w:ascii="Consolas" w:hAnsi="Consolas"/>
+          <w:sz w:val="19"/>
+        </w:rPr>
+        <w:t>over_price</w:t>
+      </w:r>
+      <w:r>
+        <w:t>, cùng doanh thu · tiền thuê · phần trừ · lãi · đã</w:t>
+      </w:r>
+    </w:p>
+    <w:p>
+      <w:pPr>
+        <w:jc w:val="both"/>
+      </w:pPr>
+      <w:r>
+        <w:t xml:space="preserve">thu · còn lại trong khối </w:t>
+      </w:r>
+      <w:r>
+        <w:rPr>
+          <w:rFonts w:ascii="Consolas" w:hAnsi="Consolas"/>
+          <w:sz w:val="19"/>
+        </w:rPr>
+        <w:t>tinh</w:t>
+      </w:r>
+      <w:r>
+        <w:t xml:space="preserve">. </w:t>
+      </w:r>
+      <w:r>
+        <w:rPr>
+          <w:b/>
+        </w:rPr>
+        <w:t>Phần chi phí giữ nguyên</w:t>
+      </w:r>
+      <w:r>
+        <w:t xml:space="preserve"> — chính họ nhập và chi. Báo cáo lãi xe</w:t>
+      </w:r>
+    </w:p>
+    <w:p>
+      <w:pPr>
+        <w:jc w:val="both"/>
+      </w:pPr>
+      <w:r>
+        <w:t xml:space="preserve">liên kết thì chặn hẳn 403. Giao diện vẫn giữ lớp CSS </w:t>
       </w:r>
       <w:r>
         <w:rPr>
@@ -1591,72 +1805,7 @@
         <w:t>tien</w:t>
       </w:r>
       <w:r>
-        <w:t xml:space="preserve"> trên thân trang </w:t>
-      </w:r>
-      <w:r>
-        <w:rPr>
-          <w:rFonts w:ascii="Consolas" w:hAnsi="Consolas"/>
-          <w:sz w:val="19"/>
-        </w:rPr>
-        <w:t>vai-&lt;vai&gt;</w:t>
-      </w:r>
-      <w:r>
-        <w:t xml:space="preserve">; </w:t>
-      </w:r>
-      <w:r>
-        <w:rPr>
-          <w:b/>
-        </w:rPr>
-        <w:t>máy chủ cũng bỏ hẳn các khoá đó</w:t>
-      </w:r>
-      <w:r>
-        <w:t xml:space="preserve"> ở</w:t>
-      </w:r>
-    </w:p>
-    <w:p>
-      <w:pPr>
-        <w:jc w:val="both"/>
-      </w:pPr>
-      <w:r>
-        <w:t>hai báo cáo của màn Tổng quan (</w:t>
-      </w:r>
-      <w:r>
-        <w:rPr>
-          <w:rFonts w:ascii="Consolas" w:hAnsi="Consolas"/>
-          <w:sz w:val="19"/>
-        </w:rPr>
-        <w:t>thay_tien_ban()</w:t>
-      </w:r>
-      <w:r>
-        <w:t xml:space="preserve"> trong </w:t>
-      </w:r>
-      <w:r>
-        <w:rPr>
-          <w:rFonts w:ascii="Consolas" w:hAnsi="Consolas"/>
-          <w:sz w:val="19"/>
-        </w:rPr>
-        <w:t>services/phan_quyen.py</w:t>
-      </w:r>
-      <w:r>
-        <w:t>). Các API khác còn trả</w:t>
-      </w:r>
-    </w:p>
-    <w:p>
-      <w:pPr>
-        <w:jc w:val="both"/>
-      </w:pPr>
-      <w:r>
-        <w:t xml:space="preserve">đủ — xem mục B1 trong </w:t>
-      </w:r>
-      <w:r>
-        <w:rPr>
-          <w:rFonts w:ascii="Consolas" w:hAnsi="Consolas"/>
-          <w:sz w:val="19"/>
-        </w:rPr>
-        <w:t>CONG_VIEC_CHO_ANH_KHAMPLA_CHOT.md</w:t>
-      </w:r>
-      <w:r>
-        <w:t>.</w:t>
+        <w:t xml:space="preserve"> như lớp thứ hai.</w:t>
       </w:r>
     </w:p>
     <w:p>
@@ -5407,7 +5556,7 @@
         <w:jc w:val="both"/>
       </w:pPr>
       <w:r>
-        <w:t>42 bảng, nhóm theo việc:</w:t>
+        <w:t>43 bảng, nhóm theo việc:</w:t>
       </w:r>
     </w:p>
     <w:p>
@@ -8889,6 +9038,90 @@
                 <w:rFonts w:ascii="Consolas" w:hAnsi="Consolas"/>
                 <w:sz w:val="19"/>
               </w:rPr>
+              <w:t>vehicle_photos</w:t>
+            </w:r>
+          </w:p>
+        </w:tc>
+        <w:tc>
+          <w:tcPr>
+            <w:tcW w:type="dxa" w:w="4320"/>
+          </w:tcPr>
+          <w:p>
+            <w:r/>
+            <w:r>
+              <w:rPr>
+                <w:b/>
+              </w:rPr>
+              <w:t>Ảnh xe</w:t>
+            </w:r>
+            <w:r>
+              <w:t xml:space="preserve">: </w:t>
+            </w:r>
+            <w:r>
+              <w:rPr>
+                <w:rFonts w:ascii="Consolas" w:hAnsi="Consolas"/>
+                <w:sz w:val="19"/>
+              </w:rPr>
+              <w:t>vehicle_id</w:t>
+            </w:r>
+            <w:r>
+              <w:t xml:space="preserve">, </w:t>
+            </w:r>
+            <w:r>
+              <w:rPr>
+                <w:rFonts w:ascii="Consolas" w:hAnsi="Consolas"/>
+                <w:sz w:val="19"/>
+              </w:rPr>
+              <w:t>filename</w:t>
+            </w:r>
+            <w:r>
+              <w:t xml:space="preserve">, </w:t>
+            </w:r>
+            <w:r>
+              <w:rPr>
+                <w:rFonts w:ascii="Consolas" w:hAnsi="Consolas"/>
+                <w:sz w:val="19"/>
+              </w:rPr>
+              <w:t>stored</w:t>
+            </w:r>
+            <w:r>
+              <w:t xml:space="preserve">, </w:t>
+            </w:r>
+            <w:r>
+              <w:rPr>
+                <w:rFonts w:ascii="Consolas" w:hAnsi="Consolas"/>
+                <w:sz w:val="19"/>
+              </w:rPr>
+              <w:t>chinh</w:t>
+            </w:r>
+            <w:r>
+              <w:t xml:space="preserve"> (ảnh đại diện). Tệp nằm ở </w:t>
+            </w:r>
+            <w:r>
+              <w:rPr>
+                <w:rFonts w:ascii="Consolas" w:hAnsi="Consolas"/>
+                <w:sz w:val="19"/>
+              </w:rPr>
+              <w:t>EPL_LAO_TEP/xe/&lt;vehicle_id&gt;/</w:t>
+            </w:r>
+            <w:r>
+              <w:t xml:space="preserve"> — chung chỗ chứa với tệp đính kèm phiếu</w:t>
+            </w:r>
+          </w:p>
+        </w:tc>
+      </w:tr>
+      <w:tr>
+        <w:tc>
+          <w:tcPr>
+            <w:tcW w:type="dxa" w:w="4320"/>
+          </w:tcPr>
+          <w:p>
+            <w:r/>
+            <w:r>
+              <w:rPr>
+                <w:rFonts w:ascii="Consolas" w:hAnsi="Consolas"/>
+                <w:sz w:val="19"/>
+              </w:rPr>
               <w:t>sales</w:t>
             </w:r>
             <w:r>
@@ -8941,7 +9174,7 @@
         <w:jc w:val="both"/>
       </w:pPr>
       <w:r>
-        <w:t xml:space="preserve">153 đường, tất cả dưới </w:t>
+        <w:t xml:space="preserve">158 đường, tất cả dưới </w:t>
       </w:r>
       <w:r>
         <w:rPr>
@@ -10825,7 +11058,87 @@
           <w:p>
             <w:r/>
             <w:r>
-              <w:t>Xe đầu kéo, chi tiết kèm lịch sử rơ-moóc, chi phí sửa chữa, phiếu gần đây</w:t>
+              <w:t xml:space="preserve">Xe đầu kéo, chi tiết kèm lịch sử rơ-moóc, chi phí sửa chữa (gộp cả </w:t>
+            </w:r>
+            <w:r>
+              <w:rPr>
+                <w:b/>
+              </w:rPr>
+              <w:t>lệnh sửa chữa riêng</w:t>
+            </w:r>
+            <w:r>
+              <w:t>), phiếu gần đây, ảnh</w:t>
+            </w:r>
+          </w:p>
+        </w:tc>
+      </w:tr>
+      <w:tr>
+        <w:tc>
+          <w:tcPr>
+            <w:tcW w:type="dxa" w:w="4320"/>
+          </w:tcPr>
+          <w:p>
+            <w:r/>
+            <w:r>
+              <w:rPr>
+                <w:rFonts w:ascii="Consolas" w:hAnsi="Consolas"/>
+                <w:sz w:val="19"/>
+              </w:rPr>
+              <w:t>GET POST /api/vehicles/{id}/anh</w:t>
+            </w:r>
+            <w:r>
+              <w:t xml:space="preserve"> · </w:t>
+            </w:r>
+            <w:r>
+              <w:rPr>
+                <w:rFonts w:ascii="Consolas" w:hAnsi="Consolas"/>
+                <w:sz w:val="19"/>
+              </w:rPr>
+              <w:t>GET PUT DELETE /api/anh-xe/{id}</w:t>
+            </w:r>
+          </w:p>
+        </w:tc>
+        <w:tc>
+          <w:tcPr>
+            <w:tcW w:type="dxa" w:w="4320"/>
+          </w:tcPr>
+          <w:p>
+            <w:r/>
+            <w:r>
+              <w:rPr>
+                <w:b/>
+              </w:rPr>
+              <w:t>Ảnh xe</w:t>
+            </w:r>
+            <w:r>
+              <w:t>: xem · đưa lên (Bãi, kế toán) · đặt ảnh đại diện · xoá. Ảnh nằm cùng chỗ chứa tệp của phiếu (</w:t>
+            </w:r>
+            <w:r>
+              <w:rPr>
+                <w:rFonts w:ascii="Consolas" w:hAnsi="Consolas"/>
+                <w:sz w:val="19"/>
+              </w:rPr>
+              <w:t>EPL_LAO_TEP/xe/&lt;id&gt;</w:t>
+            </w:r>
+            <w:r>
+              <w:t xml:space="preserve">); thẻ </w:t>
+            </w:r>
+            <w:r>
+              <w:rPr>
+                <w:rFonts w:ascii="Consolas" w:hAnsi="Consolas"/>
+                <w:sz w:val="19"/>
+              </w:rPr>
+              <w:t>&lt;img&gt;</w:t>
+            </w:r>
+            <w:r>
+              <w:t xml:space="preserve"> nhận phiên qua </w:t>
+            </w:r>
+            <w:r>
+              <w:rPr>
+                <w:rFonts w:ascii="Consolas" w:hAnsi="Consolas"/>
+                <w:sz w:val="19"/>
+              </w:rPr>
+              <w:t>?tk=…</w:t>
             </w:r>
           </w:p>
         </w:tc>
@@ -14701,6 +15014,40 @@
             </w:r>
             <w:r>
               <w:t xml:space="preserve"> (C5.1): cờ ghi nợ tách khỏi dòng tài xế trả tiền mặt, công nợ trạm chỉ gồm phần ghi nợ, bảng cấn trừ cuối tháng</w:t>
+            </w:r>
+          </w:p>
+        </w:tc>
+      </w:tr>
+      <w:tr>
+        <w:tc>
+          <w:tcPr>
+            <w:tcW w:type="dxa" w:w="4320"/>
+          </w:tcPr>
+          <w:p>
+            <w:r/>
+            <w:r>
+              <w:rPr>
+                <w:rFonts w:ascii="Consolas" w:hAnsi="Consolas"/>
+                <w:sz w:val="19"/>
+              </w:rPr>
+              <w:t>python kiem\thu_no_ky_thuat.py</w:t>
+            </w:r>
+          </w:p>
+        </w:tc>
+        <w:tc>
+          <w:tcPr>
+            <w:tcW w:type="dxa" w:w="4320"/>
+          </w:tcPr>
+          <w:p>
+            <w:r/>
+            <w:r>
+              <w:rPr>
+                <w:b/>
+              </w:rPr>
+              <w:t>Ba món nợ kỹ thuật</w:t>
+            </w:r>
+            <w:r>
+              <w:t xml:space="preserve"> dọn 22/09: máy chủ không trả giá bán cho Bãi · tài xế · thủ kho (kế toán vẫn thấy đủ), ảnh xe lưu và mở được đúng phiên, ô *Việc của tôi* của KT Doanh thu đếm đúng việc</w:t>
             </w:r>
           </w:p>
         </w:tc>

--- a/DOCS/word/NGHIEP_VU_DB_API.docx
+++ b/DOCS/word/NGHIEP_VU_DB_API.docx
@@ -2218,6 +2218,38 @@
       </w:pPr>
       <w:r>
         <w:t xml:space="preserve">  thiếu dòng hàng, mục có chi mà chưa kiểm. Chỉ cảnh báo, kế toán xác nhận thì vẫn khoá được.</w:t>
+      </w:r>
+    </w:p>
+    <w:p>
+      <w:pPr>
+        <w:pStyle w:val="ListBullet"/>
+      </w:pPr>
+      <w:r>
+        <w:rPr>
+          <w:b/>
+        </w:rPr>
+        <w:t>Hao hụt cân chỉ theo dõi, không trừ tiền</w:t>
+      </w:r>
+      <w:r>
+        <w:t xml:space="preserve"> (anh Khampla C3.4, 22/09). Cước tính theo tấn cân nơi giao là</w:t>
+      </w:r>
+    </w:p>
+    <w:p>
+      <w:pPr>
+        <w:jc w:val="both"/>
+      </w:pPr>
+      <w:r>
+        <w:t xml:space="preserve">  quy tắc hợp đồng, không phải phạt; </w:t>
+      </w:r>
+      <w:r>
+        <w:rPr>
+          <w:rFonts w:ascii="Consolas" w:hAnsi="Consolas"/>
+          <w:sz w:val="19"/>
+        </w:rPr>
+        <w:t>hao_hut_pct</w:t>
+      </w:r>
+      <w:r>
+        <w:t xml:space="preserve"> chỉ để hiện và cảnh báo.</w:t>
       </w:r>
     </w:p>
     <w:p>

--- a/DOCS/word/NGHIEP_VU_DB_API.docx
+++ b/DOCS/word/NGHIEP_VU_DB_API.docx
@@ -52,7 +52,7 @@
         <w:t>B. Cơ sở dữ liệu</w:t>
       </w:r>
       <w:r>
-        <w:t xml:space="preserve"> (43 bảng) · </w:t>
+        <w:t xml:space="preserve"> (44 bảng) · </w:t>
       </w:r>
       <w:r>
         <w:rPr>
@@ -66,7 +66,7 @@
         <w:jc w:val="both"/>
       </w:pPr>
       <w:r>
-        <w:t xml:space="preserve">(158 đường). Cuối cùng là phần </w:t>
+        <w:t xml:space="preserve">(168 đường). Cuối cùng là phần </w:t>
       </w:r>
       <w:r>
         <w:rPr>
@@ -4460,7 +4460,166 @@
         <w:t>còn phải thu</w:t>
       </w:r>
       <w:r>
-        <w:t>. Bên mình chỉ ghi và hiện; bút toán cấn trừ là việc của bên kế toán anh Khang.</w:t>
+        <w:t>.</w:t>
+      </w:r>
+    </w:p>
+    <w:p>
+      <w:pPr>
+        <w:jc w:val="both"/>
+      </w:pPr>
+      <w:r>
+        <w:rPr>
+          <w:b/>
+        </w:rPr>
+        <w:t>Nút "Ghi cấn trừ tháng"</w:t>
+      </w:r>
+      <w:r>
+        <w:t xml:space="preserve"> (KT Doanh thu, </w:t>
+      </w:r>
+      <w:r>
+        <w:rPr>
+          <w:rFonts w:ascii="Consolas" w:hAnsi="Consolas"/>
+          <w:sz w:val="19"/>
+        </w:rPr>
+        <w:t>POST /api/bao-cao/can-tru/ghi</w:t>
+      </w:r>
+      <w:r>
+        <w:t>): biến phần khách đã trả hộ</w:t>
+      </w:r>
+    </w:p>
+    <w:p>
+      <w:pPr>
+        <w:jc w:val="both"/>
+      </w:pPr>
+      <w:r>
+        <w:t>thành **phiếu thu cách thu *cấn trừ*** trên hoá đơn còn nợ của chính khách đó — hoá đơn gộp cũ trước,</w:t>
+      </w:r>
+    </w:p>
+    <w:p>
+      <w:pPr>
+        <w:jc w:val="both"/>
+      </w:pPr>
+      <w:r>
+        <w:t>rồi phiếu lẻ cũ trước. Không có gì mới về cách ghi: gọi đúng hai hàm đang dùng cho nút *Ghi một lần</w:t>
+      </w:r>
+    </w:p>
+    <w:p>
+      <w:pPr>
+        <w:jc w:val="both"/>
+      </w:pPr>
+      <w:r>
+        <w:t>thu* (</w:t>
+      </w:r>
+      <w:r>
+        <w:rPr>
+          <w:rFonts w:ascii="Consolas" w:hAnsi="Consolas"/>
+          <w:sz w:val="19"/>
+        </w:rPr>
+        <w:t>ghi_thu_phieu</w:t>
+      </w:r>
+      <w:r>
+        <w:t xml:space="preserve">, </w:t>
+      </w:r>
+      <w:r>
+        <w:rPr>
+          <w:rFonts w:ascii="Consolas" w:hAnsi="Consolas"/>
+          <w:sz w:val="19"/>
+        </w:rPr>
+        <w:t>ghi_thu_hoa_don</w:t>
+      </w:r>
+      <w:r>
+        <w:t xml:space="preserve">), chỉ khác </w:t>
+      </w:r>
+      <w:r>
+        <w:rPr>
+          <w:rFonts w:ascii="Consolas" w:hAnsi="Consolas"/>
+          <w:sz w:val="19"/>
+        </w:rPr>
+        <w:t>method = offset</w:t>
+      </w:r>
+      <w:r>
+        <w:t xml:space="preserve">, </w:t>
+      </w:r>
+      <w:r>
+        <w:rPr>
+          <w:rFonts w:ascii="Consolas" w:hAnsi="Consolas"/>
+          <w:sz w:val="19"/>
+        </w:rPr>
+        <w:t>ref = CT-YYYYMM</w:t>
+      </w:r>
+      <w:r>
+        <w:t>; nên sổ thu</w:t>
+      </w:r>
+    </w:p>
+    <w:p>
+      <w:pPr>
+        <w:jc w:val="both"/>
+      </w:pPr>
+      <w:r>
+        <w:t xml:space="preserve">tiền vẫn một kiểu dòng, tờ </w:t>
+      </w:r>
+      <w:r>
+        <w:rPr>
+          <w:rFonts w:ascii="Consolas" w:hAnsi="Consolas"/>
+          <w:sz w:val="19"/>
+        </w:rPr>
+        <w:t>PT</w:t>
+      </w:r>
+      <w:r>
+        <w:t xml:space="preserve"> vẫn một kiểu tờ, trạng thái từng phiếu tự đổi. "Đã ghi" của tháng đọc</w:t>
+      </w:r>
+    </w:p>
+    <w:p>
+      <w:pPr>
+        <w:jc w:val="both"/>
+      </w:pPr>
+      <w:r>
+        <w:t xml:space="preserve">từ chính sổ thu theo </w:t>
+      </w:r>
+      <w:r>
+        <w:rPr>
+          <w:rFonts w:ascii="Consolas" w:hAnsi="Consolas"/>
+          <w:sz w:val="19"/>
+        </w:rPr>
+        <w:t>ref</w:t>
+      </w:r>
+      <w:r>
+        <w:t>, nên bấm lại chỉ ghi phần còn thiếu. Khách trả hộ nhiều hơn cước còn phải</w:t>
+      </w:r>
+    </w:p>
+    <w:p>
+      <w:pPr>
+        <w:jc w:val="both"/>
+      </w:pPr>
+      <w:r>
+        <w:t xml:space="preserve">thu thì phần dư </w:t>
+      </w:r>
+      <w:r>
+        <w:rPr>
+          <w:b/>
+        </w:rPr>
+        <w:t>để lại tháng sau</w:t>
+      </w:r>
+      <w:r>
+        <w:t>, không ghi thu dư. Bút toán cấn trừ thật vẫn là của bên kế toán —</w:t>
+      </w:r>
+    </w:p>
+    <w:p>
+      <w:pPr>
+        <w:jc w:val="both"/>
+      </w:pPr>
+      <w:r>
+        <w:t xml:space="preserve">bên mình chỉ gửi các tờ </w:t>
+      </w:r>
+      <w:r>
+        <w:rPr>
+          <w:rFonts w:ascii="Consolas" w:hAnsi="Consolas"/>
+          <w:sz w:val="19"/>
+        </w:rPr>
+        <w:t>PT</w:t>
+      </w:r>
+      <w:r>
+        <w:t xml:space="preserve"> đó sang.</w:t>
       </w:r>
     </w:p>
     <w:p>
@@ -4472,6 +4631,131 @@
           <w:color w:val="145C4A"/>
         </w:rPr>
         <w:t>A6. Sổ chứng từ</w:t>
+      </w:r>
+    </w:p>
+    <w:p>
+      <w:pPr>
+        <w:jc w:val="both"/>
+      </w:pPr>
+      <w:r>
+        <w:rPr>
+          <w:b/>
+        </w:rPr>
+        <w:t>Hàng của khách nằm bãi là khoản NGOÀI BẢNG</w:t>
+      </w:r>
+      <w:r>
+        <w:t xml:space="preserve"> (chốt 22/09): quặng gom về bãi chờ ra cảng là hàng khách</w:t>
+      </w:r>
+    </w:p>
+    <w:p>
+      <w:pPr>
+        <w:jc w:val="both"/>
+      </w:pPr>
+      <w:r>
+        <w:t xml:space="preserve">gửi giữ hộ, EPL không sở hữu — trước đây ba tờ </w:t>
+      </w:r>
+      <w:r>
+        <w:rPr>
+          <w:rFonts w:ascii="Consolas" w:hAnsi="Consolas"/>
+          <w:sz w:val="19"/>
+        </w:rPr>
+        <w:t>PNK_HH</w:t>
+      </w:r>
+      <w:r>
+        <w:t xml:space="preserve"> · </w:t>
+      </w:r>
+      <w:r>
+        <w:rPr>
+          <w:rFonts w:ascii="Consolas" w:hAnsi="Consolas"/>
+          <w:sz w:val="19"/>
+        </w:rPr>
+        <w:t>PXK_HH</w:t>
+      </w:r>
+      <w:r>
+        <w:t xml:space="preserve"> · </w:t>
+      </w:r>
+      <w:r>
+        <w:rPr>
+          <w:rFonts w:ascii="Consolas" w:hAnsi="Consolas"/>
+          <w:sz w:val="19"/>
+        </w:rPr>
+        <w:t>DC_HH</w:t>
+      </w:r>
+      <w:r>
+        <w:t xml:space="preserve"> ghi Nợ kho </w:t>
+      </w:r>
+      <w:r>
+        <w:rPr>
+          <w:rFonts w:ascii="Consolas" w:hAnsi="Consolas"/>
+          <w:sz w:val="19"/>
+        </w:rPr>
+        <w:t>1371</w:t>
+      </w:r>
+      <w:r>
+        <w:t xml:space="preserve"> làm tồn kho</w:t>
+      </w:r>
+    </w:p>
+    <w:p>
+      <w:pPr>
+        <w:jc w:val="both"/>
+      </w:pPr>
+      <w:r>
+        <w:t xml:space="preserve">EPL phình lên bằng hàng của người khác. Nay ba tờ đó </w:t>
+      </w:r>
+      <w:r>
+        <w:rPr>
+          <w:b/>
+        </w:rPr>
+        <w:t>ghi đơn</w:t>
+      </w:r>
+      <w:r>
+        <w:t xml:space="preserve"> một vế *hàng khách gửi* (mã do anh Khang</w:t>
+      </w:r>
+    </w:p>
+    <w:p>
+      <w:pPr>
+        <w:jc w:val="both"/>
+      </w:pPr>
+      <w:r>
+        <w:t xml:space="preserve">cấp, Sếp gõ ở Cấu hình), không đụng </w:t>
+      </w:r>
+      <w:r>
+        <w:rPr>
+          <w:rFonts w:ascii="Consolas" w:hAnsi="Consolas"/>
+          <w:sz w:val="19"/>
+        </w:rPr>
+        <w:t>1371</w:t>
+      </w:r>
+      <w:r>
+        <w:t xml:space="preserve">; số tấn đi đủ trong payload. Tờ </w:t>
+      </w:r>
+      <w:r>
+        <w:rPr>
+          <w:rFonts w:ascii="Consolas" w:hAnsi="Consolas"/>
+          <w:sz w:val="19"/>
+        </w:rPr>
+        <w:t>PXK_BAN</w:t>
+      </w:r>
+      <w:r>
+        <w:t xml:space="preserve"> (bán phụ tùng, dầu</w:t>
+      </w:r>
+    </w:p>
+    <w:p>
+      <w:pPr>
+        <w:jc w:val="both"/>
+      </w:pPr>
+      <w:r>
+        <w:t xml:space="preserve">ra ngoài) mới là hàng của EPL: Nợ *giá vốn* (mã anh Khang cấp) / Có </w:t>
+      </w:r>
+      <w:r>
+        <w:rPr>
+          <w:rFonts w:ascii="Consolas" w:hAnsi="Consolas"/>
+          <w:sz w:val="19"/>
+        </w:rPr>
+        <w:t>1371</w:t>
+      </w:r>
+      <w:r>
+        <w:t>.</w:t>
       </w:r>
     </w:p>
     <w:p>
@@ -5588,7 +5872,7 @@
         <w:jc w:val="both"/>
       </w:pPr>
       <w:r>
-        <w:t>43 bảng, nhóm theo việc:</w:t>
+        <w:t>44 bảng, nhóm theo việc:</w:t>
       </w:r>
     </w:p>
     <w:p>
@@ -9072,6 +9356,16 @@
               </w:rPr>
               <w:t>vehicle_photos</w:t>
             </w:r>
+            <w:r>
+              <w:t xml:space="preserve">, </w:t>
+            </w:r>
+            <w:r>
+              <w:rPr>
+                <w:rFonts w:ascii="Consolas" w:hAnsi="Consolas"/>
+                <w:sz w:val="19"/>
+              </w:rPr>
+              <w:t>driver_photos</w:t>
+            </w:r>
           </w:p>
         </w:tc>
         <w:tc>
@@ -9084,7 +9378,7 @@
               <w:rPr>
                 <w:b/>
               </w:rPr>
-              <w:t>Ảnh xe</w:t>
+              <w:t>Ảnh xe · ảnh tài xế</w:t>
             </w:r>
             <w:r>
               <w:t xml:space="preserve">: </w:t>
@@ -9094,7 +9388,7 @@
                 <w:rFonts w:ascii="Consolas" w:hAnsi="Consolas"/>
                 <w:sz w:val="19"/>
               </w:rPr>
-              <w:t>vehicle_id</w:t>
+              <w:t>filename</w:t>
             </w:r>
             <w:r>
               <w:t xml:space="preserve">, </w:t>
@@ -9104,7 +9398,7 @@
                 <w:rFonts w:ascii="Consolas" w:hAnsi="Consolas"/>
                 <w:sz w:val="19"/>
               </w:rPr>
-              <w:t>filename</w:t>
+              <w:t>stored</w:t>
             </w:r>
             <w:r>
               <w:t xml:space="preserve">, </w:t>
@@ -9114,16 +9408,6 @@
                 <w:rFonts w:ascii="Consolas" w:hAnsi="Consolas"/>
                 <w:sz w:val="19"/>
               </w:rPr>
-              <w:t>stored</w:t>
-            </w:r>
-            <w:r>
-              <w:t xml:space="preserve">, </w:t>
-            </w:r>
-            <w:r>
-              <w:rPr>
-                <w:rFonts w:ascii="Consolas" w:hAnsi="Consolas"/>
-                <w:sz w:val="19"/>
-              </w:rPr>
               <w:t>chinh</w:t>
             </w:r>
             <w:r>
@@ -9134,7 +9418,17 @@
                 <w:rFonts w:ascii="Consolas" w:hAnsi="Consolas"/>
                 <w:sz w:val="19"/>
               </w:rPr>
-              <w:t>EPL_LAO_TEP/xe/&lt;vehicle_id&gt;/</w:t>
+              <w:t>EPL_LAO_TEP/xe/&lt;id&gt;/</w:t>
+            </w:r>
+            <w:r>
+              <w:t xml:space="preserve"> và </w:t>
+            </w:r>
+            <w:r>
+              <w:rPr>
+                <w:rFonts w:ascii="Consolas" w:hAnsi="Consolas"/>
+                <w:sz w:val="19"/>
+              </w:rPr>
+              <w:t>EPL_LAO_TEP/tai-xe/&lt;id&gt;/</w:t>
             </w:r>
             <w:r>
               <w:t xml:space="preserve"> — chung chỗ chứa với tệp đính kèm phiếu</w:t>
@@ -9206,7 +9500,7 @@
         <w:jc w:val="both"/>
       </w:pPr>
       <w:r>
-        <w:t xml:space="preserve">158 đường, tất cả dưới </w:t>
+        <w:t xml:space="preserve">168 đường, tất cả dưới </w:t>
       </w:r>
       <w:r>
         <w:rPr>
@@ -10047,6 +10341,28 @@
               </w:rPr>
               <w:t>PHIEU_DA_TOI</w:t>
             </w:r>
+            <w:r>
+              <w:t xml:space="preserve">; </w:t>
+            </w:r>
+            <w:r>
+              <w:rPr>
+                <w:b/>
+              </w:rPr>
+              <w:t>không đổi chéo xe nhà ↔ xe liên kết</w:t>
+            </w:r>
+            <w:r>
+              <w:t xml:space="preserve"> → </w:t>
+            </w:r>
+            <w:r>
+              <w:rPr>
+                <w:rFonts w:ascii="Consolas" w:hAnsi="Consolas"/>
+                <w:sz w:val="19"/>
+              </w:rPr>
+              <w:t>KHAC_LOAI_XE</w:t>
+            </w:r>
+            <w:r>
+              <w:t xml:space="preserve"> (chứng từ đã sinh mang mã loại cũ)</w:t>
+            </w:r>
           </w:p>
         </w:tc>
       </w:tr>
@@ -11187,6 +11503,67 @@
                 <w:rFonts w:ascii="Consolas" w:hAnsi="Consolas"/>
                 <w:sz w:val="19"/>
               </w:rPr>
+              <w:t>GET POST /api/drivers/{id}/anh</w:t>
+            </w:r>
+            <w:r>
+              <w:t xml:space="preserve"> · </w:t>
+            </w:r>
+            <w:r>
+              <w:rPr>
+                <w:rFonts w:ascii="Consolas" w:hAnsi="Consolas"/>
+                <w:sz w:val="19"/>
+              </w:rPr>
+              <w:t>GET PUT DELETE /api/anh-tai-xe/{id}</w:t>
+            </w:r>
+          </w:p>
+        </w:tc>
+        <w:tc>
+          <w:tcPr>
+            <w:tcW w:type="dxa" w:w="4320"/>
+          </w:tcPr>
+          <w:p>
+            <w:r/>
+            <w:r>
+              <w:rPr>
+                <w:b/>
+              </w:rPr>
+              <w:t>Ảnh tài xế</w:t>
+            </w:r>
+            <w:r>
+              <w:t xml:space="preserve"> — cùng bộ máy (</w:t>
+            </w:r>
+            <w:r>
+              <w:rPr>
+                <w:rFonts w:ascii="Consolas" w:hAnsi="Consolas"/>
+                <w:sz w:val="19"/>
+              </w:rPr>
+              <w:t>routes/anh.py</w:t>
+            </w:r>
+            <w:r>
+              <w:t xml:space="preserve">), thư mục </w:t>
+            </w:r>
+            <w:r>
+              <w:rPr>
+                <w:rFonts w:ascii="Consolas" w:hAnsi="Consolas"/>
+                <w:sz w:val="19"/>
+              </w:rPr>
+              <w:t>tai-xe/&lt;id&gt;</w:t>
+            </w:r>
+          </w:p>
+        </w:tc>
+      </w:tr>
+      <w:tr>
+        <w:tc>
+          <w:tcPr>
+            <w:tcW w:type="dxa" w:w="4320"/>
+          </w:tcPr>
+          <w:p>
+            <w:r/>
+            <w:r>
+              <w:rPr>
+                <w:rFonts w:ascii="Consolas" w:hAnsi="Consolas"/>
+                <w:sz w:val="19"/>
+              </w:rPr>
               <w:t>GET /api/vehicles/{id}/lich?tuan=</w:t>
             </w:r>
           </w:p>
@@ -13623,6 +14000,16 @@
               </w:rPr>
               <w:t>GET /api/bao-cao/can-tru?thang=</w:t>
             </w:r>
+            <w:r>
+              <w:t xml:space="preserve"> · </w:t>
+            </w:r>
+            <w:r>
+              <w:rPr>
+                <w:rFonts w:ascii="Consolas" w:hAnsi="Consolas"/>
+                <w:sz w:val="19"/>
+              </w:rPr>
+              <w:t>POST /api/bao-cao/can-tru/ghi</w:t>
+            </w:r>
           </w:p>
         </w:tc>
         <w:tc>
@@ -13638,7 +14025,7 @@
               <w:t>Cấn trừ cuối tháng</w:t>
             </w:r>
             <w:r>
-              <w:t xml:space="preserve"> (C5.1 · C6.1): từng khách — cước phải thu · trả hộ qua thẻ · nợ trạm dầu VN · còn phải thu</w:t>
+              <w:t xml:space="preserve"> (C5.1 · C6.1): từng khách — cước phải thu · trả hộ qua thẻ · nợ trạm dầu VN · đã ghi · còn phải thu; nút ghi biến phần chưa ghi thành phiếu thu *cấn trừ* (KT Doanh thu)</w:t>
             </w:r>
           </w:p>
         </w:tc>
@@ -13850,7 +14237,36 @@
           <w:p>
             <w:r/>
             <w:r>
-              <w:t>Sếp đặt địa chỉ API và token kế toán ngay trong màn hình, không cần khởi động lại; token không trả về trình duyệt</w:t>
+              <w:t xml:space="preserve">Sếp đặt địa chỉ API và token kế toán, và </w:t>
+            </w:r>
+            <w:r>
+              <w:rPr>
+                <w:b/>
+              </w:rPr>
+              <w:t>hai mã bên kế toán cấp sau</w:t>
+            </w:r>
+            <w:r>
+              <w:t xml:space="preserve"> (</w:t>
+            </w:r>
+            <w:r>
+              <w:rPr>
+                <w:rFonts w:ascii="Consolas" w:hAnsi="Consolas"/>
+                <w:sz w:val="19"/>
+              </w:rPr>
+              <w:t>ma_hang_khach_gui</w:t>
+            </w:r>
+            <w:r>
+              <w:t xml:space="preserve"> ngoài bảng · </w:t>
+            </w:r>
+            <w:r>
+              <w:rPr>
+                <w:rFonts w:ascii="Consolas" w:hAnsi="Consolas"/>
+                <w:sz w:val="19"/>
+              </w:rPr>
+              <w:t>ma_gia_von</w:t>
+            </w:r>
+            <w:r>
+              <w:t>) ngay trong màn hình; tờ sinh sau đó mang mã. Token không trả về trình duyệt</w:t>
             </w:r>
           </w:p>
         </w:tc>
@@ -15080,6 +15496,40 @@
             </w:r>
             <w:r>
               <w:t xml:space="preserve"> dọn 22/09: máy chủ không trả giá bán cho Bãi · tài xế · thủ kho (kế toán vẫn thấy đủ), ảnh xe lưu và mở được đúng phiên, ô *Việc của tôi* của KT Doanh thu đếm đúng việc</w:t>
+            </w:r>
+          </w:p>
+        </w:tc>
+      </w:tr>
+      <w:tr>
+        <w:tc>
+          <w:tcPr>
+            <w:tcW w:type="dxa" w:w="4320"/>
+          </w:tcPr>
+          <w:p>
+            <w:r/>
+            <w:r>
+              <w:rPr>
+                <w:rFonts w:ascii="Consolas" w:hAnsi="Consolas"/>
+                <w:sz w:val="19"/>
+              </w:rPr>
+              <w:t>python kiem\thu_chot_22_09.py</w:t>
+            </w:r>
+          </w:p>
+        </w:tc>
+        <w:tc>
+          <w:tcPr>
+            <w:tcW w:type="dxa" w:w="4320"/>
+          </w:tcPr>
+          <w:p>
+            <w:r/>
+            <w:r>
+              <w:rPr>
+                <w:b/>
+              </w:rPr>
+              <w:t>Bốn quyết định 22/09</w:t>
+            </w:r>
+            <w:r>
+              <w:t>: ghi cấn trừ tháng thành phiếu thu offset không trùng · chặn đổi chéo xe nhà ↔ xe liên kết · ảnh tài xế · hai mã kế toán là ô cấu hình, hàng khách gửi ngoài bảng</w:t>
             </w:r>
           </w:p>
         </w:tc>

--- a/DOCS/word/NGHIEP_VU_DB_API.docx
+++ b/DOCS/word/NGHIEP_VU_DB_API.docx
@@ -66,7 +66,7 @@
         <w:jc w:val="both"/>
       </w:pPr>
       <w:r>
-        <w:t xml:space="preserve">(168 đường). Cuối cùng là phần </w:t>
+        <w:t xml:space="preserve">(169 đường). Cuối cùng là phần </w:t>
       </w:r>
       <w:r>
         <w:rPr>
@@ -9500,7 +9500,7 @@
         <w:jc w:val="both"/>
       </w:pPr>
       <w:r>
-        <w:t xml:space="preserve">168 đường, tất cả dưới </w:t>
+        <w:t xml:space="preserve">169 đường, tất cả dưới </w:t>
       </w:r>
       <w:r>
         <w:rPr>
@@ -11297,6 +11297,40 @@
             </w:r>
             <w:r>
               <w:t xml:space="preserve"> gộp một tờ cuối tháng (C8.2)</w:t>
+            </w:r>
+          </w:p>
+        </w:tc>
+      </w:tr>
+      <w:tr>
+        <w:tc>
+          <w:tcPr>
+            <w:tcW w:type="dxa" w:w="4320"/>
+          </w:tcPr>
+          <w:p>
+            <w:r/>
+            <w:r>
+              <w:rPr>
+                <w:rFonts w:ascii="Consolas" w:hAnsi="Consolas"/>
+                <w:sz w:val="19"/>
+              </w:rPr>
+              <w:t>GET /api/customers/{id}/cong-no</w:t>
+            </w:r>
+          </w:p>
+        </w:tc>
+        <w:tc>
+          <w:tcPr>
+            <w:tcW w:type="dxa" w:w="4320"/>
+          </w:tcPr>
+          <w:p>
+            <w:r/>
+            <w:r>
+              <w:rPr>
+                <w:b/>
+              </w:rPr>
+              <w:t>Công nợ khách</w:t>
+            </w:r>
+            <w:r>
+              <w:t xml:space="preserve"> — khách còn nợ EPL bao nhiêu, gom mọi tháng: từng tờ hoá đơn lẻ + hoá đơn gộp, đã thu, còn lại; tổng theo tiền của từng tờ và quy Kíp. Vai thấy tiền bán mới xem</w:t>
             </w:r>
           </w:p>
         </w:tc>
